--- a/Ansible/1-architecture.docx
+++ b/Ansible/1-architecture.docx
@@ -1,6 +1,6 @@
 
 <file path=word/document.xml><?xml version="1.0" encoding="utf-8"?>
-<w:document xmlns:wpc="http://schemas.microsoft.com/office/word/2010/wordprocessingCanvas" xmlns:cx="http://schemas.microsoft.com/office/drawing/2014/chartex" xmlns:cx1="http://schemas.microsoft.com/office/drawing/2015/9/8/chartex" xmlns:cx2="http://schemas.microsoft.com/office/drawing/2015/10/21/chartex" xmlns:cx3="http://schemas.microsoft.com/office/drawing/2016/5/9/chartex" xmlns:cx4="http://schemas.microsoft.com/office/drawing/2016/5/10/chartex" xmlns:cx5="http://schemas.microsoft.com/office/drawing/2016/5/11/chartex" xmlns:cx6="http://schemas.microsoft.com/office/drawing/2016/5/12/chartex" xmlns:cx7="http://schemas.microsoft.com/office/drawing/2016/5/13/chartex" xmlns:cx8="http://schemas.microsoft.com/office/drawing/2016/5/14/chartex" xmlns:mc="http://schemas.openxmlformats.org/markup-compatibility/2006" xmlns:aink="http://schemas.microsoft.com/office/drawing/2016/ink" xmlns:am3d="http://schemas.microsoft.com/office/drawing/2017/model3d" xmlns:o="urn:schemas-microsoft-com:office:office" xmlns:oel="http://schemas.microsoft.com/office/2019/extlst" xmlns:r="http://schemas.openxmlformats.org/officeDocument/2006/relationships" xmlns:m="http://schemas.openxmlformats.org/officeDocument/2006/math" xmlns:v="urn:schemas-microsoft-com:vml" xmlns:wp14="http://schemas.microsoft.com/office/word/2010/wordprocessingDrawing" xmlns:wp="http://schemas.openxmlformats.org/drawingml/2006/wordprocessingDrawing" xmlns:w10="urn:schemas-microsoft-com:office:word" xmlns:w="http://schemas.openxmlformats.org/wordprocessingml/2006/main" xmlns:w14="http://schemas.microsoft.com/office/word/2010/wordml" xmlns:w15="http://schemas.microsoft.com/office/word/2012/wordml" xmlns:w16cex="http://schemas.microsoft.com/office/word/2018/wordml/cex" xmlns:w16cid="http://schemas.microsoft.com/office/word/2016/wordml/cid" xmlns:w16="http://schemas.microsoft.com/office/word/2018/wordml" xmlns:w16sdtdh="http://schemas.microsoft.com/office/word/2020/wordml/sdtdatahash" xmlns:w16se="http://schemas.microsoft.com/office/word/2015/wordml/symex" xmlns:wpg="http://schemas.microsoft.com/office/word/2010/wordprocessingGroup" xmlns:wpi="http://schemas.microsoft.com/office/word/2010/wordprocessingInk" xmlns:wne="http://schemas.microsoft.com/office/word/2006/wordml" xmlns:wps="http://schemas.microsoft.com/office/word/2010/wordprocessingShape" mc:Ignorable="w14 w15 w16se w16cid w16 w16cex w16sdtdh wp14">
+<w:document xmlns:wpc="http://schemas.microsoft.com/office/word/2010/wordprocessingCanvas" xmlns:cx="http://schemas.microsoft.com/office/drawing/2014/chartex" xmlns:cx1="http://schemas.microsoft.com/office/drawing/2015/9/8/chartex" xmlns:cx2="http://schemas.microsoft.com/office/drawing/2015/10/21/chartex" xmlns:cx3="http://schemas.microsoft.com/office/drawing/2016/5/9/chartex" xmlns:cx4="http://schemas.microsoft.com/office/drawing/2016/5/10/chartex" xmlns:cx5="http://schemas.microsoft.com/office/drawing/2016/5/11/chartex" xmlns:cx6="http://schemas.microsoft.com/office/drawing/2016/5/12/chartex" xmlns:cx7="http://schemas.microsoft.com/office/drawing/2016/5/13/chartex" xmlns:cx8="http://schemas.microsoft.com/office/drawing/2016/5/14/chartex" xmlns:mc="http://schemas.openxmlformats.org/markup-compatibility/2006" xmlns:aink="http://schemas.microsoft.com/office/drawing/2016/ink" xmlns:am3d="http://schemas.microsoft.com/office/drawing/2017/model3d" xmlns:o="urn:schemas-microsoft-com:office:office" xmlns:oel="http://schemas.microsoft.com/office/2019/extlst" xmlns:r="http://schemas.openxmlformats.org/officeDocument/2006/relationships" xmlns:m="http://schemas.openxmlformats.org/officeDocument/2006/math" xmlns:v="urn:schemas-microsoft-com:vml" xmlns:wp14="http://schemas.microsoft.com/office/word/2010/wordprocessingDrawing" xmlns:wp="http://schemas.openxmlformats.org/drawingml/2006/wordprocessingDrawing" xmlns:w10="urn:schemas-microsoft-com:office:word" xmlns:w="http://schemas.openxmlformats.org/wordprocessingml/2006/main" xmlns:w14="http://schemas.microsoft.com/office/word/2010/wordml" xmlns:w15="http://schemas.microsoft.com/office/word/2012/wordml" xmlns:w16cex="http://schemas.microsoft.com/office/word/2018/wordml/cex" xmlns:w16cid="http://schemas.microsoft.com/office/word/2016/wordml/cid" xmlns:w16="http://schemas.microsoft.com/office/word/2018/wordml" xmlns:w16du="http://schemas.microsoft.com/office/word/2023/wordml/word16du" xmlns:w16sdtdh="http://schemas.microsoft.com/office/word/2020/wordml/sdtdatahash" xmlns:w16sdtfl="http://schemas.microsoft.com/office/word/2024/wordml/sdtformatlock" xmlns:w16se="http://schemas.microsoft.com/office/word/2015/wordml/symex" xmlns:wpg="http://schemas.microsoft.com/office/word/2010/wordprocessingGroup" xmlns:wpi="http://schemas.microsoft.com/office/word/2010/wordprocessingInk" xmlns:wne="http://schemas.microsoft.com/office/word/2006/wordml" xmlns:wps="http://schemas.microsoft.com/office/word/2010/wordprocessingShape" mc:Ignorable="w14 w15 w16se w16cid w16 w16cex w16sdtdh w16sdtfl w16du wp14">
   <w:body>
     <w:p>
       <w:pPr>
@@ -1578,23 +1578,7 @@
           <w:sz w:val="28"/>
           <w:szCs w:val="28"/>
         </w:rPr>
-        <w:t>Ansible</w:t>
-      </w:r>
-      <w:r>
-        <w:rPr>
-          <w:rFonts w:asciiTheme="majorBidi" w:hAnsiTheme="majorBidi" w:cstheme="majorBidi"/>
-          <w:sz w:val="28"/>
-          <w:szCs w:val="28"/>
-        </w:rPr>
-        <w:t xml:space="preserve"> </w:t>
-      </w:r>
-      <w:r>
-        <w:rPr>
-          <w:rFonts w:asciiTheme="majorBidi" w:hAnsiTheme="majorBidi" w:cstheme="majorBidi"/>
-          <w:sz w:val="28"/>
-          <w:szCs w:val="28"/>
-        </w:rPr>
-        <w:t>→ Push</w:t>
+        <w:t>Ansible → Push</w:t>
       </w:r>
     </w:p>
     <w:p>
@@ -1618,23 +1602,7 @@
           <w:sz w:val="28"/>
           <w:szCs w:val="28"/>
         </w:rPr>
-        <w:t>Puppet</w:t>
-      </w:r>
-      <w:r>
-        <w:rPr>
-          <w:rFonts w:asciiTheme="majorBidi" w:hAnsiTheme="majorBidi" w:cstheme="majorBidi"/>
-          <w:sz w:val="28"/>
-          <w:szCs w:val="28"/>
-        </w:rPr>
-        <w:t xml:space="preserve"> </w:t>
-      </w:r>
-      <w:r>
-        <w:rPr>
-          <w:rFonts w:asciiTheme="majorBidi" w:hAnsiTheme="majorBidi" w:cstheme="majorBidi"/>
-          <w:sz w:val="28"/>
-          <w:szCs w:val="28"/>
-        </w:rPr>
-        <w:t>→ Pull</w:t>
+        <w:t>Puppet → Pull</w:t>
       </w:r>
     </w:p>
     <w:p>
@@ -1659,23 +1627,7 @@
           <w:sz w:val="28"/>
           <w:szCs w:val="28"/>
         </w:rPr>
-        <w:t>Chef</w:t>
-      </w:r>
-      <w:r>
-        <w:rPr>
-          <w:rFonts w:asciiTheme="majorBidi" w:hAnsiTheme="majorBidi" w:cstheme="majorBidi"/>
-          <w:sz w:val="28"/>
-          <w:szCs w:val="28"/>
-        </w:rPr>
-        <w:t xml:space="preserve"> </w:t>
-      </w:r>
-      <w:r>
-        <w:rPr>
-          <w:rFonts w:asciiTheme="majorBidi" w:hAnsiTheme="majorBidi" w:cstheme="majorBidi"/>
-          <w:sz w:val="28"/>
-          <w:szCs w:val="28"/>
-        </w:rPr>
-        <w:t>→ Pull</w:t>
+        <w:t>Chef → Pull</w:t>
       </w:r>
     </w:p>
     <w:p>
@@ -9617,7 +9569,6 @@
           <w:szCs w:val="28"/>
         </w:rPr>
       </w:pPr>
-      <w:proofErr w:type="spellStart"/>
       <w:r>
         <w:rPr>
           <w:rFonts w:asciiTheme="majorBidi" w:hAnsiTheme="majorBidi" w:cstheme="majorBidi"/>
@@ -9628,7 +9579,6 @@
         </w:rPr>
         <w:t>ssh</w:t>
       </w:r>
-      <w:proofErr w:type="spellEnd"/>
     </w:p>
     <w:p>
       <w:pPr>
@@ -12089,23 +12039,7 @@
           <w:sz w:val="28"/>
           <w:szCs w:val="28"/>
         </w:rPr>
-        <w:t>First run</w:t>
-      </w:r>
-      <w:r>
-        <w:rPr>
-          <w:rFonts w:asciiTheme="majorBidi" w:hAnsiTheme="majorBidi" w:cstheme="majorBidi"/>
-          <w:sz w:val="28"/>
-          <w:szCs w:val="28"/>
-        </w:rPr>
-        <w:t xml:space="preserve"> </w:t>
-      </w:r>
-      <w:r>
-        <w:rPr>
-          <w:rFonts w:asciiTheme="majorBidi" w:hAnsiTheme="majorBidi" w:cstheme="majorBidi"/>
-          <w:sz w:val="28"/>
-          <w:szCs w:val="28"/>
-        </w:rPr>
-        <w:t xml:space="preserve">→ </w:t>
+        <w:t xml:space="preserve">First run → </w:t>
       </w:r>
       <w:r>
         <w:rPr>
@@ -12142,23 +12076,7 @@
           <w:sz w:val="28"/>
           <w:szCs w:val="28"/>
         </w:rPr>
-        <w:t>Second run</w:t>
-      </w:r>
-      <w:r>
-        <w:rPr>
-          <w:rFonts w:asciiTheme="majorBidi" w:hAnsiTheme="majorBidi" w:cstheme="majorBidi"/>
-          <w:sz w:val="28"/>
-          <w:szCs w:val="28"/>
-        </w:rPr>
-        <w:t xml:space="preserve"> </w:t>
-      </w:r>
-      <w:r>
-        <w:rPr>
-          <w:rFonts w:asciiTheme="majorBidi" w:hAnsiTheme="majorBidi" w:cstheme="majorBidi"/>
-          <w:sz w:val="28"/>
-          <w:szCs w:val="28"/>
-        </w:rPr>
-        <w:t xml:space="preserve">→ </w:t>
+        <w:t xml:space="preserve">Second run → </w:t>
       </w:r>
       <w:r>
         <w:rPr>
@@ -12178,23 +12096,7 @@
           <w:sz w:val="28"/>
           <w:szCs w:val="28"/>
         </w:rPr>
-        <w:t xml:space="preserve"> (</w:t>
-      </w:r>
-      <w:r>
-        <w:rPr>
-          <w:rFonts w:asciiTheme="majorBidi" w:hAnsiTheme="majorBidi" w:cstheme="majorBidi"/>
-          <w:sz w:val="28"/>
-          <w:szCs w:val="28"/>
-        </w:rPr>
-        <w:t>Because nginx is already installed.</w:t>
-      </w:r>
-      <w:r>
-        <w:rPr>
-          <w:rFonts w:asciiTheme="majorBidi" w:hAnsiTheme="majorBidi" w:cstheme="majorBidi"/>
-          <w:sz w:val="28"/>
-          <w:szCs w:val="28"/>
-        </w:rPr>
-        <w:t>)</w:t>
+        <w:t xml:space="preserve"> (Because nginx is already installed.)</w:t>
       </w:r>
     </w:p>
     <w:p>
@@ -13751,17 +13653,7 @@
           <w:sz w:val="32"/>
           <w:szCs w:val="32"/>
         </w:rPr>
-        <w:t>Parallel Execution</w:t>
-      </w:r>
-      <w:r>
-        <w:rPr>
-          <w:rFonts w:asciiTheme="majorBidi" w:hAnsiTheme="majorBidi" w:cstheme="majorBidi"/>
-          <w:b/>
-          <w:bCs/>
-          <w:sz w:val="32"/>
-          <w:szCs w:val="32"/>
-        </w:rPr>
-        <w:t>:</w:t>
+        <w:t>Parallel Execution:</w:t>
       </w:r>
     </w:p>
     <w:p>
@@ -14378,6 +14270,7 @@
     <w:p>
       <w:pPr>
         <w:spacing w:after="60"/>
+        <w:jc w:val="both"/>
         <w:rPr>
           <w:rFonts w:asciiTheme="majorBidi" w:hAnsiTheme="majorBidi" w:cstheme="majorBidi"/>
           <w:b/>
@@ -14405,6 +14298,7 @@
           <w:numId w:val="45"/>
         </w:numPr>
         <w:ind w:left="360"/>
+        <w:jc w:val="both"/>
         <w:rPr>
           <w:rFonts w:asciiTheme="majorBidi" w:hAnsiTheme="majorBidi" w:cstheme="majorBidi"/>
           <w:sz w:val="28"/>
@@ -14428,6 +14322,7 @@
           <w:numId w:val="45"/>
         </w:numPr>
         <w:ind w:left="360"/>
+        <w:jc w:val="both"/>
         <w:rPr>
           <w:rFonts w:asciiTheme="majorBidi" w:hAnsiTheme="majorBidi" w:cstheme="majorBidi"/>
           <w:sz w:val="28"/>
@@ -14451,6 +14346,7 @@
           <w:numId w:val="45"/>
         </w:numPr>
         <w:ind w:left="360"/>
+        <w:jc w:val="both"/>
         <w:rPr>
           <w:rFonts w:asciiTheme="majorBidi" w:hAnsiTheme="majorBidi" w:cstheme="majorBidi"/>
           <w:sz w:val="28"/>
@@ -14474,6 +14370,7 @@
           <w:numId w:val="45"/>
         </w:numPr>
         <w:ind w:left="360"/>
+        <w:jc w:val="both"/>
         <w:rPr>
           <w:rFonts w:asciiTheme="majorBidi" w:hAnsiTheme="majorBidi" w:cstheme="majorBidi"/>
           <w:sz w:val="28"/>
@@ -14497,6 +14394,7 @@
           <w:numId w:val="45"/>
         </w:numPr>
         <w:ind w:left="360"/>
+        <w:jc w:val="both"/>
         <w:rPr>
           <w:rFonts w:asciiTheme="majorBidi" w:hAnsiTheme="majorBidi" w:cstheme="majorBidi"/>
           <w:sz w:val="28"/>
@@ -14521,6 +14419,7 @@
         </w:numPr>
         <w:spacing w:after="60"/>
         <w:ind w:left="360"/>
+        <w:jc w:val="both"/>
         <w:rPr>
           <w:rFonts w:asciiTheme="majorBidi" w:hAnsiTheme="majorBidi" w:cstheme="majorBidi"/>
           <w:sz w:val="28"/>
@@ -14539,6 +14438,7 @@
     <w:p>
       <w:pPr>
         <w:spacing w:after="100"/>
+        <w:jc w:val="both"/>
         <w:rPr>
           <w:rFonts w:asciiTheme="majorBidi" w:hAnsiTheme="majorBidi" w:cstheme="majorBidi"/>
           <w:sz w:val="28"/>
@@ -14573,6 +14473,7 @@
     <w:p>
       <w:pPr>
         <w:spacing w:after="80"/>
+        <w:jc w:val="both"/>
         <w:rPr>
           <w:rFonts w:asciiTheme="majorBidi" w:hAnsiTheme="majorBidi" w:cstheme="majorBidi"/>
           <w:b/>
@@ -14605,6 +14506,7 @@
     <w:p>
       <w:pPr>
         <w:spacing w:after="80"/>
+        <w:jc w:val="both"/>
         <w:rPr>
           <w:rFonts w:asciiTheme="majorBidi" w:hAnsiTheme="majorBidi" w:cstheme="majorBidi"/>
           <w:sz w:val="28"/>
@@ -14623,6 +14525,7 @@
     <w:p>
       <w:pPr>
         <w:spacing w:after="60"/>
+        <w:jc w:val="both"/>
         <w:rPr>
           <w:rFonts w:asciiTheme="majorBidi" w:hAnsiTheme="majorBidi" w:cstheme="majorBidi"/>
           <w:b/>
@@ -14650,6 +14553,7 @@
           <w:numId w:val="46"/>
         </w:numPr>
         <w:ind w:left="360"/>
+        <w:jc w:val="both"/>
         <w:rPr>
           <w:rFonts w:asciiTheme="majorBidi" w:hAnsiTheme="majorBidi" w:cstheme="majorBidi"/>
           <w:sz w:val="28"/>
@@ -14673,6 +14577,7 @@
           <w:numId w:val="46"/>
         </w:numPr>
         <w:ind w:left="360"/>
+        <w:jc w:val="both"/>
         <w:rPr>
           <w:rFonts w:asciiTheme="majorBidi" w:hAnsiTheme="majorBidi" w:cstheme="majorBidi"/>
           <w:sz w:val="28"/>
@@ -14696,6 +14601,7 @@
           <w:numId w:val="46"/>
         </w:numPr>
         <w:ind w:left="360"/>
+        <w:jc w:val="both"/>
         <w:rPr>
           <w:rFonts w:asciiTheme="majorBidi" w:hAnsiTheme="majorBidi" w:cstheme="majorBidi"/>
           <w:sz w:val="28"/>
@@ -14719,6 +14625,7 @@
           <w:numId w:val="46"/>
         </w:numPr>
         <w:ind w:left="360"/>
+        <w:jc w:val="both"/>
         <w:rPr>
           <w:rFonts w:asciiTheme="majorBidi" w:hAnsiTheme="majorBidi" w:cstheme="majorBidi"/>
           <w:sz w:val="28"/>
@@ -14742,6 +14649,7 @@
           <w:numId w:val="46"/>
         </w:numPr>
         <w:ind w:left="360"/>
+        <w:jc w:val="both"/>
         <w:rPr>
           <w:rFonts w:asciiTheme="majorBidi" w:hAnsiTheme="majorBidi" w:cstheme="majorBidi"/>
           <w:sz w:val="28"/>
@@ -14765,6 +14673,7 @@
           <w:numId w:val="46"/>
         </w:numPr>
         <w:ind w:left="360"/>
+        <w:jc w:val="both"/>
         <w:rPr>
           <w:rFonts w:asciiTheme="majorBidi" w:hAnsiTheme="majorBidi" w:cstheme="majorBidi"/>
           <w:sz w:val="28"/>
@@ -14789,6 +14698,7 @@
         </w:numPr>
         <w:spacing w:after="80"/>
         <w:ind w:left="360"/>
+        <w:jc w:val="both"/>
         <w:rPr>
           <w:rFonts w:asciiTheme="majorBidi" w:hAnsiTheme="majorBidi" w:cstheme="majorBidi"/>
           <w:sz w:val="28"/>
@@ -14807,6 +14717,7 @@
     <w:p>
       <w:pPr>
         <w:spacing w:after="60"/>
+        <w:jc w:val="both"/>
         <w:rPr>
           <w:rFonts w:asciiTheme="majorBidi" w:hAnsiTheme="majorBidi" w:cstheme="majorBidi"/>
           <w:sz w:val="28"/>
@@ -14827,34 +14738,26 @@
     <w:p>
       <w:pPr>
         <w:spacing w:after="100"/>
-        <w:rPr>
-          <w:rFonts w:asciiTheme="majorBidi" w:hAnsiTheme="majorBidi" w:cstheme="majorBidi"/>
-          <w:sz w:val="28"/>
-          <w:szCs w:val="28"/>
-        </w:rPr>
-      </w:pPr>
-      <w:proofErr w:type="spellStart"/>
-      <w:r>
-        <w:rPr>
-          <w:rFonts w:asciiTheme="majorBidi" w:hAnsiTheme="majorBidi" w:cstheme="majorBidi"/>
-          <w:sz w:val="28"/>
-          <w:szCs w:val="28"/>
-        </w:rPr>
-        <w:t>ssh</w:t>
-      </w:r>
-      <w:proofErr w:type="spellEnd"/>
-      <w:r>
-        <w:rPr>
-          <w:rFonts w:asciiTheme="majorBidi" w:hAnsiTheme="majorBidi" w:cstheme="majorBidi"/>
-          <w:sz w:val="28"/>
-          <w:szCs w:val="28"/>
-        </w:rPr>
-        <w:t xml:space="preserve"> connection plugin</w:t>
+        <w:jc w:val="both"/>
+        <w:rPr>
+          <w:rFonts w:asciiTheme="majorBidi" w:hAnsiTheme="majorBidi" w:cstheme="majorBidi"/>
+          <w:sz w:val="28"/>
+          <w:szCs w:val="28"/>
+        </w:rPr>
+      </w:pPr>
+      <w:r>
+        <w:rPr>
+          <w:rFonts w:asciiTheme="majorBidi" w:hAnsiTheme="majorBidi" w:cstheme="majorBidi"/>
+          <w:sz w:val="28"/>
+          <w:szCs w:val="28"/>
+        </w:rPr>
+        <w:t>ssh connection plugin</w:t>
       </w:r>
     </w:p>
     <w:p>
       <w:pPr>
         <w:spacing w:after="60"/>
+        <w:jc w:val="both"/>
         <w:rPr>
           <w:rFonts w:asciiTheme="majorBidi" w:hAnsiTheme="majorBidi" w:cstheme="majorBidi"/>
           <w:b/>
@@ -14887,6 +14790,7 @@
     <w:p>
       <w:pPr>
         <w:spacing w:after="60"/>
+        <w:jc w:val="both"/>
         <w:rPr>
           <w:rFonts w:asciiTheme="majorBidi" w:hAnsiTheme="majorBidi" w:cstheme="majorBidi"/>
           <w:sz w:val="28"/>
@@ -14910,35 +14814,20 @@
           <w:numId w:val="47"/>
         </w:numPr>
         <w:ind w:left="360"/>
-        <w:rPr>
-          <w:rFonts w:asciiTheme="majorBidi" w:hAnsiTheme="majorBidi" w:cstheme="majorBidi"/>
-          <w:sz w:val="28"/>
-          <w:szCs w:val="28"/>
-        </w:rPr>
-      </w:pPr>
-      <w:r>
-        <w:rPr>
-          <w:rFonts w:asciiTheme="majorBidi" w:hAnsiTheme="majorBidi" w:cstheme="majorBidi"/>
-          <w:sz w:val="28"/>
-          <w:szCs w:val="28"/>
-        </w:rPr>
-        <w:t>Inventory</w:t>
-      </w:r>
-      <w:r>
-        <w:rPr>
-          <w:rFonts w:asciiTheme="majorBidi" w:hAnsiTheme="majorBidi" w:cstheme="majorBidi"/>
-          <w:sz w:val="28"/>
-          <w:szCs w:val="28"/>
-        </w:rPr>
-        <w:t xml:space="preserve"> </w:t>
-      </w:r>
-      <w:r>
-        <w:rPr>
-          <w:rFonts w:asciiTheme="majorBidi" w:hAnsiTheme="majorBidi" w:cstheme="majorBidi"/>
-          <w:sz w:val="28"/>
-          <w:szCs w:val="28"/>
-        </w:rPr>
-        <w:t>→ Defines managed hosts</w:t>
+        <w:jc w:val="both"/>
+        <w:rPr>
+          <w:rFonts w:asciiTheme="majorBidi" w:hAnsiTheme="majorBidi" w:cstheme="majorBidi"/>
+          <w:sz w:val="28"/>
+          <w:szCs w:val="28"/>
+        </w:rPr>
+      </w:pPr>
+      <w:r>
+        <w:rPr>
+          <w:rFonts w:asciiTheme="majorBidi" w:hAnsiTheme="majorBidi" w:cstheme="majorBidi"/>
+          <w:sz w:val="28"/>
+          <w:szCs w:val="28"/>
+        </w:rPr>
+        <w:t>Inventory → Defines managed hosts</w:t>
       </w:r>
     </w:p>
     <w:p>
@@ -14949,35 +14838,20 @@
           <w:numId w:val="47"/>
         </w:numPr>
         <w:ind w:left="360"/>
-        <w:rPr>
-          <w:rFonts w:asciiTheme="majorBidi" w:hAnsiTheme="majorBidi" w:cstheme="majorBidi"/>
-          <w:sz w:val="28"/>
-          <w:szCs w:val="28"/>
-        </w:rPr>
-      </w:pPr>
-      <w:r>
-        <w:rPr>
-          <w:rFonts w:asciiTheme="majorBidi" w:hAnsiTheme="majorBidi" w:cstheme="majorBidi"/>
-          <w:sz w:val="28"/>
-          <w:szCs w:val="28"/>
-        </w:rPr>
-        <w:t>Playbooks</w:t>
-      </w:r>
-      <w:r>
-        <w:rPr>
-          <w:rFonts w:asciiTheme="majorBidi" w:hAnsiTheme="majorBidi" w:cstheme="majorBidi"/>
-          <w:sz w:val="28"/>
-          <w:szCs w:val="28"/>
-        </w:rPr>
-        <w:t xml:space="preserve"> </w:t>
-      </w:r>
-      <w:r>
-        <w:rPr>
-          <w:rFonts w:asciiTheme="majorBidi" w:hAnsiTheme="majorBidi" w:cstheme="majorBidi"/>
-          <w:sz w:val="28"/>
-          <w:szCs w:val="28"/>
-        </w:rPr>
-        <w:t>→ Define automation tasks</w:t>
+        <w:jc w:val="both"/>
+        <w:rPr>
+          <w:rFonts w:asciiTheme="majorBidi" w:hAnsiTheme="majorBidi" w:cstheme="majorBidi"/>
+          <w:sz w:val="28"/>
+          <w:szCs w:val="28"/>
+        </w:rPr>
+      </w:pPr>
+      <w:r>
+        <w:rPr>
+          <w:rFonts w:asciiTheme="majorBidi" w:hAnsiTheme="majorBidi" w:cstheme="majorBidi"/>
+          <w:sz w:val="28"/>
+          <w:szCs w:val="28"/>
+        </w:rPr>
+        <w:t>Playbooks → Define automation tasks</w:t>
       </w:r>
     </w:p>
     <w:p>
@@ -14988,35 +14862,20 @@
           <w:numId w:val="47"/>
         </w:numPr>
         <w:ind w:left="360"/>
-        <w:rPr>
-          <w:rFonts w:asciiTheme="majorBidi" w:hAnsiTheme="majorBidi" w:cstheme="majorBidi"/>
-          <w:sz w:val="28"/>
-          <w:szCs w:val="28"/>
-        </w:rPr>
-      </w:pPr>
-      <w:r>
-        <w:rPr>
-          <w:rFonts w:asciiTheme="majorBidi" w:hAnsiTheme="majorBidi" w:cstheme="majorBidi"/>
-          <w:sz w:val="28"/>
-          <w:szCs w:val="28"/>
-        </w:rPr>
-        <w:t>Modules</w:t>
-      </w:r>
-      <w:r>
-        <w:rPr>
-          <w:rFonts w:asciiTheme="majorBidi" w:hAnsiTheme="majorBidi" w:cstheme="majorBidi"/>
-          <w:sz w:val="28"/>
-          <w:szCs w:val="28"/>
-        </w:rPr>
-        <w:t xml:space="preserve"> </w:t>
-      </w:r>
-      <w:r>
-        <w:rPr>
-          <w:rFonts w:asciiTheme="majorBidi" w:hAnsiTheme="majorBidi" w:cstheme="majorBidi"/>
-          <w:sz w:val="28"/>
-          <w:szCs w:val="28"/>
-        </w:rPr>
-        <w:t>→ Perform actions</w:t>
+        <w:jc w:val="both"/>
+        <w:rPr>
+          <w:rFonts w:asciiTheme="majorBidi" w:hAnsiTheme="majorBidi" w:cstheme="majorBidi"/>
+          <w:sz w:val="28"/>
+          <w:szCs w:val="28"/>
+        </w:rPr>
+      </w:pPr>
+      <w:r>
+        <w:rPr>
+          <w:rFonts w:asciiTheme="majorBidi" w:hAnsiTheme="majorBidi" w:cstheme="majorBidi"/>
+          <w:sz w:val="28"/>
+          <w:szCs w:val="28"/>
+        </w:rPr>
+        <w:t>Modules → Perform actions</w:t>
       </w:r>
     </w:p>
     <w:p>
@@ -15027,35 +14886,20 @@
           <w:numId w:val="47"/>
         </w:numPr>
         <w:ind w:left="360"/>
-        <w:rPr>
-          <w:rFonts w:asciiTheme="majorBidi" w:hAnsiTheme="majorBidi" w:cstheme="majorBidi"/>
-          <w:sz w:val="28"/>
-          <w:szCs w:val="28"/>
-        </w:rPr>
-      </w:pPr>
-      <w:r>
-        <w:rPr>
-          <w:rFonts w:asciiTheme="majorBidi" w:hAnsiTheme="majorBidi" w:cstheme="majorBidi"/>
-          <w:sz w:val="28"/>
-          <w:szCs w:val="28"/>
-        </w:rPr>
-        <w:t>Variables</w:t>
-      </w:r>
-      <w:r>
-        <w:rPr>
-          <w:rFonts w:asciiTheme="majorBidi" w:hAnsiTheme="majorBidi" w:cstheme="majorBidi"/>
-          <w:sz w:val="28"/>
-          <w:szCs w:val="28"/>
-        </w:rPr>
-        <w:t xml:space="preserve"> </w:t>
-      </w:r>
-      <w:r>
-        <w:rPr>
-          <w:rFonts w:asciiTheme="majorBidi" w:hAnsiTheme="majorBidi" w:cstheme="majorBidi"/>
-          <w:sz w:val="28"/>
-          <w:szCs w:val="28"/>
-        </w:rPr>
-        <w:t>→ Store dynamic values</w:t>
+        <w:jc w:val="both"/>
+        <w:rPr>
+          <w:rFonts w:asciiTheme="majorBidi" w:hAnsiTheme="majorBidi" w:cstheme="majorBidi"/>
+          <w:sz w:val="28"/>
+          <w:szCs w:val="28"/>
+        </w:rPr>
+      </w:pPr>
+      <w:r>
+        <w:rPr>
+          <w:rFonts w:asciiTheme="majorBidi" w:hAnsiTheme="majorBidi" w:cstheme="majorBidi"/>
+          <w:sz w:val="28"/>
+          <w:szCs w:val="28"/>
+        </w:rPr>
+        <w:t>Variables → Store dynamic values</w:t>
       </w:r>
     </w:p>
     <w:p>
@@ -15066,35 +14910,20 @@
           <w:numId w:val="47"/>
         </w:numPr>
         <w:ind w:left="360"/>
-        <w:rPr>
-          <w:rFonts w:asciiTheme="majorBidi" w:hAnsiTheme="majorBidi" w:cstheme="majorBidi"/>
-          <w:sz w:val="28"/>
-          <w:szCs w:val="28"/>
-        </w:rPr>
-      </w:pPr>
-      <w:r>
-        <w:rPr>
-          <w:rFonts w:asciiTheme="majorBidi" w:hAnsiTheme="majorBidi" w:cstheme="majorBidi"/>
-          <w:sz w:val="28"/>
-          <w:szCs w:val="28"/>
-        </w:rPr>
-        <w:t>Facts</w:t>
-      </w:r>
-      <w:r>
-        <w:rPr>
-          <w:rFonts w:asciiTheme="majorBidi" w:hAnsiTheme="majorBidi" w:cstheme="majorBidi"/>
-          <w:sz w:val="28"/>
-          <w:szCs w:val="28"/>
-        </w:rPr>
-        <w:t xml:space="preserve"> </w:t>
-      </w:r>
-      <w:r>
-        <w:rPr>
-          <w:rFonts w:asciiTheme="majorBidi" w:hAnsiTheme="majorBidi" w:cstheme="majorBidi"/>
-          <w:sz w:val="28"/>
-          <w:szCs w:val="28"/>
-        </w:rPr>
-        <w:t>→ System information</w:t>
+        <w:jc w:val="both"/>
+        <w:rPr>
+          <w:rFonts w:asciiTheme="majorBidi" w:hAnsiTheme="majorBidi" w:cstheme="majorBidi"/>
+          <w:sz w:val="28"/>
+          <w:szCs w:val="28"/>
+        </w:rPr>
+      </w:pPr>
+      <w:r>
+        <w:rPr>
+          <w:rFonts w:asciiTheme="majorBidi" w:hAnsiTheme="majorBidi" w:cstheme="majorBidi"/>
+          <w:sz w:val="28"/>
+          <w:szCs w:val="28"/>
+        </w:rPr>
+        <w:t>Facts → System information</w:t>
       </w:r>
     </w:p>
     <w:p>
@@ -15105,35 +14934,20 @@
           <w:numId w:val="47"/>
         </w:numPr>
         <w:ind w:left="360"/>
-        <w:rPr>
-          <w:rFonts w:asciiTheme="majorBidi" w:hAnsiTheme="majorBidi" w:cstheme="majorBidi"/>
-          <w:sz w:val="28"/>
-          <w:szCs w:val="28"/>
-        </w:rPr>
-      </w:pPr>
-      <w:r>
-        <w:rPr>
-          <w:rFonts w:asciiTheme="majorBidi" w:hAnsiTheme="majorBidi" w:cstheme="majorBidi"/>
-          <w:sz w:val="28"/>
-          <w:szCs w:val="28"/>
-        </w:rPr>
-        <w:t>Templates</w:t>
-      </w:r>
-      <w:r>
-        <w:rPr>
-          <w:rFonts w:asciiTheme="majorBidi" w:hAnsiTheme="majorBidi" w:cstheme="majorBidi"/>
-          <w:sz w:val="28"/>
-          <w:szCs w:val="28"/>
-        </w:rPr>
-        <w:t xml:space="preserve"> </w:t>
-      </w:r>
-      <w:r>
-        <w:rPr>
-          <w:rFonts w:asciiTheme="majorBidi" w:hAnsiTheme="majorBidi" w:cstheme="majorBidi"/>
-          <w:sz w:val="28"/>
-          <w:szCs w:val="28"/>
-        </w:rPr>
-        <w:t>→ Dynamic config files</w:t>
+        <w:jc w:val="both"/>
+        <w:rPr>
+          <w:rFonts w:asciiTheme="majorBidi" w:hAnsiTheme="majorBidi" w:cstheme="majorBidi"/>
+          <w:sz w:val="28"/>
+          <w:szCs w:val="28"/>
+        </w:rPr>
+      </w:pPr>
+      <w:r>
+        <w:rPr>
+          <w:rFonts w:asciiTheme="majorBidi" w:hAnsiTheme="majorBidi" w:cstheme="majorBidi"/>
+          <w:sz w:val="28"/>
+          <w:szCs w:val="28"/>
+        </w:rPr>
+        <w:t>Templates → Dynamic config files</w:t>
       </w:r>
     </w:p>
     <w:p>
@@ -15144,35 +14958,20 @@
           <w:numId w:val="47"/>
         </w:numPr>
         <w:ind w:left="360"/>
-        <w:rPr>
-          <w:rFonts w:asciiTheme="majorBidi" w:hAnsiTheme="majorBidi" w:cstheme="majorBidi"/>
-          <w:sz w:val="28"/>
-          <w:szCs w:val="28"/>
-        </w:rPr>
-      </w:pPr>
-      <w:r>
-        <w:rPr>
-          <w:rFonts w:asciiTheme="majorBidi" w:hAnsiTheme="majorBidi" w:cstheme="majorBidi"/>
-          <w:sz w:val="28"/>
-          <w:szCs w:val="28"/>
-        </w:rPr>
-        <w:t>Handlers</w:t>
-      </w:r>
-      <w:r>
-        <w:rPr>
-          <w:rFonts w:asciiTheme="majorBidi" w:hAnsiTheme="majorBidi" w:cstheme="majorBidi"/>
-          <w:sz w:val="28"/>
-          <w:szCs w:val="28"/>
-        </w:rPr>
-        <w:t xml:space="preserve"> </w:t>
-      </w:r>
-      <w:r>
-        <w:rPr>
-          <w:rFonts w:asciiTheme="majorBidi" w:hAnsiTheme="majorBidi" w:cstheme="majorBidi"/>
-          <w:sz w:val="28"/>
-          <w:szCs w:val="28"/>
-        </w:rPr>
-        <w:t>→ Triggered tasks</w:t>
+        <w:jc w:val="both"/>
+        <w:rPr>
+          <w:rFonts w:asciiTheme="majorBidi" w:hAnsiTheme="majorBidi" w:cstheme="majorBidi"/>
+          <w:sz w:val="28"/>
+          <w:szCs w:val="28"/>
+        </w:rPr>
+      </w:pPr>
+      <w:r>
+        <w:rPr>
+          <w:rFonts w:asciiTheme="majorBidi" w:hAnsiTheme="majorBidi" w:cstheme="majorBidi"/>
+          <w:sz w:val="28"/>
+          <w:szCs w:val="28"/>
+        </w:rPr>
+        <w:t>Handlers → Triggered tasks</w:t>
       </w:r>
     </w:p>
     <w:p>
@@ -15183,35 +14982,20 @@
           <w:numId w:val="47"/>
         </w:numPr>
         <w:ind w:left="360"/>
-        <w:rPr>
-          <w:rFonts w:asciiTheme="majorBidi" w:hAnsiTheme="majorBidi" w:cstheme="majorBidi"/>
-          <w:sz w:val="28"/>
-          <w:szCs w:val="28"/>
-        </w:rPr>
-      </w:pPr>
-      <w:r>
-        <w:rPr>
-          <w:rFonts w:asciiTheme="majorBidi" w:hAnsiTheme="majorBidi" w:cstheme="majorBidi"/>
-          <w:sz w:val="28"/>
-          <w:szCs w:val="28"/>
-        </w:rPr>
-        <w:t>Roles</w:t>
-      </w:r>
-      <w:r>
-        <w:rPr>
-          <w:rFonts w:asciiTheme="majorBidi" w:hAnsiTheme="majorBidi" w:cstheme="majorBidi"/>
-          <w:sz w:val="28"/>
-          <w:szCs w:val="28"/>
-        </w:rPr>
-        <w:t xml:space="preserve"> </w:t>
-      </w:r>
-      <w:r>
-        <w:rPr>
-          <w:rFonts w:asciiTheme="majorBidi" w:hAnsiTheme="majorBidi" w:cstheme="majorBidi"/>
-          <w:sz w:val="28"/>
-          <w:szCs w:val="28"/>
-        </w:rPr>
-        <w:t>→ Organized automation</w:t>
+        <w:jc w:val="both"/>
+        <w:rPr>
+          <w:rFonts w:asciiTheme="majorBidi" w:hAnsiTheme="majorBidi" w:cstheme="majorBidi"/>
+          <w:sz w:val="28"/>
+          <w:szCs w:val="28"/>
+        </w:rPr>
+      </w:pPr>
+      <w:r>
+        <w:rPr>
+          <w:rFonts w:asciiTheme="majorBidi" w:hAnsiTheme="majorBidi" w:cstheme="majorBidi"/>
+          <w:sz w:val="28"/>
+          <w:szCs w:val="28"/>
+        </w:rPr>
+        <w:t>Roles → Organized automation</w:t>
       </w:r>
     </w:p>
     <w:p>
@@ -15223,40 +15007,26 @@
         </w:numPr>
         <w:spacing w:after="100"/>
         <w:ind w:left="360"/>
-        <w:rPr>
-          <w:rFonts w:asciiTheme="majorBidi" w:hAnsiTheme="majorBidi" w:cstheme="majorBidi"/>
-          <w:sz w:val="28"/>
-          <w:szCs w:val="28"/>
-        </w:rPr>
-      </w:pPr>
-      <w:r>
-        <w:rPr>
-          <w:rFonts w:asciiTheme="majorBidi" w:hAnsiTheme="majorBidi" w:cstheme="majorBidi"/>
-          <w:sz w:val="28"/>
-          <w:szCs w:val="28"/>
-        </w:rPr>
-        <w:t>Collections</w:t>
-      </w:r>
-      <w:r>
-        <w:rPr>
-          <w:rFonts w:asciiTheme="majorBidi" w:hAnsiTheme="majorBidi" w:cstheme="majorBidi"/>
-          <w:sz w:val="28"/>
-          <w:szCs w:val="28"/>
-        </w:rPr>
-        <w:t xml:space="preserve"> </w:t>
-      </w:r>
-      <w:r>
-        <w:rPr>
-          <w:rFonts w:asciiTheme="majorBidi" w:hAnsiTheme="majorBidi" w:cstheme="majorBidi"/>
-          <w:sz w:val="28"/>
-          <w:szCs w:val="28"/>
-        </w:rPr>
-        <w:t>→ Package of modules/plugins</w:t>
+        <w:jc w:val="both"/>
+        <w:rPr>
+          <w:rFonts w:asciiTheme="majorBidi" w:hAnsiTheme="majorBidi" w:cstheme="majorBidi"/>
+          <w:sz w:val="28"/>
+          <w:szCs w:val="28"/>
+        </w:rPr>
+      </w:pPr>
+      <w:r>
+        <w:rPr>
+          <w:rFonts w:asciiTheme="majorBidi" w:hAnsiTheme="majorBidi" w:cstheme="majorBidi"/>
+          <w:sz w:val="28"/>
+          <w:szCs w:val="28"/>
+        </w:rPr>
+        <w:t>Collections → Package of modules/plugins</w:t>
       </w:r>
     </w:p>
     <w:p>
       <w:pPr>
         <w:spacing w:after="60"/>
+        <w:jc w:val="both"/>
         <w:rPr>
           <w:rFonts w:asciiTheme="majorBidi" w:hAnsiTheme="majorBidi" w:cstheme="majorBidi"/>
           <w:b/>
@@ -15289,6 +15059,7 @@
     <w:p>
       <w:pPr>
         <w:spacing w:after="60"/>
+        <w:jc w:val="both"/>
         <w:rPr>
           <w:rFonts w:asciiTheme="majorBidi" w:hAnsiTheme="majorBidi" w:cstheme="majorBidi"/>
           <w:sz w:val="28"/>
@@ -15312,6 +15083,7 @@
           <w:numId w:val="48"/>
         </w:numPr>
         <w:ind w:left="360"/>
+        <w:jc w:val="both"/>
         <w:rPr>
           <w:rFonts w:asciiTheme="majorBidi" w:hAnsiTheme="majorBidi" w:cstheme="majorBidi"/>
           <w:sz w:val="28"/>
@@ -15335,6 +15107,7 @@
           <w:numId w:val="48"/>
         </w:numPr>
         <w:ind w:left="360"/>
+        <w:jc w:val="both"/>
         <w:rPr>
           <w:rFonts w:asciiTheme="majorBidi" w:hAnsiTheme="majorBidi" w:cstheme="majorBidi"/>
           <w:sz w:val="28"/>
@@ -15359,6 +15132,7 @@
           <w:numId w:val="48"/>
         </w:numPr>
         <w:ind w:left="360"/>
+        <w:jc w:val="both"/>
         <w:rPr>
           <w:rFonts w:asciiTheme="majorBidi" w:hAnsiTheme="majorBidi" w:cstheme="majorBidi"/>
           <w:sz w:val="28"/>
@@ -15381,8 +15155,9 @@
           <w:ilvl w:val="0"/>
           <w:numId w:val="48"/>
         </w:numPr>
-        <w:spacing w:after="120"/>
+        <w:spacing w:after="100"/>
         <w:ind w:left="360"/>
+        <w:jc w:val="both"/>
         <w:rPr>
           <w:rFonts w:asciiTheme="majorBidi" w:hAnsiTheme="majorBidi" w:cstheme="majorBidi"/>
           <w:sz w:val="28"/>
@@ -15401,6 +15176,7 @@
     <w:p>
       <w:pPr>
         <w:spacing w:after="80"/>
+        <w:jc w:val="both"/>
         <w:rPr>
           <w:rFonts w:asciiTheme="majorBidi" w:hAnsiTheme="majorBidi" w:cstheme="majorBidi"/>
           <w:b/>
@@ -15433,6 +15209,7 @@
     <w:p>
       <w:pPr>
         <w:spacing w:after="0"/>
+        <w:jc w:val="both"/>
         <w:rPr>
           <w:rFonts w:asciiTheme="majorBidi" w:hAnsiTheme="majorBidi" w:cstheme="majorBidi"/>
           <w:sz w:val="28"/>
@@ -15451,6 +15228,7 @@
     <w:p>
       <w:pPr>
         <w:spacing w:after="60"/>
+        <w:jc w:val="both"/>
         <w:rPr>
           <w:rFonts w:asciiTheme="majorBidi" w:hAnsiTheme="majorBidi" w:cstheme="majorBidi"/>
           <w:b/>
@@ -15476,6 +15254,7 @@
     </w:p>
     <w:p>
       <w:pPr>
+        <w:jc w:val="both"/>
         <w:rPr>
           <w:rFonts w:asciiTheme="majorBidi" w:hAnsiTheme="majorBidi" w:cstheme="majorBidi"/>
           <w:sz w:val="28"/>
@@ -16000,7 +15779,7 @@
           </mc:Choice>
           <mc:Fallback>
             <w:pict>
-              <v:rect w14:anchorId="1FD42674" id="Rectangle 13" o:spid="_x0000_s1037" style="position:absolute;margin-left:0;margin-top:20.5pt;width:227.25pt;height:303pt;z-index:251670528;visibility:visible;mso-wrap-style:square;mso-width-percent:0;mso-height-percent:0;mso-wrap-distance-left:9pt;mso-wrap-distance-top:0;mso-wrap-distance-right:9pt;mso-wrap-distance-bottom:0;mso-position-horizontal:left;mso-position-horizontal-relative:margin;mso-position-vertical:absolute;mso-position-vertical-relative:text;mso-width-percent:0;mso-height-percent:0;mso-width-relative:margin;mso-height-relative:margin;v-text-anchor:middle" o:gfxdata="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" fillcolor="black [3200]" strokecolor="black [480]" strokeweight="1pt">
+              <v:rect w14:anchorId="1FD42674" id="Rectangle 13" o:spid="_x0000_s1037" style="position:absolute;left:0;text-align:left;margin-left:0;margin-top:20.5pt;width:227.25pt;height:303pt;z-index:251670528;visibility:visible;mso-wrap-style:square;mso-width-percent:0;mso-height-percent:0;mso-wrap-distance-left:9pt;mso-wrap-distance-top:0;mso-wrap-distance-right:9pt;mso-wrap-distance-bottom:0;mso-position-horizontal:left;mso-position-horizontal-relative:margin;mso-position-vertical:absolute;mso-position-vertical-relative:text;mso-width-percent:0;mso-height-percent:0;mso-width-relative:margin;mso-height-relative:margin;v-text-anchor:middle" o:gfxdata="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" fillcolor="black [3200]" strokecolor="black [480]" strokeweight="1pt">
                 <v:textbox>
                   <w:txbxContent>
                     <w:p>
@@ -16464,129 +16243,528 @@
     </w:p>
     <w:p>
       <w:pPr>
-        <w:rPr>
-          <w:rFonts w:asciiTheme="majorBidi" w:hAnsiTheme="majorBidi" w:cstheme="majorBidi"/>
-          <w:sz w:val="28"/>
-          <w:szCs w:val="28"/>
-        </w:rPr>
-      </w:pPr>
-    </w:p>
-    <w:p>
-      <w:pPr>
-        <w:rPr>
-          <w:rFonts w:asciiTheme="majorBidi" w:hAnsiTheme="majorBidi" w:cstheme="majorBidi"/>
-          <w:sz w:val="28"/>
-          <w:szCs w:val="28"/>
-        </w:rPr>
-      </w:pPr>
-    </w:p>
-    <w:p>
-      <w:pPr>
-        <w:rPr>
-          <w:rFonts w:asciiTheme="majorBidi" w:hAnsiTheme="majorBidi" w:cstheme="majorBidi"/>
-          <w:sz w:val="28"/>
-          <w:szCs w:val="28"/>
-        </w:rPr>
-      </w:pPr>
-    </w:p>
-    <w:p>
-      <w:pPr>
-        <w:rPr>
-          <w:rFonts w:asciiTheme="majorBidi" w:hAnsiTheme="majorBidi" w:cstheme="majorBidi"/>
-          <w:sz w:val="28"/>
-          <w:szCs w:val="28"/>
-        </w:rPr>
-      </w:pPr>
-    </w:p>
-    <w:p>
-      <w:pPr>
-        <w:rPr>
-          <w:rFonts w:asciiTheme="majorBidi" w:hAnsiTheme="majorBidi" w:cstheme="majorBidi"/>
-          <w:sz w:val="28"/>
-          <w:szCs w:val="28"/>
-        </w:rPr>
-      </w:pPr>
-    </w:p>
-    <w:p>
-      <w:pPr>
-        <w:rPr>
-          <w:rFonts w:asciiTheme="majorBidi" w:hAnsiTheme="majorBidi" w:cstheme="majorBidi"/>
-          <w:sz w:val="28"/>
-          <w:szCs w:val="28"/>
-        </w:rPr>
-      </w:pPr>
-    </w:p>
-    <w:p>
-      <w:pPr>
-        <w:rPr>
-          <w:rFonts w:asciiTheme="majorBidi" w:hAnsiTheme="majorBidi" w:cstheme="majorBidi"/>
-          <w:sz w:val="28"/>
-          <w:szCs w:val="28"/>
-        </w:rPr>
-      </w:pPr>
-    </w:p>
-    <w:p>
-      <w:pPr>
-        <w:rPr>
-          <w:rFonts w:asciiTheme="majorBidi" w:hAnsiTheme="majorBidi" w:cstheme="majorBidi"/>
-          <w:sz w:val="28"/>
-          <w:szCs w:val="28"/>
-        </w:rPr>
-      </w:pPr>
-    </w:p>
-    <w:p>
-      <w:pPr>
-        <w:rPr>
-          <w:rFonts w:asciiTheme="majorBidi" w:hAnsiTheme="majorBidi" w:cstheme="majorBidi"/>
-          <w:sz w:val="28"/>
-          <w:szCs w:val="28"/>
-        </w:rPr>
-      </w:pPr>
-    </w:p>
-    <w:p>
-      <w:pPr>
-        <w:rPr>
-          <w:rFonts w:asciiTheme="majorBidi" w:hAnsiTheme="majorBidi" w:cstheme="majorBidi"/>
-          <w:sz w:val="28"/>
-          <w:szCs w:val="28"/>
-        </w:rPr>
-      </w:pPr>
-    </w:p>
-    <w:p>
-      <w:pPr>
-        <w:rPr>
-          <w:rFonts w:asciiTheme="majorBidi" w:hAnsiTheme="majorBidi" w:cstheme="majorBidi"/>
-          <w:sz w:val="28"/>
-          <w:szCs w:val="28"/>
-        </w:rPr>
-      </w:pPr>
-    </w:p>
-    <w:p>
-      <w:pPr>
-        <w:rPr>
-          <w:rFonts w:asciiTheme="majorBidi" w:hAnsiTheme="majorBidi" w:cstheme="majorBidi"/>
-          <w:sz w:val="28"/>
-          <w:szCs w:val="28"/>
-        </w:rPr>
-      </w:pPr>
-    </w:p>
-    <w:p>
-      <w:pPr>
-        <w:rPr>
-          <w:rFonts w:asciiTheme="majorBidi" w:hAnsiTheme="majorBidi" w:cstheme="majorBidi"/>
-          <w:sz w:val="28"/>
-          <w:szCs w:val="28"/>
-        </w:rPr>
-      </w:pPr>
-    </w:p>
-    <w:p>
-      <w:pPr>
-        <w:rPr>
-          <w:rFonts w:asciiTheme="majorBidi" w:hAnsiTheme="majorBidi" w:cstheme="majorBidi"/>
-          <w:sz w:val="28"/>
-          <w:szCs w:val="28"/>
-        </w:rPr>
-      </w:pPr>
+        <w:jc w:val="both"/>
+        <w:rPr>
+          <w:rFonts w:asciiTheme="majorBidi" w:hAnsiTheme="majorBidi" w:cstheme="majorBidi"/>
+          <w:sz w:val="28"/>
+          <w:szCs w:val="28"/>
+        </w:rPr>
+      </w:pPr>
+    </w:p>
+    <w:p>
+      <w:pPr>
+        <w:jc w:val="both"/>
+        <w:rPr>
+          <w:rFonts w:asciiTheme="majorBidi" w:hAnsiTheme="majorBidi" w:cstheme="majorBidi"/>
+          <w:sz w:val="28"/>
+          <w:szCs w:val="28"/>
+        </w:rPr>
+      </w:pPr>
+    </w:p>
+    <w:p>
+      <w:pPr>
+        <w:jc w:val="both"/>
+        <w:rPr>
+          <w:rFonts w:asciiTheme="majorBidi" w:hAnsiTheme="majorBidi" w:cstheme="majorBidi"/>
+          <w:sz w:val="28"/>
+          <w:szCs w:val="28"/>
+        </w:rPr>
+      </w:pPr>
+    </w:p>
+    <w:p>
+      <w:pPr>
+        <w:jc w:val="both"/>
+        <w:rPr>
+          <w:rFonts w:asciiTheme="majorBidi" w:hAnsiTheme="majorBidi" w:cstheme="majorBidi"/>
+          <w:sz w:val="28"/>
+          <w:szCs w:val="28"/>
+        </w:rPr>
+      </w:pPr>
+    </w:p>
+    <w:p>
+      <w:pPr>
+        <w:jc w:val="both"/>
+        <w:rPr>
+          <w:rFonts w:asciiTheme="majorBidi" w:hAnsiTheme="majorBidi" w:cstheme="majorBidi"/>
+          <w:sz w:val="28"/>
+          <w:szCs w:val="28"/>
+        </w:rPr>
+      </w:pPr>
+    </w:p>
+    <w:p>
+      <w:pPr>
+        <w:jc w:val="both"/>
+        <w:rPr>
+          <w:rFonts w:asciiTheme="majorBidi" w:hAnsiTheme="majorBidi" w:cstheme="majorBidi"/>
+          <w:sz w:val="28"/>
+          <w:szCs w:val="28"/>
+        </w:rPr>
+      </w:pPr>
+    </w:p>
+    <w:p>
+      <w:pPr>
+        <w:jc w:val="both"/>
+        <w:rPr>
+          <w:rFonts w:asciiTheme="majorBidi" w:hAnsiTheme="majorBidi" w:cstheme="majorBidi"/>
+          <w:sz w:val="28"/>
+          <w:szCs w:val="28"/>
+        </w:rPr>
+      </w:pPr>
+    </w:p>
+    <w:p>
+      <w:pPr>
+        <w:jc w:val="both"/>
+        <w:rPr>
+          <w:rFonts w:asciiTheme="majorBidi" w:hAnsiTheme="majorBidi" w:cstheme="majorBidi"/>
+          <w:sz w:val="28"/>
+          <w:szCs w:val="28"/>
+        </w:rPr>
+      </w:pPr>
+    </w:p>
+    <w:p>
+      <w:pPr>
+        <w:jc w:val="both"/>
+        <w:rPr>
+          <w:rFonts w:asciiTheme="majorBidi" w:hAnsiTheme="majorBidi" w:cstheme="majorBidi"/>
+          <w:sz w:val="28"/>
+          <w:szCs w:val="28"/>
+        </w:rPr>
+      </w:pPr>
+    </w:p>
+    <w:p>
+      <w:pPr>
+        <w:jc w:val="both"/>
+        <w:rPr>
+          <w:rFonts w:asciiTheme="majorBidi" w:hAnsiTheme="majorBidi" w:cstheme="majorBidi"/>
+          <w:sz w:val="28"/>
+          <w:szCs w:val="28"/>
+        </w:rPr>
+      </w:pPr>
+    </w:p>
+    <w:p>
+      <w:pPr>
+        <w:jc w:val="both"/>
+        <w:rPr>
+          <w:rFonts w:asciiTheme="majorBidi" w:hAnsiTheme="majorBidi" w:cstheme="majorBidi"/>
+          <w:sz w:val="28"/>
+          <w:szCs w:val="28"/>
+        </w:rPr>
+      </w:pPr>
+    </w:p>
+    <w:p>
+      <w:pPr>
+        <w:jc w:val="both"/>
+        <w:rPr>
+          <w:rFonts w:asciiTheme="majorBidi" w:hAnsiTheme="majorBidi" w:cstheme="majorBidi"/>
+          <w:sz w:val="28"/>
+          <w:szCs w:val="28"/>
+        </w:rPr>
+      </w:pPr>
+    </w:p>
+    <w:p>
+      <w:pPr>
+        <w:spacing w:after="100"/>
+        <w:jc w:val="both"/>
+        <w:rPr>
+          <w:rFonts w:asciiTheme="majorBidi" w:hAnsiTheme="majorBidi" w:cstheme="majorBidi"/>
+          <w:sz w:val="28"/>
+          <w:szCs w:val="28"/>
+        </w:rPr>
+      </w:pPr>
+      <w:r>
+        <w:rPr>
+          <w:rFonts w:asciiTheme="majorBidi" w:hAnsiTheme="majorBidi" w:cstheme="majorBidi"/>
+          <w:sz w:val="28"/>
+          <w:szCs w:val="28"/>
+        </w:rPr>
+        <w:t>Ansible does not usually install permanent agents or keep modules on the target.</w:t>
+      </w:r>
+      <w:r>
+        <w:rPr>
+          <w:rFonts w:asciiTheme="majorBidi" w:hAnsiTheme="majorBidi" w:cstheme="majorBidi"/>
+          <w:sz w:val="28"/>
+          <w:szCs w:val="28"/>
+        </w:rPr>
+        <w:t xml:space="preserve"> </w:t>
+      </w:r>
+      <w:r>
+        <w:rPr>
+          <w:rFonts w:asciiTheme="majorBidi" w:hAnsiTheme="majorBidi" w:cstheme="majorBidi"/>
+          <w:sz w:val="28"/>
+          <w:szCs w:val="28"/>
+        </w:rPr>
+        <w:t>That is part of why it is called agentless.</w:t>
+      </w:r>
+    </w:p>
+    <w:p>
+      <w:pPr>
+        <w:spacing w:after="60"/>
+        <w:jc w:val="both"/>
+        <w:rPr>
+          <w:rFonts w:asciiTheme="majorBidi" w:hAnsiTheme="majorBidi" w:cstheme="majorBidi"/>
+          <w:b/>
+          <w:bCs/>
+          <w:sz w:val="32"/>
+          <w:szCs w:val="32"/>
+        </w:rPr>
+      </w:pPr>
+      <w:r>
+        <w:rPr>
+          <w:rFonts w:asciiTheme="majorBidi" w:hAnsiTheme="majorBidi" w:cstheme="majorBidi"/>
+          <w:b/>
+          <w:bCs/>
+          <w:sz w:val="32"/>
+          <w:szCs w:val="32"/>
+        </w:rPr>
+        <w:t xml:space="preserve">Exception: </w:t>
+      </w:r>
+    </w:p>
+    <w:p>
+      <w:pPr>
+        <w:pStyle w:val="ListParagraph"/>
+        <w:numPr>
+          <w:ilvl w:val="0"/>
+          <w:numId w:val="51"/>
+        </w:numPr>
+        <w:spacing w:after="60"/>
+        <w:ind w:left="360"/>
+        <w:jc w:val="both"/>
+        <w:rPr>
+          <w:rFonts w:asciiTheme="majorBidi" w:hAnsiTheme="majorBidi" w:cstheme="majorBidi"/>
+          <w:b/>
+          <w:bCs/>
+          <w:sz w:val="28"/>
+          <w:szCs w:val="28"/>
+        </w:rPr>
+      </w:pPr>
+      <w:r>
+        <w:rPr>
+          <w:rFonts w:asciiTheme="majorBidi" w:hAnsiTheme="majorBidi" w:cstheme="majorBidi"/>
+          <w:b/>
+          <w:bCs/>
+          <w:sz w:val="28"/>
+          <w:szCs w:val="28"/>
+        </w:rPr>
+        <w:t>pipelining</w:t>
+      </w:r>
+    </w:p>
+    <w:p>
+      <w:pPr>
+        <w:spacing w:after="80"/>
+        <w:ind w:left="360"/>
+        <w:jc w:val="both"/>
+        <w:rPr>
+          <w:rFonts w:asciiTheme="majorBidi" w:hAnsiTheme="majorBidi" w:cstheme="majorBidi"/>
+          <w:sz w:val="28"/>
+          <w:szCs w:val="28"/>
+        </w:rPr>
+      </w:pPr>
+      <w:r>
+        <w:rPr>
+          <w:rFonts w:asciiTheme="majorBidi" w:hAnsiTheme="majorBidi" w:cstheme="majorBidi"/>
+          <w:sz w:val="28"/>
+          <w:szCs w:val="28"/>
+        </w:rPr>
+        <w:t>If SSH pipelining is enabled, Ansible may reduce or avoid some file-copy steps by sending module code through the connection more efficiently.</w:t>
+      </w:r>
+    </w:p>
+    <w:p>
+      <w:pPr>
+        <w:spacing w:after="60"/>
+        <w:ind w:left="360"/>
+        <w:jc w:val="both"/>
+        <w:rPr>
+          <w:rFonts w:asciiTheme="majorBidi" w:hAnsiTheme="majorBidi" w:cstheme="majorBidi"/>
+          <w:sz w:val="28"/>
+          <w:szCs w:val="28"/>
+        </w:rPr>
+      </w:pPr>
+      <w:r>
+        <w:rPr>
+          <w:rFonts w:asciiTheme="majorBidi" w:hAnsiTheme="majorBidi" w:cstheme="majorBidi"/>
+          <w:sz w:val="28"/>
+          <w:szCs w:val="28"/>
+        </w:rPr>
+        <w:t>So:</w:t>
+      </w:r>
+    </w:p>
+    <w:p>
+      <w:pPr>
+        <w:pStyle w:val="ListParagraph"/>
+        <w:numPr>
+          <w:ilvl w:val="0"/>
+          <w:numId w:val="52"/>
+        </w:numPr>
+        <w:jc w:val="both"/>
+        <w:rPr>
+          <w:rFonts w:asciiTheme="majorBidi" w:hAnsiTheme="majorBidi" w:cstheme="majorBidi"/>
+          <w:sz w:val="28"/>
+          <w:szCs w:val="28"/>
+        </w:rPr>
+      </w:pPr>
+      <w:r>
+        <w:rPr>
+          <w:rFonts w:asciiTheme="majorBidi" w:hAnsiTheme="majorBidi" w:cstheme="majorBidi"/>
+          <w:b/>
+          <w:bCs/>
+          <w:sz w:val="28"/>
+          <w:szCs w:val="28"/>
+        </w:rPr>
+        <w:t>without pipelining</w:t>
+      </w:r>
+      <w:r>
+        <w:rPr>
+          <w:rFonts w:asciiTheme="majorBidi" w:hAnsiTheme="majorBidi" w:cstheme="majorBidi"/>
+          <w:sz w:val="28"/>
+          <w:szCs w:val="28"/>
+        </w:rPr>
+        <w:t xml:space="preserve"> → copy temp module file, run it, delete it</w:t>
+      </w:r>
+    </w:p>
+    <w:p>
+      <w:pPr>
+        <w:pStyle w:val="ListParagraph"/>
+        <w:numPr>
+          <w:ilvl w:val="0"/>
+          <w:numId w:val="52"/>
+        </w:numPr>
+        <w:spacing w:after="60"/>
+        <w:jc w:val="both"/>
+        <w:rPr>
+          <w:rFonts w:asciiTheme="majorBidi" w:hAnsiTheme="majorBidi" w:cstheme="majorBidi"/>
+          <w:sz w:val="28"/>
+          <w:szCs w:val="28"/>
+        </w:rPr>
+      </w:pPr>
+      <w:r>
+        <w:rPr>
+          <w:rFonts w:asciiTheme="majorBidi" w:hAnsiTheme="majorBidi" w:cstheme="majorBidi"/>
+          <w:b/>
+          <w:bCs/>
+          <w:sz w:val="28"/>
+          <w:szCs w:val="28"/>
+        </w:rPr>
+        <w:t>with pipelining</w:t>
+      </w:r>
+      <w:r>
+        <w:rPr>
+          <w:rFonts w:asciiTheme="majorBidi" w:hAnsiTheme="majorBidi" w:cstheme="majorBidi"/>
+          <w:sz w:val="28"/>
+          <w:szCs w:val="28"/>
+        </w:rPr>
+        <w:t xml:space="preserve"> → less remote file creation in some cases</w:t>
+      </w:r>
+    </w:p>
+    <w:p>
+      <w:pPr>
+        <w:spacing w:after="100"/>
+        <w:ind w:left="360"/>
+        <w:jc w:val="both"/>
+        <w:rPr>
+          <w:rFonts w:asciiTheme="majorBidi" w:hAnsiTheme="majorBidi" w:cstheme="majorBidi"/>
+          <w:sz w:val="28"/>
+          <w:szCs w:val="28"/>
+        </w:rPr>
+      </w:pPr>
+      <w:r>
+        <w:rPr>
+          <w:rFonts w:asciiTheme="majorBidi" w:hAnsiTheme="majorBidi" w:cstheme="majorBidi"/>
+          <w:sz w:val="28"/>
+          <w:szCs w:val="28"/>
+        </w:rPr>
+        <w:t>But conceptually, yes, Ansible still treats module execution artifacts as temporary.</w:t>
+      </w:r>
+    </w:p>
+    <w:p>
+      <w:pPr>
+        <w:pStyle w:val="ListParagraph"/>
+        <w:numPr>
+          <w:ilvl w:val="0"/>
+          <w:numId w:val="50"/>
+        </w:numPr>
+        <w:spacing w:after="60"/>
+        <w:ind w:left="360"/>
+        <w:jc w:val="both"/>
+        <w:rPr>
+          <w:rFonts w:asciiTheme="majorBidi" w:hAnsiTheme="majorBidi" w:cstheme="majorBidi"/>
+          <w:b/>
+          <w:bCs/>
+          <w:sz w:val="28"/>
+          <w:szCs w:val="28"/>
+        </w:rPr>
+      </w:pPr>
+      <w:r>
+        <w:rPr>
+          <w:rFonts w:asciiTheme="majorBidi" w:hAnsiTheme="majorBidi" w:cstheme="majorBidi"/>
+          <w:b/>
+          <w:bCs/>
+          <w:sz w:val="28"/>
+          <w:szCs w:val="28"/>
+        </w:rPr>
+        <w:t>debugging / failure cases</w:t>
+      </w:r>
+    </w:p>
+    <w:p>
+      <w:pPr>
+        <w:spacing w:after="60"/>
+        <w:ind w:left="360"/>
+        <w:jc w:val="both"/>
+        <w:rPr>
+          <w:rFonts w:asciiTheme="majorBidi" w:hAnsiTheme="majorBidi" w:cstheme="majorBidi"/>
+          <w:sz w:val="28"/>
+          <w:szCs w:val="28"/>
+        </w:rPr>
+      </w:pPr>
+      <w:r>
+        <w:rPr>
+          <w:rFonts w:asciiTheme="majorBidi" w:hAnsiTheme="majorBidi" w:cstheme="majorBidi"/>
+          <w:sz w:val="28"/>
+          <w:szCs w:val="28"/>
+        </w:rPr>
+        <w:t>Sometimes temp files may remain if:</w:t>
+      </w:r>
+    </w:p>
+    <w:p>
+      <w:pPr>
+        <w:pStyle w:val="ListParagraph"/>
+        <w:numPr>
+          <w:ilvl w:val="0"/>
+          <w:numId w:val="53"/>
+        </w:numPr>
+        <w:jc w:val="both"/>
+        <w:rPr>
+          <w:rFonts w:asciiTheme="majorBidi" w:hAnsiTheme="majorBidi" w:cstheme="majorBidi"/>
+          <w:sz w:val="28"/>
+          <w:szCs w:val="28"/>
+        </w:rPr>
+      </w:pPr>
+      <w:r>
+        <w:rPr>
+          <w:rFonts w:asciiTheme="majorBidi" w:hAnsiTheme="majorBidi" w:cstheme="majorBidi"/>
+          <w:sz w:val="28"/>
+          <w:szCs w:val="28"/>
+        </w:rPr>
+        <w:t>task execution crashes</w:t>
+      </w:r>
+    </w:p>
+    <w:p>
+      <w:pPr>
+        <w:pStyle w:val="ListParagraph"/>
+        <w:numPr>
+          <w:ilvl w:val="0"/>
+          <w:numId w:val="53"/>
+        </w:numPr>
+        <w:jc w:val="both"/>
+        <w:rPr>
+          <w:rFonts w:asciiTheme="majorBidi" w:hAnsiTheme="majorBidi" w:cstheme="majorBidi"/>
+          <w:sz w:val="28"/>
+          <w:szCs w:val="28"/>
+        </w:rPr>
+      </w:pPr>
+      <w:r>
+        <w:rPr>
+          <w:rFonts w:asciiTheme="majorBidi" w:hAnsiTheme="majorBidi" w:cstheme="majorBidi"/>
+          <w:sz w:val="28"/>
+          <w:szCs w:val="28"/>
+        </w:rPr>
+        <w:t>connection drops</w:t>
+      </w:r>
+    </w:p>
+    <w:p>
+      <w:pPr>
+        <w:pStyle w:val="ListParagraph"/>
+        <w:numPr>
+          <w:ilvl w:val="0"/>
+          <w:numId w:val="53"/>
+        </w:numPr>
+        <w:jc w:val="both"/>
+        <w:rPr>
+          <w:rFonts w:asciiTheme="majorBidi" w:hAnsiTheme="majorBidi" w:cstheme="majorBidi"/>
+          <w:sz w:val="28"/>
+          <w:szCs w:val="28"/>
+        </w:rPr>
+      </w:pPr>
+      <w:r>
+        <w:rPr>
+          <w:rFonts w:asciiTheme="majorBidi" w:hAnsiTheme="majorBidi" w:cstheme="majorBidi"/>
+          <w:sz w:val="28"/>
+          <w:szCs w:val="28"/>
+        </w:rPr>
+        <w:t>cleanup step fails</w:t>
+      </w:r>
+    </w:p>
+    <w:p>
+      <w:pPr>
+        <w:pStyle w:val="ListParagraph"/>
+        <w:numPr>
+          <w:ilvl w:val="0"/>
+          <w:numId w:val="53"/>
+        </w:numPr>
+        <w:spacing w:after="60"/>
+        <w:jc w:val="both"/>
+        <w:rPr>
+          <w:rFonts w:asciiTheme="majorBidi" w:hAnsiTheme="majorBidi" w:cstheme="majorBidi"/>
+          <w:sz w:val="28"/>
+          <w:szCs w:val="28"/>
+        </w:rPr>
+      </w:pPr>
+      <w:r>
+        <w:rPr>
+          <w:rFonts w:asciiTheme="majorBidi" w:hAnsiTheme="majorBidi" w:cstheme="majorBidi"/>
+          <w:sz w:val="28"/>
+          <w:szCs w:val="28"/>
+        </w:rPr>
+        <w:t>debugging options intentionally preserve files</w:t>
+      </w:r>
+    </w:p>
+    <w:p>
+      <w:pPr>
+        <w:spacing w:after="80"/>
+        <w:ind w:left="360"/>
+        <w:jc w:val="both"/>
+        <w:rPr>
+          <w:rFonts w:asciiTheme="majorBidi" w:hAnsiTheme="majorBidi" w:cstheme="majorBidi"/>
+          <w:sz w:val="28"/>
+          <w:szCs w:val="28"/>
+        </w:rPr>
+      </w:pPr>
+      <w:proofErr w:type="gramStart"/>
+      <w:r>
+        <w:rPr>
+          <w:rFonts w:asciiTheme="majorBidi" w:hAnsiTheme="majorBidi" w:cstheme="majorBidi"/>
+          <w:sz w:val="28"/>
+          <w:szCs w:val="28"/>
+        </w:rPr>
+        <w:lastRenderedPageBreak/>
+        <w:t>So</w:t>
+      </w:r>
+      <w:proofErr w:type="gramEnd"/>
+      <w:r>
+        <w:rPr>
+          <w:rFonts w:asciiTheme="majorBidi" w:hAnsiTheme="majorBidi" w:cstheme="majorBidi"/>
+          <w:sz w:val="28"/>
+          <w:szCs w:val="28"/>
+        </w:rPr>
+        <w:t xml:space="preserve"> in practice, cleanup is the normal behavior, but not an absolute guarantee in every failure scenario.</w:t>
+      </w:r>
+    </w:p>
+    <w:p>
+      <w:pPr>
+        <w:jc w:val="both"/>
+        <w:rPr>
+          <w:rFonts w:asciiTheme="majorBidi" w:hAnsiTheme="majorBidi" w:cstheme="majorBidi"/>
+          <w:sz w:val="28"/>
+          <w:szCs w:val="28"/>
+        </w:rPr>
+      </w:pPr>
+      <w:r>
+        <w:rPr>
+          <w:rFonts w:asciiTheme="majorBidi" w:hAnsiTheme="majorBidi" w:cstheme="majorBidi"/>
+          <w:sz w:val="28"/>
+          <w:szCs w:val="28"/>
+        </w:rPr>
+        <w:t>Ansible usually copies modules to a temporary location on the managed node, executes them, retrieves the result, and then removes the temporary module files. Cleanup is normally automatic, though temporary files may remain in some failure/debug scenarios.</w:t>
+      </w:r>
     </w:p>
     <w:p>
       <w:pPr>
@@ -16608,8 +16786,121 @@
 </file>
 
 <file path=word/numbering.xml><?xml version="1.0" encoding="utf-8"?>
-<w:numbering xmlns:wpc="http://schemas.microsoft.com/office/word/2010/wordprocessingCanvas" xmlns:cx="http://schemas.microsoft.com/office/drawing/2014/chartex" xmlns:cx1="http://schemas.microsoft.com/office/drawing/2015/9/8/chartex" xmlns:cx2="http://schemas.microsoft.com/office/drawing/2015/10/21/chartex" xmlns:cx3="http://schemas.microsoft.com/office/drawing/2016/5/9/chartex" xmlns:cx4="http://schemas.microsoft.com/office/drawing/2016/5/10/chartex" xmlns:cx5="http://schemas.microsoft.com/office/drawing/2016/5/11/chartex" xmlns:cx6="http://schemas.microsoft.com/office/drawing/2016/5/12/chartex" xmlns:cx7="http://schemas.microsoft.com/office/drawing/2016/5/13/chartex" xmlns:cx8="http://schemas.microsoft.com/office/drawing/2016/5/14/chartex" xmlns:mc="http://schemas.openxmlformats.org/markup-compatibility/2006" xmlns:aink="http://schemas.microsoft.com/office/drawing/2016/ink" xmlns:am3d="http://schemas.microsoft.com/office/drawing/2017/model3d" xmlns:o="urn:schemas-microsoft-com:office:office" xmlns:oel="http://schemas.microsoft.com/office/2019/extlst" xmlns:r="http://schemas.openxmlformats.org/officeDocument/2006/relationships" xmlns:m="http://schemas.openxmlformats.org/officeDocument/2006/math" xmlns:v="urn:schemas-microsoft-com:vml" xmlns:wp14="http://schemas.microsoft.com/office/word/2010/wordprocessingDrawing" xmlns:wp="http://schemas.openxmlformats.org/drawingml/2006/wordprocessingDrawing" xmlns:w10="urn:schemas-microsoft-com:office:word" xmlns:w="http://schemas.openxmlformats.org/wordprocessingml/2006/main" xmlns:w14="http://schemas.microsoft.com/office/word/2010/wordml" xmlns:w15="http://schemas.microsoft.com/office/word/2012/wordml" xmlns:w16cex="http://schemas.microsoft.com/office/word/2018/wordml/cex" xmlns:w16cid="http://schemas.microsoft.com/office/word/2016/wordml/cid" xmlns:w16="http://schemas.microsoft.com/office/word/2018/wordml" xmlns:w16sdtdh="http://schemas.microsoft.com/office/word/2020/wordml/sdtdatahash" xmlns:w16se="http://schemas.microsoft.com/office/word/2015/wordml/symex" xmlns:wpg="http://schemas.microsoft.com/office/word/2010/wordprocessingGroup" xmlns:wpi="http://schemas.microsoft.com/office/word/2010/wordprocessingInk" xmlns:wne="http://schemas.microsoft.com/office/word/2006/wordml" xmlns:wps="http://schemas.microsoft.com/office/word/2010/wordprocessingShape" mc:Ignorable="w14 w15 w16se w16cid w16 w16cex w16sdtdh wp14">
+<w:numbering xmlns:wpc="http://schemas.microsoft.com/office/word/2010/wordprocessingCanvas" xmlns:cx="http://schemas.microsoft.com/office/drawing/2014/chartex" xmlns:cx1="http://schemas.microsoft.com/office/drawing/2015/9/8/chartex" xmlns:cx2="http://schemas.microsoft.com/office/drawing/2015/10/21/chartex" xmlns:cx3="http://schemas.microsoft.com/office/drawing/2016/5/9/chartex" xmlns:cx4="http://schemas.microsoft.com/office/drawing/2016/5/10/chartex" xmlns:cx5="http://schemas.microsoft.com/office/drawing/2016/5/11/chartex" xmlns:cx6="http://schemas.microsoft.com/office/drawing/2016/5/12/chartex" xmlns:cx7="http://schemas.microsoft.com/office/drawing/2016/5/13/chartex" xmlns:cx8="http://schemas.microsoft.com/office/drawing/2016/5/14/chartex" xmlns:mc="http://schemas.openxmlformats.org/markup-compatibility/2006" xmlns:aink="http://schemas.microsoft.com/office/drawing/2016/ink" xmlns:am3d="http://schemas.microsoft.com/office/drawing/2017/model3d" xmlns:o="urn:schemas-microsoft-com:office:office" xmlns:oel="http://schemas.microsoft.com/office/2019/extlst" xmlns:r="http://schemas.openxmlformats.org/officeDocument/2006/relationships" xmlns:m="http://schemas.openxmlformats.org/officeDocument/2006/math" xmlns:v="urn:schemas-microsoft-com:vml" xmlns:wp14="http://schemas.microsoft.com/office/word/2010/wordprocessingDrawing" xmlns:wp="http://schemas.openxmlformats.org/drawingml/2006/wordprocessingDrawing" xmlns:w10="urn:schemas-microsoft-com:office:word" xmlns:w="http://schemas.openxmlformats.org/wordprocessingml/2006/main" xmlns:w14="http://schemas.microsoft.com/office/word/2010/wordml" xmlns:w15="http://schemas.microsoft.com/office/word/2012/wordml" xmlns:w16cex="http://schemas.microsoft.com/office/word/2018/wordml/cex" xmlns:w16cid="http://schemas.microsoft.com/office/word/2016/wordml/cid" xmlns:w16="http://schemas.microsoft.com/office/word/2018/wordml" xmlns:w16du="http://schemas.microsoft.com/office/word/2023/wordml/word16du" xmlns:w16sdtdh="http://schemas.microsoft.com/office/word/2020/wordml/sdtdatahash" xmlns:w16sdtfl="http://schemas.microsoft.com/office/word/2024/wordml/sdtformatlock" xmlns:w16se="http://schemas.microsoft.com/office/word/2015/wordml/symex" xmlns:wpg="http://schemas.microsoft.com/office/word/2010/wordprocessingGroup" xmlns:wpi="http://schemas.microsoft.com/office/word/2010/wordprocessingInk" xmlns:wne="http://schemas.microsoft.com/office/word/2006/wordml" xmlns:wps="http://schemas.microsoft.com/office/word/2010/wordprocessingShape" mc:Ignorable="w14 w15 w16se w16cid w16 w16cex w16sdtdh w16sdtfl w16du wp14">
   <w:abstractNum w:abstractNumId="0" w15:restartNumberingAfterBreak="0">
+    <w:nsid w:val="06E66157"/>
+    <w:multiLevelType w:val="hybridMultilevel"/>
+    <w:tmpl w:val="0508807C"/>
+    <w:lvl w:ilvl="0" w:tplc="04090001">
+      <w:start w:val="1"/>
+      <w:numFmt w:val="bullet"/>
+      <w:lvlText w:val=""/>
+      <w:lvlJc w:val="left"/>
+      <w:pPr>
+        <w:ind w:left="720" w:hanging="360"/>
+      </w:pPr>
+      <w:rPr>
+        <w:rFonts w:ascii="Symbol" w:hAnsi="Symbol" w:hint="default"/>
+      </w:rPr>
+    </w:lvl>
+    <w:lvl w:ilvl="1" w:tplc="04090003" w:tentative="1">
+      <w:start w:val="1"/>
+      <w:numFmt w:val="bullet"/>
+      <w:lvlText w:val="o"/>
+      <w:lvlJc w:val="left"/>
+      <w:pPr>
+        <w:ind w:left="1440" w:hanging="360"/>
+      </w:pPr>
+      <w:rPr>
+        <w:rFonts w:ascii="Courier New" w:hAnsi="Courier New" w:cs="Courier New" w:hint="default"/>
+      </w:rPr>
+    </w:lvl>
+    <w:lvl w:ilvl="2" w:tplc="04090005" w:tentative="1">
+      <w:start w:val="1"/>
+      <w:numFmt w:val="bullet"/>
+      <w:lvlText w:val=""/>
+      <w:lvlJc w:val="left"/>
+      <w:pPr>
+        <w:ind w:left="2160" w:hanging="360"/>
+      </w:pPr>
+      <w:rPr>
+        <w:rFonts w:ascii="Wingdings" w:hAnsi="Wingdings" w:hint="default"/>
+      </w:rPr>
+    </w:lvl>
+    <w:lvl w:ilvl="3" w:tplc="04090001" w:tentative="1">
+      <w:start w:val="1"/>
+      <w:numFmt w:val="bullet"/>
+      <w:lvlText w:val=""/>
+      <w:lvlJc w:val="left"/>
+      <w:pPr>
+        <w:ind w:left="2880" w:hanging="360"/>
+      </w:pPr>
+      <w:rPr>
+        <w:rFonts w:ascii="Symbol" w:hAnsi="Symbol" w:hint="default"/>
+      </w:rPr>
+    </w:lvl>
+    <w:lvl w:ilvl="4" w:tplc="04090003" w:tentative="1">
+      <w:start w:val="1"/>
+      <w:numFmt w:val="bullet"/>
+      <w:lvlText w:val="o"/>
+      <w:lvlJc w:val="left"/>
+      <w:pPr>
+        <w:ind w:left="3600" w:hanging="360"/>
+      </w:pPr>
+      <w:rPr>
+        <w:rFonts w:ascii="Courier New" w:hAnsi="Courier New" w:cs="Courier New" w:hint="default"/>
+      </w:rPr>
+    </w:lvl>
+    <w:lvl w:ilvl="5" w:tplc="04090005" w:tentative="1">
+      <w:start w:val="1"/>
+      <w:numFmt w:val="bullet"/>
+      <w:lvlText w:val=""/>
+      <w:lvlJc w:val="left"/>
+      <w:pPr>
+        <w:ind w:left="4320" w:hanging="360"/>
+      </w:pPr>
+      <w:rPr>
+        <w:rFonts w:ascii="Wingdings" w:hAnsi="Wingdings" w:hint="default"/>
+      </w:rPr>
+    </w:lvl>
+    <w:lvl w:ilvl="6" w:tplc="04090001" w:tentative="1">
+      <w:start w:val="1"/>
+      <w:numFmt w:val="bullet"/>
+      <w:lvlText w:val=""/>
+      <w:lvlJc w:val="left"/>
+      <w:pPr>
+        <w:ind w:left="5040" w:hanging="360"/>
+      </w:pPr>
+      <w:rPr>
+        <w:rFonts w:ascii="Symbol" w:hAnsi="Symbol" w:hint="default"/>
+      </w:rPr>
+    </w:lvl>
+    <w:lvl w:ilvl="7" w:tplc="04090003" w:tentative="1">
+      <w:start w:val="1"/>
+      <w:numFmt w:val="bullet"/>
+      <w:lvlText w:val="o"/>
+      <w:lvlJc w:val="left"/>
+      <w:pPr>
+        <w:ind w:left="5760" w:hanging="360"/>
+      </w:pPr>
+      <w:rPr>
+        <w:rFonts w:ascii="Courier New" w:hAnsi="Courier New" w:cs="Courier New" w:hint="default"/>
+      </w:rPr>
+    </w:lvl>
+    <w:lvl w:ilvl="8" w:tplc="04090005" w:tentative="1">
+      <w:start w:val="1"/>
+      <w:numFmt w:val="bullet"/>
+      <w:lvlText w:val=""/>
+      <w:lvlJc w:val="left"/>
+      <w:pPr>
+        <w:ind w:left="6480" w:hanging="360"/>
+      </w:pPr>
+      <w:rPr>
+        <w:rFonts w:ascii="Wingdings" w:hAnsi="Wingdings" w:hint="default"/>
+      </w:rPr>
+    </w:lvl>
+  </w:abstractNum>
+  <w:abstractNum w:abstractNumId="1" w15:restartNumberingAfterBreak="0">
     <w:nsid w:val="07FF716E"/>
     <w:multiLevelType w:val="hybridMultilevel"/>
     <w:tmpl w:val="C6CE4432"/>
@@ -16722,7 +17013,7 @@
       </w:rPr>
     </w:lvl>
   </w:abstractNum>
-  <w:abstractNum w:abstractNumId="1" w15:restartNumberingAfterBreak="0">
+  <w:abstractNum w:abstractNumId="2" w15:restartNumberingAfterBreak="0">
     <w:nsid w:val="0A620700"/>
     <w:multiLevelType w:val="hybridMultilevel"/>
     <w:tmpl w:val="3DE6086C"/>
@@ -16835,7 +17126,7 @@
       </w:rPr>
     </w:lvl>
   </w:abstractNum>
-  <w:abstractNum w:abstractNumId="2" w15:restartNumberingAfterBreak="0">
+  <w:abstractNum w:abstractNumId="3" w15:restartNumberingAfterBreak="0">
     <w:nsid w:val="0DC8673A"/>
     <w:multiLevelType w:val="hybridMultilevel"/>
     <w:tmpl w:val="F02A26F6"/>
@@ -16948,7 +17239,7 @@
       </w:rPr>
     </w:lvl>
   </w:abstractNum>
-  <w:abstractNum w:abstractNumId="3" w15:restartNumberingAfterBreak="0">
+  <w:abstractNum w:abstractNumId="4" w15:restartNumberingAfterBreak="0">
     <w:nsid w:val="10983F30"/>
     <w:multiLevelType w:val="hybridMultilevel"/>
     <w:tmpl w:val="F2C05EE6"/>
@@ -17034,7 +17325,7 @@
       </w:pPr>
     </w:lvl>
   </w:abstractNum>
-  <w:abstractNum w:abstractNumId="4" w15:restartNumberingAfterBreak="0">
+  <w:abstractNum w:abstractNumId="5" w15:restartNumberingAfterBreak="0">
     <w:nsid w:val="14ED6D17"/>
     <w:multiLevelType w:val="hybridMultilevel"/>
     <w:tmpl w:val="92E877AE"/>
@@ -17147,7 +17438,7 @@
       </w:rPr>
     </w:lvl>
   </w:abstractNum>
-  <w:abstractNum w:abstractNumId="5" w15:restartNumberingAfterBreak="0">
+  <w:abstractNum w:abstractNumId="6" w15:restartNumberingAfterBreak="0">
     <w:nsid w:val="16DA66F1"/>
     <w:multiLevelType w:val="hybridMultilevel"/>
     <w:tmpl w:val="C63EE6FE"/>
@@ -17260,7 +17551,7 @@
       </w:rPr>
     </w:lvl>
   </w:abstractNum>
-  <w:abstractNum w:abstractNumId="6" w15:restartNumberingAfterBreak="0">
+  <w:abstractNum w:abstractNumId="7" w15:restartNumberingAfterBreak="0">
     <w:nsid w:val="186472A9"/>
     <w:multiLevelType w:val="hybridMultilevel"/>
     <w:tmpl w:val="3D6825C4"/>
@@ -17373,7 +17664,7 @@
       </w:rPr>
     </w:lvl>
   </w:abstractNum>
-  <w:abstractNum w:abstractNumId="7" w15:restartNumberingAfterBreak="0">
+  <w:abstractNum w:abstractNumId="8" w15:restartNumberingAfterBreak="0">
     <w:nsid w:val="1CAF0F5B"/>
     <w:multiLevelType w:val="hybridMultilevel"/>
     <w:tmpl w:val="7B948142"/>
@@ -17486,7 +17777,7 @@
       </w:rPr>
     </w:lvl>
   </w:abstractNum>
-  <w:abstractNum w:abstractNumId="8" w15:restartNumberingAfterBreak="0">
+  <w:abstractNum w:abstractNumId="9" w15:restartNumberingAfterBreak="0">
     <w:nsid w:val="20BE5315"/>
     <w:multiLevelType w:val="hybridMultilevel"/>
     <w:tmpl w:val="17883896"/>
@@ -17599,7 +17890,7 @@
       </w:rPr>
     </w:lvl>
   </w:abstractNum>
-  <w:abstractNum w:abstractNumId="9" w15:restartNumberingAfterBreak="0">
+  <w:abstractNum w:abstractNumId="10" w15:restartNumberingAfterBreak="0">
     <w:nsid w:val="21C42206"/>
     <w:multiLevelType w:val="hybridMultilevel"/>
     <w:tmpl w:val="EEE08DB8"/>
@@ -17712,7 +18003,7 @@
       </w:rPr>
     </w:lvl>
   </w:abstractNum>
-  <w:abstractNum w:abstractNumId="10" w15:restartNumberingAfterBreak="0">
+  <w:abstractNum w:abstractNumId="11" w15:restartNumberingAfterBreak="0">
     <w:nsid w:val="2B8E2D77"/>
     <w:multiLevelType w:val="hybridMultilevel"/>
     <w:tmpl w:val="E0F81140"/>
@@ -17825,7 +18116,346 @@
       </w:rPr>
     </w:lvl>
   </w:abstractNum>
-  <w:abstractNum w:abstractNumId="11" w15:restartNumberingAfterBreak="0">
+  <w:abstractNum w:abstractNumId="12" w15:restartNumberingAfterBreak="0">
+    <w:nsid w:val="2C8D6A0E"/>
+    <w:multiLevelType w:val="hybridMultilevel"/>
+    <w:tmpl w:val="B184BBE2"/>
+    <w:lvl w:ilvl="0" w:tplc="04090001">
+      <w:start w:val="1"/>
+      <w:numFmt w:val="bullet"/>
+      <w:lvlText w:val=""/>
+      <w:lvlJc w:val="left"/>
+      <w:pPr>
+        <w:ind w:left="720" w:hanging="360"/>
+      </w:pPr>
+      <w:rPr>
+        <w:rFonts w:ascii="Symbol" w:hAnsi="Symbol" w:hint="default"/>
+      </w:rPr>
+    </w:lvl>
+    <w:lvl w:ilvl="1" w:tplc="04090003" w:tentative="1">
+      <w:start w:val="1"/>
+      <w:numFmt w:val="bullet"/>
+      <w:lvlText w:val="o"/>
+      <w:lvlJc w:val="left"/>
+      <w:pPr>
+        <w:ind w:left="1440" w:hanging="360"/>
+      </w:pPr>
+      <w:rPr>
+        <w:rFonts w:ascii="Courier New" w:hAnsi="Courier New" w:cs="Courier New" w:hint="default"/>
+      </w:rPr>
+    </w:lvl>
+    <w:lvl w:ilvl="2" w:tplc="04090005" w:tentative="1">
+      <w:start w:val="1"/>
+      <w:numFmt w:val="bullet"/>
+      <w:lvlText w:val=""/>
+      <w:lvlJc w:val="left"/>
+      <w:pPr>
+        <w:ind w:left="2160" w:hanging="360"/>
+      </w:pPr>
+      <w:rPr>
+        <w:rFonts w:ascii="Wingdings" w:hAnsi="Wingdings" w:hint="default"/>
+      </w:rPr>
+    </w:lvl>
+    <w:lvl w:ilvl="3" w:tplc="04090001" w:tentative="1">
+      <w:start w:val="1"/>
+      <w:numFmt w:val="bullet"/>
+      <w:lvlText w:val=""/>
+      <w:lvlJc w:val="left"/>
+      <w:pPr>
+        <w:ind w:left="2880" w:hanging="360"/>
+      </w:pPr>
+      <w:rPr>
+        <w:rFonts w:ascii="Symbol" w:hAnsi="Symbol" w:hint="default"/>
+      </w:rPr>
+    </w:lvl>
+    <w:lvl w:ilvl="4" w:tplc="04090003" w:tentative="1">
+      <w:start w:val="1"/>
+      <w:numFmt w:val="bullet"/>
+      <w:lvlText w:val="o"/>
+      <w:lvlJc w:val="left"/>
+      <w:pPr>
+        <w:ind w:left="3600" w:hanging="360"/>
+      </w:pPr>
+      <w:rPr>
+        <w:rFonts w:ascii="Courier New" w:hAnsi="Courier New" w:cs="Courier New" w:hint="default"/>
+      </w:rPr>
+    </w:lvl>
+    <w:lvl w:ilvl="5" w:tplc="04090005" w:tentative="1">
+      <w:start w:val="1"/>
+      <w:numFmt w:val="bullet"/>
+      <w:lvlText w:val=""/>
+      <w:lvlJc w:val="left"/>
+      <w:pPr>
+        <w:ind w:left="4320" w:hanging="360"/>
+      </w:pPr>
+      <w:rPr>
+        <w:rFonts w:ascii="Wingdings" w:hAnsi="Wingdings" w:hint="default"/>
+      </w:rPr>
+    </w:lvl>
+    <w:lvl w:ilvl="6" w:tplc="04090001" w:tentative="1">
+      <w:start w:val="1"/>
+      <w:numFmt w:val="bullet"/>
+      <w:lvlText w:val=""/>
+      <w:lvlJc w:val="left"/>
+      <w:pPr>
+        <w:ind w:left="5040" w:hanging="360"/>
+      </w:pPr>
+      <w:rPr>
+        <w:rFonts w:ascii="Symbol" w:hAnsi="Symbol" w:hint="default"/>
+      </w:rPr>
+    </w:lvl>
+    <w:lvl w:ilvl="7" w:tplc="04090003" w:tentative="1">
+      <w:start w:val="1"/>
+      <w:numFmt w:val="bullet"/>
+      <w:lvlText w:val="o"/>
+      <w:lvlJc w:val="left"/>
+      <w:pPr>
+        <w:ind w:left="5760" w:hanging="360"/>
+      </w:pPr>
+      <w:rPr>
+        <w:rFonts w:ascii="Courier New" w:hAnsi="Courier New" w:cs="Courier New" w:hint="default"/>
+      </w:rPr>
+    </w:lvl>
+    <w:lvl w:ilvl="8" w:tplc="04090005" w:tentative="1">
+      <w:start w:val="1"/>
+      <w:numFmt w:val="bullet"/>
+      <w:lvlText w:val=""/>
+      <w:lvlJc w:val="left"/>
+      <w:pPr>
+        <w:ind w:left="6480" w:hanging="360"/>
+      </w:pPr>
+      <w:rPr>
+        <w:rFonts w:ascii="Wingdings" w:hAnsi="Wingdings" w:hint="default"/>
+      </w:rPr>
+    </w:lvl>
+  </w:abstractNum>
+  <w:abstractNum w:abstractNumId="13" w15:restartNumberingAfterBreak="0">
+    <w:nsid w:val="2D1E1659"/>
+    <w:multiLevelType w:val="hybridMultilevel"/>
+    <w:tmpl w:val="03948974"/>
+    <w:lvl w:ilvl="0" w:tplc="04090003">
+      <w:start w:val="1"/>
+      <w:numFmt w:val="bullet"/>
+      <w:lvlText w:val="o"/>
+      <w:lvlJc w:val="left"/>
+      <w:pPr>
+        <w:ind w:left="720" w:hanging="360"/>
+      </w:pPr>
+      <w:rPr>
+        <w:rFonts w:ascii="Courier New" w:hAnsi="Courier New" w:cs="Courier New" w:hint="default"/>
+      </w:rPr>
+    </w:lvl>
+    <w:lvl w:ilvl="1" w:tplc="04090003" w:tentative="1">
+      <w:start w:val="1"/>
+      <w:numFmt w:val="bullet"/>
+      <w:lvlText w:val="o"/>
+      <w:lvlJc w:val="left"/>
+      <w:pPr>
+        <w:ind w:left="1440" w:hanging="360"/>
+      </w:pPr>
+      <w:rPr>
+        <w:rFonts w:ascii="Courier New" w:hAnsi="Courier New" w:cs="Courier New" w:hint="default"/>
+      </w:rPr>
+    </w:lvl>
+    <w:lvl w:ilvl="2" w:tplc="04090005" w:tentative="1">
+      <w:start w:val="1"/>
+      <w:numFmt w:val="bullet"/>
+      <w:lvlText w:val=""/>
+      <w:lvlJc w:val="left"/>
+      <w:pPr>
+        <w:ind w:left="2160" w:hanging="360"/>
+      </w:pPr>
+      <w:rPr>
+        <w:rFonts w:ascii="Wingdings" w:hAnsi="Wingdings" w:hint="default"/>
+      </w:rPr>
+    </w:lvl>
+    <w:lvl w:ilvl="3" w:tplc="04090001" w:tentative="1">
+      <w:start w:val="1"/>
+      <w:numFmt w:val="bullet"/>
+      <w:lvlText w:val=""/>
+      <w:lvlJc w:val="left"/>
+      <w:pPr>
+        <w:ind w:left="2880" w:hanging="360"/>
+      </w:pPr>
+      <w:rPr>
+        <w:rFonts w:ascii="Symbol" w:hAnsi="Symbol" w:hint="default"/>
+      </w:rPr>
+    </w:lvl>
+    <w:lvl w:ilvl="4" w:tplc="04090003" w:tentative="1">
+      <w:start w:val="1"/>
+      <w:numFmt w:val="bullet"/>
+      <w:lvlText w:val="o"/>
+      <w:lvlJc w:val="left"/>
+      <w:pPr>
+        <w:ind w:left="3600" w:hanging="360"/>
+      </w:pPr>
+      <w:rPr>
+        <w:rFonts w:ascii="Courier New" w:hAnsi="Courier New" w:cs="Courier New" w:hint="default"/>
+      </w:rPr>
+    </w:lvl>
+    <w:lvl w:ilvl="5" w:tplc="04090005" w:tentative="1">
+      <w:start w:val="1"/>
+      <w:numFmt w:val="bullet"/>
+      <w:lvlText w:val=""/>
+      <w:lvlJc w:val="left"/>
+      <w:pPr>
+        <w:ind w:left="4320" w:hanging="360"/>
+      </w:pPr>
+      <w:rPr>
+        <w:rFonts w:ascii="Wingdings" w:hAnsi="Wingdings" w:hint="default"/>
+      </w:rPr>
+    </w:lvl>
+    <w:lvl w:ilvl="6" w:tplc="04090001" w:tentative="1">
+      <w:start w:val="1"/>
+      <w:numFmt w:val="bullet"/>
+      <w:lvlText w:val=""/>
+      <w:lvlJc w:val="left"/>
+      <w:pPr>
+        <w:ind w:left="5040" w:hanging="360"/>
+      </w:pPr>
+      <w:rPr>
+        <w:rFonts w:ascii="Symbol" w:hAnsi="Symbol" w:hint="default"/>
+      </w:rPr>
+    </w:lvl>
+    <w:lvl w:ilvl="7" w:tplc="04090003" w:tentative="1">
+      <w:start w:val="1"/>
+      <w:numFmt w:val="bullet"/>
+      <w:lvlText w:val="o"/>
+      <w:lvlJc w:val="left"/>
+      <w:pPr>
+        <w:ind w:left="5760" w:hanging="360"/>
+      </w:pPr>
+      <w:rPr>
+        <w:rFonts w:ascii="Courier New" w:hAnsi="Courier New" w:cs="Courier New" w:hint="default"/>
+      </w:rPr>
+    </w:lvl>
+    <w:lvl w:ilvl="8" w:tplc="04090005" w:tentative="1">
+      <w:start w:val="1"/>
+      <w:numFmt w:val="bullet"/>
+      <w:lvlText w:val=""/>
+      <w:lvlJc w:val="left"/>
+      <w:pPr>
+        <w:ind w:left="6480" w:hanging="360"/>
+      </w:pPr>
+      <w:rPr>
+        <w:rFonts w:ascii="Wingdings" w:hAnsi="Wingdings" w:hint="default"/>
+      </w:rPr>
+    </w:lvl>
+  </w:abstractNum>
+  <w:abstractNum w:abstractNumId="14" w15:restartNumberingAfterBreak="0">
+    <w:nsid w:val="3044693F"/>
+    <w:multiLevelType w:val="hybridMultilevel"/>
+    <w:tmpl w:val="D6925EF0"/>
+    <w:lvl w:ilvl="0" w:tplc="04090001">
+      <w:start w:val="1"/>
+      <w:numFmt w:val="bullet"/>
+      <w:lvlText w:val=""/>
+      <w:lvlJc w:val="left"/>
+      <w:pPr>
+        <w:ind w:left="720" w:hanging="360"/>
+      </w:pPr>
+      <w:rPr>
+        <w:rFonts w:ascii="Symbol" w:hAnsi="Symbol" w:hint="default"/>
+      </w:rPr>
+    </w:lvl>
+    <w:lvl w:ilvl="1" w:tplc="04090003" w:tentative="1">
+      <w:start w:val="1"/>
+      <w:numFmt w:val="bullet"/>
+      <w:lvlText w:val="o"/>
+      <w:lvlJc w:val="left"/>
+      <w:pPr>
+        <w:ind w:left="1440" w:hanging="360"/>
+      </w:pPr>
+      <w:rPr>
+        <w:rFonts w:ascii="Courier New" w:hAnsi="Courier New" w:cs="Courier New" w:hint="default"/>
+      </w:rPr>
+    </w:lvl>
+    <w:lvl w:ilvl="2" w:tplc="04090005" w:tentative="1">
+      <w:start w:val="1"/>
+      <w:numFmt w:val="bullet"/>
+      <w:lvlText w:val=""/>
+      <w:lvlJc w:val="left"/>
+      <w:pPr>
+        <w:ind w:left="2160" w:hanging="360"/>
+      </w:pPr>
+      <w:rPr>
+        <w:rFonts w:ascii="Wingdings" w:hAnsi="Wingdings" w:hint="default"/>
+      </w:rPr>
+    </w:lvl>
+    <w:lvl w:ilvl="3" w:tplc="04090001" w:tentative="1">
+      <w:start w:val="1"/>
+      <w:numFmt w:val="bullet"/>
+      <w:lvlText w:val=""/>
+      <w:lvlJc w:val="left"/>
+      <w:pPr>
+        <w:ind w:left="2880" w:hanging="360"/>
+      </w:pPr>
+      <w:rPr>
+        <w:rFonts w:ascii="Symbol" w:hAnsi="Symbol" w:hint="default"/>
+      </w:rPr>
+    </w:lvl>
+    <w:lvl w:ilvl="4" w:tplc="04090003" w:tentative="1">
+      <w:start w:val="1"/>
+      <w:numFmt w:val="bullet"/>
+      <w:lvlText w:val="o"/>
+      <w:lvlJc w:val="left"/>
+      <w:pPr>
+        <w:ind w:left="3600" w:hanging="360"/>
+      </w:pPr>
+      <w:rPr>
+        <w:rFonts w:ascii="Courier New" w:hAnsi="Courier New" w:cs="Courier New" w:hint="default"/>
+      </w:rPr>
+    </w:lvl>
+    <w:lvl w:ilvl="5" w:tplc="04090005" w:tentative="1">
+      <w:start w:val="1"/>
+      <w:numFmt w:val="bullet"/>
+      <w:lvlText w:val=""/>
+      <w:lvlJc w:val="left"/>
+      <w:pPr>
+        <w:ind w:left="4320" w:hanging="360"/>
+      </w:pPr>
+      <w:rPr>
+        <w:rFonts w:ascii="Wingdings" w:hAnsi="Wingdings" w:hint="default"/>
+      </w:rPr>
+    </w:lvl>
+    <w:lvl w:ilvl="6" w:tplc="04090001" w:tentative="1">
+      <w:start w:val="1"/>
+      <w:numFmt w:val="bullet"/>
+      <w:lvlText w:val=""/>
+      <w:lvlJc w:val="left"/>
+      <w:pPr>
+        <w:ind w:left="5040" w:hanging="360"/>
+      </w:pPr>
+      <w:rPr>
+        <w:rFonts w:ascii="Symbol" w:hAnsi="Symbol" w:hint="default"/>
+      </w:rPr>
+    </w:lvl>
+    <w:lvl w:ilvl="7" w:tplc="04090003" w:tentative="1">
+      <w:start w:val="1"/>
+      <w:numFmt w:val="bullet"/>
+      <w:lvlText w:val="o"/>
+      <w:lvlJc w:val="left"/>
+      <w:pPr>
+        <w:ind w:left="5760" w:hanging="360"/>
+      </w:pPr>
+      <w:rPr>
+        <w:rFonts w:ascii="Courier New" w:hAnsi="Courier New" w:cs="Courier New" w:hint="default"/>
+      </w:rPr>
+    </w:lvl>
+    <w:lvl w:ilvl="8" w:tplc="04090005" w:tentative="1">
+      <w:start w:val="1"/>
+      <w:numFmt w:val="bullet"/>
+      <w:lvlText w:val=""/>
+      <w:lvlJc w:val="left"/>
+      <w:pPr>
+        <w:ind w:left="6480" w:hanging="360"/>
+      </w:pPr>
+      <w:rPr>
+        <w:rFonts w:ascii="Wingdings" w:hAnsi="Wingdings" w:hint="default"/>
+      </w:rPr>
+    </w:lvl>
+  </w:abstractNum>
+  <w:abstractNum w:abstractNumId="15" w15:restartNumberingAfterBreak="0">
     <w:nsid w:val="30E87CED"/>
     <w:multiLevelType w:val="hybridMultilevel"/>
     <w:tmpl w:val="EBF2636A"/>
@@ -17938,7 +18568,7 @@
       </w:rPr>
     </w:lvl>
   </w:abstractNum>
-  <w:abstractNum w:abstractNumId="12" w15:restartNumberingAfterBreak="0">
+  <w:abstractNum w:abstractNumId="16" w15:restartNumberingAfterBreak="0">
     <w:nsid w:val="34B707E4"/>
     <w:multiLevelType w:val="hybridMultilevel"/>
     <w:tmpl w:val="A88234D6"/>
@@ -18051,7 +18681,7 @@
       </w:rPr>
     </w:lvl>
   </w:abstractNum>
-  <w:abstractNum w:abstractNumId="13" w15:restartNumberingAfterBreak="0">
+  <w:abstractNum w:abstractNumId="17" w15:restartNumberingAfterBreak="0">
     <w:nsid w:val="35F7069A"/>
     <w:multiLevelType w:val="hybridMultilevel"/>
     <w:tmpl w:val="E2706FFA"/>
@@ -18164,7 +18794,7 @@
       </w:rPr>
     </w:lvl>
   </w:abstractNum>
-  <w:abstractNum w:abstractNumId="14" w15:restartNumberingAfterBreak="0">
+  <w:abstractNum w:abstractNumId="18" w15:restartNumberingAfterBreak="0">
     <w:nsid w:val="36C0265F"/>
     <w:multiLevelType w:val="hybridMultilevel"/>
     <w:tmpl w:val="7F22A9DC"/>
@@ -18277,7 +18907,7 @@
       </w:rPr>
     </w:lvl>
   </w:abstractNum>
-  <w:abstractNum w:abstractNumId="15" w15:restartNumberingAfterBreak="0">
+  <w:abstractNum w:abstractNumId="19" w15:restartNumberingAfterBreak="0">
     <w:nsid w:val="39D43ED2"/>
     <w:multiLevelType w:val="hybridMultilevel"/>
     <w:tmpl w:val="9E92AEC2"/>
@@ -18390,7 +19020,7 @@
       </w:rPr>
     </w:lvl>
   </w:abstractNum>
-  <w:abstractNum w:abstractNumId="16" w15:restartNumberingAfterBreak="0">
+  <w:abstractNum w:abstractNumId="20" w15:restartNumberingAfterBreak="0">
     <w:nsid w:val="3A342A10"/>
     <w:multiLevelType w:val="hybridMultilevel"/>
     <w:tmpl w:val="0B564080"/>
@@ -18479,7 +19109,7 @@
       </w:pPr>
     </w:lvl>
   </w:abstractNum>
-  <w:abstractNum w:abstractNumId="17" w15:restartNumberingAfterBreak="0">
+  <w:abstractNum w:abstractNumId="21" w15:restartNumberingAfterBreak="0">
     <w:nsid w:val="3B5E4724"/>
     <w:multiLevelType w:val="hybridMultilevel"/>
     <w:tmpl w:val="CE2E798E"/>
@@ -18592,7 +19222,7 @@
       </w:rPr>
     </w:lvl>
   </w:abstractNum>
-  <w:abstractNum w:abstractNumId="18" w15:restartNumberingAfterBreak="0">
+  <w:abstractNum w:abstractNumId="22" w15:restartNumberingAfterBreak="0">
     <w:nsid w:val="3BD1028C"/>
     <w:multiLevelType w:val="hybridMultilevel"/>
     <w:tmpl w:val="A6F242BE"/>
@@ -18705,7 +19335,7 @@
       </w:rPr>
     </w:lvl>
   </w:abstractNum>
-  <w:abstractNum w:abstractNumId="19" w15:restartNumberingAfterBreak="0">
+  <w:abstractNum w:abstractNumId="23" w15:restartNumberingAfterBreak="0">
     <w:nsid w:val="411E5D3A"/>
     <w:multiLevelType w:val="hybridMultilevel"/>
     <w:tmpl w:val="8CD69648"/>
@@ -18818,7 +19448,7 @@
       </w:rPr>
     </w:lvl>
   </w:abstractNum>
-  <w:abstractNum w:abstractNumId="20" w15:restartNumberingAfterBreak="0">
+  <w:abstractNum w:abstractNumId="24" w15:restartNumberingAfterBreak="0">
     <w:nsid w:val="41E94631"/>
     <w:multiLevelType w:val="hybridMultilevel"/>
     <w:tmpl w:val="6E24E2AC"/>
@@ -18931,7 +19561,7 @@
       </w:rPr>
     </w:lvl>
   </w:abstractNum>
-  <w:abstractNum w:abstractNumId="21" w15:restartNumberingAfterBreak="0">
+  <w:abstractNum w:abstractNumId="25" w15:restartNumberingAfterBreak="0">
     <w:nsid w:val="45551587"/>
     <w:multiLevelType w:val="hybridMultilevel"/>
     <w:tmpl w:val="3DC88860"/>
@@ -19044,7 +19674,7 @@
       </w:rPr>
     </w:lvl>
   </w:abstractNum>
-  <w:abstractNum w:abstractNumId="22" w15:restartNumberingAfterBreak="0">
+  <w:abstractNum w:abstractNumId="26" w15:restartNumberingAfterBreak="0">
     <w:nsid w:val="48FF2B3D"/>
     <w:multiLevelType w:val="hybridMultilevel"/>
     <w:tmpl w:val="FDFE9034"/>
@@ -19130,7 +19760,7 @@
       </w:pPr>
     </w:lvl>
   </w:abstractNum>
-  <w:abstractNum w:abstractNumId="23" w15:restartNumberingAfterBreak="0">
+  <w:abstractNum w:abstractNumId="27" w15:restartNumberingAfterBreak="0">
     <w:nsid w:val="49DF3F9E"/>
     <w:multiLevelType w:val="hybridMultilevel"/>
     <w:tmpl w:val="8234726E"/>
@@ -19243,7 +19873,7 @@
       </w:rPr>
     </w:lvl>
   </w:abstractNum>
-  <w:abstractNum w:abstractNumId="24" w15:restartNumberingAfterBreak="0">
+  <w:abstractNum w:abstractNumId="28" w15:restartNumberingAfterBreak="0">
     <w:nsid w:val="4C232DD8"/>
     <w:multiLevelType w:val="hybridMultilevel"/>
     <w:tmpl w:val="9B5CC44E"/>
@@ -19356,7 +19986,7 @@
       </w:rPr>
     </w:lvl>
   </w:abstractNum>
-  <w:abstractNum w:abstractNumId="25" w15:restartNumberingAfterBreak="0">
+  <w:abstractNum w:abstractNumId="29" w15:restartNumberingAfterBreak="0">
     <w:nsid w:val="4D656DB5"/>
     <w:multiLevelType w:val="hybridMultilevel"/>
     <w:tmpl w:val="2376B68E"/>
@@ -19469,7 +20099,7 @@
       </w:rPr>
     </w:lvl>
   </w:abstractNum>
-  <w:abstractNum w:abstractNumId="26" w15:restartNumberingAfterBreak="0">
+  <w:abstractNum w:abstractNumId="30" w15:restartNumberingAfterBreak="0">
     <w:nsid w:val="518E0D0F"/>
     <w:multiLevelType w:val="hybridMultilevel"/>
     <w:tmpl w:val="D2D02B8A"/>
@@ -19582,7 +20212,7 @@
       </w:rPr>
     </w:lvl>
   </w:abstractNum>
-  <w:abstractNum w:abstractNumId="27" w15:restartNumberingAfterBreak="0">
+  <w:abstractNum w:abstractNumId="31" w15:restartNumberingAfterBreak="0">
     <w:nsid w:val="52930ABB"/>
     <w:multiLevelType w:val="hybridMultilevel"/>
     <w:tmpl w:val="C454753E"/>
@@ -19695,7 +20325,7 @@
       </w:rPr>
     </w:lvl>
   </w:abstractNum>
-  <w:abstractNum w:abstractNumId="28" w15:restartNumberingAfterBreak="0">
+  <w:abstractNum w:abstractNumId="32" w15:restartNumberingAfterBreak="0">
     <w:nsid w:val="537911AC"/>
     <w:multiLevelType w:val="hybridMultilevel"/>
     <w:tmpl w:val="586EF818"/>
@@ -19808,7 +20438,7 @@
       </w:rPr>
     </w:lvl>
   </w:abstractNum>
-  <w:abstractNum w:abstractNumId="29" w15:restartNumberingAfterBreak="0">
+  <w:abstractNum w:abstractNumId="33" w15:restartNumberingAfterBreak="0">
     <w:nsid w:val="540B675D"/>
     <w:multiLevelType w:val="hybridMultilevel"/>
     <w:tmpl w:val="5D169368"/>
@@ -19921,7 +20551,7 @@
       </w:rPr>
     </w:lvl>
   </w:abstractNum>
-  <w:abstractNum w:abstractNumId="30" w15:restartNumberingAfterBreak="0">
+  <w:abstractNum w:abstractNumId="34" w15:restartNumberingAfterBreak="0">
     <w:nsid w:val="5ADB3CAD"/>
     <w:multiLevelType w:val="hybridMultilevel"/>
     <w:tmpl w:val="1430D6C4"/>
@@ -20034,7 +20664,120 @@
       </w:rPr>
     </w:lvl>
   </w:abstractNum>
-  <w:abstractNum w:abstractNumId="31" w15:restartNumberingAfterBreak="0">
+  <w:abstractNum w:abstractNumId="35" w15:restartNumberingAfterBreak="0">
+    <w:nsid w:val="5F727116"/>
+    <w:multiLevelType w:val="hybridMultilevel"/>
+    <w:tmpl w:val="0868F93A"/>
+    <w:lvl w:ilvl="0" w:tplc="04090003">
+      <w:start w:val="1"/>
+      <w:numFmt w:val="bullet"/>
+      <w:lvlText w:val="o"/>
+      <w:lvlJc w:val="left"/>
+      <w:pPr>
+        <w:ind w:left="720" w:hanging="360"/>
+      </w:pPr>
+      <w:rPr>
+        <w:rFonts w:ascii="Courier New" w:hAnsi="Courier New" w:cs="Courier New" w:hint="default"/>
+      </w:rPr>
+    </w:lvl>
+    <w:lvl w:ilvl="1" w:tplc="FFFFFFFF" w:tentative="1">
+      <w:start w:val="1"/>
+      <w:numFmt w:val="bullet"/>
+      <w:lvlText w:val="o"/>
+      <w:lvlJc w:val="left"/>
+      <w:pPr>
+        <w:ind w:left="1440" w:hanging="360"/>
+      </w:pPr>
+      <w:rPr>
+        <w:rFonts w:ascii="Courier New" w:hAnsi="Courier New" w:cs="Courier New" w:hint="default"/>
+      </w:rPr>
+    </w:lvl>
+    <w:lvl w:ilvl="2" w:tplc="FFFFFFFF" w:tentative="1">
+      <w:start w:val="1"/>
+      <w:numFmt w:val="bullet"/>
+      <w:lvlText w:val=""/>
+      <w:lvlJc w:val="left"/>
+      <w:pPr>
+        <w:ind w:left="2160" w:hanging="360"/>
+      </w:pPr>
+      <w:rPr>
+        <w:rFonts w:ascii="Wingdings" w:hAnsi="Wingdings" w:hint="default"/>
+      </w:rPr>
+    </w:lvl>
+    <w:lvl w:ilvl="3" w:tplc="FFFFFFFF" w:tentative="1">
+      <w:start w:val="1"/>
+      <w:numFmt w:val="bullet"/>
+      <w:lvlText w:val=""/>
+      <w:lvlJc w:val="left"/>
+      <w:pPr>
+        <w:ind w:left="2880" w:hanging="360"/>
+      </w:pPr>
+      <w:rPr>
+        <w:rFonts w:ascii="Symbol" w:hAnsi="Symbol" w:hint="default"/>
+      </w:rPr>
+    </w:lvl>
+    <w:lvl w:ilvl="4" w:tplc="FFFFFFFF" w:tentative="1">
+      <w:start w:val="1"/>
+      <w:numFmt w:val="bullet"/>
+      <w:lvlText w:val="o"/>
+      <w:lvlJc w:val="left"/>
+      <w:pPr>
+        <w:ind w:left="3600" w:hanging="360"/>
+      </w:pPr>
+      <w:rPr>
+        <w:rFonts w:ascii="Courier New" w:hAnsi="Courier New" w:cs="Courier New" w:hint="default"/>
+      </w:rPr>
+    </w:lvl>
+    <w:lvl w:ilvl="5" w:tplc="FFFFFFFF" w:tentative="1">
+      <w:start w:val="1"/>
+      <w:numFmt w:val="bullet"/>
+      <w:lvlText w:val=""/>
+      <w:lvlJc w:val="left"/>
+      <w:pPr>
+        <w:ind w:left="4320" w:hanging="360"/>
+      </w:pPr>
+      <w:rPr>
+        <w:rFonts w:ascii="Wingdings" w:hAnsi="Wingdings" w:hint="default"/>
+      </w:rPr>
+    </w:lvl>
+    <w:lvl w:ilvl="6" w:tplc="FFFFFFFF" w:tentative="1">
+      <w:start w:val="1"/>
+      <w:numFmt w:val="bullet"/>
+      <w:lvlText w:val=""/>
+      <w:lvlJc w:val="left"/>
+      <w:pPr>
+        <w:ind w:left="5040" w:hanging="360"/>
+      </w:pPr>
+      <w:rPr>
+        <w:rFonts w:ascii="Symbol" w:hAnsi="Symbol" w:hint="default"/>
+      </w:rPr>
+    </w:lvl>
+    <w:lvl w:ilvl="7" w:tplc="FFFFFFFF" w:tentative="1">
+      <w:start w:val="1"/>
+      <w:numFmt w:val="bullet"/>
+      <w:lvlText w:val="o"/>
+      <w:lvlJc w:val="left"/>
+      <w:pPr>
+        <w:ind w:left="5760" w:hanging="360"/>
+      </w:pPr>
+      <w:rPr>
+        <w:rFonts w:ascii="Courier New" w:hAnsi="Courier New" w:cs="Courier New" w:hint="default"/>
+      </w:rPr>
+    </w:lvl>
+    <w:lvl w:ilvl="8" w:tplc="FFFFFFFF" w:tentative="1">
+      <w:start w:val="1"/>
+      <w:numFmt w:val="bullet"/>
+      <w:lvlText w:val=""/>
+      <w:lvlJc w:val="left"/>
+      <w:pPr>
+        <w:ind w:left="6480" w:hanging="360"/>
+      </w:pPr>
+      <w:rPr>
+        <w:rFonts w:ascii="Wingdings" w:hAnsi="Wingdings" w:hint="default"/>
+      </w:rPr>
+    </w:lvl>
+  </w:abstractNum>
+  <w:abstractNum w:abstractNumId="36" w15:restartNumberingAfterBreak="0">
     <w:nsid w:val="60170DD7"/>
     <w:multiLevelType w:val="hybridMultilevel"/>
     <w:tmpl w:val="5918645E"/>
@@ -20120,7 +20863,7 @@
       </w:pPr>
     </w:lvl>
   </w:abstractNum>
-  <w:abstractNum w:abstractNumId="32" w15:restartNumberingAfterBreak="0">
+  <w:abstractNum w:abstractNumId="37" w15:restartNumberingAfterBreak="0">
     <w:nsid w:val="6308671C"/>
     <w:multiLevelType w:val="hybridMultilevel"/>
     <w:tmpl w:val="C71872EE"/>
@@ -20233,7 +20976,7 @@
       </w:rPr>
     </w:lvl>
   </w:abstractNum>
-  <w:abstractNum w:abstractNumId="33" w15:restartNumberingAfterBreak="0">
+  <w:abstractNum w:abstractNumId="38" w15:restartNumberingAfterBreak="0">
     <w:nsid w:val="64BA097F"/>
     <w:multiLevelType w:val="hybridMultilevel"/>
     <w:tmpl w:val="EDD6AD74"/>
@@ -20346,7 +21089,7 @@
       </w:rPr>
     </w:lvl>
   </w:abstractNum>
-  <w:abstractNum w:abstractNumId="34" w15:restartNumberingAfterBreak="0">
+  <w:abstractNum w:abstractNumId="39" w15:restartNumberingAfterBreak="0">
     <w:nsid w:val="64BD6D0A"/>
     <w:multiLevelType w:val="hybridMultilevel"/>
     <w:tmpl w:val="E6B2BDCA"/>
@@ -20432,7 +21175,7 @@
       </w:pPr>
     </w:lvl>
   </w:abstractNum>
-  <w:abstractNum w:abstractNumId="35" w15:restartNumberingAfterBreak="0">
+  <w:abstractNum w:abstractNumId="40" w15:restartNumberingAfterBreak="0">
     <w:nsid w:val="66437075"/>
     <w:multiLevelType w:val="hybridMultilevel"/>
     <w:tmpl w:val="E6B2BDCA"/>
@@ -20518,7 +21261,7 @@
       </w:pPr>
     </w:lvl>
   </w:abstractNum>
-  <w:abstractNum w:abstractNumId="36" w15:restartNumberingAfterBreak="0">
+  <w:abstractNum w:abstractNumId="41" w15:restartNumberingAfterBreak="0">
     <w:nsid w:val="665052E3"/>
     <w:multiLevelType w:val="hybridMultilevel"/>
     <w:tmpl w:val="325EA508"/>
@@ -20631,7 +21374,7 @@
       </w:rPr>
     </w:lvl>
   </w:abstractNum>
-  <w:abstractNum w:abstractNumId="37" w15:restartNumberingAfterBreak="0">
+  <w:abstractNum w:abstractNumId="42" w15:restartNumberingAfterBreak="0">
     <w:nsid w:val="6A2F53A7"/>
     <w:multiLevelType w:val="hybridMultilevel"/>
     <w:tmpl w:val="CAEA29EA"/>
@@ -20744,7 +21487,7 @@
       </w:rPr>
     </w:lvl>
   </w:abstractNum>
-  <w:abstractNum w:abstractNumId="38" w15:restartNumberingAfterBreak="0">
+  <w:abstractNum w:abstractNumId="43" w15:restartNumberingAfterBreak="0">
     <w:nsid w:val="6D425B88"/>
     <w:multiLevelType w:val="hybridMultilevel"/>
     <w:tmpl w:val="423C70F2"/>
@@ -20857,7 +21600,7 @@
       </w:rPr>
     </w:lvl>
   </w:abstractNum>
-  <w:abstractNum w:abstractNumId="39" w15:restartNumberingAfterBreak="0">
+  <w:abstractNum w:abstractNumId="44" w15:restartNumberingAfterBreak="0">
     <w:nsid w:val="6ED370E4"/>
     <w:multiLevelType w:val="hybridMultilevel"/>
     <w:tmpl w:val="4DD2FD80"/>
@@ -20970,7 +21713,7 @@
       </w:rPr>
     </w:lvl>
   </w:abstractNum>
-  <w:abstractNum w:abstractNumId="40" w15:restartNumberingAfterBreak="0">
+  <w:abstractNum w:abstractNumId="45" w15:restartNumberingAfterBreak="0">
     <w:nsid w:val="705E1E6D"/>
     <w:multiLevelType w:val="hybridMultilevel"/>
     <w:tmpl w:val="D1FA0640"/>
@@ -21083,7 +21826,7 @@
       </w:rPr>
     </w:lvl>
   </w:abstractNum>
-  <w:abstractNum w:abstractNumId="41" w15:restartNumberingAfterBreak="0">
+  <w:abstractNum w:abstractNumId="46" w15:restartNumberingAfterBreak="0">
     <w:nsid w:val="72266A2A"/>
     <w:multiLevelType w:val="hybridMultilevel"/>
     <w:tmpl w:val="5636BE4C"/>
@@ -21196,7 +21939,7 @@
       </w:rPr>
     </w:lvl>
   </w:abstractNum>
-  <w:abstractNum w:abstractNumId="42" w15:restartNumberingAfterBreak="0">
+  <w:abstractNum w:abstractNumId="47" w15:restartNumberingAfterBreak="0">
     <w:nsid w:val="726732F5"/>
     <w:multiLevelType w:val="hybridMultilevel"/>
     <w:tmpl w:val="1DB29D4E"/>
@@ -21282,7 +22025,7 @@
       </w:pPr>
     </w:lvl>
   </w:abstractNum>
-  <w:abstractNum w:abstractNumId="43" w15:restartNumberingAfterBreak="0">
+  <w:abstractNum w:abstractNumId="48" w15:restartNumberingAfterBreak="0">
     <w:nsid w:val="7681757C"/>
     <w:multiLevelType w:val="hybridMultilevel"/>
     <w:tmpl w:val="B2E0E1E8"/>
@@ -21395,7 +22138,7 @@
       </w:rPr>
     </w:lvl>
   </w:abstractNum>
-  <w:abstractNum w:abstractNumId="44" w15:restartNumberingAfterBreak="0">
+  <w:abstractNum w:abstractNumId="49" w15:restartNumberingAfterBreak="0">
     <w:nsid w:val="76B0003B"/>
     <w:multiLevelType w:val="hybridMultilevel"/>
     <w:tmpl w:val="15D85EF2"/>
@@ -21508,7 +22251,7 @@
       </w:rPr>
     </w:lvl>
   </w:abstractNum>
-  <w:abstractNum w:abstractNumId="45" w15:restartNumberingAfterBreak="0">
+  <w:abstractNum w:abstractNumId="50" w15:restartNumberingAfterBreak="0">
     <w:nsid w:val="791E3FC2"/>
     <w:multiLevelType w:val="hybridMultilevel"/>
     <w:tmpl w:val="771612BC"/>
@@ -21621,7 +22364,7 @@
       </w:rPr>
     </w:lvl>
   </w:abstractNum>
-  <w:abstractNum w:abstractNumId="46" w15:restartNumberingAfterBreak="0">
+  <w:abstractNum w:abstractNumId="51" w15:restartNumberingAfterBreak="0">
     <w:nsid w:val="7B0A7865"/>
     <w:multiLevelType w:val="hybridMultilevel"/>
     <w:tmpl w:val="938832DE"/>
@@ -21707,7 +22450,7 @@
       </w:pPr>
     </w:lvl>
   </w:abstractNum>
-  <w:abstractNum w:abstractNumId="47" w15:restartNumberingAfterBreak="0">
+  <w:abstractNum w:abstractNumId="52" w15:restartNumberingAfterBreak="0">
     <w:nsid w:val="7E2E745E"/>
     <w:multiLevelType w:val="hybridMultilevel"/>
     <w:tmpl w:val="283E29C6"/>
@@ -21821,155 +22564,170 @@
     </w:lvl>
   </w:abstractNum>
   <w:num w:numId="1" w16cid:durableId="1910075662">
+    <w:abstractNumId w:val="46"/>
+  </w:num>
+  <w:num w:numId="2" w16cid:durableId="325256125">
+    <w:abstractNumId w:val="10"/>
+  </w:num>
+  <w:num w:numId="3" w16cid:durableId="1961304762">
+    <w:abstractNumId w:val="37"/>
+  </w:num>
+  <w:num w:numId="4" w16cid:durableId="603266519">
+    <w:abstractNumId w:val="49"/>
+  </w:num>
+  <w:num w:numId="5" w16cid:durableId="1450708912">
+    <w:abstractNumId w:val="52"/>
+  </w:num>
+  <w:num w:numId="6" w16cid:durableId="661199120">
+    <w:abstractNumId w:val="18"/>
+  </w:num>
+  <w:num w:numId="7" w16cid:durableId="140000110">
+    <w:abstractNumId w:val="19"/>
+  </w:num>
+  <w:num w:numId="8" w16cid:durableId="721950120">
+    <w:abstractNumId w:val="3"/>
+  </w:num>
+  <w:num w:numId="9" w16cid:durableId="993992974">
+    <w:abstractNumId w:val="21"/>
+  </w:num>
+  <w:num w:numId="10" w16cid:durableId="1983341953">
+    <w:abstractNumId w:val="23"/>
+  </w:num>
+  <w:num w:numId="11" w16cid:durableId="1580868092">
+    <w:abstractNumId w:val="48"/>
+  </w:num>
+  <w:num w:numId="12" w16cid:durableId="683748703">
+    <w:abstractNumId w:val="33"/>
+  </w:num>
+  <w:num w:numId="13" w16cid:durableId="1687949645">
+    <w:abstractNumId w:val="36"/>
+  </w:num>
+  <w:num w:numId="14" w16cid:durableId="344014117">
+    <w:abstractNumId w:val="20"/>
+  </w:num>
+  <w:num w:numId="15" w16cid:durableId="2070372122">
+    <w:abstractNumId w:val="9"/>
+  </w:num>
+  <w:num w:numId="16" w16cid:durableId="520970508">
+    <w:abstractNumId w:val="31"/>
+  </w:num>
+  <w:num w:numId="17" w16cid:durableId="1274240974">
+    <w:abstractNumId w:val="22"/>
+  </w:num>
+  <w:num w:numId="18" w16cid:durableId="900336357">
+    <w:abstractNumId w:val="11"/>
+  </w:num>
+  <w:num w:numId="19" w16cid:durableId="1692798447">
+    <w:abstractNumId w:val="26"/>
+  </w:num>
+  <w:num w:numId="20" w16cid:durableId="2045863047">
+    <w:abstractNumId w:val="42"/>
+  </w:num>
+  <w:num w:numId="21" w16cid:durableId="1284263247">
+    <w:abstractNumId w:val="1"/>
+  </w:num>
+  <w:num w:numId="22" w16cid:durableId="810561939">
+    <w:abstractNumId w:val="2"/>
+  </w:num>
+  <w:num w:numId="23" w16cid:durableId="1079446853">
+    <w:abstractNumId w:val="43"/>
+  </w:num>
+  <w:num w:numId="24" w16cid:durableId="225339267">
+    <w:abstractNumId w:val="24"/>
+  </w:num>
+  <w:num w:numId="25" w16cid:durableId="2114085383">
+    <w:abstractNumId w:val="47"/>
+  </w:num>
+  <w:num w:numId="26" w16cid:durableId="949094980">
+    <w:abstractNumId w:val="50"/>
+  </w:num>
+  <w:num w:numId="27" w16cid:durableId="699403589">
+    <w:abstractNumId w:val="17"/>
+  </w:num>
+  <w:num w:numId="28" w16cid:durableId="1536575024">
+    <w:abstractNumId w:val="34"/>
+  </w:num>
+  <w:num w:numId="29" w16cid:durableId="1317299959">
+    <w:abstractNumId w:val="38"/>
+  </w:num>
+  <w:num w:numId="30" w16cid:durableId="586764758">
+    <w:abstractNumId w:val="25"/>
+  </w:num>
+  <w:num w:numId="31" w16cid:durableId="599609915">
+    <w:abstractNumId w:val="44"/>
+  </w:num>
+  <w:num w:numId="32" w16cid:durableId="1952663906">
+    <w:abstractNumId w:val="51"/>
+  </w:num>
+  <w:num w:numId="33" w16cid:durableId="702942103">
+    <w:abstractNumId w:val="32"/>
+  </w:num>
+  <w:num w:numId="34" w16cid:durableId="749428644">
+    <w:abstractNumId w:val="30"/>
+  </w:num>
+  <w:num w:numId="35" w16cid:durableId="1610088802">
+    <w:abstractNumId w:val="28"/>
+  </w:num>
+  <w:num w:numId="36" w16cid:durableId="1683312237">
+    <w:abstractNumId w:val="45"/>
+  </w:num>
+  <w:num w:numId="37" w16cid:durableId="159006337">
+    <w:abstractNumId w:val="40"/>
+  </w:num>
+  <w:num w:numId="38" w16cid:durableId="1277642519">
+    <w:abstractNumId w:val="4"/>
+  </w:num>
+  <w:num w:numId="39" w16cid:durableId="1199124237">
+    <w:abstractNumId w:val="15"/>
+  </w:num>
+  <w:num w:numId="40" w16cid:durableId="2012685312">
+    <w:abstractNumId w:val="27"/>
+  </w:num>
+  <w:num w:numId="41" w16cid:durableId="1362902477">
+    <w:abstractNumId w:val="8"/>
+  </w:num>
+  <w:num w:numId="42" w16cid:durableId="648828760">
+    <w:abstractNumId w:val="5"/>
+  </w:num>
+  <w:num w:numId="43" w16cid:durableId="271209437">
+    <w:abstractNumId w:val="6"/>
+  </w:num>
+  <w:num w:numId="44" w16cid:durableId="988633259">
     <w:abstractNumId w:val="41"/>
   </w:num>
-  <w:num w:numId="2" w16cid:durableId="325256125">
-    <w:abstractNumId w:val="9"/>
+  <w:num w:numId="45" w16cid:durableId="1967150771">
+    <w:abstractNumId w:val="39"/>
   </w:num>
-  <w:num w:numId="3" w16cid:durableId="1961304762">
-    <w:abstractNumId w:val="32"/>
+  <w:num w:numId="46" w16cid:durableId="249387499">
+    <w:abstractNumId w:val="29"/>
   </w:num>
-  <w:num w:numId="4" w16cid:durableId="603266519">
-    <w:abstractNumId w:val="44"/>
+  <w:num w:numId="47" w16cid:durableId="498664782">
+    <w:abstractNumId w:val="16"/>
   </w:num>
-  <w:num w:numId="5" w16cid:durableId="1450708912">
-    <w:abstractNumId w:val="47"/>
+  <w:num w:numId="48" w16cid:durableId="230505632">
+    <w:abstractNumId w:val="7"/>
   </w:num>
-  <w:num w:numId="6" w16cid:durableId="661199120">
+  <w:num w:numId="49" w16cid:durableId="2092658879">
+    <w:abstractNumId w:val="12"/>
+  </w:num>
+  <w:num w:numId="50" w16cid:durableId="2072263690">
+    <w:abstractNumId w:val="0"/>
+  </w:num>
+  <w:num w:numId="51" w16cid:durableId="381297453">
     <w:abstractNumId w:val="14"/>
   </w:num>
-  <w:num w:numId="7" w16cid:durableId="140000110">
-    <w:abstractNumId w:val="15"/>
-  </w:num>
-  <w:num w:numId="8" w16cid:durableId="721950120">
-    <w:abstractNumId w:val="2"/>
-  </w:num>
-  <w:num w:numId="9" w16cid:durableId="993992974">
-    <w:abstractNumId w:val="17"/>
-  </w:num>
-  <w:num w:numId="10" w16cid:durableId="1983341953">
-    <w:abstractNumId w:val="19"/>
-  </w:num>
-  <w:num w:numId="11" w16cid:durableId="1580868092">
-    <w:abstractNumId w:val="43"/>
-  </w:num>
-  <w:num w:numId="12" w16cid:durableId="683748703">
-    <w:abstractNumId w:val="29"/>
-  </w:num>
-  <w:num w:numId="13" w16cid:durableId="1687949645">
-    <w:abstractNumId w:val="31"/>
-  </w:num>
-  <w:num w:numId="14" w16cid:durableId="344014117">
-    <w:abstractNumId w:val="16"/>
-  </w:num>
-  <w:num w:numId="15" w16cid:durableId="2070372122">
-    <w:abstractNumId w:val="8"/>
-  </w:num>
-  <w:num w:numId="16" w16cid:durableId="520970508">
-    <w:abstractNumId w:val="27"/>
-  </w:num>
-  <w:num w:numId="17" w16cid:durableId="1274240974">
-    <w:abstractNumId w:val="18"/>
-  </w:num>
-  <w:num w:numId="18" w16cid:durableId="900336357">
-    <w:abstractNumId w:val="10"/>
-  </w:num>
-  <w:num w:numId="19" w16cid:durableId="1692798447">
-    <w:abstractNumId w:val="22"/>
-  </w:num>
-  <w:num w:numId="20" w16cid:durableId="2045863047">
-    <w:abstractNumId w:val="37"/>
-  </w:num>
-  <w:num w:numId="21" w16cid:durableId="1284263247">
-    <w:abstractNumId w:val="0"/>
-  </w:num>
-  <w:num w:numId="22" w16cid:durableId="810561939">
-    <w:abstractNumId w:val="1"/>
-  </w:num>
-  <w:num w:numId="23" w16cid:durableId="1079446853">
-    <w:abstractNumId w:val="38"/>
-  </w:num>
-  <w:num w:numId="24" w16cid:durableId="225339267">
-    <w:abstractNumId w:val="20"/>
-  </w:num>
-  <w:num w:numId="25" w16cid:durableId="2114085383">
-    <w:abstractNumId w:val="42"/>
-  </w:num>
-  <w:num w:numId="26" w16cid:durableId="949094980">
-    <w:abstractNumId w:val="45"/>
-  </w:num>
-  <w:num w:numId="27" w16cid:durableId="699403589">
-    <w:abstractNumId w:val="13"/>
-  </w:num>
-  <w:num w:numId="28" w16cid:durableId="1536575024">
-    <w:abstractNumId w:val="30"/>
-  </w:num>
-  <w:num w:numId="29" w16cid:durableId="1317299959">
-    <w:abstractNumId w:val="33"/>
-  </w:num>
-  <w:num w:numId="30" w16cid:durableId="586764758">
-    <w:abstractNumId w:val="21"/>
-  </w:num>
-  <w:num w:numId="31" w16cid:durableId="599609915">
-    <w:abstractNumId w:val="39"/>
-  </w:num>
-  <w:num w:numId="32" w16cid:durableId="1952663906">
-    <w:abstractNumId w:val="46"/>
-  </w:num>
-  <w:num w:numId="33" w16cid:durableId="702942103">
-    <w:abstractNumId w:val="28"/>
-  </w:num>
-  <w:num w:numId="34" w16cid:durableId="749428644">
-    <w:abstractNumId w:val="26"/>
-  </w:num>
-  <w:num w:numId="35" w16cid:durableId="1610088802">
-    <w:abstractNumId w:val="24"/>
-  </w:num>
-  <w:num w:numId="36" w16cid:durableId="1683312237">
-    <w:abstractNumId w:val="40"/>
-  </w:num>
-  <w:num w:numId="37" w16cid:durableId="159006337">
+  <w:num w:numId="52" w16cid:durableId="736049458">
     <w:abstractNumId w:val="35"/>
   </w:num>
-  <w:num w:numId="38" w16cid:durableId="1277642519">
-    <w:abstractNumId w:val="3"/>
-  </w:num>
-  <w:num w:numId="39" w16cid:durableId="1199124237">
-    <w:abstractNumId w:val="11"/>
-  </w:num>
-  <w:num w:numId="40" w16cid:durableId="2012685312">
-    <w:abstractNumId w:val="23"/>
-  </w:num>
-  <w:num w:numId="41" w16cid:durableId="1362902477">
-    <w:abstractNumId w:val="7"/>
-  </w:num>
-  <w:num w:numId="42" w16cid:durableId="648828760">
-    <w:abstractNumId w:val="4"/>
-  </w:num>
-  <w:num w:numId="43" w16cid:durableId="271209437">
-    <w:abstractNumId w:val="5"/>
-  </w:num>
-  <w:num w:numId="44" w16cid:durableId="988633259">
-    <w:abstractNumId w:val="36"/>
-  </w:num>
-  <w:num w:numId="45" w16cid:durableId="1967150771">
-    <w:abstractNumId w:val="34"/>
-  </w:num>
-  <w:num w:numId="46" w16cid:durableId="249387499">
-    <w:abstractNumId w:val="25"/>
-  </w:num>
-  <w:num w:numId="47" w16cid:durableId="498664782">
-    <w:abstractNumId w:val="12"/>
-  </w:num>
-  <w:num w:numId="48" w16cid:durableId="230505632">
-    <w:abstractNumId w:val="6"/>
+  <w:num w:numId="53" w16cid:durableId="1089884306">
+    <w:abstractNumId w:val="13"/>
   </w:num>
   <w:numIdMacAtCleanup w:val="48"/>
 </w:numbering>
 </file>
 
 <file path=word/styles.xml><?xml version="1.0" encoding="utf-8"?>
-<w:styles xmlns:mc="http://schemas.openxmlformats.org/markup-compatibility/2006" xmlns:r="http://schemas.openxmlformats.org/officeDocument/2006/relationships" xmlns:w="http://schemas.openxmlformats.org/wordprocessingml/2006/main" xmlns:w14="http://schemas.microsoft.com/office/word/2010/wordml" xmlns:w15="http://schemas.microsoft.com/office/word/2012/wordml" xmlns:w16cex="http://schemas.microsoft.com/office/word/2018/wordml/cex" xmlns:w16cid="http://schemas.microsoft.com/office/word/2016/wordml/cid" xmlns:w16="http://schemas.microsoft.com/office/word/2018/wordml" xmlns:w16sdtdh="http://schemas.microsoft.com/office/word/2020/wordml/sdtdatahash" xmlns:w16se="http://schemas.microsoft.com/office/word/2015/wordml/symex" mc:Ignorable="w14 w15 w16se w16cid w16 w16cex w16sdtdh">
+<w:styles xmlns:mc="http://schemas.openxmlformats.org/markup-compatibility/2006" xmlns:r="http://schemas.openxmlformats.org/officeDocument/2006/relationships" xmlns:w="http://schemas.openxmlformats.org/wordprocessingml/2006/main" xmlns:w14="http://schemas.microsoft.com/office/word/2010/wordml" xmlns:w15="http://schemas.microsoft.com/office/word/2012/wordml" xmlns:w16cex="http://schemas.microsoft.com/office/word/2018/wordml/cex" xmlns:w16cid="http://schemas.microsoft.com/office/word/2016/wordml/cid" xmlns:w16="http://schemas.microsoft.com/office/word/2018/wordml" xmlns:w16du="http://schemas.microsoft.com/office/word/2023/wordml/word16du" xmlns:w16sdtdh="http://schemas.microsoft.com/office/word/2020/wordml/sdtdatahash" xmlns:w16sdtfl="http://schemas.microsoft.com/office/word/2024/wordml/sdtformatlock" xmlns:w16se="http://schemas.microsoft.com/office/word/2015/wordml/symex" mc:Ignorable="w14 w15 w16se w16cid w16 w16cex w16sdtdh w16sdtfl w16du">
   <w:docDefaults>
     <w:rPrDefault>
       <w:rPr>

--- a/Ansible/1-architecture.docx
+++ b/Ansible/1-architecture.docx
@@ -7072,7 +7072,7 @@
         <mc:AlternateContent>
           <mc:Choice Requires="wps">
             <w:drawing>
-              <wp:anchor distT="0" distB="0" distL="114300" distR="114300" simplePos="0" relativeHeight="251662336" behindDoc="0" locked="0" layoutInCell="1" allowOverlap="1" wp14:anchorId="2F9DC77D" wp14:editId="3F1BDC3E">
+              <wp:anchor distT="0" distB="0" distL="114300" distR="114300" simplePos="0" relativeHeight="251662336" behindDoc="0" locked="0" layoutInCell="1" allowOverlap="1" wp14:anchorId="2F9DC77D" wp14:editId="68913CBD">
                 <wp:simplePos x="0" y="0"/>
                 <wp:positionH relativeFrom="margin">
                   <wp:align>right</wp:align>
@@ -7080,8 +7080,8 @@
                 <wp:positionV relativeFrom="paragraph">
                   <wp:posOffset>0</wp:posOffset>
                 </wp:positionV>
-                <wp:extent cx="6619875" cy="7467600"/>
-                <wp:effectExtent l="0" t="0" r="28575" b="19050"/>
+                <wp:extent cx="6619875" cy="9740347"/>
+                <wp:effectExtent l="0" t="0" r="28575" b="13335"/>
                 <wp:wrapNone/>
                 <wp:docPr id="5" name="Rectangle 5"/>
                 <wp:cNvGraphicFramePr/>
@@ -7092,7 +7092,7 @@
                       <wps:spPr>
                         <a:xfrm>
                           <a:off x="0" y="0"/>
-                          <a:ext cx="6619875" cy="7467600"/>
+                          <a:ext cx="6619875" cy="9740347"/>
                         </a:xfrm>
                         <a:prstGeom prst="rect">
                           <a:avLst/>
@@ -7833,6 +7833,7 @@
                                 <w:ilvl w:val="0"/>
                                 <w:numId w:val="31"/>
                               </w:numPr>
+                              <w:spacing w:after="60"/>
                               <w:ind w:left="360"/>
                               <w:rPr>
                                 <w:rFonts w:asciiTheme="majorBidi" w:hAnsiTheme="majorBidi" w:cstheme="majorBidi"/>
@@ -7847,6 +7848,129 @@
                                 <w:szCs w:val="28"/>
                               </w:rPr>
                               <w:t>Environments where nodes must periodically enforce desired state</w:t>
+                            </w:r>
+                          </w:p>
+                          <w:p>
+                            <w:pPr>
+                              <w:spacing w:after="60"/>
+                              <w:rPr>
+                                <w:rFonts w:asciiTheme="majorBidi" w:hAnsiTheme="majorBidi" w:cstheme="majorBidi"/>
+                                <w:b/>
+                                <w:bCs/>
+                                <w:sz w:val="28"/>
+                                <w:szCs w:val="28"/>
+                              </w:rPr>
+                            </w:pPr>
+                            <w:r>
+                              <w:rPr>
+                                <w:rFonts w:asciiTheme="majorBidi" w:hAnsiTheme="majorBidi" w:cstheme="majorBidi"/>
+                                <w:b/>
+                                <w:bCs/>
+                                <w:sz w:val="28"/>
+                                <w:szCs w:val="28"/>
+                              </w:rPr>
+                              <w:t xml:space="preserve">which architecture (push based or pull based) is better for large infra. for </w:t>
+                            </w:r>
+                            <w:proofErr w:type="gramStart"/>
+                            <w:r>
+                              <w:rPr>
+                                <w:rFonts w:asciiTheme="majorBidi" w:hAnsiTheme="majorBidi" w:cstheme="majorBidi"/>
+                                <w:b/>
+                                <w:bCs/>
+                                <w:sz w:val="28"/>
+                                <w:szCs w:val="28"/>
+                              </w:rPr>
+                              <w:t>example</w:t>
+                            </w:r>
+                            <w:proofErr w:type="gramEnd"/>
+                            <w:r>
+                              <w:rPr>
+                                <w:rFonts w:asciiTheme="majorBidi" w:hAnsiTheme="majorBidi" w:cstheme="majorBidi"/>
+                                <w:b/>
+                                <w:bCs/>
+                                <w:sz w:val="28"/>
+                                <w:szCs w:val="28"/>
+                              </w:rPr>
+                              <w:t xml:space="preserve"> for 100,000 target nodes?</w:t>
+                            </w:r>
+                          </w:p>
+                          <w:p>
+                            <w:pPr>
+                              <w:spacing w:after="40"/>
+                              <w:rPr>
+                                <w:rFonts w:asciiTheme="majorBidi" w:hAnsiTheme="majorBidi" w:cstheme="majorBidi"/>
+                                <w:sz w:val="28"/>
+                                <w:szCs w:val="28"/>
+                              </w:rPr>
+                            </w:pPr>
+                            <w:r>
+                              <w:rPr>
+                                <w:rFonts w:asciiTheme="majorBidi" w:hAnsiTheme="majorBidi" w:cstheme="majorBidi"/>
+                                <w:b/>
+                                <w:bCs/>
+                                <w:sz w:val="28"/>
+                                <w:szCs w:val="28"/>
+                              </w:rPr>
+                              <w:t>Pull-based wins at that scale</w:t>
+                            </w:r>
+                            <w:r>
+                              <w:rPr>
+                                <w:rFonts w:asciiTheme="majorBidi" w:hAnsiTheme="majorBidi" w:cstheme="majorBidi"/>
+                                <w:sz w:val="28"/>
+                                <w:szCs w:val="28"/>
+                              </w:rPr>
+                              <w:t xml:space="preserve"> </w:t>
+                            </w:r>
+                            <w:r>
+                              <w:rPr>
+                                <w:rFonts w:asciiTheme="majorBidi" w:hAnsiTheme="majorBidi" w:cstheme="majorBidi"/>
+                                <w:sz w:val="28"/>
+                                <w:szCs w:val="28"/>
+                              </w:rPr>
+                              <w:t>-</w:t>
+                            </w:r>
+                            <w:r>
+                              <w:rPr>
+                                <w:rFonts w:asciiTheme="majorBidi" w:hAnsiTheme="majorBidi" w:cstheme="majorBidi"/>
+                                <w:sz w:val="28"/>
+                                <w:szCs w:val="28"/>
+                              </w:rPr>
+                              <w:t xml:space="preserve"> here's why:</w:t>
+                            </w:r>
+                          </w:p>
+                          <w:p>
+                            <w:pPr>
+                              <w:spacing w:after="60"/>
+                              <w:rPr>
+                                <w:rFonts w:asciiTheme="majorBidi" w:hAnsiTheme="majorBidi" w:cstheme="majorBidi"/>
+                                <w:sz w:val="28"/>
+                                <w:szCs w:val="28"/>
+                              </w:rPr>
+                            </w:pPr>
+                            <w:r>
+                              <w:rPr>
+                                <w:rFonts w:asciiTheme="majorBidi" w:hAnsiTheme="majorBidi" w:cstheme="majorBidi"/>
+                                <w:sz w:val="28"/>
+                                <w:szCs w:val="28"/>
+                              </w:rPr>
+                              <w:t>The fundamental math problem with push:</w:t>
+                            </w:r>
+                          </w:p>
+                          <w:p>
+                            <w:pPr>
+                              <w:rPr>
+                                <w:rFonts w:asciiTheme="majorBidi" w:hAnsiTheme="majorBidi" w:cstheme="majorBidi"/>
+                                <w:sz w:val="28"/>
+                                <w:szCs w:val="28"/>
+                              </w:rPr>
+                            </w:pPr>
+                            <w:r>
+                              <w:rPr>
+                                <w:rFonts w:asciiTheme="majorBidi" w:hAnsiTheme="majorBidi" w:cstheme="majorBidi"/>
+                                <w:sz w:val="28"/>
+                                <w:szCs w:val="28"/>
+                              </w:rPr>
+                              <w:t>In a push model, your control plane has to initiate connections to all target nodes. At 100,000 nodes, even if each connection takes 1 second, pushing to all of them serially takes ~27 hours. You can parallelize (Ansible's forks), but then you're hammering your control node with tens of thousands of concurrent SSH connections, which creates a bottleneck at the source, not the targets.</w:t>
                             </w:r>
                           </w:p>
                         </w:txbxContent>
@@ -7871,7 +7995,7 @@
           </mc:Choice>
           <mc:Fallback>
             <w:pict>
-              <v:rect w14:anchorId="2F9DC77D" id="Rectangle 5" o:spid="_x0000_s1029" style="position:absolute;left:0;text-align:left;margin-left:470.05pt;margin-top:0;width:521.25pt;height:588pt;z-index:251662336;visibility:visible;mso-wrap-style:square;mso-width-percent:0;mso-height-percent:0;mso-wrap-distance-left:9pt;mso-wrap-distance-top:0;mso-wrap-distance-right:9pt;mso-wrap-distance-bottom:0;mso-position-horizontal:right;mso-position-horizontal-relative:margin;mso-position-vertical:absolute;mso-position-vertical-relative:text;mso-width-percent:0;mso-height-percent:0;mso-width-relative:margin;mso-height-relative:margin;v-text-anchor:middle" o:gfxdata="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" fillcolor="#555 [2160]" strokecolor="black [3200]" strokeweight=".5pt">
+              <v:rect w14:anchorId="2F9DC77D" id="Rectangle 5" o:spid="_x0000_s1029" style="position:absolute;left:0;text-align:left;margin-left:470.05pt;margin-top:0;width:521.25pt;height:766.95pt;z-index:251662336;visibility:visible;mso-wrap-style:square;mso-width-percent:0;mso-height-percent:0;mso-wrap-distance-left:9pt;mso-wrap-distance-top:0;mso-wrap-distance-right:9pt;mso-wrap-distance-bottom:0;mso-position-horizontal:right;mso-position-horizontal-relative:margin;mso-position-vertical:absolute;mso-position-vertical-relative:text;mso-width-percent:0;mso-height-percent:0;mso-width-relative:margin;mso-height-relative:margin;v-text-anchor:middle" o:gfxdata="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" fillcolor="#555 [2160]" strokecolor="black [3200]" strokeweight=".5pt">
                 <v:fill color2="#313131 [2608]" rotate="t" colors="0 #9b9b9b;.5 #8e8e8e;1 #797979" focus="100%" type="gradient">
                   <o:fill v:ext="view" type="gradientUnscaled"/>
                 </v:fill>
@@ -8596,6 +8720,7 @@
                           <w:ilvl w:val="0"/>
                           <w:numId w:val="31"/>
                         </w:numPr>
+                        <w:spacing w:after="60"/>
                         <w:ind w:left="360"/>
                         <w:rPr>
                           <w:rFonts w:asciiTheme="majorBidi" w:hAnsiTheme="majorBidi" w:cstheme="majorBidi"/>
@@ -8610,6 +8735,129 @@
                           <w:szCs w:val="28"/>
                         </w:rPr>
                         <w:t>Environments where nodes must periodically enforce desired state</w:t>
+                      </w:r>
+                    </w:p>
+                    <w:p>
+                      <w:pPr>
+                        <w:spacing w:after="60"/>
+                        <w:rPr>
+                          <w:rFonts w:asciiTheme="majorBidi" w:hAnsiTheme="majorBidi" w:cstheme="majorBidi"/>
+                          <w:b/>
+                          <w:bCs/>
+                          <w:sz w:val="28"/>
+                          <w:szCs w:val="28"/>
+                        </w:rPr>
+                      </w:pPr>
+                      <w:r>
+                        <w:rPr>
+                          <w:rFonts w:asciiTheme="majorBidi" w:hAnsiTheme="majorBidi" w:cstheme="majorBidi"/>
+                          <w:b/>
+                          <w:bCs/>
+                          <w:sz w:val="28"/>
+                          <w:szCs w:val="28"/>
+                        </w:rPr>
+                        <w:t xml:space="preserve">which architecture (push based or pull based) is better for large infra. for </w:t>
+                      </w:r>
+                      <w:proofErr w:type="gramStart"/>
+                      <w:r>
+                        <w:rPr>
+                          <w:rFonts w:asciiTheme="majorBidi" w:hAnsiTheme="majorBidi" w:cstheme="majorBidi"/>
+                          <w:b/>
+                          <w:bCs/>
+                          <w:sz w:val="28"/>
+                          <w:szCs w:val="28"/>
+                        </w:rPr>
+                        <w:t>example</w:t>
+                      </w:r>
+                      <w:proofErr w:type="gramEnd"/>
+                      <w:r>
+                        <w:rPr>
+                          <w:rFonts w:asciiTheme="majorBidi" w:hAnsiTheme="majorBidi" w:cstheme="majorBidi"/>
+                          <w:b/>
+                          <w:bCs/>
+                          <w:sz w:val="28"/>
+                          <w:szCs w:val="28"/>
+                        </w:rPr>
+                        <w:t xml:space="preserve"> for 100,000 target nodes?</w:t>
+                      </w:r>
+                    </w:p>
+                    <w:p>
+                      <w:pPr>
+                        <w:spacing w:after="40"/>
+                        <w:rPr>
+                          <w:rFonts w:asciiTheme="majorBidi" w:hAnsiTheme="majorBidi" w:cstheme="majorBidi"/>
+                          <w:sz w:val="28"/>
+                          <w:szCs w:val="28"/>
+                        </w:rPr>
+                      </w:pPr>
+                      <w:r>
+                        <w:rPr>
+                          <w:rFonts w:asciiTheme="majorBidi" w:hAnsiTheme="majorBidi" w:cstheme="majorBidi"/>
+                          <w:b/>
+                          <w:bCs/>
+                          <w:sz w:val="28"/>
+                          <w:szCs w:val="28"/>
+                        </w:rPr>
+                        <w:t>Pull-based wins at that scale</w:t>
+                      </w:r>
+                      <w:r>
+                        <w:rPr>
+                          <w:rFonts w:asciiTheme="majorBidi" w:hAnsiTheme="majorBidi" w:cstheme="majorBidi"/>
+                          <w:sz w:val="28"/>
+                          <w:szCs w:val="28"/>
+                        </w:rPr>
+                        <w:t xml:space="preserve"> </w:t>
+                      </w:r>
+                      <w:r>
+                        <w:rPr>
+                          <w:rFonts w:asciiTheme="majorBidi" w:hAnsiTheme="majorBidi" w:cstheme="majorBidi"/>
+                          <w:sz w:val="28"/>
+                          <w:szCs w:val="28"/>
+                        </w:rPr>
+                        <w:t>-</w:t>
+                      </w:r>
+                      <w:r>
+                        <w:rPr>
+                          <w:rFonts w:asciiTheme="majorBidi" w:hAnsiTheme="majorBidi" w:cstheme="majorBidi"/>
+                          <w:sz w:val="28"/>
+                          <w:szCs w:val="28"/>
+                        </w:rPr>
+                        <w:t xml:space="preserve"> here's why:</w:t>
+                      </w:r>
+                    </w:p>
+                    <w:p>
+                      <w:pPr>
+                        <w:spacing w:after="60"/>
+                        <w:rPr>
+                          <w:rFonts w:asciiTheme="majorBidi" w:hAnsiTheme="majorBidi" w:cstheme="majorBidi"/>
+                          <w:sz w:val="28"/>
+                          <w:szCs w:val="28"/>
+                        </w:rPr>
+                      </w:pPr>
+                      <w:r>
+                        <w:rPr>
+                          <w:rFonts w:asciiTheme="majorBidi" w:hAnsiTheme="majorBidi" w:cstheme="majorBidi"/>
+                          <w:sz w:val="28"/>
+                          <w:szCs w:val="28"/>
+                        </w:rPr>
+                        <w:t>The fundamental math problem with push:</w:t>
+                      </w:r>
+                    </w:p>
+                    <w:p>
+                      <w:pPr>
+                        <w:rPr>
+                          <w:rFonts w:asciiTheme="majorBidi" w:hAnsiTheme="majorBidi" w:cstheme="majorBidi"/>
+                          <w:sz w:val="28"/>
+                          <w:szCs w:val="28"/>
+                        </w:rPr>
+                      </w:pPr>
+                      <w:r>
+                        <w:rPr>
+                          <w:rFonts w:asciiTheme="majorBidi" w:hAnsiTheme="majorBidi" w:cstheme="majorBidi"/>
+                          <w:sz w:val="28"/>
+                          <w:szCs w:val="28"/>
+                        </w:rPr>
+                        <w:t>In a push model, your control plane has to initiate connections to all target nodes. At 100,000 nodes, even if each connection takes 1 second, pushing to all of them serially takes ~27 hours. You can parallelize (Ansible's forks), but then you're hammering your control node with tens of thousands of concurrent SSH connections, which creates a bottleneck at the source, not the targets.</w:t>
                       </w:r>
                     </w:p>
                   </w:txbxContent>
@@ -8831,7 +9079,11 @@
           <w:szCs w:val="36"/>
         </w:rPr>
       </w:pPr>
-      <w:r>
+    </w:p>
+    <w:p>
+      <w:pPr>
+        <w:spacing w:after="60"/>
+        <w:jc w:val="both"/>
         <w:rPr>
           <w:rFonts w:asciiTheme="majorBidi" w:hAnsiTheme="majorBidi" w:cstheme="majorBidi"/>
           <w:b/>
@@ -8839,6 +9091,2494 @@
           <w:sz w:val="36"/>
           <w:szCs w:val="36"/>
         </w:rPr>
+      </w:pPr>
+    </w:p>
+    <w:p>
+      <w:pPr>
+        <w:spacing w:after="60"/>
+        <w:jc w:val="both"/>
+        <w:rPr>
+          <w:rFonts w:asciiTheme="majorBidi" w:hAnsiTheme="majorBidi" w:cstheme="majorBidi"/>
+          <w:b/>
+          <w:bCs/>
+          <w:sz w:val="36"/>
+          <w:szCs w:val="36"/>
+        </w:rPr>
+      </w:pPr>
+    </w:p>
+    <w:p>
+      <w:pPr>
+        <w:spacing w:after="60"/>
+        <w:jc w:val="both"/>
+        <w:rPr>
+          <w:rFonts w:asciiTheme="majorBidi" w:hAnsiTheme="majorBidi" w:cstheme="majorBidi"/>
+          <w:b/>
+          <w:bCs/>
+          <w:sz w:val="36"/>
+          <w:szCs w:val="36"/>
+        </w:rPr>
+      </w:pPr>
+    </w:p>
+    <w:p>
+      <w:pPr>
+        <w:spacing w:after="60"/>
+        <w:jc w:val="both"/>
+        <w:rPr>
+          <w:rFonts w:asciiTheme="majorBidi" w:hAnsiTheme="majorBidi" w:cstheme="majorBidi"/>
+          <w:b/>
+          <w:bCs/>
+          <w:sz w:val="36"/>
+          <w:szCs w:val="36"/>
+        </w:rPr>
+      </w:pPr>
+    </w:p>
+    <w:p>
+      <w:pPr>
+        <w:spacing w:after="60"/>
+        <w:jc w:val="both"/>
+        <w:rPr>
+          <w:rFonts w:asciiTheme="majorBidi" w:hAnsiTheme="majorBidi" w:cstheme="majorBidi"/>
+          <w:b/>
+          <w:bCs/>
+          <w:sz w:val="36"/>
+          <w:szCs w:val="36"/>
+        </w:rPr>
+      </w:pPr>
+    </w:p>
+    <w:p>
+      <w:pPr>
+        <w:spacing w:after="60"/>
+        <w:jc w:val="both"/>
+        <w:rPr>
+          <w:rFonts w:asciiTheme="majorBidi" w:hAnsiTheme="majorBidi" w:cstheme="majorBidi"/>
+          <w:b/>
+          <w:bCs/>
+          <w:sz w:val="36"/>
+          <w:szCs w:val="36"/>
+        </w:rPr>
+      </w:pPr>
+    </w:p>
+    <w:p>
+      <w:pPr>
+        <w:spacing w:after="60"/>
+        <w:jc w:val="both"/>
+        <w:rPr>
+          <w:rFonts w:asciiTheme="majorBidi" w:hAnsiTheme="majorBidi" w:cstheme="majorBidi"/>
+          <w:sz w:val="28"/>
+          <w:szCs w:val="28"/>
+        </w:rPr>
+      </w:pPr>
+      <w:r>
+        <w:rPr>
+          <w:rFonts w:asciiTheme="majorBidi" w:hAnsiTheme="majorBidi" w:cstheme="majorBidi"/>
+          <w:noProof/>
+          <w:sz w:val="28"/>
+          <w:szCs w:val="28"/>
+        </w:rPr>
+        <w:lastRenderedPageBreak/>
+        <mc:AlternateContent>
+          <mc:Choice Requires="wps">
+            <w:drawing>
+              <wp:anchor distT="0" distB="0" distL="114300" distR="114300" simplePos="0" relativeHeight="251671552" behindDoc="0" locked="0" layoutInCell="1" allowOverlap="1" wp14:anchorId="15C0D45C" wp14:editId="5B6833DF">
+                <wp:simplePos x="0" y="0"/>
+                <wp:positionH relativeFrom="margin">
+                  <wp:align>left</wp:align>
+                </wp:positionH>
+                <wp:positionV relativeFrom="paragraph">
+                  <wp:posOffset>11927</wp:posOffset>
+                </wp:positionV>
+                <wp:extent cx="6615016" cy="9740348"/>
+                <wp:effectExtent l="0" t="0" r="14605" b="13335"/>
+                <wp:wrapNone/>
+                <wp:docPr id="2067535784" name="Rectangle 13"/>
+                <wp:cNvGraphicFramePr/>
+                <a:graphic xmlns:a="http://schemas.openxmlformats.org/drawingml/2006/main">
+                  <a:graphicData uri="http://schemas.microsoft.com/office/word/2010/wordprocessingShape">
+                    <wps:wsp>
+                      <wps:cNvSpPr/>
+                      <wps:spPr>
+                        <a:xfrm>
+                          <a:off x="0" y="0"/>
+                          <a:ext cx="6615016" cy="9740348"/>
+                        </a:xfrm>
+                        <a:prstGeom prst="rect">
+                          <a:avLst/>
+                        </a:prstGeom>
+                      </wps:spPr>
+                      <wps:style>
+                        <a:lnRef idx="1">
+                          <a:schemeClr val="dk1"/>
+                        </a:lnRef>
+                        <a:fillRef idx="2">
+                          <a:schemeClr val="dk1"/>
+                        </a:fillRef>
+                        <a:effectRef idx="1">
+                          <a:schemeClr val="dk1"/>
+                        </a:effectRef>
+                        <a:fontRef idx="minor">
+                          <a:schemeClr val="dk1"/>
+                        </a:fontRef>
+                      </wps:style>
+                      <wps:txbx>
+                        <w:txbxContent>
+                          <w:p>
+                            <w:pPr>
+                              <w:spacing w:after="40"/>
+                              <w:jc w:val="both"/>
+                              <w:rPr>
+                                <w:rFonts w:asciiTheme="majorBidi" w:hAnsiTheme="majorBidi" w:cstheme="majorBidi"/>
+                                <w:sz w:val="28"/>
+                                <w:szCs w:val="28"/>
+                              </w:rPr>
+                            </w:pPr>
+                            <w:r>
+                              <w:rPr>
+                                <w:rFonts w:asciiTheme="majorBidi" w:hAnsiTheme="majorBidi" w:cstheme="majorBidi"/>
+                                <w:sz w:val="28"/>
+                                <w:szCs w:val="28"/>
+                              </w:rPr>
+                              <w:t>Pull-based distributes the load naturally:</w:t>
+                            </w:r>
+                          </w:p>
+                          <w:p>
+                            <w:pPr>
+                              <w:spacing w:after="60"/>
+                              <w:jc w:val="both"/>
+                              <w:rPr>
+                                <w:rFonts w:asciiTheme="majorBidi" w:hAnsiTheme="majorBidi" w:cstheme="majorBidi"/>
+                                <w:sz w:val="28"/>
+                                <w:szCs w:val="28"/>
+                              </w:rPr>
+                            </w:pPr>
+                            <w:r>
+                              <w:rPr>
+                                <w:rFonts w:asciiTheme="majorBidi" w:hAnsiTheme="majorBidi" w:cstheme="majorBidi"/>
+                                <w:sz w:val="28"/>
+                                <w:szCs w:val="28"/>
+                              </w:rPr>
+                              <w:t xml:space="preserve">Each agent independently calls home on its own schedule (e.g., every 30 minutes). The server never initiates </w:t>
+                            </w:r>
+                            <w:r>
+                              <w:rPr>
+                                <w:rFonts w:asciiTheme="majorBidi" w:hAnsiTheme="majorBidi" w:cstheme="majorBidi"/>
+                                <w:sz w:val="28"/>
+                                <w:szCs w:val="28"/>
+                              </w:rPr>
+                              <w:t>-</w:t>
+                            </w:r>
+                            <w:r>
+                              <w:rPr>
+                                <w:rFonts w:asciiTheme="majorBidi" w:hAnsiTheme="majorBidi" w:cstheme="majorBidi"/>
+                                <w:sz w:val="28"/>
+                                <w:szCs w:val="28"/>
+                              </w:rPr>
+                              <w:t xml:space="preserve"> it just receives. This means:</w:t>
+                            </w:r>
+                          </w:p>
+                          <w:p>
+                            <w:pPr>
+                              <w:pStyle w:val="ListParagraph"/>
+                              <w:numPr>
+                                <w:ilvl w:val="0"/>
+                                <w:numId w:val="52"/>
+                              </w:numPr>
+                              <w:ind w:left="360"/>
+                              <w:jc w:val="both"/>
+                              <w:rPr>
+                                <w:rFonts w:asciiTheme="majorBidi" w:hAnsiTheme="majorBidi" w:cstheme="majorBidi"/>
+                                <w:sz w:val="28"/>
+                                <w:szCs w:val="28"/>
+                              </w:rPr>
+                            </w:pPr>
+                            <w:r>
+                              <w:rPr>
+                                <w:rFonts w:asciiTheme="majorBidi" w:hAnsiTheme="majorBidi" w:cstheme="majorBidi"/>
+                                <w:sz w:val="28"/>
+                                <w:szCs w:val="28"/>
+                              </w:rPr>
+                              <w:t>The load is spread out over time automatically</w:t>
+                            </w:r>
+                          </w:p>
+                          <w:p>
+                            <w:pPr>
+                              <w:pStyle w:val="ListParagraph"/>
+                              <w:numPr>
+                                <w:ilvl w:val="0"/>
+                                <w:numId w:val="52"/>
+                              </w:numPr>
+                              <w:ind w:left="360"/>
+                              <w:jc w:val="both"/>
+                              <w:rPr>
+                                <w:rFonts w:asciiTheme="majorBidi" w:hAnsiTheme="majorBidi" w:cstheme="majorBidi"/>
+                                <w:sz w:val="28"/>
+                                <w:szCs w:val="28"/>
+                              </w:rPr>
+                            </w:pPr>
+                            <w:r>
+                              <w:rPr>
+                                <w:rFonts w:asciiTheme="majorBidi" w:hAnsiTheme="majorBidi" w:cstheme="majorBidi"/>
+                                <w:sz w:val="28"/>
+                                <w:szCs w:val="28"/>
+                              </w:rPr>
+                              <w:t>Adding 10,000 more nodes doesn't increase pressure on the server proportionally in the same burst way</w:t>
+                            </w:r>
+                          </w:p>
+                          <w:p>
+                            <w:pPr>
+                              <w:pStyle w:val="ListParagraph"/>
+                              <w:numPr>
+                                <w:ilvl w:val="0"/>
+                                <w:numId w:val="52"/>
+                              </w:numPr>
+                              <w:spacing w:after="80"/>
+                              <w:ind w:left="360"/>
+                              <w:jc w:val="both"/>
+                              <w:rPr>
+                                <w:rFonts w:asciiTheme="majorBidi" w:hAnsiTheme="majorBidi" w:cstheme="majorBidi"/>
+                                <w:sz w:val="28"/>
+                                <w:szCs w:val="28"/>
+                              </w:rPr>
+                            </w:pPr>
+                            <w:r>
+                              <w:rPr>
+                                <w:rFonts w:asciiTheme="majorBidi" w:hAnsiTheme="majorBidi" w:cstheme="majorBidi"/>
+                                <w:sz w:val="28"/>
+                                <w:szCs w:val="28"/>
+                              </w:rPr>
+                              <w:t>You can horizontally scale the Puppet/Chef server tier to handle more check-ins</w:t>
+                            </w:r>
+                          </w:p>
+                          <w:p>
+                            <w:pPr>
+                              <w:spacing w:after="80"/>
+                              <w:jc w:val="both"/>
+                              <w:rPr>
+                                <w:rFonts w:asciiTheme="majorBidi" w:hAnsiTheme="majorBidi" w:cstheme="majorBidi"/>
+                                <w:sz w:val="28"/>
+                                <w:szCs w:val="28"/>
+                              </w:rPr>
+                            </w:pPr>
+                            <w:r>
+                              <w:rPr>
+                                <w:rFonts w:asciiTheme="majorBidi" w:hAnsiTheme="majorBidi" w:cstheme="majorBidi"/>
+                                <w:sz w:val="28"/>
+                                <w:szCs w:val="28"/>
+                              </w:rPr>
+                              <w:t>At 100,000 nodes, some will always be drifting from desired state (hardware quirks, rogue changes, failed runs). With pull, agents self-correct on every check-in cycle without you having to re-target them. With push, you only find out something drifted when you push again.</w:t>
+                            </w:r>
+                          </w:p>
+                          <w:p>
+                            <w:pPr>
+                              <w:spacing w:after="100"/>
+                              <w:jc w:val="both"/>
+                              <w:rPr>
+                                <w:rFonts w:asciiTheme="majorBidi" w:hAnsiTheme="majorBidi" w:cstheme="majorBidi"/>
+                                <w:sz w:val="28"/>
+                                <w:szCs w:val="28"/>
+                              </w:rPr>
+                            </w:pPr>
+                            <w:r>
+                              <w:rPr>
+                                <w:rFonts w:asciiTheme="majorBidi" w:hAnsiTheme="majorBidi" w:cstheme="majorBidi"/>
+                                <w:sz w:val="28"/>
+                                <w:szCs w:val="28"/>
+                              </w:rPr>
+                              <w:t>Failure handling differs fundamentally:</w:t>
+                            </w:r>
+                          </w:p>
+                          <w:tbl>
+                            <w:tblPr>
+                              <w:tblStyle w:val="GridTable3"/>
+                              <w:tblW w:w="0" w:type="auto"/>
+                              <w:tblLook w:val="04A0" w:firstRow="1" w:lastRow="0" w:firstColumn="1" w:lastColumn="0" w:noHBand="0" w:noVBand="1"/>
+                            </w:tblPr>
+                            <w:tblGrid>
+                              <w:gridCol w:w="3055"/>
+                              <w:gridCol w:w="3420"/>
+                              <w:gridCol w:w="3634"/>
+                            </w:tblGrid>
+                            <w:tr>
+                              <w:trPr>
+                                <w:cnfStyle w:val="100000000000" w:firstRow="1" w:lastRow="0" w:firstColumn="0" w:lastColumn="0" w:oddVBand="0" w:evenVBand="0" w:oddHBand="0" w:evenHBand="0" w:firstRowFirstColumn="0" w:firstRowLastColumn="0" w:lastRowFirstColumn="0" w:lastRowLastColumn="0"/>
+                              </w:trPr>
+                              <w:tc>
+                                <w:tcPr>
+                                  <w:cnfStyle w:val="001000000100" w:firstRow="0" w:lastRow="0" w:firstColumn="1" w:lastColumn="0" w:oddVBand="0" w:evenVBand="0" w:oddHBand="0" w:evenHBand="0" w:firstRowFirstColumn="1" w:firstRowLastColumn="0" w:lastRowFirstColumn="0" w:lastRowLastColumn="0"/>
+                                  <w:tcW w:w="3055" w:type="dxa"/>
+                                  <w:tcBorders>
+                                    <w:top w:val="single" w:sz="12" w:space="0" w:color="auto"/>
+                                  </w:tcBorders>
+                                  <w:shd w:val="clear" w:color="auto" w:fill="auto"/>
+                                  <w:vAlign w:val="center"/>
+                                </w:tcPr>
+                                <w:p>
+                                  <w:pPr>
+                                    <w:spacing w:before="120" w:after="120"/>
+                                    <w:jc w:val="center"/>
+                                    <w:rPr>
+                                      <w:rFonts w:asciiTheme="majorBidi" w:hAnsiTheme="majorBidi" w:cstheme="majorBidi"/>
+                                      <w:i w:val="0"/>
+                                      <w:iCs w:val="0"/>
+                                      <w:sz w:val="28"/>
+                                      <w:szCs w:val="28"/>
+                                    </w:rPr>
+                                  </w:pPr>
+                                  <w:r>
+                                    <w:rPr>
+                                      <w:rFonts w:asciiTheme="majorBidi" w:hAnsiTheme="majorBidi" w:cstheme="majorBidi"/>
+                                      <w:i w:val="0"/>
+                                      <w:iCs w:val="0"/>
+                                      <w:sz w:val="28"/>
+                                      <w:szCs w:val="28"/>
+                                    </w:rPr>
+                                    <w:t>Scenario</w:t>
+                                  </w:r>
+                                </w:p>
+                              </w:tc>
+                              <w:tc>
+                                <w:tcPr>
+                                  <w:tcW w:w="3420" w:type="dxa"/>
+                                  <w:tcBorders>
+                                    <w:top w:val="single" w:sz="12" w:space="0" w:color="auto"/>
+                                  </w:tcBorders>
+                                  <w:shd w:val="clear" w:color="auto" w:fill="auto"/>
+                                  <w:vAlign w:val="center"/>
+                                </w:tcPr>
+                                <w:p>
+                                  <w:pPr>
+                                    <w:spacing w:before="120" w:after="120"/>
+                                    <w:jc w:val="center"/>
+                                    <w:cnfStyle w:val="100000000000" w:firstRow="1" w:lastRow="0" w:firstColumn="0" w:lastColumn="0" w:oddVBand="0" w:evenVBand="0" w:oddHBand="0" w:evenHBand="0" w:firstRowFirstColumn="0" w:firstRowLastColumn="0" w:lastRowFirstColumn="0" w:lastRowLastColumn="0"/>
+                                    <w:rPr>
+                                      <w:rFonts w:asciiTheme="majorBidi" w:hAnsiTheme="majorBidi" w:cstheme="majorBidi"/>
+                                      <w:sz w:val="28"/>
+                                      <w:szCs w:val="28"/>
+                                    </w:rPr>
+                                  </w:pPr>
+                                  <w:r>
+                                    <w:rPr>
+                                      <w:rFonts w:asciiTheme="majorBidi" w:hAnsiTheme="majorBidi" w:cstheme="majorBidi"/>
+                                      <w:sz w:val="28"/>
+                                      <w:szCs w:val="28"/>
+                                    </w:rPr>
+                                    <w:t>Push (Ansible)</w:t>
+                                  </w:r>
+                                </w:p>
+                              </w:tc>
+                              <w:tc>
+                                <w:tcPr>
+                                  <w:tcW w:w="3634" w:type="dxa"/>
+                                  <w:tcBorders>
+                                    <w:top w:val="single" w:sz="12" w:space="0" w:color="auto"/>
+                                  </w:tcBorders>
+                                  <w:shd w:val="clear" w:color="auto" w:fill="auto"/>
+                                  <w:vAlign w:val="center"/>
+                                </w:tcPr>
+                                <w:p>
+                                  <w:pPr>
+                                    <w:spacing w:before="120" w:after="120"/>
+                                    <w:jc w:val="center"/>
+                                    <w:cnfStyle w:val="100000000000" w:firstRow="1" w:lastRow="0" w:firstColumn="0" w:lastColumn="0" w:oddVBand="0" w:evenVBand="0" w:oddHBand="0" w:evenHBand="0" w:firstRowFirstColumn="0" w:firstRowLastColumn="0" w:lastRowFirstColumn="0" w:lastRowLastColumn="0"/>
+                                    <w:rPr>
+                                      <w:rFonts w:asciiTheme="majorBidi" w:hAnsiTheme="majorBidi" w:cstheme="majorBidi"/>
+                                      <w:sz w:val="28"/>
+                                      <w:szCs w:val="28"/>
+                                    </w:rPr>
+                                  </w:pPr>
+                                  <w:r>
+                                    <w:rPr>
+                                      <w:rFonts w:asciiTheme="majorBidi" w:hAnsiTheme="majorBidi" w:cstheme="majorBidi"/>
+                                      <w:sz w:val="28"/>
+                                      <w:szCs w:val="28"/>
+                                    </w:rPr>
+                                    <w:t>Pull (Puppet)</w:t>
+                                  </w:r>
+                                </w:p>
+                              </w:tc>
+                            </w:tr>
+                            <w:tr>
+                              <w:trPr>
+                                <w:cnfStyle w:val="000000100000" w:firstRow="0" w:lastRow="0" w:firstColumn="0" w:lastColumn="0" w:oddVBand="0" w:evenVBand="0" w:oddHBand="1" w:evenHBand="0" w:firstRowFirstColumn="0" w:firstRowLastColumn="0" w:lastRowFirstColumn="0" w:lastRowLastColumn="0"/>
+                              </w:trPr>
+                              <w:tc>
+                                <w:tcPr>
+                                  <w:cnfStyle w:val="001000000000" w:firstRow="0" w:lastRow="0" w:firstColumn="1" w:lastColumn="0" w:oddVBand="0" w:evenVBand="0" w:oddHBand="0" w:evenHBand="0" w:firstRowFirstColumn="0" w:firstRowLastColumn="0" w:lastRowFirstColumn="0" w:lastRowLastColumn="0"/>
+                                  <w:tcW w:w="3055" w:type="dxa"/>
+                                  <w:shd w:val="clear" w:color="auto" w:fill="auto"/>
+                                  <w:vAlign w:val="center"/>
+                                </w:tcPr>
+                                <w:p>
+                                  <w:pPr>
+                                    <w:spacing w:before="120" w:after="120"/>
+                                    <w:jc w:val="center"/>
+                                    <w:rPr>
+                                      <w:rFonts w:asciiTheme="majorBidi" w:hAnsiTheme="majorBidi" w:cstheme="majorBidi"/>
+                                      <w:b/>
+                                      <w:bCs/>
+                                      <w:sz w:val="28"/>
+                                      <w:szCs w:val="28"/>
+                                    </w:rPr>
+                                  </w:pPr>
+                                  <w:r>
+                                    <w:rPr>
+                                      <w:rFonts w:asciiTheme="majorBidi" w:hAnsiTheme="majorBidi" w:cstheme="majorBidi"/>
+                                      <w:b/>
+                                      <w:bCs/>
+                                      <w:sz w:val="28"/>
+                                      <w:szCs w:val="28"/>
+                                    </w:rPr>
+                                    <w:t>5,000 nodes unreachable</w:t>
+                                  </w:r>
+                                </w:p>
+                              </w:tc>
+                              <w:tc>
+                                <w:tcPr>
+                                  <w:tcW w:w="3420" w:type="dxa"/>
+                                  <w:vAlign w:val="center"/>
+                                </w:tcPr>
+                                <w:p>
+                                  <w:pPr>
+                                    <w:spacing w:before="120" w:after="120"/>
+                                    <w:jc w:val="center"/>
+                                    <w:cnfStyle w:val="000000100000" w:firstRow="0" w:lastRow="0" w:firstColumn="0" w:lastColumn="0" w:oddVBand="0" w:evenVBand="0" w:oddHBand="1" w:evenHBand="0" w:firstRowFirstColumn="0" w:firstRowLastColumn="0" w:lastRowFirstColumn="0" w:lastRowLastColumn="0"/>
+                                    <w:rPr>
+                                      <w:rFonts w:asciiTheme="majorBidi" w:hAnsiTheme="majorBidi" w:cstheme="majorBidi"/>
+                                      <w:sz w:val="28"/>
+                                      <w:szCs w:val="28"/>
+                                    </w:rPr>
+                                  </w:pPr>
+                                  <w:r>
+                                    <w:rPr>
+                                      <w:rFonts w:asciiTheme="majorBidi" w:hAnsiTheme="majorBidi" w:cstheme="majorBidi"/>
+                                      <w:sz w:val="28"/>
+                                      <w:szCs w:val="28"/>
+                                    </w:rPr>
+                                    <w:t>You get 5,000 failures in your run</w:t>
+                                  </w:r>
+                                </w:p>
+                              </w:tc>
+                              <w:tc>
+                                <w:tcPr>
+                                  <w:tcW w:w="3634" w:type="dxa"/>
+                                  <w:vAlign w:val="center"/>
+                                </w:tcPr>
+                                <w:p>
+                                  <w:pPr>
+                                    <w:spacing w:before="120" w:after="120"/>
+                                    <w:jc w:val="center"/>
+                                    <w:cnfStyle w:val="000000100000" w:firstRow="0" w:lastRow="0" w:firstColumn="0" w:lastColumn="0" w:oddVBand="0" w:evenVBand="0" w:oddHBand="1" w:evenHBand="0" w:firstRowFirstColumn="0" w:firstRowLastColumn="0" w:lastRowFirstColumn="0" w:lastRowLastColumn="0"/>
+                                    <w:rPr>
+                                      <w:rFonts w:asciiTheme="majorBidi" w:hAnsiTheme="majorBidi" w:cstheme="majorBidi"/>
+                                      <w:sz w:val="28"/>
+                                      <w:szCs w:val="28"/>
+                                    </w:rPr>
+                                  </w:pPr>
+                                  <w:r>
+                                    <w:rPr>
+                                      <w:rFonts w:asciiTheme="majorBidi" w:hAnsiTheme="majorBidi" w:cstheme="majorBidi"/>
+                                      <w:sz w:val="28"/>
+                                      <w:szCs w:val="28"/>
+                                    </w:rPr>
+                                    <w:t>They just miss a check-in cycle and retry</w:t>
+                                  </w:r>
+                                </w:p>
+                              </w:tc>
+                            </w:tr>
+                            <w:tr>
+                              <w:tc>
+                                <w:tcPr>
+                                  <w:cnfStyle w:val="001000000000" w:firstRow="0" w:lastRow="0" w:firstColumn="1" w:lastColumn="0" w:oddVBand="0" w:evenVBand="0" w:oddHBand="0" w:evenHBand="0" w:firstRowFirstColumn="0" w:firstRowLastColumn="0" w:lastRowFirstColumn="0" w:lastRowLastColumn="0"/>
+                                  <w:tcW w:w="3055" w:type="dxa"/>
+                                  <w:shd w:val="clear" w:color="auto" w:fill="auto"/>
+                                  <w:vAlign w:val="center"/>
+                                </w:tcPr>
+                                <w:p>
+                                  <w:pPr>
+                                    <w:spacing w:before="120" w:after="120"/>
+                                    <w:jc w:val="center"/>
+                                    <w:rPr>
+                                      <w:rFonts w:asciiTheme="majorBidi" w:hAnsiTheme="majorBidi" w:cstheme="majorBidi"/>
+                                      <w:b/>
+                                      <w:bCs/>
+                                      <w:sz w:val="28"/>
+                                      <w:szCs w:val="28"/>
+                                    </w:rPr>
+                                  </w:pPr>
+                                  <w:r>
+                                    <w:rPr>
+                                      <w:rFonts w:asciiTheme="majorBidi" w:hAnsiTheme="majorBidi" w:cstheme="majorBidi"/>
+                                      <w:b/>
+                                      <w:bCs/>
+                                      <w:sz w:val="28"/>
+                                      <w:szCs w:val="28"/>
+                                    </w:rPr>
+                                    <w:t>Control server goes down</w:t>
+                                  </w:r>
+                                </w:p>
+                              </w:tc>
+                              <w:tc>
+                                <w:tcPr>
+                                  <w:tcW w:w="3420" w:type="dxa"/>
+                                  <w:vAlign w:val="center"/>
+                                </w:tcPr>
+                                <w:p>
+                                  <w:pPr>
+                                    <w:spacing w:before="120" w:after="120"/>
+                                    <w:jc w:val="center"/>
+                                    <w:cnfStyle w:val="000000000000" w:firstRow="0" w:lastRow="0" w:firstColumn="0" w:lastColumn="0" w:oddVBand="0" w:evenVBand="0" w:oddHBand="0" w:evenHBand="0" w:firstRowFirstColumn="0" w:firstRowLastColumn="0" w:lastRowFirstColumn="0" w:lastRowLastColumn="0"/>
+                                    <w:rPr>
+                                      <w:rFonts w:asciiTheme="majorBidi" w:hAnsiTheme="majorBidi" w:cstheme="majorBidi"/>
+                                      <w:sz w:val="28"/>
+                                      <w:szCs w:val="28"/>
+                                    </w:rPr>
+                                  </w:pPr>
+                                  <w:r>
+                                    <w:rPr>
+                                      <w:rFonts w:asciiTheme="majorBidi" w:hAnsiTheme="majorBidi" w:cstheme="majorBidi"/>
+                                      <w:sz w:val="28"/>
+                                      <w:szCs w:val="28"/>
+                                    </w:rPr>
+                                    <w:t>Nothing can be deployed</w:t>
+                                  </w:r>
+                                </w:p>
+                              </w:tc>
+                              <w:tc>
+                                <w:tcPr>
+                                  <w:tcW w:w="3634" w:type="dxa"/>
+                                  <w:vAlign w:val="center"/>
+                                </w:tcPr>
+                                <w:p>
+                                  <w:pPr>
+                                    <w:spacing w:before="120" w:after="120"/>
+                                    <w:jc w:val="center"/>
+                                    <w:cnfStyle w:val="000000000000" w:firstRow="0" w:lastRow="0" w:firstColumn="0" w:lastColumn="0" w:oddVBand="0" w:evenVBand="0" w:oddHBand="0" w:evenHBand="0" w:firstRowFirstColumn="0" w:firstRowLastColumn="0" w:lastRowFirstColumn="0" w:lastRowLastColumn="0"/>
+                                    <w:rPr>
+                                      <w:rFonts w:asciiTheme="majorBidi" w:hAnsiTheme="majorBidi" w:cstheme="majorBidi"/>
+                                      <w:sz w:val="28"/>
+                                      <w:szCs w:val="28"/>
+                                    </w:rPr>
+                                  </w:pPr>
+                                  <w:r>
+                                    <w:rPr>
+                                      <w:rFonts w:asciiTheme="majorBidi" w:hAnsiTheme="majorBidi" w:cstheme="majorBidi"/>
+                                      <w:sz w:val="28"/>
+                                      <w:szCs w:val="28"/>
+                                    </w:rPr>
+                                    <w:t>Agents keep enforcing last known state</w:t>
+                                  </w:r>
+                                </w:p>
+                              </w:tc>
+                            </w:tr>
+                            <w:tr>
+                              <w:trPr>
+                                <w:cnfStyle w:val="000000100000" w:firstRow="0" w:lastRow="0" w:firstColumn="0" w:lastColumn="0" w:oddVBand="0" w:evenVBand="0" w:oddHBand="1" w:evenHBand="0" w:firstRowFirstColumn="0" w:firstRowLastColumn="0" w:lastRowFirstColumn="0" w:lastRowLastColumn="0"/>
+                              </w:trPr>
+                              <w:tc>
+                                <w:tcPr>
+                                  <w:cnfStyle w:val="001000000000" w:firstRow="0" w:lastRow="0" w:firstColumn="1" w:lastColumn="0" w:oddVBand="0" w:evenVBand="0" w:oddHBand="0" w:evenHBand="0" w:firstRowFirstColumn="0" w:firstRowLastColumn="0" w:lastRowFirstColumn="0" w:lastRowLastColumn="0"/>
+                                  <w:tcW w:w="3055" w:type="dxa"/>
+                                  <w:shd w:val="clear" w:color="auto" w:fill="auto"/>
+                                  <w:vAlign w:val="center"/>
+                                </w:tcPr>
+                                <w:p>
+                                  <w:pPr>
+                                    <w:spacing w:before="120" w:after="120"/>
+                                    <w:jc w:val="center"/>
+                                    <w:rPr>
+                                      <w:rFonts w:asciiTheme="majorBidi" w:hAnsiTheme="majorBidi" w:cstheme="majorBidi"/>
+                                      <w:b/>
+                                      <w:bCs/>
+                                      <w:sz w:val="28"/>
+                                      <w:szCs w:val="28"/>
+                                    </w:rPr>
+                                  </w:pPr>
+                                  <w:r>
+                                    <w:rPr>
+                                      <w:rFonts w:asciiTheme="majorBidi" w:hAnsiTheme="majorBidi" w:cstheme="majorBidi"/>
+                                      <w:b/>
+                                      <w:bCs/>
+                                      <w:sz w:val="28"/>
+                                      <w:szCs w:val="28"/>
+                                    </w:rPr>
+                                    <w:t>New node comes online</w:t>
+                                  </w:r>
+                                </w:p>
+                              </w:tc>
+                              <w:tc>
+                                <w:tcPr>
+                                  <w:tcW w:w="3420" w:type="dxa"/>
+                                  <w:vAlign w:val="center"/>
+                                </w:tcPr>
+                                <w:p>
+                                  <w:pPr>
+                                    <w:spacing w:before="120" w:after="120"/>
+                                    <w:jc w:val="center"/>
+                                    <w:cnfStyle w:val="000000100000" w:firstRow="0" w:lastRow="0" w:firstColumn="0" w:lastColumn="0" w:oddVBand="0" w:evenVBand="0" w:oddHBand="1" w:evenHBand="0" w:firstRowFirstColumn="0" w:firstRowLastColumn="0" w:lastRowFirstColumn="0" w:lastRowLastColumn="0"/>
+                                    <w:rPr>
+                                      <w:rFonts w:asciiTheme="majorBidi" w:hAnsiTheme="majorBidi" w:cstheme="majorBidi"/>
+                                      <w:sz w:val="28"/>
+                                      <w:szCs w:val="28"/>
+                                    </w:rPr>
+                                  </w:pPr>
+                                  <w:r>
+                                    <w:rPr>
+                                      <w:rFonts w:asciiTheme="majorBidi" w:hAnsiTheme="majorBidi" w:cstheme="majorBidi"/>
+                                      <w:sz w:val="28"/>
+                                      <w:szCs w:val="28"/>
+                                    </w:rPr>
+                                    <w:t>Must be added to inventory and targeted</w:t>
+                                  </w:r>
+                                </w:p>
+                              </w:tc>
+                              <w:tc>
+                                <w:tcPr>
+                                  <w:tcW w:w="3634" w:type="dxa"/>
+                                  <w:vAlign w:val="center"/>
+                                </w:tcPr>
+                                <w:p>
+                                  <w:pPr>
+                                    <w:spacing w:before="120" w:after="120"/>
+                                    <w:jc w:val="center"/>
+                                    <w:cnfStyle w:val="000000100000" w:firstRow="0" w:lastRow="0" w:firstColumn="0" w:lastColumn="0" w:oddVBand="0" w:evenVBand="0" w:oddHBand="1" w:evenHBand="0" w:firstRowFirstColumn="0" w:firstRowLastColumn="0" w:lastRowFirstColumn="0" w:lastRowLastColumn="0"/>
+                                    <w:rPr>
+                                      <w:rFonts w:asciiTheme="majorBidi" w:hAnsiTheme="majorBidi" w:cstheme="majorBidi"/>
+                                      <w:sz w:val="28"/>
+                                      <w:szCs w:val="28"/>
+                                    </w:rPr>
+                                  </w:pPr>
+                                  <w:r>
+                                    <w:rPr>
+                                      <w:rFonts w:asciiTheme="majorBidi" w:hAnsiTheme="majorBidi" w:cstheme="majorBidi"/>
+                                      <w:sz w:val="28"/>
+                                      <w:szCs w:val="28"/>
+                                    </w:rPr>
+                                    <w:t>Agent installs, calls home, gets its config</w:t>
+                                  </w:r>
+                                </w:p>
+                              </w:tc>
+                            </w:tr>
+                            <w:tr>
+                              <w:tc>
+                                <w:tcPr>
+                                  <w:cnfStyle w:val="001000000000" w:firstRow="0" w:lastRow="0" w:firstColumn="1" w:lastColumn="0" w:oddVBand="0" w:evenVBand="0" w:oddHBand="0" w:evenHBand="0" w:firstRowFirstColumn="0" w:firstRowLastColumn="0" w:lastRowFirstColumn="0" w:lastRowLastColumn="0"/>
+                                  <w:tcW w:w="3055" w:type="dxa"/>
+                                  <w:tcBorders>
+                                    <w:bottom w:val="single" w:sz="12" w:space="0" w:color="auto"/>
+                                  </w:tcBorders>
+                                  <w:shd w:val="clear" w:color="auto" w:fill="auto"/>
+                                  <w:vAlign w:val="center"/>
+                                </w:tcPr>
+                                <w:p>
+                                  <w:pPr>
+                                    <w:spacing w:before="120" w:after="120"/>
+                                    <w:jc w:val="center"/>
+                                    <w:rPr>
+                                      <w:rFonts w:asciiTheme="majorBidi" w:hAnsiTheme="majorBidi" w:cstheme="majorBidi"/>
+                                      <w:b/>
+                                      <w:bCs/>
+                                      <w:sz w:val="28"/>
+                                      <w:szCs w:val="28"/>
+                                    </w:rPr>
+                                  </w:pPr>
+                                  <w:r>
+                                    <w:rPr>
+                                      <w:rFonts w:asciiTheme="majorBidi" w:hAnsiTheme="majorBidi" w:cstheme="majorBidi"/>
+                                      <w:b/>
+                                      <w:bCs/>
+                                      <w:sz w:val="28"/>
+                                      <w:szCs w:val="28"/>
+                                    </w:rPr>
+                                    <w:t>Network partition</w:t>
+                                  </w:r>
+                                </w:p>
+                              </w:tc>
+                              <w:tc>
+                                <w:tcPr>
+                                  <w:tcW w:w="3420" w:type="dxa"/>
+                                  <w:tcBorders>
+                                    <w:bottom w:val="single" w:sz="12" w:space="0" w:color="auto"/>
+                                  </w:tcBorders>
+                                  <w:vAlign w:val="center"/>
+                                </w:tcPr>
+                                <w:p>
+                                  <w:pPr>
+                                    <w:spacing w:before="120" w:after="120"/>
+                                    <w:jc w:val="center"/>
+                                    <w:cnfStyle w:val="000000000000" w:firstRow="0" w:lastRow="0" w:firstColumn="0" w:lastColumn="0" w:oddVBand="0" w:evenVBand="0" w:oddHBand="0" w:evenHBand="0" w:firstRowFirstColumn="0" w:firstRowLastColumn="0" w:lastRowFirstColumn="0" w:lastRowLastColumn="0"/>
+                                    <w:rPr>
+                                      <w:rFonts w:asciiTheme="majorBidi" w:hAnsiTheme="majorBidi" w:cstheme="majorBidi"/>
+                                      <w:sz w:val="28"/>
+                                      <w:szCs w:val="28"/>
+                                    </w:rPr>
+                                  </w:pPr>
+                                  <w:r>
+                                    <w:rPr>
+                                      <w:rFonts w:asciiTheme="majorBidi" w:hAnsiTheme="majorBidi" w:cstheme="majorBidi"/>
+                                      <w:sz w:val="28"/>
+                                      <w:szCs w:val="28"/>
+                                    </w:rPr>
+                                    <w:t>Entire push run may hang/fail</w:t>
+                                  </w:r>
+                                </w:p>
+                              </w:tc>
+                              <w:tc>
+                                <w:tcPr>
+                                  <w:tcW w:w="3634" w:type="dxa"/>
+                                  <w:tcBorders>
+                                    <w:bottom w:val="single" w:sz="12" w:space="0" w:color="auto"/>
+                                  </w:tcBorders>
+                                  <w:vAlign w:val="center"/>
+                                </w:tcPr>
+                                <w:p>
+                                  <w:pPr>
+                                    <w:spacing w:before="120" w:after="120"/>
+                                    <w:jc w:val="center"/>
+                                    <w:cnfStyle w:val="000000000000" w:firstRow="0" w:lastRow="0" w:firstColumn="0" w:lastColumn="0" w:oddVBand="0" w:evenVBand="0" w:oddHBand="0" w:evenHBand="0" w:firstRowFirstColumn="0" w:firstRowLastColumn="0" w:lastRowFirstColumn="0" w:lastRowLastColumn="0"/>
+                                    <w:rPr>
+                                      <w:rFonts w:asciiTheme="majorBidi" w:hAnsiTheme="majorBidi" w:cstheme="majorBidi"/>
+                                      <w:sz w:val="28"/>
+                                      <w:szCs w:val="28"/>
+                                    </w:rPr>
+                                  </w:pPr>
+                                  <w:r>
+                                    <w:rPr>
+                                      <w:rFonts w:asciiTheme="majorBidi" w:hAnsiTheme="majorBidi" w:cstheme="majorBidi"/>
+                                      <w:sz w:val="28"/>
+                                      <w:szCs w:val="28"/>
+                                    </w:rPr>
+                                    <w:t>Affected nodes enforce cached state</w:t>
+                                  </w:r>
+                                </w:p>
+                              </w:tc>
+                            </w:tr>
+                          </w:tbl>
+                          <w:p>
+                            <w:pPr>
+                              <w:spacing w:after="120"/>
+                              <w:rPr>
+                                <w:rFonts w:asciiTheme="majorBidi" w:hAnsiTheme="majorBidi" w:cstheme="majorBidi"/>
+                                <w:sz w:val="2"/>
+                                <w:szCs w:val="2"/>
+                              </w:rPr>
+                            </w:pPr>
+                          </w:p>
+                          <w:p>
+                            <w:pPr>
+                              <w:spacing w:after="40"/>
+                              <w:jc w:val="both"/>
+                              <w:rPr>
+                                <w:rFonts w:asciiTheme="majorBidi" w:hAnsiTheme="majorBidi" w:cstheme="majorBidi"/>
+                                <w:sz w:val="28"/>
+                                <w:szCs w:val="28"/>
+                              </w:rPr>
+                            </w:pPr>
+                            <w:r>
+                              <w:rPr>
+                                <w:rFonts w:asciiTheme="majorBidi" w:hAnsiTheme="majorBidi" w:cstheme="majorBidi"/>
+                                <w:sz w:val="28"/>
+                                <w:szCs w:val="28"/>
+                              </w:rPr>
+                              <w:t>Where push still has a role at scale:</w:t>
+                            </w:r>
+                          </w:p>
+                          <w:p>
+                            <w:pPr>
+                              <w:pStyle w:val="ListParagraph"/>
+                              <w:numPr>
+                                <w:ilvl w:val="0"/>
+                                <w:numId w:val="53"/>
+                              </w:numPr>
+                              <w:ind w:left="360"/>
+                              <w:jc w:val="both"/>
+                              <w:rPr>
+                                <w:rFonts w:asciiTheme="majorBidi" w:hAnsiTheme="majorBidi" w:cstheme="majorBidi"/>
+                                <w:sz w:val="28"/>
+                                <w:szCs w:val="28"/>
+                              </w:rPr>
+                            </w:pPr>
+                            <w:r>
+                              <w:rPr>
+                                <w:rFonts w:asciiTheme="majorBidi" w:hAnsiTheme="majorBidi" w:cstheme="majorBidi"/>
+                                <w:b/>
+                                <w:bCs/>
+                                <w:sz w:val="28"/>
+                                <w:szCs w:val="28"/>
+                              </w:rPr>
+                              <w:t>Ad-hoc emergency changes</w:t>
+                            </w:r>
+                            <w:r>
+                              <w:rPr>
+                                <w:rFonts w:asciiTheme="majorBidi" w:hAnsiTheme="majorBidi" w:cstheme="majorBidi"/>
+                                <w:sz w:val="28"/>
+                                <w:szCs w:val="28"/>
+                              </w:rPr>
+                              <w:t xml:space="preserve"> </w:t>
+                            </w:r>
+                            <w:r>
+                              <w:rPr>
+                                <w:rFonts w:asciiTheme="majorBidi" w:hAnsiTheme="majorBidi" w:cstheme="majorBidi"/>
+                                <w:sz w:val="28"/>
+                                <w:szCs w:val="28"/>
+                              </w:rPr>
+                              <w:t xml:space="preserve">→ </w:t>
+                            </w:r>
+                            <w:r>
+                              <w:rPr>
+                                <w:rFonts w:asciiTheme="majorBidi" w:hAnsiTheme="majorBidi" w:cstheme="majorBidi"/>
+                                <w:sz w:val="28"/>
+                                <w:szCs w:val="28"/>
+                              </w:rPr>
+                              <w:t>you need to push something right now to specific nodes, not wait for the next check-in cycle</w:t>
+                            </w:r>
+                          </w:p>
+                          <w:p>
+                            <w:pPr>
+                              <w:pStyle w:val="ListParagraph"/>
+                              <w:numPr>
+                                <w:ilvl w:val="0"/>
+                                <w:numId w:val="53"/>
+                              </w:numPr>
+                              <w:ind w:left="360"/>
+                              <w:jc w:val="both"/>
+                              <w:rPr>
+                                <w:rFonts w:asciiTheme="majorBidi" w:hAnsiTheme="majorBidi" w:cstheme="majorBidi"/>
+                                <w:sz w:val="28"/>
+                                <w:szCs w:val="28"/>
+                              </w:rPr>
+                            </w:pPr>
+                            <w:r>
+                              <w:rPr>
+                                <w:rFonts w:asciiTheme="majorBidi" w:hAnsiTheme="majorBidi" w:cstheme="majorBidi"/>
+                                <w:b/>
+                                <w:bCs/>
+                                <w:sz w:val="28"/>
+                                <w:szCs w:val="28"/>
+                              </w:rPr>
+                              <w:t>Ordered deployments</w:t>
+                            </w:r>
+                            <w:r>
+                              <w:rPr>
+                                <w:rFonts w:asciiTheme="majorBidi" w:hAnsiTheme="majorBidi" w:cstheme="majorBidi"/>
+                                <w:sz w:val="28"/>
+                                <w:szCs w:val="28"/>
+                              </w:rPr>
+                              <w:t xml:space="preserve"> </w:t>
+                            </w:r>
+                            <w:r>
+                              <w:rPr>
+                                <w:rFonts w:asciiTheme="majorBidi" w:hAnsiTheme="majorBidi" w:cstheme="majorBidi"/>
+                                <w:sz w:val="28"/>
+                                <w:szCs w:val="28"/>
+                              </w:rPr>
+                              <w:t xml:space="preserve">→ </w:t>
+                            </w:r>
+                            <w:r>
+                              <w:rPr>
+                                <w:rFonts w:asciiTheme="majorBidi" w:hAnsiTheme="majorBidi" w:cstheme="majorBidi"/>
+                                <w:sz w:val="28"/>
+                                <w:szCs w:val="28"/>
+                              </w:rPr>
+                              <w:t>rolling updates where sequence matters (blue/green, canary) are easier to orchestrate with push</w:t>
+                            </w:r>
+                          </w:p>
+                          <w:p>
+                            <w:pPr>
+                              <w:pStyle w:val="ListParagraph"/>
+                              <w:numPr>
+                                <w:ilvl w:val="0"/>
+                                <w:numId w:val="53"/>
+                              </w:numPr>
+                              <w:spacing w:after="60"/>
+                              <w:ind w:left="360"/>
+                              <w:jc w:val="both"/>
+                              <w:rPr>
+                                <w:rFonts w:asciiTheme="majorBidi" w:hAnsiTheme="majorBidi" w:cstheme="majorBidi"/>
+                                <w:sz w:val="28"/>
+                                <w:szCs w:val="28"/>
+                              </w:rPr>
+                            </w:pPr>
+                            <w:r>
+                              <w:rPr>
+                                <w:rFonts w:asciiTheme="majorBidi" w:hAnsiTheme="majorBidi" w:cstheme="majorBidi"/>
+                                <w:b/>
+                                <w:bCs/>
+                                <w:sz w:val="28"/>
+                                <w:szCs w:val="28"/>
+                              </w:rPr>
+                              <w:t>Bootstrapping</w:t>
+                            </w:r>
+                            <w:r>
+                              <w:rPr>
+                                <w:rFonts w:asciiTheme="majorBidi" w:hAnsiTheme="majorBidi" w:cstheme="majorBidi"/>
+                                <w:sz w:val="28"/>
+                                <w:szCs w:val="28"/>
+                              </w:rPr>
+                              <w:t xml:space="preserve"> </w:t>
+                            </w:r>
+                            <w:r>
+                              <w:rPr>
+                                <w:rFonts w:asciiTheme="majorBidi" w:hAnsiTheme="majorBidi" w:cstheme="majorBidi"/>
+                                <w:sz w:val="28"/>
+                                <w:szCs w:val="28"/>
+                              </w:rPr>
+                              <w:t xml:space="preserve">→ </w:t>
+                            </w:r>
+                            <w:r>
+                              <w:rPr>
+                                <w:rFonts w:asciiTheme="majorBidi" w:hAnsiTheme="majorBidi" w:cstheme="majorBidi"/>
+                                <w:sz w:val="28"/>
+                                <w:szCs w:val="28"/>
+                              </w:rPr>
+                              <w:t>before an agent is installed, you need push to get the agent there in the first place</w:t>
+                            </w:r>
+                          </w:p>
+                          <w:p>
+                            <w:pPr>
+                              <w:spacing w:after="60"/>
+                              <w:jc w:val="both"/>
+                              <w:rPr>
+                                <w:rFonts w:asciiTheme="majorBidi" w:hAnsiTheme="majorBidi" w:cstheme="majorBidi"/>
+                                <w:sz w:val="28"/>
+                                <w:szCs w:val="28"/>
+                              </w:rPr>
+                            </w:pPr>
+                            <w:r>
+                              <w:rPr>
+                                <w:rFonts w:asciiTheme="majorBidi" w:hAnsiTheme="majorBidi" w:cstheme="majorBidi"/>
+                                <w:sz w:val="28"/>
+                                <w:szCs w:val="28"/>
+                              </w:rPr>
+                              <w:t>What large organizations actually do:</w:t>
+                            </w:r>
+                          </w:p>
+                          <w:p>
+                            <w:pPr>
+                              <w:spacing w:after="60"/>
+                              <w:jc w:val="both"/>
+                              <w:rPr>
+                                <w:rFonts w:asciiTheme="majorBidi" w:hAnsiTheme="majorBidi" w:cstheme="majorBidi"/>
+                                <w:b/>
+                                <w:bCs/>
+                                <w:sz w:val="28"/>
+                                <w:szCs w:val="28"/>
+                              </w:rPr>
+                            </w:pPr>
+                            <w:r>
+                              <w:rPr>
+                                <w:rFonts w:asciiTheme="majorBidi" w:hAnsiTheme="majorBidi" w:cstheme="majorBidi"/>
+                                <w:sz w:val="28"/>
+                                <w:szCs w:val="28"/>
+                              </w:rPr>
+                              <w:t>At 100,000+ nodes, almost no serious infrastructure uses pure push. The common pattern is:</w:t>
+                            </w:r>
+                            <w:r>
+                              <w:rPr>
+                                <w:rFonts w:asciiTheme="majorBidi" w:hAnsiTheme="majorBidi" w:cstheme="majorBidi"/>
+                                <w:sz w:val="28"/>
+                                <w:szCs w:val="28"/>
+                              </w:rPr>
+                              <w:t xml:space="preserve"> </w:t>
+                            </w:r>
+                            <w:r>
+                              <w:rPr>
+                                <w:rFonts w:asciiTheme="majorBidi" w:hAnsiTheme="majorBidi" w:cstheme="majorBidi"/>
+                                <w:b/>
+                                <w:bCs/>
+                                <w:sz w:val="28"/>
+                                <w:szCs w:val="28"/>
+                              </w:rPr>
+                              <w:t>Pull for steady-state configuration enforcement + Push for orchestration and ad-hoc tasks</w:t>
+                            </w:r>
+                          </w:p>
+                          <w:p>
+                            <w:pPr>
+                              <w:spacing w:after="60"/>
+                              <w:jc w:val="both"/>
+                              <w:rPr>
+                                <w:rFonts w:asciiTheme="majorBidi" w:hAnsiTheme="majorBidi" w:cstheme="majorBidi"/>
+                                <w:sz w:val="28"/>
+                                <w:szCs w:val="28"/>
+                              </w:rPr>
+                            </w:pPr>
+                            <w:r>
+                              <w:rPr>
+                                <w:rFonts w:asciiTheme="majorBidi" w:hAnsiTheme="majorBidi" w:cstheme="majorBidi"/>
+                                <w:sz w:val="28"/>
+                                <w:szCs w:val="28"/>
+                              </w:rPr>
+                              <w:t xml:space="preserve">This is exactly why tools like Puppet + Ansible are often used together </w:t>
+                            </w:r>
+                            <w:r>
+                              <w:rPr>
+                                <w:rFonts w:asciiTheme="majorBidi" w:hAnsiTheme="majorBidi" w:cstheme="majorBidi"/>
+                                <w:sz w:val="28"/>
+                                <w:szCs w:val="28"/>
+                              </w:rPr>
+                              <w:t>-</w:t>
+                            </w:r>
+                            <w:r>
+                              <w:rPr>
+                                <w:rFonts w:asciiTheme="majorBidi" w:hAnsiTheme="majorBidi" w:cstheme="majorBidi"/>
+                                <w:sz w:val="28"/>
+                                <w:szCs w:val="28"/>
+                              </w:rPr>
+                              <w:t xml:space="preserve"> Puppet owns continuous state, Ansible handles imperative tasks and deployments. </w:t>
+                            </w:r>
+                            <w:proofErr w:type="spellStart"/>
+                            <w:r>
+                              <w:rPr>
+                                <w:rFonts w:asciiTheme="majorBidi" w:hAnsiTheme="majorBidi" w:cstheme="majorBidi"/>
+                                <w:sz w:val="28"/>
+                                <w:szCs w:val="28"/>
+                              </w:rPr>
+                              <w:t>SaltStack</w:t>
+                            </w:r>
+                            <w:proofErr w:type="spellEnd"/>
+                            <w:r>
+                              <w:rPr>
+                                <w:rFonts w:asciiTheme="majorBidi" w:hAnsiTheme="majorBidi" w:cstheme="majorBidi"/>
+                                <w:sz w:val="28"/>
+                                <w:szCs w:val="28"/>
+                              </w:rPr>
+                              <w:t xml:space="preserve"> is also notable here because it supports both models natively (its default is a hybrid: persistent agents with a message bus, so push is near-instant but the agent is still present).</w:t>
+                            </w:r>
+                          </w:p>
+                          <w:p>
+                            <w:pPr>
+                              <w:spacing w:after="60"/>
+                              <w:jc w:val="both"/>
+                              <w:rPr>
+                                <w:rFonts w:asciiTheme="majorBidi" w:hAnsiTheme="majorBidi" w:cstheme="majorBidi"/>
+                                <w:sz w:val="28"/>
+                                <w:szCs w:val="28"/>
+                              </w:rPr>
+                            </w:pPr>
+                            <w:r>
+                              <w:rPr>
+                                <w:rFonts w:asciiTheme="majorBidi" w:hAnsiTheme="majorBidi" w:cstheme="majorBidi"/>
+                                <w:b/>
+                                <w:bCs/>
+                                <w:sz w:val="28"/>
+                                <w:szCs w:val="28"/>
+                              </w:rPr>
+                              <w:t>The short answer:</w:t>
+                            </w:r>
+                            <w:r>
+                              <w:rPr>
+                                <w:rFonts w:asciiTheme="majorBidi" w:hAnsiTheme="majorBidi" w:cstheme="majorBidi"/>
+                                <w:sz w:val="28"/>
+                                <w:szCs w:val="28"/>
+                              </w:rPr>
+                              <w:t xml:space="preserve"> For 100,000 nodes, pull-based architecture is the right foundation. Push alone at that scale is operationally painful.</w:t>
+                            </w:r>
+                          </w:p>
+                        </w:txbxContent>
+                      </wps:txbx>
+                      <wps:bodyPr rot="0" spcFirstLastPara="0" vertOverflow="overflow" horzOverflow="overflow" vert="horz" wrap="square" lIns="91440" tIns="45720" rIns="91440" bIns="45720" numCol="1" spcCol="0" rtlCol="0" fromWordArt="0" anchor="ctr" anchorCtr="0" forceAA="0" compatLnSpc="1">
+                        <a:prstTxWarp prst="textNoShape">
+                          <a:avLst/>
+                        </a:prstTxWarp>
+                        <a:noAutofit/>
+                      </wps:bodyPr>
+                    </wps:wsp>
+                  </a:graphicData>
+                </a:graphic>
+                <wp14:sizeRelH relativeFrom="margin">
+                  <wp14:pctWidth>0</wp14:pctWidth>
+                </wp14:sizeRelH>
+                <wp14:sizeRelV relativeFrom="margin">
+                  <wp14:pctHeight>0</wp14:pctHeight>
+                </wp14:sizeRelV>
+              </wp:anchor>
+            </w:drawing>
+          </mc:Choice>
+          <mc:Fallback>
+            <w:pict>
+              <v:rect w14:anchorId="15C0D45C" id="Rectangle 13" o:spid="_x0000_s1030" style="position:absolute;left:0;text-align:left;margin-left:0;margin-top:.95pt;width:520.85pt;height:766.95pt;z-index:251671552;visibility:visible;mso-wrap-style:square;mso-width-percent:0;mso-height-percent:0;mso-wrap-distance-left:9pt;mso-wrap-distance-top:0;mso-wrap-distance-right:9pt;mso-wrap-distance-bottom:0;mso-position-horizontal:left;mso-position-horizontal-relative:margin;mso-position-vertical:absolute;mso-position-vertical-relative:text;mso-width-percent:0;mso-height-percent:0;mso-width-relative:margin;mso-height-relative:margin;v-text-anchor:middle" o:gfxdata="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" fillcolor="#555 [2160]" strokecolor="black [3200]" strokeweight=".5pt">
+                <v:fill color2="#313131 [2608]" rotate="t" colors="0 #9b9b9b;.5 #8e8e8e;1 #797979" focus="100%" type="gradient">
+                  <o:fill v:ext="view" type="gradientUnscaled"/>
+                </v:fill>
+                <v:textbox>
+                  <w:txbxContent>
+                    <w:p>
+                      <w:pPr>
+                        <w:spacing w:after="40"/>
+                        <w:jc w:val="both"/>
+                        <w:rPr>
+                          <w:rFonts w:asciiTheme="majorBidi" w:hAnsiTheme="majorBidi" w:cstheme="majorBidi"/>
+                          <w:sz w:val="28"/>
+                          <w:szCs w:val="28"/>
+                        </w:rPr>
+                      </w:pPr>
+                      <w:r>
+                        <w:rPr>
+                          <w:rFonts w:asciiTheme="majorBidi" w:hAnsiTheme="majorBidi" w:cstheme="majorBidi"/>
+                          <w:sz w:val="28"/>
+                          <w:szCs w:val="28"/>
+                        </w:rPr>
+                        <w:t>Pull-based distributes the load naturally:</w:t>
+                      </w:r>
+                    </w:p>
+                    <w:p>
+                      <w:pPr>
+                        <w:spacing w:after="60"/>
+                        <w:jc w:val="both"/>
+                        <w:rPr>
+                          <w:rFonts w:asciiTheme="majorBidi" w:hAnsiTheme="majorBidi" w:cstheme="majorBidi"/>
+                          <w:sz w:val="28"/>
+                          <w:szCs w:val="28"/>
+                        </w:rPr>
+                      </w:pPr>
+                      <w:r>
+                        <w:rPr>
+                          <w:rFonts w:asciiTheme="majorBidi" w:hAnsiTheme="majorBidi" w:cstheme="majorBidi"/>
+                          <w:sz w:val="28"/>
+                          <w:szCs w:val="28"/>
+                        </w:rPr>
+                        <w:t xml:space="preserve">Each agent independently calls home on its own schedule (e.g., every 30 minutes). The server never initiates </w:t>
+                      </w:r>
+                      <w:r>
+                        <w:rPr>
+                          <w:rFonts w:asciiTheme="majorBidi" w:hAnsiTheme="majorBidi" w:cstheme="majorBidi"/>
+                          <w:sz w:val="28"/>
+                          <w:szCs w:val="28"/>
+                        </w:rPr>
+                        <w:t>-</w:t>
+                      </w:r>
+                      <w:r>
+                        <w:rPr>
+                          <w:rFonts w:asciiTheme="majorBidi" w:hAnsiTheme="majorBidi" w:cstheme="majorBidi"/>
+                          <w:sz w:val="28"/>
+                          <w:szCs w:val="28"/>
+                        </w:rPr>
+                        <w:t xml:space="preserve"> it just receives. This means:</w:t>
+                      </w:r>
+                    </w:p>
+                    <w:p>
+                      <w:pPr>
+                        <w:pStyle w:val="ListParagraph"/>
+                        <w:numPr>
+                          <w:ilvl w:val="0"/>
+                          <w:numId w:val="52"/>
+                        </w:numPr>
+                        <w:ind w:left="360"/>
+                        <w:jc w:val="both"/>
+                        <w:rPr>
+                          <w:rFonts w:asciiTheme="majorBidi" w:hAnsiTheme="majorBidi" w:cstheme="majorBidi"/>
+                          <w:sz w:val="28"/>
+                          <w:szCs w:val="28"/>
+                        </w:rPr>
+                      </w:pPr>
+                      <w:r>
+                        <w:rPr>
+                          <w:rFonts w:asciiTheme="majorBidi" w:hAnsiTheme="majorBidi" w:cstheme="majorBidi"/>
+                          <w:sz w:val="28"/>
+                          <w:szCs w:val="28"/>
+                        </w:rPr>
+                        <w:t>The load is spread out over time automatically</w:t>
+                      </w:r>
+                    </w:p>
+                    <w:p>
+                      <w:pPr>
+                        <w:pStyle w:val="ListParagraph"/>
+                        <w:numPr>
+                          <w:ilvl w:val="0"/>
+                          <w:numId w:val="52"/>
+                        </w:numPr>
+                        <w:ind w:left="360"/>
+                        <w:jc w:val="both"/>
+                        <w:rPr>
+                          <w:rFonts w:asciiTheme="majorBidi" w:hAnsiTheme="majorBidi" w:cstheme="majorBidi"/>
+                          <w:sz w:val="28"/>
+                          <w:szCs w:val="28"/>
+                        </w:rPr>
+                      </w:pPr>
+                      <w:r>
+                        <w:rPr>
+                          <w:rFonts w:asciiTheme="majorBidi" w:hAnsiTheme="majorBidi" w:cstheme="majorBidi"/>
+                          <w:sz w:val="28"/>
+                          <w:szCs w:val="28"/>
+                        </w:rPr>
+                        <w:t>Adding 10,000 more nodes doesn't increase pressure on the server proportionally in the same burst way</w:t>
+                      </w:r>
+                    </w:p>
+                    <w:p>
+                      <w:pPr>
+                        <w:pStyle w:val="ListParagraph"/>
+                        <w:numPr>
+                          <w:ilvl w:val="0"/>
+                          <w:numId w:val="52"/>
+                        </w:numPr>
+                        <w:spacing w:after="80"/>
+                        <w:ind w:left="360"/>
+                        <w:jc w:val="both"/>
+                        <w:rPr>
+                          <w:rFonts w:asciiTheme="majorBidi" w:hAnsiTheme="majorBidi" w:cstheme="majorBidi"/>
+                          <w:sz w:val="28"/>
+                          <w:szCs w:val="28"/>
+                        </w:rPr>
+                      </w:pPr>
+                      <w:r>
+                        <w:rPr>
+                          <w:rFonts w:asciiTheme="majorBidi" w:hAnsiTheme="majorBidi" w:cstheme="majorBidi"/>
+                          <w:sz w:val="28"/>
+                          <w:szCs w:val="28"/>
+                        </w:rPr>
+                        <w:t>You can horizontally scale the Puppet/Chef server tier to handle more check-ins</w:t>
+                      </w:r>
+                    </w:p>
+                    <w:p>
+                      <w:pPr>
+                        <w:spacing w:after="80"/>
+                        <w:jc w:val="both"/>
+                        <w:rPr>
+                          <w:rFonts w:asciiTheme="majorBidi" w:hAnsiTheme="majorBidi" w:cstheme="majorBidi"/>
+                          <w:sz w:val="28"/>
+                          <w:szCs w:val="28"/>
+                        </w:rPr>
+                      </w:pPr>
+                      <w:r>
+                        <w:rPr>
+                          <w:rFonts w:asciiTheme="majorBidi" w:hAnsiTheme="majorBidi" w:cstheme="majorBidi"/>
+                          <w:sz w:val="28"/>
+                          <w:szCs w:val="28"/>
+                        </w:rPr>
+                        <w:t>At 100,000 nodes, some will always be drifting from desired state (hardware quirks, rogue changes, failed runs). With pull, agents self-correct on every check-in cycle without you having to re-target them. With push, you only find out something drifted when you push again.</w:t>
+                      </w:r>
+                    </w:p>
+                    <w:p>
+                      <w:pPr>
+                        <w:spacing w:after="100"/>
+                        <w:jc w:val="both"/>
+                        <w:rPr>
+                          <w:rFonts w:asciiTheme="majorBidi" w:hAnsiTheme="majorBidi" w:cstheme="majorBidi"/>
+                          <w:sz w:val="28"/>
+                          <w:szCs w:val="28"/>
+                        </w:rPr>
+                      </w:pPr>
+                      <w:r>
+                        <w:rPr>
+                          <w:rFonts w:asciiTheme="majorBidi" w:hAnsiTheme="majorBidi" w:cstheme="majorBidi"/>
+                          <w:sz w:val="28"/>
+                          <w:szCs w:val="28"/>
+                        </w:rPr>
+                        <w:t>Failure handling differs fundamentally:</w:t>
+                      </w:r>
+                    </w:p>
+                    <w:tbl>
+                      <w:tblPr>
+                        <w:tblStyle w:val="GridTable3"/>
+                        <w:tblW w:w="0" w:type="auto"/>
+                        <w:tblLook w:val="04A0" w:firstRow="1" w:lastRow="0" w:firstColumn="1" w:lastColumn="0" w:noHBand="0" w:noVBand="1"/>
+                      </w:tblPr>
+                      <w:tblGrid>
+                        <w:gridCol w:w="3055"/>
+                        <w:gridCol w:w="3420"/>
+                        <w:gridCol w:w="3634"/>
+                      </w:tblGrid>
+                      <w:tr>
+                        <w:trPr>
+                          <w:cnfStyle w:val="100000000000" w:firstRow="1" w:lastRow="0" w:firstColumn="0" w:lastColumn="0" w:oddVBand="0" w:evenVBand="0" w:oddHBand="0" w:evenHBand="0" w:firstRowFirstColumn="0" w:firstRowLastColumn="0" w:lastRowFirstColumn="0" w:lastRowLastColumn="0"/>
+                        </w:trPr>
+                        <w:tc>
+                          <w:tcPr>
+                            <w:cnfStyle w:val="001000000100" w:firstRow="0" w:lastRow="0" w:firstColumn="1" w:lastColumn="0" w:oddVBand="0" w:evenVBand="0" w:oddHBand="0" w:evenHBand="0" w:firstRowFirstColumn="1" w:firstRowLastColumn="0" w:lastRowFirstColumn="0" w:lastRowLastColumn="0"/>
+                            <w:tcW w:w="3055" w:type="dxa"/>
+                            <w:tcBorders>
+                              <w:top w:val="single" w:sz="12" w:space="0" w:color="auto"/>
+                            </w:tcBorders>
+                            <w:shd w:val="clear" w:color="auto" w:fill="auto"/>
+                            <w:vAlign w:val="center"/>
+                          </w:tcPr>
+                          <w:p>
+                            <w:pPr>
+                              <w:spacing w:before="120" w:after="120"/>
+                              <w:jc w:val="center"/>
+                              <w:rPr>
+                                <w:rFonts w:asciiTheme="majorBidi" w:hAnsiTheme="majorBidi" w:cstheme="majorBidi"/>
+                                <w:i w:val="0"/>
+                                <w:iCs w:val="0"/>
+                                <w:sz w:val="28"/>
+                                <w:szCs w:val="28"/>
+                              </w:rPr>
+                            </w:pPr>
+                            <w:r>
+                              <w:rPr>
+                                <w:rFonts w:asciiTheme="majorBidi" w:hAnsiTheme="majorBidi" w:cstheme="majorBidi"/>
+                                <w:i w:val="0"/>
+                                <w:iCs w:val="0"/>
+                                <w:sz w:val="28"/>
+                                <w:szCs w:val="28"/>
+                              </w:rPr>
+                              <w:t>Scenario</w:t>
+                            </w:r>
+                          </w:p>
+                        </w:tc>
+                        <w:tc>
+                          <w:tcPr>
+                            <w:tcW w:w="3420" w:type="dxa"/>
+                            <w:tcBorders>
+                              <w:top w:val="single" w:sz="12" w:space="0" w:color="auto"/>
+                            </w:tcBorders>
+                            <w:shd w:val="clear" w:color="auto" w:fill="auto"/>
+                            <w:vAlign w:val="center"/>
+                          </w:tcPr>
+                          <w:p>
+                            <w:pPr>
+                              <w:spacing w:before="120" w:after="120"/>
+                              <w:jc w:val="center"/>
+                              <w:cnfStyle w:val="100000000000" w:firstRow="1" w:lastRow="0" w:firstColumn="0" w:lastColumn="0" w:oddVBand="0" w:evenVBand="0" w:oddHBand="0" w:evenHBand="0" w:firstRowFirstColumn="0" w:firstRowLastColumn="0" w:lastRowFirstColumn="0" w:lastRowLastColumn="0"/>
+                              <w:rPr>
+                                <w:rFonts w:asciiTheme="majorBidi" w:hAnsiTheme="majorBidi" w:cstheme="majorBidi"/>
+                                <w:sz w:val="28"/>
+                                <w:szCs w:val="28"/>
+                              </w:rPr>
+                            </w:pPr>
+                            <w:r>
+                              <w:rPr>
+                                <w:rFonts w:asciiTheme="majorBidi" w:hAnsiTheme="majorBidi" w:cstheme="majorBidi"/>
+                                <w:sz w:val="28"/>
+                                <w:szCs w:val="28"/>
+                              </w:rPr>
+                              <w:t>Push (Ansible)</w:t>
+                            </w:r>
+                          </w:p>
+                        </w:tc>
+                        <w:tc>
+                          <w:tcPr>
+                            <w:tcW w:w="3634" w:type="dxa"/>
+                            <w:tcBorders>
+                              <w:top w:val="single" w:sz="12" w:space="0" w:color="auto"/>
+                            </w:tcBorders>
+                            <w:shd w:val="clear" w:color="auto" w:fill="auto"/>
+                            <w:vAlign w:val="center"/>
+                          </w:tcPr>
+                          <w:p>
+                            <w:pPr>
+                              <w:spacing w:before="120" w:after="120"/>
+                              <w:jc w:val="center"/>
+                              <w:cnfStyle w:val="100000000000" w:firstRow="1" w:lastRow="0" w:firstColumn="0" w:lastColumn="0" w:oddVBand="0" w:evenVBand="0" w:oddHBand="0" w:evenHBand="0" w:firstRowFirstColumn="0" w:firstRowLastColumn="0" w:lastRowFirstColumn="0" w:lastRowLastColumn="0"/>
+                              <w:rPr>
+                                <w:rFonts w:asciiTheme="majorBidi" w:hAnsiTheme="majorBidi" w:cstheme="majorBidi"/>
+                                <w:sz w:val="28"/>
+                                <w:szCs w:val="28"/>
+                              </w:rPr>
+                            </w:pPr>
+                            <w:r>
+                              <w:rPr>
+                                <w:rFonts w:asciiTheme="majorBidi" w:hAnsiTheme="majorBidi" w:cstheme="majorBidi"/>
+                                <w:sz w:val="28"/>
+                                <w:szCs w:val="28"/>
+                              </w:rPr>
+                              <w:t>Pull (Puppet)</w:t>
+                            </w:r>
+                          </w:p>
+                        </w:tc>
+                      </w:tr>
+                      <w:tr>
+                        <w:trPr>
+                          <w:cnfStyle w:val="000000100000" w:firstRow="0" w:lastRow="0" w:firstColumn="0" w:lastColumn="0" w:oddVBand="0" w:evenVBand="0" w:oddHBand="1" w:evenHBand="0" w:firstRowFirstColumn="0" w:firstRowLastColumn="0" w:lastRowFirstColumn="0" w:lastRowLastColumn="0"/>
+                        </w:trPr>
+                        <w:tc>
+                          <w:tcPr>
+                            <w:cnfStyle w:val="001000000000" w:firstRow="0" w:lastRow="0" w:firstColumn="1" w:lastColumn="0" w:oddVBand="0" w:evenVBand="0" w:oddHBand="0" w:evenHBand="0" w:firstRowFirstColumn="0" w:firstRowLastColumn="0" w:lastRowFirstColumn="0" w:lastRowLastColumn="0"/>
+                            <w:tcW w:w="3055" w:type="dxa"/>
+                            <w:shd w:val="clear" w:color="auto" w:fill="auto"/>
+                            <w:vAlign w:val="center"/>
+                          </w:tcPr>
+                          <w:p>
+                            <w:pPr>
+                              <w:spacing w:before="120" w:after="120"/>
+                              <w:jc w:val="center"/>
+                              <w:rPr>
+                                <w:rFonts w:asciiTheme="majorBidi" w:hAnsiTheme="majorBidi" w:cstheme="majorBidi"/>
+                                <w:b/>
+                                <w:bCs/>
+                                <w:sz w:val="28"/>
+                                <w:szCs w:val="28"/>
+                              </w:rPr>
+                            </w:pPr>
+                            <w:r>
+                              <w:rPr>
+                                <w:rFonts w:asciiTheme="majorBidi" w:hAnsiTheme="majorBidi" w:cstheme="majorBidi"/>
+                                <w:b/>
+                                <w:bCs/>
+                                <w:sz w:val="28"/>
+                                <w:szCs w:val="28"/>
+                              </w:rPr>
+                              <w:t>5,000 nodes unreachable</w:t>
+                            </w:r>
+                          </w:p>
+                        </w:tc>
+                        <w:tc>
+                          <w:tcPr>
+                            <w:tcW w:w="3420" w:type="dxa"/>
+                            <w:vAlign w:val="center"/>
+                          </w:tcPr>
+                          <w:p>
+                            <w:pPr>
+                              <w:spacing w:before="120" w:after="120"/>
+                              <w:jc w:val="center"/>
+                              <w:cnfStyle w:val="000000100000" w:firstRow="0" w:lastRow="0" w:firstColumn="0" w:lastColumn="0" w:oddVBand="0" w:evenVBand="0" w:oddHBand="1" w:evenHBand="0" w:firstRowFirstColumn="0" w:firstRowLastColumn="0" w:lastRowFirstColumn="0" w:lastRowLastColumn="0"/>
+                              <w:rPr>
+                                <w:rFonts w:asciiTheme="majorBidi" w:hAnsiTheme="majorBidi" w:cstheme="majorBidi"/>
+                                <w:sz w:val="28"/>
+                                <w:szCs w:val="28"/>
+                              </w:rPr>
+                            </w:pPr>
+                            <w:r>
+                              <w:rPr>
+                                <w:rFonts w:asciiTheme="majorBidi" w:hAnsiTheme="majorBidi" w:cstheme="majorBidi"/>
+                                <w:sz w:val="28"/>
+                                <w:szCs w:val="28"/>
+                              </w:rPr>
+                              <w:t>You get 5,000 failures in your run</w:t>
+                            </w:r>
+                          </w:p>
+                        </w:tc>
+                        <w:tc>
+                          <w:tcPr>
+                            <w:tcW w:w="3634" w:type="dxa"/>
+                            <w:vAlign w:val="center"/>
+                          </w:tcPr>
+                          <w:p>
+                            <w:pPr>
+                              <w:spacing w:before="120" w:after="120"/>
+                              <w:jc w:val="center"/>
+                              <w:cnfStyle w:val="000000100000" w:firstRow="0" w:lastRow="0" w:firstColumn="0" w:lastColumn="0" w:oddVBand="0" w:evenVBand="0" w:oddHBand="1" w:evenHBand="0" w:firstRowFirstColumn="0" w:firstRowLastColumn="0" w:lastRowFirstColumn="0" w:lastRowLastColumn="0"/>
+                              <w:rPr>
+                                <w:rFonts w:asciiTheme="majorBidi" w:hAnsiTheme="majorBidi" w:cstheme="majorBidi"/>
+                                <w:sz w:val="28"/>
+                                <w:szCs w:val="28"/>
+                              </w:rPr>
+                            </w:pPr>
+                            <w:r>
+                              <w:rPr>
+                                <w:rFonts w:asciiTheme="majorBidi" w:hAnsiTheme="majorBidi" w:cstheme="majorBidi"/>
+                                <w:sz w:val="28"/>
+                                <w:szCs w:val="28"/>
+                              </w:rPr>
+                              <w:t>They just miss a check-in cycle and retry</w:t>
+                            </w:r>
+                          </w:p>
+                        </w:tc>
+                      </w:tr>
+                      <w:tr>
+                        <w:tc>
+                          <w:tcPr>
+                            <w:cnfStyle w:val="001000000000" w:firstRow="0" w:lastRow="0" w:firstColumn="1" w:lastColumn="0" w:oddVBand="0" w:evenVBand="0" w:oddHBand="0" w:evenHBand="0" w:firstRowFirstColumn="0" w:firstRowLastColumn="0" w:lastRowFirstColumn="0" w:lastRowLastColumn="0"/>
+                            <w:tcW w:w="3055" w:type="dxa"/>
+                            <w:shd w:val="clear" w:color="auto" w:fill="auto"/>
+                            <w:vAlign w:val="center"/>
+                          </w:tcPr>
+                          <w:p>
+                            <w:pPr>
+                              <w:spacing w:before="120" w:after="120"/>
+                              <w:jc w:val="center"/>
+                              <w:rPr>
+                                <w:rFonts w:asciiTheme="majorBidi" w:hAnsiTheme="majorBidi" w:cstheme="majorBidi"/>
+                                <w:b/>
+                                <w:bCs/>
+                                <w:sz w:val="28"/>
+                                <w:szCs w:val="28"/>
+                              </w:rPr>
+                            </w:pPr>
+                            <w:r>
+                              <w:rPr>
+                                <w:rFonts w:asciiTheme="majorBidi" w:hAnsiTheme="majorBidi" w:cstheme="majorBidi"/>
+                                <w:b/>
+                                <w:bCs/>
+                                <w:sz w:val="28"/>
+                                <w:szCs w:val="28"/>
+                              </w:rPr>
+                              <w:t>Control server goes down</w:t>
+                            </w:r>
+                          </w:p>
+                        </w:tc>
+                        <w:tc>
+                          <w:tcPr>
+                            <w:tcW w:w="3420" w:type="dxa"/>
+                            <w:vAlign w:val="center"/>
+                          </w:tcPr>
+                          <w:p>
+                            <w:pPr>
+                              <w:spacing w:before="120" w:after="120"/>
+                              <w:jc w:val="center"/>
+                              <w:cnfStyle w:val="000000000000" w:firstRow="0" w:lastRow="0" w:firstColumn="0" w:lastColumn="0" w:oddVBand="0" w:evenVBand="0" w:oddHBand="0" w:evenHBand="0" w:firstRowFirstColumn="0" w:firstRowLastColumn="0" w:lastRowFirstColumn="0" w:lastRowLastColumn="0"/>
+                              <w:rPr>
+                                <w:rFonts w:asciiTheme="majorBidi" w:hAnsiTheme="majorBidi" w:cstheme="majorBidi"/>
+                                <w:sz w:val="28"/>
+                                <w:szCs w:val="28"/>
+                              </w:rPr>
+                            </w:pPr>
+                            <w:r>
+                              <w:rPr>
+                                <w:rFonts w:asciiTheme="majorBidi" w:hAnsiTheme="majorBidi" w:cstheme="majorBidi"/>
+                                <w:sz w:val="28"/>
+                                <w:szCs w:val="28"/>
+                              </w:rPr>
+                              <w:t>Nothing can be deployed</w:t>
+                            </w:r>
+                          </w:p>
+                        </w:tc>
+                        <w:tc>
+                          <w:tcPr>
+                            <w:tcW w:w="3634" w:type="dxa"/>
+                            <w:vAlign w:val="center"/>
+                          </w:tcPr>
+                          <w:p>
+                            <w:pPr>
+                              <w:spacing w:before="120" w:after="120"/>
+                              <w:jc w:val="center"/>
+                              <w:cnfStyle w:val="000000000000" w:firstRow="0" w:lastRow="0" w:firstColumn="0" w:lastColumn="0" w:oddVBand="0" w:evenVBand="0" w:oddHBand="0" w:evenHBand="0" w:firstRowFirstColumn="0" w:firstRowLastColumn="0" w:lastRowFirstColumn="0" w:lastRowLastColumn="0"/>
+                              <w:rPr>
+                                <w:rFonts w:asciiTheme="majorBidi" w:hAnsiTheme="majorBidi" w:cstheme="majorBidi"/>
+                                <w:sz w:val="28"/>
+                                <w:szCs w:val="28"/>
+                              </w:rPr>
+                            </w:pPr>
+                            <w:r>
+                              <w:rPr>
+                                <w:rFonts w:asciiTheme="majorBidi" w:hAnsiTheme="majorBidi" w:cstheme="majorBidi"/>
+                                <w:sz w:val="28"/>
+                                <w:szCs w:val="28"/>
+                              </w:rPr>
+                              <w:t>Agents keep enforcing last known state</w:t>
+                            </w:r>
+                          </w:p>
+                        </w:tc>
+                      </w:tr>
+                      <w:tr>
+                        <w:trPr>
+                          <w:cnfStyle w:val="000000100000" w:firstRow="0" w:lastRow="0" w:firstColumn="0" w:lastColumn="0" w:oddVBand="0" w:evenVBand="0" w:oddHBand="1" w:evenHBand="0" w:firstRowFirstColumn="0" w:firstRowLastColumn="0" w:lastRowFirstColumn="0" w:lastRowLastColumn="0"/>
+                        </w:trPr>
+                        <w:tc>
+                          <w:tcPr>
+                            <w:cnfStyle w:val="001000000000" w:firstRow="0" w:lastRow="0" w:firstColumn="1" w:lastColumn="0" w:oddVBand="0" w:evenVBand="0" w:oddHBand="0" w:evenHBand="0" w:firstRowFirstColumn="0" w:firstRowLastColumn="0" w:lastRowFirstColumn="0" w:lastRowLastColumn="0"/>
+                            <w:tcW w:w="3055" w:type="dxa"/>
+                            <w:shd w:val="clear" w:color="auto" w:fill="auto"/>
+                            <w:vAlign w:val="center"/>
+                          </w:tcPr>
+                          <w:p>
+                            <w:pPr>
+                              <w:spacing w:before="120" w:after="120"/>
+                              <w:jc w:val="center"/>
+                              <w:rPr>
+                                <w:rFonts w:asciiTheme="majorBidi" w:hAnsiTheme="majorBidi" w:cstheme="majorBidi"/>
+                                <w:b/>
+                                <w:bCs/>
+                                <w:sz w:val="28"/>
+                                <w:szCs w:val="28"/>
+                              </w:rPr>
+                            </w:pPr>
+                            <w:r>
+                              <w:rPr>
+                                <w:rFonts w:asciiTheme="majorBidi" w:hAnsiTheme="majorBidi" w:cstheme="majorBidi"/>
+                                <w:b/>
+                                <w:bCs/>
+                                <w:sz w:val="28"/>
+                                <w:szCs w:val="28"/>
+                              </w:rPr>
+                              <w:t>New node comes online</w:t>
+                            </w:r>
+                          </w:p>
+                        </w:tc>
+                        <w:tc>
+                          <w:tcPr>
+                            <w:tcW w:w="3420" w:type="dxa"/>
+                            <w:vAlign w:val="center"/>
+                          </w:tcPr>
+                          <w:p>
+                            <w:pPr>
+                              <w:spacing w:before="120" w:after="120"/>
+                              <w:jc w:val="center"/>
+                              <w:cnfStyle w:val="000000100000" w:firstRow="0" w:lastRow="0" w:firstColumn="0" w:lastColumn="0" w:oddVBand="0" w:evenVBand="0" w:oddHBand="1" w:evenHBand="0" w:firstRowFirstColumn="0" w:firstRowLastColumn="0" w:lastRowFirstColumn="0" w:lastRowLastColumn="0"/>
+                              <w:rPr>
+                                <w:rFonts w:asciiTheme="majorBidi" w:hAnsiTheme="majorBidi" w:cstheme="majorBidi"/>
+                                <w:sz w:val="28"/>
+                                <w:szCs w:val="28"/>
+                              </w:rPr>
+                            </w:pPr>
+                            <w:r>
+                              <w:rPr>
+                                <w:rFonts w:asciiTheme="majorBidi" w:hAnsiTheme="majorBidi" w:cstheme="majorBidi"/>
+                                <w:sz w:val="28"/>
+                                <w:szCs w:val="28"/>
+                              </w:rPr>
+                              <w:t>Must be added to inventory and targeted</w:t>
+                            </w:r>
+                          </w:p>
+                        </w:tc>
+                        <w:tc>
+                          <w:tcPr>
+                            <w:tcW w:w="3634" w:type="dxa"/>
+                            <w:vAlign w:val="center"/>
+                          </w:tcPr>
+                          <w:p>
+                            <w:pPr>
+                              <w:spacing w:before="120" w:after="120"/>
+                              <w:jc w:val="center"/>
+                              <w:cnfStyle w:val="000000100000" w:firstRow="0" w:lastRow="0" w:firstColumn="0" w:lastColumn="0" w:oddVBand="0" w:evenVBand="0" w:oddHBand="1" w:evenHBand="0" w:firstRowFirstColumn="0" w:firstRowLastColumn="0" w:lastRowFirstColumn="0" w:lastRowLastColumn="0"/>
+                              <w:rPr>
+                                <w:rFonts w:asciiTheme="majorBidi" w:hAnsiTheme="majorBidi" w:cstheme="majorBidi"/>
+                                <w:sz w:val="28"/>
+                                <w:szCs w:val="28"/>
+                              </w:rPr>
+                            </w:pPr>
+                            <w:r>
+                              <w:rPr>
+                                <w:rFonts w:asciiTheme="majorBidi" w:hAnsiTheme="majorBidi" w:cstheme="majorBidi"/>
+                                <w:sz w:val="28"/>
+                                <w:szCs w:val="28"/>
+                              </w:rPr>
+                              <w:t>Agent installs, calls home, gets its config</w:t>
+                            </w:r>
+                          </w:p>
+                        </w:tc>
+                      </w:tr>
+                      <w:tr>
+                        <w:tc>
+                          <w:tcPr>
+                            <w:cnfStyle w:val="001000000000" w:firstRow="0" w:lastRow="0" w:firstColumn="1" w:lastColumn="0" w:oddVBand="0" w:evenVBand="0" w:oddHBand="0" w:evenHBand="0" w:firstRowFirstColumn="0" w:firstRowLastColumn="0" w:lastRowFirstColumn="0" w:lastRowLastColumn="0"/>
+                            <w:tcW w:w="3055" w:type="dxa"/>
+                            <w:tcBorders>
+                              <w:bottom w:val="single" w:sz="12" w:space="0" w:color="auto"/>
+                            </w:tcBorders>
+                            <w:shd w:val="clear" w:color="auto" w:fill="auto"/>
+                            <w:vAlign w:val="center"/>
+                          </w:tcPr>
+                          <w:p>
+                            <w:pPr>
+                              <w:spacing w:before="120" w:after="120"/>
+                              <w:jc w:val="center"/>
+                              <w:rPr>
+                                <w:rFonts w:asciiTheme="majorBidi" w:hAnsiTheme="majorBidi" w:cstheme="majorBidi"/>
+                                <w:b/>
+                                <w:bCs/>
+                                <w:sz w:val="28"/>
+                                <w:szCs w:val="28"/>
+                              </w:rPr>
+                            </w:pPr>
+                            <w:r>
+                              <w:rPr>
+                                <w:rFonts w:asciiTheme="majorBidi" w:hAnsiTheme="majorBidi" w:cstheme="majorBidi"/>
+                                <w:b/>
+                                <w:bCs/>
+                                <w:sz w:val="28"/>
+                                <w:szCs w:val="28"/>
+                              </w:rPr>
+                              <w:t>Network partition</w:t>
+                            </w:r>
+                          </w:p>
+                        </w:tc>
+                        <w:tc>
+                          <w:tcPr>
+                            <w:tcW w:w="3420" w:type="dxa"/>
+                            <w:tcBorders>
+                              <w:bottom w:val="single" w:sz="12" w:space="0" w:color="auto"/>
+                            </w:tcBorders>
+                            <w:vAlign w:val="center"/>
+                          </w:tcPr>
+                          <w:p>
+                            <w:pPr>
+                              <w:spacing w:before="120" w:after="120"/>
+                              <w:jc w:val="center"/>
+                              <w:cnfStyle w:val="000000000000" w:firstRow="0" w:lastRow="0" w:firstColumn="0" w:lastColumn="0" w:oddVBand="0" w:evenVBand="0" w:oddHBand="0" w:evenHBand="0" w:firstRowFirstColumn="0" w:firstRowLastColumn="0" w:lastRowFirstColumn="0" w:lastRowLastColumn="0"/>
+                              <w:rPr>
+                                <w:rFonts w:asciiTheme="majorBidi" w:hAnsiTheme="majorBidi" w:cstheme="majorBidi"/>
+                                <w:sz w:val="28"/>
+                                <w:szCs w:val="28"/>
+                              </w:rPr>
+                            </w:pPr>
+                            <w:r>
+                              <w:rPr>
+                                <w:rFonts w:asciiTheme="majorBidi" w:hAnsiTheme="majorBidi" w:cstheme="majorBidi"/>
+                                <w:sz w:val="28"/>
+                                <w:szCs w:val="28"/>
+                              </w:rPr>
+                              <w:t>Entire push run may hang/fail</w:t>
+                            </w:r>
+                          </w:p>
+                        </w:tc>
+                        <w:tc>
+                          <w:tcPr>
+                            <w:tcW w:w="3634" w:type="dxa"/>
+                            <w:tcBorders>
+                              <w:bottom w:val="single" w:sz="12" w:space="0" w:color="auto"/>
+                            </w:tcBorders>
+                            <w:vAlign w:val="center"/>
+                          </w:tcPr>
+                          <w:p>
+                            <w:pPr>
+                              <w:spacing w:before="120" w:after="120"/>
+                              <w:jc w:val="center"/>
+                              <w:cnfStyle w:val="000000000000" w:firstRow="0" w:lastRow="0" w:firstColumn="0" w:lastColumn="0" w:oddVBand="0" w:evenVBand="0" w:oddHBand="0" w:evenHBand="0" w:firstRowFirstColumn="0" w:firstRowLastColumn="0" w:lastRowFirstColumn="0" w:lastRowLastColumn="0"/>
+                              <w:rPr>
+                                <w:rFonts w:asciiTheme="majorBidi" w:hAnsiTheme="majorBidi" w:cstheme="majorBidi"/>
+                                <w:sz w:val="28"/>
+                                <w:szCs w:val="28"/>
+                              </w:rPr>
+                            </w:pPr>
+                            <w:r>
+                              <w:rPr>
+                                <w:rFonts w:asciiTheme="majorBidi" w:hAnsiTheme="majorBidi" w:cstheme="majorBidi"/>
+                                <w:sz w:val="28"/>
+                                <w:szCs w:val="28"/>
+                              </w:rPr>
+                              <w:t>Affected nodes enforce cached state</w:t>
+                            </w:r>
+                          </w:p>
+                        </w:tc>
+                      </w:tr>
+                    </w:tbl>
+                    <w:p>
+                      <w:pPr>
+                        <w:spacing w:after="120"/>
+                        <w:rPr>
+                          <w:rFonts w:asciiTheme="majorBidi" w:hAnsiTheme="majorBidi" w:cstheme="majorBidi"/>
+                          <w:sz w:val="2"/>
+                          <w:szCs w:val="2"/>
+                        </w:rPr>
+                      </w:pPr>
+                    </w:p>
+                    <w:p>
+                      <w:pPr>
+                        <w:spacing w:after="40"/>
+                        <w:jc w:val="both"/>
+                        <w:rPr>
+                          <w:rFonts w:asciiTheme="majorBidi" w:hAnsiTheme="majorBidi" w:cstheme="majorBidi"/>
+                          <w:sz w:val="28"/>
+                          <w:szCs w:val="28"/>
+                        </w:rPr>
+                      </w:pPr>
+                      <w:r>
+                        <w:rPr>
+                          <w:rFonts w:asciiTheme="majorBidi" w:hAnsiTheme="majorBidi" w:cstheme="majorBidi"/>
+                          <w:sz w:val="28"/>
+                          <w:szCs w:val="28"/>
+                        </w:rPr>
+                        <w:t>Where push still has a role at scale:</w:t>
+                      </w:r>
+                    </w:p>
+                    <w:p>
+                      <w:pPr>
+                        <w:pStyle w:val="ListParagraph"/>
+                        <w:numPr>
+                          <w:ilvl w:val="0"/>
+                          <w:numId w:val="53"/>
+                        </w:numPr>
+                        <w:ind w:left="360"/>
+                        <w:jc w:val="both"/>
+                        <w:rPr>
+                          <w:rFonts w:asciiTheme="majorBidi" w:hAnsiTheme="majorBidi" w:cstheme="majorBidi"/>
+                          <w:sz w:val="28"/>
+                          <w:szCs w:val="28"/>
+                        </w:rPr>
+                      </w:pPr>
+                      <w:r>
+                        <w:rPr>
+                          <w:rFonts w:asciiTheme="majorBidi" w:hAnsiTheme="majorBidi" w:cstheme="majorBidi"/>
+                          <w:b/>
+                          <w:bCs/>
+                          <w:sz w:val="28"/>
+                          <w:szCs w:val="28"/>
+                        </w:rPr>
+                        <w:t>Ad-hoc emergency changes</w:t>
+                      </w:r>
+                      <w:r>
+                        <w:rPr>
+                          <w:rFonts w:asciiTheme="majorBidi" w:hAnsiTheme="majorBidi" w:cstheme="majorBidi"/>
+                          <w:sz w:val="28"/>
+                          <w:szCs w:val="28"/>
+                        </w:rPr>
+                        <w:t xml:space="preserve"> </w:t>
+                      </w:r>
+                      <w:r>
+                        <w:rPr>
+                          <w:rFonts w:asciiTheme="majorBidi" w:hAnsiTheme="majorBidi" w:cstheme="majorBidi"/>
+                          <w:sz w:val="28"/>
+                          <w:szCs w:val="28"/>
+                        </w:rPr>
+                        <w:t xml:space="preserve">→ </w:t>
+                      </w:r>
+                      <w:r>
+                        <w:rPr>
+                          <w:rFonts w:asciiTheme="majorBidi" w:hAnsiTheme="majorBidi" w:cstheme="majorBidi"/>
+                          <w:sz w:val="28"/>
+                          <w:szCs w:val="28"/>
+                        </w:rPr>
+                        <w:t>you need to push something right now to specific nodes, not wait for the next check-in cycle</w:t>
+                      </w:r>
+                    </w:p>
+                    <w:p>
+                      <w:pPr>
+                        <w:pStyle w:val="ListParagraph"/>
+                        <w:numPr>
+                          <w:ilvl w:val="0"/>
+                          <w:numId w:val="53"/>
+                        </w:numPr>
+                        <w:ind w:left="360"/>
+                        <w:jc w:val="both"/>
+                        <w:rPr>
+                          <w:rFonts w:asciiTheme="majorBidi" w:hAnsiTheme="majorBidi" w:cstheme="majorBidi"/>
+                          <w:sz w:val="28"/>
+                          <w:szCs w:val="28"/>
+                        </w:rPr>
+                      </w:pPr>
+                      <w:r>
+                        <w:rPr>
+                          <w:rFonts w:asciiTheme="majorBidi" w:hAnsiTheme="majorBidi" w:cstheme="majorBidi"/>
+                          <w:b/>
+                          <w:bCs/>
+                          <w:sz w:val="28"/>
+                          <w:szCs w:val="28"/>
+                        </w:rPr>
+                        <w:t>Ordered deployments</w:t>
+                      </w:r>
+                      <w:r>
+                        <w:rPr>
+                          <w:rFonts w:asciiTheme="majorBidi" w:hAnsiTheme="majorBidi" w:cstheme="majorBidi"/>
+                          <w:sz w:val="28"/>
+                          <w:szCs w:val="28"/>
+                        </w:rPr>
+                        <w:t xml:space="preserve"> </w:t>
+                      </w:r>
+                      <w:r>
+                        <w:rPr>
+                          <w:rFonts w:asciiTheme="majorBidi" w:hAnsiTheme="majorBidi" w:cstheme="majorBidi"/>
+                          <w:sz w:val="28"/>
+                          <w:szCs w:val="28"/>
+                        </w:rPr>
+                        <w:t xml:space="preserve">→ </w:t>
+                      </w:r>
+                      <w:r>
+                        <w:rPr>
+                          <w:rFonts w:asciiTheme="majorBidi" w:hAnsiTheme="majorBidi" w:cstheme="majorBidi"/>
+                          <w:sz w:val="28"/>
+                          <w:szCs w:val="28"/>
+                        </w:rPr>
+                        <w:t>rolling updates where sequence matters (blue/green, canary) are easier to orchestrate with push</w:t>
+                      </w:r>
+                    </w:p>
+                    <w:p>
+                      <w:pPr>
+                        <w:pStyle w:val="ListParagraph"/>
+                        <w:numPr>
+                          <w:ilvl w:val="0"/>
+                          <w:numId w:val="53"/>
+                        </w:numPr>
+                        <w:spacing w:after="60"/>
+                        <w:ind w:left="360"/>
+                        <w:jc w:val="both"/>
+                        <w:rPr>
+                          <w:rFonts w:asciiTheme="majorBidi" w:hAnsiTheme="majorBidi" w:cstheme="majorBidi"/>
+                          <w:sz w:val="28"/>
+                          <w:szCs w:val="28"/>
+                        </w:rPr>
+                      </w:pPr>
+                      <w:r>
+                        <w:rPr>
+                          <w:rFonts w:asciiTheme="majorBidi" w:hAnsiTheme="majorBidi" w:cstheme="majorBidi"/>
+                          <w:b/>
+                          <w:bCs/>
+                          <w:sz w:val="28"/>
+                          <w:szCs w:val="28"/>
+                        </w:rPr>
+                        <w:t>Bootstrapping</w:t>
+                      </w:r>
+                      <w:r>
+                        <w:rPr>
+                          <w:rFonts w:asciiTheme="majorBidi" w:hAnsiTheme="majorBidi" w:cstheme="majorBidi"/>
+                          <w:sz w:val="28"/>
+                          <w:szCs w:val="28"/>
+                        </w:rPr>
+                        <w:t xml:space="preserve"> </w:t>
+                      </w:r>
+                      <w:r>
+                        <w:rPr>
+                          <w:rFonts w:asciiTheme="majorBidi" w:hAnsiTheme="majorBidi" w:cstheme="majorBidi"/>
+                          <w:sz w:val="28"/>
+                          <w:szCs w:val="28"/>
+                        </w:rPr>
+                        <w:t xml:space="preserve">→ </w:t>
+                      </w:r>
+                      <w:r>
+                        <w:rPr>
+                          <w:rFonts w:asciiTheme="majorBidi" w:hAnsiTheme="majorBidi" w:cstheme="majorBidi"/>
+                          <w:sz w:val="28"/>
+                          <w:szCs w:val="28"/>
+                        </w:rPr>
+                        <w:t>before an agent is installed, you need push to get the agent there in the first place</w:t>
+                      </w:r>
+                    </w:p>
+                    <w:p>
+                      <w:pPr>
+                        <w:spacing w:after="60"/>
+                        <w:jc w:val="both"/>
+                        <w:rPr>
+                          <w:rFonts w:asciiTheme="majorBidi" w:hAnsiTheme="majorBidi" w:cstheme="majorBidi"/>
+                          <w:sz w:val="28"/>
+                          <w:szCs w:val="28"/>
+                        </w:rPr>
+                      </w:pPr>
+                      <w:r>
+                        <w:rPr>
+                          <w:rFonts w:asciiTheme="majorBidi" w:hAnsiTheme="majorBidi" w:cstheme="majorBidi"/>
+                          <w:sz w:val="28"/>
+                          <w:szCs w:val="28"/>
+                        </w:rPr>
+                        <w:t>What large organizations actually do:</w:t>
+                      </w:r>
+                    </w:p>
+                    <w:p>
+                      <w:pPr>
+                        <w:spacing w:after="60"/>
+                        <w:jc w:val="both"/>
+                        <w:rPr>
+                          <w:rFonts w:asciiTheme="majorBidi" w:hAnsiTheme="majorBidi" w:cstheme="majorBidi"/>
+                          <w:b/>
+                          <w:bCs/>
+                          <w:sz w:val="28"/>
+                          <w:szCs w:val="28"/>
+                        </w:rPr>
+                      </w:pPr>
+                      <w:r>
+                        <w:rPr>
+                          <w:rFonts w:asciiTheme="majorBidi" w:hAnsiTheme="majorBidi" w:cstheme="majorBidi"/>
+                          <w:sz w:val="28"/>
+                          <w:szCs w:val="28"/>
+                        </w:rPr>
+                        <w:t>At 100,000+ nodes, almost no serious infrastructure uses pure push. The common pattern is:</w:t>
+                      </w:r>
+                      <w:r>
+                        <w:rPr>
+                          <w:rFonts w:asciiTheme="majorBidi" w:hAnsiTheme="majorBidi" w:cstheme="majorBidi"/>
+                          <w:sz w:val="28"/>
+                          <w:szCs w:val="28"/>
+                        </w:rPr>
+                        <w:t xml:space="preserve"> </w:t>
+                      </w:r>
+                      <w:r>
+                        <w:rPr>
+                          <w:rFonts w:asciiTheme="majorBidi" w:hAnsiTheme="majorBidi" w:cstheme="majorBidi"/>
+                          <w:b/>
+                          <w:bCs/>
+                          <w:sz w:val="28"/>
+                          <w:szCs w:val="28"/>
+                        </w:rPr>
+                        <w:t>Pull for steady-state configuration enforcement + Push for orchestration and ad-hoc tasks</w:t>
+                      </w:r>
+                    </w:p>
+                    <w:p>
+                      <w:pPr>
+                        <w:spacing w:after="60"/>
+                        <w:jc w:val="both"/>
+                        <w:rPr>
+                          <w:rFonts w:asciiTheme="majorBidi" w:hAnsiTheme="majorBidi" w:cstheme="majorBidi"/>
+                          <w:sz w:val="28"/>
+                          <w:szCs w:val="28"/>
+                        </w:rPr>
+                      </w:pPr>
+                      <w:r>
+                        <w:rPr>
+                          <w:rFonts w:asciiTheme="majorBidi" w:hAnsiTheme="majorBidi" w:cstheme="majorBidi"/>
+                          <w:sz w:val="28"/>
+                          <w:szCs w:val="28"/>
+                        </w:rPr>
+                        <w:t xml:space="preserve">This is exactly why tools like Puppet + Ansible are often used together </w:t>
+                      </w:r>
+                      <w:r>
+                        <w:rPr>
+                          <w:rFonts w:asciiTheme="majorBidi" w:hAnsiTheme="majorBidi" w:cstheme="majorBidi"/>
+                          <w:sz w:val="28"/>
+                          <w:szCs w:val="28"/>
+                        </w:rPr>
+                        <w:t>-</w:t>
+                      </w:r>
+                      <w:r>
+                        <w:rPr>
+                          <w:rFonts w:asciiTheme="majorBidi" w:hAnsiTheme="majorBidi" w:cstheme="majorBidi"/>
+                          <w:sz w:val="28"/>
+                          <w:szCs w:val="28"/>
+                        </w:rPr>
+                        <w:t xml:space="preserve"> Puppet owns continuous state, Ansible handles imperative tasks and deployments. </w:t>
+                      </w:r>
+                      <w:proofErr w:type="spellStart"/>
+                      <w:r>
+                        <w:rPr>
+                          <w:rFonts w:asciiTheme="majorBidi" w:hAnsiTheme="majorBidi" w:cstheme="majorBidi"/>
+                          <w:sz w:val="28"/>
+                          <w:szCs w:val="28"/>
+                        </w:rPr>
+                        <w:t>SaltStack</w:t>
+                      </w:r>
+                      <w:proofErr w:type="spellEnd"/>
+                      <w:r>
+                        <w:rPr>
+                          <w:rFonts w:asciiTheme="majorBidi" w:hAnsiTheme="majorBidi" w:cstheme="majorBidi"/>
+                          <w:sz w:val="28"/>
+                          <w:szCs w:val="28"/>
+                        </w:rPr>
+                        <w:t xml:space="preserve"> is also notable here because it supports both models natively (its default is a hybrid: persistent agents with a message bus, so push is near-instant but the agent is still present).</w:t>
+                      </w:r>
+                    </w:p>
+                    <w:p>
+                      <w:pPr>
+                        <w:spacing w:after="60"/>
+                        <w:jc w:val="both"/>
+                        <w:rPr>
+                          <w:rFonts w:asciiTheme="majorBidi" w:hAnsiTheme="majorBidi" w:cstheme="majorBidi"/>
+                          <w:sz w:val="28"/>
+                          <w:szCs w:val="28"/>
+                        </w:rPr>
+                      </w:pPr>
+                      <w:r>
+                        <w:rPr>
+                          <w:rFonts w:asciiTheme="majorBidi" w:hAnsiTheme="majorBidi" w:cstheme="majorBidi"/>
+                          <w:b/>
+                          <w:bCs/>
+                          <w:sz w:val="28"/>
+                          <w:szCs w:val="28"/>
+                        </w:rPr>
+                        <w:t>The short answer:</w:t>
+                      </w:r>
+                      <w:r>
+                        <w:rPr>
+                          <w:rFonts w:asciiTheme="majorBidi" w:hAnsiTheme="majorBidi" w:cstheme="majorBidi"/>
+                          <w:sz w:val="28"/>
+                          <w:szCs w:val="28"/>
+                        </w:rPr>
+                        <w:t xml:space="preserve"> For 100,000 nodes, pull-based architecture is the right foundation. Push alone at that scale is operationally painful.</w:t>
+                      </w:r>
+                    </w:p>
+                  </w:txbxContent>
+                </v:textbox>
+                <w10:wrap anchorx="margin"/>
+              </v:rect>
+            </w:pict>
+          </mc:Fallback>
+        </mc:AlternateContent>
+      </w:r>
+    </w:p>
+    <w:p>
+      <w:pPr>
+        <w:spacing w:after="60"/>
+        <w:jc w:val="both"/>
+        <w:rPr>
+          <w:rFonts w:asciiTheme="majorBidi" w:hAnsiTheme="majorBidi" w:cstheme="majorBidi"/>
+          <w:sz w:val="28"/>
+          <w:szCs w:val="28"/>
+        </w:rPr>
+      </w:pPr>
+    </w:p>
+    <w:p>
+      <w:pPr>
+        <w:spacing w:after="60"/>
+        <w:jc w:val="both"/>
+        <w:rPr>
+          <w:rFonts w:asciiTheme="majorBidi" w:hAnsiTheme="majorBidi" w:cstheme="majorBidi"/>
+          <w:sz w:val="28"/>
+          <w:szCs w:val="28"/>
+        </w:rPr>
+      </w:pPr>
+    </w:p>
+    <w:p>
+      <w:pPr>
+        <w:spacing w:after="60"/>
+        <w:jc w:val="both"/>
+        <w:rPr>
+          <w:rFonts w:asciiTheme="majorBidi" w:hAnsiTheme="majorBidi" w:cstheme="majorBidi"/>
+          <w:sz w:val="28"/>
+          <w:szCs w:val="28"/>
+        </w:rPr>
+      </w:pPr>
+    </w:p>
+    <w:p>
+      <w:pPr>
+        <w:spacing w:after="60"/>
+        <w:jc w:val="both"/>
+        <w:rPr>
+          <w:rFonts w:asciiTheme="majorBidi" w:hAnsiTheme="majorBidi" w:cstheme="majorBidi"/>
+          <w:sz w:val="28"/>
+          <w:szCs w:val="28"/>
+        </w:rPr>
+      </w:pPr>
+    </w:p>
+    <w:p>
+      <w:pPr>
+        <w:spacing w:after="60"/>
+        <w:jc w:val="both"/>
+        <w:rPr>
+          <w:rFonts w:asciiTheme="majorBidi" w:hAnsiTheme="majorBidi" w:cstheme="majorBidi"/>
+          <w:sz w:val="28"/>
+          <w:szCs w:val="28"/>
+        </w:rPr>
+      </w:pPr>
+    </w:p>
+    <w:p>
+      <w:pPr>
+        <w:spacing w:after="60"/>
+        <w:jc w:val="both"/>
+        <w:rPr>
+          <w:rFonts w:asciiTheme="majorBidi" w:hAnsiTheme="majorBidi" w:cstheme="majorBidi"/>
+          <w:sz w:val="28"/>
+          <w:szCs w:val="28"/>
+        </w:rPr>
+      </w:pPr>
+    </w:p>
+    <w:p>
+      <w:pPr>
+        <w:spacing w:after="60"/>
+        <w:jc w:val="both"/>
+        <w:rPr>
+          <w:rFonts w:asciiTheme="majorBidi" w:hAnsiTheme="majorBidi" w:cstheme="majorBidi"/>
+          <w:sz w:val="28"/>
+          <w:szCs w:val="28"/>
+        </w:rPr>
+      </w:pPr>
+    </w:p>
+    <w:p>
+      <w:pPr>
+        <w:spacing w:after="60"/>
+        <w:jc w:val="both"/>
+        <w:rPr>
+          <w:rFonts w:asciiTheme="majorBidi" w:hAnsiTheme="majorBidi" w:cstheme="majorBidi"/>
+          <w:sz w:val="28"/>
+          <w:szCs w:val="28"/>
+        </w:rPr>
+      </w:pPr>
+    </w:p>
+    <w:p>
+      <w:pPr>
+        <w:spacing w:after="60"/>
+        <w:jc w:val="both"/>
+        <w:rPr>
+          <w:rFonts w:asciiTheme="majorBidi" w:hAnsiTheme="majorBidi" w:cstheme="majorBidi"/>
+          <w:sz w:val="28"/>
+          <w:szCs w:val="28"/>
+        </w:rPr>
+      </w:pPr>
+    </w:p>
+    <w:p>
+      <w:pPr>
+        <w:spacing w:after="60"/>
+        <w:jc w:val="both"/>
+        <w:rPr>
+          <w:rFonts w:asciiTheme="majorBidi" w:hAnsiTheme="majorBidi" w:cstheme="majorBidi"/>
+          <w:sz w:val="28"/>
+          <w:szCs w:val="28"/>
+        </w:rPr>
+      </w:pPr>
+    </w:p>
+    <w:p>
+      <w:pPr>
+        <w:spacing w:after="60"/>
+        <w:jc w:val="both"/>
+        <w:rPr>
+          <w:rFonts w:asciiTheme="majorBidi" w:hAnsiTheme="majorBidi" w:cstheme="majorBidi"/>
+          <w:sz w:val="28"/>
+          <w:szCs w:val="28"/>
+        </w:rPr>
+      </w:pPr>
+    </w:p>
+    <w:p>
+      <w:pPr>
+        <w:spacing w:after="60"/>
+        <w:jc w:val="both"/>
+        <w:rPr>
+          <w:rFonts w:asciiTheme="majorBidi" w:hAnsiTheme="majorBidi" w:cstheme="majorBidi"/>
+          <w:sz w:val="28"/>
+          <w:szCs w:val="28"/>
+        </w:rPr>
+      </w:pPr>
+    </w:p>
+    <w:p>
+      <w:pPr>
+        <w:spacing w:after="60"/>
+        <w:jc w:val="both"/>
+        <w:rPr>
+          <w:rFonts w:asciiTheme="majorBidi" w:hAnsiTheme="majorBidi" w:cstheme="majorBidi"/>
+          <w:sz w:val="28"/>
+          <w:szCs w:val="28"/>
+        </w:rPr>
+      </w:pPr>
+    </w:p>
+    <w:p>
+      <w:pPr>
+        <w:spacing w:after="60"/>
+        <w:jc w:val="both"/>
+        <w:rPr>
+          <w:rFonts w:asciiTheme="majorBidi" w:hAnsiTheme="majorBidi" w:cstheme="majorBidi"/>
+          <w:sz w:val="28"/>
+          <w:szCs w:val="28"/>
+        </w:rPr>
+      </w:pPr>
+    </w:p>
+    <w:p>
+      <w:pPr>
+        <w:spacing w:after="60"/>
+        <w:jc w:val="both"/>
+        <w:rPr>
+          <w:rFonts w:asciiTheme="majorBidi" w:hAnsiTheme="majorBidi" w:cstheme="majorBidi"/>
+          <w:sz w:val="28"/>
+          <w:szCs w:val="28"/>
+        </w:rPr>
+      </w:pPr>
+    </w:p>
+    <w:p>
+      <w:pPr>
+        <w:spacing w:after="60"/>
+        <w:jc w:val="both"/>
+        <w:rPr>
+          <w:rFonts w:asciiTheme="majorBidi" w:hAnsiTheme="majorBidi" w:cstheme="majorBidi"/>
+          <w:sz w:val="28"/>
+          <w:szCs w:val="28"/>
+        </w:rPr>
+      </w:pPr>
+    </w:p>
+    <w:p>
+      <w:pPr>
+        <w:spacing w:after="60"/>
+        <w:jc w:val="both"/>
+        <w:rPr>
+          <w:rFonts w:asciiTheme="majorBidi" w:hAnsiTheme="majorBidi" w:cstheme="majorBidi"/>
+          <w:sz w:val="28"/>
+          <w:szCs w:val="28"/>
+        </w:rPr>
+      </w:pPr>
+    </w:p>
+    <w:p>
+      <w:pPr>
+        <w:spacing w:after="60"/>
+        <w:jc w:val="both"/>
+        <w:rPr>
+          <w:rFonts w:asciiTheme="majorBidi" w:hAnsiTheme="majorBidi" w:cstheme="majorBidi"/>
+          <w:sz w:val="28"/>
+          <w:szCs w:val="28"/>
+        </w:rPr>
+      </w:pPr>
+    </w:p>
+    <w:p>
+      <w:pPr>
+        <w:spacing w:after="60"/>
+        <w:jc w:val="both"/>
+        <w:rPr>
+          <w:rFonts w:asciiTheme="majorBidi" w:hAnsiTheme="majorBidi" w:cstheme="majorBidi"/>
+          <w:sz w:val="28"/>
+          <w:szCs w:val="28"/>
+        </w:rPr>
+      </w:pPr>
+    </w:p>
+    <w:p>
+      <w:pPr>
+        <w:spacing w:after="60"/>
+        <w:jc w:val="both"/>
+        <w:rPr>
+          <w:rFonts w:asciiTheme="majorBidi" w:hAnsiTheme="majorBidi" w:cstheme="majorBidi"/>
+          <w:sz w:val="28"/>
+          <w:szCs w:val="28"/>
+        </w:rPr>
+      </w:pPr>
+    </w:p>
+    <w:p>
+      <w:pPr>
+        <w:spacing w:after="60"/>
+        <w:jc w:val="both"/>
+        <w:rPr>
+          <w:rFonts w:asciiTheme="majorBidi" w:hAnsiTheme="majorBidi" w:cstheme="majorBidi"/>
+          <w:sz w:val="28"/>
+          <w:szCs w:val="28"/>
+        </w:rPr>
+      </w:pPr>
+    </w:p>
+    <w:p>
+      <w:pPr>
+        <w:spacing w:after="60"/>
+        <w:jc w:val="both"/>
+        <w:rPr>
+          <w:rFonts w:asciiTheme="majorBidi" w:hAnsiTheme="majorBidi" w:cstheme="majorBidi"/>
+          <w:sz w:val="28"/>
+          <w:szCs w:val="28"/>
+        </w:rPr>
+      </w:pPr>
+    </w:p>
+    <w:p>
+      <w:pPr>
+        <w:spacing w:after="60"/>
+        <w:jc w:val="both"/>
+        <w:rPr>
+          <w:rFonts w:asciiTheme="majorBidi" w:hAnsiTheme="majorBidi" w:cstheme="majorBidi"/>
+          <w:sz w:val="28"/>
+          <w:szCs w:val="28"/>
+        </w:rPr>
+      </w:pPr>
+    </w:p>
+    <w:p>
+      <w:pPr>
+        <w:spacing w:after="60"/>
+        <w:jc w:val="both"/>
+        <w:rPr>
+          <w:rFonts w:asciiTheme="majorBidi" w:hAnsiTheme="majorBidi" w:cstheme="majorBidi"/>
+          <w:sz w:val="28"/>
+          <w:szCs w:val="28"/>
+        </w:rPr>
+      </w:pPr>
+    </w:p>
+    <w:p>
+      <w:pPr>
+        <w:spacing w:after="60"/>
+        <w:jc w:val="both"/>
+        <w:rPr>
+          <w:rFonts w:asciiTheme="majorBidi" w:hAnsiTheme="majorBidi" w:cstheme="majorBidi"/>
+          <w:sz w:val="28"/>
+          <w:szCs w:val="28"/>
+        </w:rPr>
+      </w:pPr>
+    </w:p>
+    <w:p>
+      <w:pPr>
+        <w:spacing w:after="60"/>
+        <w:jc w:val="both"/>
+        <w:rPr>
+          <w:rFonts w:asciiTheme="majorBidi" w:hAnsiTheme="majorBidi" w:cstheme="majorBidi"/>
+          <w:sz w:val="28"/>
+          <w:szCs w:val="28"/>
+        </w:rPr>
+      </w:pPr>
+    </w:p>
+    <w:p>
+      <w:pPr>
+        <w:spacing w:after="60"/>
+        <w:jc w:val="both"/>
+        <w:rPr>
+          <w:rFonts w:asciiTheme="majorBidi" w:hAnsiTheme="majorBidi" w:cstheme="majorBidi"/>
+          <w:sz w:val="28"/>
+          <w:szCs w:val="28"/>
+        </w:rPr>
+      </w:pPr>
+    </w:p>
+    <w:p>
+      <w:pPr>
+        <w:spacing w:after="60"/>
+        <w:jc w:val="both"/>
+        <w:rPr>
+          <w:rFonts w:asciiTheme="majorBidi" w:hAnsiTheme="majorBidi" w:cstheme="majorBidi"/>
+          <w:sz w:val="28"/>
+          <w:szCs w:val="28"/>
+        </w:rPr>
+      </w:pPr>
+    </w:p>
+    <w:p>
+      <w:pPr>
+        <w:spacing w:after="60"/>
+        <w:jc w:val="both"/>
+        <w:rPr>
+          <w:rFonts w:asciiTheme="majorBidi" w:hAnsiTheme="majorBidi" w:cstheme="majorBidi"/>
+          <w:sz w:val="28"/>
+          <w:szCs w:val="28"/>
+        </w:rPr>
+      </w:pPr>
+    </w:p>
+    <w:p>
+      <w:pPr>
+        <w:spacing w:after="60"/>
+        <w:jc w:val="both"/>
+        <w:rPr>
+          <w:rFonts w:asciiTheme="majorBidi" w:hAnsiTheme="majorBidi" w:cstheme="majorBidi"/>
+          <w:sz w:val="28"/>
+          <w:szCs w:val="28"/>
+        </w:rPr>
+      </w:pPr>
+    </w:p>
+    <w:p>
+      <w:pPr>
+        <w:spacing w:after="60"/>
+        <w:jc w:val="both"/>
+        <w:rPr>
+          <w:rFonts w:asciiTheme="majorBidi" w:hAnsiTheme="majorBidi" w:cstheme="majorBidi"/>
+          <w:sz w:val="28"/>
+          <w:szCs w:val="28"/>
+        </w:rPr>
+      </w:pPr>
+    </w:p>
+    <w:p>
+      <w:pPr>
+        <w:spacing w:after="60"/>
+        <w:jc w:val="both"/>
+        <w:rPr>
+          <w:rFonts w:asciiTheme="majorBidi" w:hAnsiTheme="majorBidi" w:cstheme="majorBidi"/>
+          <w:sz w:val="28"/>
+          <w:szCs w:val="28"/>
+        </w:rPr>
+      </w:pPr>
+    </w:p>
+    <w:p>
+      <w:pPr>
+        <w:spacing w:after="60"/>
+        <w:jc w:val="both"/>
+        <w:rPr>
+          <w:rFonts w:asciiTheme="majorBidi" w:hAnsiTheme="majorBidi" w:cstheme="majorBidi"/>
+          <w:sz w:val="28"/>
+          <w:szCs w:val="28"/>
+        </w:rPr>
+      </w:pPr>
+    </w:p>
+    <w:p>
+      <w:pPr>
+        <w:spacing w:after="60"/>
+        <w:jc w:val="both"/>
+        <w:rPr>
+          <w:rFonts w:asciiTheme="majorBidi" w:hAnsiTheme="majorBidi" w:cstheme="majorBidi"/>
+          <w:sz w:val="28"/>
+          <w:szCs w:val="28"/>
+        </w:rPr>
+      </w:pPr>
+    </w:p>
+    <w:p>
+      <w:pPr>
+        <w:spacing w:after="60"/>
+        <w:jc w:val="both"/>
+        <w:rPr>
+          <w:rFonts w:asciiTheme="majorBidi" w:hAnsiTheme="majorBidi" w:cstheme="majorBidi"/>
+          <w:sz w:val="28"/>
+          <w:szCs w:val="28"/>
+        </w:rPr>
+      </w:pPr>
+    </w:p>
+    <w:p>
+      <w:pPr>
+        <w:spacing w:after="60"/>
+        <w:jc w:val="both"/>
+        <w:rPr>
+          <w:rFonts w:asciiTheme="majorBidi" w:hAnsiTheme="majorBidi" w:cstheme="majorBidi"/>
+          <w:b/>
+          <w:bCs/>
+          <w:sz w:val="36"/>
+          <w:szCs w:val="36"/>
+        </w:rPr>
+      </w:pPr>
+    </w:p>
+    <w:p>
+      <w:pPr>
+        <w:spacing w:after="60"/>
+        <w:jc w:val="both"/>
+        <w:rPr>
+          <w:rFonts w:asciiTheme="majorBidi" w:hAnsiTheme="majorBidi" w:cstheme="majorBidi"/>
+          <w:b/>
+          <w:bCs/>
+          <w:sz w:val="36"/>
+          <w:szCs w:val="36"/>
+        </w:rPr>
+      </w:pPr>
+      <w:r>
+        <w:rPr>
+          <w:rFonts w:asciiTheme="majorBidi" w:hAnsiTheme="majorBidi" w:cstheme="majorBidi"/>
+          <w:b/>
+          <w:bCs/>
+          <w:sz w:val="36"/>
+          <w:szCs w:val="36"/>
+        </w:rPr>
+        <w:lastRenderedPageBreak/>
         <w:t>How Ansible Executes a Task (Internal Workflow)</w:t>
       </w:r>
     </w:p>
@@ -9027,8 +11767,8 @@
           <w:rFonts w:asciiTheme="majorBidi" w:hAnsiTheme="majorBidi" w:cstheme="majorBidi"/>
           <w:b/>
           <w:bCs/>
-          <w:sz w:val="28"/>
-          <w:szCs w:val="28"/>
+          <w:sz w:val="32"/>
+          <w:szCs w:val="32"/>
         </w:rPr>
       </w:pPr>
       <w:r>
@@ -9036,8 +11776,8 @@
           <w:rFonts w:asciiTheme="majorBidi" w:hAnsiTheme="majorBidi" w:cstheme="majorBidi"/>
           <w:b/>
           <w:bCs/>
-          <w:sz w:val="28"/>
-          <w:szCs w:val="28"/>
+          <w:sz w:val="32"/>
+          <w:szCs w:val="32"/>
         </w:rPr>
         <w:t>Step 2: Load Inventory</w:t>
       </w:r>
@@ -9059,7 +11799,6 @@
           <w:sz w:val="28"/>
           <w:szCs w:val="28"/>
         </w:rPr>
-        <w:lastRenderedPageBreak/>
         <w:t>Ansible determines which hosts to target.</w:t>
       </w:r>
     </w:p>
@@ -9232,7 +11971,7 @@
           </mc:Choice>
           <mc:Fallback>
             <w:pict>
-              <v:rect w14:anchorId="6445E05A" id="Rectangle 6" o:spid="_x0000_s1030" style="position:absolute;left:0;text-align:left;margin-left:18.75pt;margin-top:20.65pt;width:126pt;height:58.5pt;z-index:251663360;visibility:visible;mso-wrap-style:square;mso-width-percent:0;mso-height-percent:0;mso-wrap-distance-left:9pt;mso-wrap-distance-top:0;mso-wrap-distance-right:9pt;mso-wrap-distance-bottom:0;mso-position-horizontal:absolute;mso-position-horizontal-relative:text;mso-position-vertical:absolute;mso-position-vertical-relative:text;mso-width-percent:0;mso-height-percent:0;mso-width-relative:margin;mso-height-relative:margin;v-text-anchor:middle" o:gfxdata="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" fillcolor="black [3200]" strokecolor="black [480]" strokeweight="1pt">
+              <v:rect w14:anchorId="6445E05A" id="Rectangle 6" o:spid="_x0000_s1031" style="position:absolute;left:0;text-align:left;margin-left:18.75pt;margin-top:20.65pt;width:126pt;height:58.5pt;z-index:251663360;visibility:visible;mso-wrap-style:square;mso-width-percent:0;mso-height-percent:0;mso-wrap-distance-left:9pt;mso-wrap-distance-top:0;mso-wrap-distance-right:9pt;mso-wrap-distance-bottom:0;mso-position-horizontal:absolute;mso-position-horizontal-relative:text;mso-position-vertical:absolute;mso-position-vertical-relative:text;mso-width-percent:0;mso-height-percent:0;mso-width-relative:margin;mso-height-relative:margin;v-text-anchor:middle" o:gfxdata="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" fillcolor="black [3200]" strokecolor="black [480]" strokeweight="1pt">
                 <v:textbox>
                   <w:txbxContent>
                     <w:p>
@@ -9368,8 +12107,8 @@
           <w:rFonts w:asciiTheme="majorBidi" w:hAnsiTheme="majorBidi" w:cstheme="majorBidi"/>
           <w:b/>
           <w:bCs/>
-          <w:sz w:val="28"/>
-          <w:szCs w:val="28"/>
+          <w:sz w:val="32"/>
+          <w:szCs w:val="32"/>
         </w:rPr>
       </w:pPr>
       <w:r>
@@ -9377,8 +12116,8 @@
           <w:rFonts w:asciiTheme="majorBidi" w:hAnsiTheme="majorBidi" w:cstheme="majorBidi"/>
           <w:b/>
           <w:bCs/>
-          <w:sz w:val="28"/>
-          <w:szCs w:val="28"/>
+          <w:sz w:val="32"/>
+          <w:szCs w:val="32"/>
         </w:rPr>
         <w:t>Step 3: Establish Connection</w:t>
       </w:r>
@@ -9690,8 +12429,8 @@
           <w:rFonts w:asciiTheme="majorBidi" w:hAnsiTheme="majorBidi" w:cstheme="majorBidi"/>
           <w:b/>
           <w:bCs/>
-          <w:sz w:val="28"/>
-          <w:szCs w:val="28"/>
+          <w:sz w:val="32"/>
+          <w:szCs w:val="32"/>
         </w:rPr>
       </w:pPr>
       <w:r>
@@ -9699,8 +12438,8 @@
           <w:rFonts w:asciiTheme="majorBidi" w:hAnsiTheme="majorBidi" w:cstheme="majorBidi"/>
           <w:b/>
           <w:bCs/>
-          <w:sz w:val="28"/>
-          <w:szCs w:val="28"/>
+          <w:sz w:val="32"/>
+          <w:szCs w:val="32"/>
         </w:rPr>
         <w:t>Step 4: Gather Facts (Optional)</w:t>
       </w:r>
@@ -9959,6 +12698,7 @@
           <w:rFonts w:asciiTheme="majorBidi" w:hAnsiTheme="majorBidi" w:cstheme="majorBidi"/>
           <w:sz w:val="28"/>
           <w:szCs w:val="28"/>
+          <w:u w:val="single"/>
         </w:rPr>
         <w:t>Example:</w:t>
       </w:r>
@@ -10065,8 +12805,8 @@
           <w:rFonts w:asciiTheme="majorBidi" w:hAnsiTheme="majorBidi" w:cstheme="majorBidi"/>
           <w:b/>
           <w:bCs/>
-          <w:sz w:val="28"/>
-          <w:szCs w:val="28"/>
+          <w:sz w:val="32"/>
+          <w:szCs w:val="32"/>
         </w:rPr>
       </w:pPr>
       <w:r>
@@ -10074,9 +12814,10 @@
           <w:rFonts w:asciiTheme="majorBidi" w:hAnsiTheme="majorBidi" w:cstheme="majorBidi"/>
           <w:b/>
           <w:bCs/>
-          <w:sz w:val="28"/>
-          <w:szCs w:val="28"/>
-        </w:rPr>
+          <w:sz w:val="32"/>
+          <w:szCs w:val="32"/>
+        </w:rPr>
+        <w:lastRenderedPageBreak/>
         <w:t>Step 5: Transfer Module</w:t>
       </w:r>
     </w:p>
@@ -10366,8 +13107,8 @@
           <w:rFonts w:asciiTheme="majorBidi" w:hAnsiTheme="majorBidi" w:cstheme="majorBidi"/>
           <w:b/>
           <w:bCs/>
-          <w:sz w:val="28"/>
-          <w:szCs w:val="28"/>
+          <w:sz w:val="32"/>
+          <w:szCs w:val="32"/>
         </w:rPr>
       </w:pPr>
       <w:r>
@@ -10375,10 +13116,9 @@
           <w:rFonts w:asciiTheme="majorBidi" w:hAnsiTheme="majorBidi" w:cstheme="majorBidi"/>
           <w:b/>
           <w:bCs/>
-          <w:sz w:val="28"/>
-          <w:szCs w:val="28"/>
-        </w:rPr>
-        <w:lastRenderedPageBreak/>
+          <w:sz w:val="32"/>
+          <w:szCs w:val="32"/>
+        </w:rPr>
         <w:t>Step 6: Execute Module</w:t>
       </w:r>
     </w:p>
@@ -10622,7 +13362,7 @@
           </mc:Choice>
           <mc:Fallback>
             <w:pict>
-              <v:rect w14:anchorId="1F6931EA" id="Rectangle 7" o:spid="_x0000_s1031" style="position:absolute;left:0;text-align:left;margin-left:18.75pt;margin-top:23.5pt;width:148.5pt;height:78.75pt;z-index:251664384;visibility:visible;mso-wrap-style:square;mso-width-percent:0;mso-height-percent:0;mso-wrap-distance-left:9pt;mso-wrap-distance-top:0;mso-wrap-distance-right:9pt;mso-wrap-distance-bottom:0;mso-position-horizontal:absolute;mso-position-horizontal-relative:text;mso-position-vertical:absolute;mso-position-vertical-relative:text;mso-width-percent:0;mso-height-percent:0;mso-width-relative:margin;mso-height-relative:margin;v-text-anchor:middle" o:gfxdata="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" fillcolor="black [3200]" strokecolor="black [480]" strokeweight="1pt">
+              <v:rect w14:anchorId="1F6931EA" id="Rectangle 7" o:spid="_x0000_s1032" style="position:absolute;left:0;text-align:left;margin-left:18.75pt;margin-top:23.5pt;width:148.5pt;height:78.75pt;z-index:251664384;visibility:visible;mso-wrap-style:square;mso-width-percent:0;mso-height-percent:0;mso-wrap-distance-left:9pt;mso-wrap-distance-top:0;mso-wrap-distance-right:9pt;mso-wrap-distance-bottom:0;mso-position-horizontal:absolute;mso-position-horizontal-relative:text;mso-position-vertical:absolute;mso-position-vertical-relative:text;mso-width-percent:0;mso-height-percent:0;mso-width-relative:margin;mso-height-relative:margin;v-text-anchor:middle" o:gfxdata="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" fillcolor="black [3200]" strokecolor="black [480]" strokeweight="1pt">
                 <v:textbox>
                   <w:txbxContent>
                     <w:p>
@@ -11200,7 +13940,7 @@
           </mc:Choice>
           <mc:Fallback>
             <w:pict>
-              <v:rect w14:anchorId="504AFF74" id="Rectangle 8" o:spid="_x0000_s1032" style="position:absolute;left:0;text-align:left;margin-left:18pt;margin-top:22.8pt;width:133.5pt;height:78pt;z-index:251665408;visibility:visible;mso-wrap-style:square;mso-width-percent:0;mso-height-percent:0;mso-wrap-distance-left:9pt;mso-wrap-distance-top:0;mso-wrap-distance-right:9pt;mso-wrap-distance-bottom:0;mso-position-horizontal:absolute;mso-position-horizontal-relative:text;mso-position-vertical:absolute;mso-position-vertical-relative:text;mso-width-percent:0;mso-height-percent:0;mso-width-relative:margin;mso-height-relative:margin;v-text-anchor:middle" o:gfxdata="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" fillcolor="black [3200]" strokecolor="black [480]" strokeweight="1pt">
+              <v:rect w14:anchorId="504AFF74" id="Rectangle 8" o:spid="_x0000_s1033" style="position:absolute;left:0;text-align:left;margin-left:18pt;margin-top:22.8pt;width:133.5pt;height:78pt;z-index:251665408;visibility:visible;mso-wrap-style:square;mso-width-percent:0;mso-height-percent:0;mso-wrap-distance-left:9pt;mso-wrap-distance-top:0;mso-wrap-distance-right:9pt;mso-wrap-distance-bottom:0;mso-position-horizontal:absolute;mso-position-horizontal-relative:text;mso-position-vertical:absolute;mso-position-vertical-relative:text;mso-width-percent:0;mso-height-percent:0;mso-width-relative:margin;mso-height-relative:margin;v-text-anchor:middle" o:gfxdata="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" fillcolor="black [3200]" strokecolor="black [480]" strokeweight="1pt">
                 <v:textbox>
                   <w:txbxContent>
                     <w:p>
@@ -11419,8 +14159,8 @@
           <w:rFonts w:asciiTheme="majorBidi" w:hAnsiTheme="majorBidi" w:cstheme="majorBidi"/>
           <w:b/>
           <w:bCs/>
-          <w:sz w:val="28"/>
-          <w:szCs w:val="28"/>
+          <w:sz w:val="32"/>
+          <w:szCs w:val="32"/>
         </w:rPr>
       </w:pPr>
       <w:r>
@@ -11428,8 +14168,8 @@
           <w:rFonts w:asciiTheme="majorBidi" w:hAnsiTheme="majorBidi" w:cstheme="majorBidi"/>
           <w:b/>
           <w:bCs/>
-          <w:sz w:val="28"/>
-          <w:szCs w:val="28"/>
+          <w:sz w:val="32"/>
+          <w:szCs w:val="32"/>
         </w:rPr>
         <w:t>Step 7: Return Results</w:t>
       </w:r>
@@ -11684,6 +14424,7 @@
           <w:szCs w:val="28"/>
           <w:u w:val="single"/>
         </w:rPr>
+        <w:lastRenderedPageBreak/>
         <mc:AlternateContent>
           <mc:Choice Requires="wps">
             <w:drawing>
@@ -11860,7 +14601,7 @@
           </mc:Choice>
           <mc:Fallback>
             <w:pict>
-              <v:rect w14:anchorId="5CBC33BA" id="Rectangle 9" o:spid="_x0000_s1033" style="position:absolute;left:0;text-align:left;margin-left:0;margin-top:23pt;width:119.25pt;height:60pt;z-index:251666432;visibility:visible;mso-wrap-style:square;mso-width-percent:0;mso-height-percent:0;mso-wrap-distance-left:9pt;mso-wrap-distance-top:0;mso-wrap-distance-right:9pt;mso-wrap-distance-bottom:0;mso-position-horizontal:left;mso-position-horizontal-relative:margin;mso-position-vertical:absolute;mso-position-vertical-relative:text;mso-width-percent:0;mso-height-percent:0;mso-width-relative:margin;mso-height-relative:margin;v-text-anchor:middle" o:gfxdata="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" fillcolor="black [3200]" strokecolor="black [480]" strokeweight="1pt">
+              <v:rect w14:anchorId="5CBC33BA" id="Rectangle 9" o:spid="_x0000_s1034" style="position:absolute;left:0;text-align:left;margin-left:0;margin-top:23pt;width:119.25pt;height:60pt;z-index:251666432;visibility:visible;mso-wrap-style:square;mso-width-percent:0;mso-height-percent:0;mso-wrap-distance-left:9pt;mso-wrap-distance-top:0;mso-wrap-distance-right:9pt;mso-wrap-distance-bottom:0;mso-position-horizontal:left;mso-position-horizontal-relative:margin;mso-position-vertical:absolute;mso-position-vertical-relative:text;mso-width-percent:0;mso-height-percent:0;mso-width-relative:margin;mso-height-relative:margin;v-text-anchor:middle" o:gfxdata="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" fillcolor="black [3200]" strokecolor="black [480]" strokeweight="1pt">
                 <v:textbox>
                   <w:txbxContent>
                     <w:p>
@@ -12209,7 +14950,6 @@
           <w:sz w:val="28"/>
           <w:szCs w:val="28"/>
         </w:rPr>
-        <w:lastRenderedPageBreak/>
         <w:t>Idempotency</w:t>
       </w:r>
       <w:r>
@@ -12384,6 +15124,7 @@
     </w:p>
     <w:p>
       <w:pPr>
+        <w:spacing w:after="100"/>
         <w:jc w:val="both"/>
         <w:rPr>
           <w:rFonts w:asciiTheme="majorBidi" w:hAnsiTheme="majorBidi" w:cstheme="majorBidi"/>
@@ -12692,7 +15433,7 @@
           </mc:Choice>
           <mc:Fallback>
             <w:pict>
-              <v:rect w14:anchorId="24AC8E30" id="Rectangle 10" o:spid="_x0000_s1034" style="position:absolute;left:0;text-align:left;margin-left:-.75pt;margin-top:23.9pt;width:140.25pt;height:78pt;z-index:251667456;visibility:visible;mso-wrap-style:square;mso-height-percent:0;mso-wrap-distance-left:9pt;mso-wrap-distance-top:0;mso-wrap-distance-right:9pt;mso-wrap-distance-bottom:0;mso-position-horizontal:absolute;mso-position-horizontal-relative:text;mso-position-vertical:absolute;mso-position-vertical-relative:text;mso-height-percent:0;mso-height-relative:margin;v-text-anchor:middle" o:gfxdata="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" fillcolor="black [3200]" strokecolor="black [480]" strokeweight="1pt">
+              <v:rect w14:anchorId="24AC8E30" id="Rectangle 10" o:spid="_x0000_s1035" style="position:absolute;left:0;text-align:left;margin-left:-.75pt;margin-top:23.9pt;width:140.25pt;height:78pt;z-index:251667456;visibility:visible;mso-wrap-style:square;mso-height-percent:0;mso-wrap-distance-left:9pt;mso-wrap-distance-top:0;mso-wrap-distance-right:9pt;mso-wrap-distance-bottom:0;mso-position-horizontal:absolute;mso-position-horizontal-relative:text;mso-position-vertical:absolute;mso-position-vertical-relative:text;mso-height-percent:0;mso-height-relative:margin;v-text-anchor:middle" o:gfxdata="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" fillcolor="black [3200]" strokecolor="black [480]" strokeweight="1pt">
                 <v:textbox>
                   <w:txbxContent>
                     <w:p>
@@ -13280,7 +16021,7 @@
           </mc:Choice>
           <mc:Fallback>
             <w:pict>
-              <v:rect w14:anchorId="6A6C98EF" id="Rectangle 11" o:spid="_x0000_s1035" style="position:absolute;left:0;text-align:left;margin-left:0;margin-top:22.8pt;width:178.5pt;height:76.5pt;z-index:251668480;visibility:visible;mso-wrap-style:square;mso-width-percent:0;mso-height-percent:0;mso-wrap-distance-left:9pt;mso-wrap-distance-top:0;mso-wrap-distance-right:9pt;mso-wrap-distance-bottom:0;mso-position-horizontal:left;mso-position-horizontal-relative:margin;mso-position-vertical:absolute;mso-position-vertical-relative:text;mso-width-percent:0;mso-height-percent:0;mso-width-relative:margin;mso-height-relative:margin;v-text-anchor:middle" o:gfxdata="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" fillcolor="black [3200]" strokecolor="black [480]" strokeweight="1pt">
+              <v:rect w14:anchorId="6A6C98EF" id="Rectangle 11" o:spid="_x0000_s1036" style="position:absolute;left:0;text-align:left;margin-left:0;margin-top:22.8pt;width:178.5pt;height:76.5pt;z-index:251668480;visibility:visible;mso-wrap-style:square;mso-width-percent:0;mso-height-percent:0;mso-wrap-distance-left:9pt;mso-wrap-distance-top:0;mso-wrap-distance-right:9pt;mso-wrap-distance-bottom:0;mso-position-horizontal:left;mso-position-horizontal-relative:margin;mso-position-vertical:absolute;mso-position-vertical-relative:text;mso-width-percent:0;mso-height-percent:0;mso-width-relative:margin;mso-height-relative:margin;v-text-anchor:middle" o:gfxdata="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" fillcolor="black [3200]" strokecolor="black [480]" strokeweight="1pt">
                 <v:textbox>
                   <w:txbxContent>
                     <w:p>
@@ -13475,7 +16216,7 @@
     </w:p>
     <w:p>
       <w:pPr>
-        <w:spacing w:after="120"/>
+        <w:spacing w:after="100"/>
         <w:jc w:val="both"/>
         <w:rPr>
           <w:rFonts w:asciiTheme="majorBidi" w:hAnsiTheme="majorBidi" w:cstheme="majorBidi"/>
@@ -13528,6 +16269,7 @@
           <w:sz w:val="28"/>
           <w:szCs w:val="28"/>
         </w:rPr>
+        <w:lastRenderedPageBreak/>
         <w:t>Why idempotency is important</w:t>
       </w:r>
       <w:r>
@@ -13659,6 +16401,7 @@
     <w:p>
       <w:pPr>
         <w:spacing w:after="60"/>
+        <w:jc w:val="both"/>
         <w:rPr>
           <w:rFonts w:asciiTheme="majorBidi" w:hAnsiTheme="majorBidi" w:cstheme="majorBidi"/>
           <w:sz w:val="28"/>
@@ -13725,36 +16468,27 @@
         </w:rPr>
         <w:t xml:space="preserve">→ </w:t>
       </w:r>
-      <w:proofErr w:type="gramStart"/>
-      <w:r>
-        <w:rPr>
-          <w:rFonts w:asciiTheme="majorBidi" w:hAnsiTheme="majorBidi" w:cstheme="majorBidi"/>
-          <w:sz w:val="28"/>
-          <w:szCs w:val="28"/>
-        </w:rPr>
-        <w:t xml:space="preserve">means  </w:t>
-      </w:r>
-      <w:r>
-        <w:rPr>
-          <w:rFonts w:asciiTheme="majorBidi" w:hAnsiTheme="majorBidi" w:cstheme="majorBidi"/>
-          <w:sz w:val="28"/>
-          <w:szCs w:val="28"/>
-        </w:rPr>
-        <w:t>5</w:t>
-      </w:r>
-      <w:proofErr w:type="gramEnd"/>
-      <w:r>
-        <w:rPr>
-          <w:rFonts w:asciiTheme="majorBidi" w:hAnsiTheme="majorBidi" w:cstheme="majorBidi"/>
-          <w:sz w:val="28"/>
-          <w:szCs w:val="28"/>
-        </w:rPr>
-        <w:t xml:space="preserve"> hosts are processed in parallel.</w:t>
+      <w:r>
+        <w:rPr>
+          <w:rFonts w:asciiTheme="majorBidi" w:hAnsiTheme="majorBidi" w:cstheme="majorBidi"/>
+          <w:sz w:val="28"/>
+          <w:szCs w:val="28"/>
+        </w:rPr>
+        <w:t xml:space="preserve">means </w:t>
+      </w:r>
+      <w:r>
+        <w:rPr>
+          <w:rFonts w:asciiTheme="majorBidi" w:hAnsiTheme="majorBidi" w:cstheme="majorBidi"/>
+          <w:sz w:val="28"/>
+          <w:szCs w:val="28"/>
+        </w:rPr>
+        <w:t>5 hosts are processed in parallel.</w:t>
       </w:r>
     </w:p>
     <w:p>
       <w:pPr>
         <w:spacing w:after="120"/>
+        <w:jc w:val="both"/>
         <w:rPr>
           <w:rFonts w:asciiTheme="majorBidi" w:hAnsiTheme="majorBidi" w:cstheme="majorBidi"/>
           <w:b/>
@@ -13806,6 +16540,22 @@
       <w:r>
         <w:rPr>
           <w:rFonts w:asciiTheme="majorBidi" w:hAnsiTheme="majorBidi" w:cstheme="majorBidi"/>
+          <w:sz w:val="28"/>
+          <w:szCs w:val="28"/>
+        </w:rPr>
+        <w:t xml:space="preserve"> </w:t>
+      </w:r>
+      <w:r>
+        <w:rPr>
+          <w:rFonts w:asciiTheme="majorBidi" w:hAnsiTheme="majorBidi" w:cstheme="majorBidi"/>
+          <w:sz w:val="28"/>
+          <w:szCs w:val="28"/>
+        </w:rPr>
+        <w:t xml:space="preserve">or via </w:t>
+      </w:r>
+      <w:r>
+        <w:rPr>
+          <w:rFonts w:asciiTheme="majorBidi" w:hAnsiTheme="majorBidi" w:cstheme="majorBidi"/>
           <w:b/>
           <w:bCs/>
           <w:i/>
@@ -13813,47 +16563,15 @@
           <w:sz w:val="28"/>
           <w:szCs w:val="28"/>
         </w:rPr>
-        <w:t xml:space="preserve">, </w:t>
-      </w:r>
-      <w:r>
-        <w:rPr>
-          <w:rFonts w:asciiTheme="majorBidi" w:hAnsiTheme="majorBidi" w:cstheme="majorBidi"/>
-          <w:sz w:val="28"/>
-          <w:szCs w:val="28"/>
-        </w:rPr>
-        <w:t>F</w:t>
-      </w:r>
-      <w:r>
-        <w:rPr>
-          <w:rFonts w:asciiTheme="majorBidi" w:hAnsiTheme="majorBidi" w:cstheme="majorBidi"/>
-          <w:sz w:val="28"/>
-          <w:szCs w:val="28"/>
-        </w:rPr>
-        <w:t>or</w:t>
-      </w:r>
-      <w:r>
-        <w:rPr>
-          <w:rFonts w:asciiTheme="majorBidi" w:hAnsiTheme="majorBidi" w:cstheme="majorBidi"/>
-          <w:sz w:val="28"/>
-          <w:szCs w:val="28"/>
-        </w:rPr>
-        <w:t xml:space="preserve"> e</w:t>
-      </w:r>
-      <w:r>
-        <w:rPr>
-          <w:rFonts w:asciiTheme="majorBidi" w:hAnsiTheme="majorBidi" w:cstheme="majorBidi"/>
-          <w:sz w:val="28"/>
-          <w:szCs w:val="28"/>
-        </w:rPr>
-        <w:t>xample:</w:t>
-      </w:r>
-      <w:r>
-        <w:rPr>
-          <w:rFonts w:asciiTheme="majorBidi" w:hAnsiTheme="majorBidi" w:cstheme="majorBidi"/>
-          <w:sz w:val="28"/>
-          <w:szCs w:val="28"/>
-        </w:rPr>
-        <w:t xml:space="preserve"> </w:t>
+        <w:t>-f</w:t>
+      </w:r>
+      <w:r>
+        <w:rPr>
+          <w:rFonts w:asciiTheme="majorBidi" w:hAnsiTheme="majorBidi" w:cstheme="majorBidi"/>
+          <w:sz w:val="28"/>
+          <w:szCs w:val="28"/>
+        </w:rPr>
+        <w:t xml:space="preserve"> flag at runtime.</w:t>
       </w:r>
       <w:r>
         <w:rPr>
@@ -13865,12 +16583,67 @@
           <w:sz w:val="28"/>
           <w:szCs w:val="28"/>
         </w:rPr>
+        <w:t xml:space="preserve"> </w:t>
+      </w:r>
+      <w:proofErr w:type="gramStart"/>
+      <w:r>
+        <w:rPr>
+          <w:rFonts w:asciiTheme="majorBidi" w:hAnsiTheme="majorBidi" w:cstheme="majorBidi"/>
+          <w:sz w:val="28"/>
+          <w:szCs w:val="28"/>
+        </w:rPr>
+        <w:t>F</w:t>
+      </w:r>
+      <w:r>
+        <w:rPr>
+          <w:rFonts w:asciiTheme="majorBidi" w:hAnsiTheme="majorBidi" w:cstheme="majorBidi"/>
+          <w:sz w:val="28"/>
+          <w:szCs w:val="28"/>
+        </w:rPr>
+        <w:t>or</w:t>
+      </w:r>
+      <w:proofErr w:type="gramEnd"/>
+      <w:r>
+        <w:rPr>
+          <w:rFonts w:asciiTheme="majorBidi" w:hAnsiTheme="majorBidi" w:cstheme="majorBidi"/>
+          <w:sz w:val="28"/>
+          <w:szCs w:val="28"/>
+        </w:rPr>
+        <w:t xml:space="preserve"> e</w:t>
+      </w:r>
+      <w:r>
+        <w:rPr>
+          <w:rFonts w:asciiTheme="majorBidi" w:hAnsiTheme="majorBidi" w:cstheme="majorBidi"/>
+          <w:sz w:val="28"/>
+          <w:szCs w:val="28"/>
+        </w:rPr>
+        <w:t>xample:</w:t>
+      </w:r>
+      <w:r>
+        <w:rPr>
+          <w:rFonts w:asciiTheme="majorBidi" w:hAnsiTheme="majorBidi" w:cstheme="majorBidi"/>
+          <w:sz w:val="28"/>
+          <w:szCs w:val="28"/>
+        </w:rPr>
+        <w:t xml:space="preserve"> </w:t>
+      </w:r>
+      <w:r>
+        <w:rPr>
+          <w:rFonts w:asciiTheme="majorBidi" w:hAnsiTheme="majorBidi" w:cstheme="majorBidi"/>
+          <w:b/>
+          <w:bCs/>
+          <w:i/>
+          <w:iCs/>
+          <w:sz w:val="28"/>
+          <w:szCs w:val="28"/>
+        </w:rPr>
         <w:t>forks = 20</w:t>
       </w:r>
     </w:p>
     <w:p>
       <w:pPr>
         <w:spacing w:after="60"/>
+        <w:jc w:val="both"/>
         <w:rPr>
           <w:rFonts w:asciiTheme="majorBidi" w:hAnsiTheme="majorBidi" w:cstheme="majorBidi"/>
           <w:b/>
@@ -13902,6 +16675,7 @@
     </w:p>
     <w:p>
       <w:pPr>
+        <w:jc w:val="both"/>
         <w:rPr>
           <w:rFonts w:asciiTheme="majorBidi" w:hAnsiTheme="majorBidi" w:cstheme="majorBidi"/>
           <w:sz w:val="28"/>
@@ -13915,7 +16689,6 @@
           <w:sz w:val="28"/>
           <w:szCs w:val="28"/>
         </w:rPr>
-        <w:lastRenderedPageBreak/>
         <mc:AlternateContent>
           <mc:Choice Requires="wps">
             <w:drawing>
@@ -14094,7 +16867,7 @@
           </mc:Choice>
           <mc:Fallback>
             <w:pict>
-              <v:rect w14:anchorId="171DEDA7" id="Rectangle 12" o:spid="_x0000_s1036" style="position:absolute;margin-left:0;margin-top:22.5pt;width:104.25pt;height:77.25pt;z-index:251669504;visibility:visible;mso-wrap-style:square;mso-width-percent:0;mso-height-percent:0;mso-wrap-distance-left:9pt;mso-wrap-distance-top:0;mso-wrap-distance-right:9pt;mso-wrap-distance-bottom:0;mso-position-horizontal:left;mso-position-horizontal-relative:margin;mso-position-vertical:absolute;mso-position-vertical-relative:text;mso-width-percent:0;mso-height-percent:0;mso-width-relative:margin;mso-height-relative:margin;v-text-anchor:middle" o:gfxdata="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" fillcolor="black [3200]" strokecolor="black [480]" strokeweight="1pt">
+              <v:rect w14:anchorId="171DEDA7" id="Rectangle 12" o:spid="_x0000_s1037" style="position:absolute;left:0;text-align:left;margin-left:0;margin-top:22.5pt;width:104.25pt;height:77.25pt;z-index:251669504;visibility:visible;mso-wrap-style:square;mso-width-percent:0;mso-height-percent:0;mso-wrap-distance-left:9pt;mso-wrap-distance-top:0;mso-wrap-distance-right:9pt;mso-wrap-distance-bottom:0;mso-position-horizontal:left;mso-position-horizontal-relative:margin;mso-position-vertical:absolute;mso-position-vertical-relative:text;mso-width-percent:0;mso-height-percent:0;mso-width-relative:margin;mso-height-relative:margin;v-text-anchor:middle" o:gfxdata="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" fillcolor="black [3200]" strokecolor="black [480]" strokeweight="1pt">
                 <v:textbox>
                   <w:txbxContent>
                     <w:p>
@@ -14242,24 +17015,27 @@
     </w:p>
     <w:p>
       <w:pPr>
-        <w:rPr>
-          <w:rFonts w:asciiTheme="majorBidi" w:hAnsiTheme="majorBidi" w:cstheme="majorBidi"/>
-          <w:sz w:val="28"/>
-          <w:szCs w:val="28"/>
-        </w:rPr>
-      </w:pPr>
-    </w:p>
-    <w:p>
-      <w:pPr>
-        <w:rPr>
-          <w:rFonts w:asciiTheme="majorBidi" w:hAnsiTheme="majorBidi" w:cstheme="majorBidi"/>
-          <w:sz w:val="28"/>
-          <w:szCs w:val="28"/>
-        </w:rPr>
-      </w:pPr>
-    </w:p>
-    <w:p>
-      <w:pPr>
+        <w:jc w:val="both"/>
+        <w:rPr>
+          <w:rFonts w:asciiTheme="majorBidi" w:hAnsiTheme="majorBidi" w:cstheme="majorBidi"/>
+          <w:sz w:val="28"/>
+          <w:szCs w:val="28"/>
+        </w:rPr>
+      </w:pPr>
+    </w:p>
+    <w:p>
+      <w:pPr>
+        <w:jc w:val="both"/>
+        <w:rPr>
+          <w:rFonts w:asciiTheme="majorBidi" w:hAnsiTheme="majorBidi" w:cstheme="majorBidi"/>
+          <w:sz w:val="28"/>
+          <w:szCs w:val="28"/>
+        </w:rPr>
+      </w:pPr>
+    </w:p>
+    <w:p>
+      <w:pPr>
+        <w:jc w:val="both"/>
         <w:rPr>
           <w:rFonts w:asciiTheme="majorBidi" w:hAnsiTheme="majorBidi" w:cstheme="majorBidi"/>
           <w:sz w:val="32"/>
@@ -14437,37 +17213,290 @@
     </w:p>
     <w:p>
       <w:pPr>
+        <w:spacing w:after="60"/>
+        <w:jc w:val="both"/>
+        <w:rPr>
+          <w:rFonts w:asciiTheme="majorBidi" w:hAnsiTheme="majorBidi" w:cstheme="majorBidi"/>
+          <w:sz w:val="28"/>
+          <w:szCs w:val="28"/>
+        </w:rPr>
+      </w:pPr>
+      <w:r>
+        <w:rPr>
+          <w:rFonts w:asciiTheme="majorBidi" w:hAnsiTheme="majorBidi" w:cstheme="majorBidi"/>
+          <w:sz w:val="28"/>
+          <w:szCs w:val="28"/>
+        </w:rPr>
+        <w:t xml:space="preserve">This is called the </w:t>
+      </w:r>
+      <w:r>
+        <w:rPr>
+          <w:rFonts w:asciiTheme="majorBidi" w:hAnsiTheme="majorBidi" w:cstheme="majorBidi"/>
+          <w:b/>
+          <w:bCs/>
+          <w:sz w:val="28"/>
+          <w:szCs w:val="28"/>
+        </w:rPr>
+        <w:t>linear strategy</w:t>
+      </w:r>
+      <w:r>
+        <w:rPr>
+          <w:rFonts w:asciiTheme="majorBidi" w:hAnsiTheme="majorBidi" w:cstheme="majorBidi"/>
+          <w:sz w:val="28"/>
+          <w:szCs w:val="28"/>
+        </w:rPr>
+        <w:t>.</w:t>
+      </w:r>
+      <w:r>
+        <w:rPr>
+          <w:rFonts w:asciiTheme="majorBidi" w:hAnsiTheme="majorBidi" w:cstheme="majorBidi"/>
+          <w:sz w:val="28"/>
+          <w:szCs w:val="28"/>
+        </w:rPr>
+        <w:t xml:space="preserve"> </w:t>
+      </w:r>
+      <w:r>
+        <w:rPr>
+          <w:rFonts w:asciiTheme="majorBidi" w:hAnsiTheme="majorBidi" w:cstheme="majorBidi"/>
+          <w:sz w:val="28"/>
+          <w:szCs w:val="28"/>
+        </w:rPr>
+        <w:t xml:space="preserve">Ansible completes each task across all hosts (up to </w:t>
+      </w:r>
+      <w:r>
+        <w:rPr>
+          <w:rFonts w:asciiTheme="majorBidi" w:hAnsiTheme="majorBidi" w:cstheme="majorBidi"/>
+          <w:b/>
+          <w:bCs/>
+          <w:i/>
+          <w:iCs/>
+          <w:sz w:val="28"/>
+          <w:szCs w:val="28"/>
+        </w:rPr>
+        <w:t>forks</w:t>
+      </w:r>
+      <w:r>
+        <w:rPr>
+          <w:rFonts w:asciiTheme="majorBidi" w:hAnsiTheme="majorBidi" w:cstheme="majorBidi"/>
+          <w:sz w:val="28"/>
+          <w:szCs w:val="28"/>
+        </w:rPr>
+        <w:t xml:space="preserve"> at a time) before moving to the next task.</w:t>
+      </w:r>
+      <w:r>
+        <w:rPr>
+          <w:rFonts w:asciiTheme="majorBidi" w:hAnsiTheme="majorBidi" w:cstheme="majorBidi"/>
+          <w:sz w:val="28"/>
+          <w:szCs w:val="28"/>
+        </w:rPr>
+        <w:t xml:space="preserve"> </w:t>
+      </w:r>
+    </w:p>
+    <w:p>
+      <w:pPr>
+        <w:spacing w:after="80"/>
+        <w:jc w:val="both"/>
+        <w:rPr>
+          <w:rFonts w:asciiTheme="majorBidi" w:hAnsiTheme="majorBidi" w:cstheme="majorBidi"/>
+          <w:sz w:val="28"/>
+          <w:szCs w:val="28"/>
+        </w:rPr>
+      </w:pPr>
+      <w:r>
+        <w:rPr>
+          <w:rFonts w:asciiTheme="majorBidi" w:hAnsiTheme="majorBidi" w:cstheme="majorBidi"/>
+          <w:sz w:val="28"/>
+          <w:szCs w:val="28"/>
+        </w:rPr>
+        <w:t xml:space="preserve">The "simultaneously" is bounded by forks. </w:t>
+      </w:r>
+      <w:proofErr w:type="gramStart"/>
+      <w:r>
+        <w:rPr>
+          <w:rFonts w:asciiTheme="majorBidi" w:hAnsiTheme="majorBidi" w:cstheme="majorBidi"/>
+          <w:sz w:val="28"/>
+          <w:szCs w:val="28"/>
+        </w:rPr>
+        <w:t>So</w:t>
+      </w:r>
+      <w:proofErr w:type="gramEnd"/>
+      <w:r>
+        <w:rPr>
+          <w:rFonts w:asciiTheme="majorBidi" w:hAnsiTheme="majorBidi" w:cstheme="majorBidi"/>
+          <w:sz w:val="28"/>
+          <w:szCs w:val="28"/>
+        </w:rPr>
+        <w:t xml:space="preserve"> if you have 100 hosts and </w:t>
+      </w:r>
+      <w:r>
+        <w:rPr>
+          <w:rFonts w:asciiTheme="majorBidi" w:hAnsiTheme="majorBidi" w:cstheme="majorBidi"/>
+          <w:b/>
+          <w:bCs/>
+          <w:i/>
+          <w:iCs/>
+          <w:sz w:val="28"/>
+          <w:szCs w:val="28"/>
+        </w:rPr>
+        <w:t>forks = 5</w:t>
+      </w:r>
+      <w:r>
+        <w:rPr>
+          <w:rFonts w:asciiTheme="majorBidi" w:hAnsiTheme="majorBidi" w:cstheme="majorBidi"/>
+          <w:sz w:val="28"/>
+          <w:szCs w:val="28"/>
+        </w:rPr>
+        <w:t xml:space="preserve">, it's not truly all-at-once </w:t>
+      </w:r>
+      <w:r>
+        <w:rPr>
+          <w:rFonts w:asciiTheme="majorBidi" w:hAnsiTheme="majorBidi" w:cstheme="majorBidi"/>
+          <w:sz w:val="28"/>
+          <w:szCs w:val="28"/>
+        </w:rPr>
+        <w:t>-</w:t>
+      </w:r>
+      <w:r>
+        <w:rPr>
+          <w:rFonts w:asciiTheme="majorBidi" w:hAnsiTheme="majorBidi" w:cstheme="majorBidi"/>
+          <w:sz w:val="28"/>
+          <w:szCs w:val="28"/>
+        </w:rPr>
+        <w:t xml:space="preserve"> it's batches of 5, but still completes all 100 on Task 1 before any host moves to Task 2. The task boundary is the key concept, not perfect parallelism.</w:t>
+      </w:r>
+    </w:p>
+    <w:p>
+      <w:pPr>
+        <w:spacing w:after="60"/>
+        <w:jc w:val="both"/>
+        <w:rPr>
+          <w:rFonts w:asciiTheme="majorBidi" w:hAnsiTheme="majorBidi" w:cstheme="majorBidi"/>
+          <w:sz w:val="28"/>
+          <w:szCs w:val="28"/>
+        </w:rPr>
+      </w:pPr>
+      <w:r>
+        <w:rPr>
+          <w:rFonts w:asciiTheme="majorBidi" w:hAnsiTheme="majorBidi" w:cstheme="majorBidi"/>
+          <w:sz w:val="28"/>
+          <w:szCs w:val="28"/>
+        </w:rPr>
+        <w:t>There are also other a</w:t>
+      </w:r>
+      <w:r>
+        <w:rPr>
+          <w:rFonts w:asciiTheme="majorBidi" w:hAnsiTheme="majorBidi" w:cstheme="majorBidi"/>
+          <w:sz w:val="28"/>
+          <w:szCs w:val="28"/>
+        </w:rPr>
+        <w:t>dvanced strategies</w:t>
+      </w:r>
+      <w:r>
+        <w:rPr>
+          <w:rFonts w:asciiTheme="majorBidi" w:hAnsiTheme="majorBidi" w:cstheme="majorBidi"/>
+          <w:sz w:val="28"/>
+          <w:szCs w:val="28"/>
+        </w:rPr>
+        <w:t>:</w:t>
+      </w:r>
+    </w:p>
+    <w:p>
+      <w:pPr>
+        <w:pStyle w:val="ListParagraph"/>
+        <w:numPr>
+          <w:ilvl w:val="0"/>
+          <w:numId w:val="54"/>
+        </w:numPr>
         <w:spacing w:after="100"/>
-        <w:jc w:val="both"/>
-        <w:rPr>
-          <w:rFonts w:asciiTheme="majorBidi" w:hAnsiTheme="majorBidi" w:cstheme="majorBidi"/>
-          <w:sz w:val="28"/>
-          <w:szCs w:val="28"/>
-        </w:rPr>
-      </w:pPr>
-      <w:r>
-        <w:rPr>
-          <w:rFonts w:asciiTheme="majorBidi" w:hAnsiTheme="majorBidi" w:cstheme="majorBidi"/>
-          <w:sz w:val="28"/>
-          <w:szCs w:val="28"/>
-        </w:rPr>
-        <w:t>This is called the linear strategy.</w:t>
-      </w:r>
-      <w:r>
-        <w:rPr>
-          <w:rFonts w:asciiTheme="majorBidi" w:hAnsiTheme="majorBidi" w:cstheme="majorBidi"/>
-          <w:sz w:val="28"/>
-          <w:szCs w:val="28"/>
-        </w:rPr>
-        <w:t xml:space="preserve"> </w:t>
-      </w:r>
-      <w:r>
-        <w:rPr>
-          <w:rFonts w:asciiTheme="majorBidi" w:hAnsiTheme="majorBidi" w:cstheme="majorBidi"/>
-          <w:sz w:val="28"/>
-          <w:szCs w:val="28"/>
-        </w:rPr>
-        <w:t>Advanced strategies exist.</w:t>
+        <w:ind w:left="360"/>
+        <w:jc w:val="both"/>
+        <w:rPr>
+          <w:rFonts w:asciiTheme="majorBidi" w:hAnsiTheme="majorBidi" w:cstheme="majorBidi"/>
+          <w:sz w:val="28"/>
+          <w:szCs w:val="28"/>
+        </w:rPr>
+      </w:pPr>
+      <w:r>
+        <w:rPr>
+          <w:rFonts w:asciiTheme="majorBidi" w:hAnsiTheme="majorBidi" w:cstheme="majorBidi"/>
+          <w:b/>
+          <w:bCs/>
+          <w:sz w:val="28"/>
+          <w:szCs w:val="28"/>
+        </w:rPr>
+        <w:t>free</w:t>
+      </w:r>
+      <w:r>
+        <w:rPr>
+          <w:rFonts w:asciiTheme="majorBidi" w:hAnsiTheme="majorBidi" w:cstheme="majorBidi"/>
+          <w:sz w:val="28"/>
+          <w:szCs w:val="28"/>
+        </w:rPr>
+        <w:t xml:space="preserve"> → each host races ahead independently, not waiting for others</w:t>
+      </w:r>
+    </w:p>
+    <w:p>
+      <w:pPr>
+        <w:pStyle w:val="ListParagraph"/>
+        <w:numPr>
+          <w:ilvl w:val="0"/>
+          <w:numId w:val="54"/>
+        </w:numPr>
+        <w:spacing w:after="100"/>
+        <w:ind w:left="360"/>
+        <w:jc w:val="both"/>
+        <w:rPr>
+          <w:rFonts w:asciiTheme="majorBidi" w:hAnsiTheme="majorBidi" w:cstheme="majorBidi"/>
+          <w:sz w:val="28"/>
+          <w:szCs w:val="28"/>
+        </w:rPr>
+      </w:pPr>
+      <w:proofErr w:type="spellStart"/>
+      <w:r>
+        <w:rPr>
+          <w:rFonts w:asciiTheme="majorBidi" w:hAnsiTheme="majorBidi" w:cstheme="majorBidi"/>
+          <w:b/>
+          <w:bCs/>
+          <w:i/>
+          <w:iCs/>
+          <w:sz w:val="28"/>
+          <w:szCs w:val="28"/>
+        </w:rPr>
+        <w:t>host_pinned</w:t>
+      </w:r>
+      <w:proofErr w:type="spellEnd"/>
+      <w:r>
+        <w:rPr>
+          <w:rFonts w:asciiTheme="majorBidi" w:hAnsiTheme="majorBidi" w:cstheme="majorBidi"/>
+          <w:sz w:val="28"/>
+          <w:szCs w:val="28"/>
+        </w:rPr>
+        <w:t xml:space="preserve"> → similar to free but doesn't release the worker slot</w:t>
+      </w:r>
+    </w:p>
+    <w:p>
+      <w:pPr>
+        <w:pStyle w:val="ListParagraph"/>
+        <w:numPr>
+          <w:ilvl w:val="0"/>
+          <w:numId w:val="54"/>
+        </w:numPr>
+        <w:spacing w:after="100"/>
+        <w:ind w:left="360"/>
+        <w:jc w:val="both"/>
+        <w:rPr>
+          <w:rFonts w:asciiTheme="majorBidi" w:hAnsiTheme="majorBidi" w:cstheme="majorBidi"/>
+          <w:sz w:val="28"/>
+          <w:szCs w:val="28"/>
+        </w:rPr>
+      </w:pPr>
+      <w:r>
+        <w:rPr>
+          <w:rFonts w:asciiTheme="majorBidi" w:hAnsiTheme="majorBidi" w:cstheme="majorBidi"/>
+          <w:sz w:val="28"/>
+          <w:szCs w:val="28"/>
+        </w:rPr>
+        <w:t>Custom strategies via plugins</w:t>
       </w:r>
     </w:p>
     <w:p>
@@ -14521,17 +17550,119 @@
         </w:rPr>
         <w:t>Much of Ansible’s behavior is controlled by plugins.</w:t>
       </w:r>
-    </w:p>
-    <w:p>
-      <w:pPr>
-        <w:spacing w:after="60"/>
+      <w:r>
+        <w:rPr>
+          <w:rFonts w:asciiTheme="majorBidi" w:hAnsiTheme="majorBidi" w:cstheme="majorBidi"/>
+          <w:sz w:val="28"/>
+          <w:szCs w:val="28"/>
+        </w:rPr>
+        <w:t xml:space="preserve"> </w:t>
+      </w:r>
+      <w:r>
+        <w:rPr>
+          <w:rFonts w:asciiTheme="majorBidi" w:hAnsiTheme="majorBidi" w:cstheme="majorBidi"/>
+          <w:sz w:val="28"/>
+          <w:szCs w:val="28"/>
+        </w:rPr>
+        <w:t>Think of Ansible's core as a bare engine</w:t>
+      </w:r>
+      <w:r>
+        <w:rPr>
+          <w:rFonts w:asciiTheme="majorBidi" w:hAnsiTheme="majorBidi" w:cstheme="majorBidi"/>
+          <w:sz w:val="28"/>
+          <w:szCs w:val="28"/>
+        </w:rPr>
+        <w:t>.</w:t>
+      </w:r>
+      <w:r>
+        <w:rPr>
+          <w:rFonts w:asciiTheme="majorBidi" w:hAnsiTheme="majorBidi" w:cstheme="majorBidi"/>
+          <w:sz w:val="28"/>
+          <w:szCs w:val="28"/>
+        </w:rPr>
+        <w:t xml:space="preserve"> </w:t>
+      </w:r>
+      <w:r>
+        <w:rPr>
+          <w:rFonts w:asciiTheme="majorBidi" w:hAnsiTheme="majorBidi" w:cstheme="majorBidi"/>
+          <w:sz w:val="28"/>
+          <w:szCs w:val="28"/>
+        </w:rPr>
+        <w:t>I</w:t>
+      </w:r>
+      <w:r>
+        <w:rPr>
+          <w:rFonts w:asciiTheme="majorBidi" w:hAnsiTheme="majorBidi" w:cstheme="majorBidi"/>
+          <w:sz w:val="28"/>
+          <w:szCs w:val="28"/>
+        </w:rPr>
+        <w:t>t knows that it needs to connect somewhere, get some data, format some output, etc. But it doesn't hardcode how to do those things. Instead, it delegates that "how" to plugins.</w:t>
+      </w:r>
+    </w:p>
+    <w:p>
+      <w:pPr>
+        <w:spacing w:after="80"/>
+        <w:jc w:val="both"/>
+        <w:rPr>
+          <w:rFonts w:asciiTheme="majorBidi" w:hAnsiTheme="majorBidi" w:cstheme="majorBidi"/>
+          <w:sz w:val="28"/>
+          <w:szCs w:val="28"/>
+        </w:rPr>
+      </w:pPr>
+      <w:r>
+        <w:rPr>
+          <w:rFonts w:asciiTheme="majorBidi" w:hAnsiTheme="majorBidi" w:cstheme="majorBidi"/>
+          <w:sz w:val="28"/>
+          <w:szCs w:val="28"/>
+        </w:rPr>
+        <w:t>A plugin is a swappable piece of code that handles one specific responsibility in Ansible's execution pipeline.</w:t>
+      </w:r>
+    </w:p>
+    <w:p>
+      <w:pPr>
+        <w:spacing w:after="80"/>
+        <w:jc w:val="both"/>
+        <w:rPr>
+          <w:rFonts w:asciiTheme="majorBidi" w:hAnsiTheme="majorBidi" w:cstheme="majorBidi"/>
+          <w:sz w:val="28"/>
+          <w:szCs w:val="28"/>
+        </w:rPr>
+      </w:pPr>
+      <w:r>
+        <w:rPr>
+          <w:rFonts w:asciiTheme="majorBidi" w:hAnsiTheme="majorBidi" w:cstheme="majorBidi"/>
+          <w:sz w:val="28"/>
+          <w:szCs w:val="28"/>
+        </w:rPr>
+        <w:t xml:space="preserve">The benefit is flexibility </w:t>
+      </w:r>
+      <w:r>
+        <w:rPr>
+          <w:rFonts w:asciiTheme="majorBidi" w:hAnsiTheme="majorBidi" w:cstheme="majorBidi"/>
+          <w:sz w:val="28"/>
+          <w:szCs w:val="28"/>
+        </w:rPr>
+        <w:t>-</w:t>
+      </w:r>
+      <w:r>
+        <w:rPr>
+          <w:rFonts w:asciiTheme="majorBidi" w:hAnsiTheme="majorBidi" w:cstheme="majorBidi"/>
+          <w:sz w:val="28"/>
+          <w:szCs w:val="28"/>
+        </w:rPr>
+        <w:t xml:space="preserve"> you can change behavior without touching the core engine. Like changing a wheel on a car, not rebuilding the engine.</w:t>
+      </w:r>
+    </w:p>
+    <w:p>
+      <w:pPr>
+        <w:spacing w:after="80"/>
         <w:jc w:val="both"/>
         <w:rPr>
           <w:rFonts w:asciiTheme="majorBidi" w:hAnsiTheme="majorBidi" w:cstheme="majorBidi"/>
           <w:b/>
           <w:bCs/>
-          <w:sz w:val="28"/>
-          <w:szCs w:val="28"/>
+          <w:sz w:val="32"/>
+          <w:szCs w:val="32"/>
         </w:rPr>
       </w:pPr>
       <w:r>
@@ -14539,10 +17670,1150 @@
           <w:rFonts w:asciiTheme="majorBidi" w:hAnsiTheme="majorBidi" w:cstheme="majorBidi"/>
           <w:b/>
           <w:bCs/>
-          <w:sz w:val="28"/>
-          <w:szCs w:val="28"/>
-        </w:rPr>
+          <w:sz w:val="32"/>
+          <w:szCs w:val="32"/>
+        </w:rPr>
+        <w:lastRenderedPageBreak/>
         <w:t>Plugin types:</w:t>
+      </w:r>
+    </w:p>
+    <w:p>
+      <w:pPr>
+        <w:pStyle w:val="ListParagraph"/>
+        <w:numPr>
+          <w:ilvl w:val="0"/>
+          <w:numId w:val="55"/>
+        </w:numPr>
+        <w:spacing w:after="60"/>
+        <w:ind w:left="360"/>
+        <w:jc w:val="both"/>
+        <w:rPr>
+          <w:rFonts w:asciiTheme="majorBidi" w:hAnsiTheme="majorBidi" w:cstheme="majorBidi"/>
+          <w:sz w:val="28"/>
+          <w:szCs w:val="28"/>
+        </w:rPr>
+      </w:pPr>
+      <w:r>
+        <w:rPr>
+          <w:rFonts w:asciiTheme="majorBidi" w:hAnsiTheme="majorBidi" w:cstheme="majorBidi"/>
+          <w:b/>
+          <w:bCs/>
+          <w:sz w:val="28"/>
+          <w:szCs w:val="28"/>
+        </w:rPr>
+        <w:t>Connection plugins</w:t>
+      </w:r>
+      <w:r>
+        <w:rPr>
+          <w:rFonts w:asciiTheme="majorBidi" w:hAnsiTheme="majorBidi" w:cstheme="majorBidi"/>
+          <w:sz w:val="28"/>
+          <w:szCs w:val="28"/>
+        </w:rPr>
+        <w:t xml:space="preserve"> → </w:t>
+      </w:r>
+      <w:r>
+        <w:rPr>
+          <w:rFonts w:asciiTheme="majorBidi" w:hAnsiTheme="majorBidi" w:cstheme="majorBidi"/>
+          <w:sz w:val="28"/>
+          <w:szCs w:val="28"/>
+        </w:rPr>
+        <w:t>“</w:t>
+      </w:r>
+      <w:r>
+        <w:rPr>
+          <w:rFonts w:asciiTheme="majorBidi" w:hAnsiTheme="majorBidi" w:cstheme="majorBidi"/>
+          <w:sz w:val="28"/>
+          <w:szCs w:val="28"/>
+        </w:rPr>
+        <w:t>How do I reach the target host?</w:t>
+      </w:r>
+      <w:r>
+        <w:rPr>
+          <w:rFonts w:asciiTheme="majorBidi" w:hAnsiTheme="majorBidi" w:cstheme="majorBidi"/>
+          <w:sz w:val="28"/>
+          <w:szCs w:val="28"/>
+        </w:rPr>
+        <w:t xml:space="preserve">”. </w:t>
+      </w:r>
+      <w:proofErr w:type="gramStart"/>
+      <w:r>
+        <w:rPr>
+          <w:rFonts w:asciiTheme="majorBidi" w:hAnsiTheme="majorBidi" w:cstheme="majorBidi"/>
+          <w:sz w:val="28"/>
+          <w:szCs w:val="28"/>
+        </w:rPr>
+        <w:t>The</w:t>
+      </w:r>
+      <w:proofErr w:type="gramEnd"/>
+      <w:r>
+        <w:rPr>
+          <w:rFonts w:asciiTheme="majorBidi" w:hAnsiTheme="majorBidi" w:cstheme="majorBidi"/>
+          <w:sz w:val="28"/>
+          <w:szCs w:val="28"/>
+        </w:rPr>
+        <w:t xml:space="preserve"> default is SSH. But what if your target is a Windows machine, a network switch, a Docker container, or localhost? Each needs a different connection method. </w:t>
+      </w:r>
+    </w:p>
+    <w:p>
+      <w:pPr>
+        <w:spacing w:after="100"/>
+        <w:ind w:left="360"/>
+        <w:jc w:val="both"/>
+        <w:rPr>
+          <w:rFonts w:asciiTheme="majorBidi" w:hAnsiTheme="majorBidi" w:cstheme="majorBidi"/>
+          <w:b/>
+          <w:bCs/>
+          <w:sz w:val="28"/>
+          <w:szCs w:val="28"/>
+        </w:rPr>
+      </w:pPr>
+      <w:r>
+        <w:rPr>
+          <w:rFonts w:asciiTheme="majorBidi" w:hAnsiTheme="majorBidi" w:cstheme="majorBidi"/>
+          <w:b/>
+          <w:bCs/>
+          <w:sz w:val="28"/>
+          <w:szCs w:val="28"/>
+        </w:rPr>
+        <w:t xml:space="preserve">ssh, </w:t>
+      </w:r>
+      <w:proofErr w:type="spellStart"/>
+      <w:r>
+        <w:rPr>
+          <w:rFonts w:asciiTheme="majorBidi" w:hAnsiTheme="majorBidi" w:cstheme="majorBidi"/>
+          <w:b/>
+          <w:bCs/>
+          <w:sz w:val="28"/>
+          <w:szCs w:val="28"/>
+        </w:rPr>
+        <w:t>winrm</w:t>
+      </w:r>
+      <w:proofErr w:type="spellEnd"/>
+      <w:r>
+        <w:rPr>
+          <w:rFonts w:asciiTheme="majorBidi" w:hAnsiTheme="majorBidi" w:cstheme="majorBidi"/>
+          <w:b/>
+          <w:bCs/>
+          <w:sz w:val="28"/>
+          <w:szCs w:val="28"/>
+        </w:rPr>
+        <w:t xml:space="preserve">, docker, local, </w:t>
+      </w:r>
+      <w:proofErr w:type="spellStart"/>
+      <w:r>
+        <w:rPr>
+          <w:rFonts w:asciiTheme="majorBidi" w:hAnsiTheme="majorBidi" w:cstheme="majorBidi"/>
+          <w:b/>
+          <w:bCs/>
+          <w:sz w:val="28"/>
+          <w:szCs w:val="28"/>
+        </w:rPr>
+        <w:t>paramiko</w:t>
+      </w:r>
+      <w:proofErr w:type="spellEnd"/>
+    </w:p>
+    <w:p>
+      <w:pPr>
+        <w:pStyle w:val="ListParagraph"/>
+        <w:numPr>
+          <w:ilvl w:val="0"/>
+          <w:numId w:val="55"/>
+        </w:numPr>
+        <w:spacing w:after="60"/>
+        <w:ind w:left="360"/>
+        <w:jc w:val="both"/>
+        <w:rPr>
+          <w:rFonts w:asciiTheme="majorBidi" w:hAnsiTheme="majorBidi" w:cstheme="majorBidi"/>
+          <w:sz w:val="28"/>
+          <w:szCs w:val="28"/>
+        </w:rPr>
+      </w:pPr>
+      <w:r>
+        <w:rPr>
+          <w:rFonts w:asciiTheme="majorBidi" w:hAnsiTheme="majorBidi" w:cstheme="majorBidi"/>
+          <w:b/>
+          <w:bCs/>
+          <w:sz w:val="28"/>
+          <w:szCs w:val="28"/>
+        </w:rPr>
+        <w:t xml:space="preserve">Callback plugins </w:t>
+      </w:r>
+      <w:r>
+        <w:rPr>
+          <w:rFonts w:asciiTheme="majorBidi" w:hAnsiTheme="majorBidi" w:cstheme="majorBidi"/>
+          <w:sz w:val="28"/>
+          <w:szCs w:val="28"/>
+        </w:rPr>
+        <w:t xml:space="preserve">→ </w:t>
+      </w:r>
+      <w:r>
+        <w:rPr>
+          <w:rFonts w:asciiTheme="majorBidi" w:hAnsiTheme="majorBidi" w:cstheme="majorBidi"/>
+          <w:sz w:val="28"/>
+          <w:szCs w:val="28"/>
+        </w:rPr>
+        <w:t>“</w:t>
+      </w:r>
+      <w:r>
+        <w:rPr>
+          <w:rFonts w:asciiTheme="majorBidi" w:hAnsiTheme="majorBidi" w:cstheme="majorBidi"/>
+          <w:sz w:val="28"/>
+          <w:szCs w:val="28"/>
+        </w:rPr>
+        <w:t>What do I do with the output?</w:t>
+      </w:r>
+      <w:r>
+        <w:rPr>
+          <w:rFonts w:asciiTheme="majorBidi" w:hAnsiTheme="majorBidi" w:cstheme="majorBidi"/>
+          <w:sz w:val="28"/>
+          <w:szCs w:val="28"/>
+        </w:rPr>
+        <w:t xml:space="preserve">”. </w:t>
+      </w:r>
+      <w:r>
+        <w:rPr>
+          <w:rFonts w:asciiTheme="majorBidi" w:hAnsiTheme="majorBidi" w:cstheme="majorBidi"/>
+          <w:sz w:val="28"/>
+          <w:szCs w:val="28"/>
+        </w:rPr>
+        <w:t xml:space="preserve">By </w:t>
+      </w:r>
+      <w:proofErr w:type="gramStart"/>
+      <w:r>
+        <w:rPr>
+          <w:rFonts w:asciiTheme="majorBidi" w:hAnsiTheme="majorBidi" w:cstheme="majorBidi"/>
+          <w:sz w:val="28"/>
+          <w:szCs w:val="28"/>
+        </w:rPr>
+        <w:t>default</w:t>
+      </w:r>
+      <w:proofErr w:type="gramEnd"/>
+      <w:r>
+        <w:rPr>
+          <w:rFonts w:asciiTheme="majorBidi" w:hAnsiTheme="majorBidi" w:cstheme="majorBidi"/>
+          <w:sz w:val="28"/>
+          <w:szCs w:val="28"/>
+        </w:rPr>
+        <w:t xml:space="preserve"> Ansible prints results to your terminal. But maybe you want to send results to Slack, write to a log file, format as JSON, or report to a monitoring system. Callback plugins intercept task results and decide what to do with them.</w:t>
+      </w:r>
+    </w:p>
+    <w:p>
+      <w:pPr>
+        <w:spacing w:after="100"/>
+        <w:ind w:left="360"/>
+        <w:jc w:val="both"/>
+        <w:rPr>
+          <w:rFonts w:asciiTheme="majorBidi" w:hAnsiTheme="majorBidi" w:cstheme="majorBidi"/>
+          <w:b/>
+          <w:bCs/>
+          <w:sz w:val="28"/>
+          <w:szCs w:val="28"/>
+        </w:rPr>
+      </w:pPr>
+      <w:proofErr w:type="spellStart"/>
+      <w:r>
+        <w:rPr>
+          <w:rFonts w:asciiTheme="majorBidi" w:hAnsiTheme="majorBidi" w:cstheme="majorBidi"/>
+          <w:b/>
+          <w:bCs/>
+          <w:sz w:val="28"/>
+          <w:szCs w:val="28"/>
+        </w:rPr>
+        <w:t>json</w:t>
+      </w:r>
+      <w:proofErr w:type="spellEnd"/>
+      <w:r>
+        <w:rPr>
+          <w:rFonts w:asciiTheme="majorBidi" w:hAnsiTheme="majorBidi" w:cstheme="majorBidi"/>
+          <w:b/>
+          <w:bCs/>
+          <w:sz w:val="28"/>
+          <w:szCs w:val="28"/>
+        </w:rPr>
+        <w:t xml:space="preserve">, </w:t>
+      </w:r>
+      <w:proofErr w:type="spellStart"/>
+      <w:r>
+        <w:rPr>
+          <w:rFonts w:asciiTheme="majorBidi" w:hAnsiTheme="majorBidi" w:cstheme="majorBidi"/>
+          <w:b/>
+          <w:bCs/>
+          <w:sz w:val="28"/>
+          <w:szCs w:val="28"/>
+        </w:rPr>
+        <w:t>yaml</w:t>
+      </w:r>
+      <w:proofErr w:type="spellEnd"/>
+      <w:r>
+        <w:rPr>
+          <w:rFonts w:asciiTheme="majorBidi" w:hAnsiTheme="majorBidi" w:cstheme="majorBidi"/>
+          <w:b/>
+          <w:bCs/>
+          <w:sz w:val="28"/>
+          <w:szCs w:val="28"/>
+        </w:rPr>
+        <w:t xml:space="preserve">, slack, </w:t>
+      </w:r>
+      <w:proofErr w:type="spellStart"/>
+      <w:r>
+        <w:rPr>
+          <w:rFonts w:asciiTheme="majorBidi" w:hAnsiTheme="majorBidi" w:cstheme="majorBidi"/>
+          <w:b/>
+          <w:bCs/>
+          <w:sz w:val="28"/>
+          <w:szCs w:val="28"/>
+        </w:rPr>
+        <w:t>junit</w:t>
+      </w:r>
+      <w:proofErr w:type="spellEnd"/>
+      <w:r>
+        <w:rPr>
+          <w:rFonts w:asciiTheme="majorBidi" w:hAnsiTheme="majorBidi" w:cstheme="majorBidi"/>
+          <w:b/>
+          <w:bCs/>
+          <w:sz w:val="28"/>
+          <w:szCs w:val="28"/>
+        </w:rPr>
+        <w:t xml:space="preserve"> (for CI systems)</w:t>
+      </w:r>
+    </w:p>
+    <w:p>
+      <w:pPr>
+        <w:pStyle w:val="ListParagraph"/>
+        <w:numPr>
+          <w:ilvl w:val="0"/>
+          <w:numId w:val="55"/>
+        </w:numPr>
+        <w:spacing w:after="60"/>
+        <w:ind w:left="360"/>
+        <w:jc w:val="both"/>
+        <w:rPr>
+          <w:rFonts w:asciiTheme="majorBidi" w:hAnsiTheme="majorBidi" w:cstheme="majorBidi"/>
+          <w:sz w:val="28"/>
+          <w:szCs w:val="28"/>
+        </w:rPr>
+      </w:pPr>
+      <w:r>
+        <w:rPr>
+          <w:rFonts w:asciiTheme="majorBidi" w:hAnsiTheme="majorBidi" w:cstheme="majorBidi"/>
+          <w:b/>
+          <w:bCs/>
+          <w:sz w:val="28"/>
+          <w:szCs w:val="28"/>
+        </w:rPr>
+        <w:t>Lookup plugins</w:t>
+      </w:r>
+      <w:r>
+        <w:rPr>
+          <w:rFonts w:asciiTheme="majorBidi" w:hAnsiTheme="majorBidi" w:cstheme="majorBidi"/>
+          <w:sz w:val="28"/>
+          <w:szCs w:val="28"/>
+        </w:rPr>
+        <w:t xml:space="preserve"> → </w:t>
+      </w:r>
+      <w:r>
+        <w:rPr>
+          <w:rFonts w:asciiTheme="majorBidi" w:hAnsiTheme="majorBidi" w:cstheme="majorBidi"/>
+          <w:sz w:val="28"/>
+          <w:szCs w:val="28"/>
+        </w:rPr>
+        <w:t>“</w:t>
+      </w:r>
+      <w:r>
+        <w:rPr>
+          <w:rFonts w:asciiTheme="majorBidi" w:hAnsiTheme="majorBidi" w:cstheme="majorBidi"/>
+          <w:sz w:val="28"/>
+          <w:szCs w:val="28"/>
+        </w:rPr>
+        <w:t>How do I fetch data from external sources?</w:t>
+      </w:r>
+      <w:r>
+        <w:rPr>
+          <w:rFonts w:asciiTheme="majorBidi" w:hAnsiTheme="majorBidi" w:cstheme="majorBidi"/>
+          <w:sz w:val="28"/>
+          <w:szCs w:val="28"/>
+        </w:rPr>
+        <w:t>”</w:t>
+      </w:r>
+      <w:r>
+        <w:rPr>
+          <w:rFonts w:asciiTheme="majorBidi" w:hAnsiTheme="majorBidi" w:cstheme="majorBidi"/>
+          <w:sz w:val="28"/>
+          <w:szCs w:val="28"/>
+        </w:rPr>
+        <w:t xml:space="preserve">. </w:t>
+      </w:r>
+      <w:r>
+        <w:rPr>
+          <w:rFonts w:asciiTheme="majorBidi" w:hAnsiTheme="majorBidi" w:cstheme="majorBidi"/>
+          <w:sz w:val="28"/>
+          <w:szCs w:val="28"/>
+        </w:rPr>
+        <w:t xml:space="preserve">Sometimes your playbook needs data that lives outside Ansible </w:t>
+      </w:r>
+      <w:r>
+        <w:rPr>
+          <w:rFonts w:asciiTheme="majorBidi" w:hAnsiTheme="majorBidi" w:cstheme="majorBidi"/>
+          <w:sz w:val="28"/>
+          <w:szCs w:val="28"/>
+        </w:rPr>
+        <w:t>-</w:t>
+      </w:r>
+      <w:r>
+        <w:rPr>
+          <w:rFonts w:asciiTheme="majorBidi" w:hAnsiTheme="majorBidi" w:cstheme="majorBidi"/>
+          <w:sz w:val="28"/>
+          <w:szCs w:val="28"/>
+        </w:rPr>
+        <w:t xml:space="preserve"> a file, an environment variable, a secret in </w:t>
+      </w:r>
+      <w:proofErr w:type="spellStart"/>
+      <w:r>
+        <w:rPr>
+          <w:rFonts w:asciiTheme="majorBidi" w:hAnsiTheme="majorBidi" w:cstheme="majorBidi"/>
+          <w:sz w:val="28"/>
+          <w:szCs w:val="28"/>
+        </w:rPr>
+        <w:t>HashiCorp</w:t>
+      </w:r>
+      <w:proofErr w:type="spellEnd"/>
+      <w:r>
+        <w:rPr>
+          <w:rFonts w:asciiTheme="majorBidi" w:hAnsiTheme="majorBidi" w:cstheme="majorBidi"/>
+          <w:sz w:val="28"/>
+          <w:szCs w:val="28"/>
+        </w:rPr>
+        <w:t xml:space="preserve"> Vault, a value from a database. Lookup plugins let you pull that data in at runtime.</w:t>
+      </w:r>
+    </w:p>
+    <w:p>
+      <w:pPr>
+        <w:spacing w:after="100"/>
+        <w:ind w:left="360"/>
+        <w:jc w:val="both"/>
+        <w:rPr>
+          <w:rFonts w:asciiTheme="majorBidi" w:hAnsiTheme="majorBidi" w:cstheme="majorBidi"/>
+          <w:b/>
+          <w:bCs/>
+          <w:sz w:val="28"/>
+          <w:szCs w:val="28"/>
+        </w:rPr>
+      </w:pPr>
+      <w:r>
+        <w:rPr>
+          <w:rFonts w:asciiTheme="majorBidi" w:hAnsiTheme="majorBidi" w:cstheme="majorBidi"/>
+          <w:b/>
+          <w:bCs/>
+          <w:sz w:val="28"/>
+          <w:szCs w:val="28"/>
+        </w:rPr>
+        <w:t xml:space="preserve">file, env, </w:t>
+      </w:r>
+      <w:proofErr w:type="spellStart"/>
+      <w:r>
+        <w:rPr>
+          <w:rFonts w:asciiTheme="majorBidi" w:hAnsiTheme="majorBidi" w:cstheme="majorBidi"/>
+          <w:b/>
+          <w:bCs/>
+          <w:sz w:val="28"/>
+          <w:szCs w:val="28"/>
+        </w:rPr>
+        <w:t>aws_ssm</w:t>
+      </w:r>
+      <w:proofErr w:type="spellEnd"/>
+      <w:r>
+        <w:rPr>
+          <w:rFonts w:asciiTheme="majorBidi" w:hAnsiTheme="majorBidi" w:cstheme="majorBidi"/>
+          <w:b/>
+          <w:bCs/>
+          <w:sz w:val="28"/>
+          <w:szCs w:val="28"/>
+        </w:rPr>
+        <w:t xml:space="preserve">, </w:t>
+      </w:r>
+      <w:proofErr w:type="spellStart"/>
+      <w:r>
+        <w:rPr>
+          <w:rFonts w:asciiTheme="majorBidi" w:hAnsiTheme="majorBidi" w:cstheme="majorBidi"/>
+          <w:b/>
+          <w:bCs/>
+          <w:sz w:val="28"/>
+          <w:szCs w:val="28"/>
+        </w:rPr>
+        <w:t>hashi_vault</w:t>
+      </w:r>
+      <w:proofErr w:type="spellEnd"/>
+      <w:r>
+        <w:rPr>
+          <w:rFonts w:asciiTheme="majorBidi" w:hAnsiTheme="majorBidi" w:cstheme="majorBidi"/>
+          <w:b/>
+          <w:bCs/>
+          <w:sz w:val="28"/>
+          <w:szCs w:val="28"/>
+        </w:rPr>
+        <w:t>, password</w:t>
+      </w:r>
+    </w:p>
+    <w:p>
+      <w:pPr>
+        <w:pStyle w:val="ListParagraph"/>
+        <w:numPr>
+          <w:ilvl w:val="0"/>
+          <w:numId w:val="55"/>
+        </w:numPr>
+        <w:spacing w:after="60"/>
+        <w:ind w:left="360"/>
+        <w:jc w:val="both"/>
+        <w:rPr>
+          <w:rFonts w:asciiTheme="majorBidi" w:hAnsiTheme="majorBidi" w:cstheme="majorBidi"/>
+          <w:sz w:val="28"/>
+          <w:szCs w:val="28"/>
+        </w:rPr>
+      </w:pPr>
+      <w:r>
+        <w:rPr>
+          <w:rFonts w:asciiTheme="majorBidi" w:hAnsiTheme="majorBidi" w:cstheme="majorBidi"/>
+          <w:b/>
+          <w:bCs/>
+          <w:sz w:val="28"/>
+          <w:szCs w:val="28"/>
+        </w:rPr>
+        <w:t>Filter plugins</w:t>
+      </w:r>
+      <w:r>
+        <w:rPr>
+          <w:rFonts w:asciiTheme="majorBidi" w:hAnsiTheme="majorBidi" w:cstheme="majorBidi"/>
+          <w:sz w:val="28"/>
+          <w:szCs w:val="28"/>
+        </w:rPr>
+        <w:t xml:space="preserve"> → </w:t>
+      </w:r>
+      <w:r>
+        <w:rPr>
+          <w:rFonts w:asciiTheme="majorBidi" w:hAnsiTheme="majorBidi" w:cstheme="majorBidi"/>
+          <w:sz w:val="28"/>
+          <w:szCs w:val="28"/>
+        </w:rPr>
+        <w:t>“</w:t>
+      </w:r>
+      <w:r>
+        <w:rPr>
+          <w:rFonts w:asciiTheme="majorBidi" w:hAnsiTheme="majorBidi" w:cstheme="majorBidi"/>
+          <w:sz w:val="28"/>
+          <w:szCs w:val="28"/>
+        </w:rPr>
+        <w:t>How do I transform data inside my playbook?</w:t>
+      </w:r>
+      <w:r>
+        <w:rPr>
+          <w:rFonts w:asciiTheme="majorBidi" w:hAnsiTheme="majorBidi" w:cstheme="majorBidi"/>
+          <w:sz w:val="28"/>
+          <w:szCs w:val="28"/>
+        </w:rPr>
+        <w:t>”</w:t>
+      </w:r>
+      <w:r>
+        <w:rPr>
+          <w:rFonts w:asciiTheme="majorBidi" w:hAnsiTheme="majorBidi" w:cstheme="majorBidi"/>
+          <w:sz w:val="28"/>
+          <w:szCs w:val="28"/>
+        </w:rPr>
+        <w:t xml:space="preserve"> </w:t>
+      </w:r>
+      <w:r>
+        <w:rPr>
+          <w:rFonts w:asciiTheme="majorBidi" w:hAnsiTheme="majorBidi" w:cstheme="majorBidi"/>
+          <w:sz w:val="28"/>
+          <w:szCs w:val="28"/>
+        </w:rPr>
+        <w:t xml:space="preserve">These work inside Jinja2 expressions (the </w:t>
+      </w:r>
+      <w:proofErr w:type="gramStart"/>
+      <w:r>
+        <w:rPr>
+          <w:rFonts w:asciiTheme="majorBidi" w:hAnsiTheme="majorBidi" w:cstheme="majorBidi"/>
+          <w:b/>
+          <w:bCs/>
+          <w:sz w:val="28"/>
+          <w:szCs w:val="28"/>
+        </w:rPr>
+        <w:t>{{ }</w:t>
+      </w:r>
+      <w:proofErr w:type="gramEnd"/>
+      <w:r>
+        <w:rPr>
+          <w:rFonts w:asciiTheme="majorBidi" w:hAnsiTheme="majorBidi" w:cstheme="majorBidi"/>
+          <w:b/>
+          <w:bCs/>
+          <w:sz w:val="28"/>
+          <w:szCs w:val="28"/>
+        </w:rPr>
+        <w:t>}</w:t>
+      </w:r>
+      <w:r>
+        <w:rPr>
+          <w:rFonts w:asciiTheme="majorBidi" w:hAnsiTheme="majorBidi" w:cstheme="majorBidi"/>
+          <w:sz w:val="28"/>
+          <w:szCs w:val="28"/>
+        </w:rPr>
+        <w:t xml:space="preserve"> syntax). They let you manipulate variables </w:t>
+      </w:r>
+      <w:r>
+        <w:rPr>
+          <w:rFonts w:asciiTheme="majorBidi" w:hAnsiTheme="majorBidi" w:cstheme="majorBidi"/>
+          <w:sz w:val="28"/>
+          <w:szCs w:val="28"/>
+        </w:rPr>
+        <w:t>-</w:t>
+      </w:r>
+      <w:r>
+        <w:rPr>
+          <w:rFonts w:asciiTheme="majorBidi" w:hAnsiTheme="majorBidi" w:cstheme="majorBidi"/>
+          <w:sz w:val="28"/>
+          <w:szCs w:val="28"/>
+        </w:rPr>
+        <w:t xml:space="preserve"> convert formats, extract values, do math, transform lists, etc.</w:t>
+      </w:r>
+    </w:p>
+    <w:p>
+      <w:pPr>
+        <w:spacing w:after="100"/>
+        <w:ind w:left="360"/>
+        <w:jc w:val="both"/>
+        <w:rPr>
+          <w:rFonts w:asciiTheme="majorBidi" w:hAnsiTheme="majorBidi" w:cstheme="majorBidi"/>
+          <w:b/>
+          <w:bCs/>
+          <w:sz w:val="28"/>
+          <w:szCs w:val="28"/>
+        </w:rPr>
+      </w:pPr>
+      <w:proofErr w:type="spellStart"/>
+      <w:r>
+        <w:rPr>
+          <w:rFonts w:asciiTheme="majorBidi" w:hAnsiTheme="majorBidi" w:cstheme="majorBidi"/>
+          <w:b/>
+          <w:bCs/>
+          <w:sz w:val="28"/>
+          <w:szCs w:val="28"/>
+        </w:rPr>
+        <w:t>to_json</w:t>
+      </w:r>
+      <w:proofErr w:type="spellEnd"/>
+      <w:r>
+        <w:rPr>
+          <w:rFonts w:asciiTheme="majorBidi" w:hAnsiTheme="majorBidi" w:cstheme="majorBidi"/>
+          <w:b/>
+          <w:bCs/>
+          <w:sz w:val="28"/>
+          <w:szCs w:val="28"/>
+        </w:rPr>
+        <w:t xml:space="preserve">, </w:t>
+      </w:r>
+      <w:proofErr w:type="spellStart"/>
+      <w:r>
+        <w:rPr>
+          <w:rFonts w:asciiTheme="majorBidi" w:hAnsiTheme="majorBidi" w:cstheme="majorBidi"/>
+          <w:b/>
+          <w:bCs/>
+          <w:sz w:val="28"/>
+          <w:szCs w:val="28"/>
+        </w:rPr>
+        <w:t>selectattr</w:t>
+      </w:r>
+      <w:proofErr w:type="spellEnd"/>
+      <w:r>
+        <w:rPr>
+          <w:rFonts w:asciiTheme="majorBidi" w:hAnsiTheme="majorBidi" w:cstheme="majorBidi"/>
+          <w:b/>
+          <w:bCs/>
+          <w:sz w:val="28"/>
+          <w:szCs w:val="28"/>
+        </w:rPr>
+        <w:t xml:space="preserve">, map, </w:t>
+      </w:r>
+      <w:proofErr w:type="spellStart"/>
+      <w:r>
+        <w:rPr>
+          <w:rFonts w:asciiTheme="majorBidi" w:hAnsiTheme="majorBidi" w:cstheme="majorBidi"/>
+          <w:b/>
+          <w:bCs/>
+          <w:sz w:val="28"/>
+          <w:szCs w:val="28"/>
+        </w:rPr>
+        <w:t>regex_replace</w:t>
+      </w:r>
+      <w:proofErr w:type="spellEnd"/>
+      <w:r>
+        <w:rPr>
+          <w:rFonts w:asciiTheme="majorBidi" w:hAnsiTheme="majorBidi" w:cstheme="majorBidi"/>
+          <w:b/>
+          <w:bCs/>
+          <w:sz w:val="28"/>
+          <w:szCs w:val="28"/>
+        </w:rPr>
+        <w:t>, b64encode</w:t>
+      </w:r>
+    </w:p>
+    <w:p>
+      <w:pPr>
+        <w:pStyle w:val="ListParagraph"/>
+        <w:numPr>
+          <w:ilvl w:val="0"/>
+          <w:numId w:val="55"/>
+        </w:numPr>
+        <w:spacing w:after="60"/>
+        <w:ind w:left="360"/>
+        <w:jc w:val="both"/>
+        <w:rPr>
+          <w:rFonts w:asciiTheme="majorBidi" w:hAnsiTheme="majorBidi" w:cstheme="majorBidi"/>
+          <w:sz w:val="28"/>
+          <w:szCs w:val="28"/>
+        </w:rPr>
+      </w:pPr>
+      <w:r>
+        <w:rPr>
+          <w:rFonts w:asciiTheme="majorBidi" w:hAnsiTheme="majorBidi" w:cstheme="majorBidi"/>
+          <w:b/>
+          <w:bCs/>
+          <w:sz w:val="28"/>
+          <w:szCs w:val="28"/>
+        </w:rPr>
+        <w:t>Strategy plugins</w:t>
+      </w:r>
+      <w:r>
+        <w:rPr>
+          <w:rFonts w:asciiTheme="majorBidi" w:hAnsiTheme="majorBidi" w:cstheme="majorBidi"/>
+          <w:sz w:val="28"/>
+          <w:szCs w:val="28"/>
+        </w:rPr>
+        <w:t xml:space="preserve"> </w:t>
+      </w:r>
+      <w:r>
+        <w:rPr>
+          <w:rFonts w:asciiTheme="majorBidi" w:hAnsiTheme="majorBidi" w:cstheme="majorBidi"/>
+          <w:sz w:val="28"/>
+          <w:szCs w:val="28"/>
+        </w:rPr>
+        <w:t xml:space="preserve">→ </w:t>
+      </w:r>
+      <w:r>
+        <w:rPr>
+          <w:rFonts w:asciiTheme="majorBidi" w:hAnsiTheme="majorBidi" w:cstheme="majorBidi"/>
+          <w:sz w:val="28"/>
+          <w:szCs w:val="28"/>
+        </w:rPr>
+        <w:t>“</w:t>
+      </w:r>
+      <w:r>
+        <w:rPr>
+          <w:rFonts w:asciiTheme="majorBidi" w:hAnsiTheme="majorBidi" w:cstheme="majorBidi"/>
+          <w:sz w:val="28"/>
+          <w:szCs w:val="28"/>
+        </w:rPr>
+        <w:t>In what order do I execute tasks across hosts?</w:t>
+      </w:r>
+      <w:r>
+        <w:rPr>
+          <w:rFonts w:asciiTheme="majorBidi" w:hAnsiTheme="majorBidi" w:cstheme="majorBidi"/>
+          <w:sz w:val="28"/>
+          <w:szCs w:val="28"/>
+        </w:rPr>
+        <w:t xml:space="preserve">”. </w:t>
+      </w:r>
+      <w:r>
+        <w:rPr>
+          <w:rFonts w:asciiTheme="majorBidi" w:hAnsiTheme="majorBidi" w:cstheme="majorBidi"/>
+          <w:sz w:val="28"/>
+          <w:szCs w:val="28"/>
+        </w:rPr>
+        <w:t>This is exactly what we discussed. Controls whether Ansible waits for all hosts at each task boundary or lets hosts run freely.</w:t>
+      </w:r>
+    </w:p>
+    <w:p>
+      <w:pPr>
+        <w:spacing w:after="100"/>
+        <w:ind w:left="360"/>
+        <w:jc w:val="both"/>
+        <w:rPr>
+          <w:rFonts w:asciiTheme="majorBidi" w:hAnsiTheme="majorBidi" w:cstheme="majorBidi"/>
+          <w:b/>
+          <w:bCs/>
+          <w:sz w:val="28"/>
+          <w:szCs w:val="28"/>
+        </w:rPr>
+      </w:pPr>
+      <w:r>
+        <w:rPr>
+          <w:rFonts w:asciiTheme="majorBidi" w:hAnsiTheme="majorBidi" w:cstheme="majorBidi"/>
+          <w:b/>
+          <w:bCs/>
+          <w:sz w:val="28"/>
+          <w:szCs w:val="28"/>
+        </w:rPr>
+        <w:t xml:space="preserve">linear (default), free, </w:t>
+      </w:r>
+      <w:proofErr w:type="spellStart"/>
+      <w:r>
+        <w:rPr>
+          <w:rFonts w:asciiTheme="majorBidi" w:hAnsiTheme="majorBidi" w:cstheme="majorBidi"/>
+          <w:b/>
+          <w:bCs/>
+          <w:sz w:val="28"/>
+          <w:szCs w:val="28"/>
+        </w:rPr>
+        <w:t>host_pinned</w:t>
+      </w:r>
+      <w:proofErr w:type="spellEnd"/>
+    </w:p>
+    <w:p>
+      <w:pPr>
+        <w:pStyle w:val="ListParagraph"/>
+        <w:numPr>
+          <w:ilvl w:val="0"/>
+          <w:numId w:val="55"/>
+        </w:numPr>
+        <w:spacing w:after="60"/>
+        <w:ind w:left="360"/>
+        <w:jc w:val="both"/>
+        <w:rPr>
+          <w:rFonts w:asciiTheme="majorBidi" w:hAnsiTheme="majorBidi" w:cstheme="majorBidi"/>
+          <w:sz w:val="28"/>
+          <w:szCs w:val="28"/>
+        </w:rPr>
+      </w:pPr>
+      <w:r>
+        <w:rPr>
+          <w:rFonts w:asciiTheme="majorBidi" w:hAnsiTheme="majorBidi" w:cstheme="majorBidi"/>
+          <w:b/>
+          <w:bCs/>
+          <w:sz w:val="28"/>
+          <w:szCs w:val="28"/>
+        </w:rPr>
+        <w:t>Cache plugins</w:t>
+      </w:r>
+      <w:r>
+        <w:rPr>
+          <w:rFonts w:asciiTheme="majorBidi" w:hAnsiTheme="majorBidi" w:cstheme="majorBidi"/>
+          <w:sz w:val="28"/>
+          <w:szCs w:val="28"/>
+        </w:rPr>
+        <w:t xml:space="preserve"> </w:t>
+      </w:r>
+      <w:r>
+        <w:rPr>
+          <w:rFonts w:asciiTheme="majorBidi" w:hAnsiTheme="majorBidi" w:cstheme="majorBidi"/>
+          <w:sz w:val="28"/>
+          <w:szCs w:val="28"/>
+        </w:rPr>
+        <w:t xml:space="preserve">→ </w:t>
+      </w:r>
+      <w:r>
+        <w:rPr>
+          <w:rFonts w:asciiTheme="majorBidi" w:hAnsiTheme="majorBidi" w:cstheme="majorBidi"/>
+          <w:sz w:val="28"/>
+          <w:szCs w:val="28"/>
+        </w:rPr>
+        <w:t>“</w:t>
+      </w:r>
+      <w:r>
+        <w:rPr>
+          <w:rFonts w:asciiTheme="majorBidi" w:hAnsiTheme="majorBidi" w:cstheme="majorBidi"/>
+          <w:sz w:val="28"/>
+          <w:szCs w:val="28"/>
+        </w:rPr>
+        <w:t>Where do I store gathered facts so I don't re-collect them every run?</w:t>
+      </w:r>
+      <w:r>
+        <w:rPr>
+          <w:rFonts w:asciiTheme="majorBidi" w:hAnsiTheme="majorBidi" w:cstheme="majorBidi"/>
+          <w:sz w:val="28"/>
+          <w:szCs w:val="28"/>
+        </w:rPr>
+        <w:t xml:space="preserve">”. </w:t>
+      </w:r>
+      <w:r>
+        <w:rPr>
+          <w:rFonts w:asciiTheme="majorBidi" w:hAnsiTheme="majorBidi" w:cstheme="majorBidi"/>
+          <w:sz w:val="28"/>
+          <w:szCs w:val="28"/>
+        </w:rPr>
+        <w:t>When Ansible gathers facts from hosts (OS, IP, memory, etc.), that's expensive at scale. Cache plugins let you store those facts somewhere so subsequent runs can reuse them instead of re-gathering.</w:t>
+      </w:r>
+    </w:p>
+    <w:p>
+      <w:pPr>
+        <w:spacing w:after="100"/>
+        <w:ind w:left="360"/>
+        <w:jc w:val="both"/>
+        <w:rPr>
+          <w:rFonts w:asciiTheme="majorBidi" w:hAnsiTheme="majorBidi" w:cstheme="majorBidi"/>
+          <w:b/>
+          <w:bCs/>
+          <w:sz w:val="28"/>
+          <w:szCs w:val="28"/>
+        </w:rPr>
+      </w:pPr>
+      <w:r>
+        <w:rPr>
+          <w:rFonts w:asciiTheme="majorBidi" w:hAnsiTheme="majorBidi" w:cstheme="majorBidi"/>
+          <w:b/>
+          <w:bCs/>
+          <w:sz w:val="28"/>
+          <w:szCs w:val="28"/>
+        </w:rPr>
+        <w:t xml:space="preserve">memory, </w:t>
+      </w:r>
+      <w:proofErr w:type="spellStart"/>
+      <w:r>
+        <w:rPr>
+          <w:rFonts w:asciiTheme="majorBidi" w:hAnsiTheme="majorBidi" w:cstheme="majorBidi"/>
+          <w:b/>
+          <w:bCs/>
+          <w:sz w:val="28"/>
+          <w:szCs w:val="28"/>
+        </w:rPr>
+        <w:t>redis</w:t>
+      </w:r>
+      <w:proofErr w:type="spellEnd"/>
+      <w:r>
+        <w:rPr>
+          <w:rFonts w:asciiTheme="majorBidi" w:hAnsiTheme="majorBidi" w:cstheme="majorBidi"/>
+          <w:b/>
+          <w:bCs/>
+          <w:sz w:val="28"/>
+          <w:szCs w:val="28"/>
+        </w:rPr>
+        <w:t xml:space="preserve">, </w:t>
+      </w:r>
+      <w:proofErr w:type="spellStart"/>
+      <w:r>
+        <w:rPr>
+          <w:rFonts w:asciiTheme="majorBidi" w:hAnsiTheme="majorBidi" w:cstheme="majorBidi"/>
+          <w:b/>
+          <w:bCs/>
+          <w:sz w:val="28"/>
+          <w:szCs w:val="28"/>
+        </w:rPr>
+        <w:t>jsonfile</w:t>
+      </w:r>
+      <w:proofErr w:type="spellEnd"/>
+      <w:r>
+        <w:rPr>
+          <w:rFonts w:asciiTheme="majorBidi" w:hAnsiTheme="majorBidi" w:cstheme="majorBidi"/>
+          <w:b/>
+          <w:bCs/>
+          <w:sz w:val="28"/>
+          <w:szCs w:val="28"/>
+        </w:rPr>
+        <w:t xml:space="preserve">, </w:t>
+      </w:r>
+      <w:proofErr w:type="spellStart"/>
+      <w:r>
+        <w:rPr>
+          <w:rFonts w:asciiTheme="majorBidi" w:hAnsiTheme="majorBidi" w:cstheme="majorBidi"/>
+          <w:b/>
+          <w:bCs/>
+          <w:sz w:val="28"/>
+          <w:szCs w:val="28"/>
+        </w:rPr>
+        <w:t>memcached</w:t>
+      </w:r>
+      <w:proofErr w:type="spellEnd"/>
+    </w:p>
+    <w:p>
+      <w:pPr>
+        <w:pStyle w:val="ListParagraph"/>
+        <w:numPr>
+          <w:ilvl w:val="0"/>
+          <w:numId w:val="55"/>
+        </w:numPr>
+        <w:spacing w:after="60"/>
+        <w:ind w:left="360"/>
+        <w:jc w:val="both"/>
+        <w:rPr>
+          <w:rFonts w:asciiTheme="majorBidi" w:hAnsiTheme="majorBidi" w:cstheme="majorBidi"/>
+          <w:sz w:val="28"/>
+          <w:szCs w:val="28"/>
+        </w:rPr>
+      </w:pPr>
+      <w:r>
+        <w:rPr>
+          <w:rFonts w:asciiTheme="majorBidi" w:hAnsiTheme="majorBidi" w:cstheme="majorBidi"/>
+          <w:b/>
+          <w:bCs/>
+          <w:sz w:val="28"/>
+          <w:szCs w:val="28"/>
+        </w:rPr>
+        <w:t>Inventory plugins</w:t>
+      </w:r>
+      <w:r>
+        <w:rPr>
+          <w:rFonts w:asciiTheme="majorBidi" w:hAnsiTheme="majorBidi" w:cstheme="majorBidi"/>
+          <w:sz w:val="28"/>
+          <w:szCs w:val="28"/>
+        </w:rPr>
+        <w:t xml:space="preserve"> </w:t>
+      </w:r>
+      <w:r>
+        <w:rPr>
+          <w:rFonts w:asciiTheme="majorBidi" w:hAnsiTheme="majorBidi" w:cstheme="majorBidi"/>
+          <w:sz w:val="28"/>
+          <w:szCs w:val="28"/>
+        </w:rPr>
+        <w:t xml:space="preserve">→ </w:t>
+      </w:r>
+      <w:r>
+        <w:rPr>
+          <w:rFonts w:asciiTheme="majorBidi" w:hAnsiTheme="majorBidi" w:cstheme="majorBidi"/>
+          <w:sz w:val="28"/>
+          <w:szCs w:val="28"/>
+        </w:rPr>
+        <w:t>“</w:t>
+      </w:r>
+      <w:r>
+        <w:rPr>
+          <w:rFonts w:asciiTheme="majorBidi" w:hAnsiTheme="majorBidi" w:cstheme="majorBidi"/>
+          <w:sz w:val="28"/>
+          <w:szCs w:val="28"/>
+        </w:rPr>
+        <w:t>Where do I get my list of hosts from?</w:t>
+      </w:r>
+      <w:r>
+        <w:rPr>
+          <w:rFonts w:asciiTheme="majorBidi" w:hAnsiTheme="majorBidi" w:cstheme="majorBidi"/>
+          <w:sz w:val="28"/>
+          <w:szCs w:val="28"/>
+        </w:rPr>
+        <w:t xml:space="preserve">”. </w:t>
+      </w:r>
+      <w:r>
+        <w:rPr>
+          <w:rFonts w:asciiTheme="majorBidi" w:hAnsiTheme="majorBidi" w:cstheme="majorBidi"/>
+          <w:sz w:val="28"/>
+          <w:szCs w:val="28"/>
+        </w:rPr>
+        <w:t>Instead of a static file listing hosts, maybe your inventory lives in AWS (dynamic EC2 instances), Azure, a CMDB, or a custom API. Inventory plugins fetch and build the host list dynamically.</w:t>
+      </w:r>
+    </w:p>
+    <w:p>
+      <w:pPr>
+        <w:spacing w:after="100"/>
+        <w:ind w:left="360"/>
+        <w:jc w:val="both"/>
+        <w:rPr>
+          <w:rFonts w:asciiTheme="majorBidi" w:hAnsiTheme="majorBidi" w:cstheme="majorBidi"/>
+          <w:b/>
+          <w:bCs/>
+          <w:sz w:val="28"/>
+          <w:szCs w:val="28"/>
+        </w:rPr>
+      </w:pPr>
+      <w:r>
+        <w:rPr>
+          <w:rFonts w:asciiTheme="majorBidi" w:hAnsiTheme="majorBidi" w:cstheme="majorBidi"/>
+          <w:b/>
+          <w:bCs/>
+          <w:sz w:val="28"/>
+          <w:szCs w:val="28"/>
+        </w:rPr>
+        <w:t xml:space="preserve">aws_ec2, </w:t>
+      </w:r>
+      <w:proofErr w:type="spellStart"/>
+      <w:r>
+        <w:rPr>
+          <w:rFonts w:asciiTheme="majorBidi" w:hAnsiTheme="majorBidi" w:cstheme="majorBidi"/>
+          <w:b/>
+          <w:bCs/>
+          <w:sz w:val="28"/>
+          <w:szCs w:val="28"/>
+        </w:rPr>
+        <w:t>azure_rm</w:t>
+      </w:r>
+      <w:proofErr w:type="spellEnd"/>
+      <w:r>
+        <w:rPr>
+          <w:rFonts w:asciiTheme="majorBidi" w:hAnsiTheme="majorBidi" w:cstheme="majorBidi"/>
+          <w:b/>
+          <w:bCs/>
+          <w:sz w:val="28"/>
+          <w:szCs w:val="28"/>
+        </w:rPr>
+        <w:t xml:space="preserve">, constructed, </w:t>
+      </w:r>
+      <w:proofErr w:type="spellStart"/>
+      <w:r>
+        <w:rPr>
+          <w:rFonts w:asciiTheme="majorBidi" w:hAnsiTheme="majorBidi" w:cstheme="majorBidi"/>
+          <w:b/>
+          <w:bCs/>
+          <w:sz w:val="28"/>
+          <w:szCs w:val="28"/>
+        </w:rPr>
+        <w:t>ini</w:t>
+      </w:r>
+      <w:proofErr w:type="spellEnd"/>
+      <w:r>
+        <w:rPr>
+          <w:rFonts w:asciiTheme="majorBidi" w:hAnsiTheme="majorBidi" w:cstheme="majorBidi"/>
+          <w:b/>
+          <w:bCs/>
+          <w:sz w:val="28"/>
+          <w:szCs w:val="28"/>
+        </w:rPr>
+        <w:t xml:space="preserve"> (static files)</w:t>
+      </w:r>
+    </w:p>
+    <w:p>
+      <w:pPr>
+        <w:spacing w:after="60"/>
+        <w:jc w:val="both"/>
+        <w:rPr>
+          <w:rFonts w:asciiTheme="majorBidi" w:hAnsiTheme="majorBidi" w:cstheme="majorBidi"/>
+          <w:b/>
+          <w:bCs/>
+          <w:sz w:val="32"/>
+          <w:szCs w:val="32"/>
+        </w:rPr>
+      </w:pPr>
+      <w:r>
+        <w:rPr>
+          <w:rFonts w:asciiTheme="majorBidi" w:hAnsiTheme="majorBidi" w:cstheme="majorBidi"/>
+          <w:b/>
+          <w:bCs/>
+          <w:sz w:val="32"/>
+          <w:szCs w:val="32"/>
+        </w:rPr>
+        <w:t>Ansible Components Overview</w:t>
+      </w:r>
+      <w:r>
+        <w:rPr>
+          <w:rFonts w:asciiTheme="majorBidi" w:hAnsiTheme="majorBidi" w:cstheme="majorBidi"/>
+          <w:b/>
+          <w:bCs/>
+          <w:sz w:val="32"/>
+          <w:szCs w:val="32"/>
+        </w:rPr>
+        <w:t>:</w:t>
+      </w:r>
+    </w:p>
+    <w:p>
+      <w:pPr>
+        <w:spacing w:after="60"/>
+        <w:jc w:val="both"/>
+        <w:rPr>
+          <w:rFonts w:asciiTheme="majorBidi" w:hAnsiTheme="majorBidi" w:cstheme="majorBidi"/>
+          <w:sz w:val="28"/>
+          <w:szCs w:val="28"/>
+        </w:rPr>
+      </w:pPr>
+      <w:r>
+        <w:rPr>
+          <w:rFonts w:asciiTheme="majorBidi" w:hAnsiTheme="majorBidi" w:cstheme="majorBidi"/>
+          <w:sz w:val="28"/>
+          <w:szCs w:val="28"/>
+        </w:rPr>
+        <w:t>These are the core building blocks you will study next.</w:t>
       </w:r>
     </w:p>
     <w:p>
@@ -14566,7 +18837,7 @@
           <w:sz w:val="28"/>
           <w:szCs w:val="28"/>
         </w:rPr>
-        <w:t>connection plugins</w:t>
+        <w:t>Inventory → Defines managed hosts</w:t>
       </w:r>
     </w:p>
     <w:p>
@@ -14590,7 +18861,7 @@
           <w:sz w:val="28"/>
           <w:szCs w:val="28"/>
         </w:rPr>
-        <w:t>callback plugins</w:t>
+        <w:t>Playbooks → Define automation tasks</w:t>
       </w:r>
     </w:p>
     <w:p>
@@ -14614,7 +18885,7 @@
           <w:sz w:val="28"/>
           <w:szCs w:val="28"/>
         </w:rPr>
-        <w:t>lookup plugins</w:t>
+        <w:t>Modules → Perform actions</w:t>
       </w:r>
     </w:p>
     <w:p>
@@ -14638,7 +18909,7 @@
           <w:sz w:val="28"/>
           <w:szCs w:val="28"/>
         </w:rPr>
-        <w:t>filter plugins</w:t>
+        <w:t>Variables → Store dynamic values</w:t>
       </w:r>
     </w:p>
     <w:p>
@@ -14662,7 +18933,7 @@
           <w:sz w:val="28"/>
           <w:szCs w:val="28"/>
         </w:rPr>
-        <w:t>strategy plugins</w:t>
+        <w:t>Facts → System information</w:t>
       </w:r>
     </w:p>
     <w:p>
@@ -14686,7 +18957,8 @@
           <w:sz w:val="28"/>
           <w:szCs w:val="28"/>
         </w:rPr>
-        <w:t>cache plugins</w:t>
+        <w:lastRenderedPageBreak/>
+        <w:t>Templates → Dynamic config files</w:t>
       </w:r>
     </w:p>
     <w:p>
@@ -14696,7 +18968,6 @@
           <w:ilvl w:val="0"/>
           <w:numId w:val="46"/>
         </w:numPr>
-        <w:spacing w:after="80"/>
         <w:ind w:left="360"/>
         <w:jc w:val="both"/>
         <w:rPr>
@@ -14711,47 +18982,56 @@
           <w:sz w:val="28"/>
           <w:szCs w:val="28"/>
         </w:rPr>
-        <w:t>inventory plugins</w:t>
-      </w:r>
-    </w:p>
-    <w:p>
-      <w:pPr>
-        <w:spacing w:after="60"/>
-        <w:jc w:val="both"/>
-        <w:rPr>
-          <w:rFonts w:asciiTheme="majorBidi" w:hAnsiTheme="majorBidi" w:cstheme="majorBidi"/>
-          <w:sz w:val="28"/>
-          <w:szCs w:val="28"/>
-          <w:u w:val="single"/>
-        </w:rPr>
-      </w:pPr>
-      <w:r>
-        <w:rPr>
-          <w:rFonts w:asciiTheme="majorBidi" w:hAnsiTheme="majorBidi" w:cstheme="majorBidi"/>
-          <w:sz w:val="28"/>
-          <w:szCs w:val="28"/>
-          <w:u w:val="single"/>
-        </w:rPr>
-        <w:t>Example:</w:t>
-      </w:r>
-    </w:p>
-    <w:p>
-      <w:pPr>
+        <w:t>Handlers → Triggered tasks</w:t>
+      </w:r>
+    </w:p>
+    <w:p>
+      <w:pPr>
+        <w:pStyle w:val="ListParagraph"/>
+        <w:numPr>
+          <w:ilvl w:val="0"/>
+          <w:numId w:val="46"/>
+        </w:numPr>
+        <w:ind w:left="360"/>
+        <w:jc w:val="both"/>
+        <w:rPr>
+          <w:rFonts w:asciiTheme="majorBidi" w:hAnsiTheme="majorBidi" w:cstheme="majorBidi"/>
+          <w:sz w:val="28"/>
+          <w:szCs w:val="28"/>
+        </w:rPr>
+      </w:pPr>
+      <w:r>
+        <w:rPr>
+          <w:rFonts w:asciiTheme="majorBidi" w:hAnsiTheme="majorBidi" w:cstheme="majorBidi"/>
+          <w:sz w:val="28"/>
+          <w:szCs w:val="28"/>
+        </w:rPr>
+        <w:t>Roles → Organized automation</w:t>
+      </w:r>
+    </w:p>
+    <w:p>
+      <w:pPr>
+        <w:pStyle w:val="ListParagraph"/>
+        <w:numPr>
+          <w:ilvl w:val="0"/>
+          <w:numId w:val="46"/>
+        </w:numPr>
         <w:spacing w:after="100"/>
-        <w:jc w:val="both"/>
-        <w:rPr>
-          <w:rFonts w:asciiTheme="majorBidi" w:hAnsiTheme="majorBidi" w:cstheme="majorBidi"/>
-          <w:sz w:val="28"/>
-          <w:szCs w:val="28"/>
-        </w:rPr>
-      </w:pPr>
-      <w:r>
-        <w:rPr>
-          <w:rFonts w:asciiTheme="majorBidi" w:hAnsiTheme="majorBidi" w:cstheme="majorBidi"/>
-          <w:sz w:val="28"/>
-          <w:szCs w:val="28"/>
-        </w:rPr>
-        <w:t>ssh connection plugin</w:t>
+        <w:ind w:left="360"/>
+        <w:jc w:val="both"/>
+        <w:rPr>
+          <w:rFonts w:asciiTheme="majorBidi" w:hAnsiTheme="majorBidi" w:cstheme="majorBidi"/>
+          <w:sz w:val="28"/>
+          <w:szCs w:val="28"/>
+        </w:rPr>
+      </w:pPr>
+      <w:r>
+        <w:rPr>
+          <w:rFonts w:asciiTheme="majorBidi" w:hAnsiTheme="majorBidi" w:cstheme="majorBidi"/>
+          <w:sz w:val="28"/>
+          <w:szCs w:val="28"/>
+        </w:rPr>
+        <w:t>Collections → Package of modules/plugins</w:t>
       </w:r>
     </w:p>
     <w:p>
@@ -14774,7 +19054,7 @@
           <w:sz w:val="32"/>
           <w:szCs w:val="32"/>
         </w:rPr>
-        <w:t>Ansible Components Overview</w:t>
+        <w:t>Internal Technologies Used by Ansible</w:t>
       </w:r>
       <w:r>
         <w:rPr>
@@ -14803,7 +19083,7 @@
           <w:sz w:val="28"/>
           <w:szCs w:val="28"/>
         </w:rPr>
-        <w:t>These are the core building blocks you will study next.</w:t>
+        <w:t>Languages used internally:</w:t>
       </w:r>
     </w:p>
     <w:p>
@@ -14827,7 +19107,7 @@
           <w:sz w:val="28"/>
           <w:szCs w:val="28"/>
         </w:rPr>
-        <w:t>Inventory → Defines managed hosts</w:t>
+        <w:t>Python (core implementation)</w:t>
       </w:r>
     </w:p>
     <w:p>
@@ -14851,7 +19131,7 @@
           <w:sz w:val="28"/>
           <w:szCs w:val="28"/>
         </w:rPr>
-        <w:t>Playbooks → Define automation tasks</w:t>
+        <w:t>YAML (playbooks)</w:t>
       </w:r>
     </w:p>
     <w:p>
@@ -14875,7 +19155,7 @@
           <w:sz w:val="28"/>
           <w:szCs w:val="28"/>
         </w:rPr>
-        <w:t>Modules → Perform actions</w:t>
+        <w:t>Jinja2 (templating)</w:t>
       </w:r>
     </w:p>
     <w:p>
@@ -14884,276 +19164,6 @@
         <w:numPr>
           <w:ilvl w:val="0"/>
           <w:numId w:val="47"/>
-        </w:numPr>
-        <w:ind w:left="360"/>
-        <w:jc w:val="both"/>
-        <w:rPr>
-          <w:rFonts w:asciiTheme="majorBidi" w:hAnsiTheme="majorBidi" w:cstheme="majorBidi"/>
-          <w:sz w:val="28"/>
-          <w:szCs w:val="28"/>
-        </w:rPr>
-      </w:pPr>
-      <w:r>
-        <w:rPr>
-          <w:rFonts w:asciiTheme="majorBidi" w:hAnsiTheme="majorBidi" w:cstheme="majorBidi"/>
-          <w:sz w:val="28"/>
-          <w:szCs w:val="28"/>
-        </w:rPr>
-        <w:t>Variables → Store dynamic values</w:t>
-      </w:r>
-    </w:p>
-    <w:p>
-      <w:pPr>
-        <w:pStyle w:val="ListParagraph"/>
-        <w:numPr>
-          <w:ilvl w:val="0"/>
-          <w:numId w:val="47"/>
-        </w:numPr>
-        <w:ind w:left="360"/>
-        <w:jc w:val="both"/>
-        <w:rPr>
-          <w:rFonts w:asciiTheme="majorBidi" w:hAnsiTheme="majorBidi" w:cstheme="majorBidi"/>
-          <w:sz w:val="28"/>
-          <w:szCs w:val="28"/>
-        </w:rPr>
-      </w:pPr>
-      <w:r>
-        <w:rPr>
-          <w:rFonts w:asciiTheme="majorBidi" w:hAnsiTheme="majorBidi" w:cstheme="majorBidi"/>
-          <w:sz w:val="28"/>
-          <w:szCs w:val="28"/>
-        </w:rPr>
-        <w:t>Facts → System information</w:t>
-      </w:r>
-    </w:p>
-    <w:p>
-      <w:pPr>
-        <w:pStyle w:val="ListParagraph"/>
-        <w:numPr>
-          <w:ilvl w:val="0"/>
-          <w:numId w:val="47"/>
-        </w:numPr>
-        <w:ind w:left="360"/>
-        <w:jc w:val="both"/>
-        <w:rPr>
-          <w:rFonts w:asciiTheme="majorBidi" w:hAnsiTheme="majorBidi" w:cstheme="majorBidi"/>
-          <w:sz w:val="28"/>
-          <w:szCs w:val="28"/>
-        </w:rPr>
-      </w:pPr>
-      <w:r>
-        <w:rPr>
-          <w:rFonts w:asciiTheme="majorBidi" w:hAnsiTheme="majorBidi" w:cstheme="majorBidi"/>
-          <w:sz w:val="28"/>
-          <w:szCs w:val="28"/>
-        </w:rPr>
-        <w:t>Templates → Dynamic config files</w:t>
-      </w:r>
-    </w:p>
-    <w:p>
-      <w:pPr>
-        <w:pStyle w:val="ListParagraph"/>
-        <w:numPr>
-          <w:ilvl w:val="0"/>
-          <w:numId w:val="47"/>
-        </w:numPr>
-        <w:ind w:left="360"/>
-        <w:jc w:val="both"/>
-        <w:rPr>
-          <w:rFonts w:asciiTheme="majorBidi" w:hAnsiTheme="majorBidi" w:cstheme="majorBidi"/>
-          <w:sz w:val="28"/>
-          <w:szCs w:val="28"/>
-        </w:rPr>
-      </w:pPr>
-      <w:r>
-        <w:rPr>
-          <w:rFonts w:asciiTheme="majorBidi" w:hAnsiTheme="majorBidi" w:cstheme="majorBidi"/>
-          <w:sz w:val="28"/>
-          <w:szCs w:val="28"/>
-        </w:rPr>
-        <w:t>Handlers → Triggered tasks</w:t>
-      </w:r>
-    </w:p>
-    <w:p>
-      <w:pPr>
-        <w:pStyle w:val="ListParagraph"/>
-        <w:numPr>
-          <w:ilvl w:val="0"/>
-          <w:numId w:val="47"/>
-        </w:numPr>
-        <w:ind w:left="360"/>
-        <w:jc w:val="both"/>
-        <w:rPr>
-          <w:rFonts w:asciiTheme="majorBidi" w:hAnsiTheme="majorBidi" w:cstheme="majorBidi"/>
-          <w:sz w:val="28"/>
-          <w:szCs w:val="28"/>
-        </w:rPr>
-      </w:pPr>
-      <w:r>
-        <w:rPr>
-          <w:rFonts w:asciiTheme="majorBidi" w:hAnsiTheme="majorBidi" w:cstheme="majorBidi"/>
-          <w:sz w:val="28"/>
-          <w:szCs w:val="28"/>
-        </w:rPr>
-        <w:t>Roles → Organized automation</w:t>
-      </w:r>
-    </w:p>
-    <w:p>
-      <w:pPr>
-        <w:pStyle w:val="ListParagraph"/>
-        <w:numPr>
-          <w:ilvl w:val="0"/>
-          <w:numId w:val="47"/>
-        </w:numPr>
-        <w:spacing w:after="100"/>
-        <w:ind w:left="360"/>
-        <w:jc w:val="both"/>
-        <w:rPr>
-          <w:rFonts w:asciiTheme="majorBidi" w:hAnsiTheme="majorBidi" w:cstheme="majorBidi"/>
-          <w:sz w:val="28"/>
-          <w:szCs w:val="28"/>
-        </w:rPr>
-      </w:pPr>
-      <w:r>
-        <w:rPr>
-          <w:rFonts w:asciiTheme="majorBidi" w:hAnsiTheme="majorBidi" w:cstheme="majorBidi"/>
-          <w:sz w:val="28"/>
-          <w:szCs w:val="28"/>
-        </w:rPr>
-        <w:t>Collections → Package of modules/plugins</w:t>
-      </w:r>
-    </w:p>
-    <w:p>
-      <w:pPr>
-        <w:spacing w:after="60"/>
-        <w:jc w:val="both"/>
-        <w:rPr>
-          <w:rFonts w:asciiTheme="majorBidi" w:hAnsiTheme="majorBidi" w:cstheme="majorBidi"/>
-          <w:b/>
-          <w:bCs/>
-          <w:sz w:val="32"/>
-          <w:szCs w:val="32"/>
-        </w:rPr>
-      </w:pPr>
-      <w:r>
-        <w:rPr>
-          <w:rFonts w:asciiTheme="majorBidi" w:hAnsiTheme="majorBidi" w:cstheme="majorBidi"/>
-          <w:b/>
-          <w:bCs/>
-          <w:sz w:val="32"/>
-          <w:szCs w:val="32"/>
-        </w:rPr>
-        <w:t>Internal Technologies Used by Ansible</w:t>
-      </w:r>
-      <w:r>
-        <w:rPr>
-          <w:rFonts w:asciiTheme="majorBidi" w:hAnsiTheme="majorBidi" w:cstheme="majorBidi"/>
-          <w:b/>
-          <w:bCs/>
-          <w:sz w:val="32"/>
-          <w:szCs w:val="32"/>
-        </w:rPr>
-        <w:t>:</w:t>
-      </w:r>
-    </w:p>
-    <w:p>
-      <w:pPr>
-        <w:spacing w:after="60"/>
-        <w:jc w:val="both"/>
-        <w:rPr>
-          <w:rFonts w:asciiTheme="majorBidi" w:hAnsiTheme="majorBidi" w:cstheme="majorBidi"/>
-          <w:sz w:val="28"/>
-          <w:szCs w:val="28"/>
-        </w:rPr>
-      </w:pPr>
-      <w:r>
-        <w:rPr>
-          <w:rFonts w:asciiTheme="majorBidi" w:hAnsiTheme="majorBidi" w:cstheme="majorBidi"/>
-          <w:sz w:val="28"/>
-          <w:szCs w:val="28"/>
-        </w:rPr>
-        <w:t>Languages used internally:</w:t>
-      </w:r>
-    </w:p>
-    <w:p>
-      <w:pPr>
-        <w:pStyle w:val="ListParagraph"/>
-        <w:numPr>
-          <w:ilvl w:val="0"/>
-          <w:numId w:val="48"/>
-        </w:numPr>
-        <w:ind w:left="360"/>
-        <w:jc w:val="both"/>
-        <w:rPr>
-          <w:rFonts w:asciiTheme="majorBidi" w:hAnsiTheme="majorBidi" w:cstheme="majorBidi"/>
-          <w:sz w:val="28"/>
-          <w:szCs w:val="28"/>
-        </w:rPr>
-      </w:pPr>
-      <w:r>
-        <w:rPr>
-          <w:rFonts w:asciiTheme="majorBidi" w:hAnsiTheme="majorBidi" w:cstheme="majorBidi"/>
-          <w:sz w:val="28"/>
-          <w:szCs w:val="28"/>
-        </w:rPr>
-        <w:t>Python (core implementation)</w:t>
-      </w:r>
-    </w:p>
-    <w:p>
-      <w:pPr>
-        <w:pStyle w:val="ListParagraph"/>
-        <w:numPr>
-          <w:ilvl w:val="0"/>
-          <w:numId w:val="48"/>
-        </w:numPr>
-        <w:ind w:left="360"/>
-        <w:jc w:val="both"/>
-        <w:rPr>
-          <w:rFonts w:asciiTheme="majorBidi" w:hAnsiTheme="majorBidi" w:cstheme="majorBidi"/>
-          <w:sz w:val="28"/>
-          <w:szCs w:val="28"/>
-        </w:rPr>
-      </w:pPr>
-      <w:r>
-        <w:rPr>
-          <w:rFonts w:asciiTheme="majorBidi" w:hAnsiTheme="majorBidi" w:cstheme="majorBidi"/>
-          <w:sz w:val="28"/>
-          <w:szCs w:val="28"/>
-        </w:rPr>
-        <w:lastRenderedPageBreak/>
-        <w:t>YAML (playbooks)</w:t>
-      </w:r>
-    </w:p>
-    <w:p>
-      <w:pPr>
-        <w:pStyle w:val="ListParagraph"/>
-        <w:numPr>
-          <w:ilvl w:val="0"/>
-          <w:numId w:val="48"/>
-        </w:numPr>
-        <w:ind w:left="360"/>
-        <w:jc w:val="both"/>
-        <w:rPr>
-          <w:rFonts w:asciiTheme="majorBidi" w:hAnsiTheme="majorBidi" w:cstheme="majorBidi"/>
-          <w:sz w:val="28"/>
-          <w:szCs w:val="28"/>
-        </w:rPr>
-      </w:pPr>
-      <w:r>
-        <w:rPr>
-          <w:rFonts w:asciiTheme="majorBidi" w:hAnsiTheme="majorBidi" w:cstheme="majorBidi"/>
-          <w:sz w:val="28"/>
-          <w:szCs w:val="28"/>
-        </w:rPr>
-        <w:t>Jinja2 (templating)</w:t>
-      </w:r>
-    </w:p>
-    <w:p>
-      <w:pPr>
-        <w:pStyle w:val="ListParagraph"/>
-        <w:numPr>
-          <w:ilvl w:val="0"/>
-          <w:numId w:val="48"/>
         </w:numPr>
         <w:spacing w:after="100"/>
         <w:ind w:left="360"/>
@@ -15779,7 +19789,7 @@
           </mc:Choice>
           <mc:Fallback>
             <w:pict>
-              <v:rect w14:anchorId="1FD42674" id="Rectangle 13" o:spid="_x0000_s1037" style="position:absolute;left:0;text-align:left;margin-left:0;margin-top:20.5pt;width:227.25pt;height:303pt;z-index:251670528;visibility:visible;mso-wrap-style:square;mso-width-percent:0;mso-height-percent:0;mso-wrap-distance-left:9pt;mso-wrap-distance-top:0;mso-wrap-distance-right:9pt;mso-wrap-distance-bottom:0;mso-position-horizontal:left;mso-position-horizontal-relative:margin;mso-position-vertical:absolute;mso-position-vertical-relative:text;mso-width-percent:0;mso-height-percent:0;mso-width-relative:margin;mso-height-relative:margin;v-text-anchor:middle" o:gfxdata="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" fillcolor="black [3200]" strokecolor="black [480]" strokeweight="1pt">
+              <v:rect w14:anchorId="1FD42674" id="_x0000_s1038" style="position:absolute;left:0;text-align:left;margin-left:0;margin-top:20.5pt;width:227.25pt;height:303pt;z-index:251670528;visibility:visible;mso-wrap-style:square;mso-width-percent:0;mso-height-percent:0;mso-wrap-distance-left:9pt;mso-wrap-distance-top:0;mso-wrap-distance-right:9pt;mso-wrap-distance-bottom:0;mso-position-horizontal:left;mso-position-horizontal-relative:margin;mso-position-vertical:absolute;mso-position-vertical-relative:text;mso-width-percent:0;mso-height-percent:0;mso-width-relative:margin;mso-height-relative:margin;v-text-anchor:middle" o:gfxdata="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" fillcolor="black [3200]" strokecolor="black [480]" strokeweight="1pt">
                 <v:textbox>
                   <w:txbxContent>
                     <w:p>
@@ -16424,7 +20434,7 @@
         <w:pStyle w:val="ListParagraph"/>
         <w:numPr>
           <w:ilvl w:val="0"/>
-          <w:numId w:val="51"/>
+          <w:numId w:val="49"/>
         </w:numPr>
         <w:spacing w:after="60"/>
         <w:ind w:left="360"/>
@@ -16493,7 +20503,7 @@
         <w:pStyle w:val="ListParagraph"/>
         <w:numPr>
           <w:ilvl w:val="0"/>
-          <w:numId w:val="52"/>
+          <w:numId w:val="50"/>
         </w:numPr>
         <w:jc w:val="both"/>
         <w:rPr>
@@ -16519,60 +20529,6 @@
           <w:szCs w:val="28"/>
         </w:rPr>
         <w:t xml:space="preserve"> → copy temp module file, run it, delete it</w:t>
-      </w:r>
-    </w:p>
-    <w:p>
-      <w:pPr>
-        <w:pStyle w:val="ListParagraph"/>
-        <w:numPr>
-          <w:ilvl w:val="0"/>
-          <w:numId w:val="52"/>
-        </w:numPr>
-        <w:spacing w:after="60"/>
-        <w:jc w:val="both"/>
-        <w:rPr>
-          <w:rFonts w:asciiTheme="majorBidi" w:hAnsiTheme="majorBidi" w:cstheme="majorBidi"/>
-          <w:sz w:val="28"/>
-          <w:szCs w:val="28"/>
-        </w:rPr>
-      </w:pPr>
-      <w:r>
-        <w:rPr>
-          <w:rFonts w:asciiTheme="majorBidi" w:hAnsiTheme="majorBidi" w:cstheme="majorBidi"/>
-          <w:b/>
-          <w:bCs/>
-          <w:sz w:val="28"/>
-          <w:szCs w:val="28"/>
-        </w:rPr>
-        <w:t>with pipelining</w:t>
-      </w:r>
-      <w:r>
-        <w:rPr>
-          <w:rFonts w:asciiTheme="majorBidi" w:hAnsiTheme="majorBidi" w:cstheme="majorBidi"/>
-          <w:sz w:val="28"/>
-          <w:szCs w:val="28"/>
-        </w:rPr>
-        <w:t xml:space="preserve"> → less remote file creation in some cases</w:t>
-      </w:r>
-    </w:p>
-    <w:p>
-      <w:pPr>
-        <w:spacing w:after="100"/>
-        <w:ind w:left="360"/>
-        <w:jc w:val="both"/>
-        <w:rPr>
-          <w:rFonts w:asciiTheme="majorBidi" w:hAnsiTheme="majorBidi" w:cstheme="majorBidi"/>
-          <w:sz w:val="28"/>
-          <w:szCs w:val="28"/>
-        </w:rPr>
-      </w:pPr>
-      <w:r>
-        <w:rPr>
-          <w:rFonts w:asciiTheme="majorBidi" w:hAnsiTheme="majorBidi" w:cstheme="majorBidi"/>
-          <w:sz w:val="28"/>
-          <w:szCs w:val="28"/>
-        </w:rPr>
-        <w:t>But conceptually, yes, Ansible still treats module execution artifacts as temporary.</w:t>
       </w:r>
     </w:p>
     <w:p>
@@ -16583,8 +20539,14 @@
           <w:numId w:val="50"/>
         </w:numPr>
         <w:spacing w:after="60"/>
-        <w:ind w:left="360"/>
-        <w:jc w:val="both"/>
+        <w:jc w:val="both"/>
+        <w:rPr>
+          <w:rFonts w:asciiTheme="majorBidi" w:hAnsiTheme="majorBidi" w:cstheme="majorBidi"/>
+          <w:sz w:val="28"/>
+          <w:szCs w:val="28"/>
+        </w:rPr>
+      </w:pPr>
+      <w:r>
         <w:rPr>
           <w:rFonts w:asciiTheme="majorBidi" w:hAnsiTheme="majorBidi" w:cstheme="majorBidi"/>
           <w:b/>
@@ -16592,8 +20554,43 @@
           <w:sz w:val="28"/>
           <w:szCs w:val="28"/>
         </w:rPr>
-      </w:pPr>
-      <w:r>
+        <w:t>with pipelining</w:t>
+      </w:r>
+      <w:r>
+        <w:rPr>
+          <w:rFonts w:asciiTheme="majorBidi" w:hAnsiTheme="majorBidi" w:cstheme="majorBidi"/>
+          <w:sz w:val="28"/>
+          <w:szCs w:val="28"/>
+        </w:rPr>
+        <w:t xml:space="preserve"> → less remote file creation in some cases</w:t>
+      </w:r>
+    </w:p>
+    <w:p>
+      <w:pPr>
+        <w:spacing w:after="100"/>
+        <w:ind w:left="360"/>
+        <w:jc w:val="both"/>
+        <w:rPr>
+          <w:rFonts w:asciiTheme="majorBidi" w:hAnsiTheme="majorBidi" w:cstheme="majorBidi"/>
+          <w:sz w:val="28"/>
+          <w:szCs w:val="28"/>
+        </w:rPr>
+      </w:pPr>
+      <w:r>
+        <w:rPr>
+          <w:rFonts w:asciiTheme="majorBidi" w:hAnsiTheme="majorBidi" w:cstheme="majorBidi"/>
+          <w:sz w:val="28"/>
+          <w:szCs w:val="28"/>
+        </w:rPr>
+        <w:lastRenderedPageBreak/>
+        <w:t>But conceptually, yes, Ansible still treats module execution artifacts as temporary.</w:t>
+      </w:r>
+    </w:p>
+    <w:p>
+      <w:pPr>
+        <w:spacing w:after="100"/>
+        <w:ind w:left="360"/>
+        <w:jc w:val="both"/>
         <w:rPr>
           <w:rFonts w:asciiTheme="majorBidi" w:hAnsiTheme="majorBidi" w:cstheme="majorBidi"/>
           <w:b/>
@@ -16601,7 +20598,16 @@
           <w:sz w:val="28"/>
           <w:szCs w:val="28"/>
         </w:rPr>
-        <w:t>debugging / failure cases</w:t>
+      </w:pPr>
+      <w:r>
+        <w:rPr>
+          <w:rFonts w:asciiTheme="majorBidi" w:hAnsiTheme="majorBidi" w:cstheme="majorBidi"/>
+          <w:b/>
+          <w:bCs/>
+          <w:sz w:val="28"/>
+          <w:szCs w:val="28"/>
+        </w:rPr>
+        <w:t>Without pipelining (default behavior):</w:t>
       </w:r>
     </w:p>
     <w:p>
@@ -16621,7 +20627,7 @@
           <w:sz w:val="28"/>
           <w:szCs w:val="28"/>
         </w:rPr>
-        <w:t>Sometimes temp files may remain if:</w:t>
+        <w:t>When Ansible runs a task on a remote host, it does these steps:</w:t>
       </w:r>
     </w:p>
     <w:p>
@@ -16629,22 +20635,23 @@
         <w:pStyle w:val="ListParagraph"/>
         <w:numPr>
           <w:ilvl w:val="0"/>
-          <w:numId w:val="53"/>
+          <w:numId w:val="56"/>
         </w:numPr>
-        <w:jc w:val="both"/>
-        <w:rPr>
-          <w:rFonts w:asciiTheme="majorBidi" w:hAnsiTheme="majorBidi" w:cstheme="majorBidi"/>
-          <w:sz w:val="28"/>
-          <w:szCs w:val="28"/>
-        </w:rPr>
-      </w:pPr>
-      <w:r>
-        <w:rPr>
-          <w:rFonts w:asciiTheme="majorBidi" w:hAnsiTheme="majorBidi" w:cstheme="majorBidi"/>
-          <w:sz w:val="28"/>
-          <w:szCs w:val="28"/>
-        </w:rPr>
-        <w:t>task execution crashes</w:t>
+        <w:spacing w:after="100"/>
+        <w:jc w:val="both"/>
+        <w:rPr>
+          <w:rFonts w:asciiTheme="majorBidi" w:hAnsiTheme="majorBidi" w:cstheme="majorBidi"/>
+          <w:sz w:val="28"/>
+          <w:szCs w:val="28"/>
+        </w:rPr>
+      </w:pPr>
+      <w:r>
+        <w:rPr>
+          <w:rFonts w:asciiTheme="majorBidi" w:hAnsiTheme="majorBidi" w:cstheme="majorBidi"/>
+          <w:sz w:val="28"/>
+          <w:szCs w:val="28"/>
+        </w:rPr>
+        <w:t>Open SSH connection</w:t>
       </w:r>
     </w:p>
     <w:p>
@@ -16652,22 +20659,69 @@
         <w:pStyle w:val="ListParagraph"/>
         <w:numPr>
           <w:ilvl w:val="0"/>
-          <w:numId w:val="53"/>
+          <w:numId w:val="56"/>
         </w:numPr>
-        <w:jc w:val="both"/>
-        <w:rPr>
-          <w:rFonts w:asciiTheme="majorBidi" w:hAnsiTheme="majorBidi" w:cstheme="majorBidi"/>
-          <w:sz w:val="28"/>
-          <w:szCs w:val="28"/>
-        </w:rPr>
-      </w:pPr>
-      <w:r>
-        <w:rPr>
-          <w:rFonts w:asciiTheme="majorBidi" w:hAnsiTheme="majorBidi" w:cstheme="majorBidi"/>
-          <w:sz w:val="28"/>
-          <w:szCs w:val="28"/>
-        </w:rPr>
-        <w:t>connection drops</w:t>
+        <w:spacing w:after="100"/>
+        <w:jc w:val="both"/>
+        <w:rPr>
+          <w:rFonts w:asciiTheme="majorBidi" w:hAnsiTheme="majorBidi" w:cstheme="majorBidi"/>
+          <w:sz w:val="28"/>
+          <w:szCs w:val="28"/>
+        </w:rPr>
+      </w:pPr>
+      <w:r>
+        <w:rPr>
+          <w:rFonts w:asciiTheme="majorBidi" w:hAnsiTheme="majorBidi" w:cstheme="majorBidi"/>
+          <w:sz w:val="28"/>
+          <w:szCs w:val="28"/>
+        </w:rPr>
+        <w:t>Copy the module file to a temp directory on the target (</w:t>
+      </w:r>
+      <w:r>
+        <w:rPr>
+          <w:rFonts w:asciiTheme="majorBidi" w:hAnsiTheme="majorBidi" w:cstheme="majorBidi"/>
+          <w:b/>
+          <w:bCs/>
+          <w:i/>
+          <w:iCs/>
+          <w:sz w:val="28"/>
+          <w:szCs w:val="28"/>
+        </w:rPr>
+        <w:t>/</w:t>
+      </w:r>
+      <w:proofErr w:type="spellStart"/>
+      <w:r>
+        <w:rPr>
+          <w:rFonts w:asciiTheme="majorBidi" w:hAnsiTheme="majorBidi" w:cstheme="majorBidi"/>
+          <w:b/>
+          <w:bCs/>
+          <w:i/>
+          <w:iCs/>
+          <w:sz w:val="28"/>
+          <w:szCs w:val="28"/>
+        </w:rPr>
+        <w:t>tmp</w:t>
+      </w:r>
+      <w:proofErr w:type="spellEnd"/>
+      <w:r>
+        <w:rPr>
+          <w:rFonts w:asciiTheme="majorBidi" w:hAnsiTheme="majorBidi" w:cstheme="majorBidi"/>
+          <w:b/>
+          <w:bCs/>
+          <w:i/>
+          <w:iCs/>
+          <w:sz w:val="28"/>
+          <w:szCs w:val="28"/>
+        </w:rPr>
+        <w:t>/ansible_xyz.py</w:t>
+      </w:r>
+      <w:r>
+        <w:rPr>
+          <w:rFonts w:asciiTheme="majorBidi" w:hAnsiTheme="majorBidi" w:cstheme="majorBidi"/>
+          <w:sz w:val="28"/>
+          <w:szCs w:val="28"/>
+        </w:rPr>
+        <w:t>)</w:t>
       </w:r>
     </w:p>
     <w:p>
@@ -16675,22 +20729,23 @@
         <w:pStyle w:val="ListParagraph"/>
         <w:numPr>
           <w:ilvl w:val="0"/>
-          <w:numId w:val="53"/>
+          <w:numId w:val="56"/>
         </w:numPr>
-        <w:jc w:val="both"/>
-        <w:rPr>
-          <w:rFonts w:asciiTheme="majorBidi" w:hAnsiTheme="majorBidi" w:cstheme="majorBidi"/>
-          <w:sz w:val="28"/>
-          <w:szCs w:val="28"/>
-        </w:rPr>
-      </w:pPr>
-      <w:r>
-        <w:rPr>
-          <w:rFonts w:asciiTheme="majorBidi" w:hAnsiTheme="majorBidi" w:cstheme="majorBidi"/>
-          <w:sz w:val="28"/>
-          <w:szCs w:val="28"/>
-        </w:rPr>
-        <w:t>cleanup step fails</w:t>
+        <w:spacing w:after="100"/>
+        <w:jc w:val="both"/>
+        <w:rPr>
+          <w:rFonts w:asciiTheme="majorBidi" w:hAnsiTheme="majorBidi" w:cstheme="majorBidi"/>
+          <w:sz w:val="28"/>
+          <w:szCs w:val="28"/>
+        </w:rPr>
+      </w:pPr>
+      <w:r>
+        <w:rPr>
+          <w:rFonts w:asciiTheme="majorBidi" w:hAnsiTheme="majorBidi" w:cstheme="majorBidi"/>
+          <w:sz w:val="28"/>
+          <w:szCs w:val="28"/>
+        </w:rPr>
+        <w:t>Close/reuse connection</w:t>
       </w:r>
     </w:p>
     <w:p>
@@ -16698,7 +20753,127 @@
         <w:pStyle w:val="ListParagraph"/>
         <w:numPr>
           <w:ilvl w:val="0"/>
-          <w:numId w:val="53"/>
+          <w:numId w:val="56"/>
+        </w:numPr>
+        <w:spacing w:after="100"/>
+        <w:jc w:val="both"/>
+        <w:rPr>
+          <w:rFonts w:asciiTheme="majorBidi" w:hAnsiTheme="majorBidi" w:cstheme="majorBidi"/>
+          <w:sz w:val="28"/>
+          <w:szCs w:val="28"/>
+        </w:rPr>
+      </w:pPr>
+      <w:r>
+        <w:rPr>
+          <w:rFonts w:asciiTheme="majorBidi" w:hAnsiTheme="majorBidi" w:cstheme="majorBidi"/>
+          <w:sz w:val="28"/>
+          <w:szCs w:val="28"/>
+        </w:rPr>
+        <w:t>Open SSH connection again</w:t>
+      </w:r>
+    </w:p>
+    <w:p>
+      <w:pPr>
+        <w:pStyle w:val="ListParagraph"/>
+        <w:numPr>
+          <w:ilvl w:val="0"/>
+          <w:numId w:val="56"/>
+        </w:numPr>
+        <w:spacing w:after="100"/>
+        <w:jc w:val="both"/>
+        <w:rPr>
+          <w:rFonts w:asciiTheme="majorBidi" w:hAnsiTheme="majorBidi" w:cstheme="majorBidi"/>
+          <w:sz w:val="28"/>
+          <w:szCs w:val="28"/>
+        </w:rPr>
+      </w:pPr>
+      <w:r>
+        <w:rPr>
+          <w:rFonts w:asciiTheme="majorBidi" w:hAnsiTheme="majorBidi" w:cstheme="majorBidi"/>
+          <w:sz w:val="28"/>
+          <w:szCs w:val="28"/>
+        </w:rPr>
+        <w:t>Execute the module file</w:t>
+      </w:r>
+    </w:p>
+    <w:p>
+      <w:pPr>
+        <w:pStyle w:val="ListParagraph"/>
+        <w:numPr>
+          <w:ilvl w:val="0"/>
+          <w:numId w:val="56"/>
+        </w:numPr>
+        <w:spacing w:after="100"/>
+        <w:jc w:val="both"/>
+        <w:rPr>
+          <w:rFonts w:asciiTheme="majorBidi" w:hAnsiTheme="majorBidi" w:cstheme="majorBidi"/>
+          <w:sz w:val="28"/>
+          <w:szCs w:val="28"/>
+        </w:rPr>
+      </w:pPr>
+      <w:r>
+        <w:rPr>
+          <w:rFonts w:asciiTheme="majorBidi" w:hAnsiTheme="majorBidi" w:cstheme="majorBidi"/>
+          <w:sz w:val="28"/>
+          <w:szCs w:val="28"/>
+        </w:rPr>
+        <w:t>Close/reuse connection</w:t>
+      </w:r>
+    </w:p>
+    <w:p>
+      <w:pPr>
+        <w:pStyle w:val="ListParagraph"/>
+        <w:numPr>
+          <w:ilvl w:val="0"/>
+          <w:numId w:val="56"/>
+        </w:numPr>
+        <w:spacing w:after="100"/>
+        <w:jc w:val="both"/>
+        <w:rPr>
+          <w:rFonts w:asciiTheme="majorBidi" w:hAnsiTheme="majorBidi" w:cstheme="majorBidi"/>
+          <w:sz w:val="28"/>
+          <w:szCs w:val="28"/>
+        </w:rPr>
+      </w:pPr>
+      <w:r>
+        <w:rPr>
+          <w:rFonts w:asciiTheme="majorBidi" w:hAnsiTheme="majorBidi" w:cstheme="majorBidi"/>
+          <w:sz w:val="28"/>
+          <w:szCs w:val="28"/>
+        </w:rPr>
+        <w:t>Open SSH connection again</w:t>
+      </w:r>
+    </w:p>
+    <w:p>
+      <w:pPr>
+        <w:pStyle w:val="ListParagraph"/>
+        <w:numPr>
+          <w:ilvl w:val="0"/>
+          <w:numId w:val="56"/>
+        </w:numPr>
+        <w:spacing w:after="100"/>
+        <w:jc w:val="both"/>
+        <w:rPr>
+          <w:rFonts w:asciiTheme="majorBidi" w:hAnsiTheme="majorBidi" w:cstheme="majorBidi"/>
+          <w:sz w:val="28"/>
+          <w:szCs w:val="28"/>
+        </w:rPr>
+      </w:pPr>
+      <w:r>
+        <w:rPr>
+          <w:rFonts w:asciiTheme="majorBidi" w:hAnsiTheme="majorBidi" w:cstheme="majorBidi"/>
+          <w:sz w:val="28"/>
+          <w:szCs w:val="28"/>
+        </w:rPr>
+        <w:t>Delete the temp file</w:t>
+      </w:r>
+    </w:p>
+    <w:p>
+      <w:pPr>
+        <w:pStyle w:val="ListParagraph"/>
+        <w:numPr>
+          <w:ilvl w:val="0"/>
+          <w:numId w:val="56"/>
         </w:numPr>
         <w:spacing w:after="60"/>
         <w:jc w:val="both"/>
@@ -16714,7 +20889,213 @@
           <w:sz w:val="28"/>
           <w:szCs w:val="28"/>
         </w:rPr>
-        <w:t>debugging options intentionally preserve files</w:t>
+        <w:t>Close connection</w:t>
+      </w:r>
+    </w:p>
+    <w:p>
+      <w:pPr>
+        <w:spacing w:after="100"/>
+        <w:ind w:left="360"/>
+        <w:jc w:val="both"/>
+        <w:rPr>
+          <w:rFonts w:asciiTheme="majorBidi" w:hAnsiTheme="majorBidi" w:cstheme="majorBidi"/>
+          <w:sz w:val="28"/>
+          <w:szCs w:val="28"/>
+        </w:rPr>
+      </w:pPr>
+      <w:proofErr w:type="gramStart"/>
+      <w:r>
+        <w:rPr>
+          <w:rFonts w:asciiTheme="majorBidi" w:hAnsiTheme="majorBidi" w:cstheme="majorBidi"/>
+          <w:sz w:val="28"/>
+          <w:szCs w:val="28"/>
+        </w:rPr>
+        <w:t>So</w:t>
+      </w:r>
+      <w:proofErr w:type="gramEnd"/>
+      <w:r>
+        <w:rPr>
+          <w:rFonts w:asciiTheme="majorBidi" w:hAnsiTheme="majorBidi" w:cstheme="majorBidi"/>
+          <w:sz w:val="28"/>
+          <w:szCs w:val="28"/>
+        </w:rPr>
+        <w:t xml:space="preserve"> for one task on one host, there are multiple SSH round trips and actual file writes to disk on the target.</w:t>
+      </w:r>
+    </w:p>
+    <w:p>
+      <w:pPr>
+        <w:spacing w:after="100"/>
+        <w:ind w:left="360"/>
+        <w:jc w:val="both"/>
+        <w:rPr>
+          <w:rFonts w:asciiTheme="majorBidi" w:hAnsiTheme="majorBidi" w:cstheme="majorBidi"/>
+          <w:b/>
+          <w:bCs/>
+          <w:sz w:val="28"/>
+          <w:szCs w:val="28"/>
+        </w:rPr>
+      </w:pPr>
+      <w:r>
+        <w:rPr>
+          <w:rFonts w:asciiTheme="majorBidi" w:hAnsiTheme="majorBidi" w:cstheme="majorBidi"/>
+          <w:b/>
+          <w:bCs/>
+          <w:sz w:val="28"/>
+          <w:szCs w:val="28"/>
+        </w:rPr>
+        <w:t>With pipelining:</w:t>
+      </w:r>
+    </w:p>
+    <w:p>
+      <w:pPr>
+        <w:spacing w:after="60"/>
+        <w:ind w:left="360"/>
+        <w:jc w:val="both"/>
+        <w:rPr>
+          <w:rFonts w:asciiTheme="majorBidi" w:hAnsiTheme="majorBidi" w:cstheme="majorBidi"/>
+          <w:sz w:val="28"/>
+          <w:szCs w:val="28"/>
+        </w:rPr>
+      </w:pPr>
+      <w:r>
+        <w:rPr>
+          <w:rFonts w:asciiTheme="majorBidi" w:hAnsiTheme="majorBidi" w:cstheme="majorBidi"/>
+          <w:sz w:val="28"/>
+          <w:szCs w:val="28"/>
+        </w:rPr>
+        <w:t xml:space="preserve">Instead of copying a file and then executing it, Ansible streams the module code directly through the SSH connection and executes it on the fly </w:t>
+      </w:r>
+      <w:r>
+        <w:rPr>
+          <w:rFonts w:asciiTheme="majorBidi" w:hAnsiTheme="majorBidi" w:cstheme="majorBidi"/>
+          <w:sz w:val="28"/>
+          <w:szCs w:val="28"/>
+        </w:rPr>
+        <w:t>-</w:t>
+      </w:r>
+      <w:r>
+        <w:rPr>
+          <w:rFonts w:asciiTheme="majorBidi" w:hAnsiTheme="majorBidi" w:cstheme="majorBidi"/>
+          <w:sz w:val="28"/>
+          <w:szCs w:val="28"/>
+        </w:rPr>
+        <w:t xml:space="preserve"> like piping water through a hose rather than carrying buckets.</w:t>
+      </w:r>
+    </w:p>
+    <w:p>
+      <w:pPr>
+        <w:pStyle w:val="ListParagraph"/>
+        <w:numPr>
+          <w:ilvl w:val="0"/>
+          <w:numId w:val="57"/>
+        </w:numPr>
+        <w:spacing w:after="60"/>
+        <w:jc w:val="both"/>
+        <w:rPr>
+          <w:rFonts w:asciiTheme="majorBidi" w:hAnsiTheme="majorBidi" w:cstheme="majorBidi"/>
+          <w:sz w:val="28"/>
+          <w:szCs w:val="28"/>
+        </w:rPr>
+      </w:pPr>
+      <w:r>
+        <w:rPr>
+          <w:rFonts w:asciiTheme="majorBidi" w:hAnsiTheme="majorBidi" w:cstheme="majorBidi"/>
+          <w:sz w:val="28"/>
+          <w:szCs w:val="28"/>
+        </w:rPr>
+        <w:t>Open SSH connection</w:t>
+      </w:r>
+    </w:p>
+    <w:p>
+      <w:pPr>
+        <w:pStyle w:val="ListParagraph"/>
+        <w:numPr>
+          <w:ilvl w:val="0"/>
+          <w:numId w:val="57"/>
+        </w:numPr>
+        <w:spacing w:after="60"/>
+        <w:jc w:val="both"/>
+        <w:rPr>
+          <w:rFonts w:asciiTheme="majorBidi" w:hAnsiTheme="majorBidi" w:cstheme="majorBidi"/>
+          <w:sz w:val="28"/>
+          <w:szCs w:val="28"/>
+        </w:rPr>
+      </w:pPr>
+      <w:r>
+        <w:rPr>
+          <w:rFonts w:asciiTheme="majorBidi" w:hAnsiTheme="majorBidi" w:cstheme="majorBidi"/>
+          <w:sz w:val="28"/>
+          <w:szCs w:val="28"/>
+        </w:rPr>
+        <w:t>Send module code + execute it in one shot (via stdin pipe)</w:t>
+      </w:r>
+    </w:p>
+    <w:p>
+      <w:pPr>
+        <w:pStyle w:val="ListParagraph"/>
+        <w:numPr>
+          <w:ilvl w:val="0"/>
+          <w:numId w:val="57"/>
+        </w:numPr>
+        <w:spacing w:after="60"/>
+        <w:jc w:val="both"/>
+        <w:rPr>
+          <w:rFonts w:asciiTheme="majorBidi" w:hAnsiTheme="majorBidi" w:cstheme="majorBidi"/>
+          <w:sz w:val="28"/>
+          <w:szCs w:val="28"/>
+        </w:rPr>
+      </w:pPr>
+      <w:r>
+        <w:rPr>
+          <w:rFonts w:asciiTheme="majorBidi" w:hAnsiTheme="majorBidi" w:cstheme="majorBidi"/>
+          <w:sz w:val="28"/>
+          <w:szCs w:val="28"/>
+        </w:rPr>
+        <w:t>Get result back</w:t>
+      </w:r>
+    </w:p>
+    <w:p>
+      <w:pPr>
+        <w:pStyle w:val="ListParagraph"/>
+        <w:numPr>
+          <w:ilvl w:val="0"/>
+          <w:numId w:val="57"/>
+        </w:numPr>
+        <w:spacing w:after="60"/>
+        <w:jc w:val="both"/>
+        <w:rPr>
+          <w:rFonts w:asciiTheme="majorBidi" w:hAnsiTheme="majorBidi" w:cstheme="majorBidi"/>
+          <w:sz w:val="28"/>
+          <w:szCs w:val="28"/>
+        </w:rPr>
+      </w:pPr>
+      <w:r>
+        <w:rPr>
+          <w:rFonts w:asciiTheme="majorBidi" w:hAnsiTheme="majorBidi" w:cstheme="majorBidi"/>
+          <w:sz w:val="28"/>
+          <w:szCs w:val="28"/>
+        </w:rPr>
+        <w:t>Close connection</w:t>
+      </w:r>
+    </w:p>
+    <w:p>
+      <w:pPr>
+        <w:spacing w:after="100"/>
+        <w:ind w:left="360"/>
+        <w:jc w:val="both"/>
+        <w:rPr>
+          <w:rFonts w:asciiTheme="majorBidi" w:hAnsiTheme="majorBidi" w:cstheme="majorBidi"/>
+          <w:sz w:val="28"/>
+          <w:szCs w:val="28"/>
+        </w:rPr>
+      </w:pPr>
+      <w:r>
+        <w:rPr>
+          <w:rFonts w:asciiTheme="majorBidi" w:hAnsiTheme="majorBidi" w:cstheme="majorBidi"/>
+          <w:sz w:val="28"/>
+          <w:szCs w:val="28"/>
+        </w:rPr>
+        <w:t>No temp file is written to disk on the target. Fewer SSH round trips.</w:t>
       </w:r>
     </w:p>
     <w:p>
@@ -16724,10 +21105,280 @@
         <w:jc w:val="both"/>
         <w:rPr>
           <w:rFonts w:asciiTheme="majorBidi" w:hAnsiTheme="majorBidi" w:cstheme="majorBidi"/>
-          <w:sz w:val="28"/>
-          <w:szCs w:val="28"/>
-        </w:rPr>
-      </w:pPr>
+          <w:b/>
+          <w:bCs/>
+          <w:sz w:val="28"/>
+          <w:szCs w:val="28"/>
+        </w:rPr>
+      </w:pPr>
+      <w:r>
+        <w:rPr>
+          <w:rFonts w:asciiTheme="majorBidi" w:hAnsiTheme="majorBidi" w:cstheme="majorBidi"/>
+          <w:b/>
+          <w:bCs/>
+          <w:sz w:val="28"/>
+          <w:szCs w:val="28"/>
+        </w:rPr>
+        <w:t>A simple analogy:</w:t>
+      </w:r>
+    </w:p>
+    <w:p>
+      <w:pPr>
+        <w:spacing w:after="80"/>
+        <w:ind w:left="360"/>
+        <w:jc w:val="both"/>
+        <w:rPr>
+          <w:rFonts w:asciiTheme="majorBidi" w:hAnsiTheme="majorBidi" w:cstheme="majorBidi"/>
+          <w:sz w:val="28"/>
+          <w:szCs w:val="28"/>
+        </w:rPr>
+      </w:pPr>
+      <w:r>
+        <w:rPr>
+          <w:rFonts w:asciiTheme="majorBidi" w:hAnsiTheme="majorBidi" w:cstheme="majorBidi"/>
+          <w:sz w:val="28"/>
+          <w:szCs w:val="28"/>
+        </w:rPr>
+        <w:t>Imagine you want to give someone instructions to build something.</w:t>
+      </w:r>
+    </w:p>
+    <w:p>
+      <w:pPr>
+        <w:pStyle w:val="ListParagraph"/>
+        <w:numPr>
+          <w:ilvl w:val="0"/>
+          <w:numId w:val="58"/>
+        </w:numPr>
+        <w:spacing w:after="100"/>
+        <w:ind w:left="720"/>
+        <w:jc w:val="both"/>
+        <w:rPr>
+          <w:rFonts w:asciiTheme="majorBidi" w:hAnsiTheme="majorBidi" w:cstheme="majorBidi"/>
+          <w:sz w:val="28"/>
+          <w:szCs w:val="28"/>
+        </w:rPr>
+      </w:pPr>
+      <w:r>
+        <w:rPr>
+          <w:rFonts w:asciiTheme="majorBidi" w:hAnsiTheme="majorBidi" w:cstheme="majorBidi"/>
+          <w:b/>
+          <w:bCs/>
+          <w:sz w:val="28"/>
+          <w:szCs w:val="28"/>
+        </w:rPr>
+        <w:t>Without pipelining</w:t>
+      </w:r>
+      <w:r>
+        <w:rPr>
+          <w:rFonts w:asciiTheme="majorBidi" w:hAnsiTheme="majorBidi" w:cstheme="majorBidi"/>
+          <w:sz w:val="28"/>
+          <w:szCs w:val="28"/>
+        </w:rPr>
+        <w:t xml:space="preserve"> → you write the instructions on paper, mail it to them, they read it, they mail back the result, you mail again asking them to throw the paper away.</w:t>
+      </w:r>
+    </w:p>
+    <w:p>
+      <w:pPr>
+        <w:pStyle w:val="ListParagraph"/>
+        <w:numPr>
+          <w:ilvl w:val="0"/>
+          <w:numId w:val="58"/>
+        </w:numPr>
+        <w:spacing w:after="100"/>
+        <w:ind w:left="720"/>
+        <w:jc w:val="both"/>
+        <w:rPr>
+          <w:rFonts w:asciiTheme="majorBidi" w:hAnsiTheme="majorBidi" w:cstheme="majorBidi"/>
+          <w:sz w:val="28"/>
+          <w:szCs w:val="28"/>
+        </w:rPr>
+      </w:pPr>
+      <w:r>
+        <w:rPr>
+          <w:rFonts w:asciiTheme="majorBidi" w:hAnsiTheme="majorBidi" w:cstheme="majorBidi"/>
+          <w:b/>
+          <w:bCs/>
+          <w:sz w:val="28"/>
+          <w:szCs w:val="28"/>
+        </w:rPr>
+        <w:t>With pipelining</w:t>
+      </w:r>
+      <w:r>
+        <w:rPr>
+          <w:rFonts w:asciiTheme="majorBidi" w:hAnsiTheme="majorBidi" w:cstheme="majorBidi"/>
+          <w:sz w:val="28"/>
+          <w:szCs w:val="28"/>
+        </w:rPr>
+        <w:t xml:space="preserve"> → you call them on the phone and read the instructions directly, they do it while listening, they tell you the result immediately. No paper, no mail trips.</w:t>
+      </w:r>
+    </w:p>
+    <w:p>
+      <w:pPr>
+        <w:spacing w:after="80"/>
+        <w:ind w:left="360"/>
+        <w:rPr>
+          <w:rFonts w:asciiTheme="majorBidi" w:hAnsiTheme="majorBidi" w:cstheme="majorBidi"/>
+          <w:b/>
+          <w:bCs/>
+          <w:sz w:val="28"/>
+          <w:szCs w:val="28"/>
+        </w:rPr>
+      </w:pPr>
+      <w:r>
+        <w:rPr>
+          <w:rFonts w:asciiTheme="majorBidi" w:hAnsiTheme="majorBidi" w:cstheme="majorBidi"/>
+          <w:b/>
+          <w:bCs/>
+          <w:sz w:val="28"/>
+          <w:szCs w:val="28"/>
+        </w:rPr>
+        <w:t>Why is it disabled by default then?</w:t>
+      </w:r>
+    </w:p>
+    <w:p>
+      <w:pPr>
+        <w:spacing w:after="100"/>
+        <w:ind w:left="360"/>
+        <w:rPr>
+          <w:rFonts w:asciiTheme="majorBidi" w:hAnsiTheme="majorBidi" w:cstheme="majorBidi"/>
+          <w:sz w:val="28"/>
+          <w:szCs w:val="28"/>
+        </w:rPr>
+      </w:pPr>
+      <w:r>
+        <w:rPr>
+          <w:rFonts w:asciiTheme="majorBidi" w:hAnsiTheme="majorBidi" w:cstheme="majorBidi"/>
+          <w:sz w:val="28"/>
+          <w:szCs w:val="28"/>
+        </w:rPr>
+        <w:t xml:space="preserve">Because it requires </w:t>
+      </w:r>
+      <w:proofErr w:type="spellStart"/>
+      <w:r>
+        <w:rPr>
+          <w:rFonts w:asciiTheme="majorBidi" w:hAnsiTheme="majorBidi" w:cstheme="majorBidi"/>
+          <w:b/>
+          <w:bCs/>
+          <w:i/>
+          <w:iCs/>
+          <w:sz w:val="28"/>
+          <w:szCs w:val="28"/>
+        </w:rPr>
+        <w:t>requiretty</w:t>
+      </w:r>
+      <w:proofErr w:type="spellEnd"/>
+      <w:r>
+        <w:rPr>
+          <w:rFonts w:asciiTheme="majorBidi" w:hAnsiTheme="majorBidi" w:cstheme="majorBidi"/>
+          <w:sz w:val="28"/>
+          <w:szCs w:val="28"/>
+        </w:rPr>
+        <w:t xml:space="preserve"> to be disabled in the target's </w:t>
+      </w:r>
+      <w:r>
+        <w:rPr>
+          <w:rFonts w:asciiTheme="majorBidi" w:hAnsiTheme="majorBidi" w:cstheme="majorBidi"/>
+          <w:b/>
+          <w:bCs/>
+          <w:i/>
+          <w:iCs/>
+          <w:sz w:val="28"/>
+          <w:szCs w:val="28"/>
+        </w:rPr>
+        <w:t>/</w:t>
+      </w:r>
+      <w:proofErr w:type="spellStart"/>
+      <w:r>
+        <w:rPr>
+          <w:rFonts w:asciiTheme="majorBidi" w:hAnsiTheme="majorBidi" w:cstheme="majorBidi"/>
+          <w:b/>
+          <w:bCs/>
+          <w:i/>
+          <w:iCs/>
+          <w:sz w:val="28"/>
+          <w:szCs w:val="28"/>
+        </w:rPr>
+        <w:t>etc</w:t>
+      </w:r>
+      <w:proofErr w:type="spellEnd"/>
+      <w:r>
+        <w:rPr>
+          <w:rFonts w:asciiTheme="majorBidi" w:hAnsiTheme="majorBidi" w:cstheme="majorBidi"/>
+          <w:b/>
+          <w:bCs/>
+          <w:i/>
+          <w:iCs/>
+          <w:sz w:val="28"/>
+          <w:szCs w:val="28"/>
+        </w:rPr>
+        <w:t>/</w:t>
+      </w:r>
+      <w:proofErr w:type="spellStart"/>
+      <w:r>
+        <w:rPr>
+          <w:rFonts w:asciiTheme="majorBidi" w:hAnsiTheme="majorBidi" w:cstheme="majorBidi"/>
+          <w:b/>
+          <w:bCs/>
+          <w:i/>
+          <w:iCs/>
+          <w:sz w:val="28"/>
+          <w:szCs w:val="28"/>
+        </w:rPr>
+        <w:t>sudoers</w:t>
+      </w:r>
+      <w:proofErr w:type="spellEnd"/>
+      <w:r>
+        <w:rPr>
+          <w:rFonts w:asciiTheme="majorBidi" w:hAnsiTheme="majorBidi" w:cstheme="majorBidi"/>
+          <w:sz w:val="28"/>
+          <w:szCs w:val="28"/>
+        </w:rPr>
+        <w:t xml:space="preserve"> file. Many systems have </w:t>
+      </w:r>
+      <w:proofErr w:type="spellStart"/>
+      <w:r>
+        <w:rPr>
+          <w:rFonts w:asciiTheme="majorBidi" w:hAnsiTheme="majorBidi" w:cstheme="majorBidi"/>
+          <w:b/>
+          <w:bCs/>
+          <w:i/>
+          <w:iCs/>
+          <w:sz w:val="28"/>
+          <w:szCs w:val="28"/>
+        </w:rPr>
+        <w:t>requiretty</w:t>
+      </w:r>
+      <w:proofErr w:type="spellEnd"/>
+      <w:r>
+        <w:rPr>
+          <w:rFonts w:asciiTheme="majorBidi" w:hAnsiTheme="majorBidi" w:cstheme="majorBidi"/>
+          <w:sz w:val="28"/>
+          <w:szCs w:val="28"/>
+        </w:rPr>
+        <w:t xml:space="preserve"> enabled by default for security reasons (it means </w:t>
+      </w:r>
+      <w:proofErr w:type="spellStart"/>
+      <w:r>
+        <w:rPr>
+          <w:rFonts w:asciiTheme="majorBidi" w:hAnsiTheme="majorBidi" w:cstheme="majorBidi"/>
+          <w:b/>
+          <w:bCs/>
+          <w:i/>
+          <w:iCs/>
+          <w:sz w:val="28"/>
+          <w:szCs w:val="28"/>
+        </w:rPr>
+        <w:t>sudo</w:t>
+      </w:r>
+      <w:proofErr w:type="spellEnd"/>
+      <w:r>
+        <w:rPr>
+          <w:rFonts w:asciiTheme="majorBidi" w:hAnsiTheme="majorBidi" w:cstheme="majorBidi"/>
+          <w:sz w:val="28"/>
+          <w:szCs w:val="28"/>
+        </w:rPr>
+        <w:t xml:space="preserve"> commands must be run from a real terminal, not a pipe). </w:t>
+      </w:r>
       <w:proofErr w:type="gramStart"/>
       <w:r>
         <w:rPr>
@@ -16735,7 +21386,507 @@
           <w:sz w:val="28"/>
           <w:szCs w:val="28"/>
         </w:rPr>
+        <w:t>So</w:t>
+      </w:r>
+      <w:proofErr w:type="gramEnd"/>
+      <w:r>
+        <w:rPr>
+          <w:rFonts w:asciiTheme="majorBidi" w:hAnsiTheme="majorBidi" w:cstheme="majorBidi"/>
+          <w:sz w:val="28"/>
+          <w:szCs w:val="28"/>
+        </w:rPr>
+        <w:t xml:space="preserve"> Ansible plays it safe and keeps pipelining off by default to avoid breaking on those systems.</w:t>
+      </w:r>
+    </w:p>
+    <w:p>
+      <w:pPr>
+        <w:spacing w:after="100"/>
+        <w:ind w:left="360"/>
+        <w:rPr>
+          <w:rFonts w:asciiTheme="majorBidi" w:hAnsiTheme="majorBidi" w:cstheme="majorBidi"/>
+          <w:sz w:val="28"/>
+          <w:szCs w:val="28"/>
+        </w:rPr>
+      </w:pPr>
+      <w:r>
+        <w:rPr>
+          <w:rFonts w:asciiTheme="majorBidi" w:hAnsiTheme="majorBidi" w:cstheme="majorBidi"/>
+          <w:noProof/>
+          <w:sz w:val="28"/>
+          <w:szCs w:val="28"/>
+        </w:rPr>
+        <mc:AlternateContent>
+          <mc:Choice Requires="wps">
+            <w:drawing>
+              <wp:anchor distT="0" distB="0" distL="114300" distR="114300" simplePos="0" relativeHeight="251672576" behindDoc="0" locked="0" layoutInCell="1" allowOverlap="1" wp14:anchorId="5B0694A6" wp14:editId="1CFD2815">
+                <wp:simplePos x="0" y="0"/>
+                <wp:positionH relativeFrom="column">
+                  <wp:posOffset>226612</wp:posOffset>
+                </wp:positionH>
+                <wp:positionV relativeFrom="paragraph">
+                  <wp:posOffset>260681</wp:posOffset>
+                </wp:positionV>
+                <wp:extent cx="1510665" cy="604299"/>
+                <wp:effectExtent l="0" t="0" r="13335" b="24765"/>
+                <wp:wrapNone/>
+                <wp:docPr id="298510333" name="Rectangle 14"/>
+                <wp:cNvGraphicFramePr/>
+                <a:graphic xmlns:a="http://schemas.openxmlformats.org/drawingml/2006/main">
+                  <a:graphicData uri="http://schemas.microsoft.com/office/word/2010/wordprocessingShape">
+                    <wps:wsp>
+                      <wps:cNvSpPr/>
+                      <wps:spPr>
+                        <a:xfrm>
+                          <a:off x="0" y="0"/>
+                          <a:ext cx="1510665" cy="604299"/>
+                        </a:xfrm>
+                        <a:prstGeom prst="rect">
+                          <a:avLst/>
+                        </a:prstGeom>
+                      </wps:spPr>
+                      <wps:style>
+                        <a:lnRef idx="2">
+                          <a:schemeClr val="dk1">
+                            <a:shade val="15000"/>
+                          </a:schemeClr>
+                        </a:lnRef>
+                        <a:fillRef idx="1">
+                          <a:schemeClr val="dk1"/>
+                        </a:fillRef>
+                        <a:effectRef idx="0">
+                          <a:schemeClr val="dk1"/>
+                        </a:effectRef>
+                        <a:fontRef idx="minor">
+                          <a:schemeClr val="lt1"/>
+                        </a:fontRef>
+                      </wps:style>
+                      <wps:txbx>
+                        <w:txbxContent>
+                          <w:p>
+                            <w:pPr>
+                              <w:spacing w:after="60"/>
+                              <w:rPr>
+                                <w:rFonts w:asciiTheme="majorBidi" w:hAnsiTheme="majorBidi" w:cstheme="majorBidi"/>
+                                <w:b/>
+                                <w:bCs/>
+                                <w:i/>
+                                <w:iCs/>
+                                <w:sz w:val="28"/>
+                                <w:szCs w:val="28"/>
+                              </w:rPr>
+                            </w:pPr>
+                            <w:r>
+                              <w:rPr>
+                                <w:rFonts w:asciiTheme="majorBidi" w:hAnsiTheme="majorBidi" w:cstheme="majorBidi"/>
+                                <w:b/>
+                                <w:bCs/>
+                                <w:i/>
+                                <w:iCs/>
+                                <w:sz w:val="28"/>
+                                <w:szCs w:val="28"/>
+                              </w:rPr>
+                              <w:t>[</w:t>
+                            </w:r>
+                            <w:proofErr w:type="spellStart"/>
+                            <w:r>
+                              <w:rPr>
+                                <w:rFonts w:asciiTheme="majorBidi" w:hAnsiTheme="majorBidi" w:cstheme="majorBidi"/>
+                                <w:b/>
+                                <w:bCs/>
+                                <w:i/>
+                                <w:iCs/>
+                                <w:sz w:val="28"/>
+                                <w:szCs w:val="28"/>
+                              </w:rPr>
+                              <w:t>ssh_connection</w:t>
+                            </w:r>
+                            <w:proofErr w:type="spellEnd"/>
+                            <w:r>
+                              <w:rPr>
+                                <w:rFonts w:asciiTheme="majorBidi" w:hAnsiTheme="majorBidi" w:cstheme="majorBidi"/>
+                                <w:b/>
+                                <w:bCs/>
+                                <w:i/>
+                                <w:iCs/>
+                                <w:sz w:val="28"/>
+                                <w:szCs w:val="28"/>
+                              </w:rPr>
+                              <w:t>]</w:t>
+                            </w:r>
+                          </w:p>
+                          <w:p>
+                            <w:pPr>
+                              <w:spacing w:after="60"/>
+                              <w:rPr>
+                                <w:rFonts w:asciiTheme="majorBidi" w:hAnsiTheme="majorBidi" w:cstheme="majorBidi"/>
+                                <w:b/>
+                                <w:bCs/>
+                                <w:i/>
+                                <w:iCs/>
+                                <w:sz w:val="28"/>
+                                <w:szCs w:val="28"/>
+                              </w:rPr>
+                            </w:pPr>
+                            <w:r>
+                              <w:rPr>
+                                <w:rFonts w:asciiTheme="majorBidi" w:hAnsiTheme="majorBidi" w:cstheme="majorBidi"/>
+                                <w:b/>
+                                <w:bCs/>
+                                <w:i/>
+                                <w:iCs/>
+                                <w:sz w:val="28"/>
+                                <w:szCs w:val="28"/>
+                              </w:rPr>
+                              <w:t>pipelining = True</w:t>
+                            </w:r>
+                          </w:p>
+                          <w:p>
+                            <w:pPr>
+                              <w:spacing w:after="60"/>
+                              <w:jc w:val="center"/>
+                              <w:rPr>
+                                <w:b/>
+                                <w:bCs/>
+                                <w:i/>
+                                <w:iCs/>
+                              </w:rPr>
+                            </w:pPr>
+                          </w:p>
+                        </w:txbxContent>
+                      </wps:txbx>
+                      <wps:bodyPr rot="0" spcFirstLastPara="0" vertOverflow="overflow" horzOverflow="overflow" vert="horz" wrap="square" lIns="91440" tIns="45720" rIns="91440" bIns="45720" numCol="1" spcCol="0" rtlCol="0" fromWordArt="0" anchor="ctr" anchorCtr="0" forceAA="0" compatLnSpc="1">
+                        <a:prstTxWarp prst="textNoShape">
+                          <a:avLst/>
+                        </a:prstTxWarp>
+                        <a:noAutofit/>
+                      </wps:bodyPr>
+                    </wps:wsp>
+                  </a:graphicData>
+                </a:graphic>
+                <wp14:sizeRelH relativeFrom="margin">
+                  <wp14:pctWidth>0</wp14:pctWidth>
+                </wp14:sizeRelH>
+                <wp14:sizeRelV relativeFrom="margin">
+                  <wp14:pctHeight>0</wp14:pctHeight>
+                </wp14:sizeRelV>
+              </wp:anchor>
+            </w:drawing>
+          </mc:Choice>
+          <mc:Fallback>
+            <w:pict>
+              <v:rect w14:anchorId="5B0694A6" id="Rectangle 14" o:spid="_x0000_s1039" style="position:absolute;left:0;text-align:left;margin-left:17.85pt;margin-top:20.55pt;width:118.95pt;height:47.6pt;z-index:251672576;visibility:visible;mso-wrap-style:square;mso-width-percent:0;mso-height-percent:0;mso-wrap-distance-left:9pt;mso-wrap-distance-top:0;mso-wrap-distance-right:9pt;mso-wrap-distance-bottom:0;mso-position-horizontal:absolute;mso-position-horizontal-relative:text;mso-position-vertical:absolute;mso-position-vertical-relative:text;mso-width-percent:0;mso-height-percent:0;mso-width-relative:margin;mso-height-relative:margin;v-text-anchor:middle" o:gfxdata="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" fillcolor="black [3200]" strokecolor="black [480]" strokeweight="1pt">
+                <v:textbox>
+                  <w:txbxContent>
+                    <w:p>
+                      <w:pPr>
+                        <w:spacing w:after="60"/>
+                        <w:rPr>
+                          <w:rFonts w:asciiTheme="majorBidi" w:hAnsiTheme="majorBidi" w:cstheme="majorBidi"/>
+                          <w:b/>
+                          <w:bCs/>
+                          <w:i/>
+                          <w:iCs/>
+                          <w:sz w:val="28"/>
+                          <w:szCs w:val="28"/>
+                        </w:rPr>
+                      </w:pPr>
+                      <w:r>
+                        <w:rPr>
+                          <w:rFonts w:asciiTheme="majorBidi" w:hAnsiTheme="majorBidi" w:cstheme="majorBidi"/>
+                          <w:b/>
+                          <w:bCs/>
+                          <w:i/>
+                          <w:iCs/>
+                          <w:sz w:val="28"/>
+                          <w:szCs w:val="28"/>
+                        </w:rPr>
+                        <w:t>[</w:t>
+                      </w:r>
+                      <w:proofErr w:type="spellStart"/>
+                      <w:r>
+                        <w:rPr>
+                          <w:rFonts w:asciiTheme="majorBidi" w:hAnsiTheme="majorBidi" w:cstheme="majorBidi"/>
+                          <w:b/>
+                          <w:bCs/>
+                          <w:i/>
+                          <w:iCs/>
+                          <w:sz w:val="28"/>
+                          <w:szCs w:val="28"/>
+                        </w:rPr>
+                        <w:t>ssh_connection</w:t>
+                      </w:r>
+                      <w:proofErr w:type="spellEnd"/>
+                      <w:r>
+                        <w:rPr>
+                          <w:rFonts w:asciiTheme="majorBidi" w:hAnsiTheme="majorBidi" w:cstheme="majorBidi"/>
+                          <w:b/>
+                          <w:bCs/>
+                          <w:i/>
+                          <w:iCs/>
+                          <w:sz w:val="28"/>
+                          <w:szCs w:val="28"/>
+                        </w:rPr>
+                        <w:t>]</w:t>
+                      </w:r>
+                    </w:p>
+                    <w:p>
+                      <w:pPr>
+                        <w:spacing w:after="60"/>
+                        <w:rPr>
+                          <w:rFonts w:asciiTheme="majorBidi" w:hAnsiTheme="majorBidi" w:cstheme="majorBidi"/>
+                          <w:b/>
+                          <w:bCs/>
+                          <w:i/>
+                          <w:iCs/>
+                          <w:sz w:val="28"/>
+                          <w:szCs w:val="28"/>
+                        </w:rPr>
+                      </w:pPr>
+                      <w:r>
+                        <w:rPr>
+                          <w:rFonts w:asciiTheme="majorBidi" w:hAnsiTheme="majorBidi" w:cstheme="majorBidi"/>
+                          <w:b/>
+                          <w:bCs/>
+                          <w:i/>
+                          <w:iCs/>
+                          <w:sz w:val="28"/>
+                          <w:szCs w:val="28"/>
+                        </w:rPr>
+                        <w:t>pipelining = True</w:t>
+                      </w:r>
+                    </w:p>
+                    <w:p>
+                      <w:pPr>
+                        <w:spacing w:after="60"/>
+                        <w:jc w:val="center"/>
+                        <w:rPr>
+                          <w:b/>
+                          <w:bCs/>
+                          <w:i/>
+                          <w:iCs/>
+                        </w:rPr>
+                      </w:pPr>
+                    </w:p>
+                  </w:txbxContent>
+                </v:textbox>
+              </v:rect>
+            </w:pict>
+          </mc:Fallback>
+        </mc:AlternateContent>
+      </w:r>
+      <w:r>
+        <w:rPr>
+          <w:rFonts w:asciiTheme="majorBidi" w:hAnsiTheme="majorBidi" w:cstheme="majorBidi"/>
+          <w:sz w:val="28"/>
+          <w:szCs w:val="28"/>
+        </w:rPr>
+        <w:t xml:space="preserve">You enable it in </w:t>
+      </w:r>
+      <w:proofErr w:type="spellStart"/>
+      <w:r>
+        <w:rPr>
+          <w:rFonts w:asciiTheme="majorBidi" w:hAnsiTheme="majorBidi" w:cstheme="majorBidi"/>
+          <w:b/>
+          <w:bCs/>
+          <w:i/>
+          <w:iCs/>
+          <w:sz w:val="28"/>
+          <w:szCs w:val="28"/>
+        </w:rPr>
+        <w:t>ansible.cfg</w:t>
+      </w:r>
+      <w:proofErr w:type="spellEnd"/>
+      <w:r>
+        <w:rPr>
+          <w:rFonts w:asciiTheme="majorBidi" w:hAnsiTheme="majorBidi" w:cstheme="majorBidi"/>
+          <w:sz w:val="28"/>
+          <w:szCs w:val="28"/>
+        </w:rPr>
+        <w:t>:</w:t>
+      </w:r>
+    </w:p>
+    <w:p>
+      <w:pPr>
+        <w:spacing w:after="100"/>
+        <w:ind w:left="360"/>
+        <w:rPr>
+          <w:rFonts w:asciiTheme="majorBidi" w:hAnsiTheme="majorBidi" w:cstheme="majorBidi"/>
+          <w:sz w:val="28"/>
+          <w:szCs w:val="28"/>
+        </w:rPr>
+      </w:pPr>
+    </w:p>
+    <w:p>
+      <w:pPr>
+        <w:spacing w:after="100"/>
+        <w:rPr>
+          <w:rFonts w:asciiTheme="majorBidi" w:hAnsiTheme="majorBidi" w:cstheme="majorBidi"/>
+          <w:sz w:val="36"/>
+          <w:szCs w:val="36"/>
+        </w:rPr>
+      </w:pPr>
+    </w:p>
+    <w:p>
+      <w:pPr>
+        <w:pStyle w:val="ListParagraph"/>
+        <w:numPr>
+          <w:ilvl w:val="0"/>
+          <w:numId w:val="48"/>
+        </w:numPr>
+        <w:spacing w:after="60"/>
+        <w:ind w:left="360"/>
+        <w:jc w:val="both"/>
+        <w:rPr>
+          <w:rFonts w:asciiTheme="majorBidi" w:hAnsiTheme="majorBidi" w:cstheme="majorBidi"/>
+          <w:b/>
+          <w:bCs/>
+          <w:sz w:val="28"/>
+          <w:szCs w:val="28"/>
+        </w:rPr>
+      </w:pPr>
+      <w:r>
+        <w:rPr>
+          <w:rFonts w:asciiTheme="majorBidi" w:hAnsiTheme="majorBidi" w:cstheme="majorBidi"/>
+          <w:b/>
+          <w:bCs/>
+          <w:sz w:val="28"/>
+          <w:szCs w:val="28"/>
+        </w:rPr>
+        <w:t>debugging / failure cases</w:t>
+      </w:r>
+    </w:p>
+    <w:p>
+      <w:pPr>
+        <w:spacing w:after="60"/>
+        <w:ind w:left="360"/>
+        <w:jc w:val="both"/>
+        <w:rPr>
+          <w:rFonts w:asciiTheme="majorBidi" w:hAnsiTheme="majorBidi" w:cstheme="majorBidi"/>
+          <w:sz w:val="28"/>
+          <w:szCs w:val="28"/>
+        </w:rPr>
+      </w:pPr>
+      <w:r>
+        <w:rPr>
+          <w:rFonts w:asciiTheme="majorBidi" w:hAnsiTheme="majorBidi" w:cstheme="majorBidi"/>
+          <w:sz w:val="28"/>
+          <w:szCs w:val="28"/>
+        </w:rPr>
+        <w:t>Sometimes temp files may remain if:</w:t>
+      </w:r>
+    </w:p>
+    <w:p>
+      <w:pPr>
+        <w:pStyle w:val="ListParagraph"/>
+        <w:numPr>
+          <w:ilvl w:val="0"/>
+          <w:numId w:val="51"/>
+        </w:numPr>
+        <w:jc w:val="both"/>
+        <w:rPr>
+          <w:rFonts w:asciiTheme="majorBidi" w:hAnsiTheme="majorBidi" w:cstheme="majorBidi"/>
+          <w:sz w:val="28"/>
+          <w:szCs w:val="28"/>
+        </w:rPr>
+      </w:pPr>
+      <w:r>
+        <w:rPr>
+          <w:rFonts w:asciiTheme="majorBidi" w:hAnsiTheme="majorBidi" w:cstheme="majorBidi"/>
+          <w:sz w:val="28"/>
+          <w:szCs w:val="28"/>
+        </w:rPr>
         <w:lastRenderedPageBreak/>
+        <w:t>task execution crashes</w:t>
+      </w:r>
+    </w:p>
+    <w:p>
+      <w:pPr>
+        <w:pStyle w:val="ListParagraph"/>
+        <w:numPr>
+          <w:ilvl w:val="0"/>
+          <w:numId w:val="51"/>
+        </w:numPr>
+        <w:jc w:val="both"/>
+        <w:rPr>
+          <w:rFonts w:asciiTheme="majorBidi" w:hAnsiTheme="majorBidi" w:cstheme="majorBidi"/>
+          <w:sz w:val="28"/>
+          <w:szCs w:val="28"/>
+        </w:rPr>
+      </w:pPr>
+      <w:r>
+        <w:rPr>
+          <w:rFonts w:asciiTheme="majorBidi" w:hAnsiTheme="majorBidi" w:cstheme="majorBidi"/>
+          <w:sz w:val="28"/>
+          <w:szCs w:val="28"/>
+        </w:rPr>
+        <w:t>connection drops</w:t>
+      </w:r>
+    </w:p>
+    <w:p>
+      <w:pPr>
+        <w:pStyle w:val="ListParagraph"/>
+        <w:numPr>
+          <w:ilvl w:val="0"/>
+          <w:numId w:val="51"/>
+        </w:numPr>
+        <w:jc w:val="both"/>
+        <w:rPr>
+          <w:rFonts w:asciiTheme="majorBidi" w:hAnsiTheme="majorBidi" w:cstheme="majorBidi"/>
+          <w:sz w:val="28"/>
+          <w:szCs w:val="28"/>
+        </w:rPr>
+      </w:pPr>
+      <w:r>
+        <w:rPr>
+          <w:rFonts w:asciiTheme="majorBidi" w:hAnsiTheme="majorBidi" w:cstheme="majorBidi"/>
+          <w:sz w:val="28"/>
+          <w:szCs w:val="28"/>
+        </w:rPr>
+        <w:t>cleanup step fails</w:t>
+      </w:r>
+    </w:p>
+    <w:p>
+      <w:pPr>
+        <w:pStyle w:val="ListParagraph"/>
+        <w:numPr>
+          <w:ilvl w:val="0"/>
+          <w:numId w:val="51"/>
+        </w:numPr>
+        <w:spacing w:after="60"/>
+        <w:jc w:val="both"/>
+        <w:rPr>
+          <w:rFonts w:asciiTheme="majorBidi" w:hAnsiTheme="majorBidi" w:cstheme="majorBidi"/>
+          <w:sz w:val="28"/>
+          <w:szCs w:val="28"/>
+        </w:rPr>
+      </w:pPr>
+      <w:r>
+        <w:rPr>
+          <w:rFonts w:asciiTheme="majorBidi" w:hAnsiTheme="majorBidi" w:cstheme="majorBidi"/>
+          <w:sz w:val="28"/>
+          <w:szCs w:val="28"/>
+        </w:rPr>
+        <w:t>debugging options intentionally preserve files</w:t>
+      </w:r>
+    </w:p>
+    <w:p>
+      <w:pPr>
+        <w:spacing w:after="80"/>
+        <w:ind w:left="360"/>
+        <w:jc w:val="both"/>
+        <w:rPr>
+          <w:rFonts w:asciiTheme="majorBidi" w:hAnsiTheme="majorBidi" w:cstheme="majorBidi"/>
+          <w:sz w:val="28"/>
+          <w:szCs w:val="28"/>
+        </w:rPr>
+      </w:pPr>
+      <w:proofErr w:type="gramStart"/>
+      <w:r>
+        <w:rPr>
+          <w:rFonts w:asciiTheme="majorBidi" w:hAnsiTheme="majorBidi" w:cstheme="majorBidi"/>
+          <w:sz w:val="28"/>
+          <w:szCs w:val="28"/>
+        </w:rPr>
         <w:t>So</w:t>
       </w:r>
       <w:proofErr w:type="gramEnd"/>
@@ -16747,33 +21898,6 @@
         </w:rPr>
         <w:t xml:space="preserve"> in practice, cleanup is the normal behavior, but not an absolute guarantee in every failure scenario.</w:t>
       </w:r>
-    </w:p>
-    <w:p>
-      <w:pPr>
-        <w:jc w:val="both"/>
-        <w:rPr>
-          <w:rFonts w:asciiTheme="majorBidi" w:hAnsiTheme="majorBidi" w:cstheme="majorBidi"/>
-          <w:sz w:val="28"/>
-          <w:szCs w:val="28"/>
-        </w:rPr>
-      </w:pPr>
-      <w:r>
-        <w:rPr>
-          <w:rFonts w:asciiTheme="majorBidi" w:hAnsiTheme="majorBidi" w:cstheme="majorBidi"/>
-          <w:sz w:val="28"/>
-          <w:szCs w:val="28"/>
-        </w:rPr>
-        <w:t>Ansible usually copies modules to a temporary location on the managed node, executes them, retrieves the result, and then removes the temporary module files. Cleanup is normally automatic, though temporary files may remain in some failure/debug scenarios.</w:t>
-      </w:r>
-    </w:p>
-    <w:p>
-      <w:pPr>
-        <w:rPr>
-          <w:rFonts w:asciiTheme="majorBidi" w:hAnsiTheme="majorBidi" w:cstheme="majorBidi"/>
-          <w:sz w:val="28"/>
-          <w:szCs w:val="28"/>
-        </w:rPr>
-      </w:pPr>
     </w:p>
     <w:sectPr>
       <w:pgSz w:w="11906" w:h="16838" w:code="9"/>
@@ -17240,6 +22364,119 @@
     </w:lvl>
   </w:abstractNum>
   <w:abstractNum w:abstractNumId="4" w15:restartNumberingAfterBreak="0">
+    <w:nsid w:val="104719AE"/>
+    <w:multiLevelType w:val="hybridMultilevel"/>
+    <w:tmpl w:val="B3148284"/>
+    <w:lvl w:ilvl="0" w:tplc="04090003">
+      <w:start w:val="1"/>
+      <w:numFmt w:val="bullet"/>
+      <w:lvlText w:val="o"/>
+      <w:lvlJc w:val="left"/>
+      <w:pPr>
+        <w:ind w:left="1080" w:hanging="360"/>
+      </w:pPr>
+      <w:rPr>
+        <w:rFonts w:ascii="Courier New" w:hAnsi="Courier New" w:cs="Courier New" w:hint="default"/>
+      </w:rPr>
+    </w:lvl>
+    <w:lvl w:ilvl="1" w:tplc="04090003" w:tentative="1">
+      <w:start w:val="1"/>
+      <w:numFmt w:val="bullet"/>
+      <w:lvlText w:val="o"/>
+      <w:lvlJc w:val="left"/>
+      <w:pPr>
+        <w:ind w:left="1800" w:hanging="360"/>
+      </w:pPr>
+      <w:rPr>
+        <w:rFonts w:ascii="Courier New" w:hAnsi="Courier New" w:cs="Courier New" w:hint="default"/>
+      </w:rPr>
+    </w:lvl>
+    <w:lvl w:ilvl="2" w:tplc="04090005" w:tentative="1">
+      <w:start w:val="1"/>
+      <w:numFmt w:val="bullet"/>
+      <w:lvlText w:val=""/>
+      <w:lvlJc w:val="left"/>
+      <w:pPr>
+        <w:ind w:left="2520" w:hanging="360"/>
+      </w:pPr>
+      <w:rPr>
+        <w:rFonts w:ascii="Wingdings" w:hAnsi="Wingdings" w:hint="default"/>
+      </w:rPr>
+    </w:lvl>
+    <w:lvl w:ilvl="3" w:tplc="04090001" w:tentative="1">
+      <w:start w:val="1"/>
+      <w:numFmt w:val="bullet"/>
+      <w:lvlText w:val=""/>
+      <w:lvlJc w:val="left"/>
+      <w:pPr>
+        <w:ind w:left="3240" w:hanging="360"/>
+      </w:pPr>
+      <w:rPr>
+        <w:rFonts w:ascii="Symbol" w:hAnsi="Symbol" w:hint="default"/>
+      </w:rPr>
+    </w:lvl>
+    <w:lvl w:ilvl="4" w:tplc="04090003" w:tentative="1">
+      <w:start w:val="1"/>
+      <w:numFmt w:val="bullet"/>
+      <w:lvlText w:val="o"/>
+      <w:lvlJc w:val="left"/>
+      <w:pPr>
+        <w:ind w:left="3960" w:hanging="360"/>
+      </w:pPr>
+      <w:rPr>
+        <w:rFonts w:ascii="Courier New" w:hAnsi="Courier New" w:cs="Courier New" w:hint="default"/>
+      </w:rPr>
+    </w:lvl>
+    <w:lvl w:ilvl="5" w:tplc="04090005" w:tentative="1">
+      <w:start w:val="1"/>
+      <w:numFmt w:val="bullet"/>
+      <w:lvlText w:val=""/>
+      <w:lvlJc w:val="left"/>
+      <w:pPr>
+        <w:ind w:left="4680" w:hanging="360"/>
+      </w:pPr>
+      <w:rPr>
+        <w:rFonts w:ascii="Wingdings" w:hAnsi="Wingdings" w:hint="default"/>
+      </w:rPr>
+    </w:lvl>
+    <w:lvl w:ilvl="6" w:tplc="04090001" w:tentative="1">
+      <w:start w:val="1"/>
+      <w:numFmt w:val="bullet"/>
+      <w:lvlText w:val=""/>
+      <w:lvlJc w:val="left"/>
+      <w:pPr>
+        <w:ind w:left="5400" w:hanging="360"/>
+      </w:pPr>
+      <w:rPr>
+        <w:rFonts w:ascii="Symbol" w:hAnsi="Symbol" w:hint="default"/>
+      </w:rPr>
+    </w:lvl>
+    <w:lvl w:ilvl="7" w:tplc="04090003" w:tentative="1">
+      <w:start w:val="1"/>
+      <w:numFmt w:val="bullet"/>
+      <w:lvlText w:val="o"/>
+      <w:lvlJc w:val="left"/>
+      <w:pPr>
+        <w:ind w:left="6120" w:hanging="360"/>
+      </w:pPr>
+      <w:rPr>
+        <w:rFonts w:ascii="Courier New" w:hAnsi="Courier New" w:cs="Courier New" w:hint="default"/>
+      </w:rPr>
+    </w:lvl>
+    <w:lvl w:ilvl="8" w:tplc="04090005" w:tentative="1">
+      <w:start w:val="1"/>
+      <w:numFmt w:val="bullet"/>
+      <w:lvlText w:val=""/>
+      <w:lvlJc w:val="left"/>
+      <w:pPr>
+        <w:ind w:left="6840" w:hanging="360"/>
+      </w:pPr>
+      <w:rPr>
+        <w:rFonts w:ascii="Wingdings" w:hAnsi="Wingdings" w:hint="default"/>
+      </w:rPr>
+    </w:lvl>
+  </w:abstractNum>
+  <w:abstractNum w:abstractNumId="5" w15:restartNumberingAfterBreak="0">
     <w:nsid w:val="10983F30"/>
     <w:multiLevelType w:val="hybridMultilevel"/>
     <w:tmpl w:val="F2C05EE6"/>
@@ -17325,7 +22562,7 @@
       </w:pPr>
     </w:lvl>
   </w:abstractNum>
-  <w:abstractNum w:abstractNumId="5" w15:restartNumberingAfterBreak="0">
+  <w:abstractNum w:abstractNumId="6" w15:restartNumberingAfterBreak="0">
     <w:nsid w:val="14ED6D17"/>
     <w:multiLevelType w:val="hybridMultilevel"/>
     <w:tmpl w:val="92E877AE"/>
@@ -17438,7 +22675,120 @@
       </w:rPr>
     </w:lvl>
   </w:abstractNum>
-  <w:abstractNum w:abstractNumId="6" w15:restartNumberingAfterBreak="0">
+  <w:abstractNum w:abstractNumId="7" w15:restartNumberingAfterBreak="0">
+    <w:nsid w:val="16433FCA"/>
+    <w:multiLevelType w:val="hybridMultilevel"/>
+    <w:tmpl w:val="BD40E204"/>
+    <w:lvl w:ilvl="0" w:tplc="04090001">
+      <w:start w:val="1"/>
+      <w:numFmt w:val="bullet"/>
+      <w:lvlText w:val=""/>
+      <w:lvlJc w:val="left"/>
+      <w:pPr>
+        <w:ind w:left="720" w:hanging="360"/>
+      </w:pPr>
+      <w:rPr>
+        <w:rFonts w:ascii="Symbol" w:hAnsi="Symbol" w:hint="default"/>
+      </w:rPr>
+    </w:lvl>
+    <w:lvl w:ilvl="1" w:tplc="04090003" w:tentative="1">
+      <w:start w:val="1"/>
+      <w:numFmt w:val="bullet"/>
+      <w:lvlText w:val="o"/>
+      <w:lvlJc w:val="left"/>
+      <w:pPr>
+        <w:ind w:left="1440" w:hanging="360"/>
+      </w:pPr>
+      <w:rPr>
+        <w:rFonts w:ascii="Courier New" w:hAnsi="Courier New" w:cs="Courier New" w:hint="default"/>
+      </w:rPr>
+    </w:lvl>
+    <w:lvl w:ilvl="2" w:tplc="04090005" w:tentative="1">
+      <w:start w:val="1"/>
+      <w:numFmt w:val="bullet"/>
+      <w:lvlText w:val=""/>
+      <w:lvlJc w:val="left"/>
+      <w:pPr>
+        <w:ind w:left="2160" w:hanging="360"/>
+      </w:pPr>
+      <w:rPr>
+        <w:rFonts w:ascii="Wingdings" w:hAnsi="Wingdings" w:hint="default"/>
+      </w:rPr>
+    </w:lvl>
+    <w:lvl w:ilvl="3" w:tplc="04090001" w:tentative="1">
+      <w:start w:val="1"/>
+      <w:numFmt w:val="bullet"/>
+      <w:lvlText w:val=""/>
+      <w:lvlJc w:val="left"/>
+      <w:pPr>
+        <w:ind w:left="2880" w:hanging="360"/>
+      </w:pPr>
+      <w:rPr>
+        <w:rFonts w:ascii="Symbol" w:hAnsi="Symbol" w:hint="default"/>
+      </w:rPr>
+    </w:lvl>
+    <w:lvl w:ilvl="4" w:tplc="04090003" w:tentative="1">
+      <w:start w:val="1"/>
+      <w:numFmt w:val="bullet"/>
+      <w:lvlText w:val="o"/>
+      <w:lvlJc w:val="left"/>
+      <w:pPr>
+        <w:ind w:left="3600" w:hanging="360"/>
+      </w:pPr>
+      <w:rPr>
+        <w:rFonts w:ascii="Courier New" w:hAnsi="Courier New" w:cs="Courier New" w:hint="default"/>
+      </w:rPr>
+    </w:lvl>
+    <w:lvl w:ilvl="5" w:tplc="04090005" w:tentative="1">
+      <w:start w:val="1"/>
+      <w:numFmt w:val="bullet"/>
+      <w:lvlText w:val=""/>
+      <w:lvlJc w:val="left"/>
+      <w:pPr>
+        <w:ind w:left="4320" w:hanging="360"/>
+      </w:pPr>
+      <w:rPr>
+        <w:rFonts w:ascii="Wingdings" w:hAnsi="Wingdings" w:hint="default"/>
+      </w:rPr>
+    </w:lvl>
+    <w:lvl w:ilvl="6" w:tplc="04090001" w:tentative="1">
+      <w:start w:val="1"/>
+      <w:numFmt w:val="bullet"/>
+      <w:lvlText w:val=""/>
+      <w:lvlJc w:val="left"/>
+      <w:pPr>
+        <w:ind w:left="5040" w:hanging="360"/>
+      </w:pPr>
+      <w:rPr>
+        <w:rFonts w:ascii="Symbol" w:hAnsi="Symbol" w:hint="default"/>
+      </w:rPr>
+    </w:lvl>
+    <w:lvl w:ilvl="7" w:tplc="04090003" w:tentative="1">
+      <w:start w:val="1"/>
+      <w:numFmt w:val="bullet"/>
+      <w:lvlText w:val="o"/>
+      <w:lvlJc w:val="left"/>
+      <w:pPr>
+        <w:ind w:left="5760" w:hanging="360"/>
+      </w:pPr>
+      <w:rPr>
+        <w:rFonts w:ascii="Courier New" w:hAnsi="Courier New" w:cs="Courier New" w:hint="default"/>
+      </w:rPr>
+    </w:lvl>
+    <w:lvl w:ilvl="8" w:tplc="04090005" w:tentative="1">
+      <w:start w:val="1"/>
+      <w:numFmt w:val="bullet"/>
+      <w:lvlText w:val=""/>
+      <w:lvlJc w:val="left"/>
+      <w:pPr>
+        <w:ind w:left="6480" w:hanging="360"/>
+      </w:pPr>
+      <w:rPr>
+        <w:rFonts w:ascii="Wingdings" w:hAnsi="Wingdings" w:hint="default"/>
+      </w:rPr>
+    </w:lvl>
+  </w:abstractNum>
+  <w:abstractNum w:abstractNumId="8" w15:restartNumberingAfterBreak="0">
     <w:nsid w:val="16DA66F1"/>
     <w:multiLevelType w:val="hybridMultilevel"/>
     <w:tmpl w:val="C63EE6FE"/>
@@ -17551,7 +22901,7 @@
       </w:rPr>
     </w:lvl>
   </w:abstractNum>
-  <w:abstractNum w:abstractNumId="7" w15:restartNumberingAfterBreak="0">
+  <w:abstractNum w:abstractNumId="9" w15:restartNumberingAfterBreak="0">
     <w:nsid w:val="186472A9"/>
     <w:multiLevelType w:val="hybridMultilevel"/>
     <w:tmpl w:val="3D6825C4"/>
@@ -17664,7 +23014,7 @@
       </w:rPr>
     </w:lvl>
   </w:abstractNum>
-  <w:abstractNum w:abstractNumId="8" w15:restartNumberingAfterBreak="0">
+  <w:abstractNum w:abstractNumId="10" w15:restartNumberingAfterBreak="0">
     <w:nsid w:val="1CAF0F5B"/>
     <w:multiLevelType w:val="hybridMultilevel"/>
     <w:tmpl w:val="7B948142"/>
@@ -17777,7 +23127,7 @@
       </w:rPr>
     </w:lvl>
   </w:abstractNum>
-  <w:abstractNum w:abstractNumId="9" w15:restartNumberingAfterBreak="0">
+  <w:abstractNum w:abstractNumId="11" w15:restartNumberingAfterBreak="0">
     <w:nsid w:val="20BE5315"/>
     <w:multiLevelType w:val="hybridMultilevel"/>
     <w:tmpl w:val="17883896"/>
@@ -17890,7 +23240,7 @@
       </w:rPr>
     </w:lvl>
   </w:abstractNum>
-  <w:abstractNum w:abstractNumId="10" w15:restartNumberingAfterBreak="0">
+  <w:abstractNum w:abstractNumId="12" w15:restartNumberingAfterBreak="0">
     <w:nsid w:val="21C42206"/>
     <w:multiLevelType w:val="hybridMultilevel"/>
     <w:tmpl w:val="EEE08DB8"/>
@@ -18003,7 +23353,7 @@
       </w:rPr>
     </w:lvl>
   </w:abstractNum>
-  <w:abstractNum w:abstractNumId="11" w15:restartNumberingAfterBreak="0">
+  <w:abstractNum w:abstractNumId="13" w15:restartNumberingAfterBreak="0">
     <w:nsid w:val="2B8E2D77"/>
     <w:multiLevelType w:val="hybridMultilevel"/>
     <w:tmpl w:val="E0F81140"/>
@@ -18116,120 +23466,7 @@
       </w:rPr>
     </w:lvl>
   </w:abstractNum>
-  <w:abstractNum w:abstractNumId="12" w15:restartNumberingAfterBreak="0">
-    <w:nsid w:val="2C8D6A0E"/>
-    <w:multiLevelType w:val="hybridMultilevel"/>
-    <w:tmpl w:val="B184BBE2"/>
-    <w:lvl w:ilvl="0" w:tplc="04090001">
-      <w:start w:val="1"/>
-      <w:numFmt w:val="bullet"/>
-      <w:lvlText w:val=""/>
-      <w:lvlJc w:val="left"/>
-      <w:pPr>
-        <w:ind w:left="720" w:hanging="360"/>
-      </w:pPr>
-      <w:rPr>
-        <w:rFonts w:ascii="Symbol" w:hAnsi="Symbol" w:hint="default"/>
-      </w:rPr>
-    </w:lvl>
-    <w:lvl w:ilvl="1" w:tplc="04090003" w:tentative="1">
-      <w:start w:val="1"/>
-      <w:numFmt w:val="bullet"/>
-      <w:lvlText w:val="o"/>
-      <w:lvlJc w:val="left"/>
-      <w:pPr>
-        <w:ind w:left="1440" w:hanging="360"/>
-      </w:pPr>
-      <w:rPr>
-        <w:rFonts w:ascii="Courier New" w:hAnsi="Courier New" w:cs="Courier New" w:hint="default"/>
-      </w:rPr>
-    </w:lvl>
-    <w:lvl w:ilvl="2" w:tplc="04090005" w:tentative="1">
-      <w:start w:val="1"/>
-      <w:numFmt w:val="bullet"/>
-      <w:lvlText w:val=""/>
-      <w:lvlJc w:val="left"/>
-      <w:pPr>
-        <w:ind w:left="2160" w:hanging="360"/>
-      </w:pPr>
-      <w:rPr>
-        <w:rFonts w:ascii="Wingdings" w:hAnsi="Wingdings" w:hint="default"/>
-      </w:rPr>
-    </w:lvl>
-    <w:lvl w:ilvl="3" w:tplc="04090001" w:tentative="1">
-      <w:start w:val="1"/>
-      <w:numFmt w:val="bullet"/>
-      <w:lvlText w:val=""/>
-      <w:lvlJc w:val="left"/>
-      <w:pPr>
-        <w:ind w:left="2880" w:hanging="360"/>
-      </w:pPr>
-      <w:rPr>
-        <w:rFonts w:ascii="Symbol" w:hAnsi="Symbol" w:hint="default"/>
-      </w:rPr>
-    </w:lvl>
-    <w:lvl w:ilvl="4" w:tplc="04090003" w:tentative="1">
-      <w:start w:val="1"/>
-      <w:numFmt w:val="bullet"/>
-      <w:lvlText w:val="o"/>
-      <w:lvlJc w:val="left"/>
-      <w:pPr>
-        <w:ind w:left="3600" w:hanging="360"/>
-      </w:pPr>
-      <w:rPr>
-        <w:rFonts w:ascii="Courier New" w:hAnsi="Courier New" w:cs="Courier New" w:hint="default"/>
-      </w:rPr>
-    </w:lvl>
-    <w:lvl w:ilvl="5" w:tplc="04090005" w:tentative="1">
-      <w:start w:val="1"/>
-      <w:numFmt w:val="bullet"/>
-      <w:lvlText w:val=""/>
-      <w:lvlJc w:val="left"/>
-      <w:pPr>
-        <w:ind w:left="4320" w:hanging="360"/>
-      </w:pPr>
-      <w:rPr>
-        <w:rFonts w:ascii="Wingdings" w:hAnsi="Wingdings" w:hint="default"/>
-      </w:rPr>
-    </w:lvl>
-    <w:lvl w:ilvl="6" w:tplc="04090001" w:tentative="1">
-      <w:start w:val="1"/>
-      <w:numFmt w:val="bullet"/>
-      <w:lvlText w:val=""/>
-      <w:lvlJc w:val="left"/>
-      <w:pPr>
-        <w:ind w:left="5040" w:hanging="360"/>
-      </w:pPr>
-      <w:rPr>
-        <w:rFonts w:ascii="Symbol" w:hAnsi="Symbol" w:hint="default"/>
-      </w:rPr>
-    </w:lvl>
-    <w:lvl w:ilvl="7" w:tplc="04090003" w:tentative="1">
-      <w:start w:val="1"/>
-      <w:numFmt w:val="bullet"/>
-      <w:lvlText w:val="o"/>
-      <w:lvlJc w:val="left"/>
-      <w:pPr>
-        <w:ind w:left="5760" w:hanging="360"/>
-      </w:pPr>
-      <w:rPr>
-        <w:rFonts w:ascii="Courier New" w:hAnsi="Courier New" w:cs="Courier New" w:hint="default"/>
-      </w:rPr>
-    </w:lvl>
-    <w:lvl w:ilvl="8" w:tplc="04090005" w:tentative="1">
-      <w:start w:val="1"/>
-      <w:numFmt w:val="bullet"/>
-      <w:lvlText w:val=""/>
-      <w:lvlJc w:val="left"/>
-      <w:pPr>
-        <w:ind w:left="6480" w:hanging="360"/>
-      </w:pPr>
-      <w:rPr>
-        <w:rFonts w:ascii="Wingdings" w:hAnsi="Wingdings" w:hint="default"/>
-      </w:rPr>
-    </w:lvl>
-  </w:abstractNum>
-  <w:abstractNum w:abstractNumId="13" w15:restartNumberingAfterBreak="0">
+  <w:abstractNum w:abstractNumId="14" w15:restartNumberingAfterBreak="0">
     <w:nsid w:val="2D1E1659"/>
     <w:multiLevelType w:val="hybridMultilevel"/>
     <w:tmpl w:val="03948974"/>
@@ -18342,7 +23579,7 @@
       </w:rPr>
     </w:lvl>
   </w:abstractNum>
-  <w:abstractNum w:abstractNumId="14" w15:restartNumberingAfterBreak="0">
+  <w:abstractNum w:abstractNumId="15" w15:restartNumberingAfterBreak="0">
     <w:nsid w:val="3044693F"/>
     <w:multiLevelType w:val="hybridMultilevel"/>
     <w:tmpl w:val="D6925EF0"/>
@@ -18455,7 +23692,7 @@
       </w:rPr>
     </w:lvl>
   </w:abstractNum>
-  <w:abstractNum w:abstractNumId="15" w15:restartNumberingAfterBreak="0">
+  <w:abstractNum w:abstractNumId="16" w15:restartNumberingAfterBreak="0">
     <w:nsid w:val="30E87CED"/>
     <w:multiLevelType w:val="hybridMultilevel"/>
     <w:tmpl w:val="EBF2636A"/>
@@ -18568,7 +23805,7 @@
       </w:rPr>
     </w:lvl>
   </w:abstractNum>
-  <w:abstractNum w:abstractNumId="16" w15:restartNumberingAfterBreak="0">
+  <w:abstractNum w:abstractNumId="17" w15:restartNumberingAfterBreak="0">
     <w:nsid w:val="34B707E4"/>
     <w:multiLevelType w:val="hybridMultilevel"/>
     <w:tmpl w:val="A88234D6"/>
@@ -18681,7 +23918,7 @@
       </w:rPr>
     </w:lvl>
   </w:abstractNum>
-  <w:abstractNum w:abstractNumId="17" w15:restartNumberingAfterBreak="0">
+  <w:abstractNum w:abstractNumId="18" w15:restartNumberingAfterBreak="0">
     <w:nsid w:val="35F7069A"/>
     <w:multiLevelType w:val="hybridMultilevel"/>
     <w:tmpl w:val="E2706FFA"/>
@@ -18794,7 +24031,7 @@
       </w:rPr>
     </w:lvl>
   </w:abstractNum>
-  <w:abstractNum w:abstractNumId="18" w15:restartNumberingAfterBreak="0">
+  <w:abstractNum w:abstractNumId="19" w15:restartNumberingAfterBreak="0">
     <w:nsid w:val="36C0265F"/>
     <w:multiLevelType w:val="hybridMultilevel"/>
     <w:tmpl w:val="7F22A9DC"/>
@@ -18907,7 +24144,96 @@
       </w:rPr>
     </w:lvl>
   </w:abstractNum>
-  <w:abstractNum w:abstractNumId="19" w15:restartNumberingAfterBreak="0">
+  <w:abstractNum w:abstractNumId="20" w15:restartNumberingAfterBreak="0">
+    <w:nsid w:val="37446D9F"/>
+    <w:multiLevelType w:val="hybridMultilevel"/>
+    <w:tmpl w:val="83FC0062"/>
+    <w:lvl w:ilvl="0" w:tplc="0409000F">
+      <w:start w:val="1"/>
+      <w:numFmt w:val="decimal"/>
+      <w:lvlText w:val="%1."/>
+      <w:lvlJc w:val="left"/>
+      <w:pPr>
+        <w:ind w:left="720" w:hanging="360"/>
+      </w:pPr>
+      <w:rPr>
+        <w:rFonts w:hint="default"/>
+      </w:rPr>
+    </w:lvl>
+    <w:lvl w:ilvl="1" w:tplc="04090019" w:tentative="1">
+      <w:start w:val="1"/>
+      <w:numFmt w:val="lowerLetter"/>
+      <w:lvlText w:val="%2."/>
+      <w:lvlJc w:val="left"/>
+      <w:pPr>
+        <w:ind w:left="1440" w:hanging="360"/>
+      </w:pPr>
+    </w:lvl>
+    <w:lvl w:ilvl="2" w:tplc="0409001B" w:tentative="1">
+      <w:start w:val="1"/>
+      <w:numFmt w:val="lowerRoman"/>
+      <w:lvlText w:val="%3."/>
+      <w:lvlJc w:val="right"/>
+      <w:pPr>
+        <w:ind w:left="2160" w:hanging="180"/>
+      </w:pPr>
+    </w:lvl>
+    <w:lvl w:ilvl="3" w:tplc="0409000F" w:tentative="1">
+      <w:start w:val="1"/>
+      <w:numFmt w:val="decimal"/>
+      <w:lvlText w:val="%4."/>
+      <w:lvlJc w:val="left"/>
+      <w:pPr>
+        <w:ind w:left="2880" w:hanging="360"/>
+      </w:pPr>
+    </w:lvl>
+    <w:lvl w:ilvl="4" w:tplc="04090019" w:tentative="1">
+      <w:start w:val="1"/>
+      <w:numFmt w:val="lowerLetter"/>
+      <w:lvlText w:val="%5."/>
+      <w:lvlJc w:val="left"/>
+      <w:pPr>
+        <w:ind w:left="3600" w:hanging="360"/>
+      </w:pPr>
+    </w:lvl>
+    <w:lvl w:ilvl="5" w:tplc="0409001B" w:tentative="1">
+      <w:start w:val="1"/>
+      <w:numFmt w:val="lowerRoman"/>
+      <w:lvlText w:val="%6."/>
+      <w:lvlJc w:val="right"/>
+      <w:pPr>
+        <w:ind w:left="4320" w:hanging="180"/>
+      </w:pPr>
+    </w:lvl>
+    <w:lvl w:ilvl="6" w:tplc="0409000F" w:tentative="1">
+      <w:start w:val="1"/>
+      <w:numFmt w:val="decimal"/>
+      <w:lvlText w:val="%7."/>
+      <w:lvlJc w:val="left"/>
+      <w:pPr>
+        <w:ind w:left="5040" w:hanging="360"/>
+      </w:pPr>
+    </w:lvl>
+    <w:lvl w:ilvl="7" w:tplc="04090019" w:tentative="1">
+      <w:start w:val="1"/>
+      <w:numFmt w:val="lowerLetter"/>
+      <w:lvlText w:val="%8."/>
+      <w:lvlJc w:val="left"/>
+      <w:pPr>
+        <w:ind w:left="5760" w:hanging="360"/>
+      </w:pPr>
+    </w:lvl>
+    <w:lvl w:ilvl="8" w:tplc="0409001B" w:tentative="1">
+      <w:start w:val="1"/>
+      <w:numFmt w:val="lowerRoman"/>
+      <w:lvlText w:val="%9."/>
+      <w:lvlJc w:val="right"/>
+      <w:pPr>
+        <w:ind w:left="6480" w:hanging="180"/>
+      </w:pPr>
+    </w:lvl>
+  </w:abstractNum>
+  <w:abstractNum w:abstractNumId="21" w15:restartNumberingAfterBreak="0">
     <w:nsid w:val="39D43ED2"/>
     <w:multiLevelType w:val="hybridMultilevel"/>
     <w:tmpl w:val="9E92AEC2"/>
@@ -19020,7 +24346,7 @@
       </w:rPr>
     </w:lvl>
   </w:abstractNum>
-  <w:abstractNum w:abstractNumId="20" w15:restartNumberingAfterBreak="0">
+  <w:abstractNum w:abstractNumId="22" w15:restartNumberingAfterBreak="0">
     <w:nsid w:val="3A342A10"/>
     <w:multiLevelType w:val="hybridMultilevel"/>
     <w:tmpl w:val="0B564080"/>
@@ -19109,7 +24435,7 @@
       </w:pPr>
     </w:lvl>
   </w:abstractNum>
-  <w:abstractNum w:abstractNumId="21" w15:restartNumberingAfterBreak="0">
+  <w:abstractNum w:abstractNumId="23" w15:restartNumberingAfterBreak="0">
     <w:nsid w:val="3B5E4724"/>
     <w:multiLevelType w:val="hybridMultilevel"/>
     <w:tmpl w:val="CE2E798E"/>
@@ -19222,7 +24548,7 @@
       </w:rPr>
     </w:lvl>
   </w:abstractNum>
-  <w:abstractNum w:abstractNumId="22" w15:restartNumberingAfterBreak="0">
+  <w:abstractNum w:abstractNumId="24" w15:restartNumberingAfterBreak="0">
     <w:nsid w:val="3BD1028C"/>
     <w:multiLevelType w:val="hybridMultilevel"/>
     <w:tmpl w:val="A6F242BE"/>
@@ -19335,7 +24661,7 @@
       </w:rPr>
     </w:lvl>
   </w:abstractNum>
-  <w:abstractNum w:abstractNumId="23" w15:restartNumberingAfterBreak="0">
+  <w:abstractNum w:abstractNumId="25" w15:restartNumberingAfterBreak="0">
     <w:nsid w:val="411E5D3A"/>
     <w:multiLevelType w:val="hybridMultilevel"/>
     <w:tmpl w:val="8CD69648"/>
@@ -19448,7 +24774,7 @@
       </w:rPr>
     </w:lvl>
   </w:abstractNum>
-  <w:abstractNum w:abstractNumId="24" w15:restartNumberingAfterBreak="0">
+  <w:abstractNum w:abstractNumId="26" w15:restartNumberingAfterBreak="0">
     <w:nsid w:val="41E94631"/>
     <w:multiLevelType w:val="hybridMultilevel"/>
     <w:tmpl w:val="6E24E2AC"/>
@@ -19561,7 +24887,7 @@
       </w:rPr>
     </w:lvl>
   </w:abstractNum>
-  <w:abstractNum w:abstractNumId="25" w15:restartNumberingAfterBreak="0">
+  <w:abstractNum w:abstractNumId="27" w15:restartNumberingAfterBreak="0">
     <w:nsid w:val="45551587"/>
     <w:multiLevelType w:val="hybridMultilevel"/>
     <w:tmpl w:val="3DC88860"/>
@@ -19674,7 +25000,7 @@
       </w:rPr>
     </w:lvl>
   </w:abstractNum>
-  <w:abstractNum w:abstractNumId="26" w15:restartNumberingAfterBreak="0">
+  <w:abstractNum w:abstractNumId="28" w15:restartNumberingAfterBreak="0">
     <w:nsid w:val="48FF2B3D"/>
     <w:multiLevelType w:val="hybridMultilevel"/>
     <w:tmpl w:val="FDFE9034"/>
@@ -19760,7 +25086,7 @@
       </w:pPr>
     </w:lvl>
   </w:abstractNum>
-  <w:abstractNum w:abstractNumId="27" w15:restartNumberingAfterBreak="0">
+  <w:abstractNum w:abstractNumId="29" w15:restartNumberingAfterBreak="0">
     <w:nsid w:val="49DF3F9E"/>
     <w:multiLevelType w:val="hybridMultilevel"/>
     <w:tmpl w:val="8234726E"/>
@@ -19873,7 +25199,233 @@
       </w:rPr>
     </w:lvl>
   </w:abstractNum>
-  <w:abstractNum w:abstractNumId="28" w15:restartNumberingAfterBreak="0">
+  <w:abstractNum w:abstractNumId="30" w15:restartNumberingAfterBreak="0">
+    <w:nsid w:val="4A491771"/>
+    <w:multiLevelType w:val="hybridMultilevel"/>
+    <w:tmpl w:val="8E1EAD14"/>
+    <w:lvl w:ilvl="0" w:tplc="04090001">
+      <w:start w:val="1"/>
+      <w:numFmt w:val="bullet"/>
+      <w:lvlText w:val=""/>
+      <w:lvlJc w:val="left"/>
+      <w:pPr>
+        <w:ind w:left="720" w:hanging="360"/>
+      </w:pPr>
+      <w:rPr>
+        <w:rFonts w:ascii="Symbol" w:hAnsi="Symbol" w:hint="default"/>
+      </w:rPr>
+    </w:lvl>
+    <w:lvl w:ilvl="1" w:tplc="04090003" w:tentative="1">
+      <w:start w:val="1"/>
+      <w:numFmt w:val="bullet"/>
+      <w:lvlText w:val="o"/>
+      <w:lvlJc w:val="left"/>
+      <w:pPr>
+        <w:ind w:left="1440" w:hanging="360"/>
+      </w:pPr>
+      <w:rPr>
+        <w:rFonts w:ascii="Courier New" w:hAnsi="Courier New" w:cs="Courier New" w:hint="default"/>
+      </w:rPr>
+    </w:lvl>
+    <w:lvl w:ilvl="2" w:tplc="04090005" w:tentative="1">
+      <w:start w:val="1"/>
+      <w:numFmt w:val="bullet"/>
+      <w:lvlText w:val=""/>
+      <w:lvlJc w:val="left"/>
+      <w:pPr>
+        <w:ind w:left="2160" w:hanging="360"/>
+      </w:pPr>
+      <w:rPr>
+        <w:rFonts w:ascii="Wingdings" w:hAnsi="Wingdings" w:hint="default"/>
+      </w:rPr>
+    </w:lvl>
+    <w:lvl w:ilvl="3" w:tplc="04090001" w:tentative="1">
+      <w:start w:val="1"/>
+      <w:numFmt w:val="bullet"/>
+      <w:lvlText w:val=""/>
+      <w:lvlJc w:val="left"/>
+      <w:pPr>
+        <w:ind w:left="2880" w:hanging="360"/>
+      </w:pPr>
+      <w:rPr>
+        <w:rFonts w:ascii="Symbol" w:hAnsi="Symbol" w:hint="default"/>
+      </w:rPr>
+    </w:lvl>
+    <w:lvl w:ilvl="4" w:tplc="04090003" w:tentative="1">
+      <w:start w:val="1"/>
+      <w:numFmt w:val="bullet"/>
+      <w:lvlText w:val="o"/>
+      <w:lvlJc w:val="left"/>
+      <w:pPr>
+        <w:ind w:left="3600" w:hanging="360"/>
+      </w:pPr>
+      <w:rPr>
+        <w:rFonts w:ascii="Courier New" w:hAnsi="Courier New" w:cs="Courier New" w:hint="default"/>
+      </w:rPr>
+    </w:lvl>
+    <w:lvl w:ilvl="5" w:tplc="04090005" w:tentative="1">
+      <w:start w:val="1"/>
+      <w:numFmt w:val="bullet"/>
+      <w:lvlText w:val=""/>
+      <w:lvlJc w:val="left"/>
+      <w:pPr>
+        <w:ind w:left="4320" w:hanging="360"/>
+      </w:pPr>
+      <w:rPr>
+        <w:rFonts w:ascii="Wingdings" w:hAnsi="Wingdings" w:hint="default"/>
+      </w:rPr>
+    </w:lvl>
+    <w:lvl w:ilvl="6" w:tplc="04090001" w:tentative="1">
+      <w:start w:val="1"/>
+      <w:numFmt w:val="bullet"/>
+      <w:lvlText w:val=""/>
+      <w:lvlJc w:val="left"/>
+      <w:pPr>
+        <w:ind w:left="5040" w:hanging="360"/>
+      </w:pPr>
+      <w:rPr>
+        <w:rFonts w:ascii="Symbol" w:hAnsi="Symbol" w:hint="default"/>
+      </w:rPr>
+    </w:lvl>
+    <w:lvl w:ilvl="7" w:tplc="04090003" w:tentative="1">
+      <w:start w:val="1"/>
+      <w:numFmt w:val="bullet"/>
+      <w:lvlText w:val="o"/>
+      <w:lvlJc w:val="left"/>
+      <w:pPr>
+        <w:ind w:left="5760" w:hanging="360"/>
+      </w:pPr>
+      <w:rPr>
+        <w:rFonts w:ascii="Courier New" w:hAnsi="Courier New" w:cs="Courier New" w:hint="default"/>
+      </w:rPr>
+    </w:lvl>
+    <w:lvl w:ilvl="8" w:tplc="04090005" w:tentative="1">
+      <w:start w:val="1"/>
+      <w:numFmt w:val="bullet"/>
+      <w:lvlText w:val=""/>
+      <w:lvlJc w:val="left"/>
+      <w:pPr>
+        <w:ind w:left="6480" w:hanging="360"/>
+      </w:pPr>
+      <w:rPr>
+        <w:rFonts w:ascii="Wingdings" w:hAnsi="Wingdings" w:hint="default"/>
+      </w:rPr>
+    </w:lvl>
+  </w:abstractNum>
+  <w:abstractNum w:abstractNumId="31" w15:restartNumberingAfterBreak="0">
+    <w:nsid w:val="4BFE2282"/>
+    <w:multiLevelType w:val="hybridMultilevel"/>
+    <w:tmpl w:val="2E561246"/>
+    <w:lvl w:ilvl="0" w:tplc="04090001">
+      <w:start w:val="1"/>
+      <w:numFmt w:val="bullet"/>
+      <w:lvlText w:val=""/>
+      <w:lvlJc w:val="left"/>
+      <w:pPr>
+        <w:ind w:left="720" w:hanging="360"/>
+      </w:pPr>
+      <w:rPr>
+        <w:rFonts w:ascii="Symbol" w:hAnsi="Symbol" w:hint="default"/>
+      </w:rPr>
+    </w:lvl>
+    <w:lvl w:ilvl="1" w:tplc="04090003" w:tentative="1">
+      <w:start w:val="1"/>
+      <w:numFmt w:val="bullet"/>
+      <w:lvlText w:val="o"/>
+      <w:lvlJc w:val="left"/>
+      <w:pPr>
+        <w:ind w:left="1440" w:hanging="360"/>
+      </w:pPr>
+      <w:rPr>
+        <w:rFonts w:ascii="Courier New" w:hAnsi="Courier New" w:cs="Courier New" w:hint="default"/>
+      </w:rPr>
+    </w:lvl>
+    <w:lvl w:ilvl="2" w:tplc="04090005" w:tentative="1">
+      <w:start w:val="1"/>
+      <w:numFmt w:val="bullet"/>
+      <w:lvlText w:val=""/>
+      <w:lvlJc w:val="left"/>
+      <w:pPr>
+        <w:ind w:left="2160" w:hanging="360"/>
+      </w:pPr>
+      <w:rPr>
+        <w:rFonts w:ascii="Wingdings" w:hAnsi="Wingdings" w:hint="default"/>
+      </w:rPr>
+    </w:lvl>
+    <w:lvl w:ilvl="3" w:tplc="04090001" w:tentative="1">
+      <w:start w:val="1"/>
+      <w:numFmt w:val="bullet"/>
+      <w:lvlText w:val=""/>
+      <w:lvlJc w:val="left"/>
+      <w:pPr>
+        <w:ind w:left="2880" w:hanging="360"/>
+      </w:pPr>
+      <w:rPr>
+        <w:rFonts w:ascii="Symbol" w:hAnsi="Symbol" w:hint="default"/>
+      </w:rPr>
+    </w:lvl>
+    <w:lvl w:ilvl="4" w:tplc="04090003" w:tentative="1">
+      <w:start w:val="1"/>
+      <w:numFmt w:val="bullet"/>
+      <w:lvlText w:val="o"/>
+      <w:lvlJc w:val="left"/>
+      <w:pPr>
+        <w:ind w:left="3600" w:hanging="360"/>
+      </w:pPr>
+      <w:rPr>
+        <w:rFonts w:ascii="Courier New" w:hAnsi="Courier New" w:cs="Courier New" w:hint="default"/>
+      </w:rPr>
+    </w:lvl>
+    <w:lvl w:ilvl="5" w:tplc="04090005" w:tentative="1">
+      <w:start w:val="1"/>
+      <w:numFmt w:val="bullet"/>
+      <w:lvlText w:val=""/>
+      <w:lvlJc w:val="left"/>
+      <w:pPr>
+        <w:ind w:left="4320" w:hanging="360"/>
+      </w:pPr>
+      <w:rPr>
+        <w:rFonts w:ascii="Wingdings" w:hAnsi="Wingdings" w:hint="default"/>
+      </w:rPr>
+    </w:lvl>
+    <w:lvl w:ilvl="6" w:tplc="04090001" w:tentative="1">
+      <w:start w:val="1"/>
+      <w:numFmt w:val="bullet"/>
+      <w:lvlText w:val=""/>
+      <w:lvlJc w:val="left"/>
+      <w:pPr>
+        <w:ind w:left="5040" w:hanging="360"/>
+      </w:pPr>
+      <w:rPr>
+        <w:rFonts w:ascii="Symbol" w:hAnsi="Symbol" w:hint="default"/>
+      </w:rPr>
+    </w:lvl>
+    <w:lvl w:ilvl="7" w:tplc="04090003" w:tentative="1">
+      <w:start w:val="1"/>
+      <w:numFmt w:val="bullet"/>
+      <w:lvlText w:val="o"/>
+      <w:lvlJc w:val="left"/>
+      <w:pPr>
+        <w:ind w:left="5760" w:hanging="360"/>
+      </w:pPr>
+      <w:rPr>
+        <w:rFonts w:ascii="Courier New" w:hAnsi="Courier New" w:cs="Courier New" w:hint="default"/>
+      </w:rPr>
+    </w:lvl>
+    <w:lvl w:ilvl="8" w:tplc="04090005" w:tentative="1">
+      <w:start w:val="1"/>
+      <w:numFmt w:val="bullet"/>
+      <w:lvlText w:val=""/>
+      <w:lvlJc w:val="left"/>
+      <w:pPr>
+        <w:ind w:left="6480" w:hanging="360"/>
+      </w:pPr>
+      <w:rPr>
+        <w:rFonts w:ascii="Wingdings" w:hAnsi="Wingdings" w:hint="default"/>
+      </w:rPr>
+    </w:lvl>
+  </w:abstractNum>
+  <w:abstractNum w:abstractNumId="32" w15:restartNumberingAfterBreak="0">
     <w:nsid w:val="4C232DD8"/>
     <w:multiLevelType w:val="hybridMultilevel"/>
     <w:tmpl w:val="9B5CC44E"/>
@@ -19986,10 +25538,10 @@
       </w:rPr>
     </w:lvl>
   </w:abstractNum>
-  <w:abstractNum w:abstractNumId="29" w15:restartNumberingAfterBreak="0">
-    <w:nsid w:val="4D656DB5"/>
+  <w:abstractNum w:abstractNumId="33" w15:restartNumberingAfterBreak="0">
+    <w:nsid w:val="4DCD6F2F"/>
     <w:multiLevelType w:val="hybridMultilevel"/>
-    <w:tmpl w:val="2376B68E"/>
+    <w:tmpl w:val="D124EFA2"/>
     <w:lvl w:ilvl="0" w:tplc="04090001">
       <w:start w:val="1"/>
       <w:numFmt w:val="bullet"/>
@@ -20099,7 +25651,7 @@
       </w:rPr>
     </w:lvl>
   </w:abstractNum>
-  <w:abstractNum w:abstractNumId="30" w15:restartNumberingAfterBreak="0">
+  <w:abstractNum w:abstractNumId="34" w15:restartNumberingAfterBreak="0">
     <w:nsid w:val="518E0D0F"/>
     <w:multiLevelType w:val="hybridMultilevel"/>
     <w:tmpl w:val="D2D02B8A"/>
@@ -20212,7 +25764,7 @@
       </w:rPr>
     </w:lvl>
   </w:abstractNum>
-  <w:abstractNum w:abstractNumId="31" w15:restartNumberingAfterBreak="0">
+  <w:abstractNum w:abstractNumId="35" w15:restartNumberingAfterBreak="0">
     <w:nsid w:val="52930ABB"/>
     <w:multiLevelType w:val="hybridMultilevel"/>
     <w:tmpl w:val="C454753E"/>
@@ -20325,7 +25877,7 @@
       </w:rPr>
     </w:lvl>
   </w:abstractNum>
-  <w:abstractNum w:abstractNumId="32" w15:restartNumberingAfterBreak="0">
+  <w:abstractNum w:abstractNumId="36" w15:restartNumberingAfterBreak="0">
     <w:nsid w:val="537911AC"/>
     <w:multiLevelType w:val="hybridMultilevel"/>
     <w:tmpl w:val="586EF818"/>
@@ -20438,7 +25990,7 @@
       </w:rPr>
     </w:lvl>
   </w:abstractNum>
-  <w:abstractNum w:abstractNumId="33" w15:restartNumberingAfterBreak="0">
+  <w:abstractNum w:abstractNumId="37" w15:restartNumberingAfterBreak="0">
     <w:nsid w:val="540B675D"/>
     <w:multiLevelType w:val="hybridMultilevel"/>
     <w:tmpl w:val="5D169368"/>
@@ -20551,7 +26103,96 @@
       </w:rPr>
     </w:lvl>
   </w:abstractNum>
-  <w:abstractNum w:abstractNumId="34" w15:restartNumberingAfterBreak="0">
+  <w:abstractNum w:abstractNumId="38" w15:restartNumberingAfterBreak="0">
+    <w:nsid w:val="58C0085C"/>
+    <w:multiLevelType w:val="hybridMultilevel"/>
+    <w:tmpl w:val="BF967316"/>
+    <w:lvl w:ilvl="0" w:tplc="0409000F">
+      <w:start w:val="1"/>
+      <w:numFmt w:val="decimal"/>
+      <w:lvlText w:val="%1."/>
+      <w:lvlJc w:val="left"/>
+      <w:pPr>
+        <w:ind w:left="720" w:hanging="360"/>
+      </w:pPr>
+      <w:rPr>
+        <w:rFonts w:hint="default"/>
+      </w:rPr>
+    </w:lvl>
+    <w:lvl w:ilvl="1" w:tplc="04090019" w:tentative="1">
+      <w:start w:val="1"/>
+      <w:numFmt w:val="lowerLetter"/>
+      <w:lvlText w:val="%2."/>
+      <w:lvlJc w:val="left"/>
+      <w:pPr>
+        <w:ind w:left="1440" w:hanging="360"/>
+      </w:pPr>
+    </w:lvl>
+    <w:lvl w:ilvl="2" w:tplc="0409001B" w:tentative="1">
+      <w:start w:val="1"/>
+      <w:numFmt w:val="lowerRoman"/>
+      <w:lvlText w:val="%3."/>
+      <w:lvlJc w:val="right"/>
+      <w:pPr>
+        <w:ind w:left="2160" w:hanging="180"/>
+      </w:pPr>
+    </w:lvl>
+    <w:lvl w:ilvl="3" w:tplc="0409000F" w:tentative="1">
+      <w:start w:val="1"/>
+      <w:numFmt w:val="decimal"/>
+      <w:lvlText w:val="%4."/>
+      <w:lvlJc w:val="left"/>
+      <w:pPr>
+        <w:ind w:left="2880" w:hanging="360"/>
+      </w:pPr>
+    </w:lvl>
+    <w:lvl w:ilvl="4" w:tplc="04090019" w:tentative="1">
+      <w:start w:val="1"/>
+      <w:numFmt w:val="lowerLetter"/>
+      <w:lvlText w:val="%5."/>
+      <w:lvlJc w:val="left"/>
+      <w:pPr>
+        <w:ind w:left="3600" w:hanging="360"/>
+      </w:pPr>
+    </w:lvl>
+    <w:lvl w:ilvl="5" w:tplc="0409001B" w:tentative="1">
+      <w:start w:val="1"/>
+      <w:numFmt w:val="lowerRoman"/>
+      <w:lvlText w:val="%6."/>
+      <w:lvlJc w:val="right"/>
+      <w:pPr>
+        <w:ind w:left="4320" w:hanging="180"/>
+      </w:pPr>
+    </w:lvl>
+    <w:lvl w:ilvl="6" w:tplc="0409000F" w:tentative="1">
+      <w:start w:val="1"/>
+      <w:numFmt w:val="decimal"/>
+      <w:lvlText w:val="%7."/>
+      <w:lvlJc w:val="left"/>
+      <w:pPr>
+        <w:ind w:left="5040" w:hanging="360"/>
+      </w:pPr>
+    </w:lvl>
+    <w:lvl w:ilvl="7" w:tplc="04090019" w:tentative="1">
+      <w:start w:val="1"/>
+      <w:numFmt w:val="lowerLetter"/>
+      <w:lvlText w:val="%8."/>
+      <w:lvlJc w:val="left"/>
+      <w:pPr>
+        <w:ind w:left="5760" w:hanging="360"/>
+      </w:pPr>
+    </w:lvl>
+    <w:lvl w:ilvl="8" w:tplc="0409001B" w:tentative="1">
+      <w:start w:val="1"/>
+      <w:numFmt w:val="lowerRoman"/>
+      <w:lvlText w:val="%9."/>
+      <w:lvlJc w:val="right"/>
+      <w:pPr>
+        <w:ind w:left="6480" w:hanging="180"/>
+      </w:pPr>
+    </w:lvl>
+  </w:abstractNum>
+  <w:abstractNum w:abstractNumId="39" w15:restartNumberingAfterBreak="0">
     <w:nsid w:val="5ADB3CAD"/>
     <w:multiLevelType w:val="hybridMultilevel"/>
     <w:tmpl w:val="1430D6C4"/>
@@ -20664,7 +26305,7 @@
       </w:rPr>
     </w:lvl>
   </w:abstractNum>
-  <w:abstractNum w:abstractNumId="35" w15:restartNumberingAfterBreak="0">
+  <w:abstractNum w:abstractNumId="40" w15:restartNumberingAfterBreak="0">
     <w:nsid w:val="5F727116"/>
     <w:multiLevelType w:val="hybridMultilevel"/>
     <w:tmpl w:val="0868F93A"/>
@@ -20777,7 +26418,7 @@
       </w:rPr>
     </w:lvl>
   </w:abstractNum>
-  <w:abstractNum w:abstractNumId="36" w15:restartNumberingAfterBreak="0">
+  <w:abstractNum w:abstractNumId="41" w15:restartNumberingAfterBreak="0">
     <w:nsid w:val="60170DD7"/>
     <w:multiLevelType w:val="hybridMultilevel"/>
     <w:tmpl w:val="5918645E"/>
@@ -20863,7 +26504,7 @@
       </w:pPr>
     </w:lvl>
   </w:abstractNum>
-  <w:abstractNum w:abstractNumId="37" w15:restartNumberingAfterBreak="0">
+  <w:abstractNum w:abstractNumId="42" w15:restartNumberingAfterBreak="0">
     <w:nsid w:val="6308671C"/>
     <w:multiLevelType w:val="hybridMultilevel"/>
     <w:tmpl w:val="C71872EE"/>
@@ -20976,7 +26617,7 @@
       </w:rPr>
     </w:lvl>
   </w:abstractNum>
-  <w:abstractNum w:abstractNumId="38" w15:restartNumberingAfterBreak="0">
+  <w:abstractNum w:abstractNumId="43" w15:restartNumberingAfterBreak="0">
     <w:nsid w:val="64BA097F"/>
     <w:multiLevelType w:val="hybridMultilevel"/>
     <w:tmpl w:val="EDD6AD74"/>
@@ -21089,7 +26730,7 @@
       </w:rPr>
     </w:lvl>
   </w:abstractNum>
-  <w:abstractNum w:abstractNumId="39" w15:restartNumberingAfterBreak="0">
+  <w:abstractNum w:abstractNumId="44" w15:restartNumberingAfterBreak="0">
     <w:nsid w:val="64BD6D0A"/>
     <w:multiLevelType w:val="hybridMultilevel"/>
     <w:tmpl w:val="E6B2BDCA"/>
@@ -21175,7 +26816,7 @@
       </w:pPr>
     </w:lvl>
   </w:abstractNum>
-  <w:abstractNum w:abstractNumId="40" w15:restartNumberingAfterBreak="0">
+  <w:abstractNum w:abstractNumId="45" w15:restartNumberingAfterBreak="0">
     <w:nsid w:val="66437075"/>
     <w:multiLevelType w:val="hybridMultilevel"/>
     <w:tmpl w:val="E6B2BDCA"/>
@@ -21261,7 +26902,7 @@
       </w:pPr>
     </w:lvl>
   </w:abstractNum>
-  <w:abstractNum w:abstractNumId="41" w15:restartNumberingAfterBreak="0">
+  <w:abstractNum w:abstractNumId="46" w15:restartNumberingAfterBreak="0">
     <w:nsid w:val="665052E3"/>
     <w:multiLevelType w:val="hybridMultilevel"/>
     <w:tmpl w:val="325EA508"/>
@@ -21374,7 +27015,7 @@
       </w:rPr>
     </w:lvl>
   </w:abstractNum>
-  <w:abstractNum w:abstractNumId="42" w15:restartNumberingAfterBreak="0">
+  <w:abstractNum w:abstractNumId="47" w15:restartNumberingAfterBreak="0">
     <w:nsid w:val="6A2F53A7"/>
     <w:multiLevelType w:val="hybridMultilevel"/>
     <w:tmpl w:val="CAEA29EA"/>
@@ -21487,7 +27128,7 @@
       </w:rPr>
     </w:lvl>
   </w:abstractNum>
-  <w:abstractNum w:abstractNumId="43" w15:restartNumberingAfterBreak="0">
+  <w:abstractNum w:abstractNumId="48" w15:restartNumberingAfterBreak="0">
     <w:nsid w:val="6D425B88"/>
     <w:multiLevelType w:val="hybridMultilevel"/>
     <w:tmpl w:val="423C70F2"/>
@@ -21600,7 +27241,7 @@
       </w:rPr>
     </w:lvl>
   </w:abstractNum>
-  <w:abstractNum w:abstractNumId="44" w15:restartNumberingAfterBreak="0">
+  <w:abstractNum w:abstractNumId="49" w15:restartNumberingAfterBreak="0">
     <w:nsid w:val="6ED370E4"/>
     <w:multiLevelType w:val="hybridMultilevel"/>
     <w:tmpl w:val="4DD2FD80"/>
@@ -21713,7 +27354,7 @@
       </w:rPr>
     </w:lvl>
   </w:abstractNum>
-  <w:abstractNum w:abstractNumId="45" w15:restartNumberingAfterBreak="0">
+  <w:abstractNum w:abstractNumId="50" w15:restartNumberingAfterBreak="0">
     <w:nsid w:val="705E1E6D"/>
     <w:multiLevelType w:val="hybridMultilevel"/>
     <w:tmpl w:val="D1FA0640"/>
@@ -21826,7 +27467,7 @@
       </w:rPr>
     </w:lvl>
   </w:abstractNum>
-  <w:abstractNum w:abstractNumId="46" w15:restartNumberingAfterBreak="0">
+  <w:abstractNum w:abstractNumId="51" w15:restartNumberingAfterBreak="0">
     <w:nsid w:val="72266A2A"/>
     <w:multiLevelType w:val="hybridMultilevel"/>
     <w:tmpl w:val="5636BE4C"/>
@@ -21939,7 +27580,7 @@
       </w:rPr>
     </w:lvl>
   </w:abstractNum>
-  <w:abstractNum w:abstractNumId="47" w15:restartNumberingAfterBreak="0">
+  <w:abstractNum w:abstractNumId="52" w15:restartNumberingAfterBreak="0">
     <w:nsid w:val="726732F5"/>
     <w:multiLevelType w:val="hybridMultilevel"/>
     <w:tmpl w:val="1DB29D4E"/>
@@ -22025,7 +27666,7 @@
       </w:pPr>
     </w:lvl>
   </w:abstractNum>
-  <w:abstractNum w:abstractNumId="48" w15:restartNumberingAfterBreak="0">
+  <w:abstractNum w:abstractNumId="53" w15:restartNumberingAfterBreak="0">
     <w:nsid w:val="7681757C"/>
     <w:multiLevelType w:val="hybridMultilevel"/>
     <w:tmpl w:val="B2E0E1E8"/>
@@ -22138,7 +27779,7 @@
       </w:rPr>
     </w:lvl>
   </w:abstractNum>
-  <w:abstractNum w:abstractNumId="49" w15:restartNumberingAfterBreak="0">
+  <w:abstractNum w:abstractNumId="54" w15:restartNumberingAfterBreak="0">
     <w:nsid w:val="76B0003B"/>
     <w:multiLevelType w:val="hybridMultilevel"/>
     <w:tmpl w:val="15D85EF2"/>
@@ -22251,7 +27892,7 @@
       </w:rPr>
     </w:lvl>
   </w:abstractNum>
-  <w:abstractNum w:abstractNumId="50" w15:restartNumberingAfterBreak="0">
+  <w:abstractNum w:abstractNumId="55" w15:restartNumberingAfterBreak="0">
     <w:nsid w:val="791E3FC2"/>
     <w:multiLevelType w:val="hybridMultilevel"/>
     <w:tmpl w:val="771612BC"/>
@@ -22364,10 +28005,10 @@
       </w:rPr>
     </w:lvl>
   </w:abstractNum>
-  <w:abstractNum w:abstractNumId="51" w15:restartNumberingAfterBreak="0">
+  <w:abstractNum w:abstractNumId="56" w15:restartNumberingAfterBreak="0">
     <w:nsid w:val="7B0A7865"/>
     <w:multiLevelType w:val="hybridMultilevel"/>
-    <w:tmpl w:val="938832DE"/>
+    <w:tmpl w:val="85DA6514"/>
     <w:lvl w:ilvl="0" w:tplc="0409000F">
       <w:start w:val="1"/>
       <w:numFmt w:val="decimal"/>
@@ -22450,7 +28091,7 @@
       </w:pPr>
     </w:lvl>
   </w:abstractNum>
-  <w:abstractNum w:abstractNumId="52" w15:restartNumberingAfterBreak="0">
+  <w:abstractNum w:abstractNumId="57" w15:restartNumberingAfterBreak="0">
     <w:nsid w:val="7E2E745E"/>
     <w:multiLevelType w:val="hybridMultilevel"/>
     <w:tmpl w:val="283E29C6"/>
@@ -22564,64 +28205,64 @@
     </w:lvl>
   </w:abstractNum>
   <w:num w:numId="1" w16cid:durableId="1910075662">
-    <w:abstractNumId w:val="46"/>
+    <w:abstractNumId w:val="51"/>
   </w:num>
   <w:num w:numId="2" w16cid:durableId="325256125">
-    <w:abstractNumId w:val="10"/>
+    <w:abstractNumId w:val="12"/>
   </w:num>
   <w:num w:numId="3" w16cid:durableId="1961304762">
-    <w:abstractNumId w:val="37"/>
+    <w:abstractNumId w:val="42"/>
   </w:num>
   <w:num w:numId="4" w16cid:durableId="603266519">
-    <w:abstractNumId w:val="49"/>
+    <w:abstractNumId w:val="54"/>
   </w:num>
   <w:num w:numId="5" w16cid:durableId="1450708912">
-    <w:abstractNumId w:val="52"/>
+    <w:abstractNumId w:val="57"/>
   </w:num>
   <w:num w:numId="6" w16cid:durableId="661199120">
-    <w:abstractNumId w:val="18"/>
+    <w:abstractNumId w:val="19"/>
   </w:num>
   <w:num w:numId="7" w16cid:durableId="140000110">
-    <w:abstractNumId w:val="19"/>
+    <w:abstractNumId w:val="21"/>
   </w:num>
   <w:num w:numId="8" w16cid:durableId="721950120">
     <w:abstractNumId w:val="3"/>
   </w:num>
   <w:num w:numId="9" w16cid:durableId="993992974">
-    <w:abstractNumId w:val="21"/>
+    <w:abstractNumId w:val="23"/>
   </w:num>
   <w:num w:numId="10" w16cid:durableId="1983341953">
-    <w:abstractNumId w:val="23"/>
+    <w:abstractNumId w:val="25"/>
   </w:num>
   <w:num w:numId="11" w16cid:durableId="1580868092">
-    <w:abstractNumId w:val="48"/>
+    <w:abstractNumId w:val="53"/>
   </w:num>
   <w:num w:numId="12" w16cid:durableId="683748703">
-    <w:abstractNumId w:val="33"/>
+    <w:abstractNumId w:val="37"/>
   </w:num>
   <w:num w:numId="13" w16cid:durableId="1687949645">
-    <w:abstractNumId w:val="36"/>
+    <w:abstractNumId w:val="41"/>
   </w:num>
   <w:num w:numId="14" w16cid:durableId="344014117">
-    <w:abstractNumId w:val="20"/>
+    <w:abstractNumId w:val="22"/>
   </w:num>
   <w:num w:numId="15" w16cid:durableId="2070372122">
-    <w:abstractNumId w:val="9"/>
+    <w:abstractNumId w:val="11"/>
   </w:num>
   <w:num w:numId="16" w16cid:durableId="520970508">
-    <w:abstractNumId w:val="31"/>
+    <w:abstractNumId w:val="35"/>
   </w:num>
   <w:num w:numId="17" w16cid:durableId="1274240974">
-    <w:abstractNumId w:val="22"/>
+    <w:abstractNumId w:val="24"/>
   </w:num>
   <w:num w:numId="18" w16cid:durableId="900336357">
-    <w:abstractNumId w:val="11"/>
+    <w:abstractNumId w:val="13"/>
   </w:num>
   <w:num w:numId="19" w16cid:durableId="1692798447">
-    <w:abstractNumId w:val="26"/>
+    <w:abstractNumId w:val="28"/>
   </w:num>
   <w:num w:numId="20" w16cid:durableId="2045863047">
-    <w:abstractNumId w:val="42"/>
+    <w:abstractNumId w:val="47"/>
   </w:num>
   <w:num w:numId="21" w16cid:durableId="1284263247">
     <w:abstractNumId w:val="1"/>
@@ -22630,99 +28271,114 @@
     <w:abstractNumId w:val="2"/>
   </w:num>
   <w:num w:numId="23" w16cid:durableId="1079446853">
+    <w:abstractNumId w:val="48"/>
+  </w:num>
+  <w:num w:numId="24" w16cid:durableId="225339267">
+    <w:abstractNumId w:val="26"/>
+  </w:num>
+  <w:num w:numId="25" w16cid:durableId="2114085383">
+    <w:abstractNumId w:val="52"/>
+  </w:num>
+  <w:num w:numId="26" w16cid:durableId="949094980">
+    <w:abstractNumId w:val="55"/>
+  </w:num>
+  <w:num w:numId="27" w16cid:durableId="699403589">
+    <w:abstractNumId w:val="18"/>
+  </w:num>
+  <w:num w:numId="28" w16cid:durableId="1536575024">
+    <w:abstractNumId w:val="39"/>
+  </w:num>
+  <w:num w:numId="29" w16cid:durableId="1317299959">
     <w:abstractNumId w:val="43"/>
   </w:num>
-  <w:num w:numId="24" w16cid:durableId="225339267">
-    <w:abstractNumId w:val="24"/>
+  <w:num w:numId="30" w16cid:durableId="586764758">
+    <w:abstractNumId w:val="27"/>
   </w:num>
-  <w:num w:numId="25" w16cid:durableId="2114085383">
-    <w:abstractNumId w:val="47"/>
+  <w:num w:numId="31" w16cid:durableId="599609915">
+    <w:abstractNumId w:val="49"/>
   </w:num>
-  <w:num w:numId="26" w16cid:durableId="949094980">
+  <w:num w:numId="32" w16cid:durableId="1952663906">
+    <w:abstractNumId w:val="56"/>
+  </w:num>
+  <w:num w:numId="33" w16cid:durableId="702942103">
+    <w:abstractNumId w:val="36"/>
+  </w:num>
+  <w:num w:numId="34" w16cid:durableId="749428644">
+    <w:abstractNumId w:val="34"/>
+  </w:num>
+  <w:num w:numId="35" w16cid:durableId="1610088802">
+    <w:abstractNumId w:val="32"/>
+  </w:num>
+  <w:num w:numId="36" w16cid:durableId="1683312237">
     <w:abstractNumId w:val="50"/>
   </w:num>
-  <w:num w:numId="27" w16cid:durableId="699403589">
+  <w:num w:numId="37" w16cid:durableId="159006337">
+    <w:abstractNumId w:val="45"/>
+  </w:num>
+  <w:num w:numId="38" w16cid:durableId="1277642519">
+    <w:abstractNumId w:val="5"/>
+  </w:num>
+  <w:num w:numId="39" w16cid:durableId="1199124237">
+    <w:abstractNumId w:val="16"/>
+  </w:num>
+  <w:num w:numId="40" w16cid:durableId="2012685312">
+    <w:abstractNumId w:val="29"/>
+  </w:num>
+  <w:num w:numId="41" w16cid:durableId="1362902477">
+    <w:abstractNumId w:val="10"/>
+  </w:num>
+  <w:num w:numId="42" w16cid:durableId="648828760">
+    <w:abstractNumId w:val="6"/>
+  </w:num>
+  <w:num w:numId="43" w16cid:durableId="271209437">
+    <w:abstractNumId w:val="8"/>
+  </w:num>
+  <w:num w:numId="44" w16cid:durableId="988633259">
+    <w:abstractNumId w:val="46"/>
+  </w:num>
+  <w:num w:numId="45" w16cid:durableId="1967150771">
+    <w:abstractNumId w:val="44"/>
+  </w:num>
+  <w:num w:numId="46" w16cid:durableId="498664782">
     <w:abstractNumId w:val="17"/>
   </w:num>
-  <w:num w:numId="28" w16cid:durableId="1536575024">
-    <w:abstractNumId w:val="34"/>
+  <w:num w:numId="47" w16cid:durableId="230505632">
+    <w:abstractNumId w:val="9"/>
   </w:num>
-  <w:num w:numId="29" w16cid:durableId="1317299959">
+  <w:num w:numId="48" w16cid:durableId="2072263690">
+    <w:abstractNumId w:val="0"/>
+  </w:num>
+  <w:num w:numId="49" w16cid:durableId="381297453">
+    <w:abstractNumId w:val="15"/>
+  </w:num>
+  <w:num w:numId="50" w16cid:durableId="736049458">
+    <w:abstractNumId w:val="40"/>
+  </w:num>
+  <w:num w:numId="51" w16cid:durableId="1089884306">
+    <w:abstractNumId w:val="14"/>
+  </w:num>
+  <w:num w:numId="52" w16cid:durableId="1520198000">
+    <w:abstractNumId w:val="31"/>
+  </w:num>
+  <w:num w:numId="53" w16cid:durableId="1343623752">
+    <w:abstractNumId w:val="7"/>
+  </w:num>
+  <w:num w:numId="54" w16cid:durableId="721833320">
+    <w:abstractNumId w:val="33"/>
+  </w:num>
+  <w:num w:numId="55" w16cid:durableId="1747922941">
+    <w:abstractNumId w:val="30"/>
+  </w:num>
+  <w:num w:numId="56" w16cid:durableId="668405439">
     <w:abstractNumId w:val="38"/>
   </w:num>
-  <w:num w:numId="30" w16cid:durableId="586764758">
-    <w:abstractNumId w:val="25"/>
+  <w:num w:numId="57" w16cid:durableId="1425371325">
+    <w:abstractNumId w:val="20"/>
   </w:num>
-  <w:num w:numId="31" w16cid:durableId="599609915">
-    <w:abstractNumId w:val="44"/>
-  </w:num>
-  <w:num w:numId="32" w16cid:durableId="1952663906">
-    <w:abstractNumId w:val="51"/>
-  </w:num>
-  <w:num w:numId="33" w16cid:durableId="702942103">
-    <w:abstractNumId w:val="32"/>
-  </w:num>
-  <w:num w:numId="34" w16cid:durableId="749428644">
-    <w:abstractNumId w:val="30"/>
-  </w:num>
-  <w:num w:numId="35" w16cid:durableId="1610088802">
-    <w:abstractNumId w:val="28"/>
-  </w:num>
-  <w:num w:numId="36" w16cid:durableId="1683312237">
-    <w:abstractNumId w:val="45"/>
-  </w:num>
-  <w:num w:numId="37" w16cid:durableId="159006337">
-    <w:abstractNumId w:val="40"/>
-  </w:num>
-  <w:num w:numId="38" w16cid:durableId="1277642519">
+  <w:num w:numId="58" w16cid:durableId="1840579327">
     <w:abstractNumId w:val="4"/>
   </w:num>
-  <w:num w:numId="39" w16cid:durableId="1199124237">
-    <w:abstractNumId w:val="15"/>
-  </w:num>
-  <w:num w:numId="40" w16cid:durableId="2012685312">
-    <w:abstractNumId w:val="27"/>
-  </w:num>
-  <w:num w:numId="41" w16cid:durableId="1362902477">
-    <w:abstractNumId w:val="8"/>
-  </w:num>
-  <w:num w:numId="42" w16cid:durableId="648828760">
-    <w:abstractNumId w:val="5"/>
-  </w:num>
-  <w:num w:numId="43" w16cid:durableId="271209437">
-    <w:abstractNumId w:val="6"/>
-  </w:num>
-  <w:num w:numId="44" w16cid:durableId="988633259">
-    <w:abstractNumId w:val="41"/>
-  </w:num>
-  <w:num w:numId="45" w16cid:durableId="1967150771">
-    <w:abstractNumId w:val="39"/>
-  </w:num>
-  <w:num w:numId="46" w16cid:durableId="249387499">
-    <w:abstractNumId w:val="29"/>
-  </w:num>
-  <w:num w:numId="47" w16cid:durableId="498664782">
-    <w:abstractNumId w:val="16"/>
-  </w:num>
-  <w:num w:numId="48" w16cid:durableId="230505632">
-    <w:abstractNumId w:val="7"/>
-  </w:num>
-  <w:num w:numId="49" w16cid:durableId="2092658879">
-    <w:abstractNumId w:val="12"/>
-  </w:num>
-  <w:num w:numId="50" w16cid:durableId="2072263690">
-    <w:abstractNumId w:val="0"/>
-  </w:num>
-  <w:num w:numId="51" w16cid:durableId="381297453">
-    <w:abstractNumId w:val="14"/>
-  </w:num>
-  <w:num w:numId="52" w16cid:durableId="736049458">
-    <w:abstractNumId w:val="35"/>
-  </w:num>
-  <w:num w:numId="53" w16cid:durableId="1089884306">
-    <w:abstractNumId w:val="13"/>
-  </w:num>
-  <w:numIdMacAtCleanup w:val="48"/>
+  <w:numIdMacAtCleanup w:val="58"/>
 </w:numbering>
 </file>
 
@@ -23130,7 +28786,6 @@
   <w:style w:type="character" w:default="1" w:styleId="DefaultParagraphFont">
     <w:name w:val="Default Paragraph Font"/>
     <w:uiPriority w:val="1"/>
-    <w:semiHidden/>
     <w:unhideWhenUsed/>
   </w:style>
   <w:style w:type="table" w:default="1" w:styleId="TableNormal">
@@ -23784,4 +29439,16 @@
     </a:ext>
   </a:extLst>
 </a:theme>
+</file>
+
+<file path=customXml/item1.xml><?xml version="1.0" encoding="utf-8"?>
+<b:Sources xmlns:b="http://schemas.openxmlformats.org/officeDocument/2006/bibliography" xmlns="http://schemas.openxmlformats.org/officeDocument/2006/bibliography" SelectedStyle="\APASixthEditionOfficeOnline.xsl" StyleName="APA" Version="6"/>
+</file>
+
+<file path=customXml/itemProps1.xml><?xml version="1.0" encoding="utf-8"?>
+<ds:datastoreItem xmlns:ds="http://schemas.openxmlformats.org/officeDocument/2006/customXml" ds:itemID="{E005C2E9-CB5E-449D-B15D-4E44D010A676}">
+  <ds:schemaRefs>
+    <ds:schemaRef ds:uri="http://schemas.openxmlformats.org/officeDocument/2006/bibliography"/>
+  </ds:schemaRefs>
+</ds:datastoreItem>
 </file>
--- a/Ansible/1-architecture.docx
+++ b/Ansible/1-architecture.docx
@@ -2210,6 +2210,7 @@
                                 <w:numId w:val="14"/>
                               </w:numPr>
                               <w:ind w:left="360"/>
+                              <w:jc w:val="both"/>
                               <w:rPr>
                                 <w:rFonts w:asciiTheme="majorBidi" w:hAnsiTheme="majorBidi" w:cstheme="majorBidi"/>
                                 <w:sz w:val="28"/>
@@ -2233,6 +2234,7 @@
                                 <w:numId w:val="14"/>
                               </w:numPr>
                               <w:ind w:left="360"/>
+                              <w:jc w:val="both"/>
                               <w:rPr>
                                 <w:rFonts w:asciiTheme="majorBidi" w:hAnsiTheme="majorBidi" w:cstheme="majorBidi"/>
                                 <w:sz w:val="28"/>
@@ -2257,6 +2259,7 @@
                               </w:numPr>
                               <w:spacing w:after="80"/>
                               <w:ind w:left="360"/>
+                              <w:jc w:val="both"/>
                               <w:rPr>
                                 <w:rFonts w:asciiTheme="majorBidi" w:hAnsiTheme="majorBidi" w:cstheme="majorBidi"/>
                                 <w:sz w:val="28"/>
@@ -2275,6 +2278,7 @@
                           <w:p>
                             <w:pPr>
                               <w:spacing w:after="60"/>
+                              <w:jc w:val="both"/>
                               <w:rPr>
                                 <w:rFonts w:asciiTheme="majorBidi" w:hAnsiTheme="majorBidi" w:cstheme="majorBidi"/>
                                 <w:b/>
@@ -2297,6 +2301,7 @@
                           <w:p>
                             <w:pPr>
                               <w:spacing w:after="80"/>
+                              <w:jc w:val="both"/>
                               <w:rPr>
                                 <w:rFonts w:asciiTheme="majorBidi" w:hAnsiTheme="majorBidi" w:cstheme="majorBidi"/>
                                 <w:sz w:val="28"/>
@@ -2315,6 +2320,7 @@
                           <w:p>
                             <w:pPr>
                               <w:spacing w:after="60"/>
+                              <w:jc w:val="both"/>
                               <w:rPr>
                                 <w:rFonts w:asciiTheme="majorBidi" w:hAnsiTheme="majorBidi" w:cstheme="majorBidi"/>
                                 <w:b/>
@@ -2343,6 +2349,7 @@
                               </w:numPr>
                               <w:spacing w:after="120"/>
                               <w:ind w:left="360"/>
+                              <w:jc w:val="both"/>
                               <w:rPr>
                                 <w:rFonts w:asciiTheme="majorBidi" w:hAnsiTheme="majorBidi" w:cstheme="majorBidi"/>
                                 <w:sz w:val="28"/>
@@ -2367,6 +2374,7 @@
                               </w:numPr>
                               <w:spacing w:after="120"/>
                               <w:ind w:left="360"/>
+                              <w:jc w:val="both"/>
                               <w:rPr>
                                 <w:rFonts w:asciiTheme="majorBidi" w:hAnsiTheme="majorBidi" w:cstheme="majorBidi"/>
                                 <w:sz w:val="28"/>
@@ -2391,6 +2399,7 @@
                               </w:numPr>
                               <w:spacing w:after="120"/>
                               <w:ind w:left="360"/>
+                              <w:jc w:val="both"/>
                               <w:rPr>
                                 <w:rFonts w:asciiTheme="majorBidi" w:hAnsiTheme="majorBidi" w:cstheme="majorBidi"/>
                                 <w:sz w:val="28"/>
@@ -2415,6 +2424,7 @@
                               </w:numPr>
                               <w:spacing w:after="120"/>
                               <w:ind w:left="360"/>
+                              <w:jc w:val="both"/>
                               <w:rPr>
                                 <w:rFonts w:asciiTheme="majorBidi" w:hAnsiTheme="majorBidi" w:cstheme="majorBidi"/>
                                 <w:sz w:val="28"/>
@@ -2433,6 +2443,7 @@
                           <w:p>
                             <w:pPr>
                               <w:spacing w:after="60"/>
+                              <w:jc w:val="both"/>
                               <w:rPr>
                                 <w:rFonts w:asciiTheme="majorBidi" w:hAnsiTheme="majorBidi" w:cstheme="majorBidi"/>
                                 <w:b/>
@@ -2465,6 +2476,7 @@
                           <w:p>
                             <w:pPr>
                               <w:spacing w:after="60"/>
+                              <w:jc w:val="both"/>
                               <w:rPr>
                                 <w:rFonts w:asciiTheme="majorBidi" w:hAnsiTheme="majorBidi" w:cstheme="majorBidi"/>
                                 <w:sz w:val="28"/>
@@ -2488,6 +2500,7 @@
                                 <w:numId w:val="16"/>
                               </w:numPr>
                               <w:ind w:left="360"/>
+                              <w:jc w:val="both"/>
                               <w:rPr>
                                 <w:rFonts w:asciiTheme="majorBidi" w:hAnsiTheme="majorBidi" w:cstheme="majorBidi"/>
                                 <w:sz w:val="28"/>
@@ -2511,6 +2524,7 @@
                                 <w:numId w:val="16"/>
                               </w:numPr>
                               <w:ind w:left="360"/>
+                              <w:jc w:val="both"/>
                               <w:rPr>
                                 <w:rFonts w:asciiTheme="majorBidi" w:hAnsiTheme="majorBidi" w:cstheme="majorBidi"/>
                                 <w:sz w:val="28"/>
@@ -2545,6 +2559,7 @@
                               </w:numPr>
                               <w:spacing w:after="80"/>
                               <w:ind w:left="360"/>
+                              <w:jc w:val="both"/>
                               <w:rPr>
                                 <w:rFonts w:asciiTheme="majorBidi" w:hAnsiTheme="majorBidi" w:cstheme="majorBidi"/>
                                 <w:sz w:val="28"/>
@@ -2563,6 +2578,7 @@
                           <w:p>
                             <w:pPr>
                               <w:spacing w:after="60"/>
+                              <w:jc w:val="both"/>
                               <w:rPr>
                                 <w:rFonts w:asciiTheme="majorBidi" w:hAnsiTheme="majorBidi" w:cstheme="majorBidi"/>
                                 <w:b/>
@@ -2590,6 +2606,7 @@
                                 <w:numId w:val="17"/>
                               </w:numPr>
                               <w:ind w:left="360"/>
+                              <w:jc w:val="both"/>
                               <w:rPr>
                                 <w:rFonts w:asciiTheme="majorBidi" w:hAnsiTheme="majorBidi" w:cstheme="majorBidi"/>
                                 <w:sz w:val="28"/>
@@ -2613,6 +2630,7 @@
                                 <w:numId w:val="17"/>
                               </w:numPr>
                               <w:ind w:left="360"/>
+                              <w:jc w:val="both"/>
                               <w:rPr>
                                 <w:rFonts w:asciiTheme="majorBidi" w:hAnsiTheme="majorBidi" w:cstheme="majorBidi"/>
                                 <w:sz w:val="28"/>
@@ -2636,6 +2654,7 @@
                                 <w:numId w:val="17"/>
                               </w:numPr>
                               <w:ind w:left="360"/>
+                              <w:jc w:val="both"/>
                               <w:rPr>
                                 <w:rFonts w:asciiTheme="majorBidi" w:hAnsiTheme="majorBidi" w:cstheme="majorBidi"/>
                                 <w:sz w:val="28"/>
@@ -2660,6 +2679,7 @@
                               </w:numPr>
                               <w:spacing w:after="80"/>
                               <w:ind w:left="360"/>
+                              <w:jc w:val="both"/>
                               <w:rPr>
                                 <w:rFonts w:asciiTheme="majorBidi" w:hAnsiTheme="majorBidi" w:cstheme="majorBidi"/>
                                 <w:sz w:val="28"/>
@@ -2678,6 +2698,7 @@
                           <w:p>
                             <w:pPr>
                               <w:spacing w:after="60"/>
+                              <w:jc w:val="both"/>
                               <w:rPr>
                                 <w:rFonts w:asciiTheme="majorBidi" w:hAnsiTheme="majorBidi" w:cstheme="majorBidi"/>
                                 <w:b/>
@@ -2705,6 +2726,7 @@
                                 <w:numId w:val="18"/>
                               </w:numPr>
                               <w:ind w:left="360"/>
+                              <w:jc w:val="both"/>
                               <w:rPr>
                                 <w:rFonts w:asciiTheme="majorBidi" w:hAnsiTheme="majorBidi" w:cstheme="majorBidi"/>
                                 <w:sz w:val="28"/>
@@ -2729,6 +2751,7 @@
                               </w:numPr>
                               <w:spacing w:after="100"/>
                               <w:ind w:left="360"/>
+                              <w:jc w:val="both"/>
                               <w:rPr>
                                 <w:rFonts w:asciiTheme="majorBidi" w:hAnsiTheme="majorBidi" w:cstheme="majorBidi"/>
                                 <w:sz w:val="28"/>
@@ -2747,6 +2770,7 @@
                           <w:p>
                             <w:pPr>
                               <w:spacing w:after="60"/>
+                              <w:jc w:val="both"/>
                               <w:rPr>
                                 <w:rFonts w:asciiTheme="majorBidi" w:hAnsiTheme="majorBidi" w:cstheme="majorBidi"/>
                                 <w:b/>
@@ -2769,6 +2793,7 @@
                           <w:p>
                             <w:pPr>
                               <w:spacing w:after="0"/>
+                              <w:jc w:val="both"/>
                               <w:rPr>
                                 <w:rFonts w:asciiTheme="majorBidi" w:hAnsiTheme="majorBidi" w:cstheme="majorBidi"/>
                                 <w:sz w:val="28"/>
@@ -2786,6 +2811,7 @@
                           </w:p>
                           <w:p>
                             <w:pPr>
+                              <w:jc w:val="both"/>
                               <w:rPr>
                                 <w:rFonts w:asciiTheme="majorBidi" w:hAnsiTheme="majorBidi" w:cstheme="majorBidi"/>
                                 <w:sz w:val="28"/>
@@ -2804,6 +2830,7 @@
                           <w:p>
                             <w:pPr>
                               <w:spacing w:after="60"/>
+                              <w:jc w:val="both"/>
                               <w:rPr>
                                 <w:rFonts w:asciiTheme="majorBidi" w:hAnsiTheme="majorBidi" w:cstheme="majorBidi"/>
                                 <w:b/>
@@ -2841,6 +2868,7 @@
                                 <w:numId w:val="19"/>
                               </w:numPr>
                               <w:ind w:left="360"/>
+                              <w:jc w:val="both"/>
                               <w:rPr>
                                 <w:rFonts w:asciiTheme="majorBidi" w:hAnsiTheme="majorBidi" w:cstheme="majorBidi"/>
                                 <w:sz w:val="28"/>
@@ -2864,6 +2892,7 @@
                                 <w:numId w:val="19"/>
                               </w:numPr>
                               <w:ind w:left="360"/>
+                              <w:jc w:val="both"/>
                               <w:rPr>
                                 <w:rFonts w:asciiTheme="majorBidi" w:hAnsiTheme="majorBidi" w:cstheme="majorBidi"/>
                                 <w:sz w:val="28"/>
@@ -2887,6 +2916,7 @@
                                 <w:numId w:val="19"/>
                               </w:numPr>
                               <w:ind w:left="360"/>
+                              <w:jc w:val="both"/>
                               <w:rPr>
                                 <w:rFonts w:asciiTheme="majorBidi" w:hAnsiTheme="majorBidi" w:cstheme="majorBidi"/>
                                 <w:sz w:val="28"/>
@@ -2910,6 +2940,7 @@
                                 <w:numId w:val="19"/>
                               </w:numPr>
                               <w:ind w:left="360"/>
+                              <w:jc w:val="both"/>
                               <w:rPr>
                                 <w:rFonts w:asciiTheme="majorBidi" w:hAnsiTheme="majorBidi" w:cstheme="majorBidi"/>
                                 <w:sz w:val="28"/>
@@ -2928,6 +2959,7 @@
                           <w:p>
                             <w:pPr>
                               <w:spacing w:after="60"/>
+                              <w:jc w:val="both"/>
                               <w:rPr>
                                 <w:rFonts w:asciiTheme="majorBidi" w:hAnsiTheme="majorBidi" w:cstheme="majorBidi"/>
                                 <w:b/>
@@ -2949,6 +2981,7 @@
                           </w:p>
                           <w:p>
                             <w:pPr>
+                              <w:jc w:val="both"/>
                               <w:rPr>
                                 <w:rFonts w:asciiTheme="majorBidi" w:hAnsiTheme="majorBidi" w:cstheme="majorBidi"/>
                                 <w:sz w:val="28"/>
@@ -2967,6 +3000,7 @@
                           <w:p>
                             <w:pPr>
                               <w:spacing w:after="60"/>
+                              <w:jc w:val="both"/>
                               <w:rPr>
                                 <w:rFonts w:asciiTheme="majorBidi" w:hAnsiTheme="majorBidi" w:cstheme="majorBidi"/>
                                 <w:b/>
@@ -2989,6 +3023,7 @@
                           <w:p>
                             <w:pPr>
                               <w:spacing w:after="0"/>
+                              <w:jc w:val="both"/>
                               <w:rPr>
                                 <w:rFonts w:asciiTheme="majorBidi" w:hAnsiTheme="majorBidi" w:cstheme="majorBidi"/>
                                 <w:sz w:val="28"/>
@@ -3012,6 +3047,7 @@
                                 <w:numId w:val="20"/>
                               </w:numPr>
                               <w:ind w:left="360"/>
+                              <w:jc w:val="both"/>
                               <w:rPr>
                                 <w:rFonts w:asciiTheme="majorBidi" w:hAnsiTheme="majorBidi" w:cstheme="majorBidi"/>
                                 <w:sz w:val="28"/>
@@ -3063,6 +3099,7 @@
                           <w:numId w:val="14"/>
                         </w:numPr>
                         <w:ind w:left="360"/>
+                        <w:jc w:val="both"/>
                         <w:rPr>
                           <w:rFonts w:asciiTheme="majorBidi" w:hAnsiTheme="majorBidi" w:cstheme="majorBidi"/>
                           <w:sz w:val="28"/>
@@ -3086,6 +3123,7 @@
                           <w:numId w:val="14"/>
                         </w:numPr>
                         <w:ind w:left="360"/>
+                        <w:jc w:val="both"/>
                         <w:rPr>
                           <w:rFonts w:asciiTheme="majorBidi" w:hAnsiTheme="majorBidi" w:cstheme="majorBidi"/>
                           <w:sz w:val="28"/>
@@ -3110,6 +3148,7 @@
                         </w:numPr>
                         <w:spacing w:after="80"/>
                         <w:ind w:left="360"/>
+                        <w:jc w:val="both"/>
                         <w:rPr>
                           <w:rFonts w:asciiTheme="majorBidi" w:hAnsiTheme="majorBidi" w:cstheme="majorBidi"/>
                           <w:sz w:val="28"/>
@@ -3128,6 +3167,7 @@
                     <w:p>
                       <w:pPr>
                         <w:spacing w:after="60"/>
+                        <w:jc w:val="both"/>
                         <w:rPr>
                           <w:rFonts w:asciiTheme="majorBidi" w:hAnsiTheme="majorBidi" w:cstheme="majorBidi"/>
                           <w:b/>
@@ -3150,6 +3190,7 @@
                     <w:p>
                       <w:pPr>
                         <w:spacing w:after="80"/>
+                        <w:jc w:val="both"/>
                         <w:rPr>
                           <w:rFonts w:asciiTheme="majorBidi" w:hAnsiTheme="majorBidi" w:cstheme="majorBidi"/>
                           <w:sz w:val="28"/>
@@ -3168,6 +3209,7 @@
                     <w:p>
                       <w:pPr>
                         <w:spacing w:after="60"/>
+                        <w:jc w:val="both"/>
                         <w:rPr>
                           <w:rFonts w:asciiTheme="majorBidi" w:hAnsiTheme="majorBidi" w:cstheme="majorBidi"/>
                           <w:b/>
@@ -3196,6 +3238,7 @@
                         </w:numPr>
                         <w:spacing w:after="120"/>
                         <w:ind w:left="360"/>
+                        <w:jc w:val="both"/>
                         <w:rPr>
                           <w:rFonts w:asciiTheme="majorBidi" w:hAnsiTheme="majorBidi" w:cstheme="majorBidi"/>
                           <w:sz w:val="28"/>
@@ -3220,6 +3263,7 @@
                         </w:numPr>
                         <w:spacing w:after="120"/>
                         <w:ind w:left="360"/>
+                        <w:jc w:val="both"/>
                         <w:rPr>
                           <w:rFonts w:asciiTheme="majorBidi" w:hAnsiTheme="majorBidi" w:cstheme="majorBidi"/>
                           <w:sz w:val="28"/>
@@ -3244,6 +3288,7 @@
                         </w:numPr>
                         <w:spacing w:after="120"/>
                         <w:ind w:left="360"/>
+                        <w:jc w:val="both"/>
                         <w:rPr>
                           <w:rFonts w:asciiTheme="majorBidi" w:hAnsiTheme="majorBidi" w:cstheme="majorBidi"/>
                           <w:sz w:val="28"/>
@@ -3268,6 +3313,7 @@
                         </w:numPr>
                         <w:spacing w:after="120"/>
                         <w:ind w:left="360"/>
+                        <w:jc w:val="both"/>
                         <w:rPr>
                           <w:rFonts w:asciiTheme="majorBidi" w:hAnsiTheme="majorBidi" w:cstheme="majorBidi"/>
                           <w:sz w:val="28"/>
@@ -3286,6 +3332,7 @@
                     <w:p>
                       <w:pPr>
                         <w:spacing w:after="60"/>
+                        <w:jc w:val="both"/>
                         <w:rPr>
                           <w:rFonts w:asciiTheme="majorBidi" w:hAnsiTheme="majorBidi" w:cstheme="majorBidi"/>
                           <w:b/>
@@ -3318,6 +3365,7 @@
                     <w:p>
                       <w:pPr>
                         <w:spacing w:after="60"/>
+                        <w:jc w:val="both"/>
                         <w:rPr>
                           <w:rFonts w:asciiTheme="majorBidi" w:hAnsiTheme="majorBidi" w:cstheme="majorBidi"/>
                           <w:sz w:val="28"/>
@@ -3341,6 +3389,7 @@
                           <w:numId w:val="16"/>
                         </w:numPr>
                         <w:ind w:left="360"/>
+                        <w:jc w:val="both"/>
                         <w:rPr>
                           <w:rFonts w:asciiTheme="majorBidi" w:hAnsiTheme="majorBidi" w:cstheme="majorBidi"/>
                           <w:sz w:val="28"/>
@@ -3364,6 +3413,7 @@
                           <w:numId w:val="16"/>
                         </w:numPr>
                         <w:ind w:left="360"/>
+                        <w:jc w:val="both"/>
                         <w:rPr>
                           <w:rFonts w:asciiTheme="majorBidi" w:hAnsiTheme="majorBidi" w:cstheme="majorBidi"/>
                           <w:sz w:val="28"/>
@@ -3398,6 +3448,7 @@
                         </w:numPr>
                         <w:spacing w:after="80"/>
                         <w:ind w:left="360"/>
+                        <w:jc w:val="both"/>
                         <w:rPr>
                           <w:rFonts w:asciiTheme="majorBidi" w:hAnsiTheme="majorBidi" w:cstheme="majorBidi"/>
                           <w:sz w:val="28"/>
@@ -3416,6 +3467,7 @@
                     <w:p>
                       <w:pPr>
                         <w:spacing w:after="60"/>
+                        <w:jc w:val="both"/>
                         <w:rPr>
                           <w:rFonts w:asciiTheme="majorBidi" w:hAnsiTheme="majorBidi" w:cstheme="majorBidi"/>
                           <w:b/>
@@ -3443,6 +3495,7 @@
                           <w:numId w:val="17"/>
                         </w:numPr>
                         <w:ind w:left="360"/>
+                        <w:jc w:val="both"/>
                         <w:rPr>
                           <w:rFonts w:asciiTheme="majorBidi" w:hAnsiTheme="majorBidi" w:cstheme="majorBidi"/>
                           <w:sz w:val="28"/>
@@ -3466,6 +3519,7 @@
                           <w:numId w:val="17"/>
                         </w:numPr>
                         <w:ind w:left="360"/>
+                        <w:jc w:val="both"/>
                         <w:rPr>
                           <w:rFonts w:asciiTheme="majorBidi" w:hAnsiTheme="majorBidi" w:cstheme="majorBidi"/>
                           <w:sz w:val="28"/>
@@ -3489,6 +3543,7 @@
                           <w:numId w:val="17"/>
                         </w:numPr>
                         <w:ind w:left="360"/>
+                        <w:jc w:val="both"/>
                         <w:rPr>
                           <w:rFonts w:asciiTheme="majorBidi" w:hAnsiTheme="majorBidi" w:cstheme="majorBidi"/>
                           <w:sz w:val="28"/>
@@ -3513,6 +3568,7 @@
                         </w:numPr>
                         <w:spacing w:after="80"/>
                         <w:ind w:left="360"/>
+                        <w:jc w:val="both"/>
                         <w:rPr>
                           <w:rFonts w:asciiTheme="majorBidi" w:hAnsiTheme="majorBidi" w:cstheme="majorBidi"/>
                           <w:sz w:val="28"/>
@@ -3531,6 +3587,7 @@
                     <w:p>
                       <w:pPr>
                         <w:spacing w:after="60"/>
+                        <w:jc w:val="both"/>
                         <w:rPr>
                           <w:rFonts w:asciiTheme="majorBidi" w:hAnsiTheme="majorBidi" w:cstheme="majorBidi"/>
                           <w:b/>
@@ -3558,6 +3615,7 @@
                           <w:numId w:val="18"/>
                         </w:numPr>
                         <w:ind w:left="360"/>
+                        <w:jc w:val="both"/>
                         <w:rPr>
                           <w:rFonts w:asciiTheme="majorBidi" w:hAnsiTheme="majorBidi" w:cstheme="majorBidi"/>
                           <w:sz w:val="28"/>
@@ -3582,6 +3640,7 @@
                         </w:numPr>
                         <w:spacing w:after="100"/>
                         <w:ind w:left="360"/>
+                        <w:jc w:val="both"/>
                         <w:rPr>
                           <w:rFonts w:asciiTheme="majorBidi" w:hAnsiTheme="majorBidi" w:cstheme="majorBidi"/>
                           <w:sz w:val="28"/>
@@ -3600,6 +3659,7 @@
                     <w:p>
                       <w:pPr>
                         <w:spacing w:after="60"/>
+                        <w:jc w:val="both"/>
                         <w:rPr>
                           <w:rFonts w:asciiTheme="majorBidi" w:hAnsiTheme="majorBidi" w:cstheme="majorBidi"/>
                           <w:b/>
@@ -3622,6 +3682,7 @@
                     <w:p>
                       <w:pPr>
                         <w:spacing w:after="0"/>
+                        <w:jc w:val="both"/>
                         <w:rPr>
                           <w:rFonts w:asciiTheme="majorBidi" w:hAnsiTheme="majorBidi" w:cstheme="majorBidi"/>
                           <w:sz w:val="28"/>
@@ -3639,6 +3700,7 @@
                     </w:p>
                     <w:p>
                       <w:pPr>
+                        <w:jc w:val="both"/>
                         <w:rPr>
                           <w:rFonts w:asciiTheme="majorBidi" w:hAnsiTheme="majorBidi" w:cstheme="majorBidi"/>
                           <w:sz w:val="28"/>
@@ -3657,6 +3719,7 @@
                     <w:p>
                       <w:pPr>
                         <w:spacing w:after="60"/>
+                        <w:jc w:val="both"/>
                         <w:rPr>
                           <w:rFonts w:asciiTheme="majorBidi" w:hAnsiTheme="majorBidi" w:cstheme="majorBidi"/>
                           <w:b/>
@@ -3694,6 +3757,7 @@
                           <w:numId w:val="19"/>
                         </w:numPr>
                         <w:ind w:left="360"/>
+                        <w:jc w:val="both"/>
                         <w:rPr>
                           <w:rFonts w:asciiTheme="majorBidi" w:hAnsiTheme="majorBidi" w:cstheme="majorBidi"/>
                           <w:sz w:val="28"/>
@@ -3717,6 +3781,7 @@
                           <w:numId w:val="19"/>
                         </w:numPr>
                         <w:ind w:left="360"/>
+                        <w:jc w:val="both"/>
                         <w:rPr>
                           <w:rFonts w:asciiTheme="majorBidi" w:hAnsiTheme="majorBidi" w:cstheme="majorBidi"/>
                           <w:sz w:val="28"/>
@@ -3740,6 +3805,7 @@
                           <w:numId w:val="19"/>
                         </w:numPr>
                         <w:ind w:left="360"/>
+                        <w:jc w:val="both"/>
                         <w:rPr>
                           <w:rFonts w:asciiTheme="majorBidi" w:hAnsiTheme="majorBidi" w:cstheme="majorBidi"/>
                           <w:sz w:val="28"/>
@@ -3763,6 +3829,7 @@
                           <w:numId w:val="19"/>
                         </w:numPr>
                         <w:ind w:left="360"/>
+                        <w:jc w:val="both"/>
                         <w:rPr>
                           <w:rFonts w:asciiTheme="majorBidi" w:hAnsiTheme="majorBidi" w:cstheme="majorBidi"/>
                           <w:sz w:val="28"/>
@@ -3781,6 +3848,7 @@
                     <w:p>
                       <w:pPr>
                         <w:spacing w:after="60"/>
+                        <w:jc w:val="both"/>
                         <w:rPr>
                           <w:rFonts w:asciiTheme="majorBidi" w:hAnsiTheme="majorBidi" w:cstheme="majorBidi"/>
                           <w:b/>
@@ -3802,6 +3870,7 @@
                     </w:p>
                     <w:p>
                       <w:pPr>
+                        <w:jc w:val="both"/>
                         <w:rPr>
                           <w:rFonts w:asciiTheme="majorBidi" w:hAnsiTheme="majorBidi" w:cstheme="majorBidi"/>
                           <w:sz w:val="28"/>
@@ -3820,6 +3889,7 @@
                     <w:p>
                       <w:pPr>
                         <w:spacing w:after="60"/>
+                        <w:jc w:val="both"/>
                         <w:rPr>
                           <w:rFonts w:asciiTheme="majorBidi" w:hAnsiTheme="majorBidi" w:cstheme="majorBidi"/>
                           <w:b/>
@@ -3842,6 +3912,7 @@
                     <w:p>
                       <w:pPr>
                         <w:spacing w:after="0"/>
+                        <w:jc w:val="both"/>
                         <w:rPr>
                           <w:rFonts w:asciiTheme="majorBidi" w:hAnsiTheme="majorBidi" w:cstheme="majorBidi"/>
                           <w:sz w:val="28"/>
@@ -3865,6 +3936,7 @@
                           <w:numId w:val="20"/>
                         </w:numPr>
                         <w:ind w:left="360"/>
+                        <w:jc w:val="both"/>
                         <w:rPr>
                           <w:rFonts w:asciiTheme="majorBidi" w:hAnsiTheme="majorBidi" w:cstheme="majorBidi"/>
                           <w:sz w:val="28"/>
@@ -4281,7 +4353,6 @@
                                 <w:szCs w:val="28"/>
                               </w:rPr>
                             </w:pPr>
-                            <w:proofErr w:type="spellStart"/>
                             <w:r>
                               <w:rPr>
                                 <w:rFonts w:asciiTheme="majorBidi" w:hAnsiTheme="majorBidi" w:cstheme="majorBidi"/>
@@ -4290,7 +4361,6 @@
                               </w:rPr>
                               <w:t>CFEngine</w:t>
                             </w:r>
-                            <w:proofErr w:type="spellEnd"/>
                           </w:p>
                           <w:p>
                             <w:pPr>
@@ -5551,7 +5621,6 @@
                           <w:szCs w:val="28"/>
                         </w:rPr>
                       </w:pPr>
-                      <w:proofErr w:type="spellStart"/>
                       <w:r>
                         <w:rPr>
                           <w:rFonts w:asciiTheme="majorBidi" w:hAnsiTheme="majorBidi" w:cstheme="majorBidi"/>
@@ -5560,7 +5629,6 @@
                         </w:rPr>
                         <w:t>CFEngine</w:t>
                       </w:r>
-                      <w:proofErr w:type="spellEnd"/>
                     </w:p>
                     <w:p>
                       <w:pPr>
@@ -7122,6 +7190,7 @@
                                 <w:numId w:val="27"/>
                               </w:numPr>
                               <w:ind w:left="360"/>
+                              <w:jc w:val="both"/>
                               <w:rPr>
                                 <w:rFonts w:asciiTheme="majorBidi" w:hAnsiTheme="majorBidi" w:cstheme="majorBidi"/>
                                 <w:sz w:val="28"/>
@@ -7146,6 +7215,7 @@
                               </w:numPr>
                               <w:spacing w:after="60"/>
                               <w:ind w:left="360"/>
+                              <w:jc w:val="both"/>
                               <w:rPr>
                                 <w:rFonts w:asciiTheme="majorBidi" w:hAnsiTheme="majorBidi" w:cstheme="majorBidi"/>
                                 <w:sz w:val="28"/>
@@ -7164,6 +7234,7 @@
                           <w:p>
                             <w:pPr>
                               <w:spacing w:after="120"/>
+                              <w:jc w:val="both"/>
                               <w:rPr>
                                 <w:rFonts w:asciiTheme="majorBidi" w:hAnsiTheme="majorBidi" w:cstheme="majorBidi"/>
                                 <w:sz w:val="28"/>
@@ -7182,6 +7253,7 @@
                           <w:p>
                             <w:pPr>
                               <w:spacing w:after="60"/>
+                              <w:jc w:val="both"/>
                               <w:rPr>
                                 <w:rFonts w:asciiTheme="majorBidi" w:hAnsiTheme="majorBidi" w:cstheme="majorBidi"/>
                                 <w:b/>
@@ -7204,6 +7276,7 @@
                           <w:p>
                             <w:pPr>
                               <w:spacing w:after="60"/>
+                              <w:jc w:val="both"/>
                               <w:rPr>
                                 <w:rFonts w:asciiTheme="majorBidi" w:hAnsiTheme="majorBidi" w:cstheme="majorBidi"/>
                                 <w:sz w:val="28"/>
@@ -7287,6 +7360,7 @@
                                 <w:numId w:val="28"/>
                               </w:numPr>
                               <w:ind w:left="360"/>
+                              <w:jc w:val="both"/>
                               <w:rPr>
                                 <w:rFonts w:asciiTheme="majorBidi" w:hAnsiTheme="majorBidi" w:cstheme="majorBidi"/>
                                 <w:sz w:val="28"/>
@@ -7311,6 +7385,7 @@
                               </w:numPr>
                               <w:spacing w:after="120"/>
                               <w:ind w:left="360"/>
+                              <w:jc w:val="both"/>
                               <w:rPr>
                                 <w:rFonts w:asciiTheme="majorBidi" w:hAnsiTheme="majorBidi" w:cstheme="majorBidi"/>
                                 <w:sz w:val="28"/>
@@ -7329,6 +7404,7 @@
                           <w:p>
                             <w:pPr>
                               <w:spacing w:after="60"/>
+                              <w:jc w:val="both"/>
                               <w:rPr>
                                 <w:rFonts w:asciiTheme="majorBidi" w:hAnsiTheme="majorBidi" w:cstheme="majorBidi"/>
                                 <w:b/>
@@ -7361,6 +7437,7 @@
                           <w:p>
                             <w:pPr>
                               <w:spacing w:after="60"/>
+                              <w:jc w:val="both"/>
                               <w:rPr>
                                 <w:rFonts w:asciiTheme="majorBidi" w:hAnsiTheme="majorBidi" w:cstheme="majorBidi"/>
                                 <w:sz w:val="28"/>
@@ -7379,6 +7456,7 @@
                           <w:p>
                             <w:pPr>
                               <w:spacing w:after="60"/>
+                              <w:jc w:val="both"/>
                               <w:rPr>
                                 <w:rFonts w:asciiTheme="majorBidi" w:hAnsiTheme="majorBidi" w:cstheme="majorBidi"/>
                                 <w:sz w:val="28"/>
@@ -7399,6 +7477,7 @@
                           <w:p>
                             <w:pPr>
                               <w:spacing w:after="80"/>
+                              <w:jc w:val="both"/>
                               <w:rPr>
                                 <w:rFonts w:asciiTheme="majorBidi" w:hAnsiTheme="majorBidi" w:cstheme="majorBidi"/>
                                 <w:sz w:val="28"/>
@@ -7417,6 +7496,7 @@
                           <w:p>
                             <w:pPr>
                               <w:spacing w:after="60"/>
+                              <w:jc w:val="both"/>
                               <w:rPr>
                                 <w:rFonts w:asciiTheme="majorBidi" w:hAnsiTheme="majorBidi" w:cstheme="majorBidi"/>
                                 <w:b/>
@@ -7444,6 +7524,7 @@
                                 <w:numId w:val="29"/>
                               </w:numPr>
                               <w:ind w:left="360"/>
+                              <w:jc w:val="both"/>
                               <w:rPr>
                                 <w:rFonts w:asciiTheme="majorBidi" w:hAnsiTheme="majorBidi" w:cstheme="majorBidi"/>
                                 <w:sz w:val="28"/>
@@ -7468,6 +7549,7 @@
                               </w:numPr>
                               <w:spacing w:after="120"/>
                               <w:ind w:left="360"/>
+                              <w:jc w:val="both"/>
                               <w:rPr>
                                 <w:rFonts w:asciiTheme="majorBidi" w:hAnsiTheme="majorBidi" w:cstheme="majorBidi"/>
                                 <w:sz w:val="28"/>
@@ -7488,6 +7570,7 @@
                           <w:p>
                             <w:pPr>
                               <w:spacing w:after="60"/>
+                              <w:jc w:val="both"/>
                               <w:rPr>
                                 <w:rFonts w:asciiTheme="majorBidi" w:hAnsiTheme="majorBidi" w:cstheme="majorBidi"/>
                                 <w:b/>
@@ -7525,6 +7608,7 @@
                                 <w:numId w:val="30"/>
                               </w:numPr>
                               <w:ind w:left="360"/>
+                              <w:jc w:val="both"/>
                               <w:rPr>
                                 <w:rFonts w:asciiTheme="majorBidi" w:hAnsiTheme="majorBidi" w:cstheme="majorBidi"/>
                                 <w:sz w:val="28"/>
@@ -7548,6 +7632,7 @@
                                 <w:numId w:val="30"/>
                               </w:numPr>
                               <w:ind w:left="360"/>
+                              <w:jc w:val="both"/>
                               <w:rPr>
                                 <w:rFonts w:asciiTheme="majorBidi" w:hAnsiTheme="majorBidi" w:cstheme="majorBidi"/>
                                 <w:sz w:val="28"/>
@@ -7571,6 +7656,7 @@
                                 <w:numId w:val="30"/>
                               </w:numPr>
                               <w:ind w:left="360"/>
+                              <w:jc w:val="both"/>
                               <w:rPr>
                                 <w:rFonts w:asciiTheme="majorBidi" w:hAnsiTheme="majorBidi" w:cstheme="majorBidi"/>
                                 <w:sz w:val="28"/>
@@ -7594,6 +7680,7 @@
                                 <w:numId w:val="30"/>
                               </w:numPr>
                               <w:ind w:left="360"/>
+                              <w:jc w:val="both"/>
                               <w:rPr>
                                 <w:rFonts w:asciiTheme="majorBidi" w:hAnsiTheme="majorBidi" w:cstheme="majorBidi"/>
                                 <w:sz w:val="28"/>
@@ -7617,6 +7704,7 @@
                                 <w:numId w:val="30"/>
                               </w:numPr>
                               <w:ind w:left="360"/>
+                              <w:jc w:val="both"/>
                               <w:rPr>
                                 <w:rFonts w:asciiTheme="majorBidi" w:hAnsiTheme="majorBidi" w:cstheme="majorBidi"/>
                                 <w:sz w:val="28"/>
@@ -7640,6 +7728,7 @@
                                 <w:numId w:val="30"/>
                               </w:numPr>
                               <w:ind w:left="360"/>
+                              <w:jc w:val="both"/>
                               <w:rPr>
                                 <w:rFonts w:asciiTheme="majorBidi" w:hAnsiTheme="majorBidi" w:cstheme="majorBidi"/>
                                 <w:sz w:val="28"/>
@@ -7664,6 +7753,7 @@
                               </w:numPr>
                               <w:spacing w:after="120"/>
                               <w:ind w:left="360"/>
+                              <w:jc w:val="both"/>
                               <w:rPr>
                                 <w:rFonts w:asciiTheme="majorBidi" w:hAnsiTheme="majorBidi" w:cstheme="majorBidi"/>
                                 <w:sz w:val="28"/>
@@ -7682,6 +7772,7 @@
                           <w:p>
                             <w:pPr>
                               <w:spacing w:after="60"/>
+                              <w:jc w:val="both"/>
                               <w:rPr>
                                 <w:rFonts w:asciiTheme="majorBidi" w:hAnsiTheme="majorBidi" w:cstheme="majorBidi"/>
                                 <w:b/>
@@ -7719,6 +7810,7 @@
                                 <w:numId w:val="31"/>
                               </w:numPr>
                               <w:ind w:left="360"/>
+                              <w:jc w:val="both"/>
                               <w:rPr>
                                 <w:rFonts w:asciiTheme="majorBidi" w:hAnsiTheme="majorBidi" w:cstheme="majorBidi"/>
                                 <w:sz w:val="28"/>
@@ -7742,6 +7834,7 @@
                                 <w:numId w:val="31"/>
                               </w:numPr>
                               <w:ind w:left="360"/>
+                              <w:jc w:val="both"/>
                               <w:rPr>
                                 <w:rFonts w:asciiTheme="majorBidi" w:hAnsiTheme="majorBidi" w:cstheme="majorBidi"/>
                                 <w:sz w:val="28"/>
@@ -7765,6 +7858,7 @@
                                 <w:numId w:val="31"/>
                               </w:numPr>
                               <w:ind w:left="360"/>
+                              <w:jc w:val="both"/>
                               <w:rPr>
                                 <w:rFonts w:asciiTheme="majorBidi" w:hAnsiTheme="majorBidi" w:cstheme="majorBidi"/>
                                 <w:sz w:val="28"/>
@@ -7788,6 +7882,7 @@
                                 <w:numId w:val="31"/>
                               </w:numPr>
                               <w:ind w:left="360"/>
+                              <w:jc w:val="both"/>
                               <w:rPr>
                                 <w:rFonts w:asciiTheme="majorBidi" w:hAnsiTheme="majorBidi" w:cstheme="majorBidi"/>
                                 <w:sz w:val="28"/>
@@ -7811,6 +7906,7 @@
                                 <w:numId w:val="31"/>
                               </w:numPr>
                               <w:ind w:left="360"/>
+                              <w:jc w:val="both"/>
                               <w:rPr>
                                 <w:rFonts w:asciiTheme="majorBidi" w:hAnsiTheme="majorBidi" w:cstheme="majorBidi"/>
                                 <w:sz w:val="28"/>
@@ -7835,6 +7931,7 @@
                               </w:numPr>
                               <w:spacing w:after="60"/>
                               <w:ind w:left="360"/>
+                              <w:jc w:val="both"/>
                               <w:rPr>
                                 <w:rFonts w:asciiTheme="majorBidi" w:hAnsiTheme="majorBidi" w:cstheme="majorBidi"/>
                                 <w:sz w:val="28"/>
@@ -7853,6 +7950,7 @@
                           <w:p>
                             <w:pPr>
                               <w:spacing w:after="60"/>
+                              <w:jc w:val="both"/>
                               <w:rPr>
                                 <w:rFonts w:asciiTheme="majorBidi" w:hAnsiTheme="majorBidi" w:cstheme="majorBidi"/>
                                 <w:b/>
@@ -7897,6 +7995,7 @@
                           <w:p>
                             <w:pPr>
                               <w:spacing w:after="40"/>
+                              <w:jc w:val="both"/>
                               <w:rPr>
                                 <w:rFonts w:asciiTheme="majorBidi" w:hAnsiTheme="majorBidi" w:cstheme="majorBidi"/>
                                 <w:sz w:val="28"/>
@@ -7941,6 +8040,7 @@
                           <w:p>
                             <w:pPr>
                               <w:spacing w:after="60"/>
+                              <w:jc w:val="both"/>
                               <w:rPr>
                                 <w:rFonts w:asciiTheme="majorBidi" w:hAnsiTheme="majorBidi" w:cstheme="majorBidi"/>
                                 <w:sz w:val="28"/>
@@ -7958,6 +8058,7 @@
                           </w:p>
                           <w:p>
                             <w:pPr>
+                              <w:jc w:val="both"/>
                               <w:rPr>
                                 <w:rFonts w:asciiTheme="majorBidi" w:hAnsiTheme="majorBidi" w:cstheme="majorBidi"/>
                                 <w:sz w:val="28"/>
@@ -8009,6 +8110,7 @@
                           <w:numId w:val="27"/>
                         </w:numPr>
                         <w:ind w:left="360"/>
+                        <w:jc w:val="both"/>
                         <w:rPr>
                           <w:rFonts w:asciiTheme="majorBidi" w:hAnsiTheme="majorBidi" w:cstheme="majorBidi"/>
                           <w:sz w:val="28"/>
@@ -8033,6 +8135,7 @@
                         </w:numPr>
                         <w:spacing w:after="60"/>
                         <w:ind w:left="360"/>
+                        <w:jc w:val="both"/>
                         <w:rPr>
                           <w:rFonts w:asciiTheme="majorBidi" w:hAnsiTheme="majorBidi" w:cstheme="majorBidi"/>
                           <w:sz w:val="28"/>
@@ -8051,6 +8154,7 @@
                     <w:p>
                       <w:pPr>
                         <w:spacing w:after="120"/>
+                        <w:jc w:val="both"/>
                         <w:rPr>
                           <w:rFonts w:asciiTheme="majorBidi" w:hAnsiTheme="majorBidi" w:cstheme="majorBidi"/>
                           <w:sz w:val="28"/>
@@ -8069,6 +8173,7 @@
                     <w:p>
                       <w:pPr>
                         <w:spacing w:after="60"/>
+                        <w:jc w:val="both"/>
                         <w:rPr>
                           <w:rFonts w:asciiTheme="majorBidi" w:hAnsiTheme="majorBidi" w:cstheme="majorBidi"/>
                           <w:b/>
@@ -8091,6 +8196,7 @@
                     <w:p>
                       <w:pPr>
                         <w:spacing w:after="60"/>
+                        <w:jc w:val="both"/>
                         <w:rPr>
                           <w:rFonts w:asciiTheme="majorBidi" w:hAnsiTheme="majorBidi" w:cstheme="majorBidi"/>
                           <w:sz w:val="28"/>
@@ -8174,6 +8280,7 @@
                           <w:numId w:val="28"/>
                         </w:numPr>
                         <w:ind w:left="360"/>
+                        <w:jc w:val="both"/>
                         <w:rPr>
                           <w:rFonts w:asciiTheme="majorBidi" w:hAnsiTheme="majorBidi" w:cstheme="majorBidi"/>
                           <w:sz w:val="28"/>
@@ -8198,6 +8305,7 @@
                         </w:numPr>
                         <w:spacing w:after="120"/>
                         <w:ind w:left="360"/>
+                        <w:jc w:val="both"/>
                         <w:rPr>
                           <w:rFonts w:asciiTheme="majorBidi" w:hAnsiTheme="majorBidi" w:cstheme="majorBidi"/>
                           <w:sz w:val="28"/>
@@ -8216,6 +8324,7 @@
                     <w:p>
                       <w:pPr>
                         <w:spacing w:after="60"/>
+                        <w:jc w:val="both"/>
                         <w:rPr>
                           <w:rFonts w:asciiTheme="majorBidi" w:hAnsiTheme="majorBidi" w:cstheme="majorBidi"/>
                           <w:b/>
@@ -8248,6 +8357,7 @@
                     <w:p>
                       <w:pPr>
                         <w:spacing w:after="60"/>
+                        <w:jc w:val="both"/>
                         <w:rPr>
                           <w:rFonts w:asciiTheme="majorBidi" w:hAnsiTheme="majorBidi" w:cstheme="majorBidi"/>
                           <w:sz w:val="28"/>
@@ -8266,6 +8376,7 @@
                     <w:p>
                       <w:pPr>
                         <w:spacing w:after="60"/>
+                        <w:jc w:val="both"/>
                         <w:rPr>
                           <w:rFonts w:asciiTheme="majorBidi" w:hAnsiTheme="majorBidi" w:cstheme="majorBidi"/>
                           <w:sz w:val="28"/>
@@ -8286,6 +8397,7 @@
                     <w:p>
                       <w:pPr>
                         <w:spacing w:after="80"/>
+                        <w:jc w:val="both"/>
                         <w:rPr>
                           <w:rFonts w:asciiTheme="majorBidi" w:hAnsiTheme="majorBidi" w:cstheme="majorBidi"/>
                           <w:sz w:val="28"/>
@@ -8304,6 +8416,7 @@
                     <w:p>
                       <w:pPr>
                         <w:spacing w:after="60"/>
+                        <w:jc w:val="both"/>
                         <w:rPr>
                           <w:rFonts w:asciiTheme="majorBidi" w:hAnsiTheme="majorBidi" w:cstheme="majorBidi"/>
                           <w:b/>
@@ -8331,6 +8444,7 @@
                           <w:numId w:val="29"/>
                         </w:numPr>
                         <w:ind w:left="360"/>
+                        <w:jc w:val="both"/>
                         <w:rPr>
                           <w:rFonts w:asciiTheme="majorBidi" w:hAnsiTheme="majorBidi" w:cstheme="majorBidi"/>
                           <w:sz w:val="28"/>
@@ -8355,6 +8469,7 @@
                         </w:numPr>
                         <w:spacing w:after="120"/>
                         <w:ind w:left="360"/>
+                        <w:jc w:val="both"/>
                         <w:rPr>
                           <w:rFonts w:asciiTheme="majorBidi" w:hAnsiTheme="majorBidi" w:cstheme="majorBidi"/>
                           <w:sz w:val="28"/>
@@ -8375,6 +8490,7 @@
                     <w:p>
                       <w:pPr>
                         <w:spacing w:after="60"/>
+                        <w:jc w:val="both"/>
                         <w:rPr>
                           <w:rFonts w:asciiTheme="majorBidi" w:hAnsiTheme="majorBidi" w:cstheme="majorBidi"/>
                           <w:b/>
@@ -8412,6 +8528,7 @@
                           <w:numId w:val="30"/>
                         </w:numPr>
                         <w:ind w:left="360"/>
+                        <w:jc w:val="both"/>
                         <w:rPr>
                           <w:rFonts w:asciiTheme="majorBidi" w:hAnsiTheme="majorBidi" w:cstheme="majorBidi"/>
                           <w:sz w:val="28"/>
@@ -8435,6 +8552,7 @@
                           <w:numId w:val="30"/>
                         </w:numPr>
                         <w:ind w:left="360"/>
+                        <w:jc w:val="both"/>
                         <w:rPr>
                           <w:rFonts w:asciiTheme="majorBidi" w:hAnsiTheme="majorBidi" w:cstheme="majorBidi"/>
                           <w:sz w:val="28"/>
@@ -8458,6 +8576,7 @@
                           <w:numId w:val="30"/>
                         </w:numPr>
                         <w:ind w:left="360"/>
+                        <w:jc w:val="both"/>
                         <w:rPr>
                           <w:rFonts w:asciiTheme="majorBidi" w:hAnsiTheme="majorBidi" w:cstheme="majorBidi"/>
                           <w:sz w:val="28"/>
@@ -8481,6 +8600,7 @@
                           <w:numId w:val="30"/>
                         </w:numPr>
                         <w:ind w:left="360"/>
+                        <w:jc w:val="both"/>
                         <w:rPr>
                           <w:rFonts w:asciiTheme="majorBidi" w:hAnsiTheme="majorBidi" w:cstheme="majorBidi"/>
                           <w:sz w:val="28"/>
@@ -8504,6 +8624,7 @@
                           <w:numId w:val="30"/>
                         </w:numPr>
                         <w:ind w:left="360"/>
+                        <w:jc w:val="both"/>
                         <w:rPr>
                           <w:rFonts w:asciiTheme="majorBidi" w:hAnsiTheme="majorBidi" w:cstheme="majorBidi"/>
                           <w:sz w:val="28"/>
@@ -8527,6 +8648,7 @@
                           <w:numId w:val="30"/>
                         </w:numPr>
                         <w:ind w:left="360"/>
+                        <w:jc w:val="both"/>
                         <w:rPr>
                           <w:rFonts w:asciiTheme="majorBidi" w:hAnsiTheme="majorBidi" w:cstheme="majorBidi"/>
                           <w:sz w:val="28"/>
@@ -8551,6 +8673,7 @@
                         </w:numPr>
                         <w:spacing w:after="120"/>
                         <w:ind w:left="360"/>
+                        <w:jc w:val="both"/>
                         <w:rPr>
                           <w:rFonts w:asciiTheme="majorBidi" w:hAnsiTheme="majorBidi" w:cstheme="majorBidi"/>
                           <w:sz w:val="28"/>
@@ -8569,6 +8692,7 @@
                     <w:p>
                       <w:pPr>
                         <w:spacing w:after="60"/>
+                        <w:jc w:val="both"/>
                         <w:rPr>
                           <w:rFonts w:asciiTheme="majorBidi" w:hAnsiTheme="majorBidi" w:cstheme="majorBidi"/>
                           <w:b/>
@@ -8606,6 +8730,7 @@
                           <w:numId w:val="31"/>
                         </w:numPr>
                         <w:ind w:left="360"/>
+                        <w:jc w:val="both"/>
                         <w:rPr>
                           <w:rFonts w:asciiTheme="majorBidi" w:hAnsiTheme="majorBidi" w:cstheme="majorBidi"/>
                           <w:sz w:val="28"/>
@@ -8629,6 +8754,7 @@
                           <w:numId w:val="31"/>
                         </w:numPr>
                         <w:ind w:left="360"/>
+                        <w:jc w:val="both"/>
                         <w:rPr>
                           <w:rFonts w:asciiTheme="majorBidi" w:hAnsiTheme="majorBidi" w:cstheme="majorBidi"/>
                           <w:sz w:val="28"/>
@@ -8652,6 +8778,7 @@
                           <w:numId w:val="31"/>
                         </w:numPr>
                         <w:ind w:left="360"/>
+                        <w:jc w:val="both"/>
                         <w:rPr>
                           <w:rFonts w:asciiTheme="majorBidi" w:hAnsiTheme="majorBidi" w:cstheme="majorBidi"/>
                           <w:sz w:val="28"/>
@@ -8675,6 +8802,7 @@
                           <w:numId w:val="31"/>
                         </w:numPr>
                         <w:ind w:left="360"/>
+                        <w:jc w:val="both"/>
                         <w:rPr>
                           <w:rFonts w:asciiTheme="majorBidi" w:hAnsiTheme="majorBidi" w:cstheme="majorBidi"/>
                           <w:sz w:val="28"/>
@@ -8698,6 +8826,7 @@
                           <w:numId w:val="31"/>
                         </w:numPr>
                         <w:ind w:left="360"/>
+                        <w:jc w:val="both"/>
                         <w:rPr>
                           <w:rFonts w:asciiTheme="majorBidi" w:hAnsiTheme="majorBidi" w:cstheme="majorBidi"/>
                           <w:sz w:val="28"/>
@@ -8722,6 +8851,7 @@
                         </w:numPr>
                         <w:spacing w:after="60"/>
                         <w:ind w:left="360"/>
+                        <w:jc w:val="both"/>
                         <w:rPr>
                           <w:rFonts w:asciiTheme="majorBidi" w:hAnsiTheme="majorBidi" w:cstheme="majorBidi"/>
                           <w:sz w:val="28"/>
@@ -8740,6 +8870,7 @@
                     <w:p>
                       <w:pPr>
                         <w:spacing w:after="60"/>
+                        <w:jc w:val="both"/>
                         <w:rPr>
                           <w:rFonts w:asciiTheme="majorBidi" w:hAnsiTheme="majorBidi" w:cstheme="majorBidi"/>
                           <w:b/>
@@ -8784,6 +8915,7 @@
                     <w:p>
                       <w:pPr>
                         <w:spacing w:after="40"/>
+                        <w:jc w:val="both"/>
                         <w:rPr>
                           <w:rFonts w:asciiTheme="majorBidi" w:hAnsiTheme="majorBidi" w:cstheme="majorBidi"/>
                           <w:sz w:val="28"/>
@@ -8828,6 +8960,7 @@
                     <w:p>
                       <w:pPr>
                         <w:spacing w:after="60"/>
+                        <w:jc w:val="both"/>
                         <w:rPr>
                           <w:rFonts w:asciiTheme="majorBidi" w:hAnsiTheme="majorBidi" w:cstheme="majorBidi"/>
                           <w:sz w:val="28"/>
@@ -8845,6 +8978,7 @@
                     </w:p>
                     <w:p>
                       <w:pPr>
+                        <w:jc w:val="both"/>
                         <w:rPr>
                           <w:rFonts w:asciiTheme="majorBidi" w:hAnsiTheme="majorBidi" w:cstheme="majorBidi"/>
                           <w:sz w:val="28"/>
@@ -9242,7 +9376,7 @@
                           </w:p>
                           <w:p>
                             <w:pPr>
-                              <w:spacing w:after="60"/>
+                              <w:spacing w:after="40"/>
                               <w:jc w:val="both"/>
                               <w:rPr>
                                 <w:rFonts w:asciiTheme="majorBidi" w:hAnsiTheme="majorBidi" w:cstheme="majorBidi"/>
@@ -10221,7 +10355,7 @@
                     </w:p>
                     <w:p>
                       <w:pPr>
-                        <w:spacing w:after="60"/>
+                        <w:spacing w:after="40"/>
                         <w:jc w:val="both"/>
                         <w:rPr>
                           <w:rFonts w:asciiTheme="majorBidi" w:hAnsiTheme="majorBidi" w:cstheme="majorBidi"/>
@@ -16543,15 +16677,7 @@
           <w:sz w:val="28"/>
           <w:szCs w:val="28"/>
         </w:rPr>
-        <w:t xml:space="preserve"> </w:t>
-      </w:r>
-      <w:r>
-        <w:rPr>
-          <w:rFonts w:asciiTheme="majorBidi" w:hAnsiTheme="majorBidi" w:cstheme="majorBidi"/>
-          <w:sz w:val="28"/>
-          <w:szCs w:val="28"/>
-        </w:rPr>
-        <w:t xml:space="preserve">or via </w:t>
+        <w:t xml:space="preserve"> or via </w:t>
       </w:r>
       <w:r>
         <w:rPr>
@@ -16585,7 +16711,6 @@
         </w:rPr>
         <w:t xml:space="preserve"> </w:t>
       </w:r>
-      <w:proofErr w:type="gramStart"/>
       <w:r>
         <w:rPr>
           <w:rFonts w:asciiTheme="majorBidi" w:hAnsiTheme="majorBidi" w:cstheme="majorBidi"/>
@@ -16602,7 +16727,6 @@
         </w:rPr>
         <w:t>or</w:t>
       </w:r>
-      <w:proofErr w:type="gramEnd"/>
       <w:r>
         <w:rPr>
           <w:rFonts w:asciiTheme="majorBidi" w:hAnsiTheme="majorBidi" w:cstheme="majorBidi"/>
@@ -17308,7 +17432,27 @@
           <w:sz w:val="28"/>
           <w:szCs w:val="28"/>
         </w:rPr>
-        <w:t xml:space="preserve">The "simultaneously" is bounded by forks. </w:t>
+        <w:t xml:space="preserve">The "simultaneously" is bounded by </w:t>
+      </w:r>
+      <w:r>
+        <w:rPr>
+          <w:rFonts w:asciiTheme="majorBidi" w:hAnsiTheme="majorBidi" w:cstheme="majorBidi"/>
+          <w:b/>
+          <w:bCs/>
+          <w:i/>
+          <w:iCs/>
+          <w:sz w:val="28"/>
+          <w:szCs w:val="28"/>
+        </w:rPr>
+        <w:t>forks</w:t>
+      </w:r>
+      <w:r>
+        <w:rPr>
+          <w:rFonts w:asciiTheme="majorBidi" w:hAnsiTheme="majorBidi" w:cstheme="majorBidi"/>
+          <w:sz w:val="28"/>
+          <w:szCs w:val="28"/>
+        </w:rPr>
+        <w:t xml:space="preserve">. </w:t>
       </w:r>
       <w:proofErr w:type="gramStart"/>
       <w:r>
@@ -17735,23 +17879,13 @@
         </w:rPr>
         <w:t xml:space="preserve">”. </w:t>
       </w:r>
-      <w:proofErr w:type="gramStart"/>
-      <w:r>
-        <w:rPr>
-          <w:rFonts w:asciiTheme="majorBidi" w:hAnsiTheme="majorBidi" w:cstheme="majorBidi"/>
-          <w:sz w:val="28"/>
-          <w:szCs w:val="28"/>
-        </w:rPr>
-        <w:t>The</w:t>
-      </w:r>
-      <w:proofErr w:type="gramEnd"/>
-      <w:r>
-        <w:rPr>
-          <w:rFonts w:asciiTheme="majorBidi" w:hAnsiTheme="majorBidi" w:cstheme="majorBidi"/>
-          <w:sz w:val="28"/>
-          <w:szCs w:val="28"/>
-        </w:rPr>
-        <w:t xml:space="preserve"> default is SSH. But what if your target is a Windows machine, a network switch, a Docker container, or localhost? Each needs a different connection method. </w:t>
+      <w:r>
+        <w:rPr>
+          <w:rFonts w:asciiTheme="majorBidi" w:hAnsiTheme="majorBidi" w:cstheme="majorBidi"/>
+          <w:sz w:val="28"/>
+          <w:szCs w:val="28"/>
+        </w:rPr>
+        <w:t xml:space="preserve">The default is SSH. But what if your target is a Windows machine, a network switch, a Docker container, or localhost? Each needs a different connection method. </w:t>
       </w:r>
     </w:p>
     <w:p>
@@ -18009,31 +18143,7 @@
           <w:sz w:val="28"/>
           <w:szCs w:val="28"/>
         </w:rPr>
-        <w:t xml:space="preserve"> → </w:t>
-      </w:r>
-      <w:r>
-        <w:rPr>
-          <w:rFonts w:asciiTheme="majorBidi" w:hAnsiTheme="majorBidi" w:cstheme="majorBidi"/>
-          <w:sz w:val="28"/>
-          <w:szCs w:val="28"/>
-        </w:rPr>
-        <w:t>“</w:t>
-      </w:r>
-      <w:r>
-        <w:rPr>
-          <w:rFonts w:asciiTheme="majorBidi" w:hAnsiTheme="majorBidi" w:cstheme="majorBidi"/>
-          <w:sz w:val="28"/>
-          <w:szCs w:val="28"/>
-        </w:rPr>
-        <w:t>How do I fetch data from external sources?</w:t>
-      </w:r>
-      <w:r>
-        <w:rPr>
-          <w:rFonts w:asciiTheme="majorBidi" w:hAnsiTheme="majorBidi" w:cstheme="majorBidi"/>
-          <w:sz w:val="28"/>
-          <w:szCs w:val="28"/>
-        </w:rPr>
-        <w:t>”</w:t>
+        <w:t xml:space="preserve"> → “How do I fetch data from external sources?”</w:t>
       </w:r>
       <w:r>
         <w:rPr>
@@ -18186,31 +18296,7 @@
           <w:sz w:val="28"/>
           <w:szCs w:val="28"/>
         </w:rPr>
-        <w:t xml:space="preserve"> → </w:t>
-      </w:r>
-      <w:r>
-        <w:rPr>
-          <w:rFonts w:asciiTheme="majorBidi" w:hAnsiTheme="majorBidi" w:cstheme="majorBidi"/>
-          <w:sz w:val="28"/>
-          <w:szCs w:val="28"/>
-        </w:rPr>
-        <w:t>“</w:t>
-      </w:r>
-      <w:r>
-        <w:rPr>
-          <w:rFonts w:asciiTheme="majorBidi" w:hAnsiTheme="majorBidi" w:cstheme="majorBidi"/>
-          <w:sz w:val="28"/>
-          <w:szCs w:val="28"/>
-        </w:rPr>
-        <w:t>How do I transform data inside my playbook?</w:t>
-      </w:r>
-      <w:r>
-        <w:rPr>
-          <w:rFonts w:asciiTheme="majorBidi" w:hAnsiTheme="majorBidi" w:cstheme="majorBidi"/>
-          <w:sz w:val="28"/>
-          <w:szCs w:val="28"/>
-        </w:rPr>
-        <w:t>”</w:t>
+        <w:t xml:space="preserve"> → “How do I transform data inside my playbook?”</w:t>
       </w:r>
       <w:r>
         <w:rPr>
@@ -18395,15 +18481,7 @@
           <w:sz w:val="28"/>
           <w:szCs w:val="28"/>
         </w:rPr>
-        <w:t xml:space="preserve">→ </w:t>
-      </w:r>
-      <w:r>
-        <w:rPr>
-          <w:rFonts w:asciiTheme="majorBidi" w:hAnsiTheme="majorBidi" w:cstheme="majorBidi"/>
-          <w:sz w:val="28"/>
-          <w:szCs w:val="28"/>
-        </w:rPr>
-        <w:t>“</w:t>
+        <w:t>→ “</w:t>
       </w:r>
       <w:r>
         <w:rPr>
@@ -18506,15 +18584,7 @@
           <w:sz w:val="28"/>
           <w:szCs w:val="28"/>
         </w:rPr>
-        <w:t xml:space="preserve">→ </w:t>
-      </w:r>
-      <w:r>
-        <w:rPr>
-          <w:rFonts w:asciiTheme="majorBidi" w:hAnsiTheme="majorBidi" w:cstheme="majorBidi"/>
-          <w:sz w:val="28"/>
-          <w:szCs w:val="28"/>
-        </w:rPr>
-        <w:t>“</w:t>
+        <w:t>→ “</w:t>
       </w:r>
       <w:r>
         <w:rPr>
@@ -18661,15 +18731,7 @@
           <w:sz w:val="28"/>
           <w:szCs w:val="28"/>
         </w:rPr>
-        <w:t xml:space="preserve">→ </w:t>
-      </w:r>
-      <w:r>
-        <w:rPr>
-          <w:rFonts w:asciiTheme="majorBidi" w:hAnsiTheme="majorBidi" w:cstheme="majorBidi"/>
-          <w:sz w:val="28"/>
-          <w:szCs w:val="28"/>
-        </w:rPr>
-        <w:t>“</w:t>
+        <w:t>→ “</w:t>
       </w:r>
       <w:r>
         <w:rPr>
@@ -21216,6 +21278,7 @@
       <w:pPr>
         <w:spacing w:after="80"/>
         <w:ind w:left="360"/>
+        <w:jc w:val="both"/>
         <w:rPr>
           <w:rFonts w:asciiTheme="majorBidi" w:hAnsiTheme="majorBidi" w:cstheme="majorBidi"/>
           <w:b/>
@@ -21239,6 +21302,7 @@
       <w:pPr>
         <w:spacing w:after="100"/>
         <w:ind w:left="360"/>
+        <w:jc w:val="both"/>
         <w:rPr>
           <w:rFonts w:asciiTheme="majorBidi" w:hAnsiTheme="majorBidi" w:cstheme="majorBidi"/>
           <w:sz w:val="28"/>
@@ -21402,6 +21466,7 @@
       <w:pPr>
         <w:spacing w:after="100"/>
         <w:ind w:left="360"/>
+        <w:jc w:val="both"/>
         <w:rPr>
           <w:rFonts w:asciiTheme="majorBidi" w:hAnsiTheme="majorBidi" w:cstheme="majorBidi"/>
           <w:sz w:val="28"/>
@@ -28786,6 +28851,7 @@
   <w:style w:type="character" w:default="1" w:styleId="DefaultParagraphFont">
     <w:name w:val="Default Paragraph Font"/>
     <w:uiPriority w:val="1"/>
+    <w:semiHidden/>
     <w:unhideWhenUsed/>
   </w:style>
   <w:style w:type="table" w:default="1" w:styleId="TableNormal">

--- a/Ansible/1-architecture.docx
+++ b/Ansible/1-architecture.docx
@@ -17551,102 +17551,16 @@
           <w:ilvl w:val="0"/>
           <w:numId w:val="54"/>
         </w:numPr>
-        <w:spacing w:after="100"/>
+        <w:spacing w:after="60"/>
         <w:ind w:left="360"/>
         <w:jc w:val="both"/>
         <w:rPr>
           <w:rFonts w:asciiTheme="majorBidi" w:hAnsiTheme="majorBidi" w:cstheme="majorBidi"/>
-          <w:sz w:val="28"/>
-          <w:szCs w:val="28"/>
-        </w:rPr>
-      </w:pPr>
-      <w:r>
-        <w:rPr>
-          <w:rFonts w:asciiTheme="majorBidi" w:hAnsiTheme="majorBidi" w:cstheme="majorBidi"/>
-          <w:b/>
-          <w:bCs/>
-          <w:sz w:val="28"/>
-          <w:szCs w:val="28"/>
-        </w:rPr>
-        <w:t>free</w:t>
-      </w:r>
-      <w:r>
-        <w:rPr>
-          <w:rFonts w:asciiTheme="majorBidi" w:hAnsiTheme="majorBidi" w:cstheme="majorBidi"/>
-          <w:sz w:val="28"/>
-          <w:szCs w:val="28"/>
-        </w:rPr>
-        <w:t xml:space="preserve"> → each host races ahead independently, not waiting for others</w:t>
-      </w:r>
-    </w:p>
-    <w:p>
-      <w:pPr>
-        <w:pStyle w:val="ListParagraph"/>
-        <w:numPr>
-          <w:ilvl w:val="0"/>
-          <w:numId w:val="54"/>
-        </w:numPr>
-        <w:spacing w:after="100"/>
-        <w:ind w:left="360"/>
-        <w:jc w:val="both"/>
-        <w:rPr>
-          <w:rFonts w:asciiTheme="majorBidi" w:hAnsiTheme="majorBidi" w:cstheme="majorBidi"/>
-          <w:sz w:val="28"/>
-          <w:szCs w:val="28"/>
-        </w:rPr>
-      </w:pPr>
-      <w:proofErr w:type="spellStart"/>
-      <w:r>
-        <w:rPr>
-          <w:rFonts w:asciiTheme="majorBidi" w:hAnsiTheme="majorBidi" w:cstheme="majorBidi"/>
-          <w:b/>
-          <w:bCs/>
-          <w:i/>
-          <w:iCs/>
-          <w:sz w:val="28"/>
-          <w:szCs w:val="28"/>
-        </w:rPr>
-        <w:t>host_pinned</w:t>
-      </w:r>
-      <w:proofErr w:type="spellEnd"/>
-      <w:r>
-        <w:rPr>
-          <w:rFonts w:asciiTheme="majorBidi" w:hAnsiTheme="majorBidi" w:cstheme="majorBidi"/>
-          <w:sz w:val="28"/>
-          <w:szCs w:val="28"/>
-        </w:rPr>
-        <w:t xml:space="preserve"> → similar to free but doesn't release the worker slot</w:t>
-      </w:r>
-    </w:p>
-    <w:p>
-      <w:pPr>
-        <w:pStyle w:val="ListParagraph"/>
-        <w:numPr>
-          <w:ilvl w:val="0"/>
-          <w:numId w:val="54"/>
-        </w:numPr>
-        <w:spacing w:after="100"/>
-        <w:ind w:left="360"/>
-        <w:jc w:val="both"/>
-        <w:rPr>
-          <w:rFonts w:asciiTheme="majorBidi" w:hAnsiTheme="majorBidi" w:cstheme="majorBidi"/>
-          <w:sz w:val="28"/>
-          <w:szCs w:val="28"/>
-        </w:rPr>
-      </w:pPr>
-      <w:r>
-        <w:rPr>
-          <w:rFonts w:asciiTheme="majorBidi" w:hAnsiTheme="majorBidi" w:cstheme="majorBidi"/>
-          <w:sz w:val="28"/>
-          <w:szCs w:val="28"/>
-        </w:rPr>
-        <w:t>Custom strategies via plugins</w:t>
-      </w:r>
-    </w:p>
-    <w:p>
-      <w:pPr>
-        <w:spacing w:after="80"/>
-        <w:jc w:val="both"/>
+          <w:sz w:val="32"/>
+          <w:szCs w:val="32"/>
+        </w:rPr>
+      </w:pPr>
+      <w:r>
         <w:rPr>
           <w:rFonts w:asciiTheme="majorBidi" w:hAnsiTheme="majorBidi" w:cstheme="majorBidi"/>
           <w:b/>
@@ -17654,180 +17568,11 @@
           <w:sz w:val="32"/>
           <w:szCs w:val="32"/>
         </w:rPr>
-      </w:pPr>
-      <w:r>
-        <w:rPr>
-          <w:rFonts w:asciiTheme="majorBidi" w:hAnsiTheme="majorBidi" w:cstheme="majorBidi"/>
-          <w:b/>
-          <w:bCs/>
-          <w:sz w:val="32"/>
-          <w:szCs w:val="32"/>
-        </w:rPr>
-        <w:t>Plugins (Advanced Concept)</w:t>
-      </w:r>
-      <w:r>
-        <w:rPr>
-          <w:rFonts w:asciiTheme="majorBidi" w:hAnsiTheme="majorBidi" w:cstheme="majorBidi"/>
-          <w:b/>
-          <w:bCs/>
-          <w:sz w:val="32"/>
-          <w:szCs w:val="32"/>
-        </w:rPr>
-        <w:t>:</w:t>
-      </w:r>
-    </w:p>
-    <w:p>
-      <w:pPr>
-        <w:spacing w:after="80"/>
-        <w:jc w:val="both"/>
-        <w:rPr>
-          <w:rFonts w:asciiTheme="majorBidi" w:hAnsiTheme="majorBidi" w:cstheme="majorBidi"/>
-          <w:sz w:val="28"/>
-          <w:szCs w:val="28"/>
-        </w:rPr>
-      </w:pPr>
-      <w:r>
-        <w:rPr>
-          <w:rFonts w:asciiTheme="majorBidi" w:hAnsiTheme="majorBidi" w:cstheme="majorBidi"/>
-          <w:sz w:val="28"/>
-          <w:szCs w:val="28"/>
-        </w:rPr>
-        <w:t>Much of Ansible’s behavior is controlled by plugins.</w:t>
-      </w:r>
-      <w:r>
-        <w:rPr>
-          <w:rFonts w:asciiTheme="majorBidi" w:hAnsiTheme="majorBidi" w:cstheme="majorBidi"/>
-          <w:sz w:val="28"/>
-          <w:szCs w:val="28"/>
-        </w:rPr>
-        <w:t xml:space="preserve"> </w:t>
-      </w:r>
-      <w:r>
-        <w:rPr>
-          <w:rFonts w:asciiTheme="majorBidi" w:hAnsiTheme="majorBidi" w:cstheme="majorBidi"/>
-          <w:sz w:val="28"/>
-          <w:szCs w:val="28"/>
-        </w:rPr>
-        <w:t>Think of Ansible's core as a bare engine</w:t>
-      </w:r>
-      <w:r>
-        <w:rPr>
-          <w:rFonts w:asciiTheme="majorBidi" w:hAnsiTheme="majorBidi" w:cstheme="majorBidi"/>
-          <w:sz w:val="28"/>
-          <w:szCs w:val="28"/>
-        </w:rPr>
-        <w:t>.</w:t>
-      </w:r>
-      <w:r>
-        <w:rPr>
-          <w:rFonts w:asciiTheme="majorBidi" w:hAnsiTheme="majorBidi" w:cstheme="majorBidi"/>
-          <w:sz w:val="28"/>
-          <w:szCs w:val="28"/>
-        </w:rPr>
-        <w:t xml:space="preserve"> </w:t>
-      </w:r>
-      <w:r>
-        <w:rPr>
-          <w:rFonts w:asciiTheme="majorBidi" w:hAnsiTheme="majorBidi" w:cstheme="majorBidi"/>
-          <w:sz w:val="28"/>
-          <w:szCs w:val="28"/>
-        </w:rPr>
-        <w:t>I</w:t>
-      </w:r>
-      <w:r>
-        <w:rPr>
-          <w:rFonts w:asciiTheme="majorBidi" w:hAnsiTheme="majorBidi" w:cstheme="majorBidi"/>
-          <w:sz w:val="28"/>
-          <w:szCs w:val="28"/>
-        </w:rPr>
-        <w:t>t knows that it needs to connect somewhere, get some data, format some output, etc. But it doesn't hardcode how to do those things. Instead, it delegates that "how" to plugins.</w:t>
-      </w:r>
-    </w:p>
-    <w:p>
-      <w:pPr>
-        <w:spacing w:after="80"/>
-        <w:jc w:val="both"/>
-        <w:rPr>
-          <w:rFonts w:asciiTheme="majorBidi" w:hAnsiTheme="majorBidi" w:cstheme="majorBidi"/>
-          <w:sz w:val="28"/>
-          <w:szCs w:val="28"/>
-        </w:rPr>
-      </w:pPr>
-      <w:r>
-        <w:rPr>
-          <w:rFonts w:asciiTheme="majorBidi" w:hAnsiTheme="majorBidi" w:cstheme="majorBidi"/>
-          <w:sz w:val="28"/>
-          <w:szCs w:val="28"/>
-        </w:rPr>
-        <w:t>A plugin is a swappable piece of code that handles one specific responsibility in Ansible's execution pipeline.</w:t>
-      </w:r>
-    </w:p>
-    <w:p>
-      <w:pPr>
-        <w:spacing w:after="80"/>
-        <w:jc w:val="both"/>
-        <w:rPr>
-          <w:rFonts w:asciiTheme="majorBidi" w:hAnsiTheme="majorBidi" w:cstheme="majorBidi"/>
-          <w:sz w:val="28"/>
-          <w:szCs w:val="28"/>
-        </w:rPr>
-      </w:pPr>
-      <w:r>
-        <w:rPr>
-          <w:rFonts w:asciiTheme="majorBidi" w:hAnsiTheme="majorBidi" w:cstheme="majorBidi"/>
-          <w:sz w:val="28"/>
-          <w:szCs w:val="28"/>
-        </w:rPr>
-        <w:t xml:space="preserve">The benefit is flexibility </w:t>
-      </w:r>
-      <w:r>
-        <w:rPr>
-          <w:rFonts w:asciiTheme="majorBidi" w:hAnsiTheme="majorBidi" w:cstheme="majorBidi"/>
-          <w:sz w:val="28"/>
-          <w:szCs w:val="28"/>
-        </w:rPr>
-        <w:t>-</w:t>
-      </w:r>
-      <w:r>
-        <w:rPr>
-          <w:rFonts w:asciiTheme="majorBidi" w:hAnsiTheme="majorBidi" w:cstheme="majorBidi"/>
-          <w:sz w:val="28"/>
-          <w:szCs w:val="28"/>
-        </w:rPr>
-        <w:t xml:space="preserve"> you can change behavior without touching the core engine. Like changing a wheel on a car, not rebuilding the engine.</w:t>
-      </w:r>
-    </w:p>
-    <w:p>
-      <w:pPr>
-        <w:spacing w:after="80"/>
-        <w:jc w:val="both"/>
-        <w:rPr>
-          <w:rFonts w:asciiTheme="majorBidi" w:hAnsiTheme="majorBidi" w:cstheme="majorBidi"/>
-          <w:b/>
-          <w:bCs/>
-          <w:sz w:val="32"/>
-          <w:szCs w:val="32"/>
-        </w:rPr>
-      </w:pPr>
-      <w:r>
-        <w:rPr>
-          <w:rFonts w:asciiTheme="majorBidi" w:hAnsiTheme="majorBidi" w:cstheme="majorBidi"/>
-          <w:b/>
-          <w:bCs/>
-          <w:sz w:val="32"/>
-          <w:szCs w:val="32"/>
-        </w:rPr>
-        <w:lastRenderedPageBreak/>
-        <w:t>Plugin types:</w:t>
-      </w:r>
-    </w:p>
-    <w:p>
-      <w:pPr>
-        <w:pStyle w:val="ListParagraph"/>
-        <w:numPr>
-          <w:ilvl w:val="0"/>
-          <w:numId w:val="55"/>
-        </w:numPr>
+        <w:t>free</w:t>
+      </w:r>
+    </w:p>
+    <w:p>
+      <w:pPr>
         <w:spacing w:after="60"/>
         <w:ind w:left="360"/>
         <w:jc w:val="both"/>
@@ -17840,1492 +17585,16 @@
       <w:r>
         <w:rPr>
           <w:rFonts w:asciiTheme="majorBidi" w:hAnsiTheme="majorBidi" w:cstheme="majorBidi"/>
-          <w:b/>
-          <w:bCs/>
-          <w:sz w:val="28"/>
-          <w:szCs w:val="28"/>
-        </w:rPr>
-        <w:t>Connection plugins</w:t>
-      </w:r>
-      <w:r>
-        <w:rPr>
-          <w:rFonts w:asciiTheme="majorBidi" w:hAnsiTheme="majorBidi" w:cstheme="majorBidi"/>
-          <w:sz w:val="28"/>
-          <w:szCs w:val="28"/>
-        </w:rPr>
-        <w:t xml:space="preserve"> → </w:t>
-      </w:r>
-      <w:r>
-        <w:rPr>
-          <w:rFonts w:asciiTheme="majorBidi" w:hAnsiTheme="majorBidi" w:cstheme="majorBidi"/>
-          <w:sz w:val="28"/>
-          <w:szCs w:val="28"/>
-        </w:rPr>
-        <w:t>“</w:t>
-      </w:r>
-      <w:r>
-        <w:rPr>
-          <w:rFonts w:asciiTheme="majorBidi" w:hAnsiTheme="majorBidi" w:cstheme="majorBidi"/>
-          <w:sz w:val="28"/>
-          <w:szCs w:val="28"/>
-        </w:rPr>
-        <w:t>How do I reach the target host?</w:t>
-      </w:r>
-      <w:r>
-        <w:rPr>
-          <w:rFonts w:asciiTheme="majorBidi" w:hAnsiTheme="majorBidi" w:cstheme="majorBidi"/>
-          <w:sz w:val="28"/>
-          <w:szCs w:val="28"/>
-        </w:rPr>
-        <w:t xml:space="preserve">”. </w:t>
-      </w:r>
-      <w:r>
-        <w:rPr>
-          <w:rFonts w:asciiTheme="majorBidi" w:hAnsiTheme="majorBidi" w:cstheme="majorBidi"/>
-          <w:sz w:val="28"/>
-          <w:szCs w:val="28"/>
-        </w:rPr>
-        <w:t xml:space="preserve">The default is SSH. But what if your target is a Windows machine, a network switch, a Docker container, or localhost? Each needs a different connection method. </w:t>
+          <w:sz w:val="28"/>
+          <w:szCs w:val="28"/>
+        </w:rPr>
+        <w:t>In the linear strategy, every host waits at each task boundary until all other hosts finish before anyone moves to the next task. Free strategy removes that constraint entirely.</w:t>
       </w:r>
     </w:p>
     <w:p>
       <w:pPr>
         <w:spacing w:after="100"/>
         <w:ind w:left="360"/>
-        <w:jc w:val="both"/>
-        <w:rPr>
-          <w:rFonts w:asciiTheme="majorBidi" w:hAnsiTheme="majorBidi" w:cstheme="majorBidi"/>
-          <w:b/>
-          <w:bCs/>
-          <w:sz w:val="28"/>
-          <w:szCs w:val="28"/>
-        </w:rPr>
-      </w:pPr>
-      <w:r>
-        <w:rPr>
-          <w:rFonts w:asciiTheme="majorBidi" w:hAnsiTheme="majorBidi" w:cstheme="majorBidi"/>
-          <w:b/>
-          <w:bCs/>
-          <w:sz w:val="28"/>
-          <w:szCs w:val="28"/>
-        </w:rPr>
-        <w:t xml:space="preserve">ssh, </w:t>
-      </w:r>
-      <w:proofErr w:type="spellStart"/>
-      <w:r>
-        <w:rPr>
-          <w:rFonts w:asciiTheme="majorBidi" w:hAnsiTheme="majorBidi" w:cstheme="majorBidi"/>
-          <w:b/>
-          <w:bCs/>
-          <w:sz w:val="28"/>
-          <w:szCs w:val="28"/>
-        </w:rPr>
-        <w:t>winrm</w:t>
-      </w:r>
-      <w:proofErr w:type="spellEnd"/>
-      <w:r>
-        <w:rPr>
-          <w:rFonts w:asciiTheme="majorBidi" w:hAnsiTheme="majorBidi" w:cstheme="majorBidi"/>
-          <w:b/>
-          <w:bCs/>
-          <w:sz w:val="28"/>
-          <w:szCs w:val="28"/>
-        </w:rPr>
-        <w:t xml:space="preserve">, docker, local, </w:t>
-      </w:r>
-      <w:proofErr w:type="spellStart"/>
-      <w:r>
-        <w:rPr>
-          <w:rFonts w:asciiTheme="majorBidi" w:hAnsiTheme="majorBidi" w:cstheme="majorBidi"/>
-          <w:b/>
-          <w:bCs/>
-          <w:sz w:val="28"/>
-          <w:szCs w:val="28"/>
-        </w:rPr>
-        <w:t>paramiko</w:t>
-      </w:r>
-      <w:proofErr w:type="spellEnd"/>
-    </w:p>
-    <w:p>
-      <w:pPr>
-        <w:pStyle w:val="ListParagraph"/>
-        <w:numPr>
-          <w:ilvl w:val="0"/>
-          <w:numId w:val="55"/>
-        </w:numPr>
-        <w:spacing w:after="60"/>
-        <w:ind w:left="360"/>
-        <w:jc w:val="both"/>
-        <w:rPr>
-          <w:rFonts w:asciiTheme="majorBidi" w:hAnsiTheme="majorBidi" w:cstheme="majorBidi"/>
-          <w:sz w:val="28"/>
-          <w:szCs w:val="28"/>
-        </w:rPr>
-      </w:pPr>
-      <w:r>
-        <w:rPr>
-          <w:rFonts w:asciiTheme="majorBidi" w:hAnsiTheme="majorBidi" w:cstheme="majorBidi"/>
-          <w:b/>
-          <w:bCs/>
-          <w:sz w:val="28"/>
-          <w:szCs w:val="28"/>
-        </w:rPr>
-        <w:t xml:space="preserve">Callback plugins </w:t>
-      </w:r>
-      <w:r>
-        <w:rPr>
-          <w:rFonts w:asciiTheme="majorBidi" w:hAnsiTheme="majorBidi" w:cstheme="majorBidi"/>
-          <w:sz w:val="28"/>
-          <w:szCs w:val="28"/>
-        </w:rPr>
-        <w:t xml:space="preserve">→ </w:t>
-      </w:r>
-      <w:r>
-        <w:rPr>
-          <w:rFonts w:asciiTheme="majorBidi" w:hAnsiTheme="majorBidi" w:cstheme="majorBidi"/>
-          <w:sz w:val="28"/>
-          <w:szCs w:val="28"/>
-        </w:rPr>
-        <w:t>“</w:t>
-      </w:r>
-      <w:r>
-        <w:rPr>
-          <w:rFonts w:asciiTheme="majorBidi" w:hAnsiTheme="majorBidi" w:cstheme="majorBidi"/>
-          <w:sz w:val="28"/>
-          <w:szCs w:val="28"/>
-        </w:rPr>
-        <w:t>What do I do with the output?</w:t>
-      </w:r>
-      <w:r>
-        <w:rPr>
-          <w:rFonts w:asciiTheme="majorBidi" w:hAnsiTheme="majorBidi" w:cstheme="majorBidi"/>
-          <w:sz w:val="28"/>
-          <w:szCs w:val="28"/>
-        </w:rPr>
-        <w:t xml:space="preserve">”. </w:t>
-      </w:r>
-      <w:r>
-        <w:rPr>
-          <w:rFonts w:asciiTheme="majorBidi" w:hAnsiTheme="majorBidi" w:cstheme="majorBidi"/>
-          <w:sz w:val="28"/>
-          <w:szCs w:val="28"/>
-        </w:rPr>
-        <w:t xml:space="preserve">By </w:t>
-      </w:r>
-      <w:proofErr w:type="gramStart"/>
-      <w:r>
-        <w:rPr>
-          <w:rFonts w:asciiTheme="majorBidi" w:hAnsiTheme="majorBidi" w:cstheme="majorBidi"/>
-          <w:sz w:val="28"/>
-          <w:szCs w:val="28"/>
-        </w:rPr>
-        <w:t>default</w:t>
-      </w:r>
-      <w:proofErr w:type="gramEnd"/>
-      <w:r>
-        <w:rPr>
-          <w:rFonts w:asciiTheme="majorBidi" w:hAnsiTheme="majorBidi" w:cstheme="majorBidi"/>
-          <w:sz w:val="28"/>
-          <w:szCs w:val="28"/>
-        </w:rPr>
-        <w:t xml:space="preserve"> Ansible prints results to your terminal. But maybe you want to send results to Slack, write to a log file, format as JSON, or report to a monitoring system. Callback plugins intercept task results and decide what to do with them.</w:t>
-      </w:r>
-    </w:p>
-    <w:p>
-      <w:pPr>
-        <w:spacing w:after="100"/>
-        <w:ind w:left="360"/>
-        <w:jc w:val="both"/>
-        <w:rPr>
-          <w:rFonts w:asciiTheme="majorBidi" w:hAnsiTheme="majorBidi" w:cstheme="majorBidi"/>
-          <w:b/>
-          <w:bCs/>
-          <w:sz w:val="28"/>
-          <w:szCs w:val="28"/>
-        </w:rPr>
-      </w:pPr>
-      <w:proofErr w:type="spellStart"/>
-      <w:r>
-        <w:rPr>
-          <w:rFonts w:asciiTheme="majorBidi" w:hAnsiTheme="majorBidi" w:cstheme="majorBidi"/>
-          <w:b/>
-          <w:bCs/>
-          <w:sz w:val="28"/>
-          <w:szCs w:val="28"/>
-        </w:rPr>
-        <w:t>json</w:t>
-      </w:r>
-      <w:proofErr w:type="spellEnd"/>
-      <w:r>
-        <w:rPr>
-          <w:rFonts w:asciiTheme="majorBidi" w:hAnsiTheme="majorBidi" w:cstheme="majorBidi"/>
-          <w:b/>
-          <w:bCs/>
-          <w:sz w:val="28"/>
-          <w:szCs w:val="28"/>
-        </w:rPr>
-        <w:t xml:space="preserve">, </w:t>
-      </w:r>
-      <w:proofErr w:type="spellStart"/>
-      <w:r>
-        <w:rPr>
-          <w:rFonts w:asciiTheme="majorBidi" w:hAnsiTheme="majorBidi" w:cstheme="majorBidi"/>
-          <w:b/>
-          <w:bCs/>
-          <w:sz w:val="28"/>
-          <w:szCs w:val="28"/>
-        </w:rPr>
-        <w:t>yaml</w:t>
-      </w:r>
-      <w:proofErr w:type="spellEnd"/>
-      <w:r>
-        <w:rPr>
-          <w:rFonts w:asciiTheme="majorBidi" w:hAnsiTheme="majorBidi" w:cstheme="majorBidi"/>
-          <w:b/>
-          <w:bCs/>
-          <w:sz w:val="28"/>
-          <w:szCs w:val="28"/>
-        </w:rPr>
-        <w:t xml:space="preserve">, slack, </w:t>
-      </w:r>
-      <w:proofErr w:type="spellStart"/>
-      <w:r>
-        <w:rPr>
-          <w:rFonts w:asciiTheme="majorBidi" w:hAnsiTheme="majorBidi" w:cstheme="majorBidi"/>
-          <w:b/>
-          <w:bCs/>
-          <w:sz w:val="28"/>
-          <w:szCs w:val="28"/>
-        </w:rPr>
-        <w:t>junit</w:t>
-      </w:r>
-      <w:proofErr w:type="spellEnd"/>
-      <w:r>
-        <w:rPr>
-          <w:rFonts w:asciiTheme="majorBidi" w:hAnsiTheme="majorBidi" w:cstheme="majorBidi"/>
-          <w:b/>
-          <w:bCs/>
-          <w:sz w:val="28"/>
-          <w:szCs w:val="28"/>
-        </w:rPr>
-        <w:t xml:space="preserve"> (for CI systems)</w:t>
-      </w:r>
-    </w:p>
-    <w:p>
-      <w:pPr>
-        <w:pStyle w:val="ListParagraph"/>
-        <w:numPr>
-          <w:ilvl w:val="0"/>
-          <w:numId w:val="55"/>
-        </w:numPr>
-        <w:spacing w:after="60"/>
-        <w:ind w:left="360"/>
-        <w:jc w:val="both"/>
-        <w:rPr>
-          <w:rFonts w:asciiTheme="majorBidi" w:hAnsiTheme="majorBidi" w:cstheme="majorBidi"/>
-          <w:sz w:val="28"/>
-          <w:szCs w:val="28"/>
-        </w:rPr>
-      </w:pPr>
-      <w:r>
-        <w:rPr>
-          <w:rFonts w:asciiTheme="majorBidi" w:hAnsiTheme="majorBidi" w:cstheme="majorBidi"/>
-          <w:b/>
-          <w:bCs/>
-          <w:sz w:val="28"/>
-          <w:szCs w:val="28"/>
-        </w:rPr>
-        <w:t>Lookup plugins</w:t>
-      </w:r>
-      <w:r>
-        <w:rPr>
-          <w:rFonts w:asciiTheme="majorBidi" w:hAnsiTheme="majorBidi" w:cstheme="majorBidi"/>
-          <w:sz w:val="28"/>
-          <w:szCs w:val="28"/>
-        </w:rPr>
-        <w:t xml:space="preserve"> → “How do I fetch data from external sources?”</w:t>
-      </w:r>
-      <w:r>
-        <w:rPr>
-          <w:rFonts w:asciiTheme="majorBidi" w:hAnsiTheme="majorBidi" w:cstheme="majorBidi"/>
-          <w:sz w:val="28"/>
-          <w:szCs w:val="28"/>
-        </w:rPr>
-        <w:t xml:space="preserve">. </w:t>
-      </w:r>
-      <w:r>
-        <w:rPr>
-          <w:rFonts w:asciiTheme="majorBidi" w:hAnsiTheme="majorBidi" w:cstheme="majorBidi"/>
-          <w:sz w:val="28"/>
-          <w:szCs w:val="28"/>
-        </w:rPr>
-        <w:t xml:space="preserve">Sometimes your playbook needs data that lives outside Ansible </w:t>
-      </w:r>
-      <w:r>
-        <w:rPr>
-          <w:rFonts w:asciiTheme="majorBidi" w:hAnsiTheme="majorBidi" w:cstheme="majorBidi"/>
-          <w:sz w:val="28"/>
-          <w:szCs w:val="28"/>
-        </w:rPr>
-        <w:t>-</w:t>
-      </w:r>
-      <w:r>
-        <w:rPr>
-          <w:rFonts w:asciiTheme="majorBidi" w:hAnsiTheme="majorBidi" w:cstheme="majorBidi"/>
-          <w:sz w:val="28"/>
-          <w:szCs w:val="28"/>
-        </w:rPr>
-        <w:t xml:space="preserve"> a file, an environment variable, a secret in </w:t>
-      </w:r>
-      <w:proofErr w:type="spellStart"/>
-      <w:r>
-        <w:rPr>
-          <w:rFonts w:asciiTheme="majorBidi" w:hAnsiTheme="majorBidi" w:cstheme="majorBidi"/>
-          <w:sz w:val="28"/>
-          <w:szCs w:val="28"/>
-        </w:rPr>
-        <w:t>HashiCorp</w:t>
-      </w:r>
-      <w:proofErr w:type="spellEnd"/>
-      <w:r>
-        <w:rPr>
-          <w:rFonts w:asciiTheme="majorBidi" w:hAnsiTheme="majorBidi" w:cstheme="majorBidi"/>
-          <w:sz w:val="28"/>
-          <w:szCs w:val="28"/>
-        </w:rPr>
-        <w:t xml:space="preserve"> Vault, a value from a database. Lookup plugins let you pull that data in at runtime.</w:t>
-      </w:r>
-    </w:p>
-    <w:p>
-      <w:pPr>
-        <w:spacing w:after="100"/>
-        <w:ind w:left="360"/>
-        <w:jc w:val="both"/>
-        <w:rPr>
-          <w:rFonts w:asciiTheme="majorBidi" w:hAnsiTheme="majorBidi" w:cstheme="majorBidi"/>
-          <w:b/>
-          <w:bCs/>
-          <w:sz w:val="28"/>
-          <w:szCs w:val="28"/>
-        </w:rPr>
-      </w:pPr>
-      <w:r>
-        <w:rPr>
-          <w:rFonts w:asciiTheme="majorBidi" w:hAnsiTheme="majorBidi" w:cstheme="majorBidi"/>
-          <w:b/>
-          <w:bCs/>
-          <w:sz w:val="28"/>
-          <w:szCs w:val="28"/>
-        </w:rPr>
-        <w:t xml:space="preserve">file, env, </w:t>
-      </w:r>
-      <w:proofErr w:type="spellStart"/>
-      <w:r>
-        <w:rPr>
-          <w:rFonts w:asciiTheme="majorBidi" w:hAnsiTheme="majorBidi" w:cstheme="majorBidi"/>
-          <w:b/>
-          <w:bCs/>
-          <w:sz w:val="28"/>
-          <w:szCs w:val="28"/>
-        </w:rPr>
-        <w:t>aws_ssm</w:t>
-      </w:r>
-      <w:proofErr w:type="spellEnd"/>
-      <w:r>
-        <w:rPr>
-          <w:rFonts w:asciiTheme="majorBidi" w:hAnsiTheme="majorBidi" w:cstheme="majorBidi"/>
-          <w:b/>
-          <w:bCs/>
-          <w:sz w:val="28"/>
-          <w:szCs w:val="28"/>
-        </w:rPr>
-        <w:t xml:space="preserve">, </w:t>
-      </w:r>
-      <w:proofErr w:type="spellStart"/>
-      <w:r>
-        <w:rPr>
-          <w:rFonts w:asciiTheme="majorBidi" w:hAnsiTheme="majorBidi" w:cstheme="majorBidi"/>
-          <w:b/>
-          <w:bCs/>
-          <w:sz w:val="28"/>
-          <w:szCs w:val="28"/>
-        </w:rPr>
-        <w:t>hashi_vault</w:t>
-      </w:r>
-      <w:proofErr w:type="spellEnd"/>
-      <w:r>
-        <w:rPr>
-          <w:rFonts w:asciiTheme="majorBidi" w:hAnsiTheme="majorBidi" w:cstheme="majorBidi"/>
-          <w:b/>
-          <w:bCs/>
-          <w:sz w:val="28"/>
-          <w:szCs w:val="28"/>
-        </w:rPr>
-        <w:t>, password</w:t>
-      </w:r>
-    </w:p>
-    <w:p>
-      <w:pPr>
-        <w:pStyle w:val="ListParagraph"/>
-        <w:numPr>
-          <w:ilvl w:val="0"/>
-          <w:numId w:val="55"/>
-        </w:numPr>
-        <w:spacing w:after="60"/>
-        <w:ind w:left="360"/>
-        <w:jc w:val="both"/>
-        <w:rPr>
-          <w:rFonts w:asciiTheme="majorBidi" w:hAnsiTheme="majorBidi" w:cstheme="majorBidi"/>
-          <w:sz w:val="28"/>
-          <w:szCs w:val="28"/>
-        </w:rPr>
-      </w:pPr>
-      <w:r>
-        <w:rPr>
-          <w:rFonts w:asciiTheme="majorBidi" w:hAnsiTheme="majorBidi" w:cstheme="majorBidi"/>
-          <w:b/>
-          <w:bCs/>
-          <w:sz w:val="28"/>
-          <w:szCs w:val="28"/>
-        </w:rPr>
-        <w:t>Filter plugins</w:t>
-      </w:r>
-      <w:r>
-        <w:rPr>
-          <w:rFonts w:asciiTheme="majorBidi" w:hAnsiTheme="majorBidi" w:cstheme="majorBidi"/>
-          <w:sz w:val="28"/>
-          <w:szCs w:val="28"/>
-        </w:rPr>
-        <w:t xml:space="preserve"> → “How do I transform data inside my playbook?”</w:t>
-      </w:r>
-      <w:r>
-        <w:rPr>
-          <w:rFonts w:asciiTheme="majorBidi" w:hAnsiTheme="majorBidi" w:cstheme="majorBidi"/>
-          <w:sz w:val="28"/>
-          <w:szCs w:val="28"/>
-        </w:rPr>
-        <w:t xml:space="preserve"> </w:t>
-      </w:r>
-      <w:r>
-        <w:rPr>
-          <w:rFonts w:asciiTheme="majorBidi" w:hAnsiTheme="majorBidi" w:cstheme="majorBidi"/>
-          <w:sz w:val="28"/>
-          <w:szCs w:val="28"/>
-        </w:rPr>
-        <w:t xml:space="preserve">These work inside Jinja2 expressions (the </w:t>
-      </w:r>
-      <w:proofErr w:type="gramStart"/>
-      <w:r>
-        <w:rPr>
-          <w:rFonts w:asciiTheme="majorBidi" w:hAnsiTheme="majorBidi" w:cstheme="majorBidi"/>
-          <w:b/>
-          <w:bCs/>
-          <w:sz w:val="28"/>
-          <w:szCs w:val="28"/>
-        </w:rPr>
-        <w:t>{{ }</w:t>
-      </w:r>
-      <w:proofErr w:type="gramEnd"/>
-      <w:r>
-        <w:rPr>
-          <w:rFonts w:asciiTheme="majorBidi" w:hAnsiTheme="majorBidi" w:cstheme="majorBidi"/>
-          <w:b/>
-          <w:bCs/>
-          <w:sz w:val="28"/>
-          <w:szCs w:val="28"/>
-        </w:rPr>
-        <w:t>}</w:t>
-      </w:r>
-      <w:r>
-        <w:rPr>
-          <w:rFonts w:asciiTheme="majorBidi" w:hAnsiTheme="majorBidi" w:cstheme="majorBidi"/>
-          <w:sz w:val="28"/>
-          <w:szCs w:val="28"/>
-        </w:rPr>
-        <w:t xml:space="preserve"> syntax). They let you manipulate variables </w:t>
-      </w:r>
-      <w:r>
-        <w:rPr>
-          <w:rFonts w:asciiTheme="majorBidi" w:hAnsiTheme="majorBidi" w:cstheme="majorBidi"/>
-          <w:sz w:val="28"/>
-          <w:szCs w:val="28"/>
-        </w:rPr>
-        <w:t>-</w:t>
-      </w:r>
-      <w:r>
-        <w:rPr>
-          <w:rFonts w:asciiTheme="majorBidi" w:hAnsiTheme="majorBidi" w:cstheme="majorBidi"/>
-          <w:sz w:val="28"/>
-          <w:szCs w:val="28"/>
-        </w:rPr>
-        <w:t xml:space="preserve"> convert formats, extract values, do math, transform lists, etc.</w:t>
-      </w:r>
-    </w:p>
-    <w:p>
-      <w:pPr>
-        <w:spacing w:after="100"/>
-        <w:ind w:left="360"/>
-        <w:jc w:val="both"/>
-        <w:rPr>
-          <w:rFonts w:asciiTheme="majorBidi" w:hAnsiTheme="majorBidi" w:cstheme="majorBidi"/>
-          <w:b/>
-          <w:bCs/>
-          <w:sz w:val="28"/>
-          <w:szCs w:val="28"/>
-        </w:rPr>
-      </w:pPr>
-      <w:proofErr w:type="spellStart"/>
-      <w:r>
-        <w:rPr>
-          <w:rFonts w:asciiTheme="majorBidi" w:hAnsiTheme="majorBidi" w:cstheme="majorBidi"/>
-          <w:b/>
-          <w:bCs/>
-          <w:sz w:val="28"/>
-          <w:szCs w:val="28"/>
-        </w:rPr>
-        <w:t>to_json</w:t>
-      </w:r>
-      <w:proofErr w:type="spellEnd"/>
-      <w:r>
-        <w:rPr>
-          <w:rFonts w:asciiTheme="majorBidi" w:hAnsiTheme="majorBidi" w:cstheme="majorBidi"/>
-          <w:b/>
-          <w:bCs/>
-          <w:sz w:val="28"/>
-          <w:szCs w:val="28"/>
-        </w:rPr>
-        <w:t xml:space="preserve">, </w:t>
-      </w:r>
-      <w:proofErr w:type="spellStart"/>
-      <w:r>
-        <w:rPr>
-          <w:rFonts w:asciiTheme="majorBidi" w:hAnsiTheme="majorBidi" w:cstheme="majorBidi"/>
-          <w:b/>
-          <w:bCs/>
-          <w:sz w:val="28"/>
-          <w:szCs w:val="28"/>
-        </w:rPr>
-        <w:t>selectattr</w:t>
-      </w:r>
-      <w:proofErr w:type="spellEnd"/>
-      <w:r>
-        <w:rPr>
-          <w:rFonts w:asciiTheme="majorBidi" w:hAnsiTheme="majorBidi" w:cstheme="majorBidi"/>
-          <w:b/>
-          <w:bCs/>
-          <w:sz w:val="28"/>
-          <w:szCs w:val="28"/>
-        </w:rPr>
-        <w:t xml:space="preserve">, map, </w:t>
-      </w:r>
-      <w:proofErr w:type="spellStart"/>
-      <w:r>
-        <w:rPr>
-          <w:rFonts w:asciiTheme="majorBidi" w:hAnsiTheme="majorBidi" w:cstheme="majorBidi"/>
-          <w:b/>
-          <w:bCs/>
-          <w:sz w:val="28"/>
-          <w:szCs w:val="28"/>
-        </w:rPr>
-        <w:t>regex_replace</w:t>
-      </w:r>
-      <w:proofErr w:type="spellEnd"/>
-      <w:r>
-        <w:rPr>
-          <w:rFonts w:asciiTheme="majorBidi" w:hAnsiTheme="majorBidi" w:cstheme="majorBidi"/>
-          <w:b/>
-          <w:bCs/>
-          <w:sz w:val="28"/>
-          <w:szCs w:val="28"/>
-        </w:rPr>
-        <w:t>, b64encode</w:t>
-      </w:r>
-    </w:p>
-    <w:p>
-      <w:pPr>
-        <w:pStyle w:val="ListParagraph"/>
-        <w:numPr>
-          <w:ilvl w:val="0"/>
-          <w:numId w:val="55"/>
-        </w:numPr>
-        <w:spacing w:after="60"/>
-        <w:ind w:left="360"/>
-        <w:jc w:val="both"/>
-        <w:rPr>
-          <w:rFonts w:asciiTheme="majorBidi" w:hAnsiTheme="majorBidi" w:cstheme="majorBidi"/>
-          <w:sz w:val="28"/>
-          <w:szCs w:val="28"/>
-        </w:rPr>
-      </w:pPr>
-      <w:r>
-        <w:rPr>
-          <w:rFonts w:asciiTheme="majorBidi" w:hAnsiTheme="majorBidi" w:cstheme="majorBidi"/>
-          <w:b/>
-          <w:bCs/>
-          <w:sz w:val="28"/>
-          <w:szCs w:val="28"/>
-        </w:rPr>
-        <w:t>Strategy plugins</w:t>
-      </w:r>
-      <w:r>
-        <w:rPr>
-          <w:rFonts w:asciiTheme="majorBidi" w:hAnsiTheme="majorBidi" w:cstheme="majorBidi"/>
-          <w:sz w:val="28"/>
-          <w:szCs w:val="28"/>
-        </w:rPr>
-        <w:t xml:space="preserve"> </w:t>
-      </w:r>
-      <w:r>
-        <w:rPr>
-          <w:rFonts w:asciiTheme="majorBidi" w:hAnsiTheme="majorBidi" w:cstheme="majorBidi"/>
-          <w:sz w:val="28"/>
-          <w:szCs w:val="28"/>
-        </w:rPr>
-        <w:t>→ “</w:t>
-      </w:r>
-      <w:r>
-        <w:rPr>
-          <w:rFonts w:asciiTheme="majorBidi" w:hAnsiTheme="majorBidi" w:cstheme="majorBidi"/>
-          <w:sz w:val="28"/>
-          <w:szCs w:val="28"/>
-        </w:rPr>
-        <w:t>In what order do I execute tasks across hosts?</w:t>
-      </w:r>
-      <w:r>
-        <w:rPr>
-          <w:rFonts w:asciiTheme="majorBidi" w:hAnsiTheme="majorBidi" w:cstheme="majorBidi"/>
-          <w:sz w:val="28"/>
-          <w:szCs w:val="28"/>
-        </w:rPr>
-        <w:t xml:space="preserve">”. </w:t>
-      </w:r>
-      <w:r>
-        <w:rPr>
-          <w:rFonts w:asciiTheme="majorBidi" w:hAnsiTheme="majorBidi" w:cstheme="majorBidi"/>
-          <w:sz w:val="28"/>
-          <w:szCs w:val="28"/>
-        </w:rPr>
-        <w:t>This is exactly what we discussed. Controls whether Ansible waits for all hosts at each task boundary or lets hosts run freely.</w:t>
-      </w:r>
-    </w:p>
-    <w:p>
-      <w:pPr>
-        <w:spacing w:after="100"/>
-        <w:ind w:left="360"/>
-        <w:jc w:val="both"/>
-        <w:rPr>
-          <w:rFonts w:asciiTheme="majorBidi" w:hAnsiTheme="majorBidi" w:cstheme="majorBidi"/>
-          <w:b/>
-          <w:bCs/>
-          <w:sz w:val="28"/>
-          <w:szCs w:val="28"/>
-        </w:rPr>
-      </w:pPr>
-      <w:r>
-        <w:rPr>
-          <w:rFonts w:asciiTheme="majorBidi" w:hAnsiTheme="majorBidi" w:cstheme="majorBidi"/>
-          <w:b/>
-          <w:bCs/>
-          <w:sz w:val="28"/>
-          <w:szCs w:val="28"/>
-        </w:rPr>
-        <w:t xml:space="preserve">linear (default), free, </w:t>
-      </w:r>
-      <w:proofErr w:type="spellStart"/>
-      <w:r>
-        <w:rPr>
-          <w:rFonts w:asciiTheme="majorBidi" w:hAnsiTheme="majorBidi" w:cstheme="majorBidi"/>
-          <w:b/>
-          <w:bCs/>
-          <w:sz w:val="28"/>
-          <w:szCs w:val="28"/>
-        </w:rPr>
-        <w:t>host_pinned</w:t>
-      </w:r>
-      <w:proofErr w:type="spellEnd"/>
-    </w:p>
-    <w:p>
-      <w:pPr>
-        <w:pStyle w:val="ListParagraph"/>
-        <w:numPr>
-          <w:ilvl w:val="0"/>
-          <w:numId w:val="55"/>
-        </w:numPr>
-        <w:spacing w:after="60"/>
-        <w:ind w:left="360"/>
-        <w:jc w:val="both"/>
-        <w:rPr>
-          <w:rFonts w:asciiTheme="majorBidi" w:hAnsiTheme="majorBidi" w:cstheme="majorBidi"/>
-          <w:sz w:val="28"/>
-          <w:szCs w:val="28"/>
-        </w:rPr>
-      </w:pPr>
-      <w:r>
-        <w:rPr>
-          <w:rFonts w:asciiTheme="majorBidi" w:hAnsiTheme="majorBidi" w:cstheme="majorBidi"/>
-          <w:b/>
-          <w:bCs/>
-          <w:sz w:val="28"/>
-          <w:szCs w:val="28"/>
-        </w:rPr>
-        <w:t>Cache plugins</w:t>
-      </w:r>
-      <w:r>
-        <w:rPr>
-          <w:rFonts w:asciiTheme="majorBidi" w:hAnsiTheme="majorBidi" w:cstheme="majorBidi"/>
-          <w:sz w:val="28"/>
-          <w:szCs w:val="28"/>
-        </w:rPr>
-        <w:t xml:space="preserve"> </w:t>
-      </w:r>
-      <w:r>
-        <w:rPr>
-          <w:rFonts w:asciiTheme="majorBidi" w:hAnsiTheme="majorBidi" w:cstheme="majorBidi"/>
-          <w:sz w:val="28"/>
-          <w:szCs w:val="28"/>
-        </w:rPr>
-        <w:t>→ “</w:t>
-      </w:r>
-      <w:r>
-        <w:rPr>
-          <w:rFonts w:asciiTheme="majorBidi" w:hAnsiTheme="majorBidi" w:cstheme="majorBidi"/>
-          <w:sz w:val="28"/>
-          <w:szCs w:val="28"/>
-        </w:rPr>
-        <w:t>Where do I store gathered facts so I don't re-collect them every run?</w:t>
-      </w:r>
-      <w:r>
-        <w:rPr>
-          <w:rFonts w:asciiTheme="majorBidi" w:hAnsiTheme="majorBidi" w:cstheme="majorBidi"/>
-          <w:sz w:val="28"/>
-          <w:szCs w:val="28"/>
-        </w:rPr>
-        <w:t xml:space="preserve">”. </w:t>
-      </w:r>
-      <w:r>
-        <w:rPr>
-          <w:rFonts w:asciiTheme="majorBidi" w:hAnsiTheme="majorBidi" w:cstheme="majorBidi"/>
-          <w:sz w:val="28"/>
-          <w:szCs w:val="28"/>
-        </w:rPr>
-        <w:t>When Ansible gathers facts from hosts (OS, IP, memory, etc.), that's expensive at scale. Cache plugins let you store those facts somewhere so subsequent runs can reuse them instead of re-gathering.</w:t>
-      </w:r>
-    </w:p>
-    <w:p>
-      <w:pPr>
-        <w:spacing w:after="100"/>
-        <w:ind w:left="360"/>
-        <w:jc w:val="both"/>
-        <w:rPr>
-          <w:rFonts w:asciiTheme="majorBidi" w:hAnsiTheme="majorBidi" w:cstheme="majorBidi"/>
-          <w:b/>
-          <w:bCs/>
-          <w:sz w:val="28"/>
-          <w:szCs w:val="28"/>
-        </w:rPr>
-      </w:pPr>
-      <w:r>
-        <w:rPr>
-          <w:rFonts w:asciiTheme="majorBidi" w:hAnsiTheme="majorBidi" w:cstheme="majorBidi"/>
-          <w:b/>
-          <w:bCs/>
-          <w:sz w:val="28"/>
-          <w:szCs w:val="28"/>
-        </w:rPr>
-        <w:t xml:space="preserve">memory, </w:t>
-      </w:r>
-      <w:proofErr w:type="spellStart"/>
-      <w:r>
-        <w:rPr>
-          <w:rFonts w:asciiTheme="majorBidi" w:hAnsiTheme="majorBidi" w:cstheme="majorBidi"/>
-          <w:b/>
-          <w:bCs/>
-          <w:sz w:val="28"/>
-          <w:szCs w:val="28"/>
-        </w:rPr>
-        <w:t>redis</w:t>
-      </w:r>
-      <w:proofErr w:type="spellEnd"/>
-      <w:r>
-        <w:rPr>
-          <w:rFonts w:asciiTheme="majorBidi" w:hAnsiTheme="majorBidi" w:cstheme="majorBidi"/>
-          <w:b/>
-          <w:bCs/>
-          <w:sz w:val="28"/>
-          <w:szCs w:val="28"/>
-        </w:rPr>
-        <w:t xml:space="preserve">, </w:t>
-      </w:r>
-      <w:proofErr w:type="spellStart"/>
-      <w:r>
-        <w:rPr>
-          <w:rFonts w:asciiTheme="majorBidi" w:hAnsiTheme="majorBidi" w:cstheme="majorBidi"/>
-          <w:b/>
-          <w:bCs/>
-          <w:sz w:val="28"/>
-          <w:szCs w:val="28"/>
-        </w:rPr>
-        <w:t>jsonfile</w:t>
-      </w:r>
-      <w:proofErr w:type="spellEnd"/>
-      <w:r>
-        <w:rPr>
-          <w:rFonts w:asciiTheme="majorBidi" w:hAnsiTheme="majorBidi" w:cstheme="majorBidi"/>
-          <w:b/>
-          <w:bCs/>
-          <w:sz w:val="28"/>
-          <w:szCs w:val="28"/>
-        </w:rPr>
-        <w:t xml:space="preserve">, </w:t>
-      </w:r>
-      <w:proofErr w:type="spellStart"/>
-      <w:r>
-        <w:rPr>
-          <w:rFonts w:asciiTheme="majorBidi" w:hAnsiTheme="majorBidi" w:cstheme="majorBidi"/>
-          <w:b/>
-          <w:bCs/>
-          <w:sz w:val="28"/>
-          <w:szCs w:val="28"/>
-        </w:rPr>
-        <w:t>memcached</w:t>
-      </w:r>
-      <w:proofErr w:type="spellEnd"/>
-    </w:p>
-    <w:p>
-      <w:pPr>
-        <w:pStyle w:val="ListParagraph"/>
-        <w:numPr>
-          <w:ilvl w:val="0"/>
-          <w:numId w:val="55"/>
-        </w:numPr>
-        <w:spacing w:after="60"/>
-        <w:ind w:left="360"/>
-        <w:jc w:val="both"/>
-        <w:rPr>
-          <w:rFonts w:asciiTheme="majorBidi" w:hAnsiTheme="majorBidi" w:cstheme="majorBidi"/>
-          <w:sz w:val="28"/>
-          <w:szCs w:val="28"/>
-        </w:rPr>
-      </w:pPr>
-      <w:r>
-        <w:rPr>
-          <w:rFonts w:asciiTheme="majorBidi" w:hAnsiTheme="majorBidi" w:cstheme="majorBidi"/>
-          <w:b/>
-          <w:bCs/>
-          <w:sz w:val="28"/>
-          <w:szCs w:val="28"/>
-        </w:rPr>
-        <w:t>Inventory plugins</w:t>
-      </w:r>
-      <w:r>
-        <w:rPr>
-          <w:rFonts w:asciiTheme="majorBidi" w:hAnsiTheme="majorBidi" w:cstheme="majorBidi"/>
-          <w:sz w:val="28"/>
-          <w:szCs w:val="28"/>
-        </w:rPr>
-        <w:t xml:space="preserve"> </w:t>
-      </w:r>
-      <w:r>
-        <w:rPr>
-          <w:rFonts w:asciiTheme="majorBidi" w:hAnsiTheme="majorBidi" w:cstheme="majorBidi"/>
-          <w:sz w:val="28"/>
-          <w:szCs w:val="28"/>
-        </w:rPr>
-        <w:t>→ “</w:t>
-      </w:r>
-      <w:r>
-        <w:rPr>
-          <w:rFonts w:asciiTheme="majorBidi" w:hAnsiTheme="majorBidi" w:cstheme="majorBidi"/>
-          <w:sz w:val="28"/>
-          <w:szCs w:val="28"/>
-        </w:rPr>
-        <w:t>Where do I get my list of hosts from?</w:t>
-      </w:r>
-      <w:r>
-        <w:rPr>
-          <w:rFonts w:asciiTheme="majorBidi" w:hAnsiTheme="majorBidi" w:cstheme="majorBidi"/>
-          <w:sz w:val="28"/>
-          <w:szCs w:val="28"/>
-        </w:rPr>
-        <w:t xml:space="preserve">”. </w:t>
-      </w:r>
-      <w:r>
-        <w:rPr>
-          <w:rFonts w:asciiTheme="majorBidi" w:hAnsiTheme="majorBidi" w:cstheme="majorBidi"/>
-          <w:sz w:val="28"/>
-          <w:szCs w:val="28"/>
-        </w:rPr>
-        <w:t>Instead of a static file listing hosts, maybe your inventory lives in AWS (dynamic EC2 instances), Azure, a CMDB, or a custom API. Inventory plugins fetch and build the host list dynamically.</w:t>
-      </w:r>
-    </w:p>
-    <w:p>
-      <w:pPr>
-        <w:spacing w:after="100"/>
-        <w:ind w:left="360"/>
-        <w:jc w:val="both"/>
-        <w:rPr>
-          <w:rFonts w:asciiTheme="majorBidi" w:hAnsiTheme="majorBidi" w:cstheme="majorBidi"/>
-          <w:b/>
-          <w:bCs/>
-          <w:sz w:val="28"/>
-          <w:szCs w:val="28"/>
-        </w:rPr>
-      </w:pPr>
-      <w:r>
-        <w:rPr>
-          <w:rFonts w:asciiTheme="majorBidi" w:hAnsiTheme="majorBidi" w:cstheme="majorBidi"/>
-          <w:b/>
-          <w:bCs/>
-          <w:sz w:val="28"/>
-          <w:szCs w:val="28"/>
-        </w:rPr>
-        <w:t xml:space="preserve">aws_ec2, </w:t>
-      </w:r>
-      <w:proofErr w:type="spellStart"/>
-      <w:r>
-        <w:rPr>
-          <w:rFonts w:asciiTheme="majorBidi" w:hAnsiTheme="majorBidi" w:cstheme="majorBidi"/>
-          <w:b/>
-          <w:bCs/>
-          <w:sz w:val="28"/>
-          <w:szCs w:val="28"/>
-        </w:rPr>
-        <w:t>azure_rm</w:t>
-      </w:r>
-      <w:proofErr w:type="spellEnd"/>
-      <w:r>
-        <w:rPr>
-          <w:rFonts w:asciiTheme="majorBidi" w:hAnsiTheme="majorBidi" w:cstheme="majorBidi"/>
-          <w:b/>
-          <w:bCs/>
-          <w:sz w:val="28"/>
-          <w:szCs w:val="28"/>
-        </w:rPr>
-        <w:t xml:space="preserve">, constructed, </w:t>
-      </w:r>
-      <w:proofErr w:type="spellStart"/>
-      <w:r>
-        <w:rPr>
-          <w:rFonts w:asciiTheme="majorBidi" w:hAnsiTheme="majorBidi" w:cstheme="majorBidi"/>
-          <w:b/>
-          <w:bCs/>
-          <w:sz w:val="28"/>
-          <w:szCs w:val="28"/>
-        </w:rPr>
-        <w:t>ini</w:t>
-      </w:r>
-      <w:proofErr w:type="spellEnd"/>
-      <w:r>
-        <w:rPr>
-          <w:rFonts w:asciiTheme="majorBidi" w:hAnsiTheme="majorBidi" w:cstheme="majorBidi"/>
-          <w:b/>
-          <w:bCs/>
-          <w:sz w:val="28"/>
-          <w:szCs w:val="28"/>
-        </w:rPr>
-        <w:t xml:space="preserve"> (static files)</w:t>
-      </w:r>
-    </w:p>
-    <w:p>
-      <w:pPr>
-        <w:spacing w:after="60"/>
-        <w:jc w:val="both"/>
-        <w:rPr>
-          <w:rFonts w:asciiTheme="majorBidi" w:hAnsiTheme="majorBidi" w:cstheme="majorBidi"/>
-          <w:b/>
-          <w:bCs/>
-          <w:sz w:val="32"/>
-          <w:szCs w:val="32"/>
-        </w:rPr>
-      </w:pPr>
-      <w:r>
-        <w:rPr>
-          <w:rFonts w:asciiTheme="majorBidi" w:hAnsiTheme="majorBidi" w:cstheme="majorBidi"/>
-          <w:b/>
-          <w:bCs/>
-          <w:sz w:val="32"/>
-          <w:szCs w:val="32"/>
-        </w:rPr>
-        <w:t>Ansible Components Overview</w:t>
-      </w:r>
-      <w:r>
-        <w:rPr>
-          <w:rFonts w:asciiTheme="majorBidi" w:hAnsiTheme="majorBidi" w:cstheme="majorBidi"/>
-          <w:b/>
-          <w:bCs/>
-          <w:sz w:val="32"/>
-          <w:szCs w:val="32"/>
-        </w:rPr>
-        <w:t>:</w:t>
-      </w:r>
-    </w:p>
-    <w:p>
-      <w:pPr>
-        <w:spacing w:after="60"/>
-        <w:jc w:val="both"/>
-        <w:rPr>
-          <w:rFonts w:asciiTheme="majorBidi" w:hAnsiTheme="majorBidi" w:cstheme="majorBidi"/>
-          <w:sz w:val="28"/>
-          <w:szCs w:val="28"/>
-        </w:rPr>
-      </w:pPr>
-      <w:r>
-        <w:rPr>
-          <w:rFonts w:asciiTheme="majorBidi" w:hAnsiTheme="majorBidi" w:cstheme="majorBidi"/>
-          <w:sz w:val="28"/>
-          <w:szCs w:val="28"/>
-        </w:rPr>
-        <w:t>These are the core building blocks you will study next.</w:t>
-      </w:r>
-    </w:p>
-    <w:p>
-      <w:pPr>
-        <w:pStyle w:val="ListParagraph"/>
-        <w:numPr>
-          <w:ilvl w:val="0"/>
-          <w:numId w:val="46"/>
-        </w:numPr>
-        <w:ind w:left="360"/>
-        <w:jc w:val="both"/>
-        <w:rPr>
-          <w:rFonts w:asciiTheme="majorBidi" w:hAnsiTheme="majorBidi" w:cstheme="majorBidi"/>
-          <w:sz w:val="28"/>
-          <w:szCs w:val="28"/>
-        </w:rPr>
-      </w:pPr>
-      <w:r>
-        <w:rPr>
-          <w:rFonts w:asciiTheme="majorBidi" w:hAnsiTheme="majorBidi" w:cstheme="majorBidi"/>
-          <w:sz w:val="28"/>
-          <w:szCs w:val="28"/>
-        </w:rPr>
-        <w:t>Inventory → Defines managed hosts</w:t>
-      </w:r>
-    </w:p>
-    <w:p>
-      <w:pPr>
-        <w:pStyle w:val="ListParagraph"/>
-        <w:numPr>
-          <w:ilvl w:val="0"/>
-          <w:numId w:val="46"/>
-        </w:numPr>
-        <w:ind w:left="360"/>
-        <w:jc w:val="both"/>
-        <w:rPr>
-          <w:rFonts w:asciiTheme="majorBidi" w:hAnsiTheme="majorBidi" w:cstheme="majorBidi"/>
-          <w:sz w:val="28"/>
-          <w:szCs w:val="28"/>
-        </w:rPr>
-      </w:pPr>
-      <w:r>
-        <w:rPr>
-          <w:rFonts w:asciiTheme="majorBidi" w:hAnsiTheme="majorBidi" w:cstheme="majorBidi"/>
-          <w:sz w:val="28"/>
-          <w:szCs w:val="28"/>
-        </w:rPr>
-        <w:t>Playbooks → Define automation tasks</w:t>
-      </w:r>
-    </w:p>
-    <w:p>
-      <w:pPr>
-        <w:pStyle w:val="ListParagraph"/>
-        <w:numPr>
-          <w:ilvl w:val="0"/>
-          <w:numId w:val="46"/>
-        </w:numPr>
-        <w:ind w:left="360"/>
-        <w:jc w:val="both"/>
-        <w:rPr>
-          <w:rFonts w:asciiTheme="majorBidi" w:hAnsiTheme="majorBidi" w:cstheme="majorBidi"/>
-          <w:sz w:val="28"/>
-          <w:szCs w:val="28"/>
-        </w:rPr>
-      </w:pPr>
-      <w:r>
-        <w:rPr>
-          <w:rFonts w:asciiTheme="majorBidi" w:hAnsiTheme="majorBidi" w:cstheme="majorBidi"/>
-          <w:sz w:val="28"/>
-          <w:szCs w:val="28"/>
-        </w:rPr>
-        <w:t>Modules → Perform actions</w:t>
-      </w:r>
-    </w:p>
-    <w:p>
-      <w:pPr>
-        <w:pStyle w:val="ListParagraph"/>
-        <w:numPr>
-          <w:ilvl w:val="0"/>
-          <w:numId w:val="46"/>
-        </w:numPr>
-        <w:ind w:left="360"/>
-        <w:jc w:val="both"/>
-        <w:rPr>
-          <w:rFonts w:asciiTheme="majorBidi" w:hAnsiTheme="majorBidi" w:cstheme="majorBidi"/>
-          <w:sz w:val="28"/>
-          <w:szCs w:val="28"/>
-        </w:rPr>
-      </w:pPr>
-      <w:r>
-        <w:rPr>
-          <w:rFonts w:asciiTheme="majorBidi" w:hAnsiTheme="majorBidi" w:cstheme="majorBidi"/>
-          <w:sz w:val="28"/>
-          <w:szCs w:val="28"/>
-        </w:rPr>
-        <w:t>Variables → Store dynamic values</w:t>
-      </w:r>
-    </w:p>
-    <w:p>
-      <w:pPr>
-        <w:pStyle w:val="ListParagraph"/>
-        <w:numPr>
-          <w:ilvl w:val="0"/>
-          <w:numId w:val="46"/>
-        </w:numPr>
-        <w:ind w:left="360"/>
-        <w:jc w:val="both"/>
-        <w:rPr>
-          <w:rFonts w:asciiTheme="majorBidi" w:hAnsiTheme="majorBidi" w:cstheme="majorBidi"/>
-          <w:sz w:val="28"/>
-          <w:szCs w:val="28"/>
-        </w:rPr>
-      </w:pPr>
-      <w:r>
-        <w:rPr>
-          <w:rFonts w:asciiTheme="majorBidi" w:hAnsiTheme="majorBidi" w:cstheme="majorBidi"/>
-          <w:sz w:val="28"/>
-          <w:szCs w:val="28"/>
-        </w:rPr>
-        <w:t>Facts → System information</w:t>
-      </w:r>
-    </w:p>
-    <w:p>
-      <w:pPr>
-        <w:pStyle w:val="ListParagraph"/>
-        <w:numPr>
-          <w:ilvl w:val="0"/>
-          <w:numId w:val="46"/>
-        </w:numPr>
-        <w:ind w:left="360"/>
-        <w:jc w:val="both"/>
-        <w:rPr>
-          <w:rFonts w:asciiTheme="majorBidi" w:hAnsiTheme="majorBidi" w:cstheme="majorBidi"/>
-          <w:sz w:val="28"/>
-          <w:szCs w:val="28"/>
-        </w:rPr>
-      </w:pPr>
-      <w:r>
-        <w:rPr>
-          <w:rFonts w:asciiTheme="majorBidi" w:hAnsiTheme="majorBidi" w:cstheme="majorBidi"/>
-          <w:sz w:val="28"/>
-          <w:szCs w:val="28"/>
-        </w:rPr>
-        <w:lastRenderedPageBreak/>
-        <w:t>Templates → Dynamic config files</w:t>
-      </w:r>
-    </w:p>
-    <w:p>
-      <w:pPr>
-        <w:pStyle w:val="ListParagraph"/>
-        <w:numPr>
-          <w:ilvl w:val="0"/>
-          <w:numId w:val="46"/>
-        </w:numPr>
-        <w:ind w:left="360"/>
-        <w:jc w:val="both"/>
-        <w:rPr>
-          <w:rFonts w:asciiTheme="majorBidi" w:hAnsiTheme="majorBidi" w:cstheme="majorBidi"/>
-          <w:sz w:val="28"/>
-          <w:szCs w:val="28"/>
-        </w:rPr>
-      </w:pPr>
-      <w:r>
-        <w:rPr>
-          <w:rFonts w:asciiTheme="majorBidi" w:hAnsiTheme="majorBidi" w:cstheme="majorBidi"/>
-          <w:sz w:val="28"/>
-          <w:szCs w:val="28"/>
-        </w:rPr>
-        <w:t>Handlers → Triggered tasks</w:t>
-      </w:r>
-    </w:p>
-    <w:p>
-      <w:pPr>
-        <w:pStyle w:val="ListParagraph"/>
-        <w:numPr>
-          <w:ilvl w:val="0"/>
-          <w:numId w:val="46"/>
-        </w:numPr>
-        <w:ind w:left="360"/>
-        <w:jc w:val="both"/>
-        <w:rPr>
-          <w:rFonts w:asciiTheme="majorBidi" w:hAnsiTheme="majorBidi" w:cstheme="majorBidi"/>
-          <w:sz w:val="28"/>
-          <w:szCs w:val="28"/>
-        </w:rPr>
-      </w:pPr>
-      <w:r>
-        <w:rPr>
-          <w:rFonts w:asciiTheme="majorBidi" w:hAnsiTheme="majorBidi" w:cstheme="majorBidi"/>
-          <w:sz w:val="28"/>
-          <w:szCs w:val="28"/>
-        </w:rPr>
-        <w:t>Roles → Organized automation</w:t>
-      </w:r>
-    </w:p>
-    <w:p>
-      <w:pPr>
-        <w:pStyle w:val="ListParagraph"/>
-        <w:numPr>
-          <w:ilvl w:val="0"/>
-          <w:numId w:val="46"/>
-        </w:numPr>
-        <w:spacing w:after="100"/>
-        <w:ind w:left="360"/>
-        <w:jc w:val="both"/>
-        <w:rPr>
-          <w:rFonts w:asciiTheme="majorBidi" w:hAnsiTheme="majorBidi" w:cstheme="majorBidi"/>
-          <w:sz w:val="28"/>
-          <w:szCs w:val="28"/>
-        </w:rPr>
-      </w:pPr>
-      <w:r>
-        <w:rPr>
-          <w:rFonts w:asciiTheme="majorBidi" w:hAnsiTheme="majorBidi" w:cstheme="majorBidi"/>
-          <w:sz w:val="28"/>
-          <w:szCs w:val="28"/>
-        </w:rPr>
-        <w:t>Collections → Package of modules/plugins</w:t>
-      </w:r>
-    </w:p>
-    <w:p>
-      <w:pPr>
-        <w:spacing w:after="60"/>
-        <w:jc w:val="both"/>
-        <w:rPr>
-          <w:rFonts w:asciiTheme="majorBidi" w:hAnsiTheme="majorBidi" w:cstheme="majorBidi"/>
-          <w:b/>
-          <w:bCs/>
-          <w:sz w:val="32"/>
-          <w:szCs w:val="32"/>
-        </w:rPr>
-      </w:pPr>
-      <w:r>
-        <w:rPr>
-          <w:rFonts w:asciiTheme="majorBidi" w:hAnsiTheme="majorBidi" w:cstheme="majorBidi"/>
-          <w:b/>
-          <w:bCs/>
-          <w:sz w:val="32"/>
-          <w:szCs w:val="32"/>
-        </w:rPr>
-        <w:t>Internal Technologies Used by Ansible</w:t>
-      </w:r>
-      <w:r>
-        <w:rPr>
-          <w:rFonts w:asciiTheme="majorBidi" w:hAnsiTheme="majorBidi" w:cstheme="majorBidi"/>
-          <w:b/>
-          <w:bCs/>
-          <w:sz w:val="32"/>
-          <w:szCs w:val="32"/>
-        </w:rPr>
-        <w:t>:</w:t>
-      </w:r>
-    </w:p>
-    <w:p>
-      <w:pPr>
-        <w:spacing w:after="60"/>
-        <w:jc w:val="both"/>
-        <w:rPr>
-          <w:rFonts w:asciiTheme="majorBidi" w:hAnsiTheme="majorBidi" w:cstheme="majorBidi"/>
-          <w:sz w:val="28"/>
-          <w:szCs w:val="28"/>
-        </w:rPr>
-      </w:pPr>
-      <w:r>
-        <w:rPr>
-          <w:rFonts w:asciiTheme="majorBidi" w:hAnsiTheme="majorBidi" w:cstheme="majorBidi"/>
-          <w:sz w:val="28"/>
-          <w:szCs w:val="28"/>
-        </w:rPr>
-        <w:t>Languages used internally:</w:t>
-      </w:r>
-    </w:p>
-    <w:p>
-      <w:pPr>
-        <w:pStyle w:val="ListParagraph"/>
-        <w:numPr>
-          <w:ilvl w:val="0"/>
-          <w:numId w:val="47"/>
-        </w:numPr>
-        <w:ind w:left="360"/>
-        <w:jc w:val="both"/>
-        <w:rPr>
-          <w:rFonts w:asciiTheme="majorBidi" w:hAnsiTheme="majorBidi" w:cstheme="majorBidi"/>
-          <w:sz w:val="28"/>
-          <w:szCs w:val="28"/>
-        </w:rPr>
-      </w:pPr>
-      <w:r>
-        <w:rPr>
-          <w:rFonts w:asciiTheme="majorBidi" w:hAnsiTheme="majorBidi" w:cstheme="majorBidi"/>
-          <w:sz w:val="28"/>
-          <w:szCs w:val="28"/>
-        </w:rPr>
-        <w:t>Python (core implementation)</w:t>
-      </w:r>
-    </w:p>
-    <w:p>
-      <w:pPr>
-        <w:pStyle w:val="ListParagraph"/>
-        <w:numPr>
-          <w:ilvl w:val="0"/>
-          <w:numId w:val="47"/>
-        </w:numPr>
-        <w:ind w:left="360"/>
-        <w:jc w:val="both"/>
-        <w:rPr>
-          <w:rFonts w:asciiTheme="majorBidi" w:hAnsiTheme="majorBidi" w:cstheme="majorBidi"/>
-          <w:sz w:val="28"/>
-          <w:szCs w:val="28"/>
-        </w:rPr>
-      </w:pPr>
-      <w:r>
-        <w:rPr>
-          <w:rFonts w:asciiTheme="majorBidi" w:hAnsiTheme="majorBidi" w:cstheme="majorBidi"/>
-          <w:sz w:val="28"/>
-          <w:szCs w:val="28"/>
-        </w:rPr>
-        <w:t>YAML (playbooks)</w:t>
-      </w:r>
-    </w:p>
-    <w:p>
-      <w:pPr>
-        <w:pStyle w:val="ListParagraph"/>
-        <w:numPr>
-          <w:ilvl w:val="0"/>
-          <w:numId w:val="47"/>
-        </w:numPr>
-        <w:ind w:left="360"/>
-        <w:jc w:val="both"/>
-        <w:rPr>
-          <w:rFonts w:asciiTheme="majorBidi" w:hAnsiTheme="majorBidi" w:cstheme="majorBidi"/>
-          <w:sz w:val="28"/>
-          <w:szCs w:val="28"/>
-        </w:rPr>
-      </w:pPr>
-      <w:r>
-        <w:rPr>
-          <w:rFonts w:asciiTheme="majorBidi" w:hAnsiTheme="majorBidi" w:cstheme="majorBidi"/>
-          <w:sz w:val="28"/>
-          <w:szCs w:val="28"/>
-        </w:rPr>
-        <w:t>Jinja2 (templating)</w:t>
-      </w:r>
-    </w:p>
-    <w:p>
-      <w:pPr>
-        <w:pStyle w:val="ListParagraph"/>
-        <w:numPr>
-          <w:ilvl w:val="0"/>
-          <w:numId w:val="47"/>
-        </w:numPr>
-        <w:spacing w:after="100"/>
-        <w:ind w:left="360"/>
-        <w:jc w:val="both"/>
-        <w:rPr>
-          <w:rFonts w:asciiTheme="majorBidi" w:hAnsiTheme="majorBidi" w:cstheme="majorBidi"/>
-          <w:sz w:val="28"/>
-          <w:szCs w:val="28"/>
-        </w:rPr>
-      </w:pPr>
-      <w:r>
-        <w:rPr>
-          <w:rFonts w:asciiTheme="majorBidi" w:hAnsiTheme="majorBidi" w:cstheme="majorBidi"/>
-          <w:sz w:val="28"/>
-          <w:szCs w:val="28"/>
-        </w:rPr>
-        <w:t>JSON (module communication)</w:t>
-      </w:r>
-    </w:p>
-    <w:p>
-      <w:pPr>
-        <w:spacing w:after="80"/>
-        <w:jc w:val="both"/>
-        <w:rPr>
-          <w:rFonts w:asciiTheme="majorBidi" w:hAnsiTheme="majorBidi" w:cstheme="majorBidi"/>
-          <w:b/>
-          <w:bCs/>
-          <w:sz w:val="32"/>
-          <w:szCs w:val="32"/>
-        </w:rPr>
-      </w:pPr>
-      <w:r>
-        <w:rPr>
-          <w:rFonts w:asciiTheme="majorBidi" w:hAnsiTheme="majorBidi" w:cstheme="majorBidi"/>
-          <w:b/>
-          <w:bCs/>
-          <w:sz w:val="32"/>
-          <w:szCs w:val="32"/>
-        </w:rPr>
-        <w:t>Execution Example (Full Flow)</w:t>
-      </w:r>
-      <w:r>
-        <w:rPr>
-          <w:rFonts w:asciiTheme="majorBidi" w:hAnsiTheme="majorBidi" w:cstheme="majorBidi"/>
-          <w:b/>
-          <w:bCs/>
-          <w:sz w:val="32"/>
-          <w:szCs w:val="32"/>
-        </w:rPr>
-        <w:t>:</w:t>
-      </w:r>
-    </w:p>
-    <w:p>
-      <w:pPr>
-        <w:spacing w:after="0"/>
-        <w:jc w:val="both"/>
-        <w:rPr>
-          <w:rFonts w:asciiTheme="majorBidi" w:hAnsiTheme="majorBidi" w:cstheme="majorBidi"/>
-          <w:sz w:val="28"/>
-          <w:szCs w:val="28"/>
-        </w:rPr>
-      </w:pPr>
-      <w:r>
-        <w:rPr>
-          <w:rFonts w:asciiTheme="majorBidi" w:hAnsiTheme="majorBidi" w:cstheme="majorBidi"/>
-          <w:sz w:val="28"/>
-          <w:szCs w:val="28"/>
-        </w:rPr>
-        <w:t>Command:</w:t>
-      </w:r>
-    </w:p>
-    <w:p>
-      <w:pPr>
-        <w:spacing w:after="60"/>
-        <w:jc w:val="both"/>
-        <w:rPr>
-          <w:rFonts w:asciiTheme="majorBidi" w:hAnsiTheme="majorBidi" w:cstheme="majorBidi"/>
-          <w:b/>
-          <w:bCs/>
-          <w:i/>
-          <w:iCs/>
-          <w:sz w:val="28"/>
-          <w:szCs w:val="28"/>
-        </w:rPr>
-      </w:pPr>
-      <w:r>
-        <w:rPr>
-          <w:rFonts w:asciiTheme="majorBidi" w:hAnsiTheme="majorBidi" w:cstheme="majorBidi"/>
-          <w:b/>
-          <w:bCs/>
-          <w:i/>
-          <w:iCs/>
-          <w:sz w:val="28"/>
-          <w:szCs w:val="28"/>
-        </w:rPr>
-        <w:t>ansible web -m ping</w:t>
-      </w:r>
-    </w:p>
-    <w:p>
-      <w:pPr>
         <w:jc w:val="both"/>
         <w:rPr>
           <w:rFonts w:asciiTheme="majorBidi" w:hAnsiTheme="majorBidi" w:cstheme="majorBidi"/>
@@ -19343,18 +17612,18 @@
         <mc:AlternateContent>
           <mc:Choice Requires="wps">
             <w:drawing>
-              <wp:anchor distT="0" distB="0" distL="114300" distR="114300" simplePos="0" relativeHeight="251670528" behindDoc="0" locked="0" layoutInCell="1" allowOverlap="1" wp14:anchorId="1FD42674" wp14:editId="232A0A7A">
+              <wp:anchor distT="0" distB="0" distL="114300" distR="114300" simplePos="0" relativeHeight="251673600" behindDoc="0" locked="0" layoutInCell="1" allowOverlap="1" wp14:anchorId="6E2800EA" wp14:editId="537FBAE0">
                 <wp:simplePos x="0" y="0"/>
-                <wp:positionH relativeFrom="margin">
-                  <wp:align>left</wp:align>
+                <wp:positionH relativeFrom="column">
+                  <wp:posOffset>234364</wp:posOffset>
                 </wp:positionH>
                 <wp:positionV relativeFrom="paragraph">
-                  <wp:posOffset>260351</wp:posOffset>
+                  <wp:posOffset>905894</wp:posOffset>
                 </wp:positionV>
-                <wp:extent cx="2886075" cy="3848100"/>
-                <wp:effectExtent l="0" t="0" r="28575" b="19050"/>
+                <wp:extent cx="4118642" cy="737667"/>
+                <wp:effectExtent l="0" t="0" r="15240" b="24765"/>
                 <wp:wrapNone/>
-                <wp:docPr id="13" name="Rectangle 13"/>
+                <wp:docPr id="530863613" name="Rectangle 15"/>
                 <wp:cNvGraphicFramePr/>
                 <a:graphic xmlns:a="http://schemas.openxmlformats.org/drawingml/2006/main">
                   <a:graphicData uri="http://schemas.microsoft.com/office/word/2010/wordprocessingShape">
@@ -19363,7 +17632,7 @@
                       <wps:spPr>
                         <a:xfrm>
                           <a:off x="0" y="0"/>
-                          <a:ext cx="2886075" cy="3848100"/>
+                          <a:ext cx="4118642" cy="737667"/>
                         </a:xfrm>
                         <a:prstGeom prst="rect">
                           <a:avLst/>
@@ -19410,6 +17679,3531 @@
                                 <w:sz w:val="28"/>
                                 <w:szCs w:val="28"/>
                               </w:rPr>
+                              <w:t>host1 (fast): task1 → task2 → task3 → task4</w:t>
+                            </w:r>
+                          </w:p>
+                          <w:p>
+                            <w:pPr>
+                              <w:spacing w:after="0"/>
+                              <w:rPr>
+                                <w:rFonts w:asciiTheme="majorBidi" w:hAnsiTheme="majorBidi" w:cstheme="majorBidi"/>
+                                <w:b/>
+                                <w:bCs/>
+                                <w:i/>
+                                <w:iCs/>
+                                <w:sz w:val="28"/>
+                                <w:szCs w:val="28"/>
+                              </w:rPr>
+                            </w:pPr>
+                            <w:r>
+                              <w:rPr>
+                                <w:rFonts w:asciiTheme="majorBidi" w:hAnsiTheme="majorBidi" w:cstheme="majorBidi"/>
+                                <w:b/>
+                                <w:bCs/>
+                                <w:i/>
+                                <w:iCs/>
+                                <w:sz w:val="28"/>
+                                <w:szCs w:val="28"/>
+                              </w:rPr>
+                              <w:t>host2 (slow): task1 → task2</w:t>
+                            </w:r>
+                          </w:p>
+                          <w:p>
+                            <w:pPr>
+                              <w:spacing w:after="0"/>
+                              <w:rPr>
+                                <w:rFonts w:asciiTheme="majorBidi" w:hAnsiTheme="majorBidi" w:cstheme="majorBidi"/>
+                                <w:b/>
+                                <w:bCs/>
+                                <w:i/>
+                                <w:iCs/>
+                                <w:sz w:val="28"/>
+                                <w:szCs w:val="28"/>
+                              </w:rPr>
+                            </w:pPr>
+                            <w:r>
+                              <w:rPr>
+                                <w:rFonts w:asciiTheme="majorBidi" w:hAnsiTheme="majorBidi" w:cstheme="majorBidi"/>
+                                <w:b/>
+                                <w:bCs/>
+                                <w:i/>
+                                <w:iCs/>
+                                <w:sz w:val="28"/>
+                                <w:szCs w:val="28"/>
+                              </w:rPr>
+                              <w:t>host3 (fast): task1 → task2 → task3 → task4 → task5</w:t>
+                            </w:r>
+                          </w:p>
+                          <w:p>
+                            <w:pPr>
+                              <w:jc w:val="center"/>
+                            </w:pPr>
+                          </w:p>
+                        </w:txbxContent>
+                      </wps:txbx>
+                      <wps:bodyPr rot="0" spcFirstLastPara="0" vertOverflow="overflow" horzOverflow="overflow" vert="horz" wrap="square" lIns="91440" tIns="45720" rIns="91440" bIns="45720" numCol="1" spcCol="0" rtlCol="0" fromWordArt="0" anchor="ctr" anchorCtr="0" forceAA="0" compatLnSpc="1">
+                        <a:prstTxWarp prst="textNoShape">
+                          <a:avLst/>
+                        </a:prstTxWarp>
+                        <a:noAutofit/>
+                      </wps:bodyPr>
+                    </wps:wsp>
+                  </a:graphicData>
+                </a:graphic>
+                <wp14:sizeRelH relativeFrom="margin">
+                  <wp14:pctWidth>0</wp14:pctWidth>
+                </wp14:sizeRelH>
+                <wp14:sizeRelV relativeFrom="margin">
+                  <wp14:pctHeight>0</wp14:pctHeight>
+                </wp14:sizeRelV>
+              </wp:anchor>
+            </w:drawing>
+          </mc:Choice>
+          <mc:Fallback>
+            <w:pict>
+              <v:rect w14:anchorId="6E2800EA" id="Rectangle 15" o:spid="_x0000_s1038" style="position:absolute;left:0;text-align:left;margin-left:18.45pt;margin-top:71.35pt;width:324.3pt;height:58.1pt;z-index:251673600;visibility:visible;mso-wrap-style:square;mso-width-percent:0;mso-height-percent:0;mso-wrap-distance-left:9pt;mso-wrap-distance-top:0;mso-wrap-distance-right:9pt;mso-wrap-distance-bottom:0;mso-position-horizontal:absolute;mso-position-horizontal-relative:text;mso-position-vertical:absolute;mso-position-vertical-relative:text;mso-width-percent:0;mso-height-percent:0;mso-width-relative:margin;mso-height-relative:margin;v-text-anchor:middle" o:gfxdata="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" fillcolor="black [3200]" strokecolor="black [480]" strokeweight="1pt">
+                <v:textbox>
+                  <w:txbxContent>
+                    <w:p>
+                      <w:pPr>
+                        <w:spacing w:after="0"/>
+                        <w:rPr>
+                          <w:rFonts w:asciiTheme="majorBidi" w:hAnsiTheme="majorBidi" w:cstheme="majorBidi"/>
+                          <w:b/>
+                          <w:bCs/>
+                          <w:i/>
+                          <w:iCs/>
+                          <w:sz w:val="28"/>
+                          <w:szCs w:val="28"/>
+                        </w:rPr>
+                      </w:pPr>
+                      <w:r>
+                        <w:rPr>
+                          <w:rFonts w:asciiTheme="majorBidi" w:hAnsiTheme="majorBidi" w:cstheme="majorBidi"/>
+                          <w:b/>
+                          <w:bCs/>
+                          <w:i/>
+                          <w:iCs/>
+                          <w:sz w:val="28"/>
+                          <w:szCs w:val="28"/>
+                        </w:rPr>
+                        <w:t>host1 (fast): task1 → task2 → task3 → task4</w:t>
+                      </w:r>
+                    </w:p>
+                    <w:p>
+                      <w:pPr>
+                        <w:spacing w:after="0"/>
+                        <w:rPr>
+                          <w:rFonts w:asciiTheme="majorBidi" w:hAnsiTheme="majorBidi" w:cstheme="majorBidi"/>
+                          <w:b/>
+                          <w:bCs/>
+                          <w:i/>
+                          <w:iCs/>
+                          <w:sz w:val="28"/>
+                          <w:szCs w:val="28"/>
+                        </w:rPr>
+                      </w:pPr>
+                      <w:r>
+                        <w:rPr>
+                          <w:rFonts w:asciiTheme="majorBidi" w:hAnsiTheme="majorBidi" w:cstheme="majorBidi"/>
+                          <w:b/>
+                          <w:bCs/>
+                          <w:i/>
+                          <w:iCs/>
+                          <w:sz w:val="28"/>
+                          <w:szCs w:val="28"/>
+                        </w:rPr>
+                        <w:t>host2 (slow): task1 → task2</w:t>
+                      </w:r>
+                    </w:p>
+                    <w:p>
+                      <w:pPr>
+                        <w:spacing w:after="0"/>
+                        <w:rPr>
+                          <w:rFonts w:asciiTheme="majorBidi" w:hAnsiTheme="majorBidi" w:cstheme="majorBidi"/>
+                          <w:b/>
+                          <w:bCs/>
+                          <w:i/>
+                          <w:iCs/>
+                          <w:sz w:val="28"/>
+                          <w:szCs w:val="28"/>
+                        </w:rPr>
+                      </w:pPr>
+                      <w:r>
+                        <w:rPr>
+                          <w:rFonts w:asciiTheme="majorBidi" w:hAnsiTheme="majorBidi" w:cstheme="majorBidi"/>
+                          <w:b/>
+                          <w:bCs/>
+                          <w:i/>
+                          <w:iCs/>
+                          <w:sz w:val="28"/>
+                          <w:szCs w:val="28"/>
+                        </w:rPr>
+                        <w:t>host3 (fast): task1 → task2 → task3 → task4 → task5</w:t>
+                      </w:r>
+                    </w:p>
+                    <w:p>
+                      <w:pPr>
+                        <w:jc w:val="center"/>
+                      </w:pPr>
+                    </w:p>
+                  </w:txbxContent>
+                </v:textbox>
+              </v:rect>
+            </w:pict>
+          </mc:Fallback>
+        </mc:AlternateContent>
+      </w:r>
+      <w:r>
+        <w:rPr>
+          <w:rFonts w:asciiTheme="majorBidi" w:hAnsiTheme="majorBidi" w:cstheme="majorBidi"/>
+          <w:sz w:val="28"/>
+          <w:szCs w:val="28"/>
+        </w:rPr>
+        <w:t xml:space="preserve">Each host races through tasks completely independently </w:t>
+      </w:r>
+      <w:r>
+        <w:rPr>
+          <w:rFonts w:asciiTheme="majorBidi" w:hAnsiTheme="majorBidi" w:cstheme="majorBidi"/>
+          <w:sz w:val="28"/>
+          <w:szCs w:val="28"/>
+        </w:rPr>
+        <w:t>-</w:t>
+      </w:r>
+      <w:r>
+        <w:rPr>
+          <w:rFonts w:asciiTheme="majorBidi" w:hAnsiTheme="majorBidi" w:cstheme="majorBidi"/>
+          <w:sz w:val="28"/>
+          <w:szCs w:val="28"/>
+        </w:rPr>
+        <w:t xml:space="preserve"> the moment a host finishes a </w:t>
+      </w:r>
+      <w:proofErr w:type="gramStart"/>
+      <w:r>
+        <w:rPr>
+          <w:rFonts w:asciiTheme="majorBidi" w:hAnsiTheme="majorBidi" w:cstheme="majorBidi"/>
+          <w:sz w:val="28"/>
+          <w:szCs w:val="28"/>
+        </w:rPr>
+        <w:t>task,</w:t>
+      </w:r>
+      <w:proofErr w:type="gramEnd"/>
+      <w:r>
+        <w:rPr>
+          <w:rFonts w:asciiTheme="majorBidi" w:hAnsiTheme="majorBidi" w:cstheme="majorBidi"/>
+          <w:sz w:val="28"/>
+          <w:szCs w:val="28"/>
+        </w:rPr>
+        <w:t xml:space="preserve"> it immediately moves to the next one without waiting for any other host. This means fast hosts can be several tasks ahead while slow hosts are still on early tasks simultaneously.</w:t>
+      </w:r>
+    </w:p>
+    <w:p>
+      <w:pPr>
+        <w:spacing w:after="100"/>
+        <w:jc w:val="both"/>
+        <w:rPr>
+          <w:rFonts w:asciiTheme="majorBidi" w:hAnsiTheme="majorBidi" w:cstheme="majorBidi"/>
+          <w:sz w:val="28"/>
+          <w:szCs w:val="28"/>
+        </w:rPr>
+      </w:pPr>
+    </w:p>
+    <w:p>
+      <w:pPr>
+        <w:spacing w:after="100"/>
+        <w:jc w:val="both"/>
+        <w:rPr>
+          <w:rFonts w:asciiTheme="majorBidi" w:hAnsiTheme="majorBidi" w:cstheme="majorBidi"/>
+          <w:sz w:val="28"/>
+          <w:szCs w:val="28"/>
+        </w:rPr>
+      </w:pPr>
+    </w:p>
+    <w:p>
+      <w:pPr>
+        <w:spacing w:after="100"/>
+        <w:jc w:val="both"/>
+        <w:rPr>
+          <w:rFonts w:asciiTheme="majorBidi" w:hAnsiTheme="majorBidi" w:cstheme="majorBidi"/>
+          <w:sz w:val="28"/>
+          <w:szCs w:val="28"/>
+        </w:rPr>
+      </w:pPr>
+    </w:p>
+    <w:p>
+      <w:pPr>
+        <w:spacing w:after="100"/>
+        <w:ind w:left="360"/>
+        <w:jc w:val="both"/>
+        <w:rPr>
+          <w:rFonts w:asciiTheme="majorBidi" w:hAnsiTheme="majorBidi" w:cstheme="majorBidi"/>
+          <w:sz w:val="28"/>
+          <w:szCs w:val="28"/>
+        </w:rPr>
+      </w:pPr>
+      <w:r>
+        <w:rPr>
+          <w:rFonts w:asciiTheme="majorBidi" w:hAnsiTheme="majorBidi" w:cstheme="majorBidi"/>
+          <w:sz w:val="28"/>
+          <w:szCs w:val="28"/>
+        </w:rPr>
+        <w:lastRenderedPageBreak/>
+        <w:t xml:space="preserve">The obvious benefit is speed </w:t>
+      </w:r>
+      <w:r>
+        <w:rPr>
+          <w:rFonts w:asciiTheme="majorBidi" w:hAnsiTheme="majorBidi" w:cstheme="majorBidi"/>
+          <w:sz w:val="28"/>
+          <w:szCs w:val="28"/>
+        </w:rPr>
+        <w:t>-</w:t>
+      </w:r>
+      <w:r>
+        <w:rPr>
+          <w:rFonts w:asciiTheme="majorBidi" w:hAnsiTheme="majorBidi" w:cstheme="majorBidi"/>
+          <w:sz w:val="28"/>
+          <w:szCs w:val="28"/>
+        </w:rPr>
+        <w:t xml:space="preserve"> your overall playbook finishes faster because no host is ever sitting idle waiting. The serious tradeoff is that task ordering across hosts is no longer guaranteed. If any of your tasks have dependencies between hosts </w:t>
+      </w:r>
+      <w:r>
+        <w:rPr>
+          <w:rFonts w:asciiTheme="majorBidi" w:hAnsiTheme="majorBidi" w:cstheme="majorBidi"/>
+          <w:sz w:val="28"/>
+          <w:szCs w:val="28"/>
+        </w:rPr>
+        <w:t>-</w:t>
+      </w:r>
+      <w:r>
+        <w:rPr>
+          <w:rFonts w:asciiTheme="majorBidi" w:hAnsiTheme="majorBidi" w:cstheme="majorBidi"/>
+          <w:sz w:val="28"/>
+          <w:szCs w:val="28"/>
+        </w:rPr>
+        <w:t xml:space="preserve"> for example, task3 on host2 assumes task4 already completed on host1 </w:t>
+      </w:r>
+      <w:r>
+        <w:rPr>
+          <w:rFonts w:asciiTheme="majorBidi" w:hAnsiTheme="majorBidi" w:cstheme="majorBidi"/>
+          <w:sz w:val="28"/>
+          <w:szCs w:val="28"/>
+        </w:rPr>
+        <w:t>-</w:t>
+      </w:r>
+      <w:r>
+        <w:rPr>
+          <w:rFonts w:asciiTheme="majorBidi" w:hAnsiTheme="majorBidi" w:cstheme="majorBidi"/>
+          <w:sz w:val="28"/>
+          <w:szCs w:val="28"/>
+        </w:rPr>
+        <w:t xml:space="preserve"> free strategy will break that assumption silently and unpredictably. It is only safe when tasks are completely independent across hosts.</w:t>
+      </w:r>
+    </w:p>
+    <w:p>
+      <w:pPr>
+        <w:pStyle w:val="ListParagraph"/>
+        <w:numPr>
+          <w:ilvl w:val="0"/>
+          <w:numId w:val="54"/>
+        </w:numPr>
+        <w:spacing w:after="60"/>
+        <w:ind w:left="360"/>
+        <w:jc w:val="both"/>
+        <w:rPr>
+          <w:rFonts w:asciiTheme="majorBidi" w:hAnsiTheme="majorBidi" w:cstheme="majorBidi"/>
+          <w:sz w:val="28"/>
+          <w:szCs w:val="28"/>
+        </w:rPr>
+      </w:pPr>
+      <w:proofErr w:type="spellStart"/>
+      <w:r>
+        <w:rPr>
+          <w:rFonts w:asciiTheme="majorBidi" w:hAnsiTheme="majorBidi" w:cstheme="majorBidi"/>
+          <w:b/>
+          <w:bCs/>
+          <w:i/>
+          <w:iCs/>
+          <w:sz w:val="32"/>
+          <w:szCs w:val="32"/>
+        </w:rPr>
+        <w:t>host_pinned</w:t>
+      </w:r>
+      <w:proofErr w:type="spellEnd"/>
+    </w:p>
+    <w:p>
+      <w:pPr>
+        <w:spacing w:after="60"/>
+        <w:ind w:left="360"/>
+        <w:jc w:val="both"/>
+        <w:rPr>
+          <w:rFonts w:asciiTheme="majorBidi" w:hAnsiTheme="majorBidi" w:cstheme="majorBidi"/>
+          <w:sz w:val="28"/>
+          <w:szCs w:val="28"/>
+        </w:rPr>
+      </w:pPr>
+      <w:r>
+        <w:rPr>
+          <w:rFonts w:asciiTheme="majorBidi" w:hAnsiTheme="majorBidi" w:cstheme="majorBidi"/>
+          <w:sz w:val="28"/>
+          <w:szCs w:val="28"/>
+        </w:rPr>
+        <w:t>This is the most nuanced of the three and is frequently misunderstood.</w:t>
+      </w:r>
+    </w:p>
+    <w:p>
+      <w:pPr>
+        <w:spacing w:after="60"/>
+        <w:ind w:left="360"/>
+        <w:jc w:val="both"/>
+        <w:rPr>
+          <w:rFonts w:asciiTheme="majorBidi" w:hAnsiTheme="majorBidi" w:cstheme="majorBidi"/>
+          <w:sz w:val="28"/>
+          <w:szCs w:val="28"/>
+        </w:rPr>
+      </w:pPr>
+      <w:r>
+        <w:rPr>
+          <w:rFonts w:asciiTheme="majorBidi" w:hAnsiTheme="majorBidi" w:cstheme="majorBidi"/>
+          <w:sz w:val="28"/>
+          <w:szCs w:val="28"/>
+        </w:rPr>
+        <w:t>In both linear and free strategies, Ansible's worker slots (controlled by forks) are shared across all hosts dynamically. Host pinned changes this by dedicating a worker slot to each host for the entire playbook duration.</w:t>
+      </w:r>
+    </w:p>
+    <w:p>
+      <w:pPr>
+        <w:spacing w:after="60"/>
+        <w:ind w:left="360"/>
+        <w:jc w:val="both"/>
+        <w:rPr>
+          <w:rFonts w:asciiTheme="majorBidi" w:hAnsiTheme="majorBidi" w:cstheme="majorBidi"/>
+          <w:sz w:val="28"/>
+          <w:szCs w:val="28"/>
+        </w:rPr>
+      </w:pPr>
+      <w:r>
+        <w:rPr>
+          <w:rFonts w:asciiTheme="majorBidi" w:hAnsiTheme="majorBidi" w:cstheme="majorBidi"/>
+          <w:sz w:val="28"/>
+          <w:szCs w:val="28"/>
+        </w:rPr>
+        <w:t xml:space="preserve">The execution behavior looks similar to free </w:t>
+      </w:r>
+      <w:r>
+        <w:rPr>
+          <w:rFonts w:asciiTheme="majorBidi" w:hAnsiTheme="majorBidi" w:cstheme="majorBidi"/>
+          <w:sz w:val="28"/>
+          <w:szCs w:val="28"/>
+        </w:rPr>
+        <w:t>-</w:t>
+      </w:r>
+      <w:r>
+        <w:rPr>
+          <w:rFonts w:asciiTheme="majorBidi" w:hAnsiTheme="majorBidi" w:cstheme="majorBidi"/>
+          <w:sz w:val="28"/>
+          <w:szCs w:val="28"/>
+        </w:rPr>
+        <w:t xml:space="preserve"> hosts don't wait for each other at task boundaries. But the difference is resource allocation:</w:t>
+      </w:r>
+    </w:p>
+    <w:p>
+      <w:pPr>
+        <w:pStyle w:val="ListParagraph"/>
+        <w:numPr>
+          <w:ilvl w:val="0"/>
+          <w:numId w:val="59"/>
+        </w:numPr>
+        <w:spacing w:after="100"/>
+        <w:jc w:val="both"/>
+        <w:rPr>
+          <w:rFonts w:asciiTheme="majorBidi" w:hAnsiTheme="majorBidi" w:cstheme="majorBidi"/>
+          <w:sz w:val="28"/>
+          <w:szCs w:val="28"/>
+        </w:rPr>
+      </w:pPr>
+      <w:r>
+        <w:rPr>
+          <w:rFonts w:asciiTheme="majorBidi" w:hAnsiTheme="majorBidi" w:cstheme="majorBidi"/>
+          <w:b/>
+          <w:bCs/>
+          <w:sz w:val="28"/>
+          <w:szCs w:val="28"/>
+        </w:rPr>
+        <w:t>Free</w:t>
+      </w:r>
+      <w:r>
+        <w:rPr>
+          <w:rFonts w:asciiTheme="majorBidi" w:hAnsiTheme="majorBidi" w:cstheme="majorBidi"/>
+          <w:sz w:val="28"/>
+          <w:szCs w:val="28"/>
+        </w:rPr>
+        <w:t>: worker slots are released and reassigned after each task, shared pool</w:t>
+      </w:r>
+    </w:p>
+    <w:p>
+      <w:pPr>
+        <w:pStyle w:val="ListParagraph"/>
+        <w:numPr>
+          <w:ilvl w:val="0"/>
+          <w:numId w:val="59"/>
+        </w:numPr>
+        <w:spacing w:after="100"/>
+        <w:jc w:val="both"/>
+        <w:rPr>
+          <w:rFonts w:asciiTheme="majorBidi" w:hAnsiTheme="majorBidi" w:cstheme="majorBidi"/>
+          <w:sz w:val="28"/>
+          <w:szCs w:val="28"/>
+        </w:rPr>
+      </w:pPr>
+      <w:r>
+        <w:rPr>
+          <w:rFonts w:asciiTheme="majorBidi" w:hAnsiTheme="majorBidi" w:cstheme="majorBidi"/>
+          <w:b/>
+          <w:bCs/>
+          <w:sz w:val="28"/>
+          <w:szCs w:val="28"/>
+        </w:rPr>
+        <w:t>Host pinned</w:t>
+      </w:r>
+      <w:r>
+        <w:rPr>
+          <w:rFonts w:asciiTheme="majorBidi" w:hAnsiTheme="majorBidi" w:cstheme="majorBidi"/>
+          <w:sz w:val="28"/>
+          <w:szCs w:val="28"/>
+        </w:rPr>
+        <w:t>: each host holds its slot exclusively throughout execution</w:t>
+      </w:r>
+    </w:p>
+    <w:p>
+      <w:pPr>
+        <w:spacing w:after="100"/>
+        <w:ind w:left="360"/>
+        <w:jc w:val="both"/>
+        <w:rPr>
+          <w:rFonts w:asciiTheme="majorBidi" w:hAnsiTheme="majorBidi" w:cstheme="majorBidi"/>
+          <w:sz w:val="28"/>
+          <w:szCs w:val="28"/>
+        </w:rPr>
+      </w:pPr>
+      <w:r>
+        <w:rPr>
+          <w:rFonts w:asciiTheme="majorBidi" w:hAnsiTheme="majorBidi" w:cstheme="majorBidi"/>
+          <w:sz w:val="28"/>
+          <w:szCs w:val="28"/>
+        </w:rPr>
+        <w:t xml:space="preserve">The practical implication is that with </w:t>
+      </w:r>
+      <w:r>
+        <w:rPr>
+          <w:rFonts w:asciiTheme="majorBidi" w:hAnsiTheme="majorBidi" w:cstheme="majorBidi"/>
+          <w:b/>
+          <w:bCs/>
+          <w:i/>
+          <w:iCs/>
+          <w:sz w:val="28"/>
+          <w:szCs w:val="28"/>
+        </w:rPr>
+        <w:t>forks = 10</w:t>
+      </w:r>
+      <w:r>
+        <w:rPr>
+          <w:rFonts w:asciiTheme="majorBidi" w:hAnsiTheme="majorBidi" w:cstheme="majorBidi"/>
+          <w:sz w:val="28"/>
+          <w:szCs w:val="28"/>
+        </w:rPr>
+        <w:t xml:space="preserve"> and 50 hosts, free strategy processes 10 hosts at a time dynamically reassigning slots as tasks complete. Host pinned processes only 10 hosts total for the entire playbook run </w:t>
+      </w:r>
+      <w:r>
+        <w:rPr>
+          <w:rFonts w:asciiTheme="majorBidi" w:hAnsiTheme="majorBidi" w:cstheme="majorBidi"/>
+          <w:sz w:val="28"/>
+          <w:szCs w:val="28"/>
+        </w:rPr>
+        <w:t>-</w:t>
+      </w:r>
+      <w:r>
+        <w:rPr>
+          <w:rFonts w:asciiTheme="majorBidi" w:hAnsiTheme="majorBidi" w:cstheme="majorBidi"/>
+          <w:sz w:val="28"/>
+          <w:szCs w:val="28"/>
+        </w:rPr>
+        <w:t xml:space="preserve"> those 10 hosts each hold a slot and never release it.</w:t>
+      </w:r>
+    </w:p>
+    <w:p>
+      <w:pPr>
+        <w:pStyle w:val="ListParagraph"/>
+        <w:numPr>
+          <w:ilvl w:val="0"/>
+          <w:numId w:val="54"/>
+        </w:numPr>
+        <w:spacing w:after="100"/>
+        <w:ind w:left="360"/>
+        <w:jc w:val="both"/>
+        <w:rPr>
+          <w:rFonts w:asciiTheme="majorBidi" w:hAnsiTheme="majorBidi" w:cstheme="majorBidi"/>
+          <w:sz w:val="28"/>
+          <w:szCs w:val="28"/>
+        </w:rPr>
+      </w:pPr>
+      <w:r>
+        <w:rPr>
+          <w:rFonts w:asciiTheme="majorBidi" w:hAnsiTheme="majorBidi" w:cstheme="majorBidi"/>
+          <w:sz w:val="28"/>
+          <w:szCs w:val="28"/>
+        </w:rPr>
+        <w:t>Custom strategies via plugins</w:t>
+      </w:r>
+    </w:p>
+    <w:p>
+      <w:pPr>
+        <w:spacing w:after="60"/>
+        <w:jc w:val="both"/>
+        <w:rPr>
+          <w:rFonts w:asciiTheme="majorBidi" w:hAnsiTheme="majorBidi" w:cstheme="majorBidi"/>
+          <w:b/>
+          <w:bCs/>
+          <w:sz w:val="32"/>
+          <w:szCs w:val="32"/>
+        </w:rPr>
+      </w:pPr>
+      <w:r>
+        <w:rPr>
+          <w:rFonts w:asciiTheme="majorBidi" w:hAnsiTheme="majorBidi" w:cstheme="majorBidi"/>
+          <w:b/>
+          <w:bCs/>
+          <w:sz w:val="32"/>
+          <w:szCs w:val="32"/>
+        </w:rPr>
+        <w:t>When to use each:</w:t>
+      </w:r>
+    </w:p>
+    <w:p>
+      <w:pPr>
+        <w:pStyle w:val="ListParagraph"/>
+        <w:numPr>
+          <w:ilvl w:val="0"/>
+          <w:numId w:val="61"/>
+        </w:numPr>
+        <w:spacing w:after="100"/>
+        <w:ind w:left="360"/>
+        <w:jc w:val="both"/>
+        <w:rPr>
+          <w:rFonts w:asciiTheme="majorBidi" w:hAnsiTheme="majorBidi" w:cstheme="majorBidi"/>
+          <w:sz w:val="28"/>
+          <w:szCs w:val="28"/>
+        </w:rPr>
+      </w:pPr>
+      <w:r>
+        <w:rPr>
+          <w:rFonts w:asciiTheme="majorBidi" w:hAnsiTheme="majorBidi" w:cstheme="majorBidi"/>
+          <w:sz w:val="28"/>
+          <w:szCs w:val="28"/>
+        </w:rPr>
+        <w:t>Tasks have cross-host dependencies</w:t>
+      </w:r>
+      <w:r>
+        <w:rPr>
+          <w:rFonts w:asciiTheme="majorBidi" w:hAnsiTheme="majorBidi" w:cstheme="majorBidi"/>
+          <w:sz w:val="28"/>
+          <w:szCs w:val="28"/>
+        </w:rPr>
+        <w:t xml:space="preserve"> </w:t>
+      </w:r>
+      <w:r>
+        <w:rPr>
+          <w:rFonts w:asciiTheme="majorBidi" w:hAnsiTheme="majorBidi" w:cstheme="majorBidi"/>
+          <w:b/>
+          <w:bCs/>
+          <w:i/>
+          <w:iCs/>
+          <w:sz w:val="28"/>
+          <w:szCs w:val="28"/>
+        </w:rPr>
+        <w:t>→ linear</w:t>
+      </w:r>
+    </w:p>
+    <w:p>
+      <w:pPr>
+        <w:pStyle w:val="ListParagraph"/>
+        <w:numPr>
+          <w:ilvl w:val="0"/>
+          <w:numId w:val="61"/>
+        </w:numPr>
+        <w:spacing w:after="100"/>
+        <w:ind w:left="360"/>
+        <w:jc w:val="both"/>
+        <w:rPr>
+          <w:rFonts w:asciiTheme="majorBidi" w:hAnsiTheme="majorBidi" w:cstheme="majorBidi"/>
+          <w:sz w:val="28"/>
+          <w:szCs w:val="28"/>
+        </w:rPr>
+      </w:pPr>
+      <w:r>
+        <w:rPr>
+          <w:rFonts w:asciiTheme="majorBidi" w:hAnsiTheme="majorBidi" w:cstheme="majorBidi"/>
+          <w:sz w:val="28"/>
+          <w:szCs w:val="28"/>
+        </w:rPr>
+        <w:t>Tasks are independent, speed is priority</w:t>
+      </w:r>
+      <w:r>
+        <w:rPr>
+          <w:rFonts w:asciiTheme="majorBidi" w:hAnsiTheme="majorBidi" w:cstheme="majorBidi"/>
+          <w:sz w:val="28"/>
+          <w:szCs w:val="28"/>
+        </w:rPr>
+        <w:t xml:space="preserve"> </w:t>
+      </w:r>
+      <w:r>
+        <w:rPr>
+          <w:rFonts w:asciiTheme="majorBidi" w:hAnsiTheme="majorBidi" w:cstheme="majorBidi"/>
+          <w:b/>
+          <w:bCs/>
+          <w:i/>
+          <w:iCs/>
+          <w:sz w:val="28"/>
+          <w:szCs w:val="28"/>
+        </w:rPr>
+        <w:t>→ free</w:t>
+      </w:r>
+    </w:p>
+    <w:p>
+      <w:pPr>
+        <w:pStyle w:val="ListParagraph"/>
+        <w:numPr>
+          <w:ilvl w:val="0"/>
+          <w:numId w:val="61"/>
+        </w:numPr>
+        <w:spacing w:after="100"/>
+        <w:ind w:left="360"/>
+        <w:jc w:val="both"/>
+        <w:rPr>
+          <w:rFonts w:asciiTheme="majorBidi" w:hAnsiTheme="majorBidi" w:cstheme="majorBidi"/>
+          <w:sz w:val="28"/>
+          <w:szCs w:val="28"/>
+        </w:rPr>
+      </w:pPr>
+      <w:r>
+        <w:rPr>
+          <w:rFonts w:asciiTheme="majorBidi" w:hAnsiTheme="majorBidi" w:cstheme="majorBidi"/>
+          <w:sz w:val="28"/>
+          <w:szCs w:val="28"/>
+        </w:rPr>
+        <w:t>You need persistent worker allocation per host</w:t>
+      </w:r>
+      <w:r>
+        <w:rPr>
+          <w:rFonts w:asciiTheme="majorBidi" w:hAnsiTheme="majorBidi" w:cstheme="majorBidi"/>
+          <w:sz w:val="28"/>
+          <w:szCs w:val="28"/>
+        </w:rPr>
+        <w:t xml:space="preserve"> </w:t>
+      </w:r>
+      <w:r>
+        <w:rPr>
+          <w:rFonts w:asciiTheme="majorBidi" w:hAnsiTheme="majorBidi" w:cstheme="majorBidi"/>
+          <w:b/>
+          <w:bCs/>
+          <w:i/>
+          <w:iCs/>
+          <w:sz w:val="28"/>
+          <w:szCs w:val="28"/>
+        </w:rPr>
+        <w:t xml:space="preserve">→ </w:t>
+      </w:r>
+      <w:proofErr w:type="spellStart"/>
+      <w:r>
+        <w:rPr>
+          <w:rFonts w:asciiTheme="majorBidi" w:hAnsiTheme="majorBidi" w:cstheme="majorBidi"/>
+          <w:b/>
+          <w:bCs/>
+          <w:i/>
+          <w:iCs/>
+          <w:sz w:val="28"/>
+          <w:szCs w:val="28"/>
+        </w:rPr>
+        <w:t>host_pinned</w:t>
+      </w:r>
+      <w:proofErr w:type="spellEnd"/>
+    </w:p>
+    <w:p>
+      <w:pPr>
+        <w:pStyle w:val="ListParagraph"/>
+        <w:numPr>
+          <w:ilvl w:val="0"/>
+          <w:numId w:val="61"/>
+        </w:numPr>
+        <w:spacing w:after="100"/>
+        <w:ind w:left="360"/>
+        <w:jc w:val="both"/>
+        <w:rPr>
+          <w:rFonts w:asciiTheme="majorBidi" w:hAnsiTheme="majorBidi" w:cstheme="majorBidi"/>
+          <w:sz w:val="28"/>
+          <w:szCs w:val="28"/>
+        </w:rPr>
+      </w:pPr>
+      <w:r>
+        <w:rPr>
+          <w:rFonts w:asciiTheme="majorBidi" w:hAnsiTheme="majorBidi" w:cstheme="majorBidi"/>
+          <w:sz w:val="28"/>
+          <w:szCs w:val="28"/>
+        </w:rPr>
+        <w:t>Rolling deployments, ordered updates</w:t>
+      </w:r>
+      <w:r>
+        <w:rPr>
+          <w:rFonts w:asciiTheme="majorBidi" w:hAnsiTheme="majorBidi" w:cstheme="majorBidi"/>
+          <w:sz w:val="28"/>
+          <w:szCs w:val="28"/>
+        </w:rPr>
+        <w:t xml:space="preserve"> </w:t>
+      </w:r>
+      <w:r>
+        <w:rPr>
+          <w:rFonts w:asciiTheme="majorBidi" w:hAnsiTheme="majorBidi" w:cstheme="majorBidi"/>
+          <w:b/>
+          <w:bCs/>
+          <w:i/>
+          <w:iCs/>
+          <w:sz w:val="28"/>
+          <w:szCs w:val="28"/>
+        </w:rPr>
+        <w:t>→ linear</w:t>
+      </w:r>
+    </w:p>
+    <w:p>
+      <w:pPr>
+        <w:pStyle w:val="ListParagraph"/>
+        <w:numPr>
+          <w:ilvl w:val="0"/>
+          <w:numId w:val="61"/>
+        </w:numPr>
+        <w:spacing w:after="120"/>
+        <w:ind w:left="360"/>
+        <w:jc w:val="both"/>
+        <w:rPr>
+          <w:rFonts w:asciiTheme="majorBidi" w:hAnsiTheme="majorBidi" w:cstheme="majorBidi"/>
+          <w:sz w:val="28"/>
+          <w:szCs w:val="28"/>
+        </w:rPr>
+      </w:pPr>
+      <w:r>
+        <w:rPr>
+          <w:rFonts w:asciiTheme="majorBidi" w:hAnsiTheme="majorBidi" w:cstheme="majorBidi"/>
+          <w:sz w:val="28"/>
+          <w:szCs w:val="28"/>
+        </w:rPr>
+        <w:t>Large independent configuration runs</w:t>
+      </w:r>
+      <w:r>
+        <w:rPr>
+          <w:rFonts w:asciiTheme="majorBidi" w:hAnsiTheme="majorBidi" w:cstheme="majorBidi"/>
+          <w:sz w:val="28"/>
+          <w:szCs w:val="28"/>
+        </w:rPr>
+        <w:t xml:space="preserve"> </w:t>
+      </w:r>
+      <w:r>
+        <w:rPr>
+          <w:rFonts w:asciiTheme="majorBidi" w:hAnsiTheme="majorBidi" w:cstheme="majorBidi"/>
+          <w:b/>
+          <w:bCs/>
+          <w:i/>
+          <w:iCs/>
+          <w:sz w:val="28"/>
+          <w:szCs w:val="28"/>
+        </w:rPr>
+        <w:t>→ free</w:t>
+      </w:r>
+    </w:p>
+    <w:p>
+      <w:pPr>
+        <w:spacing w:after="120"/>
+        <w:jc w:val="both"/>
+        <w:rPr>
+          <w:rFonts w:asciiTheme="majorBidi" w:hAnsiTheme="majorBidi" w:cstheme="majorBidi"/>
+          <w:b/>
+          <w:bCs/>
+          <w:sz w:val="28"/>
+          <w:szCs w:val="28"/>
+        </w:rPr>
+      </w:pPr>
+      <w:r>
+        <w:rPr>
+          <w:rFonts w:asciiTheme="majorBidi" w:hAnsiTheme="majorBidi" w:cstheme="majorBidi"/>
+          <w:b/>
+          <w:bCs/>
+          <w:sz w:val="28"/>
+          <w:szCs w:val="28"/>
+        </w:rPr>
+        <w:t>Three places</w:t>
+      </w:r>
+      <w:r>
+        <w:rPr>
+          <w:rFonts w:asciiTheme="majorBidi" w:hAnsiTheme="majorBidi" w:cstheme="majorBidi"/>
+          <w:b/>
+          <w:bCs/>
+          <w:sz w:val="28"/>
+          <w:szCs w:val="28"/>
+        </w:rPr>
+        <w:t xml:space="preserve"> to change strategy:</w:t>
+      </w:r>
+    </w:p>
+    <w:p>
+      <w:pPr>
+        <w:pStyle w:val="ListParagraph"/>
+        <w:numPr>
+          <w:ilvl w:val="0"/>
+          <w:numId w:val="62"/>
+        </w:numPr>
+        <w:spacing w:after="120"/>
+        <w:ind w:left="360"/>
+        <w:jc w:val="both"/>
+        <w:rPr>
+          <w:rFonts w:asciiTheme="majorBidi" w:hAnsiTheme="majorBidi" w:cstheme="majorBidi"/>
+          <w:b/>
+          <w:bCs/>
+          <w:sz w:val="28"/>
+          <w:szCs w:val="28"/>
+        </w:rPr>
+      </w:pPr>
+      <w:r>
+        <w:rPr>
+          <w:rFonts w:asciiTheme="majorBidi" w:hAnsiTheme="majorBidi" w:cstheme="majorBidi"/>
+          <w:b/>
+          <w:bCs/>
+          <w:i/>
+          <w:iCs/>
+          <w:noProof/>
+          <w:sz w:val="28"/>
+          <w:szCs w:val="28"/>
+        </w:rPr>
+        <mc:AlternateContent>
+          <mc:Choice Requires="wps">
+            <w:drawing>
+              <wp:anchor distT="0" distB="0" distL="114300" distR="114300" simplePos="0" relativeHeight="251674624" behindDoc="0" locked="0" layoutInCell="1" allowOverlap="1" wp14:anchorId="288C7292" wp14:editId="137C792A">
+                <wp:simplePos x="0" y="0"/>
+                <wp:positionH relativeFrom="column">
+                  <wp:posOffset>242048</wp:posOffset>
+                </wp:positionH>
+                <wp:positionV relativeFrom="paragraph">
+                  <wp:posOffset>295094</wp:posOffset>
+                </wp:positionV>
+                <wp:extent cx="1260182" cy="545566"/>
+                <wp:effectExtent l="0" t="0" r="16510" b="26035"/>
+                <wp:wrapNone/>
+                <wp:docPr id="1559043141" name="Rectangle 16"/>
+                <wp:cNvGraphicFramePr/>
+                <a:graphic xmlns:a="http://schemas.openxmlformats.org/drawingml/2006/main">
+                  <a:graphicData uri="http://schemas.microsoft.com/office/word/2010/wordprocessingShape">
+                    <wps:wsp>
+                      <wps:cNvSpPr/>
+                      <wps:spPr>
+                        <a:xfrm>
+                          <a:off x="0" y="0"/>
+                          <a:ext cx="1260182" cy="545566"/>
+                        </a:xfrm>
+                        <a:prstGeom prst="rect">
+                          <a:avLst/>
+                        </a:prstGeom>
+                      </wps:spPr>
+                      <wps:style>
+                        <a:lnRef idx="2">
+                          <a:schemeClr val="dk1">
+                            <a:shade val="15000"/>
+                          </a:schemeClr>
+                        </a:lnRef>
+                        <a:fillRef idx="1">
+                          <a:schemeClr val="dk1"/>
+                        </a:fillRef>
+                        <a:effectRef idx="0">
+                          <a:schemeClr val="dk1"/>
+                        </a:effectRef>
+                        <a:fontRef idx="minor">
+                          <a:schemeClr val="lt1"/>
+                        </a:fontRef>
+                      </wps:style>
+                      <wps:txbx>
+                        <w:txbxContent>
+                          <w:p>
+                            <w:pPr>
+                              <w:spacing w:after="0"/>
+                              <w:rPr>
+                                <w:rFonts w:asciiTheme="majorBidi" w:hAnsiTheme="majorBidi" w:cstheme="majorBidi"/>
+                                <w:b/>
+                                <w:bCs/>
+                                <w:i/>
+                                <w:iCs/>
+                                <w:sz w:val="28"/>
+                                <w:szCs w:val="28"/>
+                              </w:rPr>
+                            </w:pPr>
+                            <w:proofErr w:type="spellStart"/>
+                            <w:r>
+                              <w:rPr>
+                                <w:rFonts w:asciiTheme="majorBidi" w:hAnsiTheme="majorBidi" w:cstheme="majorBidi"/>
+                                <w:b/>
+                                <w:bCs/>
+                                <w:i/>
+                                <w:iCs/>
+                                <w:sz w:val="28"/>
+                                <w:szCs w:val="28"/>
+                              </w:rPr>
+                              <w:t>ini</w:t>
+                            </w:r>
+                            <w:proofErr w:type="spellEnd"/>
+                            <w:r>
+                              <w:rPr>
+                                <w:rFonts w:asciiTheme="majorBidi" w:hAnsiTheme="majorBidi" w:cstheme="majorBidi"/>
+                                <w:b/>
+                                <w:bCs/>
+                                <w:i/>
+                                <w:iCs/>
+                                <w:sz w:val="28"/>
+                                <w:szCs w:val="28"/>
+                              </w:rPr>
+                              <w:t>[defaults]</w:t>
+                            </w:r>
+                          </w:p>
+                          <w:p>
+                            <w:pPr>
+                              <w:spacing w:after="0"/>
+                              <w:rPr>
+                                <w:rFonts w:asciiTheme="majorBidi" w:hAnsiTheme="majorBidi" w:cstheme="majorBidi"/>
+                                <w:b/>
+                                <w:bCs/>
+                                <w:i/>
+                                <w:iCs/>
+                                <w:sz w:val="28"/>
+                                <w:szCs w:val="28"/>
+                              </w:rPr>
+                            </w:pPr>
+                            <w:r>
+                              <w:rPr>
+                                <w:rFonts w:asciiTheme="majorBidi" w:hAnsiTheme="majorBidi" w:cstheme="majorBidi"/>
+                                <w:b/>
+                                <w:bCs/>
+                                <w:i/>
+                                <w:iCs/>
+                                <w:sz w:val="28"/>
+                                <w:szCs w:val="28"/>
+                              </w:rPr>
+                              <w:t>strategy = free</w:t>
+                            </w:r>
+                          </w:p>
+                          <w:p>
+                            <w:pPr>
+                              <w:jc w:val="center"/>
+                            </w:pPr>
+                          </w:p>
+                        </w:txbxContent>
+                      </wps:txbx>
+                      <wps:bodyPr rot="0" spcFirstLastPara="0" vertOverflow="overflow" horzOverflow="overflow" vert="horz" wrap="square" lIns="91440" tIns="45720" rIns="91440" bIns="45720" numCol="1" spcCol="0" rtlCol="0" fromWordArt="0" anchor="ctr" anchorCtr="0" forceAA="0" compatLnSpc="1">
+                        <a:prstTxWarp prst="textNoShape">
+                          <a:avLst/>
+                        </a:prstTxWarp>
+                        <a:noAutofit/>
+                      </wps:bodyPr>
+                    </wps:wsp>
+                  </a:graphicData>
+                </a:graphic>
+                <wp14:sizeRelH relativeFrom="margin">
+                  <wp14:pctWidth>0</wp14:pctWidth>
+                </wp14:sizeRelH>
+                <wp14:sizeRelV relativeFrom="margin">
+                  <wp14:pctHeight>0</wp14:pctHeight>
+                </wp14:sizeRelV>
+              </wp:anchor>
+            </w:drawing>
+          </mc:Choice>
+          <mc:Fallback>
+            <w:pict>
+              <v:rect w14:anchorId="288C7292" id="Rectangle 16" o:spid="_x0000_s1039" style="position:absolute;left:0;text-align:left;margin-left:19.05pt;margin-top:23.25pt;width:99.25pt;height:42.95pt;z-index:251674624;visibility:visible;mso-wrap-style:square;mso-width-percent:0;mso-height-percent:0;mso-wrap-distance-left:9pt;mso-wrap-distance-top:0;mso-wrap-distance-right:9pt;mso-wrap-distance-bottom:0;mso-position-horizontal:absolute;mso-position-horizontal-relative:text;mso-position-vertical:absolute;mso-position-vertical-relative:text;mso-width-percent:0;mso-height-percent:0;mso-width-relative:margin;mso-height-relative:margin;v-text-anchor:middle" o:gfxdata="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" fillcolor="black [3200]" strokecolor="black [480]" strokeweight="1pt">
+                <v:textbox>
+                  <w:txbxContent>
+                    <w:p>
+                      <w:pPr>
+                        <w:spacing w:after="0"/>
+                        <w:rPr>
+                          <w:rFonts w:asciiTheme="majorBidi" w:hAnsiTheme="majorBidi" w:cstheme="majorBidi"/>
+                          <w:b/>
+                          <w:bCs/>
+                          <w:i/>
+                          <w:iCs/>
+                          <w:sz w:val="28"/>
+                          <w:szCs w:val="28"/>
+                        </w:rPr>
+                      </w:pPr>
+                      <w:proofErr w:type="spellStart"/>
+                      <w:r>
+                        <w:rPr>
+                          <w:rFonts w:asciiTheme="majorBidi" w:hAnsiTheme="majorBidi" w:cstheme="majorBidi"/>
+                          <w:b/>
+                          <w:bCs/>
+                          <w:i/>
+                          <w:iCs/>
+                          <w:sz w:val="28"/>
+                          <w:szCs w:val="28"/>
+                        </w:rPr>
+                        <w:t>ini</w:t>
+                      </w:r>
+                      <w:proofErr w:type="spellEnd"/>
+                      <w:r>
+                        <w:rPr>
+                          <w:rFonts w:asciiTheme="majorBidi" w:hAnsiTheme="majorBidi" w:cstheme="majorBidi"/>
+                          <w:b/>
+                          <w:bCs/>
+                          <w:i/>
+                          <w:iCs/>
+                          <w:sz w:val="28"/>
+                          <w:szCs w:val="28"/>
+                        </w:rPr>
+                        <w:t>[defaults]</w:t>
+                      </w:r>
+                    </w:p>
+                    <w:p>
+                      <w:pPr>
+                        <w:spacing w:after="0"/>
+                        <w:rPr>
+                          <w:rFonts w:asciiTheme="majorBidi" w:hAnsiTheme="majorBidi" w:cstheme="majorBidi"/>
+                          <w:b/>
+                          <w:bCs/>
+                          <w:i/>
+                          <w:iCs/>
+                          <w:sz w:val="28"/>
+                          <w:szCs w:val="28"/>
+                        </w:rPr>
+                      </w:pPr>
+                      <w:r>
+                        <w:rPr>
+                          <w:rFonts w:asciiTheme="majorBidi" w:hAnsiTheme="majorBidi" w:cstheme="majorBidi"/>
+                          <w:b/>
+                          <w:bCs/>
+                          <w:i/>
+                          <w:iCs/>
+                          <w:sz w:val="28"/>
+                          <w:szCs w:val="28"/>
+                        </w:rPr>
+                        <w:t>strategy = free</w:t>
+                      </w:r>
+                    </w:p>
+                    <w:p>
+                      <w:pPr>
+                        <w:jc w:val="center"/>
+                      </w:pPr>
+                    </w:p>
+                  </w:txbxContent>
+                </v:textbox>
+              </v:rect>
+            </w:pict>
+          </mc:Fallback>
+        </mc:AlternateContent>
+      </w:r>
+      <w:proofErr w:type="spellStart"/>
+      <w:r>
+        <w:rPr>
+          <w:rFonts w:asciiTheme="majorBidi" w:hAnsiTheme="majorBidi" w:cstheme="majorBidi"/>
+          <w:b/>
+          <w:bCs/>
+          <w:i/>
+          <w:iCs/>
+          <w:sz w:val="28"/>
+          <w:szCs w:val="28"/>
+        </w:rPr>
+        <w:t>ansible.cfg</w:t>
+      </w:r>
+      <w:proofErr w:type="spellEnd"/>
+      <w:r>
+        <w:rPr>
+          <w:rFonts w:asciiTheme="majorBidi" w:hAnsiTheme="majorBidi" w:cstheme="majorBidi"/>
+          <w:b/>
+          <w:bCs/>
+          <w:sz w:val="28"/>
+          <w:szCs w:val="28"/>
+        </w:rPr>
+        <w:t xml:space="preserve"> (global default):</w:t>
+      </w:r>
+    </w:p>
+    <w:p>
+      <w:pPr>
+        <w:spacing w:after="120"/>
+        <w:jc w:val="both"/>
+        <w:rPr>
+          <w:rFonts w:asciiTheme="majorBidi" w:hAnsiTheme="majorBidi" w:cstheme="majorBidi"/>
+          <w:sz w:val="28"/>
+          <w:szCs w:val="28"/>
+        </w:rPr>
+      </w:pPr>
+    </w:p>
+    <w:p>
+      <w:pPr>
+        <w:spacing w:after="120"/>
+        <w:jc w:val="both"/>
+        <w:rPr>
+          <w:rFonts w:asciiTheme="majorBidi" w:hAnsiTheme="majorBidi" w:cstheme="majorBidi"/>
+          <w:sz w:val="28"/>
+          <w:szCs w:val="28"/>
+        </w:rPr>
+      </w:pPr>
+    </w:p>
+    <w:p>
+      <w:pPr>
+        <w:spacing w:after="120"/>
+        <w:ind w:left="360"/>
+        <w:jc w:val="both"/>
+        <w:rPr>
+          <w:rFonts w:asciiTheme="majorBidi" w:hAnsiTheme="majorBidi" w:cstheme="majorBidi"/>
+          <w:sz w:val="28"/>
+          <w:szCs w:val="28"/>
+        </w:rPr>
+      </w:pPr>
+      <w:r>
+        <w:rPr>
+          <w:rFonts w:asciiTheme="majorBidi" w:hAnsiTheme="majorBidi" w:cstheme="majorBidi"/>
+          <w:sz w:val="28"/>
+          <w:szCs w:val="28"/>
+        </w:rPr>
+        <w:t>Applies to all playbooks unless overridden.</w:t>
+      </w:r>
+    </w:p>
+    <w:p>
+      <w:pPr>
+        <w:pStyle w:val="ListParagraph"/>
+        <w:numPr>
+          <w:ilvl w:val="0"/>
+          <w:numId w:val="62"/>
+        </w:numPr>
+        <w:spacing w:after="60"/>
+        <w:ind w:left="360"/>
+        <w:jc w:val="both"/>
+        <w:rPr>
+          <w:rFonts w:asciiTheme="majorBidi" w:hAnsiTheme="majorBidi" w:cstheme="majorBidi"/>
+          <w:b/>
+          <w:bCs/>
+          <w:sz w:val="28"/>
+          <w:szCs w:val="28"/>
+        </w:rPr>
+      </w:pPr>
+      <w:r>
+        <w:rPr>
+          <w:rFonts w:asciiTheme="majorBidi" w:hAnsiTheme="majorBidi" w:cstheme="majorBidi"/>
+          <w:b/>
+          <w:bCs/>
+          <w:sz w:val="28"/>
+          <w:szCs w:val="28"/>
+        </w:rPr>
+        <w:t>Play level (per playbook):</w:t>
+      </w:r>
+    </w:p>
+    <w:p>
+      <w:pPr>
+        <w:spacing w:after="120"/>
+        <w:ind w:left="360"/>
+        <w:jc w:val="both"/>
+        <w:rPr>
+          <w:rFonts w:asciiTheme="majorBidi" w:hAnsiTheme="majorBidi" w:cstheme="majorBidi"/>
+          <w:sz w:val="28"/>
+          <w:szCs w:val="28"/>
+        </w:rPr>
+      </w:pPr>
+      <w:r>
+        <w:rPr>
+          <w:rFonts w:asciiTheme="majorBidi" w:hAnsiTheme="majorBidi" w:cstheme="majorBidi"/>
+          <w:sz w:val="28"/>
+          <w:szCs w:val="28"/>
+        </w:rPr>
+        <w:t xml:space="preserve">Overrides </w:t>
+      </w:r>
+      <w:proofErr w:type="spellStart"/>
+      <w:r>
+        <w:rPr>
+          <w:rFonts w:asciiTheme="majorBidi" w:hAnsiTheme="majorBidi" w:cstheme="majorBidi"/>
+          <w:sz w:val="28"/>
+          <w:szCs w:val="28"/>
+        </w:rPr>
+        <w:t>ansible.cfg</w:t>
+      </w:r>
+      <w:proofErr w:type="spellEnd"/>
+      <w:r>
+        <w:rPr>
+          <w:rFonts w:asciiTheme="majorBidi" w:hAnsiTheme="majorBidi" w:cstheme="majorBidi"/>
+          <w:sz w:val="28"/>
+          <w:szCs w:val="28"/>
+        </w:rPr>
+        <w:t xml:space="preserve"> for that specific play only.</w:t>
+      </w:r>
+    </w:p>
+    <w:p>
+      <w:pPr>
+        <w:spacing w:after="120"/>
+        <w:jc w:val="both"/>
+        <w:rPr>
+          <w:rFonts w:asciiTheme="majorBidi" w:hAnsiTheme="majorBidi" w:cstheme="majorBidi"/>
+          <w:sz w:val="28"/>
+          <w:szCs w:val="28"/>
+        </w:rPr>
+      </w:pPr>
+      <w:r>
+        <w:rPr>
+          <w:rFonts w:asciiTheme="majorBidi" w:hAnsiTheme="majorBidi" w:cstheme="majorBidi"/>
+          <w:noProof/>
+          <w:sz w:val="28"/>
+          <w:szCs w:val="28"/>
+        </w:rPr>
+        <mc:AlternateContent>
+          <mc:Choice Requires="wps">
+            <w:drawing>
+              <wp:anchor distT="0" distB="0" distL="114300" distR="114300" simplePos="0" relativeHeight="251675648" behindDoc="0" locked="0" layoutInCell="1" allowOverlap="1" wp14:anchorId="36F53DA8" wp14:editId="0FA8BE35">
+                <wp:simplePos x="0" y="0"/>
+                <wp:positionH relativeFrom="column">
+                  <wp:posOffset>265099</wp:posOffset>
+                </wp:positionH>
+                <wp:positionV relativeFrom="paragraph">
+                  <wp:posOffset>9637</wp:posOffset>
+                </wp:positionV>
+                <wp:extent cx="1467651" cy="1267711"/>
+                <wp:effectExtent l="0" t="0" r="18415" b="27940"/>
+                <wp:wrapNone/>
+                <wp:docPr id="1857250918" name="Rectangle 17"/>
+                <wp:cNvGraphicFramePr/>
+                <a:graphic xmlns:a="http://schemas.openxmlformats.org/drawingml/2006/main">
+                  <a:graphicData uri="http://schemas.microsoft.com/office/word/2010/wordprocessingShape">
+                    <wps:wsp>
+                      <wps:cNvSpPr/>
+                      <wps:spPr>
+                        <a:xfrm>
+                          <a:off x="0" y="0"/>
+                          <a:ext cx="1467651" cy="1267711"/>
+                        </a:xfrm>
+                        <a:prstGeom prst="rect">
+                          <a:avLst/>
+                        </a:prstGeom>
+                      </wps:spPr>
+                      <wps:style>
+                        <a:lnRef idx="2">
+                          <a:schemeClr val="dk1">
+                            <a:shade val="15000"/>
+                          </a:schemeClr>
+                        </a:lnRef>
+                        <a:fillRef idx="1">
+                          <a:schemeClr val="dk1"/>
+                        </a:fillRef>
+                        <a:effectRef idx="0">
+                          <a:schemeClr val="dk1"/>
+                        </a:effectRef>
+                        <a:fontRef idx="minor">
+                          <a:schemeClr val="lt1"/>
+                        </a:fontRef>
+                      </wps:style>
+                      <wps:txbx>
+                        <w:txbxContent>
+                          <w:p>
+                            <w:pPr>
+                              <w:spacing w:after="0"/>
+                              <w:rPr>
+                                <w:rFonts w:asciiTheme="majorBidi" w:hAnsiTheme="majorBidi" w:cstheme="majorBidi"/>
+                                <w:b/>
+                                <w:bCs/>
+                                <w:i/>
+                                <w:iCs/>
+                                <w:sz w:val="28"/>
+                                <w:szCs w:val="28"/>
+                              </w:rPr>
+                            </w:pPr>
+                            <w:r>
+                              <w:rPr>
+                                <w:rFonts w:asciiTheme="majorBidi" w:hAnsiTheme="majorBidi" w:cstheme="majorBidi"/>
+                                <w:b/>
+                                <w:bCs/>
+                                <w:i/>
+                                <w:iCs/>
+                                <w:sz w:val="28"/>
+                                <w:szCs w:val="28"/>
+                              </w:rPr>
+                              <w:t>- name: My play</w:t>
+                            </w:r>
+                          </w:p>
+                          <w:p>
+                            <w:pPr>
+                              <w:spacing w:after="0"/>
+                              <w:rPr>
+                                <w:rFonts w:asciiTheme="majorBidi" w:hAnsiTheme="majorBidi" w:cstheme="majorBidi"/>
+                                <w:b/>
+                                <w:bCs/>
+                                <w:i/>
+                                <w:iCs/>
+                                <w:sz w:val="28"/>
+                                <w:szCs w:val="28"/>
+                              </w:rPr>
+                            </w:pPr>
+                            <w:r>
+                              <w:rPr>
+                                <w:rFonts w:asciiTheme="majorBidi" w:hAnsiTheme="majorBidi" w:cstheme="majorBidi"/>
+                                <w:b/>
+                                <w:bCs/>
+                                <w:i/>
+                                <w:iCs/>
+                                <w:sz w:val="28"/>
+                                <w:szCs w:val="28"/>
+                              </w:rPr>
+                              <w:t xml:space="preserve">  hosts: all</w:t>
+                            </w:r>
+                          </w:p>
+                          <w:p>
+                            <w:pPr>
+                              <w:spacing w:after="0"/>
+                              <w:rPr>
+                                <w:rFonts w:asciiTheme="majorBidi" w:hAnsiTheme="majorBidi" w:cstheme="majorBidi"/>
+                                <w:b/>
+                                <w:bCs/>
+                                <w:i/>
+                                <w:iCs/>
+                                <w:sz w:val="28"/>
+                                <w:szCs w:val="28"/>
+                              </w:rPr>
+                            </w:pPr>
+                            <w:r>
+                              <w:rPr>
+                                <w:rFonts w:asciiTheme="majorBidi" w:hAnsiTheme="majorBidi" w:cstheme="majorBidi"/>
+                                <w:b/>
+                                <w:bCs/>
+                                <w:i/>
+                                <w:iCs/>
+                                <w:sz w:val="28"/>
+                                <w:szCs w:val="28"/>
+                              </w:rPr>
+                              <w:t xml:space="preserve">  strategy: free</w:t>
+                            </w:r>
+                          </w:p>
+                          <w:p>
+                            <w:pPr>
+                              <w:spacing w:after="0"/>
+                              <w:rPr>
+                                <w:rFonts w:asciiTheme="majorBidi" w:hAnsiTheme="majorBidi" w:cstheme="majorBidi"/>
+                                <w:b/>
+                                <w:bCs/>
+                                <w:i/>
+                                <w:iCs/>
+                                <w:sz w:val="28"/>
+                                <w:szCs w:val="28"/>
+                              </w:rPr>
+                            </w:pPr>
+                            <w:r>
+                              <w:rPr>
+                                <w:rFonts w:asciiTheme="majorBidi" w:hAnsiTheme="majorBidi" w:cstheme="majorBidi"/>
+                                <w:b/>
+                                <w:bCs/>
+                                <w:i/>
+                                <w:iCs/>
+                                <w:sz w:val="28"/>
+                                <w:szCs w:val="28"/>
+                              </w:rPr>
+                              <w:t xml:space="preserve">  tasks:</w:t>
+                            </w:r>
+                          </w:p>
+                          <w:p>
+                            <w:pPr>
+                              <w:spacing w:after="0"/>
+                              <w:rPr>
+                                <w:rFonts w:asciiTheme="majorBidi" w:hAnsiTheme="majorBidi" w:cstheme="majorBidi"/>
+                                <w:b/>
+                                <w:bCs/>
+                                <w:i/>
+                                <w:iCs/>
+                                <w:sz w:val="28"/>
+                                <w:szCs w:val="28"/>
+                              </w:rPr>
+                            </w:pPr>
+                            <w:r>
+                              <w:rPr>
+                                <w:rFonts w:asciiTheme="majorBidi" w:hAnsiTheme="majorBidi" w:cstheme="majorBidi"/>
+                                <w:b/>
+                                <w:bCs/>
+                                <w:i/>
+                                <w:iCs/>
+                                <w:sz w:val="28"/>
+                                <w:szCs w:val="28"/>
+                              </w:rPr>
+                              <w:t xml:space="preserve">    ...</w:t>
+                            </w:r>
+                          </w:p>
+                          <w:p>
+                            <w:pPr>
+                              <w:spacing w:after="0"/>
+                              <w:jc w:val="center"/>
+                              <w:rPr>
+                                <w:b/>
+                                <w:bCs/>
+                                <w:i/>
+                                <w:iCs/>
+                              </w:rPr>
+                            </w:pPr>
+                          </w:p>
+                        </w:txbxContent>
+                      </wps:txbx>
+                      <wps:bodyPr rot="0" spcFirstLastPara="0" vertOverflow="overflow" horzOverflow="overflow" vert="horz" wrap="square" lIns="91440" tIns="45720" rIns="91440" bIns="45720" numCol="1" spcCol="0" rtlCol="0" fromWordArt="0" anchor="ctr" anchorCtr="0" forceAA="0" compatLnSpc="1">
+                        <a:prstTxWarp prst="textNoShape">
+                          <a:avLst/>
+                        </a:prstTxWarp>
+                        <a:noAutofit/>
+                      </wps:bodyPr>
+                    </wps:wsp>
+                  </a:graphicData>
+                </a:graphic>
+                <wp14:sizeRelH relativeFrom="margin">
+                  <wp14:pctWidth>0</wp14:pctWidth>
+                </wp14:sizeRelH>
+                <wp14:sizeRelV relativeFrom="margin">
+                  <wp14:pctHeight>0</wp14:pctHeight>
+                </wp14:sizeRelV>
+              </wp:anchor>
+            </w:drawing>
+          </mc:Choice>
+          <mc:Fallback>
+            <w:pict>
+              <v:rect w14:anchorId="36F53DA8" id="Rectangle 17" o:spid="_x0000_s1040" style="position:absolute;left:0;text-align:left;margin-left:20.85pt;margin-top:.75pt;width:115.55pt;height:99.8pt;z-index:251675648;visibility:visible;mso-wrap-style:square;mso-width-percent:0;mso-height-percent:0;mso-wrap-distance-left:9pt;mso-wrap-distance-top:0;mso-wrap-distance-right:9pt;mso-wrap-distance-bottom:0;mso-position-horizontal:absolute;mso-position-horizontal-relative:text;mso-position-vertical:absolute;mso-position-vertical-relative:text;mso-width-percent:0;mso-height-percent:0;mso-width-relative:margin;mso-height-relative:margin;v-text-anchor:middle" o:gfxdata="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" fillcolor="black [3200]" strokecolor="black [480]" strokeweight="1pt">
+                <v:textbox>
+                  <w:txbxContent>
+                    <w:p>
+                      <w:pPr>
+                        <w:spacing w:after="0"/>
+                        <w:rPr>
+                          <w:rFonts w:asciiTheme="majorBidi" w:hAnsiTheme="majorBidi" w:cstheme="majorBidi"/>
+                          <w:b/>
+                          <w:bCs/>
+                          <w:i/>
+                          <w:iCs/>
+                          <w:sz w:val="28"/>
+                          <w:szCs w:val="28"/>
+                        </w:rPr>
+                      </w:pPr>
+                      <w:r>
+                        <w:rPr>
+                          <w:rFonts w:asciiTheme="majorBidi" w:hAnsiTheme="majorBidi" w:cstheme="majorBidi"/>
+                          <w:b/>
+                          <w:bCs/>
+                          <w:i/>
+                          <w:iCs/>
+                          <w:sz w:val="28"/>
+                          <w:szCs w:val="28"/>
+                        </w:rPr>
+                        <w:t>- name: My play</w:t>
+                      </w:r>
+                    </w:p>
+                    <w:p>
+                      <w:pPr>
+                        <w:spacing w:after="0"/>
+                        <w:rPr>
+                          <w:rFonts w:asciiTheme="majorBidi" w:hAnsiTheme="majorBidi" w:cstheme="majorBidi"/>
+                          <w:b/>
+                          <w:bCs/>
+                          <w:i/>
+                          <w:iCs/>
+                          <w:sz w:val="28"/>
+                          <w:szCs w:val="28"/>
+                        </w:rPr>
+                      </w:pPr>
+                      <w:r>
+                        <w:rPr>
+                          <w:rFonts w:asciiTheme="majorBidi" w:hAnsiTheme="majorBidi" w:cstheme="majorBidi"/>
+                          <w:b/>
+                          <w:bCs/>
+                          <w:i/>
+                          <w:iCs/>
+                          <w:sz w:val="28"/>
+                          <w:szCs w:val="28"/>
+                        </w:rPr>
+                        <w:t xml:space="preserve">  hosts: all</w:t>
+                      </w:r>
+                    </w:p>
+                    <w:p>
+                      <w:pPr>
+                        <w:spacing w:after="0"/>
+                        <w:rPr>
+                          <w:rFonts w:asciiTheme="majorBidi" w:hAnsiTheme="majorBidi" w:cstheme="majorBidi"/>
+                          <w:b/>
+                          <w:bCs/>
+                          <w:i/>
+                          <w:iCs/>
+                          <w:sz w:val="28"/>
+                          <w:szCs w:val="28"/>
+                        </w:rPr>
+                      </w:pPr>
+                      <w:r>
+                        <w:rPr>
+                          <w:rFonts w:asciiTheme="majorBidi" w:hAnsiTheme="majorBidi" w:cstheme="majorBidi"/>
+                          <w:b/>
+                          <w:bCs/>
+                          <w:i/>
+                          <w:iCs/>
+                          <w:sz w:val="28"/>
+                          <w:szCs w:val="28"/>
+                        </w:rPr>
+                        <w:t xml:space="preserve">  strategy: free</w:t>
+                      </w:r>
+                    </w:p>
+                    <w:p>
+                      <w:pPr>
+                        <w:spacing w:after="0"/>
+                        <w:rPr>
+                          <w:rFonts w:asciiTheme="majorBidi" w:hAnsiTheme="majorBidi" w:cstheme="majorBidi"/>
+                          <w:b/>
+                          <w:bCs/>
+                          <w:i/>
+                          <w:iCs/>
+                          <w:sz w:val="28"/>
+                          <w:szCs w:val="28"/>
+                        </w:rPr>
+                      </w:pPr>
+                      <w:r>
+                        <w:rPr>
+                          <w:rFonts w:asciiTheme="majorBidi" w:hAnsiTheme="majorBidi" w:cstheme="majorBidi"/>
+                          <w:b/>
+                          <w:bCs/>
+                          <w:i/>
+                          <w:iCs/>
+                          <w:sz w:val="28"/>
+                          <w:szCs w:val="28"/>
+                        </w:rPr>
+                        <w:t xml:space="preserve">  tasks:</w:t>
+                      </w:r>
+                    </w:p>
+                    <w:p>
+                      <w:pPr>
+                        <w:spacing w:after="0"/>
+                        <w:rPr>
+                          <w:rFonts w:asciiTheme="majorBidi" w:hAnsiTheme="majorBidi" w:cstheme="majorBidi"/>
+                          <w:b/>
+                          <w:bCs/>
+                          <w:i/>
+                          <w:iCs/>
+                          <w:sz w:val="28"/>
+                          <w:szCs w:val="28"/>
+                        </w:rPr>
+                      </w:pPr>
+                      <w:r>
+                        <w:rPr>
+                          <w:rFonts w:asciiTheme="majorBidi" w:hAnsiTheme="majorBidi" w:cstheme="majorBidi"/>
+                          <w:b/>
+                          <w:bCs/>
+                          <w:i/>
+                          <w:iCs/>
+                          <w:sz w:val="28"/>
+                          <w:szCs w:val="28"/>
+                        </w:rPr>
+                        <w:t xml:space="preserve">    ...</w:t>
+                      </w:r>
+                    </w:p>
+                    <w:p>
+                      <w:pPr>
+                        <w:spacing w:after="0"/>
+                        <w:jc w:val="center"/>
+                        <w:rPr>
+                          <w:b/>
+                          <w:bCs/>
+                          <w:i/>
+                          <w:iCs/>
+                        </w:rPr>
+                      </w:pPr>
+                    </w:p>
+                  </w:txbxContent>
+                </v:textbox>
+              </v:rect>
+            </w:pict>
+          </mc:Fallback>
+        </mc:AlternateContent>
+      </w:r>
+    </w:p>
+    <w:p>
+      <w:pPr>
+        <w:spacing w:after="120"/>
+        <w:jc w:val="both"/>
+        <w:rPr>
+          <w:rFonts w:asciiTheme="majorBidi" w:hAnsiTheme="majorBidi" w:cstheme="majorBidi"/>
+          <w:sz w:val="28"/>
+          <w:szCs w:val="28"/>
+        </w:rPr>
+      </w:pPr>
+    </w:p>
+    <w:p>
+      <w:pPr>
+        <w:spacing w:after="120"/>
+        <w:jc w:val="both"/>
+        <w:rPr>
+          <w:rFonts w:asciiTheme="majorBidi" w:hAnsiTheme="majorBidi" w:cstheme="majorBidi"/>
+          <w:sz w:val="28"/>
+          <w:szCs w:val="28"/>
+        </w:rPr>
+      </w:pPr>
+    </w:p>
+    <w:p>
+      <w:pPr>
+        <w:spacing w:after="120"/>
+        <w:jc w:val="both"/>
+        <w:rPr>
+          <w:rFonts w:asciiTheme="majorBidi" w:hAnsiTheme="majorBidi" w:cstheme="majorBidi"/>
+          <w:sz w:val="28"/>
+          <w:szCs w:val="28"/>
+        </w:rPr>
+      </w:pPr>
+    </w:p>
+    <w:p>
+      <w:pPr>
+        <w:pStyle w:val="ListParagraph"/>
+        <w:numPr>
+          <w:ilvl w:val="0"/>
+          <w:numId w:val="62"/>
+        </w:numPr>
+        <w:spacing w:after="60"/>
+        <w:ind w:left="360"/>
+        <w:jc w:val="both"/>
+        <w:rPr>
+          <w:rFonts w:asciiTheme="majorBidi" w:hAnsiTheme="majorBidi" w:cstheme="majorBidi"/>
+          <w:b/>
+          <w:bCs/>
+          <w:sz w:val="28"/>
+          <w:szCs w:val="28"/>
+        </w:rPr>
+      </w:pPr>
+      <w:r>
+        <w:rPr>
+          <w:rFonts w:asciiTheme="majorBidi" w:hAnsiTheme="majorBidi" w:cstheme="majorBidi"/>
+          <w:b/>
+          <w:bCs/>
+          <w:sz w:val="28"/>
+          <w:szCs w:val="28"/>
+        </w:rPr>
+        <w:lastRenderedPageBreak/>
+        <w:t xml:space="preserve">Command line </w:t>
+      </w:r>
+      <w:r>
+        <w:rPr>
+          <w:rFonts w:asciiTheme="majorBidi" w:hAnsiTheme="majorBidi" w:cstheme="majorBidi"/>
+          <w:b/>
+          <w:bCs/>
+          <w:sz w:val="28"/>
+          <w:szCs w:val="28"/>
+        </w:rPr>
+        <w:t>-</w:t>
+      </w:r>
+      <w:r>
+        <w:rPr>
+          <w:rFonts w:asciiTheme="majorBidi" w:hAnsiTheme="majorBidi" w:cstheme="majorBidi"/>
+          <w:b/>
+          <w:bCs/>
+          <w:sz w:val="28"/>
+          <w:szCs w:val="28"/>
+        </w:rPr>
+        <w:t xml:space="preserve"> not directly possible:</w:t>
+      </w:r>
+    </w:p>
+    <w:p>
+      <w:pPr>
+        <w:spacing w:after="120"/>
+        <w:ind w:left="360"/>
+        <w:jc w:val="both"/>
+        <w:rPr>
+          <w:rFonts w:asciiTheme="majorBidi" w:hAnsiTheme="majorBidi" w:cstheme="majorBidi"/>
+          <w:sz w:val="28"/>
+          <w:szCs w:val="28"/>
+        </w:rPr>
+      </w:pPr>
+      <w:r>
+        <w:rPr>
+          <w:rFonts w:asciiTheme="majorBidi" w:hAnsiTheme="majorBidi" w:cstheme="majorBidi"/>
+          <w:sz w:val="28"/>
+          <w:szCs w:val="28"/>
+        </w:rPr>
+        <w:t xml:space="preserve">Unlike forks which you can override with </w:t>
+      </w:r>
+      <w:r>
+        <w:rPr>
+          <w:rFonts w:asciiTheme="majorBidi" w:hAnsiTheme="majorBidi" w:cstheme="majorBidi"/>
+          <w:b/>
+          <w:bCs/>
+          <w:i/>
+          <w:iCs/>
+          <w:sz w:val="28"/>
+          <w:szCs w:val="28"/>
+        </w:rPr>
+        <w:t>-f</w:t>
+      </w:r>
+      <w:r>
+        <w:rPr>
+          <w:rFonts w:asciiTheme="majorBidi" w:hAnsiTheme="majorBidi" w:cstheme="majorBidi"/>
+          <w:sz w:val="28"/>
+          <w:szCs w:val="28"/>
+        </w:rPr>
+        <w:t xml:space="preserve"> flag at runtime, strategy has no direct command line flag. The workaround is passing it as an extra var if your playbook is written to accept it, but that's non-standard and not recommended.</w:t>
+      </w:r>
+    </w:p>
+    <w:p>
+      <w:pPr>
+        <w:spacing w:after="80"/>
+        <w:jc w:val="both"/>
+        <w:rPr>
+          <w:rFonts w:asciiTheme="majorBidi" w:hAnsiTheme="majorBidi" w:cstheme="majorBidi"/>
+          <w:b/>
+          <w:bCs/>
+          <w:sz w:val="32"/>
+          <w:szCs w:val="32"/>
+        </w:rPr>
+      </w:pPr>
+      <w:r>
+        <w:rPr>
+          <w:rFonts w:asciiTheme="majorBidi" w:hAnsiTheme="majorBidi" w:cstheme="majorBidi"/>
+          <w:b/>
+          <w:bCs/>
+          <w:sz w:val="32"/>
+          <w:szCs w:val="32"/>
+        </w:rPr>
+        <w:t>Plugins (Advanced Concept)</w:t>
+      </w:r>
+      <w:r>
+        <w:rPr>
+          <w:rFonts w:asciiTheme="majorBidi" w:hAnsiTheme="majorBidi" w:cstheme="majorBidi"/>
+          <w:b/>
+          <w:bCs/>
+          <w:sz w:val="32"/>
+          <w:szCs w:val="32"/>
+        </w:rPr>
+        <w:t>:</w:t>
+      </w:r>
+    </w:p>
+    <w:p>
+      <w:pPr>
+        <w:spacing w:after="80"/>
+        <w:jc w:val="both"/>
+        <w:rPr>
+          <w:rFonts w:asciiTheme="majorBidi" w:hAnsiTheme="majorBidi" w:cstheme="majorBidi"/>
+          <w:sz w:val="28"/>
+          <w:szCs w:val="28"/>
+        </w:rPr>
+      </w:pPr>
+      <w:r>
+        <w:rPr>
+          <w:rFonts w:asciiTheme="majorBidi" w:hAnsiTheme="majorBidi" w:cstheme="majorBidi"/>
+          <w:sz w:val="28"/>
+          <w:szCs w:val="28"/>
+        </w:rPr>
+        <w:t>Much of Ansible’s behavior is controlled by plugins.</w:t>
+      </w:r>
+      <w:r>
+        <w:rPr>
+          <w:rFonts w:asciiTheme="majorBidi" w:hAnsiTheme="majorBidi" w:cstheme="majorBidi"/>
+          <w:sz w:val="28"/>
+          <w:szCs w:val="28"/>
+        </w:rPr>
+        <w:t xml:space="preserve"> </w:t>
+      </w:r>
+      <w:r>
+        <w:rPr>
+          <w:rFonts w:asciiTheme="majorBidi" w:hAnsiTheme="majorBidi" w:cstheme="majorBidi"/>
+          <w:sz w:val="28"/>
+          <w:szCs w:val="28"/>
+        </w:rPr>
+        <w:t>Think of Ansible's core as a bare engine</w:t>
+      </w:r>
+      <w:r>
+        <w:rPr>
+          <w:rFonts w:asciiTheme="majorBidi" w:hAnsiTheme="majorBidi" w:cstheme="majorBidi"/>
+          <w:sz w:val="28"/>
+          <w:szCs w:val="28"/>
+        </w:rPr>
+        <w:t>.</w:t>
+      </w:r>
+      <w:r>
+        <w:rPr>
+          <w:rFonts w:asciiTheme="majorBidi" w:hAnsiTheme="majorBidi" w:cstheme="majorBidi"/>
+          <w:sz w:val="28"/>
+          <w:szCs w:val="28"/>
+        </w:rPr>
+        <w:t xml:space="preserve"> </w:t>
+      </w:r>
+      <w:r>
+        <w:rPr>
+          <w:rFonts w:asciiTheme="majorBidi" w:hAnsiTheme="majorBidi" w:cstheme="majorBidi"/>
+          <w:sz w:val="28"/>
+          <w:szCs w:val="28"/>
+        </w:rPr>
+        <w:t>I</w:t>
+      </w:r>
+      <w:r>
+        <w:rPr>
+          <w:rFonts w:asciiTheme="majorBidi" w:hAnsiTheme="majorBidi" w:cstheme="majorBidi"/>
+          <w:sz w:val="28"/>
+          <w:szCs w:val="28"/>
+        </w:rPr>
+        <w:t>t knows that it needs to connect somewhere, get some data, format some output, etc. But it doesn't hardcode how to do those things. Instead, it delegates that "how" to plugins.</w:t>
+      </w:r>
+    </w:p>
+    <w:p>
+      <w:pPr>
+        <w:spacing w:after="80"/>
+        <w:jc w:val="both"/>
+        <w:rPr>
+          <w:rFonts w:asciiTheme="majorBidi" w:hAnsiTheme="majorBidi" w:cstheme="majorBidi"/>
+          <w:sz w:val="28"/>
+          <w:szCs w:val="28"/>
+        </w:rPr>
+      </w:pPr>
+      <w:r>
+        <w:rPr>
+          <w:rFonts w:asciiTheme="majorBidi" w:hAnsiTheme="majorBidi" w:cstheme="majorBidi"/>
+          <w:sz w:val="28"/>
+          <w:szCs w:val="28"/>
+        </w:rPr>
+        <w:t>A plugin is a swappable piece of code that handles one specific responsibility in Ansible's execution pipeline.</w:t>
+      </w:r>
+    </w:p>
+    <w:p>
+      <w:pPr>
+        <w:spacing w:after="80"/>
+        <w:jc w:val="both"/>
+        <w:rPr>
+          <w:rFonts w:asciiTheme="majorBidi" w:hAnsiTheme="majorBidi" w:cstheme="majorBidi"/>
+          <w:sz w:val="28"/>
+          <w:szCs w:val="28"/>
+        </w:rPr>
+      </w:pPr>
+      <w:r>
+        <w:rPr>
+          <w:rFonts w:asciiTheme="majorBidi" w:hAnsiTheme="majorBidi" w:cstheme="majorBidi"/>
+          <w:sz w:val="28"/>
+          <w:szCs w:val="28"/>
+        </w:rPr>
+        <w:t xml:space="preserve">The benefit is flexibility </w:t>
+      </w:r>
+      <w:r>
+        <w:rPr>
+          <w:rFonts w:asciiTheme="majorBidi" w:hAnsiTheme="majorBidi" w:cstheme="majorBidi"/>
+          <w:sz w:val="28"/>
+          <w:szCs w:val="28"/>
+        </w:rPr>
+        <w:t>-</w:t>
+      </w:r>
+      <w:r>
+        <w:rPr>
+          <w:rFonts w:asciiTheme="majorBidi" w:hAnsiTheme="majorBidi" w:cstheme="majorBidi"/>
+          <w:sz w:val="28"/>
+          <w:szCs w:val="28"/>
+        </w:rPr>
+        <w:t xml:space="preserve"> you can change behavior without touching the core engine. Like changing a wheel on a car, not rebuilding the engine.</w:t>
+      </w:r>
+    </w:p>
+    <w:p>
+      <w:pPr>
+        <w:spacing w:after="80"/>
+        <w:jc w:val="both"/>
+        <w:rPr>
+          <w:rFonts w:asciiTheme="majorBidi" w:hAnsiTheme="majorBidi" w:cstheme="majorBidi"/>
+          <w:b/>
+          <w:bCs/>
+          <w:sz w:val="32"/>
+          <w:szCs w:val="32"/>
+        </w:rPr>
+      </w:pPr>
+      <w:r>
+        <w:rPr>
+          <w:rFonts w:asciiTheme="majorBidi" w:hAnsiTheme="majorBidi" w:cstheme="majorBidi"/>
+          <w:b/>
+          <w:bCs/>
+          <w:sz w:val="32"/>
+          <w:szCs w:val="32"/>
+        </w:rPr>
+        <w:t>Plugin types:</w:t>
+      </w:r>
+    </w:p>
+    <w:p>
+      <w:pPr>
+        <w:pStyle w:val="ListParagraph"/>
+        <w:numPr>
+          <w:ilvl w:val="0"/>
+          <w:numId w:val="55"/>
+        </w:numPr>
+        <w:spacing w:after="60"/>
+        <w:ind w:left="360"/>
+        <w:jc w:val="both"/>
+        <w:rPr>
+          <w:rFonts w:asciiTheme="majorBidi" w:hAnsiTheme="majorBidi" w:cstheme="majorBidi"/>
+          <w:sz w:val="28"/>
+          <w:szCs w:val="28"/>
+        </w:rPr>
+      </w:pPr>
+      <w:r>
+        <w:rPr>
+          <w:rFonts w:asciiTheme="majorBidi" w:hAnsiTheme="majorBidi" w:cstheme="majorBidi"/>
+          <w:b/>
+          <w:bCs/>
+          <w:sz w:val="28"/>
+          <w:szCs w:val="28"/>
+        </w:rPr>
+        <w:t>Connection plugins</w:t>
+      </w:r>
+      <w:r>
+        <w:rPr>
+          <w:rFonts w:asciiTheme="majorBidi" w:hAnsiTheme="majorBidi" w:cstheme="majorBidi"/>
+          <w:sz w:val="28"/>
+          <w:szCs w:val="28"/>
+        </w:rPr>
+        <w:t xml:space="preserve"> → </w:t>
+      </w:r>
+      <w:r>
+        <w:rPr>
+          <w:rFonts w:asciiTheme="majorBidi" w:hAnsiTheme="majorBidi" w:cstheme="majorBidi"/>
+          <w:sz w:val="28"/>
+          <w:szCs w:val="28"/>
+        </w:rPr>
+        <w:t>“</w:t>
+      </w:r>
+      <w:r>
+        <w:rPr>
+          <w:rFonts w:asciiTheme="majorBidi" w:hAnsiTheme="majorBidi" w:cstheme="majorBidi"/>
+          <w:sz w:val="28"/>
+          <w:szCs w:val="28"/>
+        </w:rPr>
+        <w:t>How do I reach the target host?</w:t>
+      </w:r>
+      <w:r>
+        <w:rPr>
+          <w:rFonts w:asciiTheme="majorBidi" w:hAnsiTheme="majorBidi" w:cstheme="majorBidi"/>
+          <w:sz w:val="28"/>
+          <w:szCs w:val="28"/>
+        </w:rPr>
+        <w:t xml:space="preserve">”. </w:t>
+      </w:r>
+      <w:r>
+        <w:rPr>
+          <w:rFonts w:asciiTheme="majorBidi" w:hAnsiTheme="majorBidi" w:cstheme="majorBidi"/>
+          <w:sz w:val="28"/>
+          <w:szCs w:val="28"/>
+        </w:rPr>
+        <w:t xml:space="preserve">The default is SSH. But what if your target is a Windows machine, a network switch, a Docker container, or localhost? Each needs a different connection method. </w:t>
+      </w:r>
+    </w:p>
+    <w:p>
+      <w:pPr>
+        <w:spacing w:after="100"/>
+        <w:ind w:left="360"/>
+        <w:jc w:val="both"/>
+        <w:rPr>
+          <w:rFonts w:asciiTheme="majorBidi" w:hAnsiTheme="majorBidi" w:cstheme="majorBidi"/>
+          <w:b/>
+          <w:bCs/>
+          <w:sz w:val="28"/>
+          <w:szCs w:val="28"/>
+        </w:rPr>
+      </w:pPr>
+      <w:r>
+        <w:rPr>
+          <w:rFonts w:asciiTheme="majorBidi" w:hAnsiTheme="majorBidi" w:cstheme="majorBidi"/>
+          <w:b/>
+          <w:bCs/>
+          <w:sz w:val="28"/>
+          <w:szCs w:val="28"/>
+        </w:rPr>
+        <w:t xml:space="preserve">ssh, </w:t>
+      </w:r>
+      <w:proofErr w:type="spellStart"/>
+      <w:r>
+        <w:rPr>
+          <w:rFonts w:asciiTheme="majorBidi" w:hAnsiTheme="majorBidi" w:cstheme="majorBidi"/>
+          <w:b/>
+          <w:bCs/>
+          <w:sz w:val="28"/>
+          <w:szCs w:val="28"/>
+        </w:rPr>
+        <w:t>winrm</w:t>
+      </w:r>
+      <w:proofErr w:type="spellEnd"/>
+      <w:r>
+        <w:rPr>
+          <w:rFonts w:asciiTheme="majorBidi" w:hAnsiTheme="majorBidi" w:cstheme="majorBidi"/>
+          <w:b/>
+          <w:bCs/>
+          <w:sz w:val="28"/>
+          <w:szCs w:val="28"/>
+        </w:rPr>
+        <w:t xml:space="preserve">, docker, local, </w:t>
+      </w:r>
+      <w:proofErr w:type="spellStart"/>
+      <w:r>
+        <w:rPr>
+          <w:rFonts w:asciiTheme="majorBidi" w:hAnsiTheme="majorBidi" w:cstheme="majorBidi"/>
+          <w:b/>
+          <w:bCs/>
+          <w:sz w:val="28"/>
+          <w:szCs w:val="28"/>
+        </w:rPr>
+        <w:t>paramiko</w:t>
+      </w:r>
+      <w:proofErr w:type="spellEnd"/>
+    </w:p>
+    <w:p>
+      <w:pPr>
+        <w:pStyle w:val="ListParagraph"/>
+        <w:numPr>
+          <w:ilvl w:val="0"/>
+          <w:numId w:val="55"/>
+        </w:numPr>
+        <w:spacing w:after="60"/>
+        <w:ind w:left="360"/>
+        <w:jc w:val="both"/>
+        <w:rPr>
+          <w:rFonts w:asciiTheme="majorBidi" w:hAnsiTheme="majorBidi" w:cstheme="majorBidi"/>
+          <w:sz w:val="28"/>
+          <w:szCs w:val="28"/>
+        </w:rPr>
+      </w:pPr>
+      <w:r>
+        <w:rPr>
+          <w:rFonts w:asciiTheme="majorBidi" w:hAnsiTheme="majorBidi" w:cstheme="majorBidi"/>
+          <w:b/>
+          <w:bCs/>
+          <w:sz w:val="28"/>
+          <w:szCs w:val="28"/>
+        </w:rPr>
+        <w:t xml:space="preserve">Callback plugins </w:t>
+      </w:r>
+      <w:r>
+        <w:rPr>
+          <w:rFonts w:asciiTheme="majorBidi" w:hAnsiTheme="majorBidi" w:cstheme="majorBidi"/>
+          <w:sz w:val="28"/>
+          <w:szCs w:val="28"/>
+        </w:rPr>
+        <w:t xml:space="preserve">→ </w:t>
+      </w:r>
+      <w:r>
+        <w:rPr>
+          <w:rFonts w:asciiTheme="majorBidi" w:hAnsiTheme="majorBidi" w:cstheme="majorBidi"/>
+          <w:sz w:val="28"/>
+          <w:szCs w:val="28"/>
+        </w:rPr>
+        <w:t>“</w:t>
+      </w:r>
+      <w:r>
+        <w:rPr>
+          <w:rFonts w:asciiTheme="majorBidi" w:hAnsiTheme="majorBidi" w:cstheme="majorBidi"/>
+          <w:sz w:val="28"/>
+          <w:szCs w:val="28"/>
+        </w:rPr>
+        <w:t>What do I do with the output?</w:t>
+      </w:r>
+      <w:r>
+        <w:rPr>
+          <w:rFonts w:asciiTheme="majorBidi" w:hAnsiTheme="majorBidi" w:cstheme="majorBidi"/>
+          <w:sz w:val="28"/>
+          <w:szCs w:val="28"/>
+        </w:rPr>
+        <w:t xml:space="preserve">”. </w:t>
+      </w:r>
+      <w:r>
+        <w:rPr>
+          <w:rFonts w:asciiTheme="majorBidi" w:hAnsiTheme="majorBidi" w:cstheme="majorBidi"/>
+          <w:sz w:val="28"/>
+          <w:szCs w:val="28"/>
+        </w:rPr>
+        <w:t xml:space="preserve">By </w:t>
+      </w:r>
+      <w:proofErr w:type="gramStart"/>
+      <w:r>
+        <w:rPr>
+          <w:rFonts w:asciiTheme="majorBidi" w:hAnsiTheme="majorBidi" w:cstheme="majorBidi"/>
+          <w:sz w:val="28"/>
+          <w:szCs w:val="28"/>
+        </w:rPr>
+        <w:t>default</w:t>
+      </w:r>
+      <w:proofErr w:type="gramEnd"/>
+      <w:r>
+        <w:rPr>
+          <w:rFonts w:asciiTheme="majorBidi" w:hAnsiTheme="majorBidi" w:cstheme="majorBidi"/>
+          <w:sz w:val="28"/>
+          <w:szCs w:val="28"/>
+        </w:rPr>
+        <w:t xml:space="preserve"> Ansible prints results to your terminal. But maybe you want to send results to Slack, write to a log file, format as JSON, or report to a monitoring system. Callback plugins intercept task results and decide what to do with them.</w:t>
+      </w:r>
+    </w:p>
+    <w:p>
+      <w:pPr>
+        <w:spacing w:after="100"/>
+        <w:ind w:left="360"/>
+        <w:jc w:val="both"/>
+        <w:rPr>
+          <w:rFonts w:asciiTheme="majorBidi" w:hAnsiTheme="majorBidi" w:cstheme="majorBidi"/>
+          <w:b/>
+          <w:bCs/>
+          <w:sz w:val="28"/>
+          <w:szCs w:val="28"/>
+        </w:rPr>
+      </w:pPr>
+      <w:proofErr w:type="spellStart"/>
+      <w:r>
+        <w:rPr>
+          <w:rFonts w:asciiTheme="majorBidi" w:hAnsiTheme="majorBidi" w:cstheme="majorBidi"/>
+          <w:b/>
+          <w:bCs/>
+          <w:sz w:val="28"/>
+          <w:szCs w:val="28"/>
+        </w:rPr>
+        <w:t>json</w:t>
+      </w:r>
+      <w:proofErr w:type="spellEnd"/>
+      <w:r>
+        <w:rPr>
+          <w:rFonts w:asciiTheme="majorBidi" w:hAnsiTheme="majorBidi" w:cstheme="majorBidi"/>
+          <w:b/>
+          <w:bCs/>
+          <w:sz w:val="28"/>
+          <w:szCs w:val="28"/>
+        </w:rPr>
+        <w:t xml:space="preserve">, </w:t>
+      </w:r>
+      <w:proofErr w:type="spellStart"/>
+      <w:r>
+        <w:rPr>
+          <w:rFonts w:asciiTheme="majorBidi" w:hAnsiTheme="majorBidi" w:cstheme="majorBidi"/>
+          <w:b/>
+          <w:bCs/>
+          <w:sz w:val="28"/>
+          <w:szCs w:val="28"/>
+        </w:rPr>
+        <w:t>yaml</w:t>
+      </w:r>
+      <w:proofErr w:type="spellEnd"/>
+      <w:r>
+        <w:rPr>
+          <w:rFonts w:asciiTheme="majorBidi" w:hAnsiTheme="majorBidi" w:cstheme="majorBidi"/>
+          <w:b/>
+          <w:bCs/>
+          <w:sz w:val="28"/>
+          <w:szCs w:val="28"/>
+        </w:rPr>
+        <w:t xml:space="preserve">, slack, </w:t>
+      </w:r>
+      <w:proofErr w:type="spellStart"/>
+      <w:r>
+        <w:rPr>
+          <w:rFonts w:asciiTheme="majorBidi" w:hAnsiTheme="majorBidi" w:cstheme="majorBidi"/>
+          <w:b/>
+          <w:bCs/>
+          <w:sz w:val="28"/>
+          <w:szCs w:val="28"/>
+        </w:rPr>
+        <w:t>junit</w:t>
+      </w:r>
+      <w:proofErr w:type="spellEnd"/>
+      <w:r>
+        <w:rPr>
+          <w:rFonts w:asciiTheme="majorBidi" w:hAnsiTheme="majorBidi" w:cstheme="majorBidi"/>
+          <w:b/>
+          <w:bCs/>
+          <w:sz w:val="28"/>
+          <w:szCs w:val="28"/>
+        </w:rPr>
+        <w:t xml:space="preserve"> (for CI systems)</w:t>
+      </w:r>
+    </w:p>
+    <w:p>
+      <w:pPr>
+        <w:pStyle w:val="ListParagraph"/>
+        <w:numPr>
+          <w:ilvl w:val="0"/>
+          <w:numId w:val="55"/>
+        </w:numPr>
+        <w:spacing w:after="60"/>
+        <w:ind w:left="360"/>
+        <w:jc w:val="both"/>
+        <w:rPr>
+          <w:rFonts w:asciiTheme="majorBidi" w:hAnsiTheme="majorBidi" w:cstheme="majorBidi"/>
+          <w:sz w:val="28"/>
+          <w:szCs w:val="28"/>
+        </w:rPr>
+      </w:pPr>
+      <w:r>
+        <w:rPr>
+          <w:rFonts w:asciiTheme="majorBidi" w:hAnsiTheme="majorBidi" w:cstheme="majorBidi"/>
+          <w:b/>
+          <w:bCs/>
+          <w:sz w:val="28"/>
+          <w:szCs w:val="28"/>
+        </w:rPr>
+        <w:t>Lookup plugins</w:t>
+      </w:r>
+      <w:r>
+        <w:rPr>
+          <w:rFonts w:asciiTheme="majorBidi" w:hAnsiTheme="majorBidi" w:cstheme="majorBidi"/>
+          <w:sz w:val="28"/>
+          <w:szCs w:val="28"/>
+        </w:rPr>
+        <w:t xml:space="preserve"> → “How do I fetch data from external sources?”</w:t>
+      </w:r>
+      <w:r>
+        <w:rPr>
+          <w:rFonts w:asciiTheme="majorBidi" w:hAnsiTheme="majorBidi" w:cstheme="majorBidi"/>
+          <w:sz w:val="28"/>
+          <w:szCs w:val="28"/>
+        </w:rPr>
+        <w:t xml:space="preserve">. </w:t>
+      </w:r>
+      <w:r>
+        <w:rPr>
+          <w:rFonts w:asciiTheme="majorBidi" w:hAnsiTheme="majorBidi" w:cstheme="majorBidi"/>
+          <w:sz w:val="28"/>
+          <w:szCs w:val="28"/>
+        </w:rPr>
+        <w:t>Sometimes your playbook needs data that lives outside Ansible</w:t>
+      </w:r>
+      <w:r>
+        <w:rPr>
+          <w:rFonts w:asciiTheme="majorBidi" w:hAnsiTheme="majorBidi" w:cstheme="majorBidi"/>
+          <w:sz w:val="28"/>
+          <w:szCs w:val="28"/>
+        </w:rPr>
+        <w:t>.</w:t>
+      </w:r>
+      <w:r>
+        <w:rPr>
+          <w:rFonts w:asciiTheme="majorBidi" w:hAnsiTheme="majorBidi" w:cstheme="majorBidi"/>
+          <w:sz w:val="28"/>
+          <w:szCs w:val="28"/>
+        </w:rPr>
+        <w:t xml:space="preserve"> a file, an environment variable, a secret in </w:t>
+      </w:r>
+      <w:proofErr w:type="spellStart"/>
+      <w:r>
+        <w:rPr>
+          <w:rFonts w:asciiTheme="majorBidi" w:hAnsiTheme="majorBidi" w:cstheme="majorBidi"/>
+          <w:sz w:val="28"/>
+          <w:szCs w:val="28"/>
+        </w:rPr>
+        <w:t>HashiCorp</w:t>
+      </w:r>
+      <w:proofErr w:type="spellEnd"/>
+      <w:r>
+        <w:rPr>
+          <w:rFonts w:asciiTheme="majorBidi" w:hAnsiTheme="majorBidi" w:cstheme="majorBidi"/>
+          <w:sz w:val="28"/>
+          <w:szCs w:val="28"/>
+        </w:rPr>
+        <w:t xml:space="preserve"> Vault, a value from a database. Lookup plugins let you pull that data in at runtime.</w:t>
+      </w:r>
+    </w:p>
+    <w:p>
+      <w:pPr>
+        <w:spacing w:after="100"/>
+        <w:ind w:left="360"/>
+        <w:jc w:val="both"/>
+        <w:rPr>
+          <w:rFonts w:asciiTheme="majorBidi" w:hAnsiTheme="majorBidi" w:cstheme="majorBidi"/>
+          <w:b/>
+          <w:bCs/>
+          <w:sz w:val="28"/>
+          <w:szCs w:val="28"/>
+        </w:rPr>
+      </w:pPr>
+      <w:r>
+        <w:rPr>
+          <w:rFonts w:asciiTheme="majorBidi" w:hAnsiTheme="majorBidi" w:cstheme="majorBidi"/>
+          <w:b/>
+          <w:bCs/>
+          <w:sz w:val="28"/>
+          <w:szCs w:val="28"/>
+        </w:rPr>
+        <w:t xml:space="preserve">file, env, </w:t>
+      </w:r>
+      <w:proofErr w:type="spellStart"/>
+      <w:r>
+        <w:rPr>
+          <w:rFonts w:asciiTheme="majorBidi" w:hAnsiTheme="majorBidi" w:cstheme="majorBidi"/>
+          <w:b/>
+          <w:bCs/>
+          <w:sz w:val="28"/>
+          <w:szCs w:val="28"/>
+        </w:rPr>
+        <w:t>aws_ssm</w:t>
+      </w:r>
+      <w:proofErr w:type="spellEnd"/>
+      <w:r>
+        <w:rPr>
+          <w:rFonts w:asciiTheme="majorBidi" w:hAnsiTheme="majorBidi" w:cstheme="majorBidi"/>
+          <w:b/>
+          <w:bCs/>
+          <w:sz w:val="28"/>
+          <w:szCs w:val="28"/>
+        </w:rPr>
+        <w:t xml:space="preserve">, </w:t>
+      </w:r>
+      <w:proofErr w:type="spellStart"/>
+      <w:r>
+        <w:rPr>
+          <w:rFonts w:asciiTheme="majorBidi" w:hAnsiTheme="majorBidi" w:cstheme="majorBidi"/>
+          <w:b/>
+          <w:bCs/>
+          <w:sz w:val="28"/>
+          <w:szCs w:val="28"/>
+        </w:rPr>
+        <w:t>hashi_vault</w:t>
+      </w:r>
+      <w:proofErr w:type="spellEnd"/>
+      <w:r>
+        <w:rPr>
+          <w:rFonts w:asciiTheme="majorBidi" w:hAnsiTheme="majorBidi" w:cstheme="majorBidi"/>
+          <w:b/>
+          <w:bCs/>
+          <w:sz w:val="28"/>
+          <w:szCs w:val="28"/>
+        </w:rPr>
+        <w:t>, password</w:t>
+      </w:r>
+    </w:p>
+    <w:p>
+      <w:pPr>
+        <w:pStyle w:val="ListParagraph"/>
+        <w:numPr>
+          <w:ilvl w:val="0"/>
+          <w:numId w:val="55"/>
+        </w:numPr>
+        <w:spacing w:after="60"/>
+        <w:ind w:left="360"/>
+        <w:jc w:val="both"/>
+        <w:rPr>
+          <w:rFonts w:asciiTheme="majorBidi" w:hAnsiTheme="majorBidi" w:cstheme="majorBidi"/>
+          <w:sz w:val="28"/>
+          <w:szCs w:val="28"/>
+        </w:rPr>
+      </w:pPr>
+      <w:r>
+        <w:rPr>
+          <w:rFonts w:asciiTheme="majorBidi" w:hAnsiTheme="majorBidi" w:cstheme="majorBidi"/>
+          <w:b/>
+          <w:bCs/>
+          <w:sz w:val="28"/>
+          <w:szCs w:val="28"/>
+        </w:rPr>
+        <w:t>Filter plugins</w:t>
+      </w:r>
+      <w:r>
+        <w:rPr>
+          <w:rFonts w:asciiTheme="majorBidi" w:hAnsiTheme="majorBidi" w:cstheme="majorBidi"/>
+          <w:sz w:val="28"/>
+          <w:szCs w:val="28"/>
+        </w:rPr>
+        <w:t xml:space="preserve"> → “How do I transform data inside my playbook?”</w:t>
+      </w:r>
+      <w:r>
+        <w:rPr>
+          <w:rFonts w:asciiTheme="majorBidi" w:hAnsiTheme="majorBidi" w:cstheme="majorBidi"/>
+          <w:sz w:val="28"/>
+          <w:szCs w:val="28"/>
+        </w:rPr>
+        <w:t xml:space="preserve"> </w:t>
+      </w:r>
+      <w:r>
+        <w:rPr>
+          <w:rFonts w:asciiTheme="majorBidi" w:hAnsiTheme="majorBidi" w:cstheme="majorBidi"/>
+          <w:sz w:val="28"/>
+          <w:szCs w:val="28"/>
+        </w:rPr>
+        <w:t xml:space="preserve">These work inside Jinja2 expressions (the </w:t>
+      </w:r>
+      <w:proofErr w:type="gramStart"/>
+      <w:r>
+        <w:rPr>
+          <w:rFonts w:asciiTheme="majorBidi" w:hAnsiTheme="majorBidi" w:cstheme="majorBidi"/>
+          <w:b/>
+          <w:bCs/>
+          <w:sz w:val="28"/>
+          <w:szCs w:val="28"/>
+        </w:rPr>
+        <w:t>{{ }</w:t>
+      </w:r>
+      <w:proofErr w:type="gramEnd"/>
+      <w:r>
+        <w:rPr>
+          <w:rFonts w:asciiTheme="majorBidi" w:hAnsiTheme="majorBidi" w:cstheme="majorBidi"/>
+          <w:b/>
+          <w:bCs/>
+          <w:sz w:val="28"/>
+          <w:szCs w:val="28"/>
+        </w:rPr>
+        <w:t>}</w:t>
+      </w:r>
+      <w:r>
+        <w:rPr>
+          <w:rFonts w:asciiTheme="majorBidi" w:hAnsiTheme="majorBidi" w:cstheme="majorBidi"/>
+          <w:sz w:val="28"/>
+          <w:szCs w:val="28"/>
+        </w:rPr>
+        <w:t xml:space="preserve"> syntax). They let you manipulate variables </w:t>
+      </w:r>
+      <w:r>
+        <w:rPr>
+          <w:rFonts w:asciiTheme="majorBidi" w:hAnsiTheme="majorBidi" w:cstheme="majorBidi"/>
+          <w:sz w:val="28"/>
+          <w:szCs w:val="28"/>
+        </w:rPr>
+        <w:t>-</w:t>
+      </w:r>
+      <w:r>
+        <w:rPr>
+          <w:rFonts w:asciiTheme="majorBidi" w:hAnsiTheme="majorBidi" w:cstheme="majorBidi"/>
+          <w:sz w:val="28"/>
+          <w:szCs w:val="28"/>
+        </w:rPr>
+        <w:t xml:space="preserve"> convert formats, extract values, do math, transform lists, etc.</w:t>
+      </w:r>
+    </w:p>
+    <w:p>
+      <w:pPr>
+        <w:spacing w:after="100"/>
+        <w:ind w:left="360"/>
+        <w:jc w:val="both"/>
+        <w:rPr>
+          <w:rFonts w:asciiTheme="majorBidi" w:hAnsiTheme="majorBidi" w:cstheme="majorBidi"/>
+          <w:b/>
+          <w:bCs/>
+          <w:sz w:val="28"/>
+          <w:szCs w:val="28"/>
+        </w:rPr>
+      </w:pPr>
+      <w:proofErr w:type="spellStart"/>
+      <w:r>
+        <w:rPr>
+          <w:rFonts w:asciiTheme="majorBidi" w:hAnsiTheme="majorBidi" w:cstheme="majorBidi"/>
+          <w:b/>
+          <w:bCs/>
+          <w:sz w:val="28"/>
+          <w:szCs w:val="28"/>
+        </w:rPr>
+        <w:t>to_json</w:t>
+      </w:r>
+      <w:proofErr w:type="spellEnd"/>
+      <w:r>
+        <w:rPr>
+          <w:rFonts w:asciiTheme="majorBidi" w:hAnsiTheme="majorBidi" w:cstheme="majorBidi"/>
+          <w:b/>
+          <w:bCs/>
+          <w:sz w:val="28"/>
+          <w:szCs w:val="28"/>
+        </w:rPr>
+        <w:t xml:space="preserve">, </w:t>
+      </w:r>
+      <w:proofErr w:type="spellStart"/>
+      <w:r>
+        <w:rPr>
+          <w:rFonts w:asciiTheme="majorBidi" w:hAnsiTheme="majorBidi" w:cstheme="majorBidi"/>
+          <w:b/>
+          <w:bCs/>
+          <w:sz w:val="28"/>
+          <w:szCs w:val="28"/>
+        </w:rPr>
+        <w:t>selectattr</w:t>
+      </w:r>
+      <w:proofErr w:type="spellEnd"/>
+      <w:r>
+        <w:rPr>
+          <w:rFonts w:asciiTheme="majorBidi" w:hAnsiTheme="majorBidi" w:cstheme="majorBidi"/>
+          <w:b/>
+          <w:bCs/>
+          <w:sz w:val="28"/>
+          <w:szCs w:val="28"/>
+        </w:rPr>
+        <w:t xml:space="preserve">, map, </w:t>
+      </w:r>
+      <w:proofErr w:type="spellStart"/>
+      <w:r>
+        <w:rPr>
+          <w:rFonts w:asciiTheme="majorBidi" w:hAnsiTheme="majorBidi" w:cstheme="majorBidi"/>
+          <w:b/>
+          <w:bCs/>
+          <w:sz w:val="28"/>
+          <w:szCs w:val="28"/>
+        </w:rPr>
+        <w:t>regex_replace</w:t>
+      </w:r>
+      <w:proofErr w:type="spellEnd"/>
+      <w:r>
+        <w:rPr>
+          <w:rFonts w:asciiTheme="majorBidi" w:hAnsiTheme="majorBidi" w:cstheme="majorBidi"/>
+          <w:b/>
+          <w:bCs/>
+          <w:sz w:val="28"/>
+          <w:szCs w:val="28"/>
+        </w:rPr>
+        <w:t>, b64encode</w:t>
+      </w:r>
+    </w:p>
+    <w:p>
+      <w:pPr>
+        <w:pStyle w:val="ListParagraph"/>
+        <w:numPr>
+          <w:ilvl w:val="0"/>
+          <w:numId w:val="55"/>
+        </w:numPr>
+        <w:spacing w:after="60"/>
+        <w:ind w:left="360"/>
+        <w:jc w:val="both"/>
+        <w:rPr>
+          <w:rFonts w:asciiTheme="majorBidi" w:hAnsiTheme="majorBidi" w:cstheme="majorBidi"/>
+          <w:sz w:val="28"/>
+          <w:szCs w:val="28"/>
+        </w:rPr>
+      </w:pPr>
+      <w:r>
+        <w:rPr>
+          <w:rFonts w:asciiTheme="majorBidi" w:hAnsiTheme="majorBidi" w:cstheme="majorBidi"/>
+          <w:b/>
+          <w:bCs/>
+          <w:sz w:val="28"/>
+          <w:szCs w:val="28"/>
+        </w:rPr>
+        <w:t>Strategy plugins</w:t>
+      </w:r>
+      <w:r>
+        <w:rPr>
+          <w:rFonts w:asciiTheme="majorBidi" w:hAnsiTheme="majorBidi" w:cstheme="majorBidi"/>
+          <w:sz w:val="28"/>
+          <w:szCs w:val="28"/>
+        </w:rPr>
+        <w:t xml:space="preserve"> </w:t>
+      </w:r>
+      <w:r>
+        <w:rPr>
+          <w:rFonts w:asciiTheme="majorBidi" w:hAnsiTheme="majorBidi" w:cstheme="majorBidi"/>
+          <w:sz w:val="28"/>
+          <w:szCs w:val="28"/>
+        </w:rPr>
+        <w:t>→ “</w:t>
+      </w:r>
+      <w:r>
+        <w:rPr>
+          <w:rFonts w:asciiTheme="majorBidi" w:hAnsiTheme="majorBidi" w:cstheme="majorBidi"/>
+          <w:sz w:val="28"/>
+          <w:szCs w:val="28"/>
+        </w:rPr>
+        <w:t>In what order do I execute tasks across hosts?</w:t>
+      </w:r>
+      <w:r>
+        <w:rPr>
+          <w:rFonts w:asciiTheme="majorBidi" w:hAnsiTheme="majorBidi" w:cstheme="majorBidi"/>
+          <w:sz w:val="28"/>
+          <w:szCs w:val="28"/>
+        </w:rPr>
+        <w:t xml:space="preserve">”. </w:t>
+      </w:r>
+      <w:r>
+        <w:rPr>
+          <w:rFonts w:asciiTheme="majorBidi" w:hAnsiTheme="majorBidi" w:cstheme="majorBidi"/>
+          <w:sz w:val="28"/>
+          <w:szCs w:val="28"/>
+        </w:rPr>
+        <w:t>This is exactly what we discussed. Controls whether Ansible waits for all hosts at each task boundary or lets hosts run freely.</w:t>
+      </w:r>
+    </w:p>
+    <w:p>
+      <w:pPr>
+        <w:spacing w:after="100"/>
+        <w:ind w:left="360"/>
+        <w:jc w:val="both"/>
+        <w:rPr>
+          <w:rFonts w:asciiTheme="majorBidi" w:hAnsiTheme="majorBidi" w:cstheme="majorBidi"/>
+          <w:b/>
+          <w:bCs/>
+          <w:sz w:val="28"/>
+          <w:szCs w:val="28"/>
+        </w:rPr>
+      </w:pPr>
+      <w:r>
+        <w:rPr>
+          <w:rFonts w:asciiTheme="majorBidi" w:hAnsiTheme="majorBidi" w:cstheme="majorBidi"/>
+          <w:b/>
+          <w:bCs/>
+          <w:sz w:val="28"/>
+          <w:szCs w:val="28"/>
+        </w:rPr>
+        <w:t xml:space="preserve">linear (default), free, </w:t>
+      </w:r>
+      <w:proofErr w:type="spellStart"/>
+      <w:r>
+        <w:rPr>
+          <w:rFonts w:asciiTheme="majorBidi" w:hAnsiTheme="majorBidi" w:cstheme="majorBidi"/>
+          <w:b/>
+          <w:bCs/>
+          <w:sz w:val="28"/>
+          <w:szCs w:val="28"/>
+        </w:rPr>
+        <w:t>host_pinned</w:t>
+      </w:r>
+      <w:proofErr w:type="spellEnd"/>
+    </w:p>
+    <w:p>
+      <w:pPr>
+        <w:pStyle w:val="ListParagraph"/>
+        <w:numPr>
+          <w:ilvl w:val="0"/>
+          <w:numId w:val="55"/>
+        </w:numPr>
+        <w:spacing w:after="60"/>
+        <w:ind w:left="360"/>
+        <w:jc w:val="both"/>
+        <w:rPr>
+          <w:rFonts w:asciiTheme="majorBidi" w:hAnsiTheme="majorBidi" w:cstheme="majorBidi"/>
+          <w:sz w:val="28"/>
+          <w:szCs w:val="28"/>
+        </w:rPr>
+      </w:pPr>
+      <w:r>
+        <w:rPr>
+          <w:rFonts w:asciiTheme="majorBidi" w:hAnsiTheme="majorBidi" w:cstheme="majorBidi"/>
+          <w:b/>
+          <w:bCs/>
+          <w:sz w:val="28"/>
+          <w:szCs w:val="28"/>
+        </w:rPr>
+        <w:t>Cache plugins</w:t>
+      </w:r>
+      <w:r>
+        <w:rPr>
+          <w:rFonts w:asciiTheme="majorBidi" w:hAnsiTheme="majorBidi" w:cstheme="majorBidi"/>
+          <w:sz w:val="28"/>
+          <w:szCs w:val="28"/>
+        </w:rPr>
+        <w:t xml:space="preserve"> </w:t>
+      </w:r>
+      <w:r>
+        <w:rPr>
+          <w:rFonts w:asciiTheme="majorBidi" w:hAnsiTheme="majorBidi" w:cstheme="majorBidi"/>
+          <w:sz w:val="28"/>
+          <w:szCs w:val="28"/>
+        </w:rPr>
+        <w:t>→ “</w:t>
+      </w:r>
+      <w:r>
+        <w:rPr>
+          <w:rFonts w:asciiTheme="majorBidi" w:hAnsiTheme="majorBidi" w:cstheme="majorBidi"/>
+          <w:sz w:val="28"/>
+          <w:szCs w:val="28"/>
+        </w:rPr>
+        <w:t>Where do I store gathered facts so I don't re-collect them every run?</w:t>
+      </w:r>
+      <w:r>
+        <w:rPr>
+          <w:rFonts w:asciiTheme="majorBidi" w:hAnsiTheme="majorBidi" w:cstheme="majorBidi"/>
+          <w:sz w:val="28"/>
+          <w:szCs w:val="28"/>
+        </w:rPr>
+        <w:t xml:space="preserve">”. </w:t>
+      </w:r>
+      <w:r>
+        <w:rPr>
+          <w:rFonts w:asciiTheme="majorBidi" w:hAnsiTheme="majorBidi" w:cstheme="majorBidi"/>
+          <w:sz w:val="28"/>
+          <w:szCs w:val="28"/>
+        </w:rPr>
+        <w:t>When Ansible gathers facts from hosts (OS, IP, memory, etc.), that's expensive at scale. Cache plugins let you store those facts somewhere so subsequent runs can reuse them instead of re-gathering.</w:t>
+      </w:r>
+    </w:p>
+    <w:p>
+      <w:pPr>
+        <w:spacing w:after="100"/>
+        <w:ind w:left="360"/>
+        <w:jc w:val="both"/>
+        <w:rPr>
+          <w:rFonts w:asciiTheme="majorBidi" w:hAnsiTheme="majorBidi" w:cstheme="majorBidi"/>
+          <w:b/>
+          <w:bCs/>
+          <w:sz w:val="28"/>
+          <w:szCs w:val="28"/>
+        </w:rPr>
+      </w:pPr>
+      <w:r>
+        <w:rPr>
+          <w:rFonts w:asciiTheme="majorBidi" w:hAnsiTheme="majorBidi" w:cstheme="majorBidi"/>
+          <w:b/>
+          <w:bCs/>
+          <w:sz w:val="28"/>
+          <w:szCs w:val="28"/>
+        </w:rPr>
+        <w:lastRenderedPageBreak/>
+        <w:t xml:space="preserve">memory, </w:t>
+      </w:r>
+      <w:proofErr w:type="spellStart"/>
+      <w:r>
+        <w:rPr>
+          <w:rFonts w:asciiTheme="majorBidi" w:hAnsiTheme="majorBidi" w:cstheme="majorBidi"/>
+          <w:b/>
+          <w:bCs/>
+          <w:sz w:val="28"/>
+          <w:szCs w:val="28"/>
+        </w:rPr>
+        <w:t>redis</w:t>
+      </w:r>
+      <w:proofErr w:type="spellEnd"/>
+      <w:r>
+        <w:rPr>
+          <w:rFonts w:asciiTheme="majorBidi" w:hAnsiTheme="majorBidi" w:cstheme="majorBidi"/>
+          <w:b/>
+          <w:bCs/>
+          <w:sz w:val="28"/>
+          <w:szCs w:val="28"/>
+        </w:rPr>
+        <w:t xml:space="preserve">, </w:t>
+      </w:r>
+      <w:proofErr w:type="spellStart"/>
+      <w:r>
+        <w:rPr>
+          <w:rFonts w:asciiTheme="majorBidi" w:hAnsiTheme="majorBidi" w:cstheme="majorBidi"/>
+          <w:b/>
+          <w:bCs/>
+          <w:sz w:val="28"/>
+          <w:szCs w:val="28"/>
+        </w:rPr>
+        <w:t>jsonfile</w:t>
+      </w:r>
+      <w:proofErr w:type="spellEnd"/>
+      <w:r>
+        <w:rPr>
+          <w:rFonts w:asciiTheme="majorBidi" w:hAnsiTheme="majorBidi" w:cstheme="majorBidi"/>
+          <w:b/>
+          <w:bCs/>
+          <w:sz w:val="28"/>
+          <w:szCs w:val="28"/>
+        </w:rPr>
+        <w:t xml:space="preserve">, </w:t>
+      </w:r>
+      <w:proofErr w:type="spellStart"/>
+      <w:r>
+        <w:rPr>
+          <w:rFonts w:asciiTheme="majorBidi" w:hAnsiTheme="majorBidi" w:cstheme="majorBidi"/>
+          <w:b/>
+          <w:bCs/>
+          <w:sz w:val="28"/>
+          <w:szCs w:val="28"/>
+        </w:rPr>
+        <w:t>memcached</w:t>
+      </w:r>
+      <w:proofErr w:type="spellEnd"/>
+    </w:p>
+    <w:p>
+      <w:pPr>
+        <w:pStyle w:val="ListParagraph"/>
+        <w:numPr>
+          <w:ilvl w:val="0"/>
+          <w:numId w:val="55"/>
+        </w:numPr>
+        <w:spacing w:after="40"/>
+        <w:ind w:left="360"/>
+        <w:jc w:val="both"/>
+        <w:rPr>
+          <w:rFonts w:asciiTheme="majorBidi" w:hAnsiTheme="majorBidi" w:cstheme="majorBidi"/>
+          <w:sz w:val="28"/>
+          <w:szCs w:val="28"/>
+        </w:rPr>
+      </w:pPr>
+      <w:r>
+        <w:rPr>
+          <w:rFonts w:asciiTheme="majorBidi" w:hAnsiTheme="majorBidi" w:cstheme="majorBidi"/>
+          <w:b/>
+          <w:bCs/>
+          <w:sz w:val="28"/>
+          <w:szCs w:val="28"/>
+        </w:rPr>
+        <w:t>Inventory plugins</w:t>
+      </w:r>
+      <w:r>
+        <w:rPr>
+          <w:rFonts w:asciiTheme="majorBidi" w:hAnsiTheme="majorBidi" w:cstheme="majorBidi"/>
+          <w:sz w:val="28"/>
+          <w:szCs w:val="28"/>
+        </w:rPr>
+        <w:t xml:space="preserve"> </w:t>
+      </w:r>
+      <w:r>
+        <w:rPr>
+          <w:rFonts w:asciiTheme="majorBidi" w:hAnsiTheme="majorBidi" w:cstheme="majorBidi"/>
+          <w:sz w:val="28"/>
+          <w:szCs w:val="28"/>
+        </w:rPr>
+        <w:t>→ “</w:t>
+      </w:r>
+      <w:r>
+        <w:rPr>
+          <w:rFonts w:asciiTheme="majorBidi" w:hAnsiTheme="majorBidi" w:cstheme="majorBidi"/>
+          <w:sz w:val="28"/>
+          <w:szCs w:val="28"/>
+        </w:rPr>
+        <w:t>Where do I get my list of hosts from?</w:t>
+      </w:r>
+      <w:r>
+        <w:rPr>
+          <w:rFonts w:asciiTheme="majorBidi" w:hAnsiTheme="majorBidi" w:cstheme="majorBidi"/>
+          <w:sz w:val="28"/>
+          <w:szCs w:val="28"/>
+        </w:rPr>
+        <w:t xml:space="preserve">”. </w:t>
+      </w:r>
+      <w:r>
+        <w:rPr>
+          <w:rFonts w:asciiTheme="majorBidi" w:hAnsiTheme="majorBidi" w:cstheme="majorBidi"/>
+          <w:sz w:val="28"/>
+          <w:szCs w:val="28"/>
+        </w:rPr>
+        <w:t>Instead of a static file listing hosts, maybe your inventory lives in AWS (dynamic EC2 instances), Azure, a CMDB, or a custom API. Inventory plugins fetch and build the host list dynamically.</w:t>
+      </w:r>
+    </w:p>
+    <w:p>
+      <w:pPr>
+        <w:spacing w:after="100"/>
+        <w:ind w:left="360"/>
+        <w:jc w:val="both"/>
+        <w:rPr>
+          <w:rFonts w:asciiTheme="majorBidi" w:hAnsiTheme="majorBidi" w:cstheme="majorBidi"/>
+          <w:b/>
+          <w:bCs/>
+          <w:sz w:val="28"/>
+          <w:szCs w:val="28"/>
+        </w:rPr>
+      </w:pPr>
+      <w:r>
+        <w:rPr>
+          <w:rFonts w:asciiTheme="majorBidi" w:hAnsiTheme="majorBidi" w:cstheme="majorBidi"/>
+          <w:b/>
+          <w:bCs/>
+          <w:sz w:val="28"/>
+          <w:szCs w:val="28"/>
+        </w:rPr>
+        <w:t xml:space="preserve">aws_ec2, </w:t>
+      </w:r>
+      <w:proofErr w:type="spellStart"/>
+      <w:r>
+        <w:rPr>
+          <w:rFonts w:asciiTheme="majorBidi" w:hAnsiTheme="majorBidi" w:cstheme="majorBidi"/>
+          <w:b/>
+          <w:bCs/>
+          <w:sz w:val="28"/>
+          <w:szCs w:val="28"/>
+        </w:rPr>
+        <w:t>azure_rm</w:t>
+      </w:r>
+      <w:proofErr w:type="spellEnd"/>
+      <w:r>
+        <w:rPr>
+          <w:rFonts w:asciiTheme="majorBidi" w:hAnsiTheme="majorBidi" w:cstheme="majorBidi"/>
+          <w:b/>
+          <w:bCs/>
+          <w:sz w:val="28"/>
+          <w:szCs w:val="28"/>
+        </w:rPr>
+        <w:t xml:space="preserve">, constructed, </w:t>
+      </w:r>
+      <w:proofErr w:type="spellStart"/>
+      <w:r>
+        <w:rPr>
+          <w:rFonts w:asciiTheme="majorBidi" w:hAnsiTheme="majorBidi" w:cstheme="majorBidi"/>
+          <w:b/>
+          <w:bCs/>
+          <w:sz w:val="28"/>
+          <w:szCs w:val="28"/>
+        </w:rPr>
+        <w:t>ini</w:t>
+      </w:r>
+      <w:proofErr w:type="spellEnd"/>
+      <w:r>
+        <w:rPr>
+          <w:rFonts w:asciiTheme="majorBidi" w:hAnsiTheme="majorBidi" w:cstheme="majorBidi"/>
+          <w:b/>
+          <w:bCs/>
+          <w:sz w:val="28"/>
+          <w:szCs w:val="28"/>
+        </w:rPr>
+        <w:t xml:space="preserve"> (static files)</w:t>
+      </w:r>
+    </w:p>
+    <w:p>
+      <w:pPr>
+        <w:spacing w:after="60"/>
+        <w:jc w:val="both"/>
+        <w:rPr>
+          <w:rFonts w:asciiTheme="majorBidi" w:hAnsiTheme="majorBidi" w:cstheme="majorBidi"/>
+          <w:b/>
+          <w:bCs/>
+          <w:sz w:val="32"/>
+          <w:szCs w:val="32"/>
+        </w:rPr>
+      </w:pPr>
+      <w:r>
+        <w:rPr>
+          <w:rFonts w:asciiTheme="majorBidi" w:hAnsiTheme="majorBidi" w:cstheme="majorBidi"/>
+          <w:b/>
+          <w:bCs/>
+          <w:sz w:val="32"/>
+          <w:szCs w:val="32"/>
+        </w:rPr>
+        <w:t>Ansible Components Overview</w:t>
+      </w:r>
+      <w:r>
+        <w:rPr>
+          <w:rFonts w:asciiTheme="majorBidi" w:hAnsiTheme="majorBidi" w:cstheme="majorBidi"/>
+          <w:b/>
+          <w:bCs/>
+          <w:sz w:val="32"/>
+          <w:szCs w:val="32"/>
+        </w:rPr>
+        <w:t>:</w:t>
+      </w:r>
+    </w:p>
+    <w:p>
+      <w:pPr>
+        <w:spacing w:after="60"/>
+        <w:jc w:val="both"/>
+        <w:rPr>
+          <w:rFonts w:asciiTheme="majorBidi" w:hAnsiTheme="majorBidi" w:cstheme="majorBidi"/>
+          <w:sz w:val="28"/>
+          <w:szCs w:val="28"/>
+        </w:rPr>
+      </w:pPr>
+      <w:r>
+        <w:rPr>
+          <w:rFonts w:asciiTheme="majorBidi" w:hAnsiTheme="majorBidi" w:cstheme="majorBidi"/>
+          <w:sz w:val="28"/>
+          <w:szCs w:val="28"/>
+        </w:rPr>
+        <w:t>These are the core building blocks you will study next.</w:t>
+      </w:r>
+    </w:p>
+    <w:p>
+      <w:pPr>
+        <w:pStyle w:val="ListParagraph"/>
+        <w:numPr>
+          <w:ilvl w:val="0"/>
+          <w:numId w:val="46"/>
+        </w:numPr>
+        <w:ind w:left="360"/>
+        <w:jc w:val="both"/>
+        <w:rPr>
+          <w:rFonts w:asciiTheme="majorBidi" w:hAnsiTheme="majorBidi" w:cstheme="majorBidi"/>
+          <w:sz w:val="28"/>
+          <w:szCs w:val="28"/>
+        </w:rPr>
+      </w:pPr>
+      <w:r>
+        <w:rPr>
+          <w:rFonts w:asciiTheme="majorBidi" w:hAnsiTheme="majorBidi" w:cstheme="majorBidi"/>
+          <w:sz w:val="28"/>
+          <w:szCs w:val="28"/>
+        </w:rPr>
+        <w:t>Inventory → Defines managed hosts</w:t>
+      </w:r>
+    </w:p>
+    <w:p>
+      <w:pPr>
+        <w:pStyle w:val="ListParagraph"/>
+        <w:numPr>
+          <w:ilvl w:val="0"/>
+          <w:numId w:val="46"/>
+        </w:numPr>
+        <w:ind w:left="360"/>
+        <w:jc w:val="both"/>
+        <w:rPr>
+          <w:rFonts w:asciiTheme="majorBidi" w:hAnsiTheme="majorBidi" w:cstheme="majorBidi"/>
+          <w:sz w:val="28"/>
+          <w:szCs w:val="28"/>
+        </w:rPr>
+      </w:pPr>
+      <w:r>
+        <w:rPr>
+          <w:rFonts w:asciiTheme="majorBidi" w:hAnsiTheme="majorBidi" w:cstheme="majorBidi"/>
+          <w:sz w:val="28"/>
+          <w:szCs w:val="28"/>
+        </w:rPr>
+        <w:t>Playbooks → Define automation tasks</w:t>
+      </w:r>
+    </w:p>
+    <w:p>
+      <w:pPr>
+        <w:pStyle w:val="ListParagraph"/>
+        <w:numPr>
+          <w:ilvl w:val="0"/>
+          <w:numId w:val="46"/>
+        </w:numPr>
+        <w:ind w:left="360"/>
+        <w:jc w:val="both"/>
+        <w:rPr>
+          <w:rFonts w:asciiTheme="majorBidi" w:hAnsiTheme="majorBidi" w:cstheme="majorBidi"/>
+          <w:sz w:val="28"/>
+          <w:szCs w:val="28"/>
+        </w:rPr>
+      </w:pPr>
+      <w:r>
+        <w:rPr>
+          <w:rFonts w:asciiTheme="majorBidi" w:hAnsiTheme="majorBidi" w:cstheme="majorBidi"/>
+          <w:sz w:val="28"/>
+          <w:szCs w:val="28"/>
+        </w:rPr>
+        <w:t>Modules → Perform actions</w:t>
+      </w:r>
+    </w:p>
+    <w:p>
+      <w:pPr>
+        <w:pStyle w:val="ListParagraph"/>
+        <w:numPr>
+          <w:ilvl w:val="0"/>
+          <w:numId w:val="46"/>
+        </w:numPr>
+        <w:ind w:left="360"/>
+        <w:jc w:val="both"/>
+        <w:rPr>
+          <w:rFonts w:asciiTheme="majorBidi" w:hAnsiTheme="majorBidi" w:cstheme="majorBidi"/>
+          <w:sz w:val="28"/>
+          <w:szCs w:val="28"/>
+        </w:rPr>
+      </w:pPr>
+      <w:r>
+        <w:rPr>
+          <w:rFonts w:asciiTheme="majorBidi" w:hAnsiTheme="majorBidi" w:cstheme="majorBidi"/>
+          <w:sz w:val="28"/>
+          <w:szCs w:val="28"/>
+        </w:rPr>
+        <w:t>Variables → Store dynamic values</w:t>
+      </w:r>
+    </w:p>
+    <w:p>
+      <w:pPr>
+        <w:pStyle w:val="ListParagraph"/>
+        <w:numPr>
+          <w:ilvl w:val="0"/>
+          <w:numId w:val="46"/>
+        </w:numPr>
+        <w:ind w:left="360"/>
+        <w:jc w:val="both"/>
+        <w:rPr>
+          <w:rFonts w:asciiTheme="majorBidi" w:hAnsiTheme="majorBidi" w:cstheme="majorBidi"/>
+          <w:sz w:val="28"/>
+          <w:szCs w:val="28"/>
+        </w:rPr>
+      </w:pPr>
+      <w:r>
+        <w:rPr>
+          <w:rFonts w:asciiTheme="majorBidi" w:hAnsiTheme="majorBidi" w:cstheme="majorBidi"/>
+          <w:sz w:val="28"/>
+          <w:szCs w:val="28"/>
+        </w:rPr>
+        <w:t>Facts → System information</w:t>
+      </w:r>
+    </w:p>
+    <w:p>
+      <w:pPr>
+        <w:pStyle w:val="ListParagraph"/>
+        <w:numPr>
+          <w:ilvl w:val="0"/>
+          <w:numId w:val="46"/>
+        </w:numPr>
+        <w:ind w:left="360"/>
+        <w:jc w:val="both"/>
+        <w:rPr>
+          <w:rFonts w:asciiTheme="majorBidi" w:hAnsiTheme="majorBidi" w:cstheme="majorBidi"/>
+          <w:sz w:val="28"/>
+          <w:szCs w:val="28"/>
+        </w:rPr>
+      </w:pPr>
+      <w:r>
+        <w:rPr>
+          <w:rFonts w:asciiTheme="majorBidi" w:hAnsiTheme="majorBidi" w:cstheme="majorBidi"/>
+          <w:sz w:val="28"/>
+          <w:szCs w:val="28"/>
+        </w:rPr>
+        <w:t>Templates → Dynamic config files</w:t>
+      </w:r>
+    </w:p>
+    <w:p>
+      <w:pPr>
+        <w:pStyle w:val="ListParagraph"/>
+        <w:numPr>
+          <w:ilvl w:val="0"/>
+          <w:numId w:val="46"/>
+        </w:numPr>
+        <w:ind w:left="360"/>
+        <w:jc w:val="both"/>
+        <w:rPr>
+          <w:rFonts w:asciiTheme="majorBidi" w:hAnsiTheme="majorBidi" w:cstheme="majorBidi"/>
+          <w:sz w:val="28"/>
+          <w:szCs w:val="28"/>
+        </w:rPr>
+      </w:pPr>
+      <w:r>
+        <w:rPr>
+          <w:rFonts w:asciiTheme="majorBidi" w:hAnsiTheme="majorBidi" w:cstheme="majorBidi"/>
+          <w:sz w:val="28"/>
+          <w:szCs w:val="28"/>
+        </w:rPr>
+        <w:t>Handlers → Triggered tasks</w:t>
+      </w:r>
+    </w:p>
+    <w:p>
+      <w:pPr>
+        <w:pStyle w:val="ListParagraph"/>
+        <w:numPr>
+          <w:ilvl w:val="0"/>
+          <w:numId w:val="46"/>
+        </w:numPr>
+        <w:ind w:left="360"/>
+        <w:jc w:val="both"/>
+        <w:rPr>
+          <w:rFonts w:asciiTheme="majorBidi" w:hAnsiTheme="majorBidi" w:cstheme="majorBidi"/>
+          <w:sz w:val="28"/>
+          <w:szCs w:val="28"/>
+        </w:rPr>
+      </w:pPr>
+      <w:r>
+        <w:rPr>
+          <w:rFonts w:asciiTheme="majorBidi" w:hAnsiTheme="majorBidi" w:cstheme="majorBidi"/>
+          <w:sz w:val="28"/>
+          <w:szCs w:val="28"/>
+        </w:rPr>
+        <w:t>Roles → Organized automation</w:t>
+      </w:r>
+    </w:p>
+    <w:p>
+      <w:pPr>
+        <w:pStyle w:val="ListParagraph"/>
+        <w:numPr>
+          <w:ilvl w:val="0"/>
+          <w:numId w:val="46"/>
+        </w:numPr>
+        <w:spacing w:after="100"/>
+        <w:ind w:left="360"/>
+        <w:jc w:val="both"/>
+        <w:rPr>
+          <w:rFonts w:asciiTheme="majorBidi" w:hAnsiTheme="majorBidi" w:cstheme="majorBidi"/>
+          <w:sz w:val="28"/>
+          <w:szCs w:val="28"/>
+        </w:rPr>
+      </w:pPr>
+      <w:r>
+        <w:rPr>
+          <w:rFonts w:asciiTheme="majorBidi" w:hAnsiTheme="majorBidi" w:cstheme="majorBidi"/>
+          <w:sz w:val="28"/>
+          <w:szCs w:val="28"/>
+        </w:rPr>
+        <w:t>Collections → Package of modules/plugins</w:t>
+      </w:r>
+    </w:p>
+    <w:p>
+      <w:pPr>
+        <w:spacing w:after="60"/>
+        <w:jc w:val="both"/>
+        <w:rPr>
+          <w:rFonts w:asciiTheme="majorBidi" w:hAnsiTheme="majorBidi" w:cstheme="majorBidi"/>
+          <w:b/>
+          <w:bCs/>
+          <w:sz w:val="32"/>
+          <w:szCs w:val="32"/>
+        </w:rPr>
+      </w:pPr>
+      <w:r>
+        <w:rPr>
+          <w:rFonts w:asciiTheme="majorBidi" w:hAnsiTheme="majorBidi" w:cstheme="majorBidi"/>
+          <w:b/>
+          <w:bCs/>
+          <w:sz w:val="32"/>
+          <w:szCs w:val="32"/>
+        </w:rPr>
+        <w:t>Internal Technologies Used by Ansible</w:t>
+      </w:r>
+      <w:r>
+        <w:rPr>
+          <w:rFonts w:asciiTheme="majorBidi" w:hAnsiTheme="majorBidi" w:cstheme="majorBidi"/>
+          <w:b/>
+          <w:bCs/>
+          <w:sz w:val="32"/>
+          <w:szCs w:val="32"/>
+        </w:rPr>
+        <w:t>:</w:t>
+      </w:r>
+    </w:p>
+    <w:p>
+      <w:pPr>
+        <w:spacing w:after="60"/>
+        <w:jc w:val="both"/>
+        <w:rPr>
+          <w:rFonts w:asciiTheme="majorBidi" w:hAnsiTheme="majorBidi" w:cstheme="majorBidi"/>
+          <w:sz w:val="28"/>
+          <w:szCs w:val="28"/>
+        </w:rPr>
+      </w:pPr>
+      <w:r>
+        <w:rPr>
+          <w:rFonts w:asciiTheme="majorBidi" w:hAnsiTheme="majorBidi" w:cstheme="majorBidi"/>
+          <w:sz w:val="28"/>
+          <w:szCs w:val="28"/>
+        </w:rPr>
+        <w:t>Languages used internally:</w:t>
+      </w:r>
+    </w:p>
+    <w:p>
+      <w:pPr>
+        <w:pStyle w:val="ListParagraph"/>
+        <w:numPr>
+          <w:ilvl w:val="0"/>
+          <w:numId w:val="47"/>
+        </w:numPr>
+        <w:ind w:left="360"/>
+        <w:jc w:val="both"/>
+        <w:rPr>
+          <w:rFonts w:asciiTheme="majorBidi" w:hAnsiTheme="majorBidi" w:cstheme="majorBidi"/>
+          <w:sz w:val="28"/>
+          <w:szCs w:val="28"/>
+        </w:rPr>
+      </w:pPr>
+      <w:r>
+        <w:rPr>
+          <w:rFonts w:asciiTheme="majorBidi" w:hAnsiTheme="majorBidi" w:cstheme="majorBidi"/>
+          <w:sz w:val="28"/>
+          <w:szCs w:val="28"/>
+        </w:rPr>
+        <w:t>Python (core implementation)</w:t>
+      </w:r>
+    </w:p>
+    <w:p>
+      <w:pPr>
+        <w:pStyle w:val="ListParagraph"/>
+        <w:numPr>
+          <w:ilvl w:val="0"/>
+          <w:numId w:val="47"/>
+        </w:numPr>
+        <w:ind w:left="360"/>
+        <w:jc w:val="both"/>
+        <w:rPr>
+          <w:rFonts w:asciiTheme="majorBidi" w:hAnsiTheme="majorBidi" w:cstheme="majorBidi"/>
+          <w:sz w:val="28"/>
+          <w:szCs w:val="28"/>
+        </w:rPr>
+      </w:pPr>
+      <w:r>
+        <w:rPr>
+          <w:rFonts w:asciiTheme="majorBidi" w:hAnsiTheme="majorBidi" w:cstheme="majorBidi"/>
+          <w:sz w:val="28"/>
+          <w:szCs w:val="28"/>
+        </w:rPr>
+        <w:t>YAML (playbooks)</w:t>
+      </w:r>
+    </w:p>
+    <w:p>
+      <w:pPr>
+        <w:pStyle w:val="ListParagraph"/>
+        <w:numPr>
+          <w:ilvl w:val="0"/>
+          <w:numId w:val="47"/>
+        </w:numPr>
+        <w:ind w:left="360"/>
+        <w:jc w:val="both"/>
+        <w:rPr>
+          <w:rFonts w:asciiTheme="majorBidi" w:hAnsiTheme="majorBidi" w:cstheme="majorBidi"/>
+          <w:sz w:val="28"/>
+          <w:szCs w:val="28"/>
+        </w:rPr>
+      </w:pPr>
+      <w:r>
+        <w:rPr>
+          <w:rFonts w:asciiTheme="majorBidi" w:hAnsiTheme="majorBidi" w:cstheme="majorBidi"/>
+          <w:sz w:val="28"/>
+          <w:szCs w:val="28"/>
+        </w:rPr>
+        <w:t>Jinja2 (templating)</w:t>
+      </w:r>
+    </w:p>
+    <w:p>
+      <w:pPr>
+        <w:pStyle w:val="ListParagraph"/>
+        <w:numPr>
+          <w:ilvl w:val="0"/>
+          <w:numId w:val="47"/>
+        </w:numPr>
+        <w:spacing w:after="100"/>
+        <w:ind w:left="360"/>
+        <w:jc w:val="both"/>
+        <w:rPr>
+          <w:rFonts w:asciiTheme="majorBidi" w:hAnsiTheme="majorBidi" w:cstheme="majorBidi"/>
+          <w:sz w:val="28"/>
+          <w:szCs w:val="28"/>
+        </w:rPr>
+      </w:pPr>
+      <w:r>
+        <w:rPr>
+          <w:rFonts w:asciiTheme="majorBidi" w:hAnsiTheme="majorBidi" w:cstheme="majorBidi"/>
+          <w:sz w:val="28"/>
+          <w:szCs w:val="28"/>
+        </w:rPr>
+        <w:t>JSON (module communication)</w:t>
+      </w:r>
+    </w:p>
+    <w:p>
+      <w:pPr>
+        <w:spacing w:after="60"/>
+        <w:jc w:val="both"/>
+        <w:rPr>
+          <w:rFonts w:asciiTheme="majorBidi" w:hAnsiTheme="majorBidi" w:cstheme="majorBidi"/>
+          <w:b/>
+          <w:bCs/>
+          <w:sz w:val="32"/>
+          <w:szCs w:val="32"/>
+        </w:rPr>
+      </w:pPr>
+      <w:r>
+        <w:rPr>
+          <w:rFonts w:asciiTheme="majorBidi" w:hAnsiTheme="majorBidi" w:cstheme="majorBidi"/>
+          <w:b/>
+          <w:bCs/>
+          <w:sz w:val="32"/>
+          <w:szCs w:val="32"/>
+        </w:rPr>
+        <w:t>Execution Example (Full Flow)</w:t>
+      </w:r>
+      <w:r>
+        <w:rPr>
+          <w:rFonts w:asciiTheme="majorBidi" w:hAnsiTheme="majorBidi" w:cstheme="majorBidi"/>
+          <w:b/>
+          <w:bCs/>
+          <w:sz w:val="32"/>
+          <w:szCs w:val="32"/>
+        </w:rPr>
+        <w:t>:</w:t>
+      </w:r>
+    </w:p>
+    <w:p>
+      <w:pPr>
+        <w:spacing w:after="0"/>
+        <w:jc w:val="both"/>
+        <w:rPr>
+          <w:rFonts w:asciiTheme="majorBidi" w:hAnsiTheme="majorBidi" w:cstheme="majorBidi"/>
+          <w:sz w:val="28"/>
+          <w:szCs w:val="28"/>
+        </w:rPr>
+      </w:pPr>
+      <w:r>
+        <w:rPr>
+          <w:rFonts w:asciiTheme="majorBidi" w:hAnsiTheme="majorBidi" w:cstheme="majorBidi"/>
+          <w:sz w:val="28"/>
+          <w:szCs w:val="28"/>
+        </w:rPr>
+        <w:t>Command:</w:t>
+      </w:r>
+    </w:p>
+    <w:p>
+      <w:pPr>
+        <w:spacing w:after="60"/>
+        <w:jc w:val="both"/>
+        <w:rPr>
+          <w:rFonts w:asciiTheme="majorBidi" w:hAnsiTheme="majorBidi" w:cstheme="majorBidi"/>
+          <w:b/>
+          <w:bCs/>
+          <w:i/>
+          <w:iCs/>
+          <w:sz w:val="28"/>
+          <w:szCs w:val="28"/>
+        </w:rPr>
+      </w:pPr>
+      <w:r>
+        <w:rPr>
+          <w:rFonts w:asciiTheme="majorBidi" w:hAnsiTheme="majorBidi" w:cstheme="majorBidi"/>
+          <w:b/>
+          <w:bCs/>
+          <w:i/>
+          <w:iCs/>
+          <w:sz w:val="28"/>
+          <w:szCs w:val="28"/>
+        </w:rPr>
+        <w:t>ansible web -m ping</w:t>
+      </w:r>
+    </w:p>
+    <w:p>
+      <w:pPr>
+        <w:jc w:val="both"/>
+        <w:rPr>
+          <w:rFonts w:asciiTheme="majorBidi" w:hAnsiTheme="majorBidi" w:cstheme="majorBidi"/>
+          <w:sz w:val="28"/>
+          <w:szCs w:val="28"/>
+        </w:rPr>
+      </w:pPr>
+      <w:r>
+        <w:rPr>
+          <w:rFonts w:asciiTheme="majorBidi" w:hAnsiTheme="majorBidi" w:cstheme="majorBidi"/>
+          <w:noProof/>
+          <w:sz w:val="28"/>
+          <w:szCs w:val="28"/>
+        </w:rPr>
+        <mc:AlternateContent>
+          <mc:Choice Requires="wps">
+            <w:drawing>
+              <wp:anchor distT="0" distB="0" distL="114300" distR="114300" simplePos="0" relativeHeight="251670528" behindDoc="0" locked="0" layoutInCell="1" allowOverlap="1" wp14:anchorId="1FD42674" wp14:editId="47BE4CB1">
+                <wp:simplePos x="0" y="0"/>
+                <wp:positionH relativeFrom="margin">
+                  <wp:align>left</wp:align>
+                </wp:positionH>
+                <wp:positionV relativeFrom="paragraph">
+                  <wp:posOffset>279064</wp:posOffset>
+                </wp:positionV>
+                <wp:extent cx="2886075" cy="3165822"/>
+                <wp:effectExtent l="0" t="0" r="28575" b="15875"/>
+                <wp:wrapNone/>
+                <wp:docPr id="13" name="Rectangle 13"/>
+                <wp:cNvGraphicFramePr/>
+                <a:graphic xmlns:a="http://schemas.openxmlformats.org/drawingml/2006/main">
+                  <a:graphicData uri="http://schemas.microsoft.com/office/word/2010/wordprocessingShape">
+                    <wps:wsp>
+                      <wps:cNvSpPr/>
+                      <wps:spPr>
+                        <a:xfrm>
+                          <a:off x="0" y="0"/>
+                          <a:ext cx="2886075" cy="3165822"/>
+                        </a:xfrm>
+                        <a:prstGeom prst="rect">
+                          <a:avLst/>
+                        </a:prstGeom>
+                      </wps:spPr>
+                      <wps:style>
+                        <a:lnRef idx="2">
+                          <a:schemeClr val="dk1">
+                            <a:shade val="15000"/>
+                          </a:schemeClr>
+                        </a:lnRef>
+                        <a:fillRef idx="1">
+                          <a:schemeClr val="dk1"/>
+                        </a:fillRef>
+                        <a:effectRef idx="0">
+                          <a:schemeClr val="dk1"/>
+                        </a:effectRef>
+                        <a:fontRef idx="minor">
+                          <a:schemeClr val="lt1"/>
+                        </a:fontRef>
+                      </wps:style>
+                      <wps:txbx>
+                        <w:txbxContent>
+                          <w:p>
+                            <w:pPr>
+                              <w:spacing w:after="0"/>
+                              <w:rPr>
+                                <w:rFonts w:asciiTheme="majorBidi" w:hAnsiTheme="majorBidi" w:cstheme="majorBidi"/>
+                                <w:b/>
+                                <w:bCs/>
+                                <w:i/>
+                                <w:iCs/>
+                                <w:sz w:val="28"/>
+                                <w:szCs w:val="28"/>
+                              </w:rPr>
+                            </w:pPr>
+                            <w:r>
+                              <w:rPr>
+                                <w:rFonts w:asciiTheme="majorBidi" w:hAnsiTheme="majorBidi" w:cstheme="majorBidi"/>
+                                <w:b/>
+                                <w:bCs/>
+                                <w:i/>
+                                <w:iCs/>
+                                <w:sz w:val="28"/>
+                                <w:szCs w:val="28"/>
+                              </w:rPr>
                               <w:t>Load inventory</w:t>
                             </w:r>
                           </w:p>
@@ -19751,6 +21545,604 @@
                               <w:t>↓</w:t>
                             </w:r>
                           </w:p>
+                          <w:p>
+                            <w:pPr>
+                              <w:spacing w:after="0"/>
+                              <w:rPr>
+                                <w:rFonts w:asciiTheme="majorBidi" w:hAnsiTheme="majorBidi" w:cstheme="majorBidi"/>
+                                <w:b/>
+                                <w:bCs/>
+                                <w:i/>
+                                <w:iCs/>
+                                <w:sz w:val="28"/>
+                                <w:szCs w:val="28"/>
+                              </w:rPr>
+                            </w:pPr>
+                          </w:p>
+                        </w:txbxContent>
+                      </wps:txbx>
+                      <wps:bodyPr rot="0" spcFirstLastPara="0" vertOverflow="overflow" horzOverflow="overflow" vert="horz" wrap="square" lIns="91440" tIns="45720" rIns="91440" bIns="45720" numCol="1" spcCol="0" rtlCol="0" fromWordArt="0" anchor="ctr" anchorCtr="0" forceAA="0" compatLnSpc="1">
+                        <a:prstTxWarp prst="textNoShape">
+                          <a:avLst/>
+                        </a:prstTxWarp>
+                        <a:noAutofit/>
+                      </wps:bodyPr>
+                    </wps:wsp>
+                  </a:graphicData>
+                </a:graphic>
+                <wp14:sizeRelH relativeFrom="margin">
+                  <wp14:pctWidth>0</wp14:pctWidth>
+                </wp14:sizeRelH>
+                <wp14:sizeRelV relativeFrom="margin">
+                  <wp14:pctHeight>0</wp14:pctHeight>
+                </wp14:sizeRelV>
+              </wp:anchor>
+            </w:drawing>
+          </mc:Choice>
+          <mc:Fallback>
+            <w:pict>
+              <v:rect w14:anchorId="1FD42674" id="_x0000_s1041" style="position:absolute;left:0;text-align:left;margin-left:0;margin-top:21.95pt;width:227.25pt;height:249.3pt;z-index:251670528;visibility:visible;mso-wrap-style:square;mso-width-percent:0;mso-height-percent:0;mso-wrap-distance-left:9pt;mso-wrap-distance-top:0;mso-wrap-distance-right:9pt;mso-wrap-distance-bottom:0;mso-position-horizontal:left;mso-position-horizontal-relative:margin;mso-position-vertical:absolute;mso-position-vertical-relative:text;mso-width-percent:0;mso-height-percent:0;mso-width-relative:margin;mso-height-relative:margin;v-text-anchor:middle" o:gfxdata="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" fillcolor="black [3200]" strokecolor="black [480]" strokeweight="1pt">
+                <v:textbox>
+                  <w:txbxContent>
+                    <w:p>
+                      <w:pPr>
+                        <w:spacing w:after="0"/>
+                        <w:rPr>
+                          <w:rFonts w:asciiTheme="majorBidi" w:hAnsiTheme="majorBidi" w:cstheme="majorBidi"/>
+                          <w:b/>
+                          <w:bCs/>
+                          <w:i/>
+                          <w:iCs/>
+                          <w:sz w:val="28"/>
+                          <w:szCs w:val="28"/>
+                        </w:rPr>
+                      </w:pPr>
+                      <w:r>
+                        <w:rPr>
+                          <w:rFonts w:asciiTheme="majorBidi" w:hAnsiTheme="majorBidi" w:cstheme="majorBidi"/>
+                          <w:b/>
+                          <w:bCs/>
+                          <w:i/>
+                          <w:iCs/>
+                          <w:sz w:val="28"/>
+                          <w:szCs w:val="28"/>
+                        </w:rPr>
+                        <w:t>Load inventory</w:t>
+                      </w:r>
+                    </w:p>
+                    <w:p>
+                      <w:pPr>
+                        <w:spacing w:after="0"/>
+                        <w:rPr>
+                          <w:rFonts w:asciiTheme="majorBidi" w:hAnsiTheme="majorBidi" w:cstheme="majorBidi"/>
+                          <w:b/>
+                          <w:bCs/>
+                          <w:i/>
+                          <w:iCs/>
+                          <w:sz w:val="28"/>
+                          <w:szCs w:val="28"/>
+                        </w:rPr>
+                      </w:pPr>
+                      <w:r>
+                        <w:rPr>
+                          <w:rFonts w:asciiTheme="majorBidi" w:hAnsiTheme="majorBidi" w:cstheme="majorBidi"/>
+                          <w:b/>
+                          <w:bCs/>
+                          <w:i/>
+                          <w:iCs/>
+                          <w:sz w:val="28"/>
+                          <w:szCs w:val="28"/>
+                        </w:rPr>
+                        <w:t>↓</w:t>
+                      </w:r>
+                    </w:p>
+                    <w:p>
+                      <w:pPr>
+                        <w:spacing w:after="0"/>
+                        <w:rPr>
+                          <w:rFonts w:asciiTheme="majorBidi" w:hAnsiTheme="majorBidi" w:cstheme="majorBidi"/>
+                          <w:b/>
+                          <w:bCs/>
+                          <w:i/>
+                          <w:iCs/>
+                          <w:sz w:val="28"/>
+                          <w:szCs w:val="28"/>
+                        </w:rPr>
+                      </w:pPr>
+                      <w:r>
+                        <w:rPr>
+                          <w:rFonts w:asciiTheme="majorBidi" w:hAnsiTheme="majorBidi" w:cstheme="majorBidi"/>
+                          <w:b/>
+                          <w:bCs/>
+                          <w:i/>
+                          <w:iCs/>
+                          <w:sz w:val="28"/>
+                          <w:szCs w:val="28"/>
+                        </w:rPr>
+                        <w:t>Match host group "web"</w:t>
+                      </w:r>
+                    </w:p>
+                    <w:p>
+                      <w:pPr>
+                        <w:spacing w:after="0"/>
+                        <w:rPr>
+                          <w:rFonts w:asciiTheme="majorBidi" w:hAnsiTheme="majorBidi" w:cstheme="majorBidi"/>
+                          <w:b/>
+                          <w:bCs/>
+                          <w:i/>
+                          <w:iCs/>
+                          <w:sz w:val="28"/>
+                          <w:szCs w:val="28"/>
+                        </w:rPr>
+                      </w:pPr>
+                      <w:r>
+                        <w:rPr>
+                          <w:rFonts w:asciiTheme="majorBidi" w:hAnsiTheme="majorBidi" w:cstheme="majorBidi"/>
+                          <w:b/>
+                          <w:bCs/>
+                          <w:i/>
+                          <w:iCs/>
+                          <w:sz w:val="28"/>
+                          <w:szCs w:val="28"/>
+                        </w:rPr>
+                        <w:t>↓</w:t>
+                      </w:r>
+                    </w:p>
+                    <w:p>
+                      <w:pPr>
+                        <w:spacing w:after="0"/>
+                        <w:rPr>
+                          <w:rFonts w:asciiTheme="majorBidi" w:hAnsiTheme="majorBidi" w:cstheme="majorBidi"/>
+                          <w:b/>
+                          <w:bCs/>
+                          <w:i/>
+                          <w:iCs/>
+                          <w:sz w:val="28"/>
+                          <w:szCs w:val="28"/>
+                        </w:rPr>
+                      </w:pPr>
+                      <w:r>
+                        <w:rPr>
+                          <w:rFonts w:asciiTheme="majorBidi" w:hAnsiTheme="majorBidi" w:cstheme="majorBidi"/>
+                          <w:b/>
+                          <w:bCs/>
+                          <w:i/>
+                          <w:iCs/>
+                          <w:sz w:val="28"/>
+                          <w:szCs w:val="28"/>
+                        </w:rPr>
+                        <w:t>Establish SSH connection</w:t>
+                      </w:r>
+                    </w:p>
+                    <w:p>
+                      <w:pPr>
+                        <w:spacing w:after="0"/>
+                        <w:rPr>
+                          <w:rFonts w:asciiTheme="majorBidi" w:hAnsiTheme="majorBidi" w:cstheme="majorBidi"/>
+                          <w:b/>
+                          <w:bCs/>
+                          <w:i/>
+                          <w:iCs/>
+                          <w:sz w:val="28"/>
+                          <w:szCs w:val="28"/>
+                        </w:rPr>
+                      </w:pPr>
+                      <w:r>
+                        <w:rPr>
+                          <w:rFonts w:asciiTheme="majorBidi" w:hAnsiTheme="majorBidi" w:cstheme="majorBidi"/>
+                          <w:b/>
+                          <w:bCs/>
+                          <w:i/>
+                          <w:iCs/>
+                          <w:sz w:val="28"/>
+                          <w:szCs w:val="28"/>
+                        </w:rPr>
+                        <w:t>↓</w:t>
+                      </w:r>
+                    </w:p>
+                    <w:p>
+                      <w:pPr>
+                        <w:spacing w:after="0"/>
+                        <w:rPr>
+                          <w:rFonts w:asciiTheme="majorBidi" w:hAnsiTheme="majorBidi" w:cstheme="majorBidi"/>
+                          <w:b/>
+                          <w:bCs/>
+                          <w:i/>
+                          <w:iCs/>
+                          <w:sz w:val="28"/>
+                          <w:szCs w:val="28"/>
+                        </w:rPr>
+                      </w:pPr>
+                      <w:r>
+                        <w:rPr>
+                          <w:rFonts w:asciiTheme="majorBidi" w:hAnsiTheme="majorBidi" w:cstheme="majorBidi"/>
+                          <w:b/>
+                          <w:bCs/>
+                          <w:i/>
+                          <w:iCs/>
+                          <w:sz w:val="28"/>
+                          <w:szCs w:val="28"/>
+                        </w:rPr>
+                        <w:t>Create temporary directory on target</w:t>
+                      </w:r>
+                    </w:p>
+                    <w:p>
+                      <w:pPr>
+                        <w:spacing w:after="0"/>
+                        <w:rPr>
+                          <w:rFonts w:asciiTheme="majorBidi" w:hAnsiTheme="majorBidi" w:cstheme="majorBidi"/>
+                          <w:b/>
+                          <w:bCs/>
+                          <w:i/>
+                          <w:iCs/>
+                          <w:sz w:val="28"/>
+                          <w:szCs w:val="28"/>
+                        </w:rPr>
+                      </w:pPr>
+                      <w:r>
+                        <w:rPr>
+                          <w:rFonts w:asciiTheme="majorBidi" w:hAnsiTheme="majorBidi" w:cstheme="majorBidi"/>
+                          <w:b/>
+                          <w:bCs/>
+                          <w:i/>
+                          <w:iCs/>
+                          <w:sz w:val="28"/>
+                          <w:szCs w:val="28"/>
+                        </w:rPr>
+                        <w:t>↓</w:t>
+                      </w:r>
+                    </w:p>
+                    <w:p>
+                      <w:pPr>
+                        <w:spacing w:after="0"/>
+                        <w:rPr>
+                          <w:rFonts w:asciiTheme="majorBidi" w:hAnsiTheme="majorBidi" w:cstheme="majorBidi"/>
+                          <w:b/>
+                          <w:bCs/>
+                          <w:i/>
+                          <w:iCs/>
+                          <w:sz w:val="28"/>
+                          <w:szCs w:val="28"/>
+                        </w:rPr>
+                      </w:pPr>
+                      <w:r>
+                        <w:rPr>
+                          <w:rFonts w:asciiTheme="majorBidi" w:hAnsiTheme="majorBidi" w:cstheme="majorBidi"/>
+                          <w:b/>
+                          <w:bCs/>
+                          <w:i/>
+                          <w:iCs/>
+                          <w:sz w:val="28"/>
+                          <w:szCs w:val="28"/>
+                        </w:rPr>
+                        <w:t>Copy module to target</w:t>
+                      </w:r>
+                    </w:p>
+                    <w:p>
+                      <w:pPr>
+                        <w:spacing w:after="0"/>
+                        <w:rPr>
+                          <w:rFonts w:asciiTheme="majorBidi" w:hAnsiTheme="majorBidi" w:cstheme="majorBidi"/>
+                          <w:b/>
+                          <w:bCs/>
+                          <w:i/>
+                          <w:iCs/>
+                          <w:sz w:val="28"/>
+                          <w:szCs w:val="28"/>
+                        </w:rPr>
+                      </w:pPr>
+                      <w:r>
+                        <w:rPr>
+                          <w:rFonts w:asciiTheme="majorBidi" w:hAnsiTheme="majorBidi" w:cstheme="majorBidi"/>
+                          <w:b/>
+                          <w:bCs/>
+                          <w:i/>
+                          <w:iCs/>
+                          <w:sz w:val="28"/>
+                          <w:szCs w:val="28"/>
+                        </w:rPr>
+                        <w:t>↓</w:t>
+                      </w:r>
+                    </w:p>
+                    <w:p>
+                      <w:pPr>
+                        <w:spacing w:after="0"/>
+                        <w:rPr>
+                          <w:rFonts w:asciiTheme="majorBidi" w:hAnsiTheme="majorBidi" w:cstheme="majorBidi"/>
+                          <w:b/>
+                          <w:bCs/>
+                          <w:i/>
+                          <w:iCs/>
+                          <w:sz w:val="28"/>
+                          <w:szCs w:val="28"/>
+                        </w:rPr>
+                      </w:pPr>
+                      <w:r>
+                        <w:rPr>
+                          <w:rFonts w:asciiTheme="majorBidi" w:hAnsiTheme="majorBidi" w:cstheme="majorBidi"/>
+                          <w:b/>
+                          <w:bCs/>
+                          <w:i/>
+                          <w:iCs/>
+                          <w:sz w:val="28"/>
+                          <w:szCs w:val="28"/>
+                        </w:rPr>
+                        <w:t>Execute module</w:t>
+                      </w:r>
+                    </w:p>
+                    <w:p>
+                      <w:pPr>
+                        <w:spacing w:after="0"/>
+                        <w:rPr>
+                          <w:rFonts w:asciiTheme="majorBidi" w:hAnsiTheme="majorBidi" w:cstheme="majorBidi"/>
+                          <w:b/>
+                          <w:bCs/>
+                          <w:i/>
+                          <w:iCs/>
+                          <w:sz w:val="28"/>
+                          <w:szCs w:val="28"/>
+                        </w:rPr>
+                      </w:pPr>
+                      <w:r>
+                        <w:rPr>
+                          <w:rFonts w:asciiTheme="majorBidi" w:hAnsiTheme="majorBidi" w:cstheme="majorBidi"/>
+                          <w:b/>
+                          <w:bCs/>
+                          <w:i/>
+                          <w:iCs/>
+                          <w:sz w:val="28"/>
+                          <w:szCs w:val="28"/>
+                        </w:rPr>
+                        <w:t>↓</w:t>
+                      </w:r>
+                    </w:p>
+                    <w:p>
+                      <w:pPr>
+                        <w:spacing w:after="0"/>
+                        <w:rPr>
+                          <w:rFonts w:asciiTheme="majorBidi" w:hAnsiTheme="majorBidi" w:cstheme="majorBidi"/>
+                          <w:b/>
+                          <w:bCs/>
+                          <w:i/>
+                          <w:iCs/>
+                          <w:sz w:val="28"/>
+                          <w:szCs w:val="28"/>
+                        </w:rPr>
+                      </w:pPr>
+                      <w:r>
+                        <w:rPr>
+                          <w:rFonts w:asciiTheme="majorBidi" w:hAnsiTheme="majorBidi" w:cstheme="majorBidi"/>
+                          <w:b/>
+                          <w:bCs/>
+                          <w:i/>
+                          <w:iCs/>
+                          <w:sz w:val="28"/>
+                          <w:szCs w:val="28"/>
+                        </w:rPr>
+                        <w:t>Return JSON result</w:t>
+                      </w:r>
+                    </w:p>
+                    <w:p>
+                      <w:pPr>
+                        <w:spacing w:after="0"/>
+                        <w:rPr>
+                          <w:rFonts w:asciiTheme="majorBidi" w:hAnsiTheme="majorBidi" w:cstheme="majorBidi"/>
+                          <w:b/>
+                          <w:bCs/>
+                          <w:i/>
+                          <w:iCs/>
+                          <w:sz w:val="28"/>
+                          <w:szCs w:val="28"/>
+                        </w:rPr>
+                      </w:pPr>
+                      <w:r>
+                        <w:rPr>
+                          <w:rFonts w:asciiTheme="majorBidi" w:hAnsiTheme="majorBidi" w:cstheme="majorBidi"/>
+                          <w:b/>
+                          <w:bCs/>
+                          <w:i/>
+                          <w:iCs/>
+                          <w:sz w:val="28"/>
+                          <w:szCs w:val="28"/>
+                        </w:rPr>
+                        <w:t>↓</w:t>
+                      </w:r>
+                    </w:p>
+                    <w:p>
+                      <w:pPr>
+                        <w:spacing w:after="0"/>
+                        <w:rPr>
+                          <w:rFonts w:asciiTheme="majorBidi" w:hAnsiTheme="majorBidi" w:cstheme="majorBidi"/>
+                          <w:b/>
+                          <w:bCs/>
+                          <w:i/>
+                          <w:iCs/>
+                          <w:sz w:val="28"/>
+                          <w:szCs w:val="28"/>
+                        </w:rPr>
+                      </w:pPr>
+                    </w:p>
+                  </w:txbxContent>
+                </v:textbox>
+                <w10:wrap anchorx="margin"/>
+              </v:rect>
+            </w:pict>
+          </mc:Fallback>
+        </mc:AlternateContent>
+      </w:r>
+      <w:r>
+        <w:rPr>
+          <w:rFonts w:asciiTheme="majorBidi" w:hAnsiTheme="majorBidi" w:cstheme="majorBidi"/>
+          <w:sz w:val="28"/>
+          <w:szCs w:val="28"/>
+        </w:rPr>
+        <w:t>Internal flow:</w:t>
+      </w:r>
+    </w:p>
+    <w:p>
+      <w:pPr>
+        <w:jc w:val="both"/>
+        <w:rPr>
+          <w:rFonts w:asciiTheme="majorBidi" w:hAnsiTheme="majorBidi" w:cstheme="majorBidi"/>
+          <w:sz w:val="28"/>
+          <w:szCs w:val="28"/>
+        </w:rPr>
+      </w:pPr>
+    </w:p>
+    <w:p>
+      <w:pPr>
+        <w:jc w:val="both"/>
+        <w:rPr>
+          <w:rFonts w:asciiTheme="majorBidi" w:hAnsiTheme="majorBidi" w:cstheme="majorBidi"/>
+          <w:sz w:val="28"/>
+          <w:szCs w:val="28"/>
+        </w:rPr>
+      </w:pPr>
+    </w:p>
+    <w:p>
+      <w:pPr>
+        <w:jc w:val="both"/>
+        <w:rPr>
+          <w:rFonts w:asciiTheme="majorBidi" w:hAnsiTheme="majorBidi" w:cstheme="majorBidi"/>
+          <w:sz w:val="28"/>
+          <w:szCs w:val="28"/>
+        </w:rPr>
+      </w:pPr>
+    </w:p>
+    <w:p>
+      <w:pPr>
+        <w:jc w:val="both"/>
+        <w:rPr>
+          <w:rFonts w:asciiTheme="majorBidi" w:hAnsiTheme="majorBidi" w:cstheme="majorBidi"/>
+          <w:sz w:val="28"/>
+          <w:szCs w:val="28"/>
+        </w:rPr>
+      </w:pPr>
+    </w:p>
+    <w:p>
+      <w:pPr>
+        <w:jc w:val="both"/>
+        <w:rPr>
+          <w:rFonts w:asciiTheme="majorBidi" w:hAnsiTheme="majorBidi" w:cstheme="majorBidi"/>
+          <w:sz w:val="28"/>
+          <w:szCs w:val="28"/>
+        </w:rPr>
+      </w:pPr>
+    </w:p>
+    <w:p>
+      <w:pPr>
+        <w:jc w:val="both"/>
+        <w:rPr>
+          <w:rFonts w:asciiTheme="majorBidi" w:hAnsiTheme="majorBidi" w:cstheme="majorBidi"/>
+          <w:sz w:val="28"/>
+          <w:szCs w:val="28"/>
+        </w:rPr>
+      </w:pPr>
+    </w:p>
+    <w:p>
+      <w:pPr>
+        <w:jc w:val="both"/>
+        <w:rPr>
+          <w:rFonts w:asciiTheme="majorBidi" w:hAnsiTheme="majorBidi" w:cstheme="majorBidi"/>
+          <w:sz w:val="28"/>
+          <w:szCs w:val="28"/>
+        </w:rPr>
+      </w:pPr>
+    </w:p>
+    <w:p>
+      <w:pPr>
+        <w:jc w:val="both"/>
+        <w:rPr>
+          <w:rFonts w:asciiTheme="majorBidi" w:hAnsiTheme="majorBidi" w:cstheme="majorBidi"/>
+          <w:sz w:val="28"/>
+          <w:szCs w:val="28"/>
+        </w:rPr>
+      </w:pPr>
+    </w:p>
+    <w:p>
+      <w:pPr>
+        <w:jc w:val="both"/>
+        <w:rPr>
+          <w:rFonts w:asciiTheme="majorBidi" w:hAnsiTheme="majorBidi" w:cstheme="majorBidi"/>
+          <w:sz w:val="28"/>
+          <w:szCs w:val="28"/>
+        </w:rPr>
+      </w:pPr>
+    </w:p>
+    <w:p>
+      <w:pPr>
+        <w:jc w:val="both"/>
+        <w:rPr>
+          <w:rFonts w:asciiTheme="majorBidi" w:hAnsiTheme="majorBidi" w:cstheme="majorBidi"/>
+          <w:sz w:val="28"/>
+          <w:szCs w:val="28"/>
+        </w:rPr>
+      </w:pPr>
+    </w:p>
+    <w:p>
+      <w:pPr>
+        <w:jc w:val="both"/>
+        <w:rPr>
+          <w:rFonts w:asciiTheme="majorBidi" w:hAnsiTheme="majorBidi" w:cstheme="majorBidi"/>
+          <w:sz w:val="28"/>
+          <w:szCs w:val="28"/>
+        </w:rPr>
+      </w:pPr>
+      <w:r>
+        <w:rPr>
+          <w:rFonts w:asciiTheme="majorBidi" w:hAnsiTheme="majorBidi" w:cstheme="majorBidi"/>
+          <w:noProof/>
+          <w:sz w:val="28"/>
+          <w:szCs w:val="28"/>
+        </w:rPr>
+        <w:lastRenderedPageBreak/>
+        <mc:AlternateContent>
+          <mc:Choice Requires="wps">
+            <w:drawing>
+              <wp:anchor distT="0" distB="0" distL="114300" distR="114300" simplePos="0" relativeHeight="251677696" behindDoc="0" locked="0" layoutInCell="1" allowOverlap="1" wp14:anchorId="6E41EA2B" wp14:editId="289A8443">
+                <wp:simplePos x="0" y="0"/>
+                <wp:positionH relativeFrom="margin">
+                  <wp:align>left</wp:align>
+                </wp:positionH>
+                <wp:positionV relativeFrom="paragraph">
+                  <wp:posOffset>-4445</wp:posOffset>
+                </wp:positionV>
+                <wp:extent cx="2886075" cy="774908"/>
+                <wp:effectExtent l="0" t="0" r="28575" b="25400"/>
+                <wp:wrapNone/>
+                <wp:docPr id="1691688513" name="Rectangle 1691688513"/>
+                <wp:cNvGraphicFramePr/>
+                <a:graphic xmlns:a="http://schemas.openxmlformats.org/drawingml/2006/main">
+                  <a:graphicData uri="http://schemas.microsoft.com/office/word/2010/wordprocessingShape">
+                    <wps:wsp>
+                      <wps:cNvSpPr/>
+                      <wps:spPr>
+                        <a:xfrm>
+                          <a:off x="0" y="0"/>
+                          <a:ext cx="2886075" cy="774908"/>
+                        </a:xfrm>
+                        <a:prstGeom prst="rect">
+                          <a:avLst/>
+                        </a:prstGeom>
+                      </wps:spPr>
+                      <wps:style>
+                        <a:lnRef idx="2">
+                          <a:schemeClr val="dk1">
+                            <a:shade val="15000"/>
+                          </a:schemeClr>
+                        </a:lnRef>
+                        <a:fillRef idx="1">
+                          <a:schemeClr val="dk1"/>
+                        </a:fillRef>
+                        <a:effectRef idx="0">
+                          <a:schemeClr val="dk1"/>
+                        </a:effectRef>
+                        <a:fontRef idx="minor">
+                          <a:schemeClr val="lt1"/>
+                        </a:fontRef>
+                      </wps:style>
+                      <wps:txbx>
+                        <w:txbxContent>
                           <w:p>
                             <w:pPr>
                               <w:spacing w:after="0"/>
@@ -19851,373 +22243,9 @@
           </mc:Choice>
           <mc:Fallback>
             <w:pict>
-              <v:rect w14:anchorId="1FD42674" id="_x0000_s1038" style="position:absolute;left:0;text-align:left;margin-left:0;margin-top:20.5pt;width:227.25pt;height:303pt;z-index:251670528;visibility:visible;mso-wrap-style:square;mso-width-percent:0;mso-height-percent:0;mso-wrap-distance-left:9pt;mso-wrap-distance-top:0;mso-wrap-distance-right:9pt;mso-wrap-distance-bottom:0;mso-position-horizontal:left;mso-position-horizontal-relative:margin;mso-position-vertical:absolute;mso-position-vertical-relative:text;mso-width-percent:0;mso-height-percent:0;mso-width-relative:margin;mso-height-relative:margin;v-text-anchor:middle" o:gfxdata="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" fillcolor="black [3200]" strokecolor="black [480]" strokeweight="1pt">
+              <v:rect w14:anchorId="6E41EA2B" id="Rectangle 1691688513" o:spid="_x0000_s1042" style="position:absolute;left:0;text-align:left;margin-left:0;margin-top:-.35pt;width:227.25pt;height:61pt;z-index:251677696;visibility:visible;mso-wrap-style:square;mso-width-percent:0;mso-height-percent:0;mso-wrap-distance-left:9pt;mso-wrap-distance-top:0;mso-wrap-distance-right:9pt;mso-wrap-distance-bottom:0;mso-position-horizontal:left;mso-position-horizontal-relative:margin;mso-position-vertical:absolute;mso-position-vertical-relative:text;mso-width-percent:0;mso-height-percent:0;mso-width-relative:margin;mso-height-relative:margin;v-text-anchor:middle" o:gfxdata="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" fillcolor="black [3200]" strokecolor="black [480]" strokeweight="1pt">
                 <v:textbox>
                   <w:txbxContent>
-                    <w:p>
-                      <w:pPr>
-                        <w:spacing w:after="0"/>
-                        <w:rPr>
-                          <w:rFonts w:asciiTheme="majorBidi" w:hAnsiTheme="majorBidi" w:cstheme="majorBidi"/>
-                          <w:b/>
-                          <w:bCs/>
-                          <w:i/>
-                          <w:iCs/>
-                          <w:sz w:val="28"/>
-                          <w:szCs w:val="28"/>
-                        </w:rPr>
-                      </w:pPr>
-                      <w:r>
-                        <w:rPr>
-                          <w:rFonts w:asciiTheme="majorBidi" w:hAnsiTheme="majorBidi" w:cstheme="majorBidi"/>
-                          <w:b/>
-                          <w:bCs/>
-                          <w:i/>
-                          <w:iCs/>
-                          <w:sz w:val="28"/>
-                          <w:szCs w:val="28"/>
-                        </w:rPr>
-                        <w:t>Load inventory</w:t>
-                      </w:r>
-                    </w:p>
-                    <w:p>
-                      <w:pPr>
-                        <w:spacing w:after="0"/>
-                        <w:rPr>
-                          <w:rFonts w:asciiTheme="majorBidi" w:hAnsiTheme="majorBidi" w:cstheme="majorBidi"/>
-                          <w:b/>
-                          <w:bCs/>
-                          <w:i/>
-                          <w:iCs/>
-                          <w:sz w:val="28"/>
-                          <w:szCs w:val="28"/>
-                        </w:rPr>
-                      </w:pPr>
-                      <w:r>
-                        <w:rPr>
-                          <w:rFonts w:asciiTheme="majorBidi" w:hAnsiTheme="majorBidi" w:cstheme="majorBidi"/>
-                          <w:b/>
-                          <w:bCs/>
-                          <w:i/>
-                          <w:iCs/>
-                          <w:sz w:val="28"/>
-                          <w:szCs w:val="28"/>
-                        </w:rPr>
-                        <w:t>↓</w:t>
-                      </w:r>
-                    </w:p>
-                    <w:p>
-                      <w:pPr>
-                        <w:spacing w:after="0"/>
-                        <w:rPr>
-                          <w:rFonts w:asciiTheme="majorBidi" w:hAnsiTheme="majorBidi" w:cstheme="majorBidi"/>
-                          <w:b/>
-                          <w:bCs/>
-                          <w:i/>
-                          <w:iCs/>
-                          <w:sz w:val="28"/>
-                          <w:szCs w:val="28"/>
-                        </w:rPr>
-                      </w:pPr>
-                      <w:r>
-                        <w:rPr>
-                          <w:rFonts w:asciiTheme="majorBidi" w:hAnsiTheme="majorBidi" w:cstheme="majorBidi"/>
-                          <w:b/>
-                          <w:bCs/>
-                          <w:i/>
-                          <w:iCs/>
-                          <w:sz w:val="28"/>
-                          <w:szCs w:val="28"/>
-                        </w:rPr>
-                        <w:t>Match host group "web"</w:t>
-                      </w:r>
-                    </w:p>
-                    <w:p>
-                      <w:pPr>
-                        <w:spacing w:after="0"/>
-                        <w:rPr>
-                          <w:rFonts w:asciiTheme="majorBidi" w:hAnsiTheme="majorBidi" w:cstheme="majorBidi"/>
-                          <w:b/>
-                          <w:bCs/>
-                          <w:i/>
-                          <w:iCs/>
-                          <w:sz w:val="28"/>
-                          <w:szCs w:val="28"/>
-                        </w:rPr>
-                      </w:pPr>
-                      <w:r>
-                        <w:rPr>
-                          <w:rFonts w:asciiTheme="majorBidi" w:hAnsiTheme="majorBidi" w:cstheme="majorBidi"/>
-                          <w:b/>
-                          <w:bCs/>
-                          <w:i/>
-                          <w:iCs/>
-                          <w:sz w:val="28"/>
-                          <w:szCs w:val="28"/>
-                        </w:rPr>
-                        <w:t>↓</w:t>
-                      </w:r>
-                    </w:p>
-                    <w:p>
-                      <w:pPr>
-                        <w:spacing w:after="0"/>
-                        <w:rPr>
-                          <w:rFonts w:asciiTheme="majorBidi" w:hAnsiTheme="majorBidi" w:cstheme="majorBidi"/>
-                          <w:b/>
-                          <w:bCs/>
-                          <w:i/>
-                          <w:iCs/>
-                          <w:sz w:val="28"/>
-                          <w:szCs w:val="28"/>
-                        </w:rPr>
-                      </w:pPr>
-                      <w:r>
-                        <w:rPr>
-                          <w:rFonts w:asciiTheme="majorBidi" w:hAnsiTheme="majorBidi" w:cstheme="majorBidi"/>
-                          <w:b/>
-                          <w:bCs/>
-                          <w:i/>
-                          <w:iCs/>
-                          <w:sz w:val="28"/>
-                          <w:szCs w:val="28"/>
-                        </w:rPr>
-                        <w:t>Establish SSH connection</w:t>
-                      </w:r>
-                    </w:p>
-                    <w:p>
-                      <w:pPr>
-                        <w:spacing w:after="0"/>
-                        <w:rPr>
-                          <w:rFonts w:asciiTheme="majorBidi" w:hAnsiTheme="majorBidi" w:cstheme="majorBidi"/>
-                          <w:b/>
-                          <w:bCs/>
-                          <w:i/>
-                          <w:iCs/>
-                          <w:sz w:val="28"/>
-                          <w:szCs w:val="28"/>
-                        </w:rPr>
-                      </w:pPr>
-                      <w:r>
-                        <w:rPr>
-                          <w:rFonts w:asciiTheme="majorBidi" w:hAnsiTheme="majorBidi" w:cstheme="majorBidi"/>
-                          <w:b/>
-                          <w:bCs/>
-                          <w:i/>
-                          <w:iCs/>
-                          <w:sz w:val="28"/>
-                          <w:szCs w:val="28"/>
-                        </w:rPr>
-                        <w:t>↓</w:t>
-                      </w:r>
-                    </w:p>
-                    <w:p>
-                      <w:pPr>
-                        <w:spacing w:after="0"/>
-                        <w:rPr>
-                          <w:rFonts w:asciiTheme="majorBidi" w:hAnsiTheme="majorBidi" w:cstheme="majorBidi"/>
-                          <w:b/>
-                          <w:bCs/>
-                          <w:i/>
-                          <w:iCs/>
-                          <w:sz w:val="28"/>
-                          <w:szCs w:val="28"/>
-                        </w:rPr>
-                      </w:pPr>
-                      <w:r>
-                        <w:rPr>
-                          <w:rFonts w:asciiTheme="majorBidi" w:hAnsiTheme="majorBidi" w:cstheme="majorBidi"/>
-                          <w:b/>
-                          <w:bCs/>
-                          <w:i/>
-                          <w:iCs/>
-                          <w:sz w:val="28"/>
-                          <w:szCs w:val="28"/>
-                        </w:rPr>
-                        <w:t>Create temporary directory on target</w:t>
-                      </w:r>
-                    </w:p>
-                    <w:p>
-                      <w:pPr>
-                        <w:spacing w:after="0"/>
-                        <w:rPr>
-                          <w:rFonts w:asciiTheme="majorBidi" w:hAnsiTheme="majorBidi" w:cstheme="majorBidi"/>
-                          <w:b/>
-                          <w:bCs/>
-                          <w:i/>
-                          <w:iCs/>
-                          <w:sz w:val="28"/>
-                          <w:szCs w:val="28"/>
-                        </w:rPr>
-                      </w:pPr>
-                      <w:r>
-                        <w:rPr>
-                          <w:rFonts w:asciiTheme="majorBidi" w:hAnsiTheme="majorBidi" w:cstheme="majorBidi"/>
-                          <w:b/>
-                          <w:bCs/>
-                          <w:i/>
-                          <w:iCs/>
-                          <w:sz w:val="28"/>
-                          <w:szCs w:val="28"/>
-                        </w:rPr>
-                        <w:t>↓</w:t>
-                      </w:r>
-                    </w:p>
-                    <w:p>
-                      <w:pPr>
-                        <w:spacing w:after="0"/>
-                        <w:rPr>
-                          <w:rFonts w:asciiTheme="majorBidi" w:hAnsiTheme="majorBidi" w:cstheme="majorBidi"/>
-                          <w:b/>
-                          <w:bCs/>
-                          <w:i/>
-                          <w:iCs/>
-                          <w:sz w:val="28"/>
-                          <w:szCs w:val="28"/>
-                        </w:rPr>
-                      </w:pPr>
-                      <w:r>
-                        <w:rPr>
-                          <w:rFonts w:asciiTheme="majorBidi" w:hAnsiTheme="majorBidi" w:cstheme="majorBidi"/>
-                          <w:b/>
-                          <w:bCs/>
-                          <w:i/>
-                          <w:iCs/>
-                          <w:sz w:val="28"/>
-                          <w:szCs w:val="28"/>
-                        </w:rPr>
-                        <w:t>Copy module to target</w:t>
-                      </w:r>
-                    </w:p>
-                    <w:p>
-                      <w:pPr>
-                        <w:spacing w:after="0"/>
-                        <w:rPr>
-                          <w:rFonts w:asciiTheme="majorBidi" w:hAnsiTheme="majorBidi" w:cstheme="majorBidi"/>
-                          <w:b/>
-                          <w:bCs/>
-                          <w:i/>
-                          <w:iCs/>
-                          <w:sz w:val="28"/>
-                          <w:szCs w:val="28"/>
-                        </w:rPr>
-                      </w:pPr>
-                      <w:r>
-                        <w:rPr>
-                          <w:rFonts w:asciiTheme="majorBidi" w:hAnsiTheme="majorBidi" w:cstheme="majorBidi"/>
-                          <w:b/>
-                          <w:bCs/>
-                          <w:i/>
-                          <w:iCs/>
-                          <w:sz w:val="28"/>
-                          <w:szCs w:val="28"/>
-                        </w:rPr>
-                        <w:t>↓</w:t>
-                      </w:r>
-                    </w:p>
-                    <w:p>
-                      <w:pPr>
-                        <w:spacing w:after="0"/>
-                        <w:rPr>
-                          <w:rFonts w:asciiTheme="majorBidi" w:hAnsiTheme="majorBidi" w:cstheme="majorBidi"/>
-                          <w:b/>
-                          <w:bCs/>
-                          <w:i/>
-                          <w:iCs/>
-                          <w:sz w:val="28"/>
-                          <w:szCs w:val="28"/>
-                        </w:rPr>
-                      </w:pPr>
-                      <w:r>
-                        <w:rPr>
-                          <w:rFonts w:asciiTheme="majorBidi" w:hAnsiTheme="majorBidi" w:cstheme="majorBidi"/>
-                          <w:b/>
-                          <w:bCs/>
-                          <w:i/>
-                          <w:iCs/>
-                          <w:sz w:val="28"/>
-                          <w:szCs w:val="28"/>
-                        </w:rPr>
-                        <w:t>Execute module</w:t>
-                      </w:r>
-                    </w:p>
-                    <w:p>
-                      <w:pPr>
-                        <w:spacing w:after="0"/>
-                        <w:rPr>
-                          <w:rFonts w:asciiTheme="majorBidi" w:hAnsiTheme="majorBidi" w:cstheme="majorBidi"/>
-                          <w:b/>
-                          <w:bCs/>
-                          <w:i/>
-                          <w:iCs/>
-                          <w:sz w:val="28"/>
-                          <w:szCs w:val="28"/>
-                        </w:rPr>
-                      </w:pPr>
-                      <w:r>
-                        <w:rPr>
-                          <w:rFonts w:asciiTheme="majorBidi" w:hAnsiTheme="majorBidi" w:cstheme="majorBidi"/>
-                          <w:b/>
-                          <w:bCs/>
-                          <w:i/>
-                          <w:iCs/>
-                          <w:sz w:val="28"/>
-                          <w:szCs w:val="28"/>
-                        </w:rPr>
-                        <w:t>↓</w:t>
-                      </w:r>
-                    </w:p>
-                    <w:p>
-                      <w:pPr>
-                        <w:spacing w:after="0"/>
-                        <w:rPr>
-                          <w:rFonts w:asciiTheme="majorBidi" w:hAnsiTheme="majorBidi" w:cstheme="majorBidi"/>
-                          <w:b/>
-                          <w:bCs/>
-                          <w:i/>
-                          <w:iCs/>
-                          <w:sz w:val="28"/>
-                          <w:szCs w:val="28"/>
-                        </w:rPr>
-                      </w:pPr>
-                      <w:r>
-                        <w:rPr>
-                          <w:rFonts w:asciiTheme="majorBidi" w:hAnsiTheme="majorBidi" w:cstheme="majorBidi"/>
-                          <w:b/>
-                          <w:bCs/>
-                          <w:i/>
-                          <w:iCs/>
-                          <w:sz w:val="28"/>
-                          <w:szCs w:val="28"/>
-                        </w:rPr>
-                        <w:t>Return JSON result</w:t>
-                      </w:r>
-                    </w:p>
-                    <w:p>
-                      <w:pPr>
-                        <w:spacing w:after="0"/>
-                        <w:rPr>
-                          <w:rFonts w:asciiTheme="majorBidi" w:hAnsiTheme="majorBidi" w:cstheme="majorBidi"/>
-                          <w:b/>
-                          <w:bCs/>
-                          <w:i/>
-                          <w:iCs/>
-                          <w:sz w:val="28"/>
-                          <w:szCs w:val="28"/>
-                        </w:rPr>
-                      </w:pPr>
-                      <w:r>
-                        <w:rPr>
-                          <w:rFonts w:asciiTheme="majorBidi" w:hAnsiTheme="majorBidi" w:cstheme="majorBidi"/>
-                          <w:b/>
-                          <w:bCs/>
-                          <w:i/>
-                          <w:iCs/>
-                          <w:sz w:val="28"/>
-                          <w:szCs w:val="28"/>
-                        </w:rPr>
-                        <w:t>↓</w:t>
-                      </w:r>
-                    </w:p>
                     <w:p>
                       <w:pPr>
                         <w:spacing w:after="0"/>
@@ -20304,132 +22332,24 @@
           </mc:Fallback>
         </mc:AlternateContent>
       </w:r>
-      <w:r>
-        <w:rPr>
-          <w:rFonts w:asciiTheme="majorBidi" w:hAnsiTheme="majorBidi" w:cstheme="majorBidi"/>
-          <w:sz w:val="28"/>
-          <w:szCs w:val="28"/>
-        </w:rPr>
-        <w:t>Internal flow:</w:t>
-      </w:r>
-    </w:p>
-    <w:p>
-      <w:pPr>
-        <w:jc w:val="both"/>
-        <w:rPr>
-          <w:rFonts w:asciiTheme="majorBidi" w:hAnsiTheme="majorBidi" w:cstheme="majorBidi"/>
-          <w:sz w:val="28"/>
-          <w:szCs w:val="28"/>
-        </w:rPr>
-      </w:pPr>
-    </w:p>
-    <w:p>
-      <w:pPr>
-        <w:jc w:val="both"/>
-        <w:rPr>
-          <w:rFonts w:asciiTheme="majorBidi" w:hAnsiTheme="majorBidi" w:cstheme="majorBidi"/>
-          <w:sz w:val="28"/>
-          <w:szCs w:val="28"/>
-        </w:rPr>
-      </w:pPr>
-    </w:p>
-    <w:p>
-      <w:pPr>
-        <w:jc w:val="both"/>
-        <w:rPr>
-          <w:rFonts w:asciiTheme="majorBidi" w:hAnsiTheme="majorBidi" w:cstheme="majorBidi"/>
-          <w:sz w:val="28"/>
-          <w:szCs w:val="28"/>
-        </w:rPr>
-      </w:pPr>
-    </w:p>
-    <w:p>
-      <w:pPr>
-        <w:jc w:val="both"/>
-        <w:rPr>
-          <w:rFonts w:asciiTheme="majorBidi" w:hAnsiTheme="majorBidi" w:cstheme="majorBidi"/>
-          <w:sz w:val="28"/>
-          <w:szCs w:val="28"/>
-        </w:rPr>
-      </w:pPr>
-    </w:p>
-    <w:p>
-      <w:pPr>
-        <w:jc w:val="both"/>
-        <w:rPr>
-          <w:rFonts w:asciiTheme="majorBidi" w:hAnsiTheme="majorBidi" w:cstheme="majorBidi"/>
-          <w:sz w:val="28"/>
-          <w:szCs w:val="28"/>
-        </w:rPr>
-      </w:pPr>
-    </w:p>
-    <w:p>
-      <w:pPr>
-        <w:jc w:val="both"/>
-        <w:rPr>
-          <w:rFonts w:asciiTheme="majorBidi" w:hAnsiTheme="majorBidi" w:cstheme="majorBidi"/>
-          <w:sz w:val="28"/>
-          <w:szCs w:val="28"/>
-        </w:rPr>
-      </w:pPr>
-    </w:p>
-    <w:p>
-      <w:pPr>
-        <w:jc w:val="both"/>
-        <w:rPr>
-          <w:rFonts w:asciiTheme="majorBidi" w:hAnsiTheme="majorBidi" w:cstheme="majorBidi"/>
-          <w:sz w:val="28"/>
-          <w:szCs w:val="28"/>
-        </w:rPr>
-      </w:pPr>
-    </w:p>
-    <w:p>
-      <w:pPr>
-        <w:jc w:val="both"/>
-        <w:rPr>
-          <w:rFonts w:asciiTheme="majorBidi" w:hAnsiTheme="majorBidi" w:cstheme="majorBidi"/>
-          <w:sz w:val="28"/>
-          <w:szCs w:val="28"/>
-        </w:rPr>
-      </w:pPr>
-    </w:p>
-    <w:p>
-      <w:pPr>
-        <w:jc w:val="both"/>
-        <w:rPr>
-          <w:rFonts w:asciiTheme="majorBidi" w:hAnsiTheme="majorBidi" w:cstheme="majorBidi"/>
-          <w:sz w:val="28"/>
-          <w:szCs w:val="28"/>
-        </w:rPr>
-      </w:pPr>
-    </w:p>
-    <w:p>
-      <w:pPr>
-        <w:jc w:val="both"/>
-        <w:rPr>
-          <w:rFonts w:asciiTheme="majorBidi" w:hAnsiTheme="majorBidi" w:cstheme="majorBidi"/>
-          <w:sz w:val="28"/>
-          <w:szCs w:val="28"/>
-        </w:rPr>
-      </w:pPr>
-    </w:p>
-    <w:p>
-      <w:pPr>
-        <w:jc w:val="both"/>
-        <w:rPr>
-          <w:rFonts w:asciiTheme="majorBidi" w:hAnsiTheme="majorBidi" w:cstheme="majorBidi"/>
-          <w:sz w:val="28"/>
-          <w:szCs w:val="28"/>
-        </w:rPr>
-      </w:pPr>
-    </w:p>
-    <w:p>
-      <w:pPr>
-        <w:jc w:val="both"/>
-        <w:rPr>
-          <w:rFonts w:asciiTheme="majorBidi" w:hAnsiTheme="majorBidi" w:cstheme="majorBidi"/>
-          <w:sz w:val="28"/>
-          <w:szCs w:val="28"/>
+    </w:p>
+    <w:p>
+      <w:pPr>
+        <w:jc w:val="both"/>
+        <w:rPr>
+          <w:rFonts w:asciiTheme="majorBidi" w:hAnsiTheme="majorBidi" w:cstheme="majorBidi"/>
+          <w:sz w:val="28"/>
+          <w:szCs w:val="28"/>
+        </w:rPr>
+      </w:pPr>
+    </w:p>
+    <w:p>
+      <w:pPr>
+        <w:jc w:val="both"/>
+        <w:rPr>
+          <w:rFonts w:asciiTheme="majorBidi" w:hAnsiTheme="majorBidi" w:cstheme="majorBidi"/>
+          <w:sz w:val="8"/>
+          <w:szCs w:val="8"/>
         </w:rPr>
       </w:pPr>
     </w:p>
@@ -20644,7 +22564,6 @@
           <w:sz w:val="28"/>
           <w:szCs w:val="28"/>
         </w:rPr>
-        <w:lastRenderedPageBreak/>
         <w:t>But conceptually, yes, Ansible still treats module execution artifacts as temporary.</w:t>
       </w:r>
     </w:p>
@@ -21263,6 +23182,7 @@
           <w:sz w:val="28"/>
           <w:szCs w:val="28"/>
         </w:rPr>
+        <w:lastRenderedPageBreak/>
         <w:t>With pipelining</w:t>
       </w:r>
       <w:r>
@@ -21639,7 +23559,7 @@
           </mc:Choice>
           <mc:Fallback>
             <w:pict>
-              <v:rect w14:anchorId="5B0694A6" id="Rectangle 14" o:spid="_x0000_s1039" style="position:absolute;left:0;text-align:left;margin-left:17.85pt;margin-top:20.55pt;width:118.95pt;height:47.6pt;z-index:251672576;visibility:visible;mso-wrap-style:square;mso-width-percent:0;mso-height-percent:0;mso-wrap-distance-left:9pt;mso-wrap-distance-top:0;mso-wrap-distance-right:9pt;mso-wrap-distance-bottom:0;mso-position-horizontal:absolute;mso-position-horizontal-relative:text;mso-position-vertical:absolute;mso-position-vertical-relative:text;mso-width-percent:0;mso-height-percent:0;mso-width-relative:margin;mso-height-relative:margin;v-text-anchor:middle" o:gfxdata="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" fillcolor="black [3200]" strokecolor="black [480]" strokeweight="1pt">
+              <v:rect w14:anchorId="5B0694A6" id="Rectangle 14" o:spid="_x0000_s1043" style="position:absolute;left:0;text-align:left;margin-left:17.85pt;margin-top:20.55pt;width:118.95pt;height:47.6pt;z-index:251672576;visibility:visible;mso-wrap-style:square;mso-width-percent:0;mso-height-percent:0;mso-wrap-distance-left:9pt;mso-wrap-distance-top:0;mso-wrap-distance-right:9pt;mso-wrap-distance-bottom:0;mso-position-horizontal:absolute;mso-position-horizontal-relative:text;mso-position-vertical:absolute;mso-position-vertical-relative:text;mso-width-percent:0;mso-height-percent:0;mso-width-relative:margin;mso-height-relative:margin;v-text-anchor:middle" o:gfxdata="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" fillcolor="black [3200]" strokecolor="black [480]" strokeweight="1pt">
                 <v:textbox>
                   <w:txbxContent>
                     <w:p>
@@ -21860,7 +23780,6 @@
           <w:sz w:val="28"/>
           <w:szCs w:val="28"/>
         </w:rPr>
-        <w:lastRenderedPageBreak/>
         <w:t>task execution crashes</w:t>
       </w:r>
     </w:p>
@@ -21977,6 +23896,119 @@
 <file path=word/numbering.xml><?xml version="1.0" encoding="utf-8"?>
 <w:numbering xmlns:wpc="http://schemas.microsoft.com/office/word/2010/wordprocessingCanvas" xmlns:cx="http://schemas.microsoft.com/office/drawing/2014/chartex" xmlns:cx1="http://schemas.microsoft.com/office/drawing/2015/9/8/chartex" xmlns:cx2="http://schemas.microsoft.com/office/drawing/2015/10/21/chartex" xmlns:cx3="http://schemas.microsoft.com/office/drawing/2016/5/9/chartex" xmlns:cx4="http://schemas.microsoft.com/office/drawing/2016/5/10/chartex" xmlns:cx5="http://schemas.microsoft.com/office/drawing/2016/5/11/chartex" xmlns:cx6="http://schemas.microsoft.com/office/drawing/2016/5/12/chartex" xmlns:cx7="http://schemas.microsoft.com/office/drawing/2016/5/13/chartex" xmlns:cx8="http://schemas.microsoft.com/office/drawing/2016/5/14/chartex" xmlns:mc="http://schemas.openxmlformats.org/markup-compatibility/2006" xmlns:aink="http://schemas.microsoft.com/office/drawing/2016/ink" xmlns:am3d="http://schemas.microsoft.com/office/drawing/2017/model3d" xmlns:o="urn:schemas-microsoft-com:office:office" xmlns:oel="http://schemas.microsoft.com/office/2019/extlst" xmlns:r="http://schemas.openxmlformats.org/officeDocument/2006/relationships" xmlns:m="http://schemas.openxmlformats.org/officeDocument/2006/math" xmlns:v="urn:schemas-microsoft-com:vml" xmlns:wp14="http://schemas.microsoft.com/office/word/2010/wordprocessingDrawing" xmlns:wp="http://schemas.openxmlformats.org/drawingml/2006/wordprocessingDrawing" xmlns:w10="urn:schemas-microsoft-com:office:word" xmlns:w="http://schemas.openxmlformats.org/wordprocessingml/2006/main" xmlns:w14="http://schemas.microsoft.com/office/word/2010/wordml" xmlns:w15="http://schemas.microsoft.com/office/word/2012/wordml" xmlns:w16cex="http://schemas.microsoft.com/office/word/2018/wordml/cex" xmlns:w16cid="http://schemas.microsoft.com/office/word/2016/wordml/cid" xmlns:w16="http://schemas.microsoft.com/office/word/2018/wordml" xmlns:w16du="http://schemas.microsoft.com/office/word/2023/wordml/word16du" xmlns:w16sdtdh="http://schemas.microsoft.com/office/word/2020/wordml/sdtdatahash" xmlns:w16sdtfl="http://schemas.microsoft.com/office/word/2024/wordml/sdtformatlock" xmlns:w16se="http://schemas.microsoft.com/office/word/2015/wordml/symex" xmlns:wpg="http://schemas.microsoft.com/office/word/2010/wordprocessingGroup" xmlns:wpi="http://schemas.microsoft.com/office/word/2010/wordprocessingInk" xmlns:wne="http://schemas.microsoft.com/office/word/2006/wordml" xmlns:wps="http://schemas.microsoft.com/office/word/2010/wordprocessingShape" mc:Ignorable="w14 w15 w16se w16cid w16 w16cex w16sdtdh w16sdtfl w16du wp14">
   <w:abstractNum w:abstractNumId="0" w15:restartNumberingAfterBreak="0">
+    <w:nsid w:val="015E2D5F"/>
+    <w:multiLevelType w:val="hybridMultilevel"/>
+    <w:tmpl w:val="2884AA86"/>
+    <w:lvl w:ilvl="0" w:tplc="04090001">
+      <w:start w:val="1"/>
+      <w:numFmt w:val="bullet"/>
+      <w:lvlText w:val=""/>
+      <w:lvlJc w:val="left"/>
+      <w:pPr>
+        <w:ind w:left="720" w:hanging="360"/>
+      </w:pPr>
+      <w:rPr>
+        <w:rFonts w:ascii="Symbol" w:hAnsi="Symbol" w:hint="default"/>
+      </w:rPr>
+    </w:lvl>
+    <w:lvl w:ilvl="1" w:tplc="04090003" w:tentative="1">
+      <w:start w:val="1"/>
+      <w:numFmt w:val="bullet"/>
+      <w:lvlText w:val="o"/>
+      <w:lvlJc w:val="left"/>
+      <w:pPr>
+        <w:ind w:left="1440" w:hanging="360"/>
+      </w:pPr>
+      <w:rPr>
+        <w:rFonts w:ascii="Courier New" w:hAnsi="Courier New" w:cs="Courier New" w:hint="default"/>
+      </w:rPr>
+    </w:lvl>
+    <w:lvl w:ilvl="2" w:tplc="04090005" w:tentative="1">
+      <w:start w:val="1"/>
+      <w:numFmt w:val="bullet"/>
+      <w:lvlText w:val=""/>
+      <w:lvlJc w:val="left"/>
+      <w:pPr>
+        <w:ind w:left="2160" w:hanging="360"/>
+      </w:pPr>
+      <w:rPr>
+        <w:rFonts w:ascii="Wingdings" w:hAnsi="Wingdings" w:hint="default"/>
+      </w:rPr>
+    </w:lvl>
+    <w:lvl w:ilvl="3" w:tplc="04090001" w:tentative="1">
+      <w:start w:val="1"/>
+      <w:numFmt w:val="bullet"/>
+      <w:lvlText w:val=""/>
+      <w:lvlJc w:val="left"/>
+      <w:pPr>
+        <w:ind w:left="2880" w:hanging="360"/>
+      </w:pPr>
+      <w:rPr>
+        <w:rFonts w:ascii="Symbol" w:hAnsi="Symbol" w:hint="default"/>
+      </w:rPr>
+    </w:lvl>
+    <w:lvl w:ilvl="4" w:tplc="04090003" w:tentative="1">
+      <w:start w:val="1"/>
+      <w:numFmt w:val="bullet"/>
+      <w:lvlText w:val="o"/>
+      <w:lvlJc w:val="left"/>
+      <w:pPr>
+        <w:ind w:left="3600" w:hanging="360"/>
+      </w:pPr>
+      <w:rPr>
+        <w:rFonts w:ascii="Courier New" w:hAnsi="Courier New" w:cs="Courier New" w:hint="default"/>
+      </w:rPr>
+    </w:lvl>
+    <w:lvl w:ilvl="5" w:tplc="04090005" w:tentative="1">
+      <w:start w:val="1"/>
+      <w:numFmt w:val="bullet"/>
+      <w:lvlText w:val=""/>
+      <w:lvlJc w:val="left"/>
+      <w:pPr>
+        <w:ind w:left="4320" w:hanging="360"/>
+      </w:pPr>
+      <w:rPr>
+        <w:rFonts w:ascii="Wingdings" w:hAnsi="Wingdings" w:hint="default"/>
+      </w:rPr>
+    </w:lvl>
+    <w:lvl w:ilvl="6" w:tplc="04090001" w:tentative="1">
+      <w:start w:val="1"/>
+      <w:numFmt w:val="bullet"/>
+      <w:lvlText w:val=""/>
+      <w:lvlJc w:val="left"/>
+      <w:pPr>
+        <w:ind w:left="5040" w:hanging="360"/>
+      </w:pPr>
+      <w:rPr>
+        <w:rFonts w:ascii="Symbol" w:hAnsi="Symbol" w:hint="default"/>
+      </w:rPr>
+    </w:lvl>
+    <w:lvl w:ilvl="7" w:tplc="04090003" w:tentative="1">
+      <w:start w:val="1"/>
+      <w:numFmt w:val="bullet"/>
+      <w:lvlText w:val="o"/>
+      <w:lvlJc w:val="left"/>
+      <w:pPr>
+        <w:ind w:left="5760" w:hanging="360"/>
+      </w:pPr>
+      <w:rPr>
+        <w:rFonts w:ascii="Courier New" w:hAnsi="Courier New" w:cs="Courier New" w:hint="default"/>
+      </w:rPr>
+    </w:lvl>
+    <w:lvl w:ilvl="8" w:tplc="04090005" w:tentative="1">
+      <w:start w:val="1"/>
+      <w:numFmt w:val="bullet"/>
+      <w:lvlText w:val=""/>
+      <w:lvlJc w:val="left"/>
+      <w:pPr>
+        <w:ind w:left="6480" w:hanging="360"/>
+      </w:pPr>
+      <w:rPr>
+        <w:rFonts w:ascii="Wingdings" w:hAnsi="Wingdings" w:hint="default"/>
+      </w:rPr>
+    </w:lvl>
+  </w:abstractNum>
+  <w:abstractNum w:abstractNumId="1" w15:restartNumberingAfterBreak="0">
     <w:nsid w:val="06E66157"/>
     <w:multiLevelType w:val="hybridMultilevel"/>
     <w:tmpl w:val="0508807C"/>
@@ -22089,7 +24121,7 @@
       </w:rPr>
     </w:lvl>
   </w:abstractNum>
-  <w:abstractNum w:abstractNumId="1" w15:restartNumberingAfterBreak="0">
+  <w:abstractNum w:abstractNumId="2" w15:restartNumberingAfterBreak="0">
     <w:nsid w:val="07FF716E"/>
     <w:multiLevelType w:val="hybridMultilevel"/>
     <w:tmpl w:val="C6CE4432"/>
@@ -22202,7 +24234,7 @@
       </w:rPr>
     </w:lvl>
   </w:abstractNum>
-  <w:abstractNum w:abstractNumId="2" w15:restartNumberingAfterBreak="0">
+  <w:abstractNum w:abstractNumId="3" w15:restartNumberingAfterBreak="0">
     <w:nsid w:val="0A620700"/>
     <w:multiLevelType w:val="hybridMultilevel"/>
     <w:tmpl w:val="3DE6086C"/>
@@ -22315,7 +24347,120 @@
       </w:rPr>
     </w:lvl>
   </w:abstractNum>
-  <w:abstractNum w:abstractNumId="3" w15:restartNumberingAfterBreak="0">
+  <w:abstractNum w:abstractNumId="4" w15:restartNumberingAfterBreak="0">
+    <w:nsid w:val="0AFF18B3"/>
+    <w:multiLevelType w:val="hybridMultilevel"/>
+    <w:tmpl w:val="39FAAB24"/>
+    <w:lvl w:ilvl="0" w:tplc="04090001">
+      <w:start w:val="1"/>
+      <w:numFmt w:val="bullet"/>
+      <w:lvlText w:val=""/>
+      <w:lvlJc w:val="left"/>
+      <w:pPr>
+        <w:ind w:left="720" w:hanging="360"/>
+      </w:pPr>
+      <w:rPr>
+        <w:rFonts w:ascii="Symbol" w:hAnsi="Symbol" w:hint="default"/>
+      </w:rPr>
+    </w:lvl>
+    <w:lvl w:ilvl="1" w:tplc="FFFFFFFF" w:tentative="1">
+      <w:start w:val="1"/>
+      <w:numFmt w:val="bullet"/>
+      <w:lvlText w:val="o"/>
+      <w:lvlJc w:val="left"/>
+      <w:pPr>
+        <w:ind w:left="1440" w:hanging="360"/>
+      </w:pPr>
+      <w:rPr>
+        <w:rFonts w:ascii="Courier New" w:hAnsi="Courier New" w:cs="Courier New" w:hint="default"/>
+      </w:rPr>
+    </w:lvl>
+    <w:lvl w:ilvl="2" w:tplc="FFFFFFFF" w:tentative="1">
+      <w:start w:val="1"/>
+      <w:numFmt w:val="bullet"/>
+      <w:lvlText w:val=""/>
+      <w:lvlJc w:val="left"/>
+      <w:pPr>
+        <w:ind w:left="2160" w:hanging="360"/>
+      </w:pPr>
+      <w:rPr>
+        <w:rFonts w:ascii="Wingdings" w:hAnsi="Wingdings" w:hint="default"/>
+      </w:rPr>
+    </w:lvl>
+    <w:lvl w:ilvl="3" w:tplc="FFFFFFFF" w:tentative="1">
+      <w:start w:val="1"/>
+      <w:numFmt w:val="bullet"/>
+      <w:lvlText w:val=""/>
+      <w:lvlJc w:val="left"/>
+      <w:pPr>
+        <w:ind w:left="2880" w:hanging="360"/>
+      </w:pPr>
+      <w:rPr>
+        <w:rFonts w:ascii="Symbol" w:hAnsi="Symbol" w:hint="default"/>
+      </w:rPr>
+    </w:lvl>
+    <w:lvl w:ilvl="4" w:tplc="FFFFFFFF" w:tentative="1">
+      <w:start w:val="1"/>
+      <w:numFmt w:val="bullet"/>
+      <w:lvlText w:val="o"/>
+      <w:lvlJc w:val="left"/>
+      <w:pPr>
+        <w:ind w:left="3600" w:hanging="360"/>
+      </w:pPr>
+      <w:rPr>
+        <w:rFonts w:ascii="Courier New" w:hAnsi="Courier New" w:cs="Courier New" w:hint="default"/>
+      </w:rPr>
+    </w:lvl>
+    <w:lvl w:ilvl="5" w:tplc="FFFFFFFF" w:tentative="1">
+      <w:start w:val="1"/>
+      <w:numFmt w:val="bullet"/>
+      <w:lvlText w:val=""/>
+      <w:lvlJc w:val="left"/>
+      <w:pPr>
+        <w:ind w:left="4320" w:hanging="360"/>
+      </w:pPr>
+      <w:rPr>
+        <w:rFonts w:ascii="Wingdings" w:hAnsi="Wingdings" w:hint="default"/>
+      </w:rPr>
+    </w:lvl>
+    <w:lvl w:ilvl="6" w:tplc="FFFFFFFF" w:tentative="1">
+      <w:start w:val="1"/>
+      <w:numFmt w:val="bullet"/>
+      <w:lvlText w:val=""/>
+      <w:lvlJc w:val="left"/>
+      <w:pPr>
+        <w:ind w:left="5040" w:hanging="360"/>
+      </w:pPr>
+      <w:rPr>
+        <w:rFonts w:ascii="Symbol" w:hAnsi="Symbol" w:hint="default"/>
+      </w:rPr>
+    </w:lvl>
+    <w:lvl w:ilvl="7" w:tplc="FFFFFFFF" w:tentative="1">
+      <w:start w:val="1"/>
+      <w:numFmt w:val="bullet"/>
+      <w:lvlText w:val="o"/>
+      <w:lvlJc w:val="left"/>
+      <w:pPr>
+        <w:ind w:left="5760" w:hanging="360"/>
+      </w:pPr>
+      <w:rPr>
+        <w:rFonts w:ascii="Courier New" w:hAnsi="Courier New" w:cs="Courier New" w:hint="default"/>
+      </w:rPr>
+    </w:lvl>
+    <w:lvl w:ilvl="8" w:tplc="FFFFFFFF" w:tentative="1">
+      <w:start w:val="1"/>
+      <w:numFmt w:val="bullet"/>
+      <w:lvlText w:val=""/>
+      <w:lvlJc w:val="left"/>
+      <w:pPr>
+        <w:ind w:left="6480" w:hanging="360"/>
+      </w:pPr>
+      <w:rPr>
+        <w:rFonts w:ascii="Wingdings" w:hAnsi="Wingdings" w:hint="default"/>
+      </w:rPr>
+    </w:lvl>
+  </w:abstractNum>
+  <w:abstractNum w:abstractNumId="5" w15:restartNumberingAfterBreak="0">
     <w:nsid w:val="0DC8673A"/>
     <w:multiLevelType w:val="hybridMultilevel"/>
     <w:tmpl w:val="F02A26F6"/>
@@ -22428,7 +24573,7 @@
       </w:rPr>
     </w:lvl>
   </w:abstractNum>
-  <w:abstractNum w:abstractNumId="4" w15:restartNumberingAfterBreak="0">
+  <w:abstractNum w:abstractNumId="6" w15:restartNumberingAfterBreak="0">
     <w:nsid w:val="104719AE"/>
     <w:multiLevelType w:val="hybridMultilevel"/>
     <w:tmpl w:val="B3148284"/>
@@ -22541,7 +24686,7 @@
       </w:rPr>
     </w:lvl>
   </w:abstractNum>
-  <w:abstractNum w:abstractNumId="5" w15:restartNumberingAfterBreak="0">
+  <w:abstractNum w:abstractNumId="7" w15:restartNumberingAfterBreak="0">
     <w:nsid w:val="10983F30"/>
     <w:multiLevelType w:val="hybridMultilevel"/>
     <w:tmpl w:val="F2C05EE6"/>
@@ -22627,7 +24772,120 @@
       </w:pPr>
     </w:lvl>
   </w:abstractNum>
-  <w:abstractNum w:abstractNumId="6" w15:restartNumberingAfterBreak="0">
+  <w:abstractNum w:abstractNumId="8" w15:restartNumberingAfterBreak="0">
+    <w:nsid w:val="12451621"/>
+    <w:multiLevelType w:val="hybridMultilevel"/>
+    <w:tmpl w:val="4244A152"/>
+    <w:lvl w:ilvl="0" w:tplc="04090003">
+      <w:start w:val="1"/>
+      <w:numFmt w:val="bullet"/>
+      <w:lvlText w:val="o"/>
+      <w:lvlJc w:val="left"/>
+      <w:pPr>
+        <w:ind w:left="720" w:hanging="360"/>
+      </w:pPr>
+      <w:rPr>
+        <w:rFonts w:ascii="Courier New" w:hAnsi="Courier New" w:cs="Courier New" w:hint="default"/>
+      </w:rPr>
+    </w:lvl>
+    <w:lvl w:ilvl="1" w:tplc="04090003" w:tentative="1">
+      <w:start w:val="1"/>
+      <w:numFmt w:val="bullet"/>
+      <w:lvlText w:val="o"/>
+      <w:lvlJc w:val="left"/>
+      <w:pPr>
+        <w:ind w:left="1440" w:hanging="360"/>
+      </w:pPr>
+      <w:rPr>
+        <w:rFonts w:ascii="Courier New" w:hAnsi="Courier New" w:cs="Courier New" w:hint="default"/>
+      </w:rPr>
+    </w:lvl>
+    <w:lvl w:ilvl="2" w:tplc="04090005" w:tentative="1">
+      <w:start w:val="1"/>
+      <w:numFmt w:val="bullet"/>
+      <w:lvlText w:val=""/>
+      <w:lvlJc w:val="left"/>
+      <w:pPr>
+        <w:ind w:left="2160" w:hanging="360"/>
+      </w:pPr>
+      <w:rPr>
+        <w:rFonts w:ascii="Wingdings" w:hAnsi="Wingdings" w:hint="default"/>
+      </w:rPr>
+    </w:lvl>
+    <w:lvl w:ilvl="3" w:tplc="04090001" w:tentative="1">
+      <w:start w:val="1"/>
+      <w:numFmt w:val="bullet"/>
+      <w:lvlText w:val=""/>
+      <w:lvlJc w:val="left"/>
+      <w:pPr>
+        <w:ind w:left="2880" w:hanging="360"/>
+      </w:pPr>
+      <w:rPr>
+        <w:rFonts w:ascii="Symbol" w:hAnsi="Symbol" w:hint="default"/>
+      </w:rPr>
+    </w:lvl>
+    <w:lvl w:ilvl="4" w:tplc="04090003" w:tentative="1">
+      <w:start w:val="1"/>
+      <w:numFmt w:val="bullet"/>
+      <w:lvlText w:val="o"/>
+      <w:lvlJc w:val="left"/>
+      <w:pPr>
+        <w:ind w:left="3600" w:hanging="360"/>
+      </w:pPr>
+      <w:rPr>
+        <w:rFonts w:ascii="Courier New" w:hAnsi="Courier New" w:cs="Courier New" w:hint="default"/>
+      </w:rPr>
+    </w:lvl>
+    <w:lvl w:ilvl="5" w:tplc="04090005" w:tentative="1">
+      <w:start w:val="1"/>
+      <w:numFmt w:val="bullet"/>
+      <w:lvlText w:val=""/>
+      <w:lvlJc w:val="left"/>
+      <w:pPr>
+        <w:ind w:left="4320" w:hanging="360"/>
+      </w:pPr>
+      <w:rPr>
+        <w:rFonts w:ascii="Wingdings" w:hAnsi="Wingdings" w:hint="default"/>
+      </w:rPr>
+    </w:lvl>
+    <w:lvl w:ilvl="6" w:tplc="04090001" w:tentative="1">
+      <w:start w:val="1"/>
+      <w:numFmt w:val="bullet"/>
+      <w:lvlText w:val=""/>
+      <w:lvlJc w:val="left"/>
+      <w:pPr>
+        <w:ind w:left="5040" w:hanging="360"/>
+      </w:pPr>
+      <w:rPr>
+        <w:rFonts w:ascii="Symbol" w:hAnsi="Symbol" w:hint="default"/>
+      </w:rPr>
+    </w:lvl>
+    <w:lvl w:ilvl="7" w:tplc="04090003" w:tentative="1">
+      <w:start w:val="1"/>
+      <w:numFmt w:val="bullet"/>
+      <w:lvlText w:val="o"/>
+      <w:lvlJc w:val="left"/>
+      <w:pPr>
+        <w:ind w:left="5760" w:hanging="360"/>
+      </w:pPr>
+      <w:rPr>
+        <w:rFonts w:ascii="Courier New" w:hAnsi="Courier New" w:cs="Courier New" w:hint="default"/>
+      </w:rPr>
+    </w:lvl>
+    <w:lvl w:ilvl="8" w:tplc="04090005" w:tentative="1">
+      <w:start w:val="1"/>
+      <w:numFmt w:val="bullet"/>
+      <w:lvlText w:val=""/>
+      <w:lvlJc w:val="left"/>
+      <w:pPr>
+        <w:ind w:left="6480" w:hanging="360"/>
+      </w:pPr>
+      <w:rPr>
+        <w:rFonts w:ascii="Wingdings" w:hAnsi="Wingdings" w:hint="default"/>
+      </w:rPr>
+    </w:lvl>
+  </w:abstractNum>
+  <w:abstractNum w:abstractNumId="9" w15:restartNumberingAfterBreak="0">
     <w:nsid w:val="14ED6D17"/>
     <w:multiLevelType w:val="hybridMultilevel"/>
     <w:tmpl w:val="92E877AE"/>
@@ -22740,7 +24998,7 @@
       </w:rPr>
     </w:lvl>
   </w:abstractNum>
-  <w:abstractNum w:abstractNumId="7" w15:restartNumberingAfterBreak="0">
+  <w:abstractNum w:abstractNumId="10" w15:restartNumberingAfterBreak="0">
     <w:nsid w:val="16433FCA"/>
     <w:multiLevelType w:val="hybridMultilevel"/>
     <w:tmpl w:val="BD40E204"/>
@@ -22853,7 +25111,7 @@
       </w:rPr>
     </w:lvl>
   </w:abstractNum>
-  <w:abstractNum w:abstractNumId="8" w15:restartNumberingAfterBreak="0">
+  <w:abstractNum w:abstractNumId="11" w15:restartNumberingAfterBreak="0">
     <w:nsid w:val="16DA66F1"/>
     <w:multiLevelType w:val="hybridMultilevel"/>
     <w:tmpl w:val="C63EE6FE"/>
@@ -22966,7 +25224,7 @@
       </w:rPr>
     </w:lvl>
   </w:abstractNum>
-  <w:abstractNum w:abstractNumId="9" w15:restartNumberingAfterBreak="0">
+  <w:abstractNum w:abstractNumId="12" w15:restartNumberingAfterBreak="0">
     <w:nsid w:val="186472A9"/>
     <w:multiLevelType w:val="hybridMultilevel"/>
     <w:tmpl w:val="3D6825C4"/>
@@ -23079,7 +25337,7 @@
       </w:rPr>
     </w:lvl>
   </w:abstractNum>
-  <w:abstractNum w:abstractNumId="10" w15:restartNumberingAfterBreak="0">
+  <w:abstractNum w:abstractNumId="13" w15:restartNumberingAfterBreak="0">
     <w:nsid w:val="1CAF0F5B"/>
     <w:multiLevelType w:val="hybridMultilevel"/>
     <w:tmpl w:val="7B948142"/>
@@ -23192,7 +25450,7 @@
       </w:rPr>
     </w:lvl>
   </w:abstractNum>
-  <w:abstractNum w:abstractNumId="11" w15:restartNumberingAfterBreak="0">
+  <w:abstractNum w:abstractNumId="14" w15:restartNumberingAfterBreak="0">
     <w:nsid w:val="20BE5315"/>
     <w:multiLevelType w:val="hybridMultilevel"/>
     <w:tmpl w:val="17883896"/>
@@ -23305,7 +25563,7 @@
       </w:rPr>
     </w:lvl>
   </w:abstractNum>
-  <w:abstractNum w:abstractNumId="12" w15:restartNumberingAfterBreak="0">
+  <w:abstractNum w:abstractNumId="15" w15:restartNumberingAfterBreak="0">
     <w:nsid w:val="21C42206"/>
     <w:multiLevelType w:val="hybridMultilevel"/>
     <w:tmpl w:val="EEE08DB8"/>
@@ -23418,7 +25676,7 @@
       </w:rPr>
     </w:lvl>
   </w:abstractNum>
-  <w:abstractNum w:abstractNumId="13" w15:restartNumberingAfterBreak="0">
+  <w:abstractNum w:abstractNumId="16" w15:restartNumberingAfterBreak="0">
     <w:nsid w:val="2B8E2D77"/>
     <w:multiLevelType w:val="hybridMultilevel"/>
     <w:tmpl w:val="E0F81140"/>
@@ -23531,7 +25789,7 @@
       </w:rPr>
     </w:lvl>
   </w:abstractNum>
-  <w:abstractNum w:abstractNumId="14" w15:restartNumberingAfterBreak="0">
+  <w:abstractNum w:abstractNumId="17" w15:restartNumberingAfterBreak="0">
     <w:nsid w:val="2D1E1659"/>
     <w:multiLevelType w:val="hybridMultilevel"/>
     <w:tmpl w:val="03948974"/>
@@ -23644,7 +25902,7 @@
       </w:rPr>
     </w:lvl>
   </w:abstractNum>
-  <w:abstractNum w:abstractNumId="15" w15:restartNumberingAfterBreak="0">
+  <w:abstractNum w:abstractNumId="18" w15:restartNumberingAfterBreak="0">
     <w:nsid w:val="3044693F"/>
     <w:multiLevelType w:val="hybridMultilevel"/>
     <w:tmpl w:val="D6925EF0"/>
@@ -23757,7 +26015,7 @@
       </w:rPr>
     </w:lvl>
   </w:abstractNum>
-  <w:abstractNum w:abstractNumId="16" w15:restartNumberingAfterBreak="0">
+  <w:abstractNum w:abstractNumId="19" w15:restartNumberingAfterBreak="0">
     <w:nsid w:val="30E87CED"/>
     <w:multiLevelType w:val="hybridMultilevel"/>
     <w:tmpl w:val="EBF2636A"/>
@@ -23870,7 +26128,7 @@
       </w:rPr>
     </w:lvl>
   </w:abstractNum>
-  <w:abstractNum w:abstractNumId="17" w15:restartNumberingAfterBreak="0">
+  <w:abstractNum w:abstractNumId="20" w15:restartNumberingAfterBreak="0">
     <w:nsid w:val="34B707E4"/>
     <w:multiLevelType w:val="hybridMultilevel"/>
     <w:tmpl w:val="A88234D6"/>
@@ -23983,7 +26241,7 @@
       </w:rPr>
     </w:lvl>
   </w:abstractNum>
-  <w:abstractNum w:abstractNumId="18" w15:restartNumberingAfterBreak="0">
+  <w:abstractNum w:abstractNumId="21" w15:restartNumberingAfterBreak="0">
     <w:nsid w:val="35F7069A"/>
     <w:multiLevelType w:val="hybridMultilevel"/>
     <w:tmpl w:val="E2706FFA"/>
@@ -24096,7 +26354,7 @@
       </w:rPr>
     </w:lvl>
   </w:abstractNum>
-  <w:abstractNum w:abstractNumId="19" w15:restartNumberingAfterBreak="0">
+  <w:abstractNum w:abstractNumId="22" w15:restartNumberingAfterBreak="0">
     <w:nsid w:val="36C0265F"/>
     <w:multiLevelType w:val="hybridMultilevel"/>
     <w:tmpl w:val="7F22A9DC"/>
@@ -24209,7 +26467,7 @@
       </w:rPr>
     </w:lvl>
   </w:abstractNum>
-  <w:abstractNum w:abstractNumId="20" w15:restartNumberingAfterBreak="0">
+  <w:abstractNum w:abstractNumId="23" w15:restartNumberingAfterBreak="0">
     <w:nsid w:val="37446D9F"/>
     <w:multiLevelType w:val="hybridMultilevel"/>
     <w:tmpl w:val="83FC0062"/>
@@ -24298,7 +26556,7 @@
       </w:pPr>
     </w:lvl>
   </w:abstractNum>
-  <w:abstractNum w:abstractNumId="21" w15:restartNumberingAfterBreak="0">
+  <w:abstractNum w:abstractNumId="24" w15:restartNumberingAfterBreak="0">
     <w:nsid w:val="39D43ED2"/>
     <w:multiLevelType w:val="hybridMultilevel"/>
     <w:tmpl w:val="9E92AEC2"/>
@@ -24411,7 +26669,7 @@
       </w:rPr>
     </w:lvl>
   </w:abstractNum>
-  <w:abstractNum w:abstractNumId="22" w15:restartNumberingAfterBreak="0">
+  <w:abstractNum w:abstractNumId="25" w15:restartNumberingAfterBreak="0">
     <w:nsid w:val="3A342A10"/>
     <w:multiLevelType w:val="hybridMultilevel"/>
     <w:tmpl w:val="0B564080"/>
@@ -24500,7 +26758,7 @@
       </w:pPr>
     </w:lvl>
   </w:abstractNum>
-  <w:abstractNum w:abstractNumId="23" w15:restartNumberingAfterBreak="0">
+  <w:abstractNum w:abstractNumId="26" w15:restartNumberingAfterBreak="0">
     <w:nsid w:val="3B5E4724"/>
     <w:multiLevelType w:val="hybridMultilevel"/>
     <w:tmpl w:val="CE2E798E"/>
@@ -24613,7 +26871,7 @@
       </w:rPr>
     </w:lvl>
   </w:abstractNum>
-  <w:abstractNum w:abstractNumId="24" w15:restartNumberingAfterBreak="0">
+  <w:abstractNum w:abstractNumId="27" w15:restartNumberingAfterBreak="0">
     <w:nsid w:val="3BD1028C"/>
     <w:multiLevelType w:val="hybridMultilevel"/>
     <w:tmpl w:val="A6F242BE"/>
@@ -24726,7 +26984,7 @@
       </w:rPr>
     </w:lvl>
   </w:abstractNum>
-  <w:abstractNum w:abstractNumId="25" w15:restartNumberingAfterBreak="0">
+  <w:abstractNum w:abstractNumId="28" w15:restartNumberingAfterBreak="0">
     <w:nsid w:val="411E5D3A"/>
     <w:multiLevelType w:val="hybridMultilevel"/>
     <w:tmpl w:val="8CD69648"/>
@@ -24839,7 +27097,7 @@
       </w:rPr>
     </w:lvl>
   </w:abstractNum>
-  <w:abstractNum w:abstractNumId="26" w15:restartNumberingAfterBreak="0">
+  <w:abstractNum w:abstractNumId="29" w15:restartNumberingAfterBreak="0">
     <w:nsid w:val="41E94631"/>
     <w:multiLevelType w:val="hybridMultilevel"/>
     <w:tmpl w:val="6E24E2AC"/>
@@ -24952,7 +27210,7 @@
       </w:rPr>
     </w:lvl>
   </w:abstractNum>
-  <w:abstractNum w:abstractNumId="27" w15:restartNumberingAfterBreak="0">
+  <w:abstractNum w:abstractNumId="30" w15:restartNumberingAfterBreak="0">
     <w:nsid w:val="45551587"/>
     <w:multiLevelType w:val="hybridMultilevel"/>
     <w:tmpl w:val="3DC88860"/>
@@ -25065,7 +27323,7 @@
       </w:rPr>
     </w:lvl>
   </w:abstractNum>
-  <w:abstractNum w:abstractNumId="28" w15:restartNumberingAfterBreak="0">
+  <w:abstractNum w:abstractNumId="31" w15:restartNumberingAfterBreak="0">
     <w:nsid w:val="48FF2B3D"/>
     <w:multiLevelType w:val="hybridMultilevel"/>
     <w:tmpl w:val="FDFE9034"/>
@@ -25151,7 +27409,7 @@
       </w:pPr>
     </w:lvl>
   </w:abstractNum>
-  <w:abstractNum w:abstractNumId="29" w15:restartNumberingAfterBreak="0">
+  <w:abstractNum w:abstractNumId="32" w15:restartNumberingAfterBreak="0">
     <w:nsid w:val="49DF3F9E"/>
     <w:multiLevelType w:val="hybridMultilevel"/>
     <w:tmpl w:val="8234726E"/>
@@ -25264,7 +27522,7 @@
       </w:rPr>
     </w:lvl>
   </w:abstractNum>
-  <w:abstractNum w:abstractNumId="30" w15:restartNumberingAfterBreak="0">
+  <w:abstractNum w:abstractNumId="33" w15:restartNumberingAfterBreak="0">
     <w:nsid w:val="4A491771"/>
     <w:multiLevelType w:val="hybridMultilevel"/>
     <w:tmpl w:val="8E1EAD14"/>
@@ -25377,7 +27635,120 @@
       </w:rPr>
     </w:lvl>
   </w:abstractNum>
-  <w:abstractNum w:abstractNumId="31" w15:restartNumberingAfterBreak="0">
+  <w:abstractNum w:abstractNumId="34" w15:restartNumberingAfterBreak="0">
+    <w:nsid w:val="4B7636FB"/>
+    <w:multiLevelType w:val="hybridMultilevel"/>
+    <w:tmpl w:val="FF9A5AD2"/>
+    <w:lvl w:ilvl="0" w:tplc="04090003">
+      <w:start w:val="1"/>
+      <w:numFmt w:val="bullet"/>
+      <w:lvlText w:val="o"/>
+      <w:lvlJc w:val="left"/>
+      <w:pPr>
+        <w:ind w:left="720" w:hanging="360"/>
+      </w:pPr>
+      <w:rPr>
+        <w:rFonts w:ascii="Courier New" w:hAnsi="Courier New" w:cs="Courier New" w:hint="default"/>
+      </w:rPr>
+    </w:lvl>
+    <w:lvl w:ilvl="1" w:tplc="04090003" w:tentative="1">
+      <w:start w:val="1"/>
+      <w:numFmt w:val="bullet"/>
+      <w:lvlText w:val="o"/>
+      <w:lvlJc w:val="left"/>
+      <w:pPr>
+        <w:ind w:left="1440" w:hanging="360"/>
+      </w:pPr>
+      <w:rPr>
+        <w:rFonts w:ascii="Courier New" w:hAnsi="Courier New" w:cs="Courier New" w:hint="default"/>
+      </w:rPr>
+    </w:lvl>
+    <w:lvl w:ilvl="2" w:tplc="04090005" w:tentative="1">
+      <w:start w:val="1"/>
+      <w:numFmt w:val="bullet"/>
+      <w:lvlText w:val=""/>
+      <w:lvlJc w:val="left"/>
+      <w:pPr>
+        <w:ind w:left="2160" w:hanging="360"/>
+      </w:pPr>
+      <w:rPr>
+        <w:rFonts w:ascii="Wingdings" w:hAnsi="Wingdings" w:hint="default"/>
+      </w:rPr>
+    </w:lvl>
+    <w:lvl w:ilvl="3" w:tplc="04090001" w:tentative="1">
+      <w:start w:val="1"/>
+      <w:numFmt w:val="bullet"/>
+      <w:lvlText w:val=""/>
+      <w:lvlJc w:val="left"/>
+      <w:pPr>
+        <w:ind w:left="2880" w:hanging="360"/>
+      </w:pPr>
+      <w:rPr>
+        <w:rFonts w:ascii="Symbol" w:hAnsi="Symbol" w:hint="default"/>
+      </w:rPr>
+    </w:lvl>
+    <w:lvl w:ilvl="4" w:tplc="04090003" w:tentative="1">
+      <w:start w:val="1"/>
+      <w:numFmt w:val="bullet"/>
+      <w:lvlText w:val="o"/>
+      <w:lvlJc w:val="left"/>
+      <w:pPr>
+        <w:ind w:left="3600" w:hanging="360"/>
+      </w:pPr>
+      <w:rPr>
+        <w:rFonts w:ascii="Courier New" w:hAnsi="Courier New" w:cs="Courier New" w:hint="default"/>
+      </w:rPr>
+    </w:lvl>
+    <w:lvl w:ilvl="5" w:tplc="04090005" w:tentative="1">
+      <w:start w:val="1"/>
+      <w:numFmt w:val="bullet"/>
+      <w:lvlText w:val=""/>
+      <w:lvlJc w:val="left"/>
+      <w:pPr>
+        <w:ind w:left="4320" w:hanging="360"/>
+      </w:pPr>
+      <w:rPr>
+        <w:rFonts w:ascii="Wingdings" w:hAnsi="Wingdings" w:hint="default"/>
+      </w:rPr>
+    </w:lvl>
+    <w:lvl w:ilvl="6" w:tplc="04090001" w:tentative="1">
+      <w:start w:val="1"/>
+      <w:numFmt w:val="bullet"/>
+      <w:lvlText w:val=""/>
+      <w:lvlJc w:val="left"/>
+      <w:pPr>
+        <w:ind w:left="5040" w:hanging="360"/>
+      </w:pPr>
+      <w:rPr>
+        <w:rFonts w:ascii="Symbol" w:hAnsi="Symbol" w:hint="default"/>
+      </w:rPr>
+    </w:lvl>
+    <w:lvl w:ilvl="7" w:tplc="04090003" w:tentative="1">
+      <w:start w:val="1"/>
+      <w:numFmt w:val="bullet"/>
+      <w:lvlText w:val="o"/>
+      <w:lvlJc w:val="left"/>
+      <w:pPr>
+        <w:ind w:left="5760" w:hanging="360"/>
+      </w:pPr>
+      <w:rPr>
+        <w:rFonts w:ascii="Courier New" w:hAnsi="Courier New" w:cs="Courier New" w:hint="default"/>
+      </w:rPr>
+    </w:lvl>
+    <w:lvl w:ilvl="8" w:tplc="04090005" w:tentative="1">
+      <w:start w:val="1"/>
+      <w:numFmt w:val="bullet"/>
+      <w:lvlText w:val=""/>
+      <w:lvlJc w:val="left"/>
+      <w:pPr>
+        <w:ind w:left="6480" w:hanging="360"/>
+      </w:pPr>
+      <w:rPr>
+        <w:rFonts w:ascii="Wingdings" w:hAnsi="Wingdings" w:hint="default"/>
+      </w:rPr>
+    </w:lvl>
+  </w:abstractNum>
+  <w:abstractNum w:abstractNumId="35" w15:restartNumberingAfterBreak="0">
     <w:nsid w:val="4BFE2282"/>
     <w:multiLevelType w:val="hybridMultilevel"/>
     <w:tmpl w:val="2E561246"/>
@@ -25490,7 +27861,7 @@
       </w:rPr>
     </w:lvl>
   </w:abstractNum>
-  <w:abstractNum w:abstractNumId="32" w15:restartNumberingAfterBreak="0">
+  <w:abstractNum w:abstractNumId="36" w15:restartNumberingAfterBreak="0">
     <w:nsid w:val="4C232DD8"/>
     <w:multiLevelType w:val="hybridMultilevel"/>
     <w:tmpl w:val="9B5CC44E"/>
@@ -25603,7 +27974,7 @@
       </w:rPr>
     </w:lvl>
   </w:abstractNum>
-  <w:abstractNum w:abstractNumId="33" w15:restartNumberingAfterBreak="0">
+  <w:abstractNum w:abstractNumId="37" w15:restartNumberingAfterBreak="0">
     <w:nsid w:val="4DCD6F2F"/>
     <w:multiLevelType w:val="hybridMultilevel"/>
     <w:tmpl w:val="D124EFA2"/>
@@ -25716,7 +28087,7 @@
       </w:rPr>
     </w:lvl>
   </w:abstractNum>
-  <w:abstractNum w:abstractNumId="34" w15:restartNumberingAfterBreak="0">
+  <w:abstractNum w:abstractNumId="38" w15:restartNumberingAfterBreak="0">
     <w:nsid w:val="518E0D0F"/>
     <w:multiLevelType w:val="hybridMultilevel"/>
     <w:tmpl w:val="D2D02B8A"/>
@@ -25829,7 +28200,7 @@
       </w:rPr>
     </w:lvl>
   </w:abstractNum>
-  <w:abstractNum w:abstractNumId="35" w15:restartNumberingAfterBreak="0">
+  <w:abstractNum w:abstractNumId="39" w15:restartNumberingAfterBreak="0">
     <w:nsid w:val="52930ABB"/>
     <w:multiLevelType w:val="hybridMultilevel"/>
     <w:tmpl w:val="C454753E"/>
@@ -25942,7 +28313,7 @@
       </w:rPr>
     </w:lvl>
   </w:abstractNum>
-  <w:abstractNum w:abstractNumId="36" w15:restartNumberingAfterBreak="0">
+  <w:abstractNum w:abstractNumId="40" w15:restartNumberingAfterBreak="0">
     <w:nsid w:val="537911AC"/>
     <w:multiLevelType w:val="hybridMultilevel"/>
     <w:tmpl w:val="586EF818"/>
@@ -26055,7 +28426,7 @@
       </w:rPr>
     </w:lvl>
   </w:abstractNum>
-  <w:abstractNum w:abstractNumId="37" w15:restartNumberingAfterBreak="0">
+  <w:abstractNum w:abstractNumId="41" w15:restartNumberingAfterBreak="0">
     <w:nsid w:val="540B675D"/>
     <w:multiLevelType w:val="hybridMultilevel"/>
     <w:tmpl w:val="5D169368"/>
@@ -26168,7 +28539,7 @@
       </w:rPr>
     </w:lvl>
   </w:abstractNum>
-  <w:abstractNum w:abstractNumId="38" w15:restartNumberingAfterBreak="0">
+  <w:abstractNum w:abstractNumId="42" w15:restartNumberingAfterBreak="0">
     <w:nsid w:val="58C0085C"/>
     <w:multiLevelType w:val="hybridMultilevel"/>
     <w:tmpl w:val="BF967316"/>
@@ -26257,7 +28628,7 @@
       </w:pPr>
     </w:lvl>
   </w:abstractNum>
-  <w:abstractNum w:abstractNumId="39" w15:restartNumberingAfterBreak="0">
+  <w:abstractNum w:abstractNumId="43" w15:restartNumberingAfterBreak="0">
     <w:nsid w:val="5ADB3CAD"/>
     <w:multiLevelType w:val="hybridMultilevel"/>
     <w:tmpl w:val="1430D6C4"/>
@@ -26370,7 +28741,7 @@
       </w:rPr>
     </w:lvl>
   </w:abstractNum>
-  <w:abstractNum w:abstractNumId="40" w15:restartNumberingAfterBreak="0">
+  <w:abstractNum w:abstractNumId="44" w15:restartNumberingAfterBreak="0">
     <w:nsid w:val="5F727116"/>
     <w:multiLevelType w:val="hybridMultilevel"/>
     <w:tmpl w:val="0868F93A"/>
@@ -26483,7 +28854,7 @@
       </w:rPr>
     </w:lvl>
   </w:abstractNum>
-  <w:abstractNum w:abstractNumId="41" w15:restartNumberingAfterBreak="0">
+  <w:abstractNum w:abstractNumId="45" w15:restartNumberingAfterBreak="0">
     <w:nsid w:val="60170DD7"/>
     <w:multiLevelType w:val="hybridMultilevel"/>
     <w:tmpl w:val="5918645E"/>
@@ -26569,7 +28940,7 @@
       </w:pPr>
     </w:lvl>
   </w:abstractNum>
-  <w:abstractNum w:abstractNumId="42" w15:restartNumberingAfterBreak="0">
+  <w:abstractNum w:abstractNumId="46" w15:restartNumberingAfterBreak="0">
     <w:nsid w:val="6308671C"/>
     <w:multiLevelType w:val="hybridMultilevel"/>
     <w:tmpl w:val="C71872EE"/>
@@ -26682,7 +29053,7 @@
       </w:rPr>
     </w:lvl>
   </w:abstractNum>
-  <w:abstractNum w:abstractNumId="43" w15:restartNumberingAfterBreak="0">
+  <w:abstractNum w:abstractNumId="47" w15:restartNumberingAfterBreak="0">
     <w:nsid w:val="64BA097F"/>
     <w:multiLevelType w:val="hybridMultilevel"/>
     <w:tmpl w:val="EDD6AD74"/>
@@ -26795,7 +29166,7 @@
       </w:rPr>
     </w:lvl>
   </w:abstractNum>
-  <w:abstractNum w:abstractNumId="44" w15:restartNumberingAfterBreak="0">
+  <w:abstractNum w:abstractNumId="48" w15:restartNumberingAfterBreak="0">
     <w:nsid w:val="64BD6D0A"/>
     <w:multiLevelType w:val="hybridMultilevel"/>
     <w:tmpl w:val="E6B2BDCA"/>
@@ -26881,7 +29252,7 @@
       </w:pPr>
     </w:lvl>
   </w:abstractNum>
-  <w:abstractNum w:abstractNumId="45" w15:restartNumberingAfterBreak="0">
+  <w:abstractNum w:abstractNumId="49" w15:restartNumberingAfterBreak="0">
     <w:nsid w:val="66437075"/>
     <w:multiLevelType w:val="hybridMultilevel"/>
     <w:tmpl w:val="E6B2BDCA"/>
@@ -26967,7 +29338,7 @@
       </w:pPr>
     </w:lvl>
   </w:abstractNum>
-  <w:abstractNum w:abstractNumId="46" w15:restartNumberingAfterBreak="0">
+  <w:abstractNum w:abstractNumId="50" w15:restartNumberingAfterBreak="0">
     <w:nsid w:val="665052E3"/>
     <w:multiLevelType w:val="hybridMultilevel"/>
     <w:tmpl w:val="325EA508"/>
@@ -27080,7 +29451,7 @@
       </w:rPr>
     </w:lvl>
   </w:abstractNum>
-  <w:abstractNum w:abstractNumId="47" w15:restartNumberingAfterBreak="0">
+  <w:abstractNum w:abstractNumId="51" w15:restartNumberingAfterBreak="0">
     <w:nsid w:val="6A2F53A7"/>
     <w:multiLevelType w:val="hybridMultilevel"/>
     <w:tmpl w:val="CAEA29EA"/>
@@ -27193,7 +29564,7 @@
       </w:rPr>
     </w:lvl>
   </w:abstractNum>
-  <w:abstractNum w:abstractNumId="48" w15:restartNumberingAfterBreak="0">
+  <w:abstractNum w:abstractNumId="52" w15:restartNumberingAfterBreak="0">
     <w:nsid w:val="6D425B88"/>
     <w:multiLevelType w:val="hybridMultilevel"/>
     <w:tmpl w:val="423C70F2"/>
@@ -27306,7 +29677,7 @@
       </w:rPr>
     </w:lvl>
   </w:abstractNum>
-  <w:abstractNum w:abstractNumId="49" w15:restartNumberingAfterBreak="0">
+  <w:abstractNum w:abstractNumId="53" w15:restartNumberingAfterBreak="0">
     <w:nsid w:val="6ED370E4"/>
     <w:multiLevelType w:val="hybridMultilevel"/>
     <w:tmpl w:val="4DD2FD80"/>
@@ -27419,7 +29790,7 @@
       </w:rPr>
     </w:lvl>
   </w:abstractNum>
-  <w:abstractNum w:abstractNumId="50" w15:restartNumberingAfterBreak="0">
+  <w:abstractNum w:abstractNumId="54" w15:restartNumberingAfterBreak="0">
     <w:nsid w:val="705E1E6D"/>
     <w:multiLevelType w:val="hybridMultilevel"/>
     <w:tmpl w:val="D1FA0640"/>
@@ -27532,7 +29903,7 @@
       </w:rPr>
     </w:lvl>
   </w:abstractNum>
-  <w:abstractNum w:abstractNumId="51" w15:restartNumberingAfterBreak="0">
+  <w:abstractNum w:abstractNumId="55" w15:restartNumberingAfterBreak="0">
     <w:nsid w:val="72266A2A"/>
     <w:multiLevelType w:val="hybridMultilevel"/>
     <w:tmpl w:val="5636BE4C"/>
@@ -27645,7 +30016,7 @@
       </w:rPr>
     </w:lvl>
   </w:abstractNum>
-  <w:abstractNum w:abstractNumId="52" w15:restartNumberingAfterBreak="0">
+  <w:abstractNum w:abstractNumId="56" w15:restartNumberingAfterBreak="0">
     <w:nsid w:val="726732F5"/>
     <w:multiLevelType w:val="hybridMultilevel"/>
     <w:tmpl w:val="1DB29D4E"/>
@@ -27731,7 +30102,7 @@
       </w:pPr>
     </w:lvl>
   </w:abstractNum>
-  <w:abstractNum w:abstractNumId="53" w15:restartNumberingAfterBreak="0">
+  <w:abstractNum w:abstractNumId="57" w15:restartNumberingAfterBreak="0">
     <w:nsid w:val="7681757C"/>
     <w:multiLevelType w:val="hybridMultilevel"/>
     <w:tmpl w:val="B2E0E1E8"/>
@@ -27844,7 +30215,7 @@
       </w:rPr>
     </w:lvl>
   </w:abstractNum>
-  <w:abstractNum w:abstractNumId="54" w15:restartNumberingAfterBreak="0">
+  <w:abstractNum w:abstractNumId="58" w15:restartNumberingAfterBreak="0">
     <w:nsid w:val="76B0003B"/>
     <w:multiLevelType w:val="hybridMultilevel"/>
     <w:tmpl w:val="15D85EF2"/>
@@ -27957,7 +30328,7 @@
       </w:rPr>
     </w:lvl>
   </w:abstractNum>
-  <w:abstractNum w:abstractNumId="55" w15:restartNumberingAfterBreak="0">
+  <w:abstractNum w:abstractNumId="59" w15:restartNumberingAfterBreak="0">
     <w:nsid w:val="791E3FC2"/>
     <w:multiLevelType w:val="hybridMultilevel"/>
     <w:tmpl w:val="771612BC"/>
@@ -28070,7 +30441,7 @@
       </w:rPr>
     </w:lvl>
   </w:abstractNum>
-  <w:abstractNum w:abstractNumId="56" w15:restartNumberingAfterBreak="0">
+  <w:abstractNum w:abstractNumId="60" w15:restartNumberingAfterBreak="0">
     <w:nsid w:val="7B0A7865"/>
     <w:multiLevelType w:val="hybridMultilevel"/>
     <w:tmpl w:val="85DA6514"/>
@@ -28156,7 +30527,7 @@
       </w:pPr>
     </w:lvl>
   </w:abstractNum>
-  <w:abstractNum w:abstractNumId="57" w15:restartNumberingAfterBreak="0">
+  <w:abstractNum w:abstractNumId="61" w15:restartNumberingAfterBreak="0">
     <w:nsid w:val="7E2E745E"/>
     <w:multiLevelType w:val="hybridMultilevel"/>
     <w:tmpl w:val="283E29C6"/>
@@ -28270,178 +30641,190 @@
     </w:lvl>
   </w:abstractNum>
   <w:num w:numId="1" w16cid:durableId="1910075662">
+    <w:abstractNumId w:val="55"/>
+  </w:num>
+  <w:num w:numId="2" w16cid:durableId="325256125">
+    <w:abstractNumId w:val="15"/>
+  </w:num>
+  <w:num w:numId="3" w16cid:durableId="1961304762">
+    <w:abstractNumId w:val="46"/>
+  </w:num>
+  <w:num w:numId="4" w16cid:durableId="603266519">
+    <w:abstractNumId w:val="58"/>
+  </w:num>
+  <w:num w:numId="5" w16cid:durableId="1450708912">
+    <w:abstractNumId w:val="61"/>
+  </w:num>
+  <w:num w:numId="6" w16cid:durableId="661199120">
+    <w:abstractNumId w:val="22"/>
+  </w:num>
+  <w:num w:numId="7" w16cid:durableId="140000110">
+    <w:abstractNumId w:val="24"/>
+  </w:num>
+  <w:num w:numId="8" w16cid:durableId="721950120">
+    <w:abstractNumId w:val="5"/>
+  </w:num>
+  <w:num w:numId="9" w16cid:durableId="993992974">
+    <w:abstractNumId w:val="26"/>
+  </w:num>
+  <w:num w:numId="10" w16cid:durableId="1983341953">
+    <w:abstractNumId w:val="28"/>
+  </w:num>
+  <w:num w:numId="11" w16cid:durableId="1580868092">
+    <w:abstractNumId w:val="57"/>
+  </w:num>
+  <w:num w:numId="12" w16cid:durableId="683748703">
+    <w:abstractNumId w:val="41"/>
+  </w:num>
+  <w:num w:numId="13" w16cid:durableId="1687949645">
+    <w:abstractNumId w:val="45"/>
+  </w:num>
+  <w:num w:numId="14" w16cid:durableId="344014117">
+    <w:abstractNumId w:val="25"/>
+  </w:num>
+  <w:num w:numId="15" w16cid:durableId="2070372122">
+    <w:abstractNumId w:val="14"/>
+  </w:num>
+  <w:num w:numId="16" w16cid:durableId="520970508">
+    <w:abstractNumId w:val="39"/>
+  </w:num>
+  <w:num w:numId="17" w16cid:durableId="1274240974">
+    <w:abstractNumId w:val="27"/>
+  </w:num>
+  <w:num w:numId="18" w16cid:durableId="900336357">
+    <w:abstractNumId w:val="16"/>
+  </w:num>
+  <w:num w:numId="19" w16cid:durableId="1692798447">
+    <w:abstractNumId w:val="31"/>
+  </w:num>
+  <w:num w:numId="20" w16cid:durableId="2045863047">
     <w:abstractNumId w:val="51"/>
   </w:num>
-  <w:num w:numId="2" w16cid:durableId="325256125">
+  <w:num w:numId="21" w16cid:durableId="1284263247">
+    <w:abstractNumId w:val="2"/>
+  </w:num>
+  <w:num w:numId="22" w16cid:durableId="810561939">
+    <w:abstractNumId w:val="3"/>
+  </w:num>
+  <w:num w:numId="23" w16cid:durableId="1079446853">
+    <w:abstractNumId w:val="52"/>
+  </w:num>
+  <w:num w:numId="24" w16cid:durableId="225339267">
+    <w:abstractNumId w:val="29"/>
+  </w:num>
+  <w:num w:numId="25" w16cid:durableId="2114085383">
+    <w:abstractNumId w:val="56"/>
+  </w:num>
+  <w:num w:numId="26" w16cid:durableId="949094980">
+    <w:abstractNumId w:val="59"/>
+  </w:num>
+  <w:num w:numId="27" w16cid:durableId="699403589">
+    <w:abstractNumId w:val="21"/>
+  </w:num>
+  <w:num w:numId="28" w16cid:durableId="1536575024">
+    <w:abstractNumId w:val="43"/>
+  </w:num>
+  <w:num w:numId="29" w16cid:durableId="1317299959">
+    <w:abstractNumId w:val="47"/>
+  </w:num>
+  <w:num w:numId="30" w16cid:durableId="586764758">
+    <w:abstractNumId w:val="30"/>
+  </w:num>
+  <w:num w:numId="31" w16cid:durableId="599609915">
+    <w:abstractNumId w:val="53"/>
+  </w:num>
+  <w:num w:numId="32" w16cid:durableId="1952663906">
+    <w:abstractNumId w:val="60"/>
+  </w:num>
+  <w:num w:numId="33" w16cid:durableId="702942103">
+    <w:abstractNumId w:val="40"/>
+  </w:num>
+  <w:num w:numId="34" w16cid:durableId="749428644">
+    <w:abstractNumId w:val="38"/>
+  </w:num>
+  <w:num w:numId="35" w16cid:durableId="1610088802">
+    <w:abstractNumId w:val="36"/>
+  </w:num>
+  <w:num w:numId="36" w16cid:durableId="1683312237">
+    <w:abstractNumId w:val="54"/>
+  </w:num>
+  <w:num w:numId="37" w16cid:durableId="159006337">
+    <w:abstractNumId w:val="49"/>
+  </w:num>
+  <w:num w:numId="38" w16cid:durableId="1277642519">
+    <w:abstractNumId w:val="7"/>
+  </w:num>
+  <w:num w:numId="39" w16cid:durableId="1199124237">
+    <w:abstractNumId w:val="19"/>
+  </w:num>
+  <w:num w:numId="40" w16cid:durableId="2012685312">
+    <w:abstractNumId w:val="32"/>
+  </w:num>
+  <w:num w:numId="41" w16cid:durableId="1362902477">
+    <w:abstractNumId w:val="13"/>
+  </w:num>
+  <w:num w:numId="42" w16cid:durableId="648828760">
+    <w:abstractNumId w:val="9"/>
+  </w:num>
+  <w:num w:numId="43" w16cid:durableId="271209437">
+    <w:abstractNumId w:val="11"/>
+  </w:num>
+  <w:num w:numId="44" w16cid:durableId="988633259">
+    <w:abstractNumId w:val="50"/>
+  </w:num>
+  <w:num w:numId="45" w16cid:durableId="1967150771">
+    <w:abstractNumId w:val="48"/>
+  </w:num>
+  <w:num w:numId="46" w16cid:durableId="498664782">
+    <w:abstractNumId w:val="20"/>
+  </w:num>
+  <w:num w:numId="47" w16cid:durableId="230505632">
     <w:abstractNumId w:val="12"/>
   </w:num>
-  <w:num w:numId="3" w16cid:durableId="1961304762">
+  <w:num w:numId="48" w16cid:durableId="2072263690">
+    <w:abstractNumId w:val="1"/>
+  </w:num>
+  <w:num w:numId="49" w16cid:durableId="381297453">
+    <w:abstractNumId w:val="18"/>
+  </w:num>
+  <w:num w:numId="50" w16cid:durableId="736049458">
+    <w:abstractNumId w:val="44"/>
+  </w:num>
+  <w:num w:numId="51" w16cid:durableId="1089884306">
+    <w:abstractNumId w:val="17"/>
+  </w:num>
+  <w:num w:numId="52" w16cid:durableId="1520198000">
+    <w:abstractNumId w:val="35"/>
+  </w:num>
+  <w:num w:numId="53" w16cid:durableId="1343623752">
+    <w:abstractNumId w:val="10"/>
+  </w:num>
+  <w:num w:numId="54" w16cid:durableId="721833320">
+    <w:abstractNumId w:val="37"/>
+  </w:num>
+  <w:num w:numId="55" w16cid:durableId="1747922941">
+    <w:abstractNumId w:val="33"/>
+  </w:num>
+  <w:num w:numId="56" w16cid:durableId="668405439">
     <w:abstractNumId w:val="42"/>
   </w:num>
-  <w:num w:numId="4" w16cid:durableId="603266519">
-    <w:abstractNumId w:val="54"/>
-  </w:num>
-  <w:num w:numId="5" w16cid:durableId="1450708912">
-    <w:abstractNumId w:val="57"/>
-  </w:num>
-  <w:num w:numId="6" w16cid:durableId="661199120">
-    <w:abstractNumId w:val="19"/>
-  </w:num>
-  <w:num w:numId="7" w16cid:durableId="140000110">
-    <w:abstractNumId w:val="21"/>
-  </w:num>
-  <w:num w:numId="8" w16cid:durableId="721950120">
-    <w:abstractNumId w:val="3"/>
-  </w:num>
-  <w:num w:numId="9" w16cid:durableId="993992974">
+  <w:num w:numId="57" w16cid:durableId="1425371325">
     <w:abstractNumId w:val="23"/>
   </w:num>
-  <w:num w:numId="10" w16cid:durableId="1983341953">
-    <w:abstractNumId w:val="25"/>
+  <w:num w:numId="58" w16cid:durableId="1840579327">
+    <w:abstractNumId w:val="6"/>
   </w:num>
-  <w:num w:numId="11" w16cid:durableId="1580868092">
-    <w:abstractNumId w:val="53"/>
+  <w:num w:numId="59" w16cid:durableId="1181507894">
+    <w:abstractNumId w:val="8"/>
   </w:num>
-  <w:num w:numId="12" w16cid:durableId="683748703">
-    <w:abstractNumId w:val="37"/>
-  </w:num>
-  <w:num w:numId="13" w16cid:durableId="1687949645">
-    <w:abstractNumId w:val="41"/>
-  </w:num>
-  <w:num w:numId="14" w16cid:durableId="344014117">
-    <w:abstractNumId w:val="22"/>
-  </w:num>
-  <w:num w:numId="15" w16cid:durableId="2070372122">
-    <w:abstractNumId w:val="11"/>
-  </w:num>
-  <w:num w:numId="16" w16cid:durableId="520970508">
-    <w:abstractNumId w:val="35"/>
-  </w:num>
-  <w:num w:numId="17" w16cid:durableId="1274240974">
-    <w:abstractNumId w:val="24"/>
-  </w:num>
-  <w:num w:numId="18" w16cid:durableId="900336357">
-    <w:abstractNumId w:val="13"/>
-  </w:num>
-  <w:num w:numId="19" w16cid:durableId="1692798447">
-    <w:abstractNumId w:val="28"/>
-  </w:num>
-  <w:num w:numId="20" w16cid:durableId="2045863047">
-    <w:abstractNumId w:val="47"/>
-  </w:num>
-  <w:num w:numId="21" w16cid:durableId="1284263247">
-    <w:abstractNumId w:val="1"/>
-  </w:num>
-  <w:num w:numId="22" w16cid:durableId="810561939">
-    <w:abstractNumId w:val="2"/>
-  </w:num>
-  <w:num w:numId="23" w16cid:durableId="1079446853">
-    <w:abstractNumId w:val="48"/>
-  </w:num>
-  <w:num w:numId="24" w16cid:durableId="225339267">
-    <w:abstractNumId w:val="26"/>
-  </w:num>
-  <w:num w:numId="25" w16cid:durableId="2114085383">
-    <w:abstractNumId w:val="52"/>
-  </w:num>
-  <w:num w:numId="26" w16cid:durableId="949094980">
-    <w:abstractNumId w:val="55"/>
-  </w:num>
-  <w:num w:numId="27" w16cid:durableId="699403589">
-    <w:abstractNumId w:val="18"/>
-  </w:num>
-  <w:num w:numId="28" w16cid:durableId="1536575024">
-    <w:abstractNumId w:val="39"/>
-  </w:num>
-  <w:num w:numId="29" w16cid:durableId="1317299959">
-    <w:abstractNumId w:val="43"/>
-  </w:num>
-  <w:num w:numId="30" w16cid:durableId="586764758">
-    <w:abstractNumId w:val="27"/>
-  </w:num>
-  <w:num w:numId="31" w16cid:durableId="599609915">
-    <w:abstractNumId w:val="49"/>
-  </w:num>
-  <w:num w:numId="32" w16cid:durableId="1952663906">
-    <w:abstractNumId w:val="56"/>
-  </w:num>
-  <w:num w:numId="33" w16cid:durableId="702942103">
-    <w:abstractNumId w:val="36"/>
-  </w:num>
-  <w:num w:numId="34" w16cid:durableId="749428644">
+  <w:num w:numId="60" w16cid:durableId="1982156219">
     <w:abstractNumId w:val="34"/>
   </w:num>
-  <w:num w:numId="35" w16cid:durableId="1610088802">
-    <w:abstractNumId w:val="32"/>
+  <w:num w:numId="61" w16cid:durableId="1199314215">
+    <w:abstractNumId w:val="4"/>
   </w:num>
-  <w:num w:numId="36" w16cid:durableId="1683312237">
-    <w:abstractNumId w:val="50"/>
-  </w:num>
-  <w:num w:numId="37" w16cid:durableId="159006337">
-    <w:abstractNumId w:val="45"/>
-  </w:num>
-  <w:num w:numId="38" w16cid:durableId="1277642519">
-    <w:abstractNumId w:val="5"/>
-  </w:num>
-  <w:num w:numId="39" w16cid:durableId="1199124237">
-    <w:abstractNumId w:val="16"/>
-  </w:num>
-  <w:num w:numId="40" w16cid:durableId="2012685312">
-    <w:abstractNumId w:val="29"/>
-  </w:num>
-  <w:num w:numId="41" w16cid:durableId="1362902477">
-    <w:abstractNumId w:val="10"/>
-  </w:num>
-  <w:num w:numId="42" w16cid:durableId="648828760">
-    <w:abstractNumId w:val="6"/>
-  </w:num>
-  <w:num w:numId="43" w16cid:durableId="271209437">
-    <w:abstractNumId w:val="8"/>
-  </w:num>
-  <w:num w:numId="44" w16cid:durableId="988633259">
-    <w:abstractNumId w:val="46"/>
-  </w:num>
-  <w:num w:numId="45" w16cid:durableId="1967150771">
-    <w:abstractNumId w:val="44"/>
-  </w:num>
-  <w:num w:numId="46" w16cid:durableId="498664782">
-    <w:abstractNumId w:val="17"/>
-  </w:num>
-  <w:num w:numId="47" w16cid:durableId="230505632">
-    <w:abstractNumId w:val="9"/>
-  </w:num>
-  <w:num w:numId="48" w16cid:durableId="2072263690">
+  <w:num w:numId="62" w16cid:durableId="111242483">
     <w:abstractNumId w:val="0"/>
-  </w:num>
-  <w:num w:numId="49" w16cid:durableId="381297453">
-    <w:abstractNumId w:val="15"/>
-  </w:num>
-  <w:num w:numId="50" w16cid:durableId="736049458">
-    <w:abstractNumId w:val="40"/>
-  </w:num>
-  <w:num w:numId="51" w16cid:durableId="1089884306">
-    <w:abstractNumId w:val="14"/>
-  </w:num>
-  <w:num w:numId="52" w16cid:durableId="1520198000">
-    <w:abstractNumId w:val="31"/>
-  </w:num>
-  <w:num w:numId="53" w16cid:durableId="1343623752">
-    <w:abstractNumId w:val="7"/>
-  </w:num>
-  <w:num w:numId="54" w16cid:durableId="721833320">
-    <w:abstractNumId w:val="33"/>
-  </w:num>
-  <w:num w:numId="55" w16cid:durableId="1747922941">
-    <w:abstractNumId w:val="30"/>
-  </w:num>
-  <w:num w:numId="56" w16cid:durableId="668405439">
-    <w:abstractNumId w:val="38"/>
-  </w:num>
-  <w:num w:numId="57" w16cid:durableId="1425371325">
-    <w:abstractNumId w:val="20"/>
-  </w:num>
-  <w:num w:numId="58" w16cid:durableId="1840579327">
-    <w:abstractNumId w:val="4"/>
   </w:num>
   <w:numIdMacAtCleanup w:val="58"/>
 </w:numbering>
@@ -28851,7 +31234,6 @@
   <w:style w:type="character" w:default="1" w:styleId="DefaultParagraphFont">
     <w:name w:val="Default Paragraph Font"/>
     <w:uiPriority w:val="1"/>
-    <w:semiHidden/>
     <w:unhideWhenUsed/>
   </w:style>
   <w:style w:type="table" w:default="1" w:styleId="TableNormal">
